--- a/일정/일정(채은).docx
+++ b/일정/일정(채은).docx
@@ -1,6 +1,6 @@
 
 <file path=word/document.xml><?xml version="1.0" encoding="utf-8"?>
-<w:document xmlns:wpc="http://schemas.microsoft.com/office/word/2010/wordprocessingCanvas" xmlns:cx="http://schemas.microsoft.com/office/drawing/2014/chartex" xmlns:cx1="http://schemas.microsoft.com/office/drawing/2015/9/8/chartex" xmlns:cx2="http://schemas.microsoft.com/office/drawing/2015/10/21/chartex" xmlns:cx3="http://schemas.microsoft.com/office/drawing/2016/5/9/chartex" xmlns:cx4="http://schemas.microsoft.com/office/drawing/2016/5/10/chartex" xmlns:cx5="http://schemas.microsoft.com/office/drawing/2016/5/11/chartex" xmlns:cx6="http://schemas.microsoft.com/office/drawing/2016/5/12/chartex" xmlns:cx7="http://schemas.microsoft.com/office/drawing/2016/5/13/chartex" xmlns:cx8="http://schemas.microsoft.com/office/drawing/2016/5/14/chartex" xmlns:mc="http://schemas.openxmlformats.org/markup-compatibility/2006" xmlns:aink="http://schemas.microsoft.com/office/drawing/2016/ink" xmlns:am3d="http://schemas.microsoft.com/office/drawing/2017/model3d" xmlns:o="urn:schemas-microsoft-com:office:office" xmlns:oel="http://schemas.microsoft.com/office/2019/extlst" xmlns:r="http://schemas.openxmlformats.org/officeDocument/2006/relationships" xmlns:m="http://schemas.openxmlformats.org/officeDocument/2006/math" xmlns:v="urn:schemas-microsoft-com:vml" xmlns:wp14="http://schemas.microsoft.com/office/word/2010/wordprocessingDrawing" xmlns:wp="http://schemas.openxmlformats.org/drawingml/2006/wordprocessingDrawing" xmlns:w10="urn:schemas-microsoft-com:office:word" xmlns:w="http://schemas.openxmlformats.org/wordprocessingml/2006/main" xmlns:w14="http://schemas.microsoft.com/office/word/2010/wordml" xmlns:w15="http://schemas.microsoft.com/office/word/2012/wordml" xmlns:w16cex="http://schemas.microsoft.com/office/word/2018/wordml/cex" xmlns:w16cid="http://schemas.microsoft.com/office/word/2016/wordml/cid" xmlns:w16="http://schemas.microsoft.com/office/word/2018/wordml" xmlns:w16du="http://schemas.microsoft.com/office/word/2023/wordml/word16du" xmlns:w16sdtdh="http://schemas.microsoft.com/office/word/2020/wordml/sdtdatahash" xmlns:w16sdtfl="http://schemas.microsoft.com/office/word/2024/wordml/sdtformatlock" xmlns:w16se="http://schemas.microsoft.com/office/word/2015/wordml/symex" xmlns:wpg="http://schemas.microsoft.com/office/word/2010/wordprocessingGroup" xmlns:wpi="http://schemas.microsoft.com/office/word/2010/wordprocessingInk" xmlns:wne="http://schemas.microsoft.com/office/word/2006/wordml" xmlns:wps="http://schemas.microsoft.com/office/word/2010/wordprocessingShape" mc:Ignorable="w14 w15 w16se w16cid w16 w16cex w16sdtdh w16sdtfl w16du wp14">
+<w:document xmlns:wpc="http://schemas.microsoft.com/office/word/2010/wordprocessingCanvas" xmlns:mc="http://schemas.openxmlformats.org/markup-compatibility/2006" xmlns:o="urn:schemas-microsoft-com:office:office" xmlns:r="http://schemas.openxmlformats.org/officeDocument/2006/relationships" xmlns:m="http://schemas.openxmlformats.org/officeDocument/2006/math" xmlns:v="urn:schemas-microsoft-com:vml" xmlns:wp14="http://schemas.microsoft.com/office/word/2010/wordprocessingDrawing" xmlns:wp="http://schemas.openxmlformats.org/drawingml/2006/wordprocessingDrawing" xmlns:w10="urn:schemas-microsoft-com:office:word" xmlns:w="http://schemas.openxmlformats.org/wordprocessingml/2006/main" xmlns:w14="http://schemas.microsoft.com/office/word/2010/wordml" xmlns:w15="http://schemas.microsoft.com/office/word/2012/wordml" xmlns:wpg="http://schemas.microsoft.com/office/word/2010/wordprocessingGroup" xmlns:wpi="http://schemas.microsoft.com/office/word/2010/wordprocessingInk" xmlns:wne="http://schemas.microsoft.com/office/word/2006/wordml" xmlns:wps="http://schemas.microsoft.com/office/word/2010/wordprocessingShape">
   <w:body>
     <w:p>
       <w:pPr>
@@ -36,12 +36,12 @@
       </w:tblGrid>
       <w:tr>
         <w:trPr>
-          <w:trHeight w:val="4468"/>
+          <w:trHeight w:val="4468" w:hRule="atLeast"/>
         </w:trPr>
         <w:tc>
           <w:tcPr>
             <w:tcW w:w="1129" w:type="dxa"/>
-            <w:shd w:val="clear" w:color="auto" w:fill="D9D9D9" w:themeFill="background1" w:themeFillShade="D9"/>
+            <w:shd w:val="clear" w:color="auto" w:fill="D9D9D9" w:themeFill="background1" w:themeFillShade="d9"/>
           </w:tcPr>
           <w:p>
             <w:pPr>
@@ -458,12 +458,12 @@
       </w:tr>
       <w:tr>
         <w:trPr>
-          <w:trHeight w:val="4468"/>
+          <w:trHeight w:val="4468" w:hRule="atLeast"/>
         </w:trPr>
         <w:tc>
           <w:tcPr>
             <w:tcW w:w="1129" w:type="dxa"/>
-            <w:shd w:val="clear" w:color="auto" w:fill="D9D9D9" w:themeFill="background1" w:themeFillShade="D9"/>
+            <w:shd w:val="clear" w:color="auto" w:fill="D9D9D9" w:themeFill="background1" w:themeFillShade="d9"/>
           </w:tcPr>
           <w:p>
             <w:pPr>
@@ -884,7 +884,6 @@
                 <w:rFonts w:ascii="HY헤드라인M" w:eastAsia="HY헤드라인M" w:hint="eastAsia"/>
                 <w:sz w:val="24"/>
               </w:rPr>
-              <w:lastRenderedPageBreak/>
               <w:t>총 쏠 때 허리 각도 변경</w:t>
             </w:r>
           </w:p>
@@ -915,12 +914,12 @@
       </w:tr>
       <w:tr>
         <w:trPr>
-          <w:trHeight w:val="4468"/>
+          <w:trHeight w:val="4468" w:hRule="atLeast"/>
         </w:trPr>
         <w:tc>
           <w:tcPr>
             <w:tcW w:w="1129" w:type="dxa"/>
-            <w:shd w:val="clear" w:color="auto" w:fill="D9D9D9" w:themeFill="background1" w:themeFillShade="D9"/>
+            <w:shd w:val="clear" w:color="auto" w:fill="D9D9D9" w:themeFill="background1" w:themeFillShade="d9"/>
           </w:tcPr>
           <w:p>
             <w:pPr>
@@ -937,7 +936,6 @@
                 <w:sz w:val="20"/>
                 <w:szCs w:val="20"/>
               </w:rPr>
-              <w:lastRenderedPageBreak/>
               <w:t>윤이하나</w:t>
             </w:r>
           </w:p>
@@ -1445,7 +1443,7 @@
         <w:tc>
           <w:tcPr>
             <w:tcW w:w="1497" w:type="dxa"/>
-            <w:shd w:val="clear" w:color="auto" w:fill="D9D9D9" w:themeFill="background1" w:themeFillShade="D9"/>
+            <w:shd w:val="clear" w:color="auto" w:fill="D9D9D9" w:themeFill="background1" w:themeFillShade="d9"/>
           </w:tcPr>
           <w:p>
             <w:pPr>
@@ -1469,7 +1467,7 @@
         <w:tc>
           <w:tcPr>
             <w:tcW w:w="1498" w:type="dxa"/>
-            <w:shd w:val="clear" w:color="auto" w:fill="D9D9D9" w:themeFill="background1" w:themeFillShade="D9"/>
+            <w:shd w:val="clear" w:color="auto" w:fill="D9D9D9" w:themeFill="background1" w:themeFillShade="d9"/>
           </w:tcPr>
           <w:p>
             <w:pPr>
@@ -1493,7 +1491,7 @@
         <w:tc>
           <w:tcPr>
             <w:tcW w:w="1498" w:type="dxa"/>
-            <w:shd w:val="clear" w:color="auto" w:fill="D9D9D9" w:themeFill="background1" w:themeFillShade="D9"/>
+            <w:shd w:val="clear" w:color="auto" w:fill="D9D9D9" w:themeFill="background1" w:themeFillShade="d9"/>
           </w:tcPr>
           <w:p>
             <w:pPr>
@@ -1517,7 +1515,7 @@
         <w:tc>
           <w:tcPr>
             <w:tcW w:w="1498" w:type="dxa"/>
-            <w:shd w:val="clear" w:color="auto" w:fill="D9D9D9" w:themeFill="background1" w:themeFillShade="D9"/>
+            <w:shd w:val="clear" w:color="auto" w:fill="D9D9D9" w:themeFill="background1" w:themeFillShade="d9"/>
           </w:tcPr>
           <w:p>
             <w:pPr>
@@ -1541,7 +1539,7 @@
         <w:tc>
           <w:tcPr>
             <w:tcW w:w="1498" w:type="dxa"/>
-            <w:shd w:val="clear" w:color="auto" w:fill="D9D9D9" w:themeFill="background1" w:themeFillShade="D9"/>
+            <w:shd w:val="clear" w:color="auto" w:fill="D9D9D9" w:themeFill="background1" w:themeFillShade="d9"/>
           </w:tcPr>
           <w:p>
             <w:pPr>
@@ -1565,7 +1563,7 @@
         <w:tc>
           <w:tcPr>
             <w:tcW w:w="1498" w:type="dxa"/>
-            <w:shd w:val="clear" w:color="auto" w:fill="D9D9D9" w:themeFill="background1" w:themeFillShade="D9"/>
+            <w:shd w:val="clear" w:color="auto" w:fill="D9D9D9" w:themeFill="background1" w:themeFillShade="d9"/>
           </w:tcPr>
           <w:p>
             <w:pPr>
@@ -1589,7 +1587,7 @@
         <w:tc>
           <w:tcPr>
             <w:tcW w:w="1498" w:type="dxa"/>
-            <w:shd w:val="clear" w:color="auto" w:fill="D9D9D9" w:themeFill="background1" w:themeFillShade="D9"/>
+            <w:shd w:val="clear" w:color="auto" w:fill="D9D9D9" w:themeFill="background1" w:themeFillShade="d9"/>
           </w:tcPr>
           <w:p>
             <w:pPr>
@@ -1615,7 +1613,7 @@
         <w:tc>
           <w:tcPr>
             <w:tcW w:w="1497" w:type="dxa"/>
-            <w:shd w:val="clear" w:color="auto" w:fill="DAE9F7" w:themeFill="text2" w:themeFillTint="1A"/>
+            <w:shd w:val="clear" w:color="auto" w:fill="E6E9EB" w:themeFill="text2" w:themeFillTint="1a"/>
           </w:tcPr>
           <w:p>
             <w:pPr>
@@ -1639,7 +1637,7 @@
         <w:tc>
           <w:tcPr>
             <w:tcW w:w="1498" w:type="dxa"/>
-            <w:shd w:val="clear" w:color="auto" w:fill="DAE9F7" w:themeFill="text2" w:themeFillTint="1A"/>
+            <w:shd w:val="clear" w:color="auto" w:fill="E6E9EB" w:themeFill="text2" w:themeFillTint="1a"/>
           </w:tcPr>
           <w:p>
             <w:pPr>
@@ -1663,7 +1661,7 @@
         <w:tc>
           <w:tcPr>
             <w:tcW w:w="1498" w:type="dxa"/>
-            <w:shd w:val="clear" w:color="auto" w:fill="DAE9F7" w:themeFill="text2" w:themeFillTint="1A"/>
+            <w:shd w:val="clear" w:color="auto" w:fill="E6E9EB" w:themeFill="text2" w:themeFillTint="1a"/>
           </w:tcPr>
           <w:p>
             <w:pPr>
@@ -1687,7 +1685,7 @@
         <w:tc>
           <w:tcPr>
             <w:tcW w:w="1498" w:type="dxa"/>
-            <w:shd w:val="clear" w:color="auto" w:fill="DAE9F7" w:themeFill="text2" w:themeFillTint="1A"/>
+            <w:shd w:val="clear" w:color="auto" w:fill="E6E9EB" w:themeFill="text2" w:themeFillTint="1a"/>
           </w:tcPr>
           <w:p>
             <w:pPr>
@@ -1711,7 +1709,7 @@
         <w:tc>
           <w:tcPr>
             <w:tcW w:w="1498" w:type="dxa"/>
-            <w:shd w:val="clear" w:color="auto" w:fill="DAE9F7" w:themeFill="text2" w:themeFillTint="1A"/>
+            <w:shd w:val="clear" w:color="auto" w:fill="E6E9EB" w:themeFill="text2" w:themeFillTint="1a"/>
           </w:tcPr>
           <w:p>
             <w:pPr>
@@ -1735,7 +1733,7 @@
         <w:tc>
           <w:tcPr>
             <w:tcW w:w="1498" w:type="dxa"/>
-            <w:shd w:val="clear" w:color="auto" w:fill="DAE9F7" w:themeFill="text2" w:themeFillTint="1A"/>
+            <w:shd w:val="clear" w:color="auto" w:fill="E6E9EB" w:themeFill="text2" w:themeFillTint="1a"/>
           </w:tcPr>
           <w:p>
             <w:pPr>
@@ -1759,7 +1757,7 @@
         <w:tc>
           <w:tcPr>
             <w:tcW w:w="1498" w:type="dxa"/>
-            <w:shd w:val="clear" w:color="auto" w:fill="DAE9F7" w:themeFill="text2" w:themeFillTint="1A"/>
+            <w:shd w:val="clear" w:color="auto" w:fill="E6E9EB" w:themeFill="text2" w:themeFillTint="1a"/>
           </w:tcPr>
           <w:p>
             <w:pPr>
@@ -1783,12 +1781,12 @@
       </w:tr>
       <w:tr>
         <w:trPr>
-          <w:trHeight w:val="431"/>
+          <w:trHeight w:val="431" w:hRule="atLeast"/>
         </w:trPr>
         <w:tc>
           <w:tcPr>
             <w:tcW w:w="1497" w:type="dxa"/>
-            <w:shd w:val="clear" w:color="auto" w:fill="F2CEED" w:themeFill="accent5" w:themeFillTint="33"/>
+            <w:shd w:val="clear" w:color="auto" w:fill="ECD4E9" w:themeFill="accent5" w:themeFillTint="33"/>
           </w:tcPr>
           <w:p>
             <w:pPr>
@@ -1803,7 +1801,7 @@
         <w:tc>
           <w:tcPr>
             <w:tcW w:w="1498" w:type="dxa"/>
-            <w:shd w:val="clear" w:color="auto" w:fill="F2CEED" w:themeFill="accent5" w:themeFillTint="33"/>
+            <w:shd w:val="clear" w:color="auto" w:fill="ECD4E9" w:themeFill="accent5" w:themeFillTint="33"/>
           </w:tcPr>
           <w:p>
             <w:pPr>
@@ -1818,7 +1816,7 @@
         <w:tc>
           <w:tcPr>
             <w:tcW w:w="1498" w:type="dxa"/>
-            <w:shd w:val="clear" w:color="auto" w:fill="F2CEED" w:themeFill="accent5" w:themeFillTint="33"/>
+            <w:shd w:val="clear" w:color="auto" w:fill="ECD4E9" w:themeFill="accent5" w:themeFillTint="33"/>
           </w:tcPr>
           <w:p>
             <w:pPr>
@@ -1833,7 +1831,7 @@
         <w:tc>
           <w:tcPr>
             <w:tcW w:w="1498" w:type="dxa"/>
-            <w:shd w:val="clear" w:color="auto" w:fill="F2CEED" w:themeFill="accent5" w:themeFillTint="33"/>
+            <w:shd w:val="clear" w:color="auto" w:fill="ECD4E9" w:themeFill="accent5" w:themeFillTint="33"/>
           </w:tcPr>
           <w:p>
             <w:pPr>
@@ -1848,7 +1846,7 @@
         <w:tc>
           <w:tcPr>
             <w:tcW w:w="1498" w:type="dxa"/>
-            <w:shd w:val="clear" w:color="auto" w:fill="F2CEED" w:themeFill="accent5" w:themeFillTint="33"/>
+            <w:shd w:val="clear" w:color="auto" w:fill="ECD4E9" w:themeFill="accent5" w:themeFillTint="33"/>
           </w:tcPr>
           <w:p>
             <w:pPr>
@@ -1863,7 +1861,7 @@
         <w:tc>
           <w:tcPr>
             <w:tcW w:w="1498" w:type="dxa"/>
-            <w:shd w:val="clear" w:color="auto" w:fill="F2CEED" w:themeFill="accent5" w:themeFillTint="33"/>
+            <w:shd w:val="clear" w:color="auto" w:fill="ECD4E9" w:themeFill="accent5" w:themeFillTint="33"/>
           </w:tcPr>
           <w:p>
             <w:pPr>
@@ -1878,7 +1876,7 @@
         <w:tc>
           <w:tcPr>
             <w:tcW w:w="1498" w:type="dxa"/>
-            <w:shd w:val="clear" w:color="auto" w:fill="F2CEED" w:themeFill="accent5" w:themeFillTint="33"/>
+            <w:shd w:val="clear" w:color="auto" w:fill="ECD4E9" w:themeFill="accent5" w:themeFillTint="33"/>
           </w:tcPr>
           <w:p>
             <w:pPr>
@@ -1895,7 +1893,7 @@
         <w:tc>
           <w:tcPr>
             <w:tcW w:w="1497" w:type="dxa"/>
-            <w:shd w:val="clear" w:color="auto" w:fill="DAE9F7" w:themeFill="text2" w:themeFillTint="1A"/>
+            <w:shd w:val="clear" w:color="auto" w:fill="E6E9EB" w:themeFill="text2" w:themeFillTint="1a"/>
           </w:tcPr>
           <w:p>
             <w:pPr>
@@ -1919,7 +1917,7 @@
         <w:tc>
           <w:tcPr>
             <w:tcW w:w="1498" w:type="dxa"/>
-            <w:shd w:val="clear" w:color="auto" w:fill="DAE9F7" w:themeFill="text2" w:themeFillTint="1A"/>
+            <w:shd w:val="clear" w:color="auto" w:fill="E6E9EB" w:themeFill="text2" w:themeFillTint="1a"/>
           </w:tcPr>
           <w:p>
             <w:pPr>
@@ -1943,7 +1941,7 @@
         <w:tc>
           <w:tcPr>
             <w:tcW w:w="1498" w:type="dxa"/>
-            <w:shd w:val="clear" w:color="auto" w:fill="DAE9F7" w:themeFill="text2" w:themeFillTint="1A"/>
+            <w:shd w:val="clear" w:color="auto" w:fill="E6E9EB" w:themeFill="text2" w:themeFillTint="1a"/>
           </w:tcPr>
           <w:p>
             <w:pPr>
@@ -1967,7 +1965,7 @@
         <w:tc>
           <w:tcPr>
             <w:tcW w:w="1498" w:type="dxa"/>
-            <w:shd w:val="clear" w:color="auto" w:fill="DAE9F7" w:themeFill="text2" w:themeFillTint="1A"/>
+            <w:shd w:val="clear" w:color="auto" w:fill="E6E9EB" w:themeFill="text2" w:themeFillTint="1a"/>
           </w:tcPr>
           <w:p>
             <w:pPr>
@@ -1991,7 +1989,7 @@
         <w:tc>
           <w:tcPr>
             <w:tcW w:w="1498" w:type="dxa"/>
-            <w:shd w:val="clear" w:color="auto" w:fill="DAE9F7" w:themeFill="text2" w:themeFillTint="1A"/>
+            <w:shd w:val="clear" w:color="auto" w:fill="E6E9EB" w:themeFill="text2" w:themeFillTint="1a"/>
           </w:tcPr>
           <w:p>
             <w:pPr>
@@ -2015,7 +2013,7 @@
         <w:tc>
           <w:tcPr>
             <w:tcW w:w="1498" w:type="dxa"/>
-            <w:shd w:val="clear" w:color="auto" w:fill="DAE9F7" w:themeFill="text2" w:themeFillTint="1A"/>
+            <w:shd w:val="clear" w:color="auto" w:fill="E6E9EB" w:themeFill="text2" w:themeFillTint="1a"/>
           </w:tcPr>
           <w:p>
             <w:pPr>
@@ -2039,7 +2037,7 @@
         <w:tc>
           <w:tcPr>
             <w:tcW w:w="1498" w:type="dxa"/>
-            <w:shd w:val="clear" w:color="auto" w:fill="DAE9F7" w:themeFill="text2" w:themeFillTint="1A"/>
+            <w:shd w:val="clear" w:color="auto" w:fill="E6E9EB" w:themeFill="text2" w:themeFillTint="1a"/>
           </w:tcPr>
           <w:p>
             <w:pPr>
@@ -2063,42 +2061,42 @@
       </w:tr>
       <w:tr>
         <w:trPr>
-          <w:trHeight w:val="410"/>
+          <w:trHeight w:val="410" w:hRule="atLeast"/>
         </w:trPr>
         <w:tc>
           <w:tcPr>
             <w:tcW w:w="1497" w:type="dxa"/>
-            <w:shd w:val="clear" w:color="auto" w:fill="F2CEED" w:themeFill="accent5" w:themeFillTint="33"/>
-          </w:tcPr>
-          <w:p>
-            <w:pPr>
-              <w:rPr>
-                <w:rFonts w:eastAsiaTheme="minorHAnsi"/>
-                <w:sz w:val="18"/>
-                <w:szCs w:val="18"/>
-              </w:rPr>
-            </w:pPr>
-          </w:p>
-        </w:tc>
-        <w:tc>
-          <w:tcPr>
-            <w:tcW w:w="1498" w:type="dxa"/>
-            <w:shd w:val="clear" w:color="auto" w:fill="F2CEED" w:themeFill="accent5" w:themeFillTint="33"/>
-          </w:tcPr>
-          <w:p>
-            <w:pPr>
-              <w:rPr>
-                <w:rFonts w:eastAsiaTheme="minorHAnsi"/>
-                <w:sz w:val="18"/>
-                <w:szCs w:val="18"/>
-              </w:rPr>
-            </w:pPr>
-          </w:p>
-        </w:tc>
-        <w:tc>
-          <w:tcPr>
-            <w:tcW w:w="1498" w:type="dxa"/>
-            <w:shd w:val="clear" w:color="auto" w:fill="F2CEED" w:themeFill="accent5" w:themeFillTint="33"/>
+            <w:shd w:val="clear" w:color="auto" w:fill="ECD4E9" w:themeFill="accent5" w:themeFillTint="33"/>
+          </w:tcPr>
+          <w:p>
+            <w:pPr>
+              <w:rPr>
+                <w:rFonts w:eastAsiaTheme="minorHAnsi"/>
+                <w:sz w:val="18"/>
+                <w:szCs w:val="18"/>
+              </w:rPr>
+            </w:pPr>
+          </w:p>
+        </w:tc>
+        <w:tc>
+          <w:tcPr>
+            <w:tcW w:w="1498" w:type="dxa"/>
+            <w:shd w:val="clear" w:color="auto" w:fill="ECD4E9" w:themeFill="accent5" w:themeFillTint="33"/>
+          </w:tcPr>
+          <w:p>
+            <w:pPr>
+              <w:rPr>
+                <w:rFonts w:eastAsiaTheme="minorHAnsi"/>
+                <w:sz w:val="18"/>
+                <w:szCs w:val="18"/>
+              </w:rPr>
+            </w:pPr>
+          </w:p>
+        </w:tc>
+        <w:tc>
+          <w:tcPr>
+            <w:tcW w:w="1498" w:type="dxa"/>
+            <w:shd w:val="clear" w:color="auto" w:fill="ECD4E9" w:themeFill="accent5" w:themeFillTint="33"/>
           </w:tcPr>
           <w:p>
             <w:pPr>
@@ -2131,7 +2129,6 @@
                 <w:sz w:val="18"/>
                 <w:szCs w:val="18"/>
               </w:rPr>
-              <w:lastRenderedPageBreak/>
               <w:t>-Pollution Monitor 구현</w:t>
             </w:r>
           </w:p>
@@ -2148,22 +2145,22 @@
         <w:tc>
           <w:tcPr>
             <w:tcW w:w="1498" w:type="dxa"/>
-            <w:shd w:val="clear" w:color="auto" w:fill="F2CEED" w:themeFill="accent5" w:themeFillTint="33"/>
-          </w:tcPr>
-          <w:p>
-            <w:pPr>
-              <w:rPr>
-                <w:rFonts w:eastAsiaTheme="minorHAnsi"/>
-                <w:sz w:val="18"/>
-                <w:szCs w:val="18"/>
-              </w:rPr>
-            </w:pPr>
-          </w:p>
-        </w:tc>
-        <w:tc>
-          <w:tcPr>
-            <w:tcW w:w="1498" w:type="dxa"/>
-            <w:shd w:val="clear" w:color="auto" w:fill="F2CEED" w:themeFill="accent5" w:themeFillTint="33"/>
+            <w:shd w:val="clear" w:color="auto" w:fill="ECD4E9" w:themeFill="accent5" w:themeFillTint="33"/>
+          </w:tcPr>
+          <w:p>
+            <w:pPr>
+              <w:rPr>
+                <w:rFonts w:eastAsiaTheme="minorHAnsi"/>
+                <w:sz w:val="18"/>
+                <w:szCs w:val="18"/>
+              </w:rPr>
+            </w:pPr>
+          </w:p>
+        </w:tc>
+        <w:tc>
+          <w:tcPr>
+            <w:tcW w:w="1498" w:type="dxa"/>
+            <w:shd w:val="clear" w:color="auto" w:fill="ECD4E9" w:themeFill="accent5" w:themeFillTint="33"/>
           </w:tcPr>
           <w:p>
             <w:pPr>
@@ -2187,7 +2184,6 @@
                 <w:sz w:val="18"/>
                 <w:szCs w:val="18"/>
               </w:rPr>
-              <w:lastRenderedPageBreak/>
               <w:t>구현</w:t>
             </w:r>
           </w:p>
@@ -2212,22 +2208,22 @@
         <w:tc>
           <w:tcPr>
             <w:tcW w:w="1498" w:type="dxa"/>
-            <w:shd w:val="clear" w:color="auto" w:fill="F2CEED" w:themeFill="accent5" w:themeFillTint="33"/>
-          </w:tcPr>
-          <w:p>
-            <w:pPr>
-              <w:rPr>
-                <w:rFonts w:eastAsiaTheme="minorHAnsi"/>
-                <w:sz w:val="18"/>
-                <w:szCs w:val="18"/>
-              </w:rPr>
-            </w:pPr>
-          </w:p>
-        </w:tc>
-        <w:tc>
-          <w:tcPr>
-            <w:tcW w:w="1498" w:type="dxa"/>
-            <w:shd w:val="clear" w:color="auto" w:fill="F2CEED" w:themeFill="accent5" w:themeFillTint="33"/>
+            <w:shd w:val="clear" w:color="auto" w:fill="ECD4E9" w:themeFill="accent5" w:themeFillTint="33"/>
+          </w:tcPr>
+          <w:p>
+            <w:pPr>
+              <w:rPr>
+                <w:rFonts w:eastAsiaTheme="minorHAnsi"/>
+                <w:sz w:val="18"/>
+                <w:szCs w:val="18"/>
+              </w:rPr>
+            </w:pPr>
+          </w:p>
+        </w:tc>
+        <w:tc>
+          <w:tcPr>
+            <w:tcW w:w="1498" w:type="dxa"/>
+            <w:shd w:val="clear" w:color="auto" w:fill="ECD4E9" w:themeFill="accent5" w:themeFillTint="33"/>
           </w:tcPr>
           <w:p>
             <w:pPr>
@@ -2242,12 +2238,12 @@
       </w:tr>
       <w:tr>
         <w:trPr>
-          <w:trHeight w:val="253"/>
+          <w:trHeight w:val="253" w:hRule="atLeast"/>
         </w:trPr>
         <w:tc>
           <w:tcPr>
             <w:tcW w:w="1497" w:type="dxa"/>
-            <w:shd w:val="clear" w:color="auto" w:fill="DAE9F7" w:themeFill="text2" w:themeFillTint="1A"/>
+            <w:shd w:val="clear" w:color="auto" w:fill="E6E9EB" w:themeFill="text2" w:themeFillTint="1a"/>
           </w:tcPr>
           <w:p>
             <w:pPr>
@@ -2271,7 +2267,7 @@
         <w:tc>
           <w:tcPr>
             <w:tcW w:w="1498" w:type="dxa"/>
-            <w:shd w:val="clear" w:color="auto" w:fill="DAE9F7" w:themeFill="text2" w:themeFillTint="1A"/>
+            <w:shd w:val="clear" w:color="auto" w:fill="E6E9EB" w:themeFill="text2" w:themeFillTint="1a"/>
           </w:tcPr>
           <w:p>
             <w:pPr>
@@ -2295,7 +2291,7 @@
         <w:tc>
           <w:tcPr>
             <w:tcW w:w="1498" w:type="dxa"/>
-            <w:shd w:val="clear" w:color="auto" w:fill="DAE9F7" w:themeFill="text2" w:themeFillTint="1A"/>
+            <w:shd w:val="clear" w:color="auto" w:fill="E6E9EB" w:themeFill="text2" w:themeFillTint="1a"/>
           </w:tcPr>
           <w:p>
             <w:pPr>
@@ -2319,7 +2315,7 @@
         <w:tc>
           <w:tcPr>
             <w:tcW w:w="1498" w:type="dxa"/>
-            <w:shd w:val="clear" w:color="auto" w:fill="DAE9F7" w:themeFill="text2" w:themeFillTint="1A"/>
+            <w:shd w:val="clear" w:color="auto" w:fill="E6E9EB" w:themeFill="text2" w:themeFillTint="1a"/>
           </w:tcPr>
           <w:p>
             <w:pPr>
@@ -2343,7 +2339,7 @@
         <w:tc>
           <w:tcPr>
             <w:tcW w:w="1498" w:type="dxa"/>
-            <w:shd w:val="clear" w:color="auto" w:fill="DAE9F7" w:themeFill="text2" w:themeFillTint="1A"/>
+            <w:shd w:val="clear" w:color="auto" w:fill="E6E9EB" w:themeFill="text2" w:themeFillTint="1a"/>
           </w:tcPr>
           <w:p>
             <w:pPr>
@@ -2367,7 +2363,7 @@
         <w:tc>
           <w:tcPr>
             <w:tcW w:w="1498" w:type="dxa"/>
-            <w:shd w:val="clear" w:color="auto" w:fill="DAE9F7" w:themeFill="text2" w:themeFillTint="1A"/>
+            <w:shd w:val="clear" w:color="auto" w:fill="E6E9EB" w:themeFill="text2" w:themeFillTint="1a"/>
           </w:tcPr>
           <w:p>
             <w:pPr>
@@ -2391,7 +2387,7 @@
         <w:tc>
           <w:tcPr>
             <w:tcW w:w="1498" w:type="dxa"/>
-            <w:shd w:val="clear" w:color="auto" w:fill="DAE9F7" w:themeFill="text2" w:themeFillTint="1A"/>
+            <w:shd w:val="clear" w:color="auto" w:fill="E6E9EB" w:themeFill="text2" w:themeFillTint="1a"/>
           </w:tcPr>
           <w:p>
             <w:pPr>
@@ -2415,102 +2411,102 @@
       </w:tr>
       <w:tr>
         <w:trPr>
-          <w:trHeight w:val="418"/>
+          <w:trHeight w:val="418" w:hRule="atLeast"/>
         </w:trPr>
         <w:tc>
           <w:tcPr>
             <w:tcW w:w="1497" w:type="dxa"/>
-            <w:shd w:val="clear" w:color="auto" w:fill="F2CEED" w:themeFill="accent5" w:themeFillTint="33"/>
-          </w:tcPr>
-          <w:p>
-            <w:pPr>
-              <w:rPr>
-                <w:rFonts w:eastAsiaTheme="minorHAnsi"/>
-                <w:sz w:val="18"/>
-                <w:szCs w:val="18"/>
-              </w:rPr>
-            </w:pPr>
-          </w:p>
-        </w:tc>
-        <w:tc>
-          <w:tcPr>
-            <w:tcW w:w="1498" w:type="dxa"/>
-            <w:shd w:val="clear" w:color="auto" w:fill="F2CEED" w:themeFill="accent5" w:themeFillTint="33"/>
-          </w:tcPr>
-          <w:p>
-            <w:pPr>
-              <w:rPr>
-                <w:rFonts w:eastAsiaTheme="minorHAnsi"/>
-                <w:sz w:val="18"/>
-                <w:szCs w:val="18"/>
-              </w:rPr>
-            </w:pPr>
-          </w:p>
-        </w:tc>
-        <w:tc>
-          <w:tcPr>
-            <w:tcW w:w="1498" w:type="dxa"/>
-            <w:shd w:val="clear" w:color="auto" w:fill="F2CEED" w:themeFill="accent5" w:themeFillTint="33"/>
-          </w:tcPr>
-          <w:p>
-            <w:pPr>
-              <w:rPr>
-                <w:rFonts w:eastAsiaTheme="minorHAnsi"/>
-                <w:sz w:val="18"/>
-                <w:szCs w:val="18"/>
-              </w:rPr>
-            </w:pPr>
-          </w:p>
-        </w:tc>
-        <w:tc>
-          <w:tcPr>
-            <w:tcW w:w="1498" w:type="dxa"/>
-            <w:shd w:val="clear" w:color="auto" w:fill="F2CEED" w:themeFill="accent5" w:themeFillTint="33"/>
-          </w:tcPr>
-          <w:p>
-            <w:pPr>
-              <w:rPr>
-                <w:rFonts w:eastAsiaTheme="minorHAnsi"/>
-                <w:sz w:val="18"/>
-                <w:szCs w:val="18"/>
-              </w:rPr>
-            </w:pPr>
-          </w:p>
-        </w:tc>
-        <w:tc>
-          <w:tcPr>
-            <w:tcW w:w="1498" w:type="dxa"/>
-            <w:shd w:val="clear" w:color="auto" w:fill="F2CEED" w:themeFill="accent5" w:themeFillTint="33"/>
-          </w:tcPr>
-          <w:p>
-            <w:pPr>
-              <w:rPr>
-                <w:rFonts w:eastAsiaTheme="minorHAnsi"/>
-                <w:sz w:val="18"/>
-                <w:szCs w:val="18"/>
-              </w:rPr>
-            </w:pPr>
-          </w:p>
-        </w:tc>
-        <w:tc>
-          <w:tcPr>
-            <w:tcW w:w="1498" w:type="dxa"/>
-            <w:shd w:val="clear" w:color="auto" w:fill="F2CEED" w:themeFill="accent5" w:themeFillTint="33"/>
-          </w:tcPr>
-          <w:p>
-            <w:pPr>
-              <w:rPr>
-                <w:rFonts w:eastAsiaTheme="minorHAnsi"/>
-                <w:sz w:val="18"/>
-                <w:szCs w:val="18"/>
-              </w:rPr>
-            </w:pPr>
-          </w:p>
-        </w:tc>
-        <w:tc>
-          <w:tcPr>
-            <w:tcW w:w="1498" w:type="dxa"/>
-            <w:shd w:val="clear" w:color="auto" w:fill="F2CEED" w:themeFill="accent5" w:themeFillTint="33"/>
+            <w:shd w:val="clear" w:color="auto" w:fill="ECD4E9" w:themeFill="accent5" w:themeFillTint="33"/>
+          </w:tcPr>
+          <w:p>
+            <w:pPr>
+              <w:rPr>
+                <w:rFonts w:eastAsiaTheme="minorHAnsi"/>
+                <w:sz w:val="18"/>
+                <w:szCs w:val="18"/>
+              </w:rPr>
+            </w:pPr>
+          </w:p>
+        </w:tc>
+        <w:tc>
+          <w:tcPr>
+            <w:tcW w:w="1498" w:type="dxa"/>
+            <w:shd w:val="clear" w:color="auto" w:fill="ECD4E9" w:themeFill="accent5" w:themeFillTint="33"/>
+          </w:tcPr>
+          <w:p>
+            <w:pPr>
+              <w:rPr>
+                <w:rFonts w:eastAsiaTheme="minorHAnsi"/>
+                <w:sz w:val="18"/>
+                <w:szCs w:val="18"/>
+              </w:rPr>
+            </w:pPr>
+          </w:p>
+        </w:tc>
+        <w:tc>
+          <w:tcPr>
+            <w:tcW w:w="1498" w:type="dxa"/>
+            <w:shd w:val="clear" w:color="auto" w:fill="ECD4E9" w:themeFill="accent5" w:themeFillTint="33"/>
+          </w:tcPr>
+          <w:p>
+            <w:pPr>
+              <w:rPr>
+                <w:rFonts w:eastAsiaTheme="minorHAnsi"/>
+                <w:sz w:val="18"/>
+                <w:szCs w:val="18"/>
+              </w:rPr>
+            </w:pPr>
+          </w:p>
+        </w:tc>
+        <w:tc>
+          <w:tcPr>
+            <w:tcW w:w="1498" w:type="dxa"/>
+            <w:shd w:val="clear" w:color="auto" w:fill="ECD4E9" w:themeFill="accent5" w:themeFillTint="33"/>
+          </w:tcPr>
+          <w:p>
+            <w:pPr>
+              <w:rPr>
+                <w:rFonts w:eastAsiaTheme="minorHAnsi"/>
+                <w:sz w:val="18"/>
+                <w:szCs w:val="18"/>
+              </w:rPr>
+            </w:pPr>
+          </w:p>
+        </w:tc>
+        <w:tc>
+          <w:tcPr>
+            <w:tcW w:w="1498" w:type="dxa"/>
+            <w:shd w:val="clear" w:color="auto" w:fill="ECD4E9" w:themeFill="accent5" w:themeFillTint="33"/>
+          </w:tcPr>
+          <w:p>
+            <w:pPr>
+              <w:rPr>
+                <w:rFonts w:eastAsiaTheme="minorHAnsi"/>
+                <w:sz w:val="18"/>
+                <w:szCs w:val="18"/>
+              </w:rPr>
+            </w:pPr>
+          </w:p>
+        </w:tc>
+        <w:tc>
+          <w:tcPr>
+            <w:tcW w:w="1498" w:type="dxa"/>
+            <w:shd w:val="clear" w:color="auto" w:fill="ECD4E9" w:themeFill="accent5" w:themeFillTint="33"/>
+          </w:tcPr>
+          <w:p>
+            <w:pPr>
+              <w:rPr>
+                <w:rFonts w:eastAsiaTheme="minorHAnsi"/>
+                <w:sz w:val="18"/>
+                <w:szCs w:val="18"/>
+              </w:rPr>
+            </w:pPr>
+          </w:p>
+        </w:tc>
+        <w:tc>
+          <w:tcPr>
+            <w:tcW w:w="1498" w:type="dxa"/>
+            <w:shd w:val="clear" w:color="auto" w:fill="ECD4E9" w:themeFill="accent5" w:themeFillTint="33"/>
           </w:tcPr>
           <w:p>
             <w:pPr>
@@ -2527,7 +2523,7 @@
         <w:tc>
           <w:tcPr>
             <w:tcW w:w="1497" w:type="dxa"/>
-            <w:shd w:val="clear" w:color="auto" w:fill="DAE9F7" w:themeFill="text2" w:themeFillTint="1A"/>
+            <w:shd w:val="clear" w:color="auto" w:fill="E6E9EB" w:themeFill="text2" w:themeFillTint="1a"/>
           </w:tcPr>
           <w:p>
             <w:pPr>
@@ -2551,7 +2547,7 @@
         <w:tc>
           <w:tcPr>
             <w:tcW w:w="1498" w:type="dxa"/>
-            <w:shd w:val="clear" w:color="auto" w:fill="DAE9F7" w:themeFill="text2" w:themeFillTint="1A"/>
+            <w:shd w:val="clear" w:color="auto" w:fill="E6E9EB" w:themeFill="text2" w:themeFillTint="1a"/>
           </w:tcPr>
           <w:p>
             <w:pPr>
@@ -2575,7 +2571,7 @@
         <w:tc>
           <w:tcPr>
             <w:tcW w:w="1498" w:type="dxa"/>
-            <w:shd w:val="clear" w:color="auto" w:fill="DAE9F7" w:themeFill="text2" w:themeFillTint="1A"/>
+            <w:shd w:val="clear" w:color="auto" w:fill="E6E9EB" w:themeFill="text2" w:themeFillTint="1a"/>
           </w:tcPr>
           <w:p>
             <w:pPr>
@@ -2599,7 +2595,7 @@
         <w:tc>
           <w:tcPr>
             <w:tcW w:w="1498" w:type="dxa"/>
-            <w:shd w:val="clear" w:color="auto" w:fill="DAE9F7" w:themeFill="text2" w:themeFillTint="1A"/>
+            <w:shd w:val="clear" w:color="auto" w:fill="E6E9EB" w:themeFill="text2" w:themeFillTint="1a"/>
           </w:tcPr>
           <w:p>
             <w:pPr>
@@ -2623,7 +2619,7 @@
         <w:tc>
           <w:tcPr>
             <w:tcW w:w="1498" w:type="dxa"/>
-            <w:shd w:val="clear" w:color="auto" w:fill="DAE9F7" w:themeFill="text2" w:themeFillTint="1A"/>
+            <w:shd w:val="clear" w:color="auto" w:fill="E6E9EB" w:themeFill="text2" w:themeFillTint="1a"/>
           </w:tcPr>
           <w:p>
             <w:pPr>
@@ -2647,7 +2643,7 @@
         <w:tc>
           <w:tcPr>
             <w:tcW w:w="1498" w:type="dxa"/>
-            <w:shd w:val="clear" w:color="auto" w:fill="DAE9F7" w:themeFill="text2" w:themeFillTint="1A"/>
+            <w:shd w:val="clear" w:color="auto" w:fill="E6E9EB" w:themeFill="text2" w:themeFillTint="1a"/>
           </w:tcPr>
           <w:p>
             <w:pPr>
@@ -2671,7 +2667,7 @@
         <w:tc>
           <w:tcPr>
             <w:tcW w:w="1498" w:type="dxa"/>
-            <w:shd w:val="clear" w:color="auto" w:fill="DAE9F7" w:themeFill="text2" w:themeFillTint="1A"/>
+            <w:shd w:val="clear" w:color="auto" w:fill="E6E9EB" w:themeFill="text2" w:themeFillTint="1a"/>
           </w:tcPr>
           <w:p>
             <w:pPr>
@@ -2695,102 +2691,102 @@
       </w:tr>
       <w:tr>
         <w:trPr>
-          <w:trHeight w:val="412"/>
+          <w:trHeight w:val="412" w:hRule="atLeast"/>
         </w:trPr>
         <w:tc>
           <w:tcPr>
             <w:tcW w:w="1497" w:type="dxa"/>
-            <w:shd w:val="clear" w:color="auto" w:fill="F2CEED" w:themeFill="accent5" w:themeFillTint="33"/>
-          </w:tcPr>
-          <w:p>
-            <w:pPr>
-              <w:rPr>
-                <w:rFonts w:eastAsiaTheme="minorHAnsi"/>
-                <w:sz w:val="18"/>
-                <w:szCs w:val="18"/>
-              </w:rPr>
-            </w:pPr>
-          </w:p>
-        </w:tc>
-        <w:tc>
-          <w:tcPr>
-            <w:tcW w:w="1498" w:type="dxa"/>
-            <w:shd w:val="clear" w:color="auto" w:fill="F2CEED" w:themeFill="accent5" w:themeFillTint="33"/>
-          </w:tcPr>
-          <w:p>
-            <w:pPr>
-              <w:rPr>
-                <w:rFonts w:eastAsiaTheme="minorHAnsi"/>
-                <w:sz w:val="18"/>
-                <w:szCs w:val="18"/>
-              </w:rPr>
-            </w:pPr>
-          </w:p>
-        </w:tc>
-        <w:tc>
-          <w:tcPr>
-            <w:tcW w:w="1498" w:type="dxa"/>
-            <w:shd w:val="clear" w:color="auto" w:fill="F2CEED" w:themeFill="accent5" w:themeFillTint="33"/>
-          </w:tcPr>
-          <w:p>
-            <w:pPr>
-              <w:rPr>
-                <w:rFonts w:eastAsiaTheme="minorHAnsi"/>
-                <w:sz w:val="18"/>
-                <w:szCs w:val="18"/>
-              </w:rPr>
-            </w:pPr>
-          </w:p>
-        </w:tc>
-        <w:tc>
-          <w:tcPr>
-            <w:tcW w:w="1498" w:type="dxa"/>
-            <w:shd w:val="clear" w:color="auto" w:fill="F2CEED" w:themeFill="accent5" w:themeFillTint="33"/>
-          </w:tcPr>
-          <w:p>
-            <w:pPr>
-              <w:rPr>
-                <w:rFonts w:eastAsiaTheme="minorHAnsi"/>
-                <w:sz w:val="18"/>
-                <w:szCs w:val="18"/>
-              </w:rPr>
-            </w:pPr>
-          </w:p>
-        </w:tc>
-        <w:tc>
-          <w:tcPr>
-            <w:tcW w:w="1498" w:type="dxa"/>
-            <w:shd w:val="clear" w:color="auto" w:fill="F2CEED" w:themeFill="accent5" w:themeFillTint="33"/>
-          </w:tcPr>
-          <w:p>
-            <w:pPr>
-              <w:rPr>
-                <w:rFonts w:eastAsiaTheme="minorHAnsi"/>
-                <w:sz w:val="18"/>
-                <w:szCs w:val="18"/>
-              </w:rPr>
-            </w:pPr>
-          </w:p>
-        </w:tc>
-        <w:tc>
-          <w:tcPr>
-            <w:tcW w:w="1498" w:type="dxa"/>
-            <w:shd w:val="clear" w:color="auto" w:fill="F2CEED" w:themeFill="accent5" w:themeFillTint="33"/>
-          </w:tcPr>
-          <w:p>
-            <w:pPr>
-              <w:rPr>
-                <w:rFonts w:eastAsiaTheme="minorHAnsi"/>
-                <w:sz w:val="18"/>
-                <w:szCs w:val="18"/>
-              </w:rPr>
-            </w:pPr>
-          </w:p>
-        </w:tc>
-        <w:tc>
-          <w:tcPr>
-            <w:tcW w:w="1498" w:type="dxa"/>
-            <w:shd w:val="clear" w:color="auto" w:fill="F2CEED" w:themeFill="accent5" w:themeFillTint="33"/>
+            <w:shd w:val="clear" w:color="auto" w:fill="ECD4E9" w:themeFill="accent5" w:themeFillTint="33"/>
+          </w:tcPr>
+          <w:p>
+            <w:pPr>
+              <w:rPr>
+                <w:rFonts w:eastAsiaTheme="minorHAnsi"/>
+                <w:sz w:val="18"/>
+                <w:szCs w:val="18"/>
+              </w:rPr>
+            </w:pPr>
+          </w:p>
+        </w:tc>
+        <w:tc>
+          <w:tcPr>
+            <w:tcW w:w="1498" w:type="dxa"/>
+            <w:shd w:val="clear" w:color="auto" w:fill="ECD4E9" w:themeFill="accent5" w:themeFillTint="33"/>
+          </w:tcPr>
+          <w:p>
+            <w:pPr>
+              <w:rPr>
+                <w:rFonts w:eastAsiaTheme="minorHAnsi"/>
+                <w:sz w:val="18"/>
+                <w:szCs w:val="18"/>
+              </w:rPr>
+            </w:pPr>
+          </w:p>
+        </w:tc>
+        <w:tc>
+          <w:tcPr>
+            <w:tcW w:w="1498" w:type="dxa"/>
+            <w:shd w:val="clear" w:color="auto" w:fill="ECD4E9" w:themeFill="accent5" w:themeFillTint="33"/>
+          </w:tcPr>
+          <w:p>
+            <w:pPr>
+              <w:rPr>
+                <w:rFonts w:eastAsiaTheme="minorHAnsi"/>
+                <w:sz w:val="18"/>
+                <w:szCs w:val="18"/>
+              </w:rPr>
+            </w:pPr>
+          </w:p>
+        </w:tc>
+        <w:tc>
+          <w:tcPr>
+            <w:tcW w:w="1498" w:type="dxa"/>
+            <w:shd w:val="clear" w:color="auto" w:fill="ECD4E9" w:themeFill="accent5" w:themeFillTint="33"/>
+          </w:tcPr>
+          <w:p>
+            <w:pPr>
+              <w:rPr>
+                <w:rFonts w:eastAsiaTheme="minorHAnsi"/>
+                <w:sz w:val="18"/>
+                <w:szCs w:val="18"/>
+              </w:rPr>
+            </w:pPr>
+          </w:p>
+        </w:tc>
+        <w:tc>
+          <w:tcPr>
+            <w:tcW w:w="1498" w:type="dxa"/>
+            <w:shd w:val="clear" w:color="auto" w:fill="ECD4E9" w:themeFill="accent5" w:themeFillTint="33"/>
+          </w:tcPr>
+          <w:p>
+            <w:pPr>
+              <w:rPr>
+                <w:rFonts w:eastAsiaTheme="minorHAnsi"/>
+                <w:sz w:val="18"/>
+                <w:szCs w:val="18"/>
+              </w:rPr>
+            </w:pPr>
+          </w:p>
+        </w:tc>
+        <w:tc>
+          <w:tcPr>
+            <w:tcW w:w="1498" w:type="dxa"/>
+            <w:shd w:val="clear" w:color="auto" w:fill="ECD4E9" w:themeFill="accent5" w:themeFillTint="33"/>
+          </w:tcPr>
+          <w:p>
+            <w:pPr>
+              <w:rPr>
+                <w:rFonts w:eastAsiaTheme="minorHAnsi"/>
+                <w:sz w:val="18"/>
+                <w:szCs w:val="18"/>
+              </w:rPr>
+            </w:pPr>
+          </w:p>
+        </w:tc>
+        <w:tc>
+          <w:tcPr>
+            <w:tcW w:w="1498" w:type="dxa"/>
+            <w:shd w:val="clear" w:color="auto" w:fill="ECD4E9" w:themeFill="accent5" w:themeFillTint="33"/>
           </w:tcPr>
           <w:p>
             <w:pPr>
@@ -2807,7 +2803,7 @@
         <w:tc>
           <w:tcPr>
             <w:tcW w:w="1497" w:type="dxa"/>
-            <w:shd w:val="clear" w:color="auto" w:fill="DAE9F7" w:themeFill="text2" w:themeFillTint="1A"/>
+            <w:shd w:val="clear" w:color="auto" w:fill="E6E9EB" w:themeFill="text2" w:themeFillTint="1a"/>
           </w:tcPr>
           <w:p>
             <w:pPr>
@@ -2831,7 +2827,7 @@
         <w:tc>
           <w:tcPr>
             <w:tcW w:w="1498" w:type="dxa"/>
-            <w:shd w:val="clear" w:color="auto" w:fill="DAE9F7" w:themeFill="text2" w:themeFillTint="1A"/>
+            <w:shd w:val="clear" w:color="auto" w:fill="E6E9EB" w:themeFill="text2" w:themeFillTint="1a"/>
           </w:tcPr>
           <w:p>
             <w:pPr>
@@ -2855,7 +2851,7 @@
         <w:tc>
           <w:tcPr>
             <w:tcW w:w="1498" w:type="dxa"/>
-            <w:shd w:val="clear" w:color="auto" w:fill="DAE9F7" w:themeFill="text2" w:themeFillTint="1A"/>
+            <w:shd w:val="clear" w:color="auto" w:fill="E6E9EB" w:themeFill="text2" w:themeFillTint="1a"/>
           </w:tcPr>
           <w:p>
             <w:pPr>
@@ -2879,7 +2875,7 @@
         <w:tc>
           <w:tcPr>
             <w:tcW w:w="1498" w:type="dxa"/>
-            <w:shd w:val="clear" w:color="auto" w:fill="DAE9F7" w:themeFill="text2" w:themeFillTint="1A"/>
+            <w:shd w:val="clear" w:color="auto" w:fill="E6E9EB" w:themeFill="text2" w:themeFillTint="1a"/>
           </w:tcPr>
           <w:p>
             <w:pPr>
@@ -2903,7 +2899,7 @@
         <w:tc>
           <w:tcPr>
             <w:tcW w:w="1498" w:type="dxa"/>
-            <w:shd w:val="clear" w:color="auto" w:fill="DAE9F7" w:themeFill="text2" w:themeFillTint="1A"/>
+            <w:shd w:val="clear" w:color="auto" w:fill="E6E9EB" w:themeFill="text2" w:themeFillTint="1a"/>
           </w:tcPr>
           <w:p>
             <w:pPr>
@@ -2927,7 +2923,7 @@
         <w:tc>
           <w:tcPr>
             <w:tcW w:w="1498" w:type="dxa"/>
-            <w:shd w:val="clear" w:color="auto" w:fill="DAE9F7" w:themeFill="text2" w:themeFillTint="1A"/>
+            <w:shd w:val="clear" w:color="auto" w:fill="E6E9EB" w:themeFill="text2" w:themeFillTint="1a"/>
           </w:tcPr>
           <w:p>
             <w:pPr>
@@ -2951,7 +2947,7 @@
         <w:tc>
           <w:tcPr>
             <w:tcW w:w="1498" w:type="dxa"/>
-            <w:shd w:val="clear" w:color="auto" w:fill="DAE9F7" w:themeFill="text2" w:themeFillTint="1A"/>
+            <w:shd w:val="clear" w:color="auto" w:fill="E6E9EB" w:themeFill="text2" w:themeFillTint="1a"/>
           </w:tcPr>
           <w:p>
             <w:pPr>
@@ -2975,96 +2971,96 @@
       </w:tr>
       <w:tr>
         <w:trPr>
-          <w:trHeight w:val="407"/>
+          <w:trHeight w:val="407" w:hRule="atLeast"/>
         </w:trPr>
         <w:tc>
           <w:tcPr>
             <w:tcW w:w="1497" w:type="dxa"/>
-            <w:shd w:val="clear" w:color="auto" w:fill="F2CEED" w:themeFill="accent5" w:themeFillTint="33"/>
-          </w:tcPr>
-          <w:p>
-            <w:pPr>
-              <w:rPr>
-                <w:rFonts w:eastAsiaTheme="minorHAnsi"/>
-                <w:sz w:val="24"/>
-              </w:rPr>
-            </w:pPr>
-          </w:p>
-        </w:tc>
-        <w:tc>
-          <w:tcPr>
-            <w:tcW w:w="1498" w:type="dxa"/>
-            <w:shd w:val="clear" w:color="auto" w:fill="F2CEED" w:themeFill="accent5" w:themeFillTint="33"/>
-          </w:tcPr>
-          <w:p>
-            <w:pPr>
-              <w:rPr>
-                <w:rFonts w:eastAsiaTheme="minorHAnsi"/>
-                <w:sz w:val="24"/>
-              </w:rPr>
-            </w:pPr>
-          </w:p>
-        </w:tc>
-        <w:tc>
-          <w:tcPr>
-            <w:tcW w:w="1498" w:type="dxa"/>
-            <w:shd w:val="clear" w:color="auto" w:fill="F2CEED" w:themeFill="accent5" w:themeFillTint="33"/>
-          </w:tcPr>
-          <w:p>
-            <w:pPr>
-              <w:rPr>
-                <w:rFonts w:eastAsiaTheme="minorHAnsi"/>
-                <w:sz w:val="24"/>
-              </w:rPr>
-            </w:pPr>
-          </w:p>
-        </w:tc>
-        <w:tc>
-          <w:tcPr>
-            <w:tcW w:w="1498" w:type="dxa"/>
-            <w:shd w:val="clear" w:color="auto" w:fill="F2CEED" w:themeFill="accent5" w:themeFillTint="33"/>
-          </w:tcPr>
-          <w:p>
-            <w:pPr>
-              <w:rPr>
-                <w:rFonts w:eastAsiaTheme="minorHAnsi"/>
-                <w:sz w:val="24"/>
-              </w:rPr>
-            </w:pPr>
-          </w:p>
-        </w:tc>
-        <w:tc>
-          <w:tcPr>
-            <w:tcW w:w="1498" w:type="dxa"/>
-            <w:shd w:val="clear" w:color="auto" w:fill="F2CEED" w:themeFill="accent5" w:themeFillTint="33"/>
-          </w:tcPr>
-          <w:p>
-            <w:pPr>
-              <w:rPr>
-                <w:rFonts w:eastAsiaTheme="minorHAnsi"/>
-                <w:sz w:val="24"/>
-              </w:rPr>
-            </w:pPr>
-          </w:p>
-        </w:tc>
-        <w:tc>
-          <w:tcPr>
-            <w:tcW w:w="1498" w:type="dxa"/>
-            <w:shd w:val="clear" w:color="auto" w:fill="F2CEED" w:themeFill="accent5" w:themeFillTint="33"/>
-          </w:tcPr>
-          <w:p>
-            <w:pPr>
-              <w:rPr>
-                <w:rFonts w:eastAsiaTheme="minorHAnsi"/>
-                <w:sz w:val="24"/>
-              </w:rPr>
-            </w:pPr>
-          </w:p>
-        </w:tc>
-        <w:tc>
-          <w:tcPr>
-            <w:tcW w:w="1498" w:type="dxa"/>
-            <w:shd w:val="clear" w:color="auto" w:fill="F2CEED" w:themeFill="accent5" w:themeFillTint="33"/>
+            <w:shd w:val="clear" w:color="auto" w:fill="ECD4E9" w:themeFill="accent5" w:themeFillTint="33"/>
+          </w:tcPr>
+          <w:p>
+            <w:pPr>
+              <w:rPr>
+                <w:rFonts w:eastAsiaTheme="minorHAnsi"/>
+                <w:sz w:val="24"/>
+              </w:rPr>
+            </w:pPr>
+          </w:p>
+        </w:tc>
+        <w:tc>
+          <w:tcPr>
+            <w:tcW w:w="1498" w:type="dxa"/>
+            <w:shd w:val="clear" w:color="auto" w:fill="ECD4E9" w:themeFill="accent5" w:themeFillTint="33"/>
+          </w:tcPr>
+          <w:p>
+            <w:pPr>
+              <w:rPr>
+                <w:rFonts w:eastAsiaTheme="minorHAnsi"/>
+                <w:sz w:val="24"/>
+              </w:rPr>
+            </w:pPr>
+          </w:p>
+        </w:tc>
+        <w:tc>
+          <w:tcPr>
+            <w:tcW w:w="1498" w:type="dxa"/>
+            <w:shd w:val="clear" w:color="auto" w:fill="ECD4E9" w:themeFill="accent5" w:themeFillTint="33"/>
+          </w:tcPr>
+          <w:p>
+            <w:pPr>
+              <w:rPr>
+                <w:rFonts w:eastAsiaTheme="minorHAnsi"/>
+                <w:sz w:val="24"/>
+              </w:rPr>
+            </w:pPr>
+          </w:p>
+        </w:tc>
+        <w:tc>
+          <w:tcPr>
+            <w:tcW w:w="1498" w:type="dxa"/>
+            <w:shd w:val="clear" w:color="auto" w:fill="ECD4E9" w:themeFill="accent5" w:themeFillTint="33"/>
+          </w:tcPr>
+          <w:p>
+            <w:pPr>
+              <w:rPr>
+                <w:rFonts w:eastAsiaTheme="minorHAnsi"/>
+                <w:sz w:val="24"/>
+              </w:rPr>
+            </w:pPr>
+          </w:p>
+        </w:tc>
+        <w:tc>
+          <w:tcPr>
+            <w:tcW w:w="1498" w:type="dxa"/>
+            <w:shd w:val="clear" w:color="auto" w:fill="ECD4E9" w:themeFill="accent5" w:themeFillTint="33"/>
+          </w:tcPr>
+          <w:p>
+            <w:pPr>
+              <w:rPr>
+                <w:rFonts w:eastAsiaTheme="minorHAnsi"/>
+                <w:sz w:val="24"/>
+              </w:rPr>
+            </w:pPr>
+          </w:p>
+        </w:tc>
+        <w:tc>
+          <w:tcPr>
+            <w:tcW w:w="1498" w:type="dxa"/>
+            <w:shd w:val="clear" w:color="auto" w:fill="ECD4E9" w:themeFill="accent5" w:themeFillTint="33"/>
+          </w:tcPr>
+          <w:p>
+            <w:pPr>
+              <w:rPr>
+                <w:rFonts w:eastAsiaTheme="minorHAnsi"/>
+                <w:sz w:val="24"/>
+              </w:rPr>
+            </w:pPr>
+          </w:p>
+        </w:tc>
+        <w:tc>
+          <w:tcPr>
+            <w:tcW w:w="1498" w:type="dxa"/>
+            <w:shd w:val="clear" w:color="auto" w:fill="ECD4E9" w:themeFill="accent5" w:themeFillTint="33"/>
           </w:tcPr>
           <w:p>
             <w:pPr>
@@ -3077,6 +3073,7 @@
         </w:tc>
       </w:tr>
     </w:tbl>
+    <w:p/>
     <w:p/>
     <w:p/>
     <w:p/>
@@ -3101,7 +3098,7 @@
         <w:tc>
           <w:tcPr>
             <w:tcW w:w="1497" w:type="dxa"/>
-            <w:shd w:val="clear" w:color="auto" w:fill="D9D9D9" w:themeFill="background1" w:themeFillShade="D9"/>
+            <w:shd w:val="clear" w:color="auto" w:fill="D9D9D9" w:themeFill="background1" w:themeFillShade="d9"/>
           </w:tcPr>
           <w:p>
             <w:pPr>
@@ -3125,7 +3122,7 @@
         <w:tc>
           <w:tcPr>
             <w:tcW w:w="1498" w:type="dxa"/>
-            <w:shd w:val="clear" w:color="auto" w:fill="D9D9D9" w:themeFill="background1" w:themeFillShade="D9"/>
+            <w:shd w:val="clear" w:color="auto" w:fill="D9D9D9" w:themeFill="background1" w:themeFillShade="d9"/>
           </w:tcPr>
           <w:p>
             <w:pPr>
@@ -3149,7 +3146,7 @@
         <w:tc>
           <w:tcPr>
             <w:tcW w:w="1498" w:type="dxa"/>
-            <w:shd w:val="clear" w:color="auto" w:fill="D9D9D9" w:themeFill="background1" w:themeFillShade="D9"/>
+            <w:shd w:val="clear" w:color="auto" w:fill="D9D9D9" w:themeFill="background1" w:themeFillShade="d9"/>
           </w:tcPr>
           <w:p>
             <w:pPr>
@@ -3173,7 +3170,7 @@
         <w:tc>
           <w:tcPr>
             <w:tcW w:w="1498" w:type="dxa"/>
-            <w:shd w:val="clear" w:color="auto" w:fill="D9D9D9" w:themeFill="background1" w:themeFillShade="D9"/>
+            <w:shd w:val="clear" w:color="auto" w:fill="D9D9D9" w:themeFill="background1" w:themeFillShade="d9"/>
           </w:tcPr>
           <w:p>
             <w:pPr>
@@ -3197,7 +3194,7 @@
         <w:tc>
           <w:tcPr>
             <w:tcW w:w="1498" w:type="dxa"/>
-            <w:shd w:val="clear" w:color="auto" w:fill="D9D9D9" w:themeFill="background1" w:themeFillShade="D9"/>
+            <w:shd w:val="clear" w:color="auto" w:fill="D9D9D9" w:themeFill="background1" w:themeFillShade="d9"/>
           </w:tcPr>
           <w:p>
             <w:pPr>
@@ -3221,7 +3218,7 @@
         <w:tc>
           <w:tcPr>
             <w:tcW w:w="1498" w:type="dxa"/>
-            <w:shd w:val="clear" w:color="auto" w:fill="D9D9D9" w:themeFill="background1" w:themeFillShade="D9"/>
+            <w:shd w:val="clear" w:color="auto" w:fill="D9D9D9" w:themeFill="background1" w:themeFillShade="d9"/>
           </w:tcPr>
           <w:p>
             <w:pPr>
@@ -3245,7 +3242,7 @@
         <w:tc>
           <w:tcPr>
             <w:tcW w:w="1498" w:type="dxa"/>
-            <w:shd w:val="clear" w:color="auto" w:fill="D9D9D9" w:themeFill="background1" w:themeFillShade="D9"/>
+            <w:shd w:val="clear" w:color="auto" w:fill="D9D9D9" w:themeFill="background1" w:themeFillShade="d9"/>
           </w:tcPr>
           <w:p>
             <w:pPr>
@@ -3271,7 +3268,7 @@
         <w:tc>
           <w:tcPr>
             <w:tcW w:w="1497" w:type="dxa"/>
-            <w:shd w:val="clear" w:color="auto" w:fill="DAE9F7" w:themeFill="text2" w:themeFillTint="1A"/>
+            <w:shd w:val="clear" w:color="auto" w:fill="E6E9EB" w:themeFill="text2" w:themeFillTint="1a"/>
           </w:tcPr>
           <w:p>
             <w:pPr>
@@ -3295,7 +3292,7 @@
         <w:tc>
           <w:tcPr>
             <w:tcW w:w="1498" w:type="dxa"/>
-            <w:shd w:val="clear" w:color="auto" w:fill="DAE9F7" w:themeFill="text2" w:themeFillTint="1A"/>
+            <w:shd w:val="clear" w:color="auto" w:fill="E6E9EB" w:themeFill="text2" w:themeFillTint="1a"/>
           </w:tcPr>
           <w:p>
             <w:pPr>
@@ -3319,7 +3316,7 @@
         <w:tc>
           <w:tcPr>
             <w:tcW w:w="1498" w:type="dxa"/>
-            <w:shd w:val="clear" w:color="auto" w:fill="DAE9F7" w:themeFill="text2" w:themeFillTint="1A"/>
+            <w:shd w:val="clear" w:color="auto" w:fill="E6E9EB" w:themeFill="text2" w:themeFillTint="1a"/>
           </w:tcPr>
           <w:p>
             <w:pPr>
@@ -3343,7 +3340,7 @@
         <w:tc>
           <w:tcPr>
             <w:tcW w:w="1498" w:type="dxa"/>
-            <w:shd w:val="clear" w:color="auto" w:fill="DAE9F7" w:themeFill="text2" w:themeFillTint="1A"/>
+            <w:shd w:val="clear" w:color="auto" w:fill="E6E9EB" w:themeFill="text2" w:themeFillTint="1a"/>
           </w:tcPr>
           <w:p>
             <w:pPr>
@@ -3367,7 +3364,7 @@
         <w:tc>
           <w:tcPr>
             <w:tcW w:w="1498" w:type="dxa"/>
-            <w:shd w:val="clear" w:color="auto" w:fill="DAE9F7" w:themeFill="text2" w:themeFillTint="1A"/>
+            <w:shd w:val="clear" w:color="auto" w:fill="E6E9EB" w:themeFill="text2" w:themeFillTint="1a"/>
           </w:tcPr>
           <w:p>
             <w:pPr>
@@ -3391,7 +3388,7 @@
         <w:tc>
           <w:tcPr>
             <w:tcW w:w="1498" w:type="dxa"/>
-            <w:shd w:val="clear" w:color="auto" w:fill="DAE9F7" w:themeFill="text2" w:themeFillTint="1A"/>
+            <w:shd w:val="clear" w:color="auto" w:fill="E6E9EB" w:themeFill="text2" w:themeFillTint="1a"/>
           </w:tcPr>
           <w:p>
             <w:pPr>
@@ -3415,7 +3412,7 @@
         <w:tc>
           <w:tcPr>
             <w:tcW w:w="1498" w:type="dxa"/>
-            <w:shd w:val="clear" w:color="auto" w:fill="DAE9F7" w:themeFill="text2" w:themeFillTint="1A"/>
+            <w:shd w:val="clear" w:color="auto" w:fill="E6E9EB" w:themeFill="text2" w:themeFillTint="1a"/>
           </w:tcPr>
           <w:p>
             <w:pPr>
@@ -3439,12 +3436,12 @@
       </w:tr>
       <w:tr>
         <w:trPr>
-          <w:trHeight w:val="431"/>
+          <w:trHeight w:val="431" w:hRule="atLeast"/>
         </w:trPr>
         <w:tc>
           <w:tcPr>
             <w:tcW w:w="1497" w:type="dxa"/>
-            <w:shd w:val="clear" w:color="auto" w:fill="CAEDFB" w:themeFill="accent4" w:themeFillTint="33"/>
+            <w:shd w:val="clear" w:color="auto" w:fill="CEEBF6" w:themeFill="accent4" w:themeFillTint="33"/>
           </w:tcPr>
           <w:p>
             <w:pPr>
@@ -3459,7 +3456,7 @@
         <w:tc>
           <w:tcPr>
             <w:tcW w:w="1498" w:type="dxa"/>
-            <w:shd w:val="clear" w:color="auto" w:fill="CAEDFB" w:themeFill="accent4" w:themeFillTint="33"/>
+            <w:shd w:val="clear" w:color="auto" w:fill="CEEBF6" w:themeFill="accent4" w:themeFillTint="33"/>
           </w:tcPr>
           <w:p>
             <w:pPr>
@@ -3474,7 +3471,7 @@
         <w:tc>
           <w:tcPr>
             <w:tcW w:w="1498" w:type="dxa"/>
-            <w:shd w:val="clear" w:color="auto" w:fill="CAEDFB" w:themeFill="accent4" w:themeFillTint="33"/>
+            <w:shd w:val="clear" w:color="auto" w:fill="CEEBF6" w:themeFill="accent4" w:themeFillTint="33"/>
           </w:tcPr>
           <w:p>
             <w:pPr>
@@ -3489,7 +3486,7 @@
         <w:tc>
           <w:tcPr>
             <w:tcW w:w="1498" w:type="dxa"/>
-            <w:shd w:val="clear" w:color="auto" w:fill="CAEDFB" w:themeFill="accent4" w:themeFillTint="33"/>
+            <w:shd w:val="clear" w:color="auto" w:fill="CEEBF6" w:themeFill="accent4" w:themeFillTint="33"/>
           </w:tcPr>
           <w:p>
             <w:pPr>
@@ -3504,7 +3501,7 @@
         <w:tc>
           <w:tcPr>
             <w:tcW w:w="1498" w:type="dxa"/>
-            <w:shd w:val="clear" w:color="auto" w:fill="CAEDFB" w:themeFill="accent4" w:themeFillTint="33"/>
+            <w:shd w:val="clear" w:color="auto" w:fill="CEEBF6" w:themeFill="accent4" w:themeFillTint="33"/>
           </w:tcPr>
           <w:p>
             <w:pPr>
@@ -3578,7 +3575,7 @@
         <w:tc>
           <w:tcPr>
             <w:tcW w:w="1498" w:type="dxa"/>
-            <w:shd w:val="clear" w:color="auto" w:fill="CAEDFB" w:themeFill="accent4" w:themeFillTint="33"/>
+            <w:shd w:val="clear" w:color="auto" w:fill="CEEBF6" w:themeFill="accent4" w:themeFillTint="33"/>
           </w:tcPr>
           <w:p>
             <w:pPr>
@@ -3618,7 +3615,7 @@
         <w:tc>
           <w:tcPr>
             <w:tcW w:w="1498" w:type="dxa"/>
-            <w:shd w:val="clear" w:color="auto" w:fill="CAEDFB" w:themeFill="accent4" w:themeFillTint="33"/>
+            <w:shd w:val="clear" w:color="auto" w:fill="CEEBF6" w:themeFill="accent4" w:themeFillTint="33"/>
           </w:tcPr>
           <w:p>
             <w:pPr>
@@ -3643,7 +3640,7 @@
         <w:tc>
           <w:tcPr>
             <w:tcW w:w="1497" w:type="dxa"/>
-            <w:shd w:val="clear" w:color="auto" w:fill="DAE9F7" w:themeFill="text2" w:themeFillTint="1A"/>
+            <w:shd w:val="clear" w:color="auto" w:fill="E6E9EB" w:themeFill="text2" w:themeFillTint="1a"/>
           </w:tcPr>
           <w:p>
             <w:pPr>
@@ -3667,7 +3664,7 @@
         <w:tc>
           <w:tcPr>
             <w:tcW w:w="1498" w:type="dxa"/>
-            <w:shd w:val="clear" w:color="auto" w:fill="DAE9F7" w:themeFill="text2" w:themeFillTint="1A"/>
+            <w:shd w:val="clear" w:color="auto" w:fill="E6E9EB" w:themeFill="text2" w:themeFillTint="1a"/>
           </w:tcPr>
           <w:p>
             <w:pPr>
@@ -3691,7 +3688,7 @@
         <w:tc>
           <w:tcPr>
             <w:tcW w:w="1498" w:type="dxa"/>
-            <w:shd w:val="clear" w:color="auto" w:fill="DAE9F7" w:themeFill="text2" w:themeFillTint="1A"/>
+            <w:shd w:val="clear" w:color="auto" w:fill="E6E9EB" w:themeFill="text2" w:themeFillTint="1a"/>
           </w:tcPr>
           <w:p>
             <w:pPr>
@@ -3715,7 +3712,7 @@
         <w:tc>
           <w:tcPr>
             <w:tcW w:w="1498" w:type="dxa"/>
-            <w:shd w:val="clear" w:color="auto" w:fill="DAE9F7" w:themeFill="text2" w:themeFillTint="1A"/>
+            <w:shd w:val="clear" w:color="auto" w:fill="E6E9EB" w:themeFill="text2" w:themeFillTint="1a"/>
           </w:tcPr>
           <w:p>
             <w:pPr>
@@ -3739,7 +3736,7 @@
         <w:tc>
           <w:tcPr>
             <w:tcW w:w="1498" w:type="dxa"/>
-            <w:shd w:val="clear" w:color="auto" w:fill="DAE9F7" w:themeFill="text2" w:themeFillTint="1A"/>
+            <w:shd w:val="clear" w:color="auto" w:fill="E6E9EB" w:themeFill="text2" w:themeFillTint="1a"/>
           </w:tcPr>
           <w:p>
             <w:pPr>
@@ -3763,7 +3760,7 @@
         <w:tc>
           <w:tcPr>
             <w:tcW w:w="1498" w:type="dxa"/>
-            <w:shd w:val="clear" w:color="auto" w:fill="DAE9F7" w:themeFill="text2" w:themeFillTint="1A"/>
+            <w:shd w:val="clear" w:color="auto" w:fill="E6E9EB" w:themeFill="text2" w:themeFillTint="1a"/>
           </w:tcPr>
           <w:p>
             <w:pPr>
@@ -3787,7 +3784,7 @@
         <w:tc>
           <w:tcPr>
             <w:tcW w:w="1498" w:type="dxa"/>
-            <w:shd w:val="clear" w:color="auto" w:fill="DAE9F7" w:themeFill="text2" w:themeFillTint="1A"/>
+            <w:shd w:val="clear" w:color="auto" w:fill="E6E9EB" w:themeFill="text2" w:themeFillTint="1a"/>
           </w:tcPr>
           <w:p>
             <w:pPr>
@@ -3811,12 +3808,12 @@
       </w:tr>
       <w:tr>
         <w:trPr>
-          <w:trHeight w:val="410"/>
+          <w:trHeight w:val="410" w:hRule="atLeast"/>
         </w:trPr>
         <w:tc>
           <w:tcPr>
             <w:tcW w:w="1497" w:type="dxa"/>
-            <w:shd w:val="clear" w:color="auto" w:fill="C1E4F5" w:themeFill="accent1" w:themeFillTint="33"/>
+            <w:shd w:val="clear" w:color="auto" w:fill="D0DFE6" w:themeFill="accent1" w:themeFillTint="33"/>
           </w:tcPr>
           <w:p>
             <w:pPr>
@@ -3856,37 +3853,37 @@
         <w:tc>
           <w:tcPr>
             <w:tcW w:w="1498" w:type="dxa"/>
-            <w:shd w:val="clear" w:color="auto" w:fill="C1E4F5" w:themeFill="accent1" w:themeFillTint="33"/>
-          </w:tcPr>
-          <w:p>
-            <w:pPr>
-              <w:rPr>
-                <w:rFonts w:eastAsiaTheme="minorHAnsi"/>
-                <w:sz w:val="16"/>
-                <w:szCs w:val="16"/>
-              </w:rPr>
-            </w:pPr>
-          </w:p>
-        </w:tc>
-        <w:tc>
-          <w:tcPr>
-            <w:tcW w:w="1498" w:type="dxa"/>
-            <w:shd w:val="clear" w:color="auto" w:fill="C1E4F5" w:themeFill="accent1" w:themeFillTint="33"/>
-          </w:tcPr>
-          <w:p>
-            <w:pPr>
-              <w:rPr>
-                <w:rFonts w:eastAsiaTheme="minorHAnsi"/>
-                <w:sz w:val="16"/>
-                <w:szCs w:val="16"/>
-              </w:rPr>
-            </w:pPr>
-          </w:p>
-        </w:tc>
-        <w:tc>
-          <w:tcPr>
-            <w:tcW w:w="1498" w:type="dxa"/>
-            <w:shd w:val="clear" w:color="auto" w:fill="C1E4F5" w:themeFill="accent1" w:themeFillTint="33"/>
+            <w:shd w:val="clear" w:color="auto" w:fill="D0DFE6" w:themeFill="accent1" w:themeFillTint="33"/>
+          </w:tcPr>
+          <w:p>
+            <w:pPr>
+              <w:rPr>
+                <w:rFonts w:eastAsiaTheme="minorHAnsi"/>
+                <w:sz w:val="16"/>
+                <w:szCs w:val="16"/>
+              </w:rPr>
+            </w:pPr>
+          </w:p>
+        </w:tc>
+        <w:tc>
+          <w:tcPr>
+            <w:tcW w:w="1498" w:type="dxa"/>
+            <w:shd w:val="clear" w:color="auto" w:fill="D0DFE6" w:themeFill="accent1" w:themeFillTint="33"/>
+          </w:tcPr>
+          <w:p>
+            <w:pPr>
+              <w:rPr>
+                <w:rFonts w:eastAsiaTheme="minorHAnsi"/>
+                <w:sz w:val="16"/>
+                <w:szCs w:val="16"/>
+              </w:rPr>
+            </w:pPr>
+          </w:p>
+        </w:tc>
+        <w:tc>
+          <w:tcPr>
+            <w:tcW w:w="1498" w:type="dxa"/>
+            <w:shd w:val="clear" w:color="auto" w:fill="D0DFE6" w:themeFill="accent1" w:themeFillTint="33"/>
           </w:tcPr>
           <w:p>
             <w:pPr>
@@ -3905,46 +3902,12 @@
               <w:t>- 거미줄 충돌 이동 속도 변경</w:t>
             </w:r>
           </w:p>
-          <w:p>
-            <w:pPr>
-              <w:rPr>
-                <w:rFonts w:eastAsiaTheme="minorHAnsi"/>
-                <w:sz w:val="16"/>
-                <w:szCs w:val="16"/>
-              </w:rPr>
-            </w:pPr>
-            <w:r>
-              <w:rPr>
-                <w:rFonts w:eastAsiaTheme="minorHAnsi"/>
-                <w:sz w:val="16"/>
-                <w:szCs w:val="16"/>
-              </w:rPr>
-              <w:t>- 판매기 구현</w:t>
-            </w:r>
-          </w:p>
-        </w:tc>
-        <w:tc>
-          <w:tcPr>
-            <w:tcW w:w="1498" w:type="dxa"/>
-            <w:shd w:val="clear" w:color="auto" w:fill="C1E4F5" w:themeFill="accent1" w:themeFillTint="33"/>
-          </w:tcPr>
-          <w:p>
-            <w:pPr>
-              <w:rPr>
-                <w:rFonts w:eastAsiaTheme="minorHAnsi"/>
-                <w:sz w:val="16"/>
-                <w:szCs w:val="16"/>
-              </w:rPr>
-            </w:pPr>
-            <w:r>
-              <w:rPr>
-                <w:rFonts w:eastAsiaTheme="minorHAnsi"/>
-                <w:sz w:val="16"/>
-                <w:szCs w:val="16"/>
-              </w:rPr>
-              <w:t>- 스캔 수정(가격 데이터 연결, UI 겹침 없도록, 크기)</w:t>
-            </w:r>
-          </w:p>
+        </w:tc>
+        <w:tc>
+          <w:tcPr>
+            <w:tcW w:w="1498" w:type="dxa"/>
+            <w:shd w:val="clear" w:color="auto" w:fill="D0DFE6" w:themeFill="accent1" w:themeFillTint="33"/>
+          </w:tcPr>
           <w:p>
             <w:pPr>
               <w:rPr>
@@ -3966,75 +3929,104 @@
         <w:tc>
           <w:tcPr>
             <w:tcW w:w="1498" w:type="dxa"/>
-            <w:shd w:val="clear" w:color="auto" w:fill="C1E4F5" w:themeFill="accent1" w:themeFillTint="33"/>
-          </w:tcPr>
-          <w:p>
-            <w:pPr>
-              <w:rPr>
-                <w:rFonts w:eastAsiaTheme="minorHAnsi"/>
-                <w:sz w:val="16"/>
-                <w:szCs w:val="16"/>
-              </w:rPr>
-            </w:pPr>
-            <w:r>
-              <w:rPr>
-                <w:rFonts w:eastAsiaTheme="minorHAnsi"/>
-                <w:sz w:val="16"/>
-                <w:szCs w:val="16"/>
-              </w:rPr>
-              <w:t>- 서버 구현 몬스터 클라 구현</w:t>
-            </w:r>
-          </w:p>
-          <w:p>
-            <w:pPr>
-              <w:rPr>
-                <w:rFonts w:eastAsiaTheme="minorHAnsi"/>
-                <w:sz w:val="16"/>
-                <w:szCs w:val="16"/>
-              </w:rPr>
-            </w:pPr>
-            <w:r>
-              <w:rPr>
-                <w:rFonts w:eastAsiaTheme="minorHAnsi"/>
-                <w:sz w:val="16"/>
-                <w:szCs w:val="16"/>
-              </w:rPr>
-              <w:t>- 스테이지 변경 연출</w:t>
-            </w:r>
-          </w:p>
-        </w:tc>
-        <w:tc>
-          <w:tcPr>
-            <w:tcW w:w="1498" w:type="dxa"/>
-            <w:shd w:val="clear" w:color="auto" w:fill="C1E4F5" w:themeFill="accent1" w:themeFillTint="33"/>
-          </w:tcPr>
-          <w:p>
-            <w:pPr>
-              <w:rPr>
-                <w:rFonts w:eastAsiaTheme="minorHAnsi"/>
-                <w:sz w:val="16"/>
-                <w:szCs w:val="16"/>
-              </w:rPr>
-            </w:pPr>
-            <w:r>
-              <w:rPr>
-                <w:rFonts w:eastAsiaTheme="minorHAnsi"/>
-                <w:sz w:val="16"/>
-                <w:szCs w:val="16"/>
-              </w:rPr>
-              <w:t>- 서버 구현 몬스터 클라 구현</w:t>
+            <w:shd w:val="clear" w:color="auto" w:fill="D0DFE6" w:themeFill="accent1" w:themeFillTint="33"/>
+          </w:tcPr>
+          <w:p>
+            <w:pPr>
+              <w:rPr>
+                <w:rFonts w:eastAsiaTheme="minorHAnsi"/>
+                <w:sz w:val="16"/>
+                <w:szCs w:val="16"/>
+              </w:rPr>
+            </w:pPr>
+            <w:r>
+              <w:rPr>
+                <w:lang w:eastAsia="ko-KR"/>
+                <w:rFonts w:eastAsiaTheme="minorHAnsi"/>
+                <w:sz w:val="16"/>
+                <w:szCs w:val="16"/>
+                <w:rtl w:val="off"/>
+              </w:rPr>
+              <w:t>- 판매기</w:t>
+            </w:r>
+          </w:p>
+        </w:tc>
+        <w:tc>
+          <w:tcPr>
+            <w:tcW w:w="1498" w:type="dxa"/>
+            <w:shd w:val="clear" w:color="auto" w:fill="D0DFE6" w:themeFill="accent1" w:themeFillTint="33"/>
+          </w:tcPr>
+          <w:p>
+            <w:pPr>
+              <w:rPr>
+                <w:lang w:eastAsia="ko-KR"/>
+                <w:rFonts w:eastAsiaTheme="minorHAnsi"/>
+                <w:sz w:val="16"/>
+                <w:szCs w:val="16"/>
+                <w:rtl w:val="off"/>
+              </w:rPr>
+            </w:pPr>
+            <w:r>
+              <w:rPr>
+                <w:lang w:eastAsia="ko-KR"/>
+                <w:rFonts w:eastAsiaTheme="minorHAnsi"/>
+                <w:sz w:val="16"/>
+                <w:szCs w:val="16"/>
+                <w:rtl w:val="off"/>
+              </w:rPr>
+              <w:t>- 판매기</w:t>
+            </w:r>
+          </w:p>
+          <w:p>
+            <w:pPr>
+              <w:rPr>
+                <w:lang w:eastAsia="ko-KR"/>
+                <w:rFonts w:eastAsiaTheme="minorHAnsi"/>
+                <w:sz w:val="16"/>
+                <w:szCs w:val="16"/>
+                <w:rtl w:val="off"/>
+              </w:rPr>
+            </w:pPr>
+            <w:r>
+              <w:rPr>
+                <w:lang w:eastAsia="ko-KR"/>
+                <w:rFonts w:eastAsiaTheme="minorHAnsi"/>
+                <w:sz w:val="16"/>
+                <w:szCs w:val="16"/>
+                <w:rtl w:val="off"/>
+              </w:rPr>
+              <w:t>- 무게 UI</w:t>
+            </w:r>
+          </w:p>
+          <w:p>
+            <w:pPr>
+              <w:rPr>
+                <w:rFonts w:eastAsiaTheme="minorHAnsi"/>
+                <w:sz w:val="16"/>
+                <w:szCs w:val="16"/>
+              </w:rPr>
+            </w:pPr>
+            <w:r>
+              <w:rPr>
+                <w:lang w:eastAsia="ko-KR"/>
+                <w:rFonts w:eastAsiaTheme="minorHAnsi"/>
+                <w:sz w:val="16"/>
+                <w:szCs w:val="16"/>
+                <w:rtl w:val="off"/>
+              </w:rPr>
+              <w:t>- Hatch 생성, 문 여닫기</w:t>
             </w:r>
           </w:p>
         </w:tc>
       </w:tr>
       <w:tr>
         <w:trPr>
-          <w:trHeight w:val="253"/>
+          <w:trHeight w:val="253" w:hRule="atLeast"/>
         </w:trPr>
         <w:tc>
           <w:tcPr>
             <w:tcW w:w="1497" w:type="dxa"/>
-            <w:shd w:val="clear" w:color="auto" w:fill="DAE9F7" w:themeFill="text2" w:themeFillTint="1A"/>
+            <w:shd w:val="clear" w:color="auto" w:fill="E6E9EB" w:themeFill="text2" w:themeFillTint="1a"/>
           </w:tcPr>
           <w:p>
             <w:pPr>
@@ -4058,7 +4050,7 @@
         <w:tc>
           <w:tcPr>
             <w:tcW w:w="1498" w:type="dxa"/>
-            <w:shd w:val="clear" w:color="auto" w:fill="DAE9F7" w:themeFill="text2" w:themeFillTint="1A"/>
+            <w:shd w:val="clear" w:color="auto" w:fill="E6E9EB" w:themeFill="text2" w:themeFillTint="1a"/>
           </w:tcPr>
           <w:p>
             <w:pPr>
@@ -4082,7 +4074,7 @@
         <w:tc>
           <w:tcPr>
             <w:tcW w:w="1498" w:type="dxa"/>
-            <w:shd w:val="clear" w:color="auto" w:fill="DAE9F7" w:themeFill="text2" w:themeFillTint="1A"/>
+            <w:shd w:val="clear" w:color="auto" w:fill="E6E9EB" w:themeFill="text2" w:themeFillTint="1a"/>
           </w:tcPr>
           <w:p>
             <w:pPr>
@@ -4106,7 +4098,7 @@
         <w:tc>
           <w:tcPr>
             <w:tcW w:w="1498" w:type="dxa"/>
-            <w:shd w:val="clear" w:color="auto" w:fill="DAE9F7" w:themeFill="text2" w:themeFillTint="1A"/>
+            <w:shd w:val="clear" w:color="auto" w:fill="E6E9EB" w:themeFill="text2" w:themeFillTint="1a"/>
           </w:tcPr>
           <w:p>
             <w:pPr>
@@ -4130,7 +4122,7 @@
         <w:tc>
           <w:tcPr>
             <w:tcW w:w="1498" w:type="dxa"/>
-            <w:shd w:val="clear" w:color="auto" w:fill="DAE9F7" w:themeFill="text2" w:themeFillTint="1A"/>
+            <w:shd w:val="clear" w:color="auto" w:fill="E6E9EB" w:themeFill="text2" w:themeFillTint="1a"/>
           </w:tcPr>
           <w:p>
             <w:pPr>
@@ -4154,7 +4146,7 @@
         <w:tc>
           <w:tcPr>
             <w:tcW w:w="1498" w:type="dxa"/>
-            <w:shd w:val="clear" w:color="auto" w:fill="DAE9F7" w:themeFill="text2" w:themeFillTint="1A"/>
+            <w:shd w:val="clear" w:color="auto" w:fill="E6E9EB" w:themeFill="text2" w:themeFillTint="1a"/>
           </w:tcPr>
           <w:p>
             <w:pPr>
@@ -4178,7 +4170,7 @@
         <w:tc>
           <w:tcPr>
             <w:tcW w:w="1498" w:type="dxa"/>
-            <w:shd w:val="clear" w:color="auto" w:fill="DAE9F7" w:themeFill="text2" w:themeFillTint="1A"/>
+            <w:shd w:val="clear" w:color="auto" w:fill="E6E9EB" w:themeFill="text2" w:themeFillTint="1a"/>
           </w:tcPr>
           <w:p>
             <w:pPr>
@@ -4202,111 +4194,274 @@
       </w:tr>
       <w:tr>
         <w:trPr>
-          <w:trHeight w:val="418"/>
+          <w:trHeight w:val="418" w:hRule="atLeast"/>
         </w:trPr>
         <w:tc>
           <w:tcPr>
             <w:tcW w:w="1497" w:type="dxa"/>
-            <w:shd w:val="clear" w:color="auto" w:fill="C1E4F5" w:themeFill="accent1" w:themeFillTint="33"/>
-          </w:tcPr>
-          <w:p>
-            <w:pPr>
-              <w:rPr>
-                <w:rFonts w:eastAsiaTheme="minorHAnsi"/>
-                <w:sz w:val="16"/>
-                <w:szCs w:val="16"/>
-              </w:rPr>
-            </w:pPr>
-          </w:p>
-        </w:tc>
-        <w:tc>
-          <w:tcPr>
-            <w:tcW w:w="1498" w:type="dxa"/>
-            <w:shd w:val="clear" w:color="auto" w:fill="C1E4F5" w:themeFill="accent1" w:themeFillTint="33"/>
-          </w:tcPr>
-          <w:p>
-            <w:pPr>
-              <w:rPr>
-                <w:rFonts w:eastAsiaTheme="minorHAnsi"/>
-                <w:sz w:val="16"/>
-                <w:szCs w:val="16"/>
-              </w:rPr>
-            </w:pPr>
-          </w:p>
-        </w:tc>
-        <w:tc>
-          <w:tcPr>
-            <w:tcW w:w="1498" w:type="dxa"/>
-            <w:shd w:val="clear" w:color="auto" w:fill="C1E4F5" w:themeFill="accent1" w:themeFillTint="33"/>
-          </w:tcPr>
-          <w:p>
-            <w:pPr>
-              <w:rPr>
-                <w:rFonts w:eastAsiaTheme="minorHAnsi"/>
-                <w:sz w:val="16"/>
-                <w:szCs w:val="16"/>
-              </w:rPr>
-            </w:pPr>
-          </w:p>
-        </w:tc>
-        <w:tc>
-          <w:tcPr>
-            <w:tcW w:w="1498" w:type="dxa"/>
-            <w:shd w:val="clear" w:color="auto" w:fill="C1E4F5" w:themeFill="accent1" w:themeFillTint="33"/>
-          </w:tcPr>
-          <w:p>
-            <w:pPr>
-              <w:rPr>
-                <w:rFonts w:eastAsiaTheme="minorHAnsi"/>
-                <w:sz w:val="16"/>
-                <w:szCs w:val="16"/>
-              </w:rPr>
-            </w:pPr>
-          </w:p>
-        </w:tc>
-        <w:tc>
-          <w:tcPr>
-            <w:tcW w:w="1498" w:type="dxa"/>
-            <w:shd w:val="clear" w:color="auto" w:fill="C1E4F5" w:themeFill="accent1" w:themeFillTint="33"/>
-          </w:tcPr>
-          <w:p>
-            <w:pPr>
-              <w:rPr>
-                <w:rFonts w:eastAsiaTheme="minorHAnsi"/>
-                <w:sz w:val="16"/>
-                <w:szCs w:val="16"/>
-              </w:rPr>
-            </w:pPr>
-          </w:p>
-        </w:tc>
-        <w:tc>
-          <w:tcPr>
-            <w:tcW w:w="1498" w:type="dxa"/>
-            <w:shd w:val="clear" w:color="auto" w:fill="C1E4F5" w:themeFill="accent1" w:themeFillTint="33"/>
-          </w:tcPr>
-          <w:p>
-            <w:pPr>
-              <w:rPr>
-                <w:rFonts w:eastAsiaTheme="minorHAnsi"/>
-                <w:sz w:val="16"/>
-                <w:szCs w:val="16"/>
-              </w:rPr>
-            </w:pPr>
-          </w:p>
-        </w:tc>
-        <w:tc>
-          <w:tcPr>
-            <w:tcW w:w="1498" w:type="dxa"/>
-            <w:shd w:val="clear" w:color="auto" w:fill="C1E4F5" w:themeFill="accent1" w:themeFillTint="33"/>
-          </w:tcPr>
-          <w:p>
-            <w:pPr>
-              <w:rPr>
-                <w:rFonts w:eastAsiaTheme="minorHAnsi"/>
-                <w:sz w:val="16"/>
-                <w:szCs w:val="16"/>
-              </w:rPr>
-            </w:pPr>
+            <w:shd w:val="clear" w:color="auto" w:fill="D0DFE6" w:themeFill="accent1" w:themeFillTint="33"/>
+          </w:tcPr>
+          <w:p>
+            <w:pPr>
+              <w:rPr>
+                <w:rFonts w:eastAsiaTheme="minorHAnsi"/>
+                <w:sz w:val="16"/>
+                <w:szCs w:val="16"/>
+              </w:rPr>
+            </w:pPr>
+          </w:p>
+        </w:tc>
+        <w:tc>
+          <w:tcPr>
+            <w:tcW w:w="1498" w:type="dxa"/>
+            <w:shd w:val="clear" w:color="auto" w:fill="D0DFE6" w:themeFill="accent1" w:themeFillTint="33"/>
+          </w:tcPr>
+          <w:p>
+            <w:pPr>
+              <w:rPr>
+                <w:rFonts w:eastAsiaTheme="minorHAnsi"/>
+                <w:sz w:val="16"/>
+                <w:szCs w:val="16"/>
+              </w:rPr>
+            </w:pPr>
+          </w:p>
+        </w:tc>
+        <w:tc>
+          <w:tcPr>
+            <w:tcW w:w="1498" w:type="dxa"/>
+            <w:shd w:val="clear" w:color="auto" w:fill="D0DFE6" w:themeFill="accent1" w:themeFillTint="33"/>
+          </w:tcPr>
+          <w:p>
+            <w:pPr>
+              <w:rPr>
+                <w:rFonts w:eastAsiaTheme="minorHAnsi"/>
+                <w:sz w:val="16"/>
+                <w:szCs w:val="16"/>
+              </w:rPr>
+            </w:pPr>
+            <w:r>
+              <w:rPr>
+                <w:lang w:eastAsia="ko-KR"/>
+                <w:rFonts w:eastAsiaTheme="minorHAnsi"/>
+                <w:sz w:val="16"/>
+                <w:szCs w:val="16"/>
+                <w:rtl w:val="off"/>
+              </w:rPr>
+              <w:t xml:space="preserve">- 네트워크 로직 작성: 상점, 퀘스트 클라 구현 어떻게 할 건지 대략 생각해놓기 </w:t>
+            </w:r>
+          </w:p>
+        </w:tc>
+        <w:tc>
+          <w:tcPr>
+            <w:tcW w:w="1498" w:type="dxa"/>
+            <w:shd w:val="clear" w:color="auto" w:fill="D0DFE6" w:themeFill="accent1" w:themeFillTint="33"/>
+          </w:tcPr>
+          <w:p>
+            <w:pPr>
+              <w:rPr>
+                <w:lang w:eastAsia="ko-KR"/>
+                <w:rFonts w:eastAsiaTheme="minorHAnsi"/>
+                <w:sz w:val="16"/>
+                <w:szCs w:val="16"/>
+                <w:rtl w:val="off"/>
+              </w:rPr>
+            </w:pPr>
+            <w:r>
+              <w:rPr>
+                <w:lang w:eastAsia="ko-KR"/>
+                <w:rFonts w:eastAsiaTheme="minorHAnsi"/>
+                <w:sz w:val="16"/>
+                <w:szCs w:val="16"/>
+                <w:rtl w:val="off"/>
+              </w:rPr>
+              <w:t>- 상점 구현</w:t>
+            </w:r>
+          </w:p>
+          <w:p>
+            <w:pPr>
+              <w:rPr>
+                <w:lang w:eastAsia="ko-KR"/>
+                <w:rFonts w:eastAsiaTheme="minorHAnsi"/>
+                <w:sz w:val="16"/>
+                <w:szCs w:val="16"/>
+                <w:rtl w:val="off"/>
+              </w:rPr>
+            </w:pPr>
+            <w:r>
+              <w:rPr>
+                <w:lang w:eastAsia="ko-KR"/>
+                <w:rFonts w:eastAsiaTheme="minorHAnsi"/>
+                <w:sz w:val="16"/>
+                <w:szCs w:val="16"/>
+                <w:rtl w:val="off"/>
+              </w:rPr>
+              <w:t>- 판매기 수정(판매 중간 주움)- Hatch 수정(밖에서 충돌 X, 안 열리는 버그?)</w:t>
+            </w:r>
+          </w:p>
+          <w:p>
+            <w:pPr>
+              <w:rPr>
+                <w:rFonts w:eastAsiaTheme="minorHAnsi"/>
+                <w:sz w:val="16"/>
+                <w:szCs w:val="16"/>
+              </w:rPr>
+            </w:pPr>
+            <w:r>
+              <w:rPr>
+                <w:lang w:eastAsia="ko-KR"/>
+                <w:rFonts w:eastAsiaTheme="minorHAnsi"/>
+                <w:sz w:val="16"/>
+                <w:szCs w:val="16"/>
+                <w:rtl w:val="off"/>
+              </w:rPr>
+              <w:t>- 전투 애니메이션 속도 수정</w:t>
+            </w:r>
+          </w:p>
+        </w:tc>
+        <w:tc>
+          <w:tcPr>
+            <w:tcW w:w="1498" w:type="dxa"/>
+            <w:shd w:val="clear" w:color="auto" w:fill="D0DFE6" w:themeFill="accent1" w:themeFillTint="33"/>
+          </w:tcPr>
+          <w:p>
+            <w:pPr>
+              <w:rPr>
+                <w:lang w:eastAsia="ko-KR"/>
+                <w:rFonts w:eastAsiaTheme="minorHAnsi"/>
+                <w:sz w:val="16"/>
+                <w:szCs w:val="16"/>
+                <w:rtl w:val="off"/>
+              </w:rPr>
+            </w:pPr>
+            <w:r>
+              <w:rPr>
+                <w:lang w:eastAsia="ko-KR"/>
+                <w:rFonts w:eastAsiaTheme="minorHAnsi"/>
+                <w:sz w:val="16"/>
+                <w:szCs w:val="16"/>
+                <w:rtl w:val="off"/>
+              </w:rPr>
+              <w:t>- 퀘스트 시스템 구현</w:t>
+            </w:r>
+          </w:p>
+          <w:p>
+            <w:pPr>
+              <w:rPr>
+                <w:lang w:eastAsia="ko-KR"/>
+                <w:rFonts w:eastAsiaTheme="minorHAnsi"/>
+                <w:sz w:val="16"/>
+                <w:szCs w:val="16"/>
+                <w:rtl w:val="off"/>
+              </w:rPr>
+            </w:pPr>
+            <w:r>
+              <w:rPr>
+                <w:lang w:eastAsia="ko-KR"/>
+                <w:rFonts w:eastAsiaTheme="minorHAnsi"/>
+                <w:sz w:val="16"/>
+                <w:szCs w:val="16"/>
+                <w:rtl w:val="off"/>
+              </w:rPr>
+              <w:t>- 거미줄 충돌 이속 느려지도록</w:t>
+            </w:r>
+          </w:p>
+          <w:p>
+            <w:pPr>
+              <w:rPr>
+                <w:rFonts w:eastAsiaTheme="minorHAnsi"/>
+                <w:sz w:val="16"/>
+                <w:szCs w:val="16"/>
+              </w:rPr>
+            </w:pPr>
+            <w:r>
+              <w:rPr>
+                <w:lang w:eastAsia="ko-KR"/>
+                <w:rFonts w:eastAsiaTheme="minorHAnsi"/>
+                <w:sz w:val="16"/>
+                <w:szCs w:val="16"/>
+                <w:rtl w:val="off"/>
+              </w:rPr>
+              <w:t>- 총쏘기 각도?</w:t>
+            </w:r>
+          </w:p>
+        </w:tc>
+        <w:tc>
+          <w:tcPr>
+            <w:tcW w:w="1498" w:type="dxa"/>
+            <w:shd w:val="clear" w:color="auto" w:fill="D0DFE6" w:themeFill="accent1" w:themeFillTint="33"/>
+          </w:tcPr>
+          <w:p>
+            <w:pPr>
+              <w:rPr>
+                <w:lang w:eastAsia="ko-KR"/>
+                <w:rFonts w:eastAsiaTheme="minorHAnsi"/>
+                <w:sz w:val="16"/>
+                <w:szCs w:val="16"/>
+                <w:rtl w:val="off"/>
+              </w:rPr>
+            </w:pPr>
+            <w:r>
+              <w:rPr>
+                <w:lang w:eastAsia="ko-KR"/>
+                <w:rFonts w:eastAsiaTheme="minorHAnsi"/>
+                <w:sz w:val="16"/>
+                <w:szCs w:val="16"/>
+                <w:rtl w:val="off"/>
+              </w:rPr>
+              <w:t xml:space="preserve">- </w:t>
+            </w:r>
+            <w:r>
+              <w:rPr>
+                <w:rFonts w:eastAsiaTheme="minorHAnsi"/>
+                <w:sz w:val="16"/>
+                <w:szCs w:val="16"/>
+              </w:rPr>
+              <w:t>스캔 수정(가격 데이터 연결, UI 겹침 없도록, 크기)</w:t>
+            </w:r>
+          </w:p>
+          <w:p>
+            <w:pPr>
+              <w:rPr>
+                <w:rFonts w:eastAsiaTheme="minorHAnsi"/>
+                <w:sz w:val="16"/>
+                <w:szCs w:val="16"/>
+              </w:rPr>
+            </w:pPr>
+            <w:r>
+              <w:rPr>
+                <w:lang w:eastAsia="ko-KR"/>
+                <w:rFonts w:eastAsiaTheme="minorHAnsi"/>
+                <w:sz w:val="16"/>
+                <w:szCs w:val="16"/>
+                <w:rtl w:val="off"/>
+              </w:rPr>
+              <w:t>- 조명 그림자 수정</w:t>
+            </w:r>
+          </w:p>
+        </w:tc>
+        <w:tc>
+          <w:tcPr>
+            <w:tcW w:w="1498" w:type="dxa"/>
+            <w:shd w:val="clear" w:color="auto" w:fill="D0DFE6" w:themeFill="accent1" w:themeFillTint="33"/>
+          </w:tcPr>
+          <w:p>
+            <w:pPr>
+              <w:rPr>
+                <w:rFonts w:eastAsiaTheme="minorHAnsi"/>
+                <w:sz w:val="16"/>
+                <w:szCs w:val="16"/>
+              </w:rPr>
+            </w:pPr>
+            <w:r>
+              <w:rPr>
+                <w:lang w:eastAsia="ko-KR"/>
+                <w:rFonts w:eastAsiaTheme="minorHAnsi"/>
+                <w:sz w:val="16"/>
+                <w:szCs w:val="16"/>
+                <w:rtl w:val="off"/>
+              </w:rPr>
+              <w:t>- 로그인, 로그아웃, 회원가입(서버 데베 되면)</w:t>
+            </w:r>
           </w:p>
         </w:tc>
       </w:tr>
@@ -4314,7 +4469,7 @@
         <w:tc>
           <w:tcPr>
             <w:tcW w:w="1497" w:type="dxa"/>
-            <w:shd w:val="clear" w:color="auto" w:fill="DAE9F7" w:themeFill="text2" w:themeFillTint="1A"/>
+            <w:shd w:val="clear" w:color="auto" w:fill="E6E9EB" w:themeFill="text2" w:themeFillTint="1a"/>
           </w:tcPr>
           <w:p>
             <w:pPr>
@@ -4338,7 +4493,7 @@
         <w:tc>
           <w:tcPr>
             <w:tcW w:w="1498" w:type="dxa"/>
-            <w:shd w:val="clear" w:color="auto" w:fill="DAE9F7" w:themeFill="text2" w:themeFillTint="1A"/>
+            <w:shd w:val="clear" w:color="auto" w:fill="E6E9EB" w:themeFill="text2" w:themeFillTint="1a"/>
           </w:tcPr>
           <w:p>
             <w:pPr>
@@ -4362,7 +4517,7 @@
         <w:tc>
           <w:tcPr>
             <w:tcW w:w="1498" w:type="dxa"/>
-            <w:shd w:val="clear" w:color="auto" w:fill="DAE9F7" w:themeFill="text2" w:themeFillTint="1A"/>
+            <w:shd w:val="clear" w:color="auto" w:fill="E6E9EB" w:themeFill="text2" w:themeFillTint="1a"/>
           </w:tcPr>
           <w:p>
             <w:pPr>
@@ -4386,7 +4541,7 @@
         <w:tc>
           <w:tcPr>
             <w:tcW w:w="1498" w:type="dxa"/>
-            <w:shd w:val="clear" w:color="auto" w:fill="DAE9F7" w:themeFill="text2" w:themeFillTint="1A"/>
+            <w:shd w:val="clear" w:color="auto" w:fill="E6E9EB" w:themeFill="text2" w:themeFillTint="1a"/>
           </w:tcPr>
           <w:p>
             <w:pPr>
@@ -4410,7 +4565,7 @@
         <w:tc>
           <w:tcPr>
             <w:tcW w:w="1498" w:type="dxa"/>
-            <w:shd w:val="clear" w:color="auto" w:fill="DAE9F7" w:themeFill="text2" w:themeFillTint="1A"/>
+            <w:shd w:val="clear" w:color="auto" w:fill="E6E9EB" w:themeFill="text2" w:themeFillTint="1a"/>
           </w:tcPr>
           <w:p>
             <w:pPr>
@@ -4434,7 +4589,7 @@
         <w:tc>
           <w:tcPr>
             <w:tcW w:w="1498" w:type="dxa"/>
-            <w:shd w:val="clear" w:color="auto" w:fill="DAE9F7" w:themeFill="text2" w:themeFillTint="1A"/>
+            <w:shd w:val="clear" w:color="auto" w:fill="E6E9EB" w:themeFill="text2" w:themeFillTint="1a"/>
           </w:tcPr>
           <w:p>
             <w:pPr>
@@ -4458,7 +4613,7 @@
         <w:tc>
           <w:tcPr>
             <w:tcW w:w="1498" w:type="dxa"/>
-            <w:shd w:val="clear" w:color="auto" w:fill="DAE9F7" w:themeFill="text2" w:themeFillTint="1A"/>
+            <w:shd w:val="clear" w:color="auto" w:fill="E6E9EB" w:themeFill="text2" w:themeFillTint="1a"/>
           </w:tcPr>
           <w:p>
             <w:pPr>
@@ -4482,102 +4637,195 @@
       </w:tr>
       <w:tr>
         <w:trPr>
-          <w:trHeight w:val="412"/>
+          <w:trHeight w:val="412" w:hRule="atLeast"/>
         </w:trPr>
         <w:tc>
           <w:tcPr>
             <w:tcW w:w="1497" w:type="dxa"/>
-            <w:shd w:val="clear" w:color="auto" w:fill="C1E4F5" w:themeFill="accent1" w:themeFillTint="33"/>
-          </w:tcPr>
-          <w:p>
-            <w:pPr>
-              <w:rPr>
-                <w:rFonts w:eastAsiaTheme="minorHAnsi"/>
-                <w:sz w:val="16"/>
-                <w:szCs w:val="16"/>
-              </w:rPr>
-            </w:pPr>
-          </w:p>
-        </w:tc>
-        <w:tc>
-          <w:tcPr>
-            <w:tcW w:w="1498" w:type="dxa"/>
-            <w:shd w:val="clear" w:color="auto" w:fill="C1E4F5" w:themeFill="accent1" w:themeFillTint="33"/>
-          </w:tcPr>
-          <w:p>
-            <w:pPr>
-              <w:rPr>
-                <w:rFonts w:eastAsiaTheme="minorHAnsi"/>
-                <w:sz w:val="16"/>
-                <w:szCs w:val="16"/>
-              </w:rPr>
-            </w:pPr>
-          </w:p>
-        </w:tc>
-        <w:tc>
-          <w:tcPr>
-            <w:tcW w:w="1498" w:type="dxa"/>
-            <w:shd w:val="clear" w:color="auto" w:fill="C1E4F5" w:themeFill="accent1" w:themeFillTint="33"/>
-          </w:tcPr>
-          <w:p>
-            <w:pPr>
-              <w:rPr>
-                <w:rFonts w:eastAsiaTheme="minorHAnsi"/>
-                <w:sz w:val="16"/>
-                <w:szCs w:val="16"/>
-              </w:rPr>
-            </w:pPr>
-          </w:p>
-        </w:tc>
-        <w:tc>
-          <w:tcPr>
-            <w:tcW w:w="1498" w:type="dxa"/>
-            <w:shd w:val="clear" w:color="auto" w:fill="C1E4F5" w:themeFill="accent1" w:themeFillTint="33"/>
-          </w:tcPr>
-          <w:p>
-            <w:pPr>
-              <w:rPr>
-                <w:rFonts w:eastAsiaTheme="minorHAnsi"/>
-                <w:sz w:val="16"/>
-                <w:szCs w:val="16"/>
-              </w:rPr>
-            </w:pPr>
-          </w:p>
-        </w:tc>
-        <w:tc>
-          <w:tcPr>
-            <w:tcW w:w="1498" w:type="dxa"/>
-            <w:shd w:val="clear" w:color="auto" w:fill="C1E4F5" w:themeFill="accent1" w:themeFillTint="33"/>
-          </w:tcPr>
-          <w:p>
-            <w:pPr>
-              <w:rPr>
-                <w:rFonts w:eastAsiaTheme="minorHAnsi"/>
-                <w:sz w:val="16"/>
-                <w:szCs w:val="16"/>
-              </w:rPr>
-            </w:pPr>
-          </w:p>
-        </w:tc>
-        <w:tc>
-          <w:tcPr>
-            <w:tcW w:w="1498" w:type="dxa"/>
-            <w:shd w:val="clear" w:color="auto" w:fill="C1E4F5" w:themeFill="accent1" w:themeFillTint="33"/>
-          </w:tcPr>
-          <w:p>
-            <w:pPr>
-              <w:rPr>
-                <w:rFonts w:eastAsiaTheme="minorHAnsi"/>
-                <w:sz w:val="16"/>
-                <w:szCs w:val="16"/>
-              </w:rPr>
-            </w:pPr>
-          </w:p>
-        </w:tc>
-        <w:tc>
-          <w:tcPr>
-            <w:tcW w:w="1498" w:type="dxa"/>
-            <w:shd w:val="clear" w:color="auto" w:fill="C1E4F5" w:themeFill="accent1" w:themeFillTint="33"/>
+            <w:shd w:val="clear" w:color="auto" w:fill="D0DFE6" w:themeFill="accent1" w:themeFillTint="33"/>
+          </w:tcPr>
+          <w:p>
+            <w:pPr>
+              <w:rPr>
+                <w:rFonts w:eastAsiaTheme="minorHAnsi"/>
+                <w:sz w:val="16"/>
+                <w:szCs w:val="16"/>
+              </w:rPr>
+            </w:pPr>
+          </w:p>
+        </w:tc>
+        <w:tc>
+          <w:tcPr>
+            <w:tcW w:w="1498" w:type="dxa"/>
+            <w:shd w:val="clear" w:color="auto" w:fill="D0DFE6" w:themeFill="accent1" w:themeFillTint="33"/>
+          </w:tcPr>
+          <w:p>
+            <w:pPr>
+              <w:rPr>
+                <w:rFonts w:eastAsiaTheme="minorHAnsi"/>
+                <w:sz w:val="16"/>
+                <w:szCs w:val="16"/>
+              </w:rPr>
+            </w:pPr>
+          </w:p>
+        </w:tc>
+        <w:tc>
+          <w:tcPr>
+            <w:tcW w:w="1498" w:type="dxa"/>
+            <w:shd w:val="clear" w:color="auto" w:fill="D0DFE6" w:themeFill="accent1" w:themeFillTint="33"/>
+          </w:tcPr>
+          <w:p>
+            <w:pPr>
+              <w:rPr>
+                <w:rFonts w:eastAsiaTheme="minorHAnsi"/>
+                <w:sz w:val="16"/>
+                <w:szCs w:val="16"/>
+              </w:rPr>
+            </w:pPr>
+          </w:p>
+        </w:tc>
+        <w:tc>
+          <w:tcPr>
+            <w:tcW w:w="1498" w:type="dxa"/>
+            <w:shd w:val="clear" w:color="auto" w:fill="D0DFE6" w:themeFill="accent1" w:themeFillTint="33"/>
+          </w:tcPr>
+          <w:p>
+            <w:pPr>
+              <w:rPr>
+                <w:lang w:eastAsia="ko-KR"/>
+                <w:rFonts w:eastAsiaTheme="minorHAnsi"/>
+                <w:sz w:val="16"/>
+                <w:szCs w:val="16"/>
+                <w:rtl w:val="off"/>
+              </w:rPr>
+            </w:pPr>
+            <w:r>
+              <w:rPr>
+                <w:lang w:eastAsia="ko-KR"/>
+                <w:rFonts w:eastAsiaTheme="minorHAnsi"/>
+                <w:sz w:val="16"/>
+                <w:szCs w:val="16"/>
+                <w:rtl w:val="off"/>
+              </w:rPr>
+              <w:t>- 마이크</w:t>
+            </w:r>
+          </w:p>
+          <w:p>
+            <w:pPr>
+              <w:rPr>
+                <w:lang w:eastAsia="ko-KR"/>
+                <w:rFonts w:eastAsiaTheme="minorHAnsi"/>
+                <w:sz w:val="16"/>
+                <w:szCs w:val="16"/>
+                <w:rtl w:val="off"/>
+              </w:rPr>
+            </w:pPr>
+            <w:r>
+              <w:rPr>
+                <w:lang w:eastAsia="ko-KR"/>
+                <w:rFonts w:eastAsiaTheme="minorHAnsi"/>
+                <w:sz w:val="16"/>
+                <w:szCs w:val="16"/>
+                <w:rtl w:val="off"/>
+              </w:rPr>
+              <w:t>- Base에 할당량, 결과창(상의 필요)</w:t>
+            </w:r>
+          </w:p>
+          <w:p>
+            <w:pPr>
+              <w:rPr>
+                <w:rFonts w:eastAsiaTheme="minorHAnsi"/>
+                <w:sz w:val="16"/>
+                <w:szCs w:val="16"/>
+              </w:rPr>
+            </w:pPr>
+            <w:r>
+              <w:rPr>
+                <w:lang w:eastAsia="ko-KR"/>
+                <w:rFonts w:eastAsiaTheme="minorHAnsi"/>
+                <w:sz w:val="16"/>
+                <w:szCs w:val="16"/>
+                <w:rtl w:val="off"/>
+              </w:rPr>
+              <w:t>- 레버 당기면 큐브 배치되도록(상의 필요)</w:t>
+            </w:r>
+          </w:p>
+        </w:tc>
+        <w:tc>
+          <w:tcPr>
+            <w:tcW w:w="1498" w:type="dxa"/>
+            <w:shd w:val="clear" w:color="auto" w:fill="D0DFE6" w:themeFill="accent1" w:themeFillTint="33"/>
+          </w:tcPr>
+          <w:p>
+            <w:pPr>
+              <w:rPr>
+                <w:lang w:eastAsia="ko-KR"/>
+                <w:rFonts w:eastAsiaTheme="minorHAnsi"/>
+                <w:sz w:val="16"/>
+                <w:szCs w:val="16"/>
+                <w:rtl w:val="off"/>
+              </w:rPr>
+            </w:pPr>
+            <w:r>
+              <w:rPr>
+                <w:lang w:eastAsia="ko-KR"/>
+                <w:rFonts w:eastAsiaTheme="minorHAnsi"/>
+                <w:sz w:val="16"/>
+                <w:szCs w:val="16"/>
+                <w:rtl w:val="off"/>
+              </w:rPr>
+              <w:t>- 설정창, 메인창, 결과창</w:t>
+            </w:r>
+          </w:p>
+          <w:p>
+            <w:pPr>
+              <w:rPr>
+                <w:rFonts w:eastAsiaTheme="minorHAnsi"/>
+                <w:sz w:val="16"/>
+                <w:szCs w:val="16"/>
+              </w:rPr>
+            </w:pPr>
+            <w:r>
+              <w:rPr>
+                <w:lang w:eastAsia="ko-KR"/>
+                <w:rFonts w:eastAsiaTheme="minorHAnsi"/>
+                <w:sz w:val="16"/>
+                <w:szCs w:val="16"/>
+                <w:rtl w:val="off"/>
+              </w:rPr>
+              <w:t>- 룸 입퇴장(상의 필요)</w:t>
+            </w:r>
+          </w:p>
+        </w:tc>
+        <w:tc>
+          <w:tcPr>
+            <w:tcW w:w="1498" w:type="dxa"/>
+            <w:shd w:val="clear" w:color="auto" w:fill="D0DFE6" w:themeFill="accent1" w:themeFillTint="33"/>
+          </w:tcPr>
+          <w:p>
+            <w:pPr>
+              <w:rPr>
+                <w:rFonts w:eastAsiaTheme="minorHAnsi"/>
+                <w:sz w:val="16"/>
+                <w:szCs w:val="16"/>
+              </w:rPr>
+            </w:pPr>
+            <w:r>
+              <w:rPr>
+                <w:lang w:eastAsia="ko-KR"/>
+                <w:rFonts w:eastAsiaTheme="minorHAnsi"/>
+                <w:sz w:val="16"/>
+                <w:szCs w:val="16"/>
+                <w:rtl w:val="off"/>
+              </w:rPr>
+              <w:t>- 스테이지 변경 연출</w:t>
+            </w:r>
+          </w:p>
+        </w:tc>
+        <w:tc>
+          <w:tcPr>
+            <w:tcW w:w="1498" w:type="dxa"/>
+            <w:shd w:val="clear" w:color="auto" w:fill="D0DFE6" w:themeFill="accent1" w:themeFillTint="33"/>
           </w:tcPr>
           <w:p>
             <w:pPr>
@@ -4594,7 +4842,7 @@
         <w:tc>
           <w:tcPr>
             <w:tcW w:w="1497" w:type="dxa"/>
-            <w:shd w:val="clear" w:color="auto" w:fill="DAE9F7" w:themeFill="text2" w:themeFillTint="1A"/>
+            <w:shd w:val="clear" w:color="auto" w:fill="E6E9EB" w:themeFill="text2" w:themeFillTint="1a"/>
           </w:tcPr>
           <w:p>
             <w:pPr>
@@ -4618,7 +4866,7 @@
         <w:tc>
           <w:tcPr>
             <w:tcW w:w="1498" w:type="dxa"/>
-            <w:shd w:val="clear" w:color="auto" w:fill="DAE9F7" w:themeFill="text2" w:themeFillTint="1A"/>
+            <w:shd w:val="clear" w:color="auto" w:fill="E6E9EB" w:themeFill="text2" w:themeFillTint="1a"/>
           </w:tcPr>
           <w:p>
             <w:pPr>
@@ -4642,7 +4890,7 @@
         <w:tc>
           <w:tcPr>
             <w:tcW w:w="1498" w:type="dxa"/>
-            <w:shd w:val="clear" w:color="auto" w:fill="DAE9F7" w:themeFill="text2" w:themeFillTint="1A"/>
+            <w:shd w:val="clear" w:color="auto" w:fill="E6E9EB" w:themeFill="text2" w:themeFillTint="1a"/>
           </w:tcPr>
           <w:p>
             <w:pPr>
@@ -4666,7 +4914,7 @@
         <w:tc>
           <w:tcPr>
             <w:tcW w:w="1498" w:type="dxa"/>
-            <w:shd w:val="clear" w:color="auto" w:fill="DAE9F7" w:themeFill="text2" w:themeFillTint="1A"/>
+            <w:shd w:val="clear" w:color="auto" w:fill="E6E9EB" w:themeFill="text2" w:themeFillTint="1a"/>
           </w:tcPr>
           <w:p>
             <w:pPr>
@@ -4690,7 +4938,7 @@
         <w:tc>
           <w:tcPr>
             <w:tcW w:w="1498" w:type="dxa"/>
-            <w:shd w:val="clear" w:color="auto" w:fill="DAE9F7" w:themeFill="text2" w:themeFillTint="1A"/>
+            <w:shd w:val="clear" w:color="auto" w:fill="E6E9EB" w:themeFill="text2" w:themeFillTint="1a"/>
           </w:tcPr>
           <w:p>
             <w:pPr>
@@ -4714,7 +4962,7 @@
         <w:tc>
           <w:tcPr>
             <w:tcW w:w="1498" w:type="dxa"/>
-            <w:shd w:val="clear" w:color="auto" w:fill="DAE9F7" w:themeFill="text2" w:themeFillTint="1A"/>
+            <w:shd w:val="clear" w:color="auto" w:fill="E6E9EB" w:themeFill="text2" w:themeFillTint="1a"/>
           </w:tcPr>
           <w:p>
             <w:pPr>
@@ -4738,7 +4986,7 @@
         <w:tc>
           <w:tcPr>
             <w:tcW w:w="1498" w:type="dxa"/>
-            <w:shd w:val="clear" w:color="auto" w:fill="DAE9F7" w:themeFill="text2" w:themeFillTint="1A"/>
+            <w:shd w:val="clear" w:color="auto" w:fill="E6E9EB" w:themeFill="text2" w:themeFillTint="1a"/>
           </w:tcPr>
           <w:p>
             <w:pPr>
@@ -4762,102 +5010,102 @@
       </w:tr>
       <w:tr>
         <w:trPr>
-          <w:trHeight w:val="407"/>
+          <w:trHeight w:val="407" w:hRule="atLeast"/>
         </w:trPr>
         <w:tc>
           <w:tcPr>
             <w:tcW w:w="1497" w:type="dxa"/>
-            <w:shd w:val="clear" w:color="auto" w:fill="C1E4F5" w:themeFill="accent1" w:themeFillTint="33"/>
-          </w:tcPr>
-          <w:p>
-            <w:pPr>
-              <w:rPr>
-                <w:rFonts w:eastAsiaTheme="minorHAnsi"/>
-                <w:sz w:val="16"/>
-                <w:szCs w:val="16"/>
-              </w:rPr>
-            </w:pPr>
-          </w:p>
-        </w:tc>
-        <w:tc>
-          <w:tcPr>
-            <w:tcW w:w="1498" w:type="dxa"/>
-            <w:shd w:val="clear" w:color="auto" w:fill="C1E4F5" w:themeFill="accent1" w:themeFillTint="33"/>
-          </w:tcPr>
-          <w:p>
-            <w:pPr>
-              <w:rPr>
-                <w:rFonts w:eastAsiaTheme="minorHAnsi"/>
-                <w:sz w:val="16"/>
-                <w:szCs w:val="16"/>
-              </w:rPr>
-            </w:pPr>
-          </w:p>
-        </w:tc>
-        <w:tc>
-          <w:tcPr>
-            <w:tcW w:w="1498" w:type="dxa"/>
-            <w:shd w:val="clear" w:color="auto" w:fill="C1E4F5" w:themeFill="accent1" w:themeFillTint="33"/>
-          </w:tcPr>
-          <w:p>
-            <w:pPr>
-              <w:rPr>
-                <w:rFonts w:eastAsiaTheme="minorHAnsi"/>
-                <w:sz w:val="16"/>
-                <w:szCs w:val="16"/>
-              </w:rPr>
-            </w:pPr>
-          </w:p>
-        </w:tc>
-        <w:tc>
-          <w:tcPr>
-            <w:tcW w:w="1498" w:type="dxa"/>
-            <w:shd w:val="clear" w:color="auto" w:fill="C1E4F5" w:themeFill="accent1" w:themeFillTint="33"/>
-          </w:tcPr>
-          <w:p>
-            <w:pPr>
-              <w:rPr>
-                <w:rFonts w:eastAsiaTheme="minorHAnsi"/>
-                <w:sz w:val="16"/>
-                <w:szCs w:val="16"/>
-              </w:rPr>
-            </w:pPr>
-          </w:p>
-        </w:tc>
-        <w:tc>
-          <w:tcPr>
-            <w:tcW w:w="1498" w:type="dxa"/>
-            <w:shd w:val="clear" w:color="auto" w:fill="C1E4F5" w:themeFill="accent1" w:themeFillTint="33"/>
-          </w:tcPr>
-          <w:p>
-            <w:pPr>
-              <w:rPr>
-                <w:rFonts w:eastAsiaTheme="minorHAnsi"/>
-                <w:sz w:val="16"/>
-                <w:szCs w:val="16"/>
-              </w:rPr>
-            </w:pPr>
-          </w:p>
-        </w:tc>
-        <w:tc>
-          <w:tcPr>
-            <w:tcW w:w="1498" w:type="dxa"/>
-            <w:shd w:val="clear" w:color="auto" w:fill="C1E4F5" w:themeFill="accent1" w:themeFillTint="33"/>
-          </w:tcPr>
-          <w:p>
-            <w:pPr>
-              <w:rPr>
-                <w:rFonts w:eastAsiaTheme="minorHAnsi"/>
-                <w:sz w:val="16"/>
-                <w:szCs w:val="16"/>
-              </w:rPr>
-            </w:pPr>
-          </w:p>
-        </w:tc>
-        <w:tc>
-          <w:tcPr>
-            <w:tcW w:w="1498" w:type="dxa"/>
-            <w:shd w:val="clear" w:color="auto" w:fill="C1E4F5" w:themeFill="accent1" w:themeFillTint="33"/>
+            <w:shd w:val="clear" w:color="auto" w:fill="D0DFE6" w:themeFill="accent1" w:themeFillTint="33"/>
+          </w:tcPr>
+          <w:p>
+            <w:pPr>
+              <w:rPr>
+                <w:rFonts w:eastAsiaTheme="minorHAnsi"/>
+                <w:sz w:val="16"/>
+                <w:szCs w:val="16"/>
+              </w:rPr>
+            </w:pPr>
+          </w:p>
+        </w:tc>
+        <w:tc>
+          <w:tcPr>
+            <w:tcW w:w="1498" w:type="dxa"/>
+            <w:shd w:val="clear" w:color="auto" w:fill="D0DFE6" w:themeFill="accent1" w:themeFillTint="33"/>
+          </w:tcPr>
+          <w:p>
+            <w:pPr>
+              <w:rPr>
+                <w:rFonts w:eastAsiaTheme="minorHAnsi"/>
+                <w:sz w:val="16"/>
+                <w:szCs w:val="16"/>
+              </w:rPr>
+            </w:pPr>
+          </w:p>
+        </w:tc>
+        <w:tc>
+          <w:tcPr>
+            <w:tcW w:w="1498" w:type="dxa"/>
+            <w:shd w:val="clear" w:color="auto" w:fill="D0DFE6" w:themeFill="accent1" w:themeFillTint="33"/>
+          </w:tcPr>
+          <w:p>
+            <w:pPr>
+              <w:rPr>
+                <w:rFonts w:eastAsiaTheme="minorHAnsi"/>
+                <w:sz w:val="16"/>
+                <w:szCs w:val="16"/>
+              </w:rPr>
+            </w:pPr>
+          </w:p>
+        </w:tc>
+        <w:tc>
+          <w:tcPr>
+            <w:tcW w:w="1498" w:type="dxa"/>
+            <w:shd w:val="clear" w:color="auto" w:fill="D0DFE6" w:themeFill="accent1" w:themeFillTint="33"/>
+          </w:tcPr>
+          <w:p>
+            <w:pPr>
+              <w:rPr>
+                <w:rFonts w:eastAsiaTheme="minorHAnsi"/>
+                <w:sz w:val="16"/>
+                <w:szCs w:val="16"/>
+              </w:rPr>
+            </w:pPr>
+          </w:p>
+        </w:tc>
+        <w:tc>
+          <w:tcPr>
+            <w:tcW w:w="1498" w:type="dxa"/>
+            <w:shd w:val="clear" w:color="auto" w:fill="D0DFE6" w:themeFill="accent1" w:themeFillTint="33"/>
+          </w:tcPr>
+          <w:p>
+            <w:pPr>
+              <w:rPr>
+                <w:rFonts w:eastAsiaTheme="minorHAnsi"/>
+                <w:sz w:val="16"/>
+                <w:szCs w:val="16"/>
+              </w:rPr>
+            </w:pPr>
+          </w:p>
+        </w:tc>
+        <w:tc>
+          <w:tcPr>
+            <w:tcW w:w="1498" w:type="dxa"/>
+            <w:shd w:val="clear" w:color="auto" w:fill="D0DFE6" w:themeFill="accent1" w:themeFillTint="33"/>
+          </w:tcPr>
+          <w:p>
+            <w:pPr>
+              <w:rPr>
+                <w:rFonts w:eastAsiaTheme="minorHAnsi"/>
+                <w:sz w:val="16"/>
+                <w:szCs w:val="16"/>
+              </w:rPr>
+            </w:pPr>
+          </w:p>
+        </w:tc>
+        <w:tc>
+          <w:tcPr>
+            <w:tcW w:w="1498" w:type="dxa"/>
+            <w:shd w:val="clear" w:color="auto" w:fill="D0DFE6" w:themeFill="accent1" w:themeFillTint="33"/>
           </w:tcPr>
           <w:p>
             <w:pPr>
@@ -4891,7 +5139,7 @@
         <w:tc>
           <w:tcPr>
             <w:tcW w:w="1497" w:type="dxa"/>
-            <w:shd w:val="clear" w:color="auto" w:fill="D9D9D9" w:themeFill="background1" w:themeFillShade="D9"/>
+            <w:shd w:val="clear" w:color="auto" w:fill="D9D9D9" w:themeFill="background1" w:themeFillShade="d9"/>
           </w:tcPr>
           <w:p>
             <w:pPr>
@@ -4915,7 +5163,7 @@
         <w:tc>
           <w:tcPr>
             <w:tcW w:w="1498" w:type="dxa"/>
-            <w:shd w:val="clear" w:color="auto" w:fill="D9D9D9" w:themeFill="background1" w:themeFillShade="D9"/>
+            <w:shd w:val="clear" w:color="auto" w:fill="D9D9D9" w:themeFill="background1" w:themeFillShade="d9"/>
           </w:tcPr>
           <w:p>
             <w:pPr>
@@ -4939,7 +5187,7 @@
         <w:tc>
           <w:tcPr>
             <w:tcW w:w="1498" w:type="dxa"/>
-            <w:shd w:val="clear" w:color="auto" w:fill="D9D9D9" w:themeFill="background1" w:themeFillShade="D9"/>
+            <w:shd w:val="clear" w:color="auto" w:fill="D9D9D9" w:themeFill="background1" w:themeFillShade="d9"/>
           </w:tcPr>
           <w:p>
             <w:pPr>
@@ -4963,7 +5211,7 @@
         <w:tc>
           <w:tcPr>
             <w:tcW w:w="1498" w:type="dxa"/>
-            <w:shd w:val="clear" w:color="auto" w:fill="D9D9D9" w:themeFill="background1" w:themeFillShade="D9"/>
+            <w:shd w:val="clear" w:color="auto" w:fill="D9D9D9" w:themeFill="background1" w:themeFillShade="d9"/>
           </w:tcPr>
           <w:p>
             <w:pPr>
@@ -4987,7 +5235,7 @@
         <w:tc>
           <w:tcPr>
             <w:tcW w:w="1498" w:type="dxa"/>
-            <w:shd w:val="clear" w:color="auto" w:fill="D9D9D9" w:themeFill="background1" w:themeFillShade="D9"/>
+            <w:shd w:val="clear" w:color="auto" w:fill="D9D9D9" w:themeFill="background1" w:themeFillShade="d9"/>
           </w:tcPr>
           <w:p>
             <w:pPr>
@@ -5011,7 +5259,7 @@
         <w:tc>
           <w:tcPr>
             <w:tcW w:w="1498" w:type="dxa"/>
-            <w:shd w:val="clear" w:color="auto" w:fill="D9D9D9" w:themeFill="background1" w:themeFillShade="D9"/>
+            <w:shd w:val="clear" w:color="auto" w:fill="D9D9D9" w:themeFill="background1" w:themeFillShade="d9"/>
           </w:tcPr>
           <w:p>
             <w:pPr>
@@ -5035,7 +5283,7 @@
         <w:tc>
           <w:tcPr>
             <w:tcW w:w="1498" w:type="dxa"/>
-            <w:shd w:val="clear" w:color="auto" w:fill="D9D9D9" w:themeFill="background1" w:themeFillShade="D9"/>
+            <w:shd w:val="clear" w:color="auto" w:fill="D9D9D9" w:themeFill="background1" w:themeFillShade="d9"/>
           </w:tcPr>
           <w:p>
             <w:pPr>
@@ -5061,7 +5309,7 @@
         <w:tc>
           <w:tcPr>
             <w:tcW w:w="1497" w:type="dxa"/>
-            <w:shd w:val="clear" w:color="auto" w:fill="DAE9F7" w:themeFill="text2" w:themeFillTint="1A"/>
+            <w:shd w:val="clear" w:color="auto" w:fill="E6E9EB" w:themeFill="text2" w:themeFillTint="1a"/>
           </w:tcPr>
           <w:p>
             <w:pPr>
@@ -5085,7 +5333,7 @@
         <w:tc>
           <w:tcPr>
             <w:tcW w:w="1498" w:type="dxa"/>
-            <w:shd w:val="clear" w:color="auto" w:fill="DAE9F7" w:themeFill="text2" w:themeFillTint="1A"/>
+            <w:shd w:val="clear" w:color="auto" w:fill="E6E9EB" w:themeFill="text2" w:themeFillTint="1a"/>
           </w:tcPr>
           <w:p>
             <w:pPr>
@@ -5109,7 +5357,7 @@
         <w:tc>
           <w:tcPr>
             <w:tcW w:w="1498" w:type="dxa"/>
-            <w:shd w:val="clear" w:color="auto" w:fill="DAE9F7" w:themeFill="text2" w:themeFillTint="1A"/>
+            <w:shd w:val="clear" w:color="auto" w:fill="E6E9EB" w:themeFill="text2" w:themeFillTint="1a"/>
           </w:tcPr>
           <w:p>
             <w:pPr>
@@ -5133,7 +5381,7 @@
         <w:tc>
           <w:tcPr>
             <w:tcW w:w="1498" w:type="dxa"/>
-            <w:shd w:val="clear" w:color="auto" w:fill="DAE9F7" w:themeFill="text2" w:themeFillTint="1A"/>
+            <w:shd w:val="clear" w:color="auto" w:fill="E6E9EB" w:themeFill="text2" w:themeFillTint="1a"/>
           </w:tcPr>
           <w:p>
             <w:pPr>
@@ -5157,7 +5405,7 @@
         <w:tc>
           <w:tcPr>
             <w:tcW w:w="1498" w:type="dxa"/>
-            <w:shd w:val="clear" w:color="auto" w:fill="DAE9F7" w:themeFill="text2" w:themeFillTint="1A"/>
+            <w:shd w:val="clear" w:color="auto" w:fill="E6E9EB" w:themeFill="text2" w:themeFillTint="1a"/>
           </w:tcPr>
           <w:p>
             <w:pPr>
@@ -5181,7 +5429,7 @@
         <w:tc>
           <w:tcPr>
             <w:tcW w:w="1498" w:type="dxa"/>
-            <w:shd w:val="clear" w:color="auto" w:fill="DAE9F7" w:themeFill="text2" w:themeFillTint="1A"/>
+            <w:shd w:val="clear" w:color="auto" w:fill="E6E9EB" w:themeFill="text2" w:themeFillTint="1a"/>
           </w:tcPr>
           <w:p>
             <w:pPr>
@@ -5205,7 +5453,7 @@
         <w:tc>
           <w:tcPr>
             <w:tcW w:w="1498" w:type="dxa"/>
-            <w:shd w:val="clear" w:color="auto" w:fill="DAE9F7" w:themeFill="text2" w:themeFillTint="1A"/>
+            <w:shd w:val="clear" w:color="auto" w:fill="E6E9EB" w:themeFill="text2" w:themeFillTint="1a"/>
           </w:tcPr>
           <w:p>
             <w:pPr>
@@ -5229,7 +5477,7 @@
       </w:tr>
       <w:tr>
         <w:trPr>
-          <w:trHeight w:val="431"/>
+          <w:trHeight w:val="431" w:hRule="atLeast"/>
         </w:trPr>
         <w:tc>
           <w:tcPr>
@@ -5349,7 +5597,7 @@
         <w:tc>
           <w:tcPr>
             <w:tcW w:w="1497" w:type="dxa"/>
-            <w:shd w:val="clear" w:color="auto" w:fill="DAE9F7" w:themeFill="text2" w:themeFillTint="1A"/>
+            <w:shd w:val="clear" w:color="auto" w:fill="E6E9EB" w:themeFill="text2" w:themeFillTint="1a"/>
           </w:tcPr>
           <w:p>
             <w:pPr>
@@ -5373,7 +5621,7 @@
         <w:tc>
           <w:tcPr>
             <w:tcW w:w="1498" w:type="dxa"/>
-            <w:shd w:val="clear" w:color="auto" w:fill="DAE9F7" w:themeFill="text2" w:themeFillTint="1A"/>
+            <w:shd w:val="clear" w:color="auto" w:fill="E6E9EB" w:themeFill="text2" w:themeFillTint="1a"/>
           </w:tcPr>
           <w:p>
             <w:pPr>
@@ -5397,7 +5645,7 @@
         <w:tc>
           <w:tcPr>
             <w:tcW w:w="1498" w:type="dxa"/>
-            <w:shd w:val="clear" w:color="auto" w:fill="DAE9F7" w:themeFill="text2" w:themeFillTint="1A"/>
+            <w:shd w:val="clear" w:color="auto" w:fill="E6E9EB" w:themeFill="text2" w:themeFillTint="1a"/>
           </w:tcPr>
           <w:p>
             <w:pPr>
@@ -5421,7 +5669,7 @@
         <w:tc>
           <w:tcPr>
             <w:tcW w:w="1498" w:type="dxa"/>
-            <w:shd w:val="clear" w:color="auto" w:fill="DAE9F7" w:themeFill="text2" w:themeFillTint="1A"/>
+            <w:shd w:val="clear" w:color="auto" w:fill="E6E9EB" w:themeFill="text2" w:themeFillTint="1a"/>
           </w:tcPr>
           <w:p>
             <w:pPr>
@@ -5445,7 +5693,7 @@
         <w:tc>
           <w:tcPr>
             <w:tcW w:w="1498" w:type="dxa"/>
-            <w:shd w:val="clear" w:color="auto" w:fill="DAE9F7" w:themeFill="text2" w:themeFillTint="1A"/>
+            <w:shd w:val="clear" w:color="auto" w:fill="E6E9EB" w:themeFill="text2" w:themeFillTint="1a"/>
           </w:tcPr>
           <w:p>
             <w:pPr>
@@ -5469,7 +5717,7 @@
         <w:tc>
           <w:tcPr>
             <w:tcW w:w="1498" w:type="dxa"/>
-            <w:shd w:val="clear" w:color="auto" w:fill="DAE9F7" w:themeFill="text2" w:themeFillTint="1A"/>
+            <w:shd w:val="clear" w:color="auto" w:fill="E6E9EB" w:themeFill="text2" w:themeFillTint="1a"/>
           </w:tcPr>
           <w:p>
             <w:pPr>
@@ -5493,7 +5741,7 @@
         <w:tc>
           <w:tcPr>
             <w:tcW w:w="1498" w:type="dxa"/>
-            <w:shd w:val="clear" w:color="auto" w:fill="DAE9F7" w:themeFill="text2" w:themeFillTint="1A"/>
+            <w:shd w:val="clear" w:color="auto" w:fill="E6E9EB" w:themeFill="text2" w:themeFillTint="1a"/>
           </w:tcPr>
           <w:p>
             <w:pPr>
@@ -5517,7 +5765,7 @@
       </w:tr>
       <w:tr>
         <w:trPr>
-          <w:trHeight w:val="410"/>
+          <w:trHeight w:val="410" w:hRule="atLeast"/>
         </w:trPr>
         <w:tc>
           <w:tcPr>
@@ -5651,12 +5899,12 @@
       </w:tr>
       <w:tr>
         <w:trPr>
-          <w:trHeight w:val="253"/>
+          <w:trHeight w:val="253" w:hRule="atLeast"/>
         </w:trPr>
         <w:tc>
           <w:tcPr>
             <w:tcW w:w="1497" w:type="dxa"/>
-            <w:shd w:val="clear" w:color="auto" w:fill="DAE9F7" w:themeFill="text2" w:themeFillTint="1A"/>
+            <w:shd w:val="clear" w:color="auto" w:fill="E6E9EB" w:themeFill="text2" w:themeFillTint="1a"/>
           </w:tcPr>
           <w:p>
             <w:pPr>
@@ -5680,7 +5928,7 @@
         <w:tc>
           <w:tcPr>
             <w:tcW w:w="1498" w:type="dxa"/>
-            <w:shd w:val="clear" w:color="auto" w:fill="DAE9F7" w:themeFill="text2" w:themeFillTint="1A"/>
+            <w:shd w:val="clear" w:color="auto" w:fill="E6E9EB" w:themeFill="text2" w:themeFillTint="1a"/>
           </w:tcPr>
           <w:p>
             <w:pPr>
@@ -5704,7 +5952,7 @@
         <w:tc>
           <w:tcPr>
             <w:tcW w:w="1498" w:type="dxa"/>
-            <w:shd w:val="clear" w:color="auto" w:fill="DAE9F7" w:themeFill="text2" w:themeFillTint="1A"/>
+            <w:shd w:val="clear" w:color="auto" w:fill="E6E9EB" w:themeFill="text2" w:themeFillTint="1a"/>
           </w:tcPr>
           <w:p>
             <w:pPr>
@@ -5728,7 +5976,7 @@
         <w:tc>
           <w:tcPr>
             <w:tcW w:w="1498" w:type="dxa"/>
-            <w:shd w:val="clear" w:color="auto" w:fill="DAE9F7" w:themeFill="text2" w:themeFillTint="1A"/>
+            <w:shd w:val="clear" w:color="auto" w:fill="E6E9EB" w:themeFill="text2" w:themeFillTint="1a"/>
           </w:tcPr>
           <w:p>
             <w:pPr>
@@ -5752,7 +6000,7 @@
         <w:tc>
           <w:tcPr>
             <w:tcW w:w="1498" w:type="dxa"/>
-            <w:shd w:val="clear" w:color="auto" w:fill="DAE9F7" w:themeFill="text2" w:themeFillTint="1A"/>
+            <w:shd w:val="clear" w:color="auto" w:fill="E6E9EB" w:themeFill="text2" w:themeFillTint="1a"/>
           </w:tcPr>
           <w:p>
             <w:pPr>
@@ -5776,7 +6024,7 @@
         <w:tc>
           <w:tcPr>
             <w:tcW w:w="1498" w:type="dxa"/>
-            <w:shd w:val="clear" w:color="auto" w:fill="DAE9F7" w:themeFill="text2" w:themeFillTint="1A"/>
+            <w:shd w:val="clear" w:color="auto" w:fill="E6E9EB" w:themeFill="text2" w:themeFillTint="1a"/>
           </w:tcPr>
           <w:p>
             <w:pPr>
@@ -5800,7 +6048,7 @@
         <w:tc>
           <w:tcPr>
             <w:tcW w:w="1498" w:type="dxa"/>
-            <w:shd w:val="clear" w:color="auto" w:fill="DAE9F7" w:themeFill="text2" w:themeFillTint="1A"/>
+            <w:shd w:val="clear" w:color="auto" w:fill="E6E9EB" w:themeFill="text2" w:themeFillTint="1a"/>
           </w:tcPr>
           <w:p>
             <w:pPr>
@@ -5824,7 +6072,7 @@
       </w:tr>
       <w:tr>
         <w:trPr>
-          <w:trHeight w:val="418"/>
+          <w:trHeight w:val="418" w:hRule="atLeast"/>
         </w:trPr>
         <w:tc>
           <w:tcPr>
@@ -5944,7 +6192,7 @@
         <w:tc>
           <w:tcPr>
             <w:tcW w:w="1497" w:type="dxa"/>
-            <w:shd w:val="clear" w:color="auto" w:fill="DAE9F7" w:themeFill="text2" w:themeFillTint="1A"/>
+            <w:shd w:val="clear" w:color="auto" w:fill="E6E9EB" w:themeFill="text2" w:themeFillTint="1a"/>
           </w:tcPr>
           <w:p>
             <w:pPr>
@@ -5968,7 +6216,7 @@
         <w:tc>
           <w:tcPr>
             <w:tcW w:w="1498" w:type="dxa"/>
-            <w:shd w:val="clear" w:color="auto" w:fill="DAE9F7" w:themeFill="text2" w:themeFillTint="1A"/>
+            <w:shd w:val="clear" w:color="auto" w:fill="E6E9EB" w:themeFill="text2" w:themeFillTint="1a"/>
           </w:tcPr>
           <w:p>
             <w:pPr>
@@ -5992,7 +6240,7 @@
         <w:tc>
           <w:tcPr>
             <w:tcW w:w="1498" w:type="dxa"/>
-            <w:shd w:val="clear" w:color="auto" w:fill="DAE9F7" w:themeFill="text2" w:themeFillTint="1A"/>
+            <w:shd w:val="clear" w:color="auto" w:fill="E6E9EB" w:themeFill="text2" w:themeFillTint="1a"/>
           </w:tcPr>
           <w:p>
             <w:pPr>
@@ -6016,7 +6264,7 @@
         <w:tc>
           <w:tcPr>
             <w:tcW w:w="1498" w:type="dxa"/>
-            <w:shd w:val="clear" w:color="auto" w:fill="DAE9F7" w:themeFill="text2" w:themeFillTint="1A"/>
+            <w:shd w:val="clear" w:color="auto" w:fill="E6E9EB" w:themeFill="text2" w:themeFillTint="1a"/>
           </w:tcPr>
           <w:p>
             <w:pPr>
@@ -6040,7 +6288,7 @@
         <w:tc>
           <w:tcPr>
             <w:tcW w:w="1498" w:type="dxa"/>
-            <w:shd w:val="clear" w:color="auto" w:fill="DAE9F7" w:themeFill="text2" w:themeFillTint="1A"/>
+            <w:shd w:val="clear" w:color="auto" w:fill="E6E9EB" w:themeFill="text2" w:themeFillTint="1a"/>
           </w:tcPr>
           <w:p>
             <w:pPr>
@@ -6064,7 +6312,7 @@
         <w:tc>
           <w:tcPr>
             <w:tcW w:w="1498" w:type="dxa"/>
-            <w:shd w:val="clear" w:color="auto" w:fill="DAE9F7" w:themeFill="text2" w:themeFillTint="1A"/>
+            <w:shd w:val="clear" w:color="auto" w:fill="E6E9EB" w:themeFill="text2" w:themeFillTint="1a"/>
           </w:tcPr>
           <w:p>
             <w:pPr>
@@ -6088,7 +6336,7 @@
         <w:tc>
           <w:tcPr>
             <w:tcW w:w="1498" w:type="dxa"/>
-            <w:shd w:val="clear" w:color="auto" w:fill="DAE9F7" w:themeFill="text2" w:themeFillTint="1A"/>
+            <w:shd w:val="clear" w:color="auto" w:fill="E6E9EB" w:themeFill="text2" w:themeFillTint="1a"/>
           </w:tcPr>
           <w:p>
             <w:pPr>
@@ -6112,7 +6360,7 @@
       </w:tr>
       <w:tr>
         <w:trPr>
-          <w:trHeight w:val="412"/>
+          <w:trHeight w:val="412" w:hRule="atLeast"/>
         </w:trPr>
         <w:tc>
           <w:tcPr>
@@ -6224,7 +6472,7 @@
         <w:tc>
           <w:tcPr>
             <w:tcW w:w="1497" w:type="dxa"/>
-            <w:shd w:val="clear" w:color="auto" w:fill="DAE9F7" w:themeFill="text2" w:themeFillTint="1A"/>
+            <w:shd w:val="clear" w:color="auto" w:fill="E6E9EB" w:themeFill="text2" w:themeFillTint="1a"/>
           </w:tcPr>
           <w:p>
             <w:pPr>
@@ -6248,7 +6496,7 @@
         <w:tc>
           <w:tcPr>
             <w:tcW w:w="1498" w:type="dxa"/>
-            <w:shd w:val="clear" w:color="auto" w:fill="DAE9F7" w:themeFill="text2" w:themeFillTint="1A"/>
+            <w:shd w:val="clear" w:color="auto" w:fill="E6E9EB" w:themeFill="text2" w:themeFillTint="1a"/>
           </w:tcPr>
           <w:p>
             <w:pPr>
@@ -6272,7 +6520,7 @@
         <w:tc>
           <w:tcPr>
             <w:tcW w:w="1498" w:type="dxa"/>
-            <w:shd w:val="clear" w:color="auto" w:fill="DAE9F7" w:themeFill="text2" w:themeFillTint="1A"/>
+            <w:shd w:val="clear" w:color="auto" w:fill="E6E9EB" w:themeFill="text2" w:themeFillTint="1a"/>
           </w:tcPr>
           <w:p>
             <w:pPr>
@@ -6296,7 +6544,7 @@
         <w:tc>
           <w:tcPr>
             <w:tcW w:w="1498" w:type="dxa"/>
-            <w:shd w:val="clear" w:color="auto" w:fill="DAE9F7" w:themeFill="text2" w:themeFillTint="1A"/>
+            <w:shd w:val="clear" w:color="auto" w:fill="E6E9EB" w:themeFill="text2" w:themeFillTint="1a"/>
           </w:tcPr>
           <w:p>
             <w:pPr>
@@ -6320,7 +6568,7 @@
         <w:tc>
           <w:tcPr>
             <w:tcW w:w="1498" w:type="dxa"/>
-            <w:shd w:val="clear" w:color="auto" w:fill="DAE9F7" w:themeFill="text2" w:themeFillTint="1A"/>
+            <w:shd w:val="clear" w:color="auto" w:fill="E6E9EB" w:themeFill="text2" w:themeFillTint="1a"/>
           </w:tcPr>
           <w:p>
             <w:pPr>
@@ -6344,7 +6592,7 @@
         <w:tc>
           <w:tcPr>
             <w:tcW w:w="1498" w:type="dxa"/>
-            <w:shd w:val="clear" w:color="auto" w:fill="DAE9F7" w:themeFill="text2" w:themeFillTint="1A"/>
+            <w:shd w:val="clear" w:color="auto" w:fill="E6E9EB" w:themeFill="text2" w:themeFillTint="1a"/>
           </w:tcPr>
           <w:p>
             <w:pPr>
@@ -6368,7 +6616,7 @@
         <w:tc>
           <w:tcPr>
             <w:tcW w:w="1498" w:type="dxa"/>
-            <w:shd w:val="clear" w:color="auto" w:fill="DAE9F7" w:themeFill="text2" w:themeFillTint="1A"/>
+            <w:shd w:val="clear" w:color="auto" w:fill="E6E9EB" w:themeFill="text2" w:themeFillTint="1a"/>
           </w:tcPr>
           <w:p>
             <w:pPr>
@@ -6392,7 +6640,7 @@
       </w:tr>
       <w:tr>
         <w:trPr>
-          <w:trHeight w:val="407"/>
+          <w:trHeight w:val="407" w:hRule="atLeast"/>
         </w:trPr>
         <w:tc>
           <w:tcPr>
@@ -6525,12 +6773,12 @@
 </file>
 
 <file path=word/numbering.xml><?xml version="1.0" encoding="utf-8"?>
-<w:numbering xmlns:wpc="http://schemas.microsoft.com/office/word/2010/wordprocessingCanvas" xmlns:cx="http://schemas.microsoft.com/office/drawing/2014/chartex" xmlns:cx1="http://schemas.microsoft.com/office/drawing/2015/9/8/chartex" xmlns:cx2="http://schemas.microsoft.com/office/drawing/2015/10/21/chartex" xmlns:cx3="http://schemas.microsoft.com/office/drawing/2016/5/9/chartex" xmlns:cx4="http://schemas.microsoft.com/office/drawing/2016/5/10/chartex" xmlns:cx5="http://schemas.microsoft.com/office/drawing/2016/5/11/chartex" xmlns:cx6="http://schemas.microsoft.com/office/drawing/2016/5/12/chartex" xmlns:cx7="http://schemas.microsoft.com/office/drawing/2016/5/13/chartex" xmlns:cx8="http://schemas.microsoft.com/office/drawing/2016/5/14/chartex" xmlns:mc="http://schemas.openxmlformats.org/markup-compatibility/2006" xmlns:aink="http://schemas.microsoft.com/office/drawing/2016/ink" xmlns:am3d="http://schemas.microsoft.com/office/drawing/2017/model3d" xmlns:o="urn:schemas-microsoft-com:office:office" xmlns:oel="http://schemas.microsoft.com/office/2019/extlst" xmlns:r="http://schemas.openxmlformats.org/officeDocument/2006/relationships" xmlns:m="http://schemas.openxmlformats.org/officeDocument/2006/math" xmlns:v="urn:schemas-microsoft-com:vml" xmlns:wp14="http://schemas.microsoft.com/office/word/2010/wordprocessingDrawing" xmlns:wp="http://schemas.openxmlformats.org/drawingml/2006/wordprocessingDrawing" xmlns:w10="urn:schemas-microsoft-com:office:word" xmlns:w="http://schemas.openxmlformats.org/wordprocessingml/2006/main" xmlns:w14="http://schemas.microsoft.com/office/word/2010/wordml" xmlns:w15="http://schemas.microsoft.com/office/word/2012/wordml" xmlns:w16cex="http://schemas.microsoft.com/office/word/2018/wordml/cex" xmlns:w16cid="http://schemas.microsoft.com/office/word/2016/wordml/cid" xmlns:w16="http://schemas.microsoft.com/office/word/2018/wordml" xmlns:w16du="http://schemas.microsoft.com/office/word/2023/wordml/word16du" xmlns:w16sdtdh="http://schemas.microsoft.com/office/word/2020/wordml/sdtdatahash" xmlns:w16sdtfl="http://schemas.microsoft.com/office/word/2024/wordml/sdtformatlock" xmlns:w16se="http://schemas.microsoft.com/office/word/2015/wordml/symex" xmlns:wpg="http://schemas.microsoft.com/office/word/2010/wordprocessingGroup" xmlns:wpi="http://schemas.microsoft.com/office/word/2010/wordprocessingInk" xmlns:wne="http://schemas.microsoft.com/office/word/2006/wordml" xmlns:wps="http://schemas.microsoft.com/office/word/2010/wordprocessingShape" mc:Ignorable="w14 w15 w16se w16cid w16 w16cex w16sdtdh w16sdtfl w16du wp14">
-  <w:abstractNum w:abstractNumId="0" w15:restartNumberingAfterBreak="0">
-    <w:nsid w:val="1EE279E1"/>
+<w:numbering xmlns:ve="http://schemas.openxmlformats.org/markup-compatibility/2006" xmlns:o="urn:schemas-microsoft-com:office:office" xmlns:r="http://schemas.openxmlformats.org/officeDocument/2006/relationships" xmlns:m="http://schemas.openxmlformats.org/officeDocument/2006/math" xmlns:v="urn:schemas-microsoft-com:vml" xmlns:wp="http://schemas.openxmlformats.org/drawingml/2006/wordprocessingDrawing" xmlns:w10="urn:schemas-microsoft-com:office:word" xmlns:w="http://schemas.openxmlformats.org/wordprocessingml/2006/main" xmlns:w14="http://schemas.microsoft.com/office/word/2010/wordml" xmlns:wne="http://schemas.microsoft.com/office/word/2006/wordml">
+  <w:abstractNum w:abstractNumId="0">
+    <w:nsid w:val="1ee279e1"/>
     <w:multiLevelType w:val="hybridMultilevel"/>
-    <w:tmpl w:val="4A4837B8"/>
-    <w:lvl w:ilvl="0" w:tplc="003AEDC6">
+    <w:tmpl w:val="4a4837b8"/>
+    <w:lvl w:ilvl="0" w:tplc="3aedc6">
       <w:numFmt w:val="bullet"/>
       <w:lvlText w:val="-"/>
       <w:lvlJc w:val="left"/>
@@ -6541,7 +6789,7 @@
         <w:rFonts w:ascii="HY헤드라인M" w:eastAsia="HY헤드라인M" w:hint="eastAsia"/>
       </w:rPr>
     </w:lvl>
-    <w:lvl w:ilvl="1" w:tplc="04090003" w:tentative="1">
+    <w:lvl w:ilvl="1" w:tentative="on" w:tplc="4090003">
       <w:start w:val="1"/>
       <w:numFmt w:val="bullet"/>
       <w:lvlText w:val=""/>
@@ -6553,7 +6801,7 @@
         <w:rFonts w:ascii="Wingdings" w:hAnsi="Wingdings" w:hint="default"/>
       </w:rPr>
     </w:lvl>
-    <w:lvl w:ilvl="2" w:tplc="04090005" w:tentative="1">
+    <w:lvl w:ilvl="2" w:tentative="on" w:tplc="4090005">
       <w:start w:val="1"/>
       <w:numFmt w:val="bullet"/>
       <w:lvlText w:val=""/>
@@ -6565,7 +6813,7 @@
         <w:rFonts w:ascii="Wingdings" w:hAnsi="Wingdings" w:hint="default"/>
       </w:rPr>
     </w:lvl>
-    <w:lvl w:ilvl="3" w:tplc="04090001" w:tentative="1">
+    <w:lvl w:ilvl="3" w:tentative="on" w:tplc="4090001">
       <w:start w:val="1"/>
       <w:numFmt w:val="bullet"/>
       <w:lvlText w:val=""/>
@@ -6577,7 +6825,7 @@
         <w:rFonts w:ascii="Wingdings" w:hAnsi="Wingdings" w:hint="default"/>
       </w:rPr>
     </w:lvl>
-    <w:lvl w:ilvl="4" w:tplc="04090003" w:tentative="1">
+    <w:lvl w:ilvl="4" w:tentative="on" w:tplc="4090003">
       <w:start w:val="1"/>
       <w:numFmt w:val="bullet"/>
       <w:lvlText w:val=""/>
@@ -6589,7 +6837,7 @@
         <w:rFonts w:ascii="Wingdings" w:hAnsi="Wingdings" w:hint="default"/>
       </w:rPr>
     </w:lvl>
-    <w:lvl w:ilvl="5" w:tplc="04090005" w:tentative="1">
+    <w:lvl w:ilvl="5" w:tentative="on" w:tplc="4090005">
       <w:start w:val="1"/>
       <w:numFmt w:val="bullet"/>
       <w:lvlText w:val=""/>
@@ -6601,7 +6849,7 @@
         <w:rFonts w:ascii="Wingdings" w:hAnsi="Wingdings" w:hint="default"/>
       </w:rPr>
     </w:lvl>
-    <w:lvl w:ilvl="6" w:tplc="04090001" w:tentative="1">
+    <w:lvl w:ilvl="6" w:tentative="on" w:tplc="4090001">
       <w:start w:val="1"/>
       <w:numFmt w:val="bullet"/>
       <w:lvlText w:val=""/>
@@ -6613,7 +6861,7 @@
         <w:rFonts w:ascii="Wingdings" w:hAnsi="Wingdings" w:hint="default"/>
       </w:rPr>
     </w:lvl>
-    <w:lvl w:ilvl="7" w:tplc="04090003" w:tentative="1">
+    <w:lvl w:ilvl="7" w:tentative="on" w:tplc="4090003">
       <w:start w:val="1"/>
       <w:numFmt w:val="bullet"/>
       <w:lvlText w:val=""/>
@@ -6625,7 +6873,7 @@
         <w:rFonts w:ascii="Wingdings" w:hAnsi="Wingdings" w:hint="default"/>
       </w:rPr>
     </w:lvl>
-    <w:lvl w:ilvl="8" w:tplc="04090005" w:tentative="1">
+    <w:lvl w:ilvl="8" w:tentative="on" w:tplc="4090005">
       <w:start w:val="1"/>
       <w:numFmt w:val="bullet"/>
       <w:lvlText w:val=""/>
@@ -6638,22 +6886,22 @@
       </w:rPr>
     </w:lvl>
   </w:abstractNum>
-  <w:num w:numId="1" w16cid:durableId="1402292368">
+  <w:num w:numId="1">
     <w:abstractNumId w:val="0"/>
   </w:num>
 </w:numbering>
 </file>
 
 <file path=word/styles.xml><?xml version="1.0" encoding="utf-8"?>
-<w:styles xmlns:mc="http://schemas.openxmlformats.org/markup-compatibility/2006" xmlns:r="http://schemas.openxmlformats.org/officeDocument/2006/relationships" xmlns:w="http://schemas.openxmlformats.org/wordprocessingml/2006/main" xmlns:w14="http://schemas.microsoft.com/office/word/2010/wordml" xmlns:w15="http://schemas.microsoft.com/office/word/2012/wordml" xmlns:w16cex="http://schemas.microsoft.com/office/word/2018/wordml/cex" xmlns:w16cid="http://schemas.microsoft.com/office/word/2016/wordml/cid" xmlns:w16="http://schemas.microsoft.com/office/word/2018/wordml" xmlns:w16du="http://schemas.microsoft.com/office/word/2023/wordml/word16du" xmlns:w16sdtdh="http://schemas.microsoft.com/office/word/2020/wordml/sdtdatahash" xmlns:w16sdtfl="http://schemas.microsoft.com/office/word/2024/wordml/sdtformatlock" xmlns:w16se="http://schemas.microsoft.com/office/word/2015/wordml/symex" mc:Ignorable="w14 w15 w16se w16cid w16 w16cex w16sdtdh w16sdtfl w16du">
+<w:styles xmlns:r="http://schemas.openxmlformats.org/officeDocument/2006/relationships" xmlns:w="http://schemas.openxmlformats.org/wordprocessingml/2006/main">
   <w:docDefaults>
     <w:rPrDefault>
       <w:rPr>
+        <w:lang w:val="en-US" w:eastAsia="ko-KR" w:bidi="ar-SA"/>
         <w:rFonts w:asciiTheme="minorHAnsi" w:eastAsiaTheme="minorEastAsia" w:hAnsiTheme="minorHAnsi" w:cstheme="minorBidi"/>
-        <w:kern w:val="2"/>
         <w:sz w:val="22"/>
         <w:szCs w:val="24"/>
-        <w:lang w:val="en-US" w:eastAsia="ko-KR" w:bidi="ar-SA"/>
+        <w:kern w:val="2"/>
       </w:rPr>
     </w:rPrDefault>
     <w:pPrDefault>
@@ -6682,22 +6930,22 @@
     <w:lsdException w:name="index 7" w:semiHidden="1" w:unhideWhenUsed="1"/>
     <w:lsdException w:name="index 8" w:semiHidden="1" w:unhideWhenUsed="1"/>
     <w:lsdException w:name="index 9" w:semiHidden="1" w:unhideWhenUsed="1"/>
-    <w:lsdException w:name="toc 1" w:semiHidden="1" w:uiPriority="57" w:unhideWhenUsed="1"/>
-    <w:lsdException w:name="toc 2" w:semiHidden="1" w:uiPriority="57" w:unhideWhenUsed="1"/>
-    <w:lsdException w:name="toc 3" w:semiHidden="1" w:uiPriority="57" w:unhideWhenUsed="1"/>
-    <w:lsdException w:name="toc 4" w:semiHidden="1" w:uiPriority="57" w:unhideWhenUsed="1"/>
-    <w:lsdException w:name="toc 5" w:semiHidden="1" w:uiPriority="57" w:unhideWhenUsed="1"/>
-    <w:lsdException w:name="toc 6" w:semiHidden="1" w:uiPriority="57" w:unhideWhenUsed="1"/>
-    <w:lsdException w:name="toc 7" w:semiHidden="1" w:uiPriority="57" w:unhideWhenUsed="1"/>
-    <w:lsdException w:name="toc 8" w:semiHidden="1" w:uiPriority="57" w:unhideWhenUsed="1"/>
-    <w:lsdException w:name="toc 9" w:semiHidden="1" w:uiPriority="57" w:unhideWhenUsed="1"/>
+    <w:lsdException w:name="toc 1" w:semiHidden="1" w:uiPriority="87" w:unhideWhenUsed="1"/>
+    <w:lsdException w:name="toc 2" w:semiHidden="1" w:uiPriority="87" w:unhideWhenUsed="1"/>
+    <w:lsdException w:name="toc 3" w:semiHidden="1" w:uiPriority="87" w:unhideWhenUsed="1"/>
+    <w:lsdException w:name="toc 4" w:semiHidden="1" w:uiPriority="87" w:unhideWhenUsed="1"/>
+    <w:lsdException w:name="toc 5" w:semiHidden="1" w:uiPriority="87" w:unhideWhenUsed="1"/>
+    <w:lsdException w:name="toc 6" w:semiHidden="1" w:uiPriority="87" w:unhideWhenUsed="1"/>
+    <w:lsdException w:name="toc 7" w:semiHidden="1" w:uiPriority="87" w:unhideWhenUsed="1"/>
+    <w:lsdException w:name="toc 8" w:semiHidden="1" w:uiPriority="87" w:unhideWhenUsed="1"/>
+    <w:lsdException w:name="toc 9" w:semiHidden="1" w:uiPriority="87" w:unhideWhenUsed="1"/>
     <w:lsdException w:name="Normal Indent" w:semiHidden="1" w:unhideWhenUsed="1"/>
     <w:lsdException w:name="footnote text" w:semiHidden="1" w:unhideWhenUsed="1"/>
     <w:lsdException w:name="annotation text" w:semiHidden="1" w:unhideWhenUsed="1"/>
     <w:lsdException w:name="header" w:semiHidden="1" w:unhideWhenUsed="1"/>
     <w:lsdException w:name="footer" w:semiHidden="1" w:unhideWhenUsed="1"/>
     <w:lsdException w:name="index heading" w:semiHidden="1" w:unhideWhenUsed="1"/>
-    <w:lsdException w:name="caption" w:semiHidden="1" w:uiPriority="53" w:unhideWhenUsed="1" w:qFormat="1"/>
+    <w:lsdException w:name="caption" w:semiHidden="1" w:uiPriority="83" w:unhideWhenUsed="1" w:qFormat="1"/>
     <w:lsdException w:name="table of figures" w:semiHidden="1" w:unhideWhenUsed="1"/>
     <w:lsdException w:name="envelope address" w:semiHidden="1" w:unhideWhenUsed="1"/>
     <w:lsdException w:name="envelope return" w:semiHidden="1" w:unhideWhenUsed="1"/>
@@ -6725,7 +6973,7 @@
     <w:lsdException w:name="List Number 3" w:semiHidden="1" w:unhideWhenUsed="1"/>
     <w:lsdException w:name="List Number 4" w:semiHidden="1" w:unhideWhenUsed="1"/>
     <w:lsdException w:name="List Number 5" w:semiHidden="1" w:unhideWhenUsed="1"/>
-    <w:lsdException w:name="Title" w:uiPriority="16" w:qFormat="1"/>
+    <w:lsdException w:name="Title" w:uiPriority="22" w:qFormat="1"/>
     <w:lsdException w:name="Closing" w:semiHidden="1" w:unhideWhenUsed="1"/>
     <w:lsdException w:name="Signature" w:semiHidden="1" w:unhideWhenUsed="1"/>
     <w:lsdException w:name="Default Paragraph Font" w:semiHidden="1" w:uiPriority="1" w:unhideWhenUsed="1"/>
@@ -6737,7 +6985,7 @@
     <w:lsdException w:name="List Continue 4" w:semiHidden="1" w:unhideWhenUsed="1"/>
     <w:lsdException w:name="List Continue 5" w:semiHidden="1" w:unhideWhenUsed="1"/>
     <w:lsdException w:name="Message Header" w:semiHidden="1" w:unhideWhenUsed="1"/>
-    <w:lsdException w:name="Subtitle" w:uiPriority="17" w:qFormat="1"/>
+    <w:lsdException w:name="Subtitle" w:uiPriority="23" w:qFormat="1"/>
     <w:lsdException w:name="Salutation" w:semiHidden="1" w:unhideWhenUsed="1"/>
     <w:lsdException w:name="Date" w:semiHidden="1" w:unhideWhenUsed="1"/>
     <w:lsdException w:name="Body Text First Indent" w:semiHidden="1" w:unhideWhenUsed="1"/>
@@ -6750,8 +6998,8 @@
     <w:lsdException w:name="Block Text" w:semiHidden="1" w:unhideWhenUsed="1"/>
     <w:lsdException w:name="Hyperlink" w:semiHidden="1" w:unhideWhenUsed="1"/>
     <w:lsdException w:name="FollowedHyperlink" w:semiHidden="1" w:unhideWhenUsed="1"/>
-    <w:lsdException w:name="Strong" w:uiPriority="34" w:qFormat="1"/>
-    <w:lsdException w:name="Emphasis" w:uiPriority="32" w:qFormat="1"/>
+    <w:lsdException w:name="Strong" w:uiPriority="52" w:qFormat="1"/>
+    <w:lsdException w:name="Emphasis" w:uiPriority="50" w:qFormat="1"/>
     <w:lsdException w:name="Document Map" w:semiHidden="1" w:unhideWhenUsed="1"/>
     <w:lsdException w:name="Plain Text" w:semiHidden="1" w:unhideWhenUsed="1"/>
     <w:lsdException w:name="E-mail Signature" w:semiHidden="1" w:unhideWhenUsed="1"/>
@@ -6817,13 +7065,13 @@
     <w:lsdException w:name="Table Web 2" w:semiHidden="1" w:unhideWhenUsed="1"/>
     <w:lsdException w:name="Table Web 3" w:semiHidden="1" w:unhideWhenUsed="1"/>
     <w:lsdException w:name="Balloon Text" w:semiHidden="1" w:unhideWhenUsed="1"/>
-    <w:lsdException w:name="Table Grid" w:uiPriority="57"/>
+    <w:lsdException w:name="Table Grid" w:uiPriority="87"/>
     <w:lsdException w:name="Table Theme" w:semiHidden="1" w:unhideWhenUsed="1"/>
     <w:lsdException w:name="Placeholder Text" w:semiHidden="1"/>
     <w:lsdException w:name="No Spacing" w:uiPriority="1" w:qFormat="1"/>
-    <w:lsdException w:name="Light Shading" w:uiPriority="96"/>
-    <w:lsdException w:name="Light List" w:uiPriority="97"/>
-    <w:lsdException w:name="Light Grid" w:uiPriority="98"/>
+    <w:lsdException w:name="Light Shading" w:uiPriority="150"/>
+    <w:lsdException w:name="Light List" w:uiPriority="151"/>
+    <w:lsdException w:name="Light Grid" w:uiPriority="152"/>
     <w:lsdException w:name="Medium Shading 1"/>
     <w:lsdException w:name="Medium Shading 2" w:uiPriority="0"/>
     <w:lsdException w:name="Medium List 1" w:uiPriority="0"/>
@@ -6835,16 +7083,16 @@
     <w:lsdException w:name="Colorful Shading" w:uiPriority="0"/>
     <w:lsdException w:name="Colorful List" w:uiPriority="0"/>
     <w:lsdException w:name="Colorful Grid" w:uiPriority="0"/>
-    <w:lsdException w:name="Light Shading Accent 1" w:uiPriority="96"/>
-    <w:lsdException w:name="Light List Accent 1" w:uiPriority="97"/>
-    <w:lsdException w:name="Light Grid Accent 1" w:uiPriority="98"/>
+    <w:lsdException w:name="Light Shading Accent 1" w:uiPriority="150"/>
+    <w:lsdException w:name="Light List Accent 1" w:uiPriority="151"/>
+    <w:lsdException w:name="Light Grid Accent 1" w:uiPriority="152"/>
     <w:lsdException w:name="Medium Shading 1 Accent 1"/>
     <w:lsdException w:name="Medium Shading 2 Accent 1" w:uiPriority="0"/>
     <w:lsdException w:name="Medium List 1 Accent 1" w:uiPriority="0"/>
     <w:lsdException w:name="Revision" w:semiHidden="1"/>
-    <w:lsdException w:name="List Paragraph" w:uiPriority="52" w:qFormat="1"/>
-    <w:lsdException w:name="Quote" w:uiPriority="41" w:qFormat="1"/>
-    <w:lsdException w:name="Intense Quote" w:uiPriority="48" w:qFormat="1"/>
+    <w:lsdException w:name="List Paragraph" w:uiPriority="82" w:qFormat="1"/>
+    <w:lsdException w:name="Quote" w:uiPriority="65" w:qFormat="1"/>
+    <w:lsdException w:name="Intense Quote" w:uiPriority="72" w:qFormat="1"/>
     <w:lsdException w:name="Medium List 2 Accent 1" w:uiPriority="0"/>
     <w:lsdException w:name="Medium Grid 1 Accent 1" w:uiPriority="0"/>
     <w:lsdException w:name="Medium Grid 2 Accent 1" w:uiPriority="0"/>
@@ -6853,9 +7101,9 @@
     <w:lsdException w:name="Colorful Shading Accent 1" w:uiPriority="0"/>
     <w:lsdException w:name="Colorful List Accent 1" w:uiPriority="0"/>
     <w:lsdException w:name="Colorful Grid Accent 1" w:uiPriority="0"/>
-    <w:lsdException w:name="Light Shading Accent 2" w:uiPriority="96"/>
-    <w:lsdException w:name="Light List Accent 2" w:uiPriority="97"/>
-    <w:lsdException w:name="Light Grid Accent 2" w:uiPriority="98"/>
+    <w:lsdException w:name="Light Shading Accent 2" w:uiPriority="150"/>
+    <w:lsdException w:name="Light List Accent 2" w:uiPriority="151"/>
+    <w:lsdException w:name="Light Grid Accent 2" w:uiPriority="152"/>
     <w:lsdException w:name="Medium Shading 1 Accent 2"/>
     <w:lsdException w:name="Medium Shading 2 Accent 2" w:uiPriority="0"/>
     <w:lsdException w:name="Medium List 1 Accent 2" w:uiPriority="0"/>
@@ -6867,9 +7115,9 @@
     <w:lsdException w:name="Colorful Shading Accent 2" w:uiPriority="0"/>
     <w:lsdException w:name="Colorful List Accent 2" w:uiPriority="0"/>
     <w:lsdException w:name="Colorful Grid Accent 2" w:uiPriority="0"/>
-    <w:lsdException w:name="Light Shading Accent 3" w:uiPriority="96"/>
-    <w:lsdException w:name="Light List Accent 3" w:uiPriority="97"/>
-    <w:lsdException w:name="Light Grid Accent 3" w:uiPriority="98"/>
+    <w:lsdException w:name="Light Shading Accent 3" w:uiPriority="150"/>
+    <w:lsdException w:name="Light List Accent 3" w:uiPriority="151"/>
+    <w:lsdException w:name="Light Grid Accent 3" w:uiPriority="152"/>
     <w:lsdException w:name="Medium Shading 1 Accent 3"/>
     <w:lsdException w:name="Medium Shading 2 Accent 3" w:uiPriority="0"/>
     <w:lsdException w:name="Medium List 1 Accent 3" w:uiPriority="0"/>
@@ -6881,9 +7129,9 @@
     <w:lsdException w:name="Colorful Shading Accent 3" w:uiPriority="0"/>
     <w:lsdException w:name="Colorful List Accent 3" w:uiPriority="0"/>
     <w:lsdException w:name="Colorful Grid Accent 3" w:uiPriority="0"/>
-    <w:lsdException w:name="Light Shading Accent 4" w:uiPriority="96"/>
-    <w:lsdException w:name="Light List Accent 4" w:uiPriority="97"/>
-    <w:lsdException w:name="Light Grid Accent 4" w:uiPriority="98"/>
+    <w:lsdException w:name="Light Shading Accent 4" w:uiPriority="150"/>
+    <w:lsdException w:name="Light List Accent 4" w:uiPriority="151"/>
+    <w:lsdException w:name="Light Grid Accent 4" w:uiPriority="152"/>
     <w:lsdException w:name="Medium Shading 1 Accent 4"/>
     <w:lsdException w:name="Medium Shading 2 Accent 4" w:uiPriority="0"/>
     <w:lsdException w:name="Medium List 1 Accent 4" w:uiPriority="0"/>
@@ -6895,9 +7143,9 @@
     <w:lsdException w:name="Colorful Shading Accent 4" w:uiPriority="0"/>
     <w:lsdException w:name="Colorful List Accent 4" w:uiPriority="0"/>
     <w:lsdException w:name="Colorful Grid Accent 4" w:uiPriority="0"/>
-    <w:lsdException w:name="Light Shading Accent 5" w:uiPriority="96"/>
-    <w:lsdException w:name="Light List Accent 5" w:uiPriority="97"/>
-    <w:lsdException w:name="Light Grid Accent 5" w:uiPriority="98"/>
+    <w:lsdException w:name="Light Shading Accent 5" w:uiPriority="150"/>
+    <w:lsdException w:name="Light List Accent 5" w:uiPriority="151"/>
+    <w:lsdException w:name="Light Grid Accent 5" w:uiPriority="152"/>
     <w:lsdException w:name="Medium Shading 1 Accent 5"/>
     <w:lsdException w:name="Medium Shading 2 Accent 5" w:uiPriority="0"/>
     <w:lsdException w:name="Medium List 1 Accent 5" w:uiPriority="0"/>
@@ -6909,9 +7157,9 @@
     <w:lsdException w:name="Colorful Shading Accent 5" w:uiPriority="0"/>
     <w:lsdException w:name="Colorful List Accent 5" w:uiPriority="0"/>
     <w:lsdException w:name="Colorful Grid Accent 5" w:uiPriority="0"/>
-    <w:lsdException w:name="Light Shading Accent 6" w:uiPriority="96"/>
-    <w:lsdException w:name="Light List Accent 6" w:uiPriority="97"/>
-    <w:lsdException w:name="Light Grid Accent 6" w:uiPriority="98"/>
+    <w:lsdException w:name="Light Shading Accent 6" w:uiPriority="150"/>
+    <w:lsdException w:name="Light List Accent 6" w:uiPriority="151"/>
+    <w:lsdException w:name="Light Grid Accent 6" w:uiPriority="152"/>
     <w:lsdException w:name="Medium Shading 1 Accent 6"/>
     <w:lsdException w:name="Medium Shading 2 Accent 6" w:uiPriority="0"/>
     <w:lsdException w:name="Medium List 1 Accent 6" w:uiPriority="0"/>
@@ -6923,117 +7171,117 @@
     <w:lsdException w:name="Colorful Shading Accent 6" w:uiPriority="0"/>
     <w:lsdException w:name="Colorful List Accent 6" w:uiPriority="0"/>
     <w:lsdException w:name="Colorful Grid Accent 6" w:uiPriority="0"/>
-    <w:lsdException w:name="Subtle Emphasis" w:uiPriority="25" w:qFormat="1"/>
-    <w:lsdException w:name="Intense Emphasis" w:uiPriority="33" w:qFormat="1"/>
-    <w:lsdException w:name="Subtle Reference" w:uiPriority="49" w:qFormat="1"/>
-    <w:lsdException w:name="Intense Reference" w:uiPriority="50" w:qFormat="1"/>
-    <w:lsdException w:name="Book Title" w:uiPriority="51" w:qFormat="1"/>
-    <w:lsdException w:name="Bibliography" w:semiHidden="1" w:uiPriority="55" w:unhideWhenUsed="1"/>
-    <w:lsdException w:name="TOC Heading" w:semiHidden="1" w:uiPriority="57" w:unhideWhenUsed="1" w:qFormat="1"/>
-    <w:lsdException w:name="Plain Table 1" w:uiPriority="65"/>
-    <w:lsdException w:name="Plain Table 2" w:uiPriority="66"/>
-    <w:lsdException w:name="Plain Table 3" w:uiPriority="67"/>
-    <w:lsdException w:name="Plain Table 4" w:uiPriority="68"/>
-    <w:lsdException w:name="Plain Table 5" w:uiPriority="69"/>
-    <w:lsdException w:name="Grid Table Light" w:uiPriority="64"/>
-    <w:lsdException w:name="Grid Table 1 Light" w:uiPriority="70"/>
-    <w:lsdException w:name="Grid Table 2" w:uiPriority="71"/>
-    <w:lsdException w:name="Grid Table 3" w:uiPriority="72"/>
-    <w:lsdException w:name="Grid Table 4" w:uiPriority="73"/>
-    <w:lsdException w:name="Grid Table 5 Dark" w:uiPriority="80"/>
-    <w:lsdException w:name="Grid Table 6 Colorful" w:uiPriority="81"/>
-    <w:lsdException w:name="Grid Table 7 Colorful" w:uiPriority="82"/>
-    <w:lsdException w:name="Grid Table 1 Light Accent 1" w:uiPriority="70"/>
-    <w:lsdException w:name="Grid Table 2 Accent 1" w:uiPriority="71"/>
-    <w:lsdException w:name="Grid Table 3 Accent 1" w:uiPriority="72"/>
-    <w:lsdException w:name="Grid Table 4 Accent 1" w:uiPriority="73"/>
-    <w:lsdException w:name="Grid Table 5 Dark Accent 1" w:uiPriority="80"/>
-    <w:lsdException w:name="Grid Table 6 Colorful Accent 1" w:uiPriority="81"/>
-    <w:lsdException w:name="Grid Table 7 Colorful Accent 1" w:uiPriority="82"/>
-    <w:lsdException w:name="Grid Table 1 Light Accent 2" w:uiPriority="70"/>
-    <w:lsdException w:name="Grid Table 2 Accent 2" w:uiPriority="71"/>
-    <w:lsdException w:name="Grid Table 3 Accent 2" w:uiPriority="72"/>
-    <w:lsdException w:name="Grid Table 4 Accent 2" w:uiPriority="73"/>
-    <w:lsdException w:name="Grid Table 5 Dark Accent 2" w:uiPriority="80"/>
-    <w:lsdException w:name="Grid Table 6 Colorful Accent 2" w:uiPriority="81"/>
-    <w:lsdException w:name="Grid Table 7 Colorful Accent 2" w:uiPriority="82"/>
-    <w:lsdException w:name="Grid Table 1 Light Accent 3" w:uiPriority="70"/>
-    <w:lsdException w:name="Grid Table 2 Accent 3" w:uiPriority="71"/>
-    <w:lsdException w:name="Grid Table 3 Accent 3" w:uiPriority="72"/>
-    <w:lsdException w:name="Grid Table 4 Accent 3" w:uiPriority="73"/>
-    <w:lsdException w:name="Grid Table 5 Dark Accent 3" w:uiPriority="80"/>
-    <w:lsdException w:name="Grid Table 6 Colorful Accent 3" w:uiPriority="81"/>
-    <w:lsdException w:name="Grid Table 7 Colorful Accent 3" w:uiPriority="82"/>
-    <w:lsdException w:name="Grid Table 1 Light Accent 4" w:uiPriority="70"/>
-    <w:lsdException w:name="Grid Table 2 Accent 4" w:uiPriority="71"/>
-    <w:lsdException w:name="Grid Table 3 Accent 4" w:uiPriority="72"/>
-    <w:lsdException w:name="Grid Table 4 Accent 4" w:uiPriority="73"/>
-    <w:lsdException w:name="Grid Table 5 Dark Accent 4" w:uiPriority="80"/>
-    <w:lsdException w:name="Grid Table 6 Colorful Accent 4" w:uiPriority="81"/>
-    <w:lsdException w:name="Grid Table 7 Colorful Accent 4" w:uiPriority="82"/>
-    <w:lsdException w:name="Grid Table 1 Light Accent 5" w:uiPriority="70"/>
-    <w:lsdException w:name="Grid Table 2 Accent 5" w:uiPriority="71"/>
-    <w:lsdException w:name="Grid Table 3 Accent 5" w:uiPriority="72"/>
-    <w:lsdException w:name="Grid Table 4 Accent 5" w:uiPriority="73"/>
-    <w:lsdException w:name="Grid Table 5 Dark Accent 5" w:uiPriority="80"/>
-    <w:lsdException w:name="Grid Table 6 Colorful Accent 5" w:uiPriority="81"/>
-    <w:lsdException w:name="Grid Table 7 Colorful Accent 5" w:uiPriority="82"/>
-    <w:lsdException w:name="Grid Table 1 Light Accent 6" w:uiPriority="70"/>
-    <w:lsdException w:name="Grid Table 2 Accent 6" w:uiPriority="71"/>
-    <w:lsdException w:name="Grid Table 3 Accent 6" w:uiPriority="72"/>
-    <w:lsdException w:name="Grid Table 4 Accent 6" w:uiPriority="73"/>
-    <w:lsdException w:name="Grid Table 5 Dark Accent 6" w:uiPriority="80"/>
-    <w:lsdException w:name="Grid Table 6 Colorful Accent 6" w:uiPriority="81"/>
-    <w:lsdException w:name="Grid Table 7 Colorful Accent 6" w:uiPriority="82"/>
-    <w:lsdException w:name="List Table 1 Light" w:uiPriority="70"/>
-    <w:lsdException w:name="List Table 2" w:uiPriority="71"/>
-    <w:lsdException w:name="List Table 3" w:uiPriority="72"/>
-    <w:lsdException w:name="List Table 4" w:uiPriority="73"/>
-    <w:lsdException w:name="List Table 5 Dark" w:uiPriority="80"/>
-    <w:lsdException w:name="List Table 6 Colorful" w:uiPriority="81"/>
-    <w:lsdException w:name="List Table 7 Colorful" w:uiPriority="82"/>
-    <w:lsdException w:name="List Table 1 Light Accent 1" w:uiPriority="70"/>
-    <w:lsdException w:name="List Table 2 Accent 1" w:uiPriority="71"/>
-    <w:lsdException w:name="List Table 3 Accent 1" w:uiPriority="72"/>
-    <w:lsdException w:name="List Table 4 Accent 1" w:uiPriority="73"/>
-    <w:lsdException w:name="List Table 5 Dark Accent 1" w:uiPriority="80"/>
-    <w:lsdException w:name="List Table 6 Colorful Accent 1" w:uiPriority="81"/>
-    <w:lsdException w:name="List Table 7 Colorful Accent 1" w:uiPriority="82"/>
-    <w:lsdException w:name="List Table 1 Light Accent 2" w:uiPriority="70"/>
-    <w:lsdException w:name="List Table 2 Accent 2" w:uiPriority="71"/>
-    <w:lsdException w:name="List Table 3 Accent 2" w:uiPriority="72"/>
-    <w:lsdException w:name="List Table 4 Accent 2" w:uiPriority="73"/>
-    <w:lsdException w:name="List Table 5 Dark Accent 2" w:uiPriority="80"/>
-    <w:lsdException w:name="List Table 6 Colorful Accent 2" w:uiPriority="81"/>
-    <w:lsdException w:name="List Table 7 Colorful Accent 2" w:uiPriority="82"/>
-    <w:lsdException w:name="List Table 1 Light Accent 3" w:uiPriority="70"/>
-    <w:lsdException w:name="List Table 2 Accent 3" w:uiPriority="71"/>
-    <w:lsdException w:name="List Table 3 Accent 3" w:uiPriority="72"/>
-    <w:lsdException w:name="List Table 4 Accent 3" w:uiPriority="73"/>
-    <w:lsdException w:name="List Table 5 Dark Accent 3" w:uiPriority="80"/>
-    <w:lsdException w:name="List Table 6 Colorful Accent 3" w:uiPriority="81"/>
-    <w:lsdException w:name="List Table 7 Colorful Accent 3" w:uiPriority="82"/>
-    <w:lsdException w:name="List Table 1 Light Accent 4" w:uiPriority="70"/>
-    <w:lsdException w:name="List Table 2 Accent 4" w:uiPriority="71"/>
-    <w:lsdException w:name="List Table 3 Accent 4" w:uiPriority="72"/>
-    <w:lsdException w:name="List Table 4 Accent 4" w:uiPriority="73"/>
-    <w:lsdException w:name="List Table 5 Dark Accent 4" w:uiPriority="80"/>
-    <w:lsdException w:name="List Table 6 Colorful Accent 4" w:uiPriority="81"/>
-    <w:lsdException w:name="List Table 7 Colorful Accent 4" w:uiPriority="82"/>
-    <w:lsdException w:name="List Table 1 Light Accent 5" w:uiPriority="70"/>
-    <w:lsdException w:name="List Table 2 Accent 5" w:uiPriority="71"/>
-    <w:lsdException w:name="List Table 3 Accent 5" w:uiPriority="72"/>
-    <w:lsdException w:name="List Table 4 Accent 5" w:uiPriority="73"/>
-    <w:lsdException w:name="List Table 5 Dark Accent 5" w:uiPriority="80"/>
-    <w:lsdException w:name="List Table 6 Colorful Accent 5" w:uiPriority="81"/>
-    <w:lsdException w:name="List Table 7 Colorful Accent 5" w:uiPriority="82"/>
-    <w:lsdException w:name="List Table 1 Light Accent 6" w:uiPriority="70"/>
-    <w:lsdException w:name="List Table 2 Accent 6" w:uiPriority="71"/>
-    <w:lsdException w:name="List Table 3 Accent 6" w:uiPriority="72"/>
-    <w:lsdException w:name="List Table 4 Accent 6" w:uiPriority="73"/>
-    <w:lsdException w:name="List Table 5 Dark Accent 6" w:uiPriority="80"/>
-    <w:lsdException w:name="List Table 6 Colorful Accent 6" w:uiPriority="81"/>
-    <w:lsdException w:name="List Table 7 Colorful Accent 6" w:uiPriority="82"/>
+    <w:lsdException w:name="Subtle Emphasis" w:uiPriority="37" w:qFormat="1"/>
+    <w:lsdException w:name="Intense Emphasis" w:uiPriority="51" w:qFormat="1"/>
+    <w:lsdException w:name="Subtle Reference" w:uiPriority="73" w:qFormat="1"/>
+    <w:lsdException w:name="Intense Reference" w:uiPriority="80" w:qFormat="1"/>
+    <w:lsdException w:name="Book Title" w:uiPriority="81" w:qFormat="1"/>
+    <w:lsdException w:name="Bibliography" w:semiHidden="1" w:uiPriority="85" w:unhideWhenUsed="1"/>
+    <w:lsdException w:name="TOC Heading" w:semiHidden="1" w:uiPriority="87" w:unhideWhenUsed="1" w:qFormat="1"/>
+    <w:lsdException w:name="Plain Table 1" w:uiPriority="101"/>
+    <w:lsdException w:name="Plain Table 2" w:uiPriority="102"/>
+    <w:lsdException w:name="Plain Table 3" w:uiPriority="103"/>
+    <w:lsdException w:name="Plain Table 4" w:uiPriority="104"/>
+    <w:lsdException w:name="Plain Table 5" w:uiPriority="105"/>
+    <w:lsdException w:name="Grid Table Light" w:uiPriority="100"/>
+    <w:lsdException w:name="Grid Table 1 Light" w:uiPriority="112"/>
+    <w:lsdException w:name="Grid Table 2" w:uiPriority="113"/>
+    <w:lsdException w:name="Grid Table 3" w:uiPriority="114"/>
+    <w:lsdException w:name="Grid Table 4" w:uiPriority="115"/>
+    <w:lsdException w:name="Grid Table 5 Dark" w:uiPriority="128"/>
+    <w:lsdException w:name="Grid Table 6 Colorful" w:uiPriority="129"/>
+    <w:lsdException w:name="Grid Table 7 Colorful" w:uiPriority="130"/>
+    <w:lsdException w:name="Grid Table 1 Light Accent 1" w:uiPriority="112"/>
+    <w:lsdException w:name="Grid Table 2 Accent 1" w:uiPriority="113"/>
+    <w:lsdException w:name="Grid Table 3 Accent 1" w:uiPriority="114"/>
+    <w:lsdException w:name="Grid Table 4 Accent 1" w:uiPriority="115"/>
+    <w:lsdException w:name="Grid Table 5 Dark Accent 1" w:uiPriority="128"/>
+    <w:lsdException w:name="Grid Table 6 Colorful Accent 1" w:uiPriority="129"/>
+    <w:lsdException w:name="Grid Table 7 Colorful Accent 1" w:uiPriority="130"/>
+    <w:lsdException w:name="Grid Table 1 Light Accent 2" w:uiPriority="112"/>
+    <w:lsdException w:name="Grid Table 2 Accent 2" w:uiPriority="113"/>
+    <w:lsdException w:name="Grid Table 3 Accent 2" w:uiPriority="114"/>
+    <w:lsdException w:name="Grid Table 4 Accent 2" w:uiPriority="115"/>
+    <w:lsdException w:name="Grid Table 5 Dark Accent 2" w:uiPriority="128"/>
+    <w:lsdException w:name="Grid Table 6 Colorful Accent 2" w:uiPriority="129"/>
+    <w:lsdException w:name="Grid Table 7 Colorful Accent 2" w:uiPriority="130"/>
+    <w:lsdException w:name="Grid Table 1 Light Accent 3" w:uiPriority="112"/>
+    <w:lsdException w:name="Grid Table 2 Accent 3" w:uiPriority="113"/>
+    <w:lsdException w:name="Grid Table 3 Accent 3" w:uiPriority="114"/>
+    <w:lsdException w:name="Grid Table 4 Accent 3" w:uiPriority="115"/>
+    <w:lsdException w:name="Grid Table 5 Dark Accent 3" w:uiPriority="128"/>
+    <w:lsdException w:name="Grid Table 6 Colorful Accent 3" w:uiPriority="129"/>
+    <w:lsdException w:name="Grid Table 7 Colorful Accent 3" w:uiPriority="130"/>
+    <w:lsdException w:name="Grid Table 1 Light Accent 4" w:uiPriority="112"/>
+    <w:lsdException w:name="Grid Table 2 Accent 4" w:uiPriority="113"/>
+    <w:lsdException w:name="Grid Table 3 Accent 4" w:uiPriority="114"/>
+    <w:lsdException w:name="Grid Table 4 Accent 4" w:uiPriority="115"/>
+    <w:lsdException w:name="Grid Table 5 Dark Accent 4" w:uiPriority="128"/>
+    <w:lsdException w:name="Grid Table 6 Colorful Accent 4" w:uiPriority="129"/>
+    <w:lsdException w:name="Grid Table 7 Colorful Accent 4" w:uiPriority="130"/>
+    <w:lsdException w:name="Grid Table 1 Light Accent 5" w:uiPriority="112"/>
+    <w:lsdException w:name="Grid Table 2 Accent 5" w:uiPriority="113"/>
+    <w:lsdException w:name="Grid Table 3 Accent 5" w:uiPriority="114"/>
+    <w:lsdException w:name="Grid Table 4 Accent 5" w:uiPriority="115"/>
+    <w:lsdException w:name="Grid Table 5 Dark Accent 5" w:uiPriority="128"/>
+    <w:lsdException w:name="Grid Table 6 Colorful Accent 5" w:uiPriority="129"/>
+    <w:lsdException w:name="Grid Table 7 Colorful Accent 5" w:uiPriority="130"/>
+    <w:lsdException w:name="Grid Table 1 Light Accent 6" w:uiPriority="112"/>
+    <w:lsdException w:name="Grid Table 2 Accent 6" w:uiPriority="113"/>
+    <w:lsdException w:name="Grid Table 3 Accent 6" w:uiPriority="114"/>
+    <w:lsdException w:name="Grid Table 4 Accent 6" w:uiPriority="115"/>
+    <w:lsdException w:name="Grid Table 5 Dark Accent 6" w:uiPriority="128"/>
+    <w:lsdException w:name="Grid Table 6 Colorful Accent 6" w:uiPriority="129"/>
+    <w:lsdException w:name="Grid Table 7 Colorful Accent 6" w:uiPriority="130"/>
+    <w:lsdException w:name="List Table 1 Light" w:uiPriority="112"/>
+    <w:lsdException w:name="List Table 2" w:uiPriority="113"/>
+    <w:lsdException w:name="List Table 3" w:uiPriority="114"/>
+    <w:lsdException w:name="List Table 4" w:uiPriority="115"/>
+    <w:lsdException w:name="List Table 5 Dark" w:uiPriority="128"/>
+    <w:lsdException w:name="List Table 6 Colorful" w:uiPriority="129"/>
+    <w:lsdException w:name="List Table 7 Colorful" w:uiPriority="130"/>
+    <w:lsdException w:name="List Table 1 Light Accent 1" w:uiPriority="112"/>
+    <w:lsdException w:name="List Table 2 Accent 1" w:uiPriority="113"/>
+    <w:lsdException w:name="List Table 3 Accent 1" w:uiPriority="114"/>
+    <w:lsdException w:name="List Table 4 Accent 1" w:uiPriority="115"/>
+    <w:lsdException w:name="List Table 5 Dark Accent 1" w:uiPriority="128"/>
+    <w:lsdException w:name="List Table 6 Colorful Accent 1" w:uiPriority="129"/>
+    <w:lsdException w:name="List Table 7 Colorful Accent 1" w:uiPriority="130"/>
+    <w:lsdException w:name="List Table 1 Light Accent 2" w:uiPriority="112"/>
+    <w:lsdException w:name="List Table 2 Accent 2" w:uiPriority="113"/>
+    <w:lsdException w:name="List Table 3 Accent 2" w:uiPriority="114"/>
+    <w:lsdException w:name="List Table 4 Accent 2" w:uiPriority="115"/>
+    <w:lsdException w:name="List Table 5 Dark Accent 2" w:uiPriority="128"/>
+    <w:lsdException w:name="List Table 6 Colorful Accent 2" w:uiPriority="129"/>
+    <w:lsdException w:name="List Table 7 Colorful Accent 2" w:uiPriority="130"/>
+    <w:lsdException w:name="List Table 1 Light Accent 3" w:uiPriority="112"/>
+    <w:lsdException w:name="List Table 2 Accent 3" w:uiPriority="113"/>
+    <w:lsdException w:name="List Table 3 Accent 3" w:uiPriority="114"/>
+    <w:lsdException w:name="List Table 4 Accent 3" w:uiPriority="115"/>
+    <w:lsdException w:name="List Table 5 Dark Accent 3" w:uiPriority="128"/>
+    <w:lsdException w:name="List Table 6 Colorful Accent 3" w:uiPriority="129"/>
+    <w:lsdException w:name="List Table 7 Colorful Accent 3" w:uiPriority="130"/>
+    <w:lsdException w:name="List Table 1 Light Accent 4" w:uiPriority="112"/>
+    <w:lsdException w:name="List Table 2 Accent 4" w:uiPriority="113"/>
+    <w:lsdException w:name="List Table 3 Accent 4" w:uiPriority="114"/>
+    <w:lsdException w:name="List Table 4 Accent 4" w:uiPriority="115"/>
+    <w:lsdException w:name="List Table 5 Dark Accent 4" w:uiPriority="128"/>
+    <w:lsdException w:name="List Table 6 Colorful Accent 4" w:uiPriority="129"/>
+    <w:lsdException w:name="List Table 7 Colorful Accent 4" w:uiPriority="130"/>
+    <w:lsdException w:name="List Table 1 Light Accent 5" w:uiPriority="112"/>
+    <w:lsdException w:name="List Table 2 Accent 5" w:uiPriority="113"/>
+    <w:lsdException w:name="List Table 3 Accent 5" w:uiPriority="114"/>
+    <w:lsdException w:name="List Table 4 Accent 5" w:uiPriority="115"/>
+    <w:lsdException w:name="List Table 5 Dark Accent 5" w:uiPriority="128"/>
+    <w:lsdException w:name="List Table 6 Colorful Accent 5" w:uiPriority="129"/>
+    <w:lsdException w:name="List Table 7 Colorful Accent 5" w:uiPriority="130"/>
+    <w:lsdException w:name="List Table 1 Light Accent 6" w:uiPriority="112"/>
+    <w:lsdException w:name="List Table 2 Accent 6" w:uiPriority="113"/>
+    <w:lsdException w:name="List Table 3 Accent 6" w:uiPriority="114"/>
+    <w:lsdException w:name="List Table 4 Accent 6" w:uiPriority="115"/>
+    <w:lsdException w:name="List Table 5 Dark Accent 6" w:uiPriority="128"/>
+    <w:lsdException w:name="List Table 6 Colorful Accent 6" w:uiPriority="129"/>
+    <w:lsdException w:name="List Table 7 Colorful Accent 6" w:uiPriority="130"/>
     <w:lsdException w:name="Mention" w:semiHidden="1" w:unhideWhenUsed="1"/>
     <w:lsdException w:name="Smart Hyperlink" w:semiHidden="1" w:unhideWhenUsed="1"/>
     <w:lsdException w:name="Hashtag" w:semiHidden="1" w:unhideWhenUsed="1"/>
@@ -7044,24 +7292,24 @@
     <w:name w:val="Normal"/>
     <w:qFormat/>
     <w:pPr>
-      <w:widowControl w:val="0"/>
-      <w:wordWrap w:val="0"/>
-      <w:autoSpaceDE w:val="0"/>
-      <w:autoSpaceDN w:val="0"/>
+      <w:autoSpaceDE w:val="off"/>
+      <w:autoSpaceDN w:val="off"/>
+      <w:widowControl w:val="off"/>
+      <w:wordWrap w:val="off"/>
     </w:pPr>
   </w:style>
   <w:style w:type="paragraph" w:styleId="1">
     <w:name w:val="heading 1"/>
+    <w:uiPriority w:val="9"/>
     <w:basedOn w:val="a"/>
     <w:next w:val="a"/>
     <w:link w:val="1Char"/>
-    <w:uiPriority w:val="9"/>
     <w:qFormat/>
     <w:pPr>
       <w:keepNext/>
       <w:keepLines/>
-      <w:spacing w:before="280" w:after="80"/>
       <w:outlineLvl w:val="0"/>
+      <w:spacing w:after="80" w:before="280"/>
     </w:pPr>
     <w:rPr>
       <w:rFonts w:asciiTheme="majorHAnsi" w:eastAsiaTheme="majorEastAsia" w:hAnsiTheme="majorHAnsi" w:cstheme="majorBidi"/>
@@ -7072,18 +7320,18 @@
   </w:style>
   <w:style w:type="paragraph" w:styleId="2">
     <w:name w:val="heading 2"/>
+    <w:uiPriority w:val="9"/>
     <w:basedOn w:val="a"/>
     <w:next w:val="a"/>
     <w:link w:val="2Char"/>
-    <w:uiPriority w:val="9"/>
+    <w:qFormat/>
     <w:semiHidden/>
     <w:unhideWhenUsed/>
-    <w:qFormat/>
     <w:pPr>
       <w:keepNext/>
       <w:keepLines/>
-      <w:spacing w:before="160" w:after="80"/>
       <w:outlineLvl w:val="1"/>
+      <w:spacing w:after="80" w:before="160"/>
     </w:pPr>
     <w:rPr>
       <w:rFonts w:asciiTheme="majorHAnsi" w:eastAsiaTheme="majorEastAsia" w:hAnsiTheme="majorHAnsi" w:cstheme="majorBidi"/>
@@ -7094,18 +7342,18 @@
   </w:style>
   <w:style w:type="paragraph" w:styleId="3">
     <w:name w:val="heading 3"/>
+    <w:uiPriority w:val="9"/>
     <w:basedOn w:val="a"/>
     <w:next w:val="a"/>
     <w:link w:val="3Char"/>
-    <w:uiPriority w:val="9"/>
+    <w:qFormat/>
     <w:semiHidden/>
     <w:unhideWhenUsed/>
-    <w:qFormat/>
     <w:pPr>
       <w:keepNext/>
       <w:keepLines/>
-      <w:spacing w:before="160" w:after="80"/>
       <w:outlineLvl w:val="2"/>
+      <w:spacing w:after="80" w:before="160"/>
     </w:pPr>
     <w:rPr>
       <w:rFonts w:asciiTheme="majorHAnsi" w:eastAsiaTheme="majorEastAsia" w:hAnsiTheme="majorHAnsi" w:cstheme="majorBidi"/>
@@ -7115,18 +7363,18 @@
   </w:style>
   <w:style w:type="paragraph" w:styleId="4">
     <w:name w:val="heading 4"/>
+    <w:uiPriority w:val="9"/>
     <w:basedOn w:val="a"/>
     <w:next w:val="a"/>
     <w:link w:val="4Char"/>
-    <w:uiPriority w:val="9"/>
+    <w:qFormat/>
     <w:semiHidden/>
     <w:unhideWhenUsed/>
-    <w:qFormat/>
     <w:pPr>
       <w:keepNext/>
       <w:keepLines/>
-      <w:spacing w:before="80" w:after="40"/>
       <w:outlineLvl w:val="3"/>
+      <w:spacing w:after="40" w:before="80"/>
     </w:pPr>
     <w:rPr>
       <w:rFonts w:asciiTheme="majorHAnsi" w:eastAsiaTheme="majorEastAsia" w:hAnsiTheme="majorHAnsi" w:cstheme="majorBidi"/>
@@ -7135,19 +7383,19 @@
   </w:style>
   <w:style w:type="paragraph" w:styleId="5">
     <w:name w:val="heading 5"/>
+    <w:uiPriority w:val="9"/>
     <w:basedOn w:val="a"/>
     <w:next w:val="a"/>
     <w:link w:val="5Char"/>
-    <w:uiPriority w:val="9"/>
+    <w:qFormat/>
     <w:semiHidden/>
     <w:unhideWhenUsed/>
-    <w:qFormat/>
     <w:pPr>
+      <w:ind w:leftChars="100" w:left="100"/>
       <w:keepNext/>
       <w:keepLines/>
-      <w:spacing w:before="80" w:after="40"/>
-      <w:ind w:leftChars="100" w:left="100"/>
       <w:outlineLvl w:val="4"/>
+      <w:spacing w:after="40" w:before="80"/>
     </w:pPr>
     <w:rPr>
       <w:rFonts w:asciiTheme="majorHAnsi" w:eastAsiaTheme="majorEastAsia" w:hAnsiTheme="majorHAnsi" w:cstheme="majorBidi"/>
@@ -7156,19 +7404,19 @@
   </w:style>
   <w:style w:type="paragraph" w:styleId="6">
     <w:name w:val="heading 6"/>
+    <w:uiPriority w:val="9"/>
     <w:basedOn w:val="a"/>
     <w:next w:val="a"/>
     <w:link w:val="6Char"/>
-    <w:uiPriority w:val="9"/>
+    <w:qFormat/>
     <w:semiHidden/>
     <w:unhideWhenUsed/>
-    <w:qFormat/>
     <w:pPr>
+      <w:ind w:leftChars="200" w:left="200"/>
       <w:keepNext/>
       <w:keepLines/>
-      <w:spacing w:before="80" w:after="40"/>
-      <w:ind w:leftChars="200" w:left="200"/>
       <w:outlineLvl w:val="5"/>
+      <w:spacing w:after="40" w:before="80"/>
     </w:pPr>
     <w:rPr>
       <w:rFonts w:asciiTheme="majorHAnsi" w:eastAsiaTheme="majorEastAsia" w:hAnsiTheme="majorHAnsi" w:cstheme="majorBidi"/>
@@ -7177,19 +7425,19 @@
   </w:style>
   <w:style w:type="paragraph" w:styleId="7">
     <w:name w:val="heading 7"/>
+    <w:uiPriority w:val="9"/>
     <w:basedOn w:val="a"/>
     <w:next w:val="a"/>
     <w:link w:val="7Char"/>
-    <w:uiPriority w:val="9"/>
+    <w:qFormat/>
     <w:semiHidden/>
     <w:unhideWhenUsed/>
-    <w:qFormat/>
     <w:pPr>
+      <w:ind w:leftChars="300" w:left="300"/>
       <w:keepNext/>
       <w:keepLines/>
-      <w:spacing w:before="80" w:after="40"/>
-      <w:ind w:leftChars="300" w:left="300"/>
       <w:outlineLvl w:val="6"/>
+      <w:spacing w:after="40" w:before="80"/>
     </w:pPr>
     <w:rPr>
       <w:rFonts w:asciiTheme="majorHAnsi" w:eastAsiaTheme="majorEastAsia" w:hAnsiTheme="majorHAnsi" w:cstheme="majorBidi"/>
@@ -7198,19 +7446,19 @@
   </w:style>
   <w:style w:type="paragraph" w:styleId="8">
     <w:name w:val="heading 8"/>
+    <w:uiPriority w:val="9"/>
     <w:basedOn w:val="a"/>
     <w:next w:val="a"/>
     <w:link w:val="8Char"/>
-    <w:uiPriority w:val="9"/>
+    <w:qFormat/>
     <w:semiHidden/>
     <w:unhideWhenUsed/>
-    <w:qFormat/>
     <w:pPr>
+      <w:ind w:leftChars="400" w:left="400"/>
       <w:keepNext/>
       <w:keepLines/>
-      <w:spacing w:before="80" w:after="40"/>
-      <w:ind w:leftChars="400" w:left="400"/>
       <w:outlineLvl w:val="7"/>
+      <w:spacing w:after="40" w:before="80"/>
     </w:pPr>
     <w:rPr>
       <w:rFonts w:asciiTheme="majorHAnsi" w:eastAsiaTheme="majorEastAsia" w:hAnsiTheme="majorHAnsi" w:cstheme="majorBidi"/>
@@ -7219,19 +7467,19 @@
   </w:style>
   <w:style w:type="paragraph" w:styleId="9">
     <w:name w:val="heading 9"/>
+    <w:uiPriority w:val="9"/>
     <w:basedOn w:val="a"/>
     <w:next w:val="a"/>
     <w:link w:val="9Char"/>
-    <w:uiPriority w:val="9"/>
+    <w:qFormat/>
     <w:semiHidden/>
     <w:unhideWhenUsed/>
-    <w:qFormat/>
     <w:pPr>
+      <w:ind w:leftChars="500" w:left="500"/>
       <w:keepNext/>
       <w:keepLines/>
-      <w:spacing w:before="80" w:after="40"/>
-      <w:ind w:leftChars="500" w:left="500"/>
       <w:outlineLvl w:val="8"/>
+      <w:spacing w:after="40" w:before="80"/>
     </w:pPr>
     <w:rPr>
       <w:rFonts w:asciiTheme="majorHAnsi" w:eastAsiaTheme="majorEastAsia" w:hAnsiTheme="majorHAnsi" w:cstheme="majorBidi"/>
@@ -7267,9 +7515,9 @@
   </w:style>
   <w:style w:type="character" w:customStyle="1" w:styleId="1Char">
     <w:name w:val="제목 1 Char"/>
+    <w:uiPriority w:val="9"/>
     <w:basedOn w:val="a0"/>
     <w:link w:val="1"/>
-    <w:uiPriority w:val="9"/>
     <w:rPr>
       <w:rFonts w:asciiTheme="majorHAnsi" w:eastAsiaTheme="majorEastAsia" w:hAnsiTheme="majorHAnsi" w:cstheme="majorBidi"/>
       <w:color w:val="000000"/>
@@ -7279,9 +7527,9 @@
   </w:style>
   <w:style w:type="character" w:customStyle="1" w:styleId="2Char">
     <w:name w:val="제목 2 Char"/>
+    <w:uiPriority w:val="9"/>
     <w:basedOn w:val="a0"/>
     <w:link w:val="2"/>
-    <w:uiPriority w:val="9"/>
     <w:semiHidden/>
     <w:rPr>
       <w:rFonts w:asciiTheme="majorHAnsi" w:eastAsiaTheme="majorEastAsia" w:hAnsiTheme="majorHAnsi" w:cstheme="majorBidi"/>
@@ -7292,9 +7540,9 @@
   </w:style>
   <w:style w:type="character" w:customStyle="1" w:styleId="3Char">
     <w:name w:val="제목 3 Char"/>
+    <w:uiPriority w:val="9"/>
     <w:basedOn w:val="a0"/>
     <w:link w:val="3"/>
-    <w:uiPriority w:val="9"/>
     <w:semiHidden/>
     <w:rPr>
       <w:rFonts w:asciiTheme="majorHAnsi" w:eastAsiaTheme="majorEastAsia" w:hAnsiTheme="majorHAnsi" w:cstheme="majorBidi"/>
@@ -7304,9 +7552,9 @@
   </w:style>
   <w:style w:type="character" w:customStyle="1" w:styleId="4Char">
     <w:name w:val="제목 4 Char"/>
+    <w:uiPriority w:val="9"/>
     <w:basedOn w:val="a0"/>
     <w:link w:val="4"/>
-    <w:uiPriority w:val="9"/>
     <w:semiHidden/>
     <w:rPr>
       <w:rFonts w:asciiTheme="majorHAnsi" w:eastAsiaTheme="majorEastAsia" w:hAnsiTheme="majorHAnsi" w:cstheme="majorBidi"/>
@@ -7315,9 +7563,9 @@
   </w:style>
   <w:style w:type="character" w:customStyle="1" w:styleId="5Char">
     <w:name w:val="제목 5 Char"/>
+    <w:uiPriority w:val="9"/>
     <w:basedOn w:val="a0"/>
     <w:link w:val="5"/>
-    <w:uiPriority w:val="9"/>
     <w:semiHidden/>
     <w:rPr>
       <w:rFonts w:asciiTheme="majorHAnsi" w:eastAsiaTheme="majorEastAsia" w:hAnsiTheme="majorHAnsi" w:cstheme="majorBidi"/>
@@ -7326,9 +7574,9 @@
   </w:style>
   <w:style w:type="character" w:customStyle="1" w:styleId="6Char">
     <w:name w:val="제목 6 Char"/>
+    <w:uiPriority w:val="9"/>
     <w:basedOn w:val="a0"/>
     <w:link w:val="6"/>
-    <w:uiPriority w:val="9"/>
     <w:semiHidden/>
     <w:rPr>
       <w:rFonts w:asciiTheme="majorHAnsi" w:eastAsiaTheme="majorEastAsia" w:hAnsiTheme="majorHAnsi" w:cstheme="majorBidi"/>
@@ -7337,9 +7585,9 @@
   </w:style>
   <w:style w:type="character" w:customStyle="1" w:styleId="7Char">
     <w:name w:val="제목 7 Char"/>
+    <w:uiPriority w:val="9"/>
     <w:basedOn w:val="a0"/>
     <w:link w:val="7"/>
-    <w:uiPriority w:val="9"/>
     <w:semiHidden/>
     <w:rPr>
       <w:rFonts w:asciiTheme="majorHAnsi" w:eastAsiaTheme="majorEastAsia" w:hAnsiTheme="majorHAnsi" w:cstheme="majorBidi"/>
@@ -7348,9 +7596,9 @@
   </w:style>
   <w:style w:type="character" w:customStyle="1" w:styleId="8Char">
     <w:name w:val="제목 8 Char"/>
+    <w:uiPriority w:val="9"/>
     <w:basedOn w:val="a0"/>
     <w:link w:val="8"/>
-    <w:uiPriority w:val="9"/>
     <w:semiHidden/>
     <w:rPr>
       <w:rFonts w:asciiTheme="majorHAnsi" w:eastAsiaTheme="majorEastAsia" w:hAnsiTheme="majorHAnsi" w:cstheme="majorBidi"/>
@@ -7359,9 +7607,9 @@
   </w:style>
   <w:style w:type="character" w:customStyle="1" w:styleId="9Char">
     <w:name w:val="제목 9 Char"/>
+    <w:uiPriority w:val="9"/>
     <w:basedOn w:val="a0"/>
     <w:link w:val="9"/>
-    <w:uiPriority w:val="9"/>
     <w:semiHidden/>
     <w:rPr>
       <w:rFonts w:asciiTheme="majorHAnsi" w:eastAsiaTheme="majorEastAsia" w:hAnsiTheme="majorHAnsi" w:cstheme="majorBidi"/>
@@ -7370,81 +7618,81 @@
   </w:style>
   <w:style w:type="paragraph" w:styleId="a3">
     <w:name w:val="Title"/>
+    <w:uiPriority w:val="10"/>
     <w:basedOn w:val="a"/>
     <w:next w:val="a"/>
     <w:link w:val="Char"/>
-    <w:uiPriority w:val="10"/>
     <w:qFormat/>
     <w:pPr>
-      <w:spacing w:after="80"/>
       <w:contextualSpacing/>
       <w:jc w:val="center"/>
+      <w:spacing w:after="80"/>
     </w:pPr>
     <w:rPr>
       <w:rFonts w:asciiTheme="majorHAnsi" w:eastAsiaTheme="majorEastAsia" w:hAnsiTheme="majorHAnsi" w:cstheme="majorBidi"/>
-      <w:spacing w:val="-10"/>
-      <w:kern w:val="28"/>
       <w:sz w:val="56"/>
       <w:szCs w:val="56"/>
+      <w:kern w:val="28"/>
+      <w:spacing w:val="-10"/>
     </w:rPr>
   </w:style>
   <w:style w:type="character" w:customStyle="1" w:styleId="Char">
     <w:name w:val="제목 Char"/>
+    <w:uiPriority w:val="10"/>
     <w:basedOn w:val="a0"/>
     <w:link w:val="a3"/>
-    <w:uiPriority w:val="10"/>
     <w:rPr>
       <w:rFonts w:asciiTheme="majorHAnsi" w:eastAsiaTheme="majorEastAsia" w:hAnsiTheme="majorHAnsi" w:cstheme="majorBidi"/>
-      <w:spacing w:val="-10"/>
-      <w:kern w:val="28"/>
       <w:sz w:val="56"/>
       <w:szCs w:val="56"/>
+      <w:kern w:val="28"/>
+      <w:spacing w:val="-10"/>
     </w:rPr>
   </w:style>
   <w:style w:type="paragraph" w:styleId="a4">
     <w:name w:val="Subtitle"/>
+    <w:uiPriority w:val="11"/>
     <w:basedOn w:val="a"/>
     <w:next w:val="a"/>
     <w:link w:val="Char0"/>
-    <w:uiPriority w:val="11"/>
     <w:qFormat/>
     <w:pPr>
+      <w:jc w:val="center"/>
       <w:numPr>
         <w:ilvl w:val="1"/>
       </w:numPr>
-      <w:jc w:val="center"/>
     </w:pPr>
     <w:rPr>
       <w:rFonts w:asciiTheme="majorHAnsi" w:eastAsiaTheme="majorEastAsia" w:hAnsiTheme="majorHAnsi" w:cstheme="majorBidi"/>
       <w:color w:val="595959"/>
-      <w:spacing w:val="15"/>
       <w:sz w:val="28"/>
       <w:szCs w:val="28"/>
+      <w:spacing w:val="15"/>
     </w:rPr>
   </w:style>
   <w:style w:type="character" w:customStyle="1" w:styleId="Char0">
     <w:name w:val="부제 Char"/>
+    <w:uiPriority w:val="11"/>
     <w:basedOn w:val="a0"/>
     <w:link w:val="a4"/>
-    <w:uiPriority w:val="11"/>
     <w:rPr>
       <w:rFonts w:asciiTheme="majorHAnsi" w:eastAsiaTheme="majorEastAsia" w:hAnsiTheme="majorHAnsi" w:cstheme="majorBidi"/>
       <w:color w:val="595959"/>
-      <w:spacing w:val="15"/>
       <w:sz w:val="28"/>
       <w:szCs w:val="28"/>
+      <w:spacing w:val="15"/>
     </w:rPr>
   </w:style>
   <w:style w:type="paragraph" w:styleId="a5">
     <w:name w:val="Quote"/>
+    <w:uiPriority w:val="29"/>
     <w:basedOn w:val="a"/>
     <w:next w:val="a"/>
     <w:link w:val="Char1"/>
-    <w:uiPriority w:val="29"/>
     <w:qFormat/>
     <w:pPr>
+      <w:jc w:val="center"/>
       <w:spacing w:before="160"/>
-      <w:jc w:val="center"/>
     </w:pPr>
     <w:rPr>
       <w:i/>
@@ -7454,9 +7702,9 @@
   </w:style>
   <w:style w:type="character" w:customStyle="1" w:styleId="Char1">
     <w:name w:val="인용 Char"/>
+    <w:uiPriority w:val="29"/>
     <w:basedOn w:val="a0"/>
     <w:link w:val="a5"/>
-    <w:uiPriority w:val="29"/>
     <w:rPr>
       <w:i/>
       <w:iCs/>
@@ -7465,8 +7713,8 @@
   </w:style>
   <w:style w:type="paragraph" w:styleId="a6">
     <w:name w:val="List Paragraph"/>
+    <w:uiPriority w:val="34"/>
     <w:basedOn w:val="a"/>
-    <w:uiPriority w:val="34"/>
     <w:qFormat/>
     <w:pPr>
       <w:ind w:left="720"/>
@@ -7475,8 +7723,8 @@
   </w:style>
   <w:style w:type="character" w:styleId="a7">
     <w:name w:val="Intense Emphasis"/>
+    <w:uiPriority w:val="21"/>
     <w:basedOn w:val="a0"/>
-    <w:uiPriority w:val="21"/>
     <w:qFormat/>
     <w:rPr>
       <w:i/>
@@ -7486,19 +7734,19 @@
   </w:style>
   <w:style w:type="paragraph" w:styleId="a8">
     <w:name w:val="Intense Quote"/>
+    <w:uiPriority w:val="30"/>
     <w:basedOn w:val="a"/>
     <w:next w:val="a"/>
     <w:link w:val="Char2"/>
-    <w:uiPriority w:val="30"/>
     <w:qFormat/>
     <w:pPr>
-      <w:pBdr>
-        <w:top w:val="single" w:sz="4" w:space="10" w:color="0F4761" w:themeColor="accent1" w:themeShade="BF"/>
-        <w:bottom w:val="single" w:sz="4" w:space="10" w:color="0F4761" w:themeColor="accent1" w:themeShade="BF"/>
-      </w:pBdr>
-      <w:spacing w:before="360" w:after="360"/>
       <w:ind w:left="864" w:right="864"/>
       <w:jc w:val="center"/>
+      <w:pBdr>
+        <w:top w:val="single" w:sz="4" w:space="10" w:color="104861" w:themeColor="accent1" w:themeShade="bf"/>
+        <w:bottom w:val="single" w:sz="4" w:space="10" w:color="104861" w:themeColor="accent1" w:themeShade="bf"/>
+      </w:pBdr>
+      <w:spacing w:after="360" w:before="360"/>
     </w:pPr>
     <w:rPr>
       <w:i/>
@@ -7508,9 +7756,9 @@
   </w:style>
   <w:style w:type="character" w:customStyle="1" w:styleId="Char2">
     <w:name w:val="강한 인용 Char"/>
+    <w:uiPriority w:val="30"/>
     <w:basedOn w:val="a0"/>
     <w:link w:val="a8"/>
-    <w:uiPriority w:val="30"/>
     <w:rPr>
       <w:i/>
       <w:iCs/>
@@ -7519,8 +7767,8 @@
   </w:style>
   <w:style w:type="character" w:styleId="a9">
     <w:name w:val="Intense Reference"/>
+    <w:uiPriority w:val="32"/>
     <w:basedOn w:val="a0"/>
-    <w:uiPriority w:val="32"/>
     <w:qFormat/>
     <w:rPr>
       <w:b/>
@@ -7532,48 +7780,48 @@
   </w:style>
   <w:style w:type="paragraph" w:styleId="aa">
     <w:name w:val="header"/>
+    <w:uiPriority w:val="99"/>
     <w:basedOn w:val="a"/>
     <w:link w:val="Char3"/>
-    <w:uiPriority w:val="99"/>
     <w:unhideWhenUsed/>
     <w:pPr>
+      <w:snapToGrid w:val="0"/>
       <w:tabs>
         <w:tab w:val="center" w:pos="4513"/>
         <w:tab w:val="right" w:pos="9026"/>
       </w:tabs>
-      <w:snapToGrid w:val="0"/>
     </w:pPr>
   </w:style>
   <w:style w:type="character" w:customStyle="1" w:styleId="Char3">
     <w:name w:val="머리글 Char"/>
+    <w:uiPriority w:val="99"/>
     <w:basedOn w:val="a0"/>
     <w:link w:val="aa"/>
-    <w:uiPriority w:val="99"/>
   </w:style>
   <w:style w:type="paragraph" w:styleId="ab">
     <w:name w:val="footer"/>
+    <w:uiPriority w:val="99"/>
     <w:basedOn w:val="a"/>
     <w:link w:val="Char4"/>
-    <w:uiPriority w:val="99"/>
     <w:unhideWhenUsed/>
     <w:pPr>
+      <w:snapToGrid w:val="0"/>
       <w:tabs>
         <w:tab w:val="center" w:pos="4513"/>
         <w:tab w:val="right" w:pos="9026"/>
       </w:tabs>
-      <w:snapToGrid w:val="0"/>
     </w:pPr>
   </w:style>
   <w:style w:type="character" w:customStyle="1" w:styleId="Char4">
     <w:name w:val="바닥글 Char"/>
+    <w:uiPriority w:val="99"/>
     <w:basedOn w:val="a0"/>
     <w:link w:val="ab"/>
-    <w:uiPriority w:val="99"/>
   </w:style>
   <w:style w:type="table" w:styleId="ac">
     <w:name w:val="Table Grid"/>
+    <w:uiPriority w:val="39"/>
     <w:basedOn w:val="a1"/>
-    <w:uiPriority w:val="39"/>
     <w:pPr>
       <w:spacing w:after="0"/>
     </w:pPr>
@@ -7590,19 +7838,19 @@
   </w:style>
   <w:style w:type="table" w:customStyle="1" w:styleId="10">
     <w:name w:val="달력 1"/>
+    <w:uiPriority w:val="99"/>
     <w:basedOn w:val="a1"/>
-    <w:uiPriority w:val="99"/>
     <w:qFormat/>
     <w:pPr>
       <w:spacing w:after="0"/>
     </w:pPr>
     <w:rPr>
+      <w:szCs w:val="22"/>
       <w:kern w:val="0"/>
-      <w:szCs w:val="22"/>
     </w:rPr>
     <w:tblPr>
+      <w:tblStyleColBandSize w:val="1"/>
       <w:tblStyleRowBandSize w:val="1"/>
-      <w:tblStyleColBandSize w:val="1"/>
     </w:tblPr>
     <w:tcPr>
       <w:shd w:val="clear" w:color="auto" w:fill="auto"/>
@@ -7610,7 +7858,7 @@
     <w:tblStylePr w:type="firstRow">
       <w:pPr>
         <w:wordWrap/>
-        <w:spacing w:beforeLines="0" w:beforeAutospacing="0" w:afterLines="0" w:afterAutospacing="0" w:line="240" w:lineRule="auto"/>
+        <w:spacing w:afterLines="0" w:afterAutospacing="0" w:beforeLines="0" w:beforeAutospacing="0" w:line="240" w:lineRule="auto"/>
       </w:pPr>
       <w:rPr>
         <w:rFonts w:asciiTheme="minorHAnsi" w:eastAsiaTheme="minorEastAsia" w:hAnsiTheme="minorHAnsi"/>
@@ -7621,7 +7869,7 @@
       </w:rPr>
       <w:tblPr/>
       <w:tcPr>
-        <w:vAlign w:val="both"/>
+        <w:vAlign w:val="top"/>
       </w:tcPr>
     </w:tblStylePr>
     <w:tblStylePr w:type="lastRow">
@@ -7675,18 +7923,18 @@
   </w:style>
   <w:style w:type="table" w:customStyle="1" w:styleId="30">
     <w:name w:val="달력 3"/>
+    <w:uiPriority w:val="99"/>
     <w:basedOn w:val="a1"/>
-    <w:uiPriority w:val="99"/>
     <w:qFormat/>
     <w:pPr>
+      <w:jc w:val="right"/>
       <w:spacing w:after="0"/>
-      <w:jc w:val="right"/>
     </w:pPr>
     <w:rPr>
       <w:rFonts w:asciiTheme="majorHAnsi" w:eastAsiaTheme="majorEastAsia" w:hAnsiTheme="majorHAnsi" w:cstheme="majorBidi"/>
       <w:color w:val="000000"/>
+      <w:szCs w:val="22"/>
       <w:kern w:val="0"/>
-      <w:szCs w:val="22"/>
     </w:rPr>
     <w:tblPr/>
     <w:tblStylePr w:type="firstRow">
@@ -7712,8 +7960,8 @@
   </w:style>
   <w:style w:type="character" w:styleId="ad">
     <w:name w:val="Strong"/>
+    <w:uiPriority w:val="22"/>
     <w:basedOn w:val="a0"/>
-    <w:uiPriority w:val="22"/>
     <w:qFormat/>
     <w:rPr>
       <w:b/>
@@ -7722,8 +7970,8 @@
   </w:style>
   <w:style w:type="character" w:styleId="ae">
     <w:name w:val="Emphasis"/>
+    <w:uiPriority w:val="20"/>
     <w:basedOn w:val="a0"/>
-    <w:uiPriority w:val="20"/>
     <w:qFormat/>
     <w:rPr>
       <w:i/>

--- a/일정/일정(채은).docx
+++ b/일정/일정(채은).docx
@@ -1253,1829 +1253,6 @@
         </w:rPr>
       </w:pPr>
     </w:p>
-    <w:p>
-      <w:pPr>
-        <w:pBdr>
-          <w:bottom w:val="single" w:sz="6" w:space="1" w:color="auto"/>
-        </w:pBdr>
-        <w:rPr>
-          <w:rFonts w:ascii="HY헤드라인M" w:eastAsia="HY헤드라인M"/>
-          <w:color w:val="F6C6AD"/>
-          <w:sz w:val="18"/>
-          <w:szCs w:val="18"/>
-        </w:rPr>
-      </w:pPr>
-      <w:r>
-        <w:rPr>
-          <w:rStyle w:val="1Char"/>
-          <w:b/>
-          <w:bCs/>
-          <w:sz w:val="40"/>
-          <w:szCs w:val="40"/>
-        </w:rPr>
-        <w:t>개발</w:t>
-      </w:r>
-      <w:r>
-        <w:rPr>
-          <w:rStyle w:val="1Char"/>
-          <w:rFonts w:hint="eastAsia"/>
-          <w:b/>
-          <w:bCs/>
-          <w:sz w:val="40"/>
-          <w:szCs w:val="40"/>
-        </w:rPr>
-        <w:t xml:space="preserve"> </w:t>
-      </w:r>
-      <w:r>
-        <w:rPr>
-          <w:rStyle w:val="1Char"/>
-          <w:b/>
-          <w:bCs/>
-          <w:sz w:val="40"/>
-          <w:szCs w:val="40"/>
-        </w:rPr>
-        <w:t>일정</w:t>
-      </w:r>
-      <w:r>
-        <w:rPr>
-          <w:rStyle w:val="1Char"/>
-          <w:rFonts w:hint="eastAsia"/>
-          <w:b/>
-          <w:bCs/>
-          <w:sz w:val="40"/>
-          <w:szCs w:val="40"/>
-        </w:rPr>
-        <w:t>(2026</w:t>
-      </w:r>
-      <w:r>
-        <w:rPr>
-          <w:rStyle w:val="1Char"/>
-          <w:b/>
-          <w:bCs/>
-          <w:sz w:val="40"/>
-          <w:szCs w:val="40"/>
-        </w:rPr>
-        <w:t>년</w:t>
-      </w:r>
-      <w:r>
-        <w:rPr>
-          <w:rStyle w:val="1Char"/>
-          <w:rFonts w:hint="eastAsia"/>
-          <w:b/>
-          <w:bCs/>
-          <w:sz w:val="40"/>
-          <w:szCs w:val="40"/>
-        </w:rPr>
-        <w:t xml:space="preserve"> 5</w:t>
-      </w:r>
-      <w:r>
-        <w:rPr>
-          <w:rStyle w:val="1Char"/>
-          <w:b/>
-          <w:bCs/>
-          <w:sz w:val="40"/>
-          <w:szCs w:val="40"/>
-        </w:rPr>
-        <w:t>월</w:t>
-      </w:r>
-      <w:r>
-        <w:rPr>
-          <w:rStyle w:val="1Char"/>
-          <w:rFonts w:hint="eastAsia"/>
-          <w:b/>
-          <w:bCs/>
-          <w:sz w:val="40"/>
-          <w:szCs w:val="40"/>
-        </w:rPr>
-        <w:t>~6</w:t>
-      </w:r>
-      <w:r>
-        <w:rPr>
-          <w:rStyle w:val="1Char"/>
-          <w:b/>
-          <w:bCs/>
-          <w:sz w:val="40"/>
-          <w:szCs w:val="40"/>
-        </w:rPr>
-        <w:t>월</w:t>
-      </w:r>
-      <w:r>
-        <w:rPr>
-          <w:rStyle w:val="1Char"/>
-          <w:rFonts w:hint="eastAsia"/>
-          <w:b/>
-          <w:bCs/>
-          <w:sz w:val="40"/>
-          <w:szCs w:val="40"/>
-        </w:rPr>
-        <w:t>)</w:t>
-      </w:r>
-      <w:r>
-        <w:rPr>
-          <w:rStyle w:val="ad"/>
-          <w:rFonts w:hint="eastAsia"/>
-          <w:sz w:val="40"/>
-          <w:szCs w:val="40"/>
-        </w:rPr>
-        <w:t xml:space="preserve"> </w:t>
-      </w:r>
-      <w:r>
-        <w:rPr>
-          <w:rFonts w:ascii="HY헤드라인M" w:eastAsia="HY헤드라인M" w:hint="eastAsia"/>
-          <w:color w:val="D9AAD3"/>
-          <w:sz w:val="18"/>
-          <w:szCs w:val="18"/>
-        </w:rPr>
-        <w:t>■: 임수영</w:t>
-      </w:r>
-      <w:r>
-        <w:rPr>
-          <w:rFonts w:ascii="HY헤드라인M" w:eastAsia="HY헤드라인M" w:hint="eastAsia"/>
-          <w:sz w:val="18"/>
-          <w:szCs w:val="18"/>
-        </w:rPr>
-        <w:t xml:space="preserve"> </w:t>
-      </w:r>
-      <w:r>
-        <w:rPr>
-          <w:rFonts w:ascii="HY헤드라인M" w:eastAsia="HY헤드라인M" w:hint="eastAsia"/>
-          <w:color w:val="C2C9CF"/>
-          <w:sz w:val="18"/>
-          <w:szCs w:val="18"/>
-        </w:rPr>
-        <w:t>■: 임채은</w:t>
-      </w:r>
-      <w:r>
-        <w:rPr>
-          <w:rFonts w:ascii="HY헤드라인M" w:eastAsia="HY헤드라인M" w:hint="eastAsia"/>
-          <w:color w:val="F6F2A8"/>
-          <w:sz w:val="18"/>
-          <w:szCs w:val="18"/>
-        </w:rPr>
-        <w:t xml:space="preserve"> </w:t>
-      </w:r>
-      <w:r>
-        <w:rPr>
-          <w:rFonts w:ascii="HY헤드라인M" w:eastAsia="HY헤드라인M" w:hint="eastAsia"/>
-          <w:color w:val="F6C6AD"/>
-          <w:sz w:val="18"/>
-          <w:szCs w:val="18"/>
-        </w:rPr>
-        <w:t>■: 윤이하나</w:t>
-      </w:r>
-    </w:p>
-    <w:tbl>
-      <w:tblPr>
-        <w:tblStyle w:val="ac"/>
-        <w:tblW w:w="10485" w:type="dxa"/>
-        <w:tblLook w:val="04A0" w:firstRow="1" w:lastRow="0" w:firstColumn="1" w:lastColumn="0" w:noHBand="0" w:noVBand="1"/>
-      </w:tblPr>
-      <w:tblGrid>
-        <w:gridCol w:w="1497"/>
-        <w:gridCol w:w="1498"/>
-        <w:gridCol w:w="1498"/>
-        <w:gridCol w:w="1498"/>
-        <w:gridCol w:w="1498"/>
-        <w:gridCol w:w="1498"/>
-        <w:gridCol w:w="1498"/>
-      </w:tblGrid>
-      <w:tr>
-        <w:tc>
-          <w:tcPr>
-            <w:tcW w:w="1497" w:type="dxa"/>
-            <w:shd w:val="clear" w:color="auto" w:fill="D9D9D9" w:themeFill="background1" w:themeFillShade="d9"/>
-          </w:tcPr>
-          <w:p>
-            <w:pPr>
-              <w:jc w:val="center"/>
-              <w:rPr>
-                <w:rFonts w:ascii="HY헤드라인M" w:eastAsia="HY헤드라인M"/>
-                <w:sz w:val="18"/>
-                <w:szCs w:val="18"/>
-              </w:rPr>
-            </w:pPr>
-            <w:r>
-              <w:rPr>
-                <w:rFonts w:ascii="HY헤드라인M" w:eastAsia="HY헤드라인M" w:hint="eastAsia"/>
-                <w:sz w:val="18"/>
-                <w:szCs w:val="18"/>
-              </w:rPr>
-              <w:t>월</w:t>
-            </w:r>
-          </w:p>
-        </w:tc>
-        <w:tc>
-          <w:tcPr>
-            <w:tcW w:w="1498" w:type="dxa"/>
-            <w:shd w:val="clear" w:color="auto" w:fill="D9D9D9" w:themeFill="background1" w:themeFillShade="d9"/>
-          </w:tcPr>
-          <w:p>
-            <w:pPr>
-              <w:jc w:val="center"/>
-              <w:rPr>
-                <w:rFonts w:ascii="HY헤드라인M" w:eastAsia="HY헤드라인M"/>
-                <w:sz w:val="18"/>
-                <w:szCs w:val="18"/>
-              </w:rPr>
-            </w:pPr>
-            <w:r>
-              <w:rPr>
-                <w:rFonts w:ascii="HY헤드라인M" w:eastAsia="HY헤드라인M" w:hint="eastAsia"/>
-                <w:sz w:val="18"/>
-                <w:szCs w:val="18"/>
-              </w:rPr>
-              <w:t>화</w:t>
-            </w:r>
-          </w:p>
-        </w:tc>
-        <w:tc>
-          <w:tcPr>
-            <w:tcW w:w="1498" w:type="dxa"/>
-            <w:shd w:val="clear" w:color="auto" w:fill="D9D9D9" w:themeFill="background1" w:themeFillShade="d9"/>
-          </w:tcPr>
-          <w:p>
-            <w:pPr>
-              <w:jc w:val="center"/>
-              <w:rPr>
-                <w:rFonts w:ascii="HY헤드라인M" w:eastAsia="HY헤드라인M"/>
-                <w:sz w:val="18"/>
-                <w:szCs w:val="18"/>
-              </w:rPr>
-            </w:pPr>
-            <w:r>
-              <w:rPr>
-                <w:rFonts w:ascii="HY헤드라인M" w:eastAsia="HY헤드라인M" w:hint="eastAsia"/>
-                <w:sz w:val="18"/>
-                <w:szCs w:val="18"/>
-              </w:rPr>
-              <w:t>수</w:t>
-            </w:r>
-          </w:p>
-        </w:tc>
-        <w:tc>
-          <w:tcPr>
-            <w:tcW w:w="1498" w:type="dxa"/>
-            <w:shd w:val="clear" w:color="auto" w:fill="D9D9D9" w:themeFill="background1" w:themeFillShade="d9"/>
-          </w:tcPr>
-          <w:p>
-            <w:pPr>
-              <w:jc w:val="center"/>
-              <w:rPr>
-                <w:rFonts w:ascii="HY헤드라인M" w:eastAsia="HY헤드라인M"/>
-                <w:sz w:val="18"/>
-                <w:szCs w:val="18"/>
-              </w:rPr>
-            </w:pPr>
-            <w:r>
-              <w:rPr>
-                <w:rFonts w:ascii="HY헤드라인M" w:eastAsia="HY헤드라인M" w:hint="eastAsia"/>
-                <w:sz w:val="18"/>
-                <w:szCs w:val="18"/>
-              </w:rPr>
-              <w:t>목</w:t>
-            </w:r>
-          </w:p>
-        </w:tc>
-        <w:tc>
-          <w:tcPr>
-            <w:tcW w:w="1498" w:type="dxa"/>
-            <w:shd w:val="clear" w:color="auto" w:fill="D9D9D9" w:themeFill="background1" w:themeFillShade="d9"/>
-          </w:tcPr>
-          <w:p>
-            <w:pPr>
-              <w:jc w:val="center"/>
-              <w:rPr>
-                <w:rFonts w:ascii="HY헤드라인M" w:eastAsia="HY헤드라인M"/>
-                <w:sz w:val="18"/>
-                <w:szCs w:val="18"/>
-              </w:rPr>
-            </w:pPr>
-            <w:r>
-              <w:rPr>
-                <w:rFonts w:ascii="HY헤드라인M" w:eastAsia="HY헤드라인M" w:hint="eastAsia"/>
-                <w:sz w:val="18"/>
-                <w:szCs w:val="18"/>
-              </w:rPr>
-              <w:t>금</w:t>
-            </w:r>
-          </w:p>
-        </w:tc>
-        <w:tc>
-          <w:tcPr>
-            <w:tcW w:w="1498" w:type="dxa"/>
-            <w:shd w:val="clear" w:color="auto" w:fill="D9D9D9" w:themeFill="background1" w:themeFillShade="d9"/>
-          </w:tcPr>
-          <w:p>
-            <w:pPr>
-              <w:jc w:val="center"/>
-              <w:rPr>
-                <w:rFonts w:ascii="HY헤드라인M" w:eastAsia="HY헤드라인M"/>
-                <w:sz w:val="18"/>
-                <w:szCs w:val="18"/>
-              </w:rPr>
-            </w:pPr>
-            <w:r>
-              <w:rPr>
-                <w:rFonts w:ascii="HY헤드라인M" w:eastAsia="HY헤드라인M" w:hint="eastAsia"/>
-                <w:sz w:val="18"/>
-                <w:szCs w:val="18"/>
-              </w:rPr>
-              <w:t>토</w:t>
-            </w:r>
-          </w:p>
-        </w:tc>
-        <w:tc>
-          <w:tcPr>
-            <w:tcW w:w="1498" w:type="dxa"/>
-            <w:shd w:val="clear" w:color="auto" w:fill="D9D9D9" w:themeFill="background1" w:themeFillShade="d9"/>
-          </w:tcPr>
-          <w:p>
-            <w:pPr>
-              <w:jc w:val="center"/>
-              <w:rPr>
-                <w:rFonts w:ascii="HY헤드라인M" w:eastAsia="HY헤드라인M"/>
-                <w:sz w:val="18"/>
-                <w:szCs w:val="18"/>
-              </w:rPr>
-            </w:pPr>
-            <w:r>
-              <w:rPr>
-                <w:rFonts w:ascii="HY헤드라인M" w:eastAsia="HY헤드라인M" w:hint="eastAsia"/>
-                <w:sz w:val="18"/>
-                <w:szCs w:val="18"/>
-              </w:rPr>
-              <w:t>일</w:t>
-            </w:r>
-          </w:p>
-        </w:tc>
-      </w:tr>
-      <w:tr>
-        <w:tc>
-          <w:tcPr>
-            <w:tcW w:w="1497" w:type="dxa"/>
-            <w:shd w:val="clear" w:color="auto" w:fill="E6E9EB" w:themeFill="text2" w:themeFillTint="1a"/>
-          </w:tcPr>
-          <w:p>
-            <w:pPr>
-              <w:jc w:val="center"/>
-              <w:rPr>
-                <w:rFonts w:asciiTheme="majorHAnsi" w:eastAsiaTheme="majorHAnsi" w:hAnsiTheme="majorHAnsi"/>
-                <w:sz w:val="18"/>
-                <w:szCs w:val="18"/>
-              </w:rPr>
-            </w:pPr>
-            <w:r>
-              <w:rPr>
-                <w:rFonts w:asciiTheme="majorHAnsi" w:eastAsiaTheme="majorHAnsi" w:hAnsiTheme="majorHAnsi"/>
-                <w:sz w:val="18"/>
-                <w:szCs w:val="18"/>
-              </w:rPr>
-              <w:t>11</w:t>
-            </w:r>
-          </w:p>
-        </w:tc>
-        <w:tc>
-          <w:tcPr>
-            <w:tcW w:w="1498" w:type="dxa"/>
-            <w:shd w:val="clear" w:color="auto" w:fill="E6E9EB" w:themeFill="text2" w:themeFillTint="1a"/>
-          </w:tcPr>
-          <w:p>
-            <w:pPr>
-              <w:jc w:val="center"/>
-              <w:rPr>
-                <w:rFonts w:asciiTheme="majorHAnsi" w:eastAsiaTheme="majorHAnsi" w:hAnsiTheme="majorHAnsi"/>
-                <w:sz w:val="18"/>
-                <w:szCs w:val="18"/>
-              </w:rPr>
-            </w:pPr>
-            <w:r>
-              <w:rPr>
-                <w:rFonts w:asciiTheme="majorHAnsi" w:eastAsiaTheme="majorHAnsi" w:hAnsiTheme="majorHAnsi"/>
-                <w:sz w:val="18"/>
-                <w:szCs w:val="18"/>
-              </w:rPr>
-              <w:t>12</w:t>
-            </w:r>
-          </w:p>
-        </w:tc>
-        <w:tc>
-          <w:tcPr>
-            <w:tcW w:w="1498" w:type="dxa"/>
-            <w:shd w:val="clear" w:color="auto" w:fill="E6E9EB" w:themeFill="text2" w:themeFillTint="1a"/>
-          </w:tcPr>
-          <w:p>
-            <w:pPr>
-              <w:jc w:val="center"/>
-              <w:rPr>
-                <w:rFonts w:asciiTheme="majorHAnsi" w:eastAsiaTheme="majorHAnsi" w:hAnsiTheme="majorHAnsi"/>
-                <w:sz w:val="18"/>
-                <w:szCs w:val="18"/>
-              </w:rPr>
-            </w:pPr>
-            <w:r>
-              <w:rPr>
-                <w:rFonts w:asciiTheme="majorHAnsi" w:eastAsiaTheme="majorHAnsi" w:hAnsiTheme="majorHAnsi"/>
-                <w:sz w:val="18"/>
-                <w:szCs w:val="18"/>
-              </w:rPr>
-              <w:t>13</w:t>
-            </w:r>
-          </w:p>
-        </w:tc>
-        <w:tc>
-          <w:tcPr>
-            <w:tcW w:w="1498" w:type="dxa"/>
-            <w:shd w:val="clear" w:color="auto" w:fill="E6E9EB" w:themeFill="text2" w:themeFillTint="1a"/>
-          </w:tcPr>
-          <w:p>
-            <w:pPr>
-              <w:jc w:val="center"/>
-              <w:rPr>
-                <w:rFonts w:asciiTheme="majorHAnsi" w:eastAsiaTheme="majorHAnsi" w:hAnsiTheme="majorHAnsi"/>
-                <w:sz w:val="18"/>
-                <w:szCs w:val="18"/>
-              </w:rPr>
-            </w:pPr>
-            <w:r>
-              <w:rPr>
-                <w:rFonts w:asciiTheme="majorHAnsi" w:eastAsiaTheme="majorHAnsi" w:hAnsiTheme="majorHAnsi"/>
-                <w:sz w:val="18"/>
-                <w:szCs w:val="18"/>
-              </w:rPr>
-              <w:t>14</w:t>
-            </w:r>
-          </w:p>
-        </w:tc>
-        <w:tc>
-          <w:tcPr>
-            <w:tcW w:w="1498" w:type="dxa"/>
-            <w:shd w:val="clear" w:color="auto" w:fill="E6E9EB" w:themeFill="text2" w:themeFillTint="1a"/>
-          </w:tcPr>
-          <w:p>
-            <w:pPr>
-              <w:jc w:val="center"/>
-              <w:rPr>
-                <w:rFonts w:asciiTheme="majorHAnsi" w:eastAsiaTheme="majorHAnsi" w:hAnsiTheme="majorHAnsi"/>
-                <w:sz w:val="18"/>
-                <w:szCs w:val="18"/>
-              </w:rPr>
-            </w:pPr>
-            <w:r>
-              <w:rPr>
-                <w:rFonts w:asciiTheme="majorHAnsi" w:eastAsiaTheme="majorHAnsi" w:hAnsiTheme="majorHAnsi"/>
-                <w:sz w:val="18"/>
-                <w:szCs w:val="18"/>
-              </w:rPr>
-              <w:t>15</w:t>
-            </w:r>
-          </w:p>
-        </w:tc>
-        <w:tc>
-          <w:tcPr>
-            <w:tcW w:w="1498" w:type="dxa"/>
-            <w:shd w:val="clear" w:color="auto" w:fill="E6E9EB" w:themeFill="text2" w:themeFillTint="1a"/>
-          </w:tcPr>
-          <w:p>
-            <w:pPr>
-              <w:jc w:val="center"/>
-              <w:rPr>
-                <w:rFonts w:asciiTheme="majorHAnsi" w:eastAsiaTheme="majorHAnsi" w:hAnsiTheme="majorHAnsi"/>
-                <w:sz w:val="18"/>
-                <w:szCs w:val="18"/>
-              </w:rPr>
-            </w:pPr>
-            <w:r>
-              <w:rPr>
-                <w:rFonts w:asciiTheme="majorHAnsi" w:eastAsiaTheme="majorHAnsi" w:hAnsiTheme="majorHAnsi"/>
-                <w:sz w:val="18"/>
-                <w:szCs w:val="18"/>
-              </w:rPr>
-              <w:t>16</w:t>
-            </w:r>
-          </w:p>
-        </w:tc>
-        <w:tc>
-          <w:tcPr>
-            <w:tcW w:w="1498" w:type="dxa"/>
-            <w:shd w:val="clear" w:color="auto" w:fill="E6E9EB" w:themeFill="text2" w:themeFillTint="1a"/>
-          </w:tcPr>
-          <w:p>
-            <w:pPr>
-              <w:jc w:val="center"/>
-              <w:rPr>
-                <w:rFonts w:asciiTheme="majorHAnsi" w:eastAsiaTheme="majorHAnsi" w:hAnsiTheme="majorHAnsi"/>
-                <w:sz w:val="18"/>
-                <w:szCs w:val="18"/>
-              </w:rPr>
-            </w:pPr>
-            <w:r>
-              <w:rPr>
-                <w:rFonts w:asciiTheme="majorHAnsi" w:eastAsiaTheme="majorHAnsi" w:hAnsiTheme="majorHAnsi"/>
-                <w:sz w:val="18"/>
-                <w:szCs w:val="18"/>
-              </w:rPr>
-              <w:t>17</w:t>
-            </w:r>
-          </w:p>
-        </w:tc>
-      </w:tr>
-      <w:tr>
-        <w:trPr>
-          <w:trHeight w:val="431" w:hRule="atLeast"/>
-        </w:trPr>
-        <w:tc>
-          <w:tcPr>
-            <w:tcW w:w="1497" w:type="dxa"/>
-            <w:shd w:val="clear" w:color="auto" w:fill="ECD4E9" w:themeFill="accent5" w:themeFillTint="33"/>
-          </w:tcPr>
-          <w:p>
-            <w:pPr>
-              <w:rPr>
-                <w:rFonts w:asciiTheme="majorHAnsi" w:eastAsiaTheme="majorHAnsi" w:hAnsiTheme="majorHAnsi"/>
-                <w:sz w:val="18"/>
-                <w:szCs w:val="18"/>
-              </w:rPr>
-            </w:pPr>
-          </w:p>
-        </w:tc>
-        <w:tc>
-          <w:tcPr>
-            <w:tcW w:w="1498" w:type="dxa"/>
-            <w:shd w:val="clear" w:color="auto" w:fill="ECD4E9" w:themeFill="accent5" w:themeFillTint="33"/>
-          </w:tcPr>
-          <w:p>
-            <w:pPr>
-              <w:rPr>
-                <w:rFonts w:asciiTheme="majorHAnsi" w:eastAsiaTheme="majorHAnsi" w:hAnsiTheme="majorHAnsi"/>
-                <w:sz w:val="18"/>
-                <w:szCs w:val="18"/>
-              </w:rPr>
-            </w:pPr>
-          </w:p>
-        </w:tc>
-        <w:tc>
-          <w:tcPr>
-            <w:tcW w:w="1498" w:type="dxa"/>
-            <w:shd w:val="clear" w:color="auto" w:fill="ECD4E9" w:themeFill="accent5" w:themeFillTint="33"/>
-          </w:tcPr>
-          <w:p>
-            <w:pPr>
-              <w:rPr>
-                <w:rFonts w:asciiTheme="majorHAnsi" w:eastAsiaTheme="majorHAnsi" w:hAnsiTheme="majorHAnsi"/>
-                <w:sz w:val="18"/>
-                <w:szCs w:val="18"/>
-              </w:rPr>
-            </w:pPr>
-          </w:p>
-        </w:tc>
-        <w:tc>
-          <w:tcPr>
-            <w:tcW w:w="1498" w:type="dxa"/>
-            <w:shd w:val="clear" w:color="auto" w:fill="ECD4E9" w:themeFill="accent5" w:themeFillTint="33"/>
-          </w:tcPr>
-          <w:p>
-            <w:pPr>
-              <w:rPr>
-                <w:rFonts w:asciiTheme="majorHAnsi" w:eastAsiaTheme="majorHAnsi" w:hAnsiTheme="majorHAnsi"/>
-                <w:sz w:val="18"/>
-                <w:szCs w:val="18"/>
-              </w:rPr>
-            </w:pPr>
-          </w:p>
-        </w:tc>
-        <w:tc>
-          <w:tcPr>
-            <w:tcW w:w="1498" w:type="dxa"/>
-            <w:shd w:val="clear" w:color="auto" w:fill="ECD4E9" w:themeFill="accent5" w:themeFillTint="33"/>
-          </w:tcPr>
-          <w:p>
-            <w:pPr>
-              <w:rPr>
-                <w:rFonts w:asciiTheme="majorHAnsi" w:eastAsiaTheme="majorHAnsi" w:hAnsiTheme="majorHAnsi"/>
-                <w:sz w:val="18"/>
-                <w:szCs w:val="18"/>
-              </w:rPr>
-            </w:pPr>
-          </w:p>
-        </w:tc>
-        <w:tc>
-          <w:tcPr>
-            <w:tcW w:w="1498" w:type="dxa"/>
-            <w:shd w:val="clear" w:color="auto" w:fill="ECD4E9" w:themeFill="accent5" w:themeFillTint="33"/>
-          </w:tcPr>
-          <w:p>
-            <w:pPr>
-              <w:rPr>
-                <w:rFonts w:asciiTheme="majorHAnsi" w:eastAsiaTheme="majorHAnsi" w:hAnsiTheme="majorHAnsi"/>
-                <w:sz w:val="18"/>
-                <w:szCs w:val="18"/>
-              </w:rPr>
-            </w:pPr>
-          </w:p>
-        </w:tc>
-        <w:tc>
-          <w:tcPr>
-            <w:tcW w:w="1498" w:type="dxa"/>
-            <w:shd w:val="clear" w:color="auto" w:fill="ECD4E9" w:themeFill="accent5" w:themeFillTint="33"/>
-          </w:tcPr>
-          <w:p>
-            <w:pPr>
-              <w:rPr>
-                <w:rFonts w:asciiTheme="majorHAnsi" w:eastAsiaTheme="majorHAnsi" w:hAnsiTheme="majorHAnsi"/>
-                <w:sz w:val="18"/>
-                <w:szCs w:val="18"/>
-              </w:rPr>
-            </w:pPr>
-          </w:p>
-        </w:tc>
-      </w:tr>
-      <w:tr>
-        <w:tc>
-          <w:tcPr>
-            <w:tcW w:w="1497" w:type="dxa"/>
-            <w:shd w:val="clear" w:color="auto" w:fill="E6E9EB" w:themeFill="text2" w:themeFillTint="1a"/>
-          </w:tcPr>
-          <w:p>
-            <w:pPr>
-              <w:jc w:val="center"/>
-              <w:rPr>
-                <w:rFonts w:eastAsiaTheme="minorHAnsi"/>
-                <w:sz w:val="18"/>
-                <w:szCs w:val="18"/>
-              </w:rPr>
-            </w:pPr>
-            <w:r>
-              <w:rPr>
-                <w:rFonts w:eastAsiaTheme="minorHAnsi"/>
-                <w:sz w:val="18"/>
-                <w:szCs w:val="18"/>
-              </w:rPr>
-              <w:t>18</w:t>
-            </w:r>
-          </w:p>
-        </w:tc>
-        <w:tc>
-          <w:tcPr>
-            <w:tcW w:w="1498" w:type="dxa"/>
-            <w:shd w:val="clear" w:color="auto" w:fill="E6E9EB" w:themeFill="text2" w:themeFillTint="1a"/>
-          </w:tcPr>
-          <w:p>
-            <w:pPr>
-              <w:jc w:val="center"/>
-              <w:rPr>
-                <w:rFonts w:eastAsiaTheme="minorHAnsi"/>
-                <w:sz w:val="18"/>
-                <w:szCs w:val="18"/>
-              </w:rPr>
-            </w:pPr>
-            <w:r>
-              <w:rPr>
-                <w:rFonts w:eastAsiaTheme="minorHAnsi"/>
-                <w:sz w:val="18"/>
-                <w:szCs w:val="18"/>
-              </w:rPr>
-              <w:t>19</w:t>
-            </w:r>
-          </w:p>
-        </w:tc>
-        <w:tc>
-          <w:tcPr>
-            <w:tcW w:w="1498" w:type="dxa"/>
-            <w:shd w:val="clear" w:color="auto" w:fill="E6E9EB" w:themeFill="text2" w:themeFillTint="1a"/>
-          </w:tcPr>
-          <w:p>
-            <w:pPr>
-              <w:jc w:val="center"/>
-              <w:rPr>
-                <w:rFonts w:eastAsiaTheme="minorHAnsi"/>
-                <w:sz w:val="18"/>
-                <w:szCs w:val="18"/>
-              </w:rPr>
-            </w:pPr>
-            <w:r>
-              <w:rPr>
-                <w:rFonts w:eastAsiaTheme="minorHAnsi"/>
-                <w:sz w:val="18"/>
-                <w:szCs w:val="18"/>
-              </w:rPr>
-              <w:t>20</w:t>
-            </w:r>
-          </w:p>
-        </w:tc>
-        <w:tc>
-          <w:tcPr>
-            <w:tcW w:w="1498" w:type="dxa"/>
-            <w:shd w:val="clear" w:color="auto" w:fill="E6E9EB" w:themeFill="text2" w:themeFillTint="1a"/>
-          </w:tcPr>
-          <w:p>
-            <w:pPr>
-              <w:jc w:val="center"/>
-              <w:rPr>
-                <w:rFonts w:eastAsiaTheme="minorHAnsi"/>
-                <w:sz w:val="18"/>
-                <w:szCs w:val="18"/>
-              </w:rPr>
-            </w:pPr>
-            <w:r>
-              <w:rPr>
-                <w:rFonts w:eastAsiaTheme="minorHAnsi"/>
-                <w:sz w:val="18"/>
-                <w:szCs w:val="18"/>
-              </w:rPr>
-              <w:t>21</w:t>
-            </w:r>
-          </w:p>
-        </w:tc>
-        <w:tc>
-          <w:tcPr>
-            <w:tcW w:w="1498" w:type="dxa"/>
-            <w:shd w:val="clear" w:color="auto" w:fill="E6E9EB" w:themeFill="text2" w:themeFillTint="1a"/>
-          </w:tcPr>
-          <w:p>
-            <w:pPr>
-              <w:jc w:val="center"/>
-              <w:rPr>
-                <w:rFonts w:eastAsiaTheme="minorHAnsi"/>
-                <w:sz w:val="18"/>
-                <w:szCs w:val="18"/>
-              </w:rPr>
-            </w:pPr>
-            <w:r>
-              <w:rPr>
-                <w:rFonts w:eastAsiaTheme="minorHAnsi"/>
-                <w:sz w:val="18"/>
-                <w:szCs w:val="18"/>
-              </w:rPr>
-              <w:t>22</w:t>
-            </w:r>
-          </w:p>
-        </w:tc>
-        <w:tc>
-          <w:tcPr>
-            <w:tcW w:w="1498" w:type="dxa"/>
-            <w:shd w:val="clear" w:color="auto" w:fill="E6E9EB" w:themeFill="text2" w:themeFillTint="1a"/>
-          </w:tcPr>
-          <w:p>
-            <w:pPr>
-              <w:jc w:val="center"/>
-              <w:rPr>
-                <w:rFonts w:eastAsiaTheme="minorHAnsi"/>
-                <w:sz w:val="18"/>
-                <w:szCs w:val="18"/>
-              </w:rPr>
-            </w:pPr>
-            <w:r>
-              <w:rPr>
-                <w:rFonts w:eastAsiaTheme="minorHAnsi"/>
-                <w:sz w:val="18"/>
-                <w:szCs w:val="18"/>
-              </w:rPr>
-              <w:t>23</w:t>
-            </w:r>
-          </w:p>
-        </w:tc>
-        <w:tc>
-          <w:tcPr>
-            <w:tcW w:w="1498" w:type="dxa"/>
-            <w:shd w:val="clear" w:color="auto" w:fill="E6E9EB" w:themeFill="text2" w:themeFillTint="1a"/>
-          </w:tcPr>
-          <w:p>
-            <w:pPr>
-              <w:jc w:val="center"/>
-              <w:rPr>
-                <w:rFonts w:eastAsiaTheme="minorHAnsi"/>
-                <w:sz w:val="18"/>
-                <w:szCs w:val="18"/>
-              </w:rPr>
-            </w:pPr>
-            <w:r>
-              <w:rPr>
-                <w:rFonts w:eastAsiaTheme="minorHAnsi"/>
-                <w:sz w:val="18"/>
-                <w:szCs w:val="18"/>
-              </w:rPr>
-              <w:t>24</w:t>
-            </w:r>
-          </w:p>
-        </w:tc>
-      </w:tr>
-      <w:tr>
-        <w:trPr>
-          <w:trHeight w:val="410" w:hRule="atLeast"/>
-        </w:trPr>
-        <w:tc>
-          <w:tcPr>
-            <w:tcW w:w="1497" w:type="dxa"/>
-            <w:shd w:val="clear" w:color="auto" w:fill="ECD4E9" w:themeFill="accent5" w:themeFillTint="33"/>
-          </w:tcPr>
-          <w:p>
-            <w:pPr>
-              <w:rPr>
-                <w:rFonts w:eastAsiaTheme="minorHAnsi"/>
-                <w:sz w:val="18"/>
-                <w:szCs w:val="18"/>
-              </w:rPr>
-            </w:pPr>
-          </w:p>
-        </w:tc>
-        <w:tc>
-          <w:tcPr>
-            <w:tcW w:w="1498" w:type="dxa"/>
-            <w:shd w:val="clear" w:color="auto" w:fill="ECD4E9" w:themeFill="accent5" w:themeFillTint="33"/>
-          </w:tcPr>
-          <w:p>
-            <w:pPr>
-              <w:rPr>
-                <w:rFonts w:eastAsiaTheme="minorHAnsi"/>
-                <w:sz w:val="18"/>
-                <w:szCs w:val="18"/>
-              </w:rPr>
-            </w:pPr>
-          </w:p>
-        </w:tc>
-        <w:tc>
-          <w:tcPr>
-            <w:tcW w:w="1498" w:type="dxa"/>
-            <w:shd w:val="clear" w:color="auto" w:fill="ECD4E9" w:themeFill="accent5" w:themeFillTint="33"/>
-          </w:tcPr>
-          <w:p>
-            <w:pPr>
-              <w:rPr>
-                <w:rFonts w:eastAsiaTheme="minorHAnsi"/>
-                <w:sz w:val="18"/>
-                <w:szCs w:val="18"/>
-              </w:rPr>
-            </w:pPr>
-            <w:r>
-              <w:rPr>
-                <w:rFonts w:eastAsiaTheme="minorHAnsi"/>
-                <w:sz w:val="18"/>
-                <w:szCs w:val="18"/>
-              </w:rPr>
-              <w:t>-Ghost 구현</w:t>
-            </w:r>
-          </w:p>
-          <w:p>
-            <w:pPr>
-              <w:rPr>
-                <w:rFonts w:eastAsiaTheme="minorHAnsi"/>
-                <w:sz w:val="18"/>
-                <w:szCs w:val="18"/>
-              </w:rPr>
-            </w:pPr>
-            <w:r>
-              <w:rPr>
-                <w:rFonts w:eastAsiaTheme="minorHAnsi"/>
-                <w:sz w:val="18"/>
-                <w:szCs w:val="18"/>
-              </w:rPr>
-              <w:t>-Pollution Monitor 구현</w:t>
-            </w:r>
-          </w:p>
-          <w:p>
-            <w:pPr>
-              <w:rPr>
-                <w:rFonts w:eastAsiaTheme="minorHAnsi"/>
-                <w:sz w:val="18"/>
-                <w:szCs w:val="18"/>
-              </w:rPr>
-            </w:pPr>
-          </w:p>
-        </w:tc>
-        <w:tc>
-          <w:tcPr>
-            <w:tcW w:w="1498" w:type="dxa"/>
-            <w:shd w:val="clear" w:color="auto" w:fill="ECD4E9" w:themeFill="accent5" w:themeFillTint="33"/>
-          </w:tcPr>
-          <w:p>
-            <w:pPr>
-              <w:rPr>
-                <w:rFonts w:eastAsiaTheme="minorHAnsi"/>
-                <w:sz w:val="18"/>
-                <w:szCs w:val="18"/>
-              </w:rPr>
-            </w:pPr>
-          </w:p>
-        </w:tc>
-        <w:tc>
-          <w:tcPr>
-            <w:tcW w:w="1498" w:type="dxa"/>
-            <w:shd w:val="clear" w:color="auto" w:fill="ECD4E9" w:themeFill="accent5" w:themeFillTint="33"/>
-          </w:tcPr>
-          <w:p>
-            <w:pPr>
-              <w:rPr>
-                <w:rFonts w:eastAsiaTheme="minorHAnsi"/>
-                <w:sz w:val="18"/>
-                <w:szCs w:val="18"/>
-              </w:rPr>
-            </w:pPr>
-            <w:r>
-              <w:rPr>
-                <w:rFonts w:eastAsiaTheme="minorHAnsi"/>
-                <w:sz w:val="18"/>
-                <w:szCs w:val="18"/>
-              </w:rPr>
-              <w:t xml:space="preserve">-TrashCollector </w:t>
-            </w:r>
-            <w:r>
-              <w:rPr>
-                <w:rFonts w:eastAsiaTheme="minorHAnsi"/>
-                <w:sz w:val="18"/>
-                <w:szCs w:val="18"/>
-              </w:rPr>
-              <w:t>구현</w:t>
-            </w:r>
-          </w:p>
-          <w:p>
-            <w:pPr>
-              <w:rPr>
-                <w:rFonts w:eastAsiaTheme="minorHAnsi"/>
-                <w:sz w:val="18"/>
-                <w:szCs w:val="18"/>
-              </w:rPr>
-            </w:pPr>
-            <w:r>
-              <w:rPr>
-                <w:rFonts w:eastAsiaTheme="minorHAnsi"/>
-                <w:sz w:val="18"/>
-                <w:szCs w:val="18"/>
-              </w:rPr>
-              <w:t>-Spider 구현</w:t>
-            </w:r>
-          </w:p>
-        </w:tc>
-        <w:tc>
-          <w:tcPr>
-            <w:tcW w:w="1498" w:type="dxa"/>
-            <w:shd w:val="clear" w:color="auto" w:fill="ECD4E9" w:themeFill="accent5" w:themeFillTint="33"/>
-          </w:tcPr>
-          <w:p>
-            <w:pPr>
-              <w:rPr>
-                <w:rFonts w:eastAsiaTheme="minorHAnsi"/>
-                <w:sz w:val="18"/>
-                <w:szCs w:val="18"/>
-              </w:rPr>
-            </w:pPr>
-          </w:p>
-        </w:tc>
-        <w:tc>
-          <w:tcPr>
-            <w:tcW w:w="1498" w:type="dxa"/>
-            <w:shd w:val="clear" w:color="auto" w:fill="ECD4E9" w:themeFill="accent5" w:themeFillTint="33"/>
-          </w:tcPr>
-          <w:p>
-            <w:pPr>
-              <w:rPr>
-                <w:rFonts w:eastAsiaTheme="minorHAnsi"/>
-                <w:sz w:val="18"/>
-                <w:szCs w:val="18"/>
-              </w:rPr>
-            </w:pPr>
-          </w:p>
-        </w:tc>
-      </w:tr>
-      <w:tr>
-        <w:trPr>
-          <w:trHeight w:val="253" w:hRule="atLeast"/>
-        </w:trPr>
-        <w:tc>
-          <w:tcPr>
-            <w:tcW w:w="1497" w:type="dxa"/>
-            <w:shd w:val="clear" w:color="auto" w:fill="E6E9EB" w:themeFill="text2" w:themeFillTint="1a"/>
-          </w:tcPr>
-          <w:p>
-            <w:pPr>
-              <w:jc w:val="center"/>
-              <w:rPr>
-                <w:rFonts w:eastAsiaTheme="minorHAnsi"/>
-                <w:sz w:val="18"/>
-                <w:szCs w:val="18"/>
-              </w:rPr>
-            </w:pPr>
-            <w:r>
-              <w:rPr>
-                <w:rFonts w:eastAsiaTheme="minorHAnsi"/>
-                <w:sz w:val="18"/>
-                <w:szCs w:val="18"/>
-              </w:rPr>
-              <w:t>25</w:t>
-            </w:r>
-          </w:p>
-        </w:tc>
-        <w:tc>
-          <w:tcPr>
-            <w:tcW w:w="1498" w:type="dxa"/>
-            <w:shd w:val="clear" w:color="auto" w:fill="E6E9EB" w:themeFill="text2" w:themeFillTint="1a"/>
-          </w:tcPr>
-          <w:p>
-            <w:pPr>
-              <w:jc w:val="center"/>
-              <w:rPr>
-                <w:rFonts w:eastAsiaTheme="minorHAnsi"/>
-                <w:sz w:val="18"/>
-                <w:szCs w:val="18"/>
-              </w:rPr>
-            </w:pPr>
-            <w:r>
-              <w:rPr>
-                <w:rFonts w:eastAsiaTheme="minorHAnsi"/>
-                <w:sz w:val="18"/>
-                <w:szCs w:val="18"/>
-              </w:rPr>
-              <w:t>26</w:t>
-            </w:r>
-          </w:p>
-        </w:tc>
-        <w:tc>
-          <w:tcPr>
-            <w:tcW w:w="1498" w:type="dxa"/>
-            <w:shd w:val="clear" w:color="auto" w:fill="E6E9EB" w:themeFill="text2" w:themeFillTint="1a"/>
-          </w:tcPr>
-          <w:p>
-            <w:pPr>
-              <w:jc w:val="center"/>
-              <w:rPr>
-                <w:rFonts w:eastAsiaTheme="minorHAnsi"/>
-                <w:sz w:val="18"/>
-                <w:szCs w:val="18"/>
-              </w:rPr>
-            </w:pPr>
-            <w:r>
-              <w:rPr>
-                <w:rFonts w:eastAsiaTheme="minorHAnsi"/>
-                <w:sz w:val="18"/>
-                <w:szCs w:val="18"/>
-              </w:rPr>
-              <w:t>27</w:t>
-            </w:r>
-          </w:p>
-        </w:tc>
-        <w:tc>
-          <w:tcPr>
-            <w:tcW w:w="1498" w:type="dxa"/>
-            <w:shd w:val="clear" w:color="auto" w:fill="E6E9EB" w:themeFill="text2" w:themeFillTint="1a"/>
-          </w:tcPr>
-          <w:p>
-            <w:pPr>
-              <w:jc w:val="center"/>
-              <w:rPr>
-                <w:rFonts w:eastAsiaTheme="minorHAnsi"/>
-                <w:sz w:val="18"/>
-                <w:szCs w:val="18"/>
-              </w:rPr>
-            </w:pPr>
-            <w:r>
-              <w:rPr>
-                <w:rFonts w:eastAsiaTheme="minorHAnsi"/>
-                <w:sz w:val="18"/>
-                <w:szCs w:val="18"/>
-              </w:rPr>
-              <w:t>28</w:t>
-            </w:r>
-          </w:p>
-        </w:tc>
-        <w:tc>
-          <w:tcPr>
-            <w:tcW w:w="1498" w:type="dxa"/>
-            <w:shd w:val="clear" w:color="auto" w:fill="E6E9EB" w:themeFill="text2" w:themeFillTint="1a"/>
-          </w:tcPr>
-          <w:p>
-            <w:pPr>
-              <w:jc w:val="center"/>
-              <w:rPr>
-                <w:rFonts w:eastAsiaTheme="minorHAnsi"/>
-                <w:sz w:val="18"/>
-                <w:szCs w:val="18"/>
-              </w:rPr>
-            </w:pPr>
-            <w:r>
-              <w:rPr>
-                <w:rFonts w:eastAsiaTheme="minorHAnsi"/>
-                <w:sz w:val="18"/>
-                <w:szCs w:val="18"/>
-              </w:rPr>
-              <w:t>29</w:t>
-            </w:r>
-          </w:p>
-        </w:tc>
-        <w:tc>
-          <w:tcPr>
-            <w:tcW w:w="1498" w:type="dxa"/>
-            <w:shd w:val="clear" w:color="auto" w:fill="E6E9EB" w:themeFill="text2" w:themeFillTint="1a"/>
-          </w:tcPr>
-          <w:p>
-            <w:pPr>
-              <w:jc w:val="center"/>
-              <w:rPr>
-                <w:rFonts w:eastAsiaTheme="minorHAnsi"/>
-                <w:sz w:val="18"/>
-                <w:szCs w:val="18"/>
-              </w:rPr>
-            </w:pPr>
-            <w:r>
-              <w:rPr>
-                <w:rFonts w:eastAsiaTheme="minorHAnsi"/>
-                <w:sz w:val="18"/>
-                <w:szCs w:val="18"/>
-              </w:rPr>
-              <w:t>30</w:t>
-            </w:r>
-          </w:p>
-        </w:tc>
-        <w:tc>
-          <w:tcPr>
-            <w:tcW w:w="1498" w:type="dxa"/>
-            <w:shd w:val="clear" w:color="auto" w:fill="E6E9EB" w:themeFill="text2" w:themeFillTint="1a"/>
-          </w:tcPr>
-          <w:p>
-            <w:pPr>
-              <w:jc w:val="center"/>
-              <w:rPr>
-                <w:rFonts w:eastAsiaTheme="minorHAnsi"/>
-                <w:sz w:val="18"/>
-                <w:szCs w:val="18"/>
-              </w:rPr>
-            </w:pPr>
-            <w:r>
-              <w:rPr>
-                <w:rFonts w:eastAsiaTheme="minorHAnsi"/>
-                <w:sz w:val="18"/>
-                <w:szCs w:val="18"/>
-              </w:rPr>
-              <w:t>31</w:t>
-            </w:r>
-          </w:p>
-        </w:tc>
-      </w:tr>
-      <w:tr>
-        <w:trPr>
-          <w:trHeight w:val="418" w:hRule="atLeast"/>
-        </w:trPr>
-        <w:tc>
-          <w:tcPr>
-            <w:tcW w:w="1497" w:type="dxa"/>
-            <w:shd w:val="clear" w:color="auto" w:fill="ECD4E9" w:themeFill="accent5" w:themeFillTint="33"/>
-          </w:tcPr>
-          <w:p>
-            <w:pPr>
-              <w:rPr>
-                <w:rFonts w:eastAsiaTheme="minorHAnsi"/>
-                <w:sz w:val="18"/>
-                <w:szCs w:val="18"/>
-              </w:rPr>
-            </w:pPr>
-          </w:p>
-        </w:tc>
-        <w:tc>
-          <w:tcPr>
-            <w:tcW w:w="1498" w:type="dxa"/>
-            <w:shd w:val="clear" w:color="auto" w:fill="ECD4E9" w:themeFill="accent5" w:themeFillTint="33"/>
-          </w:tcPr>
-          <w:p>
-            <w:pPr>
-              <w:rPr>
-                <w:rFonts w:eastAsiaTheme="minorHAnsi"/>
-                <w:sz w:val="18"/>
-                <w:szCs w:val="18"/>
-              </w:rPr>
-            </w:pPr>
-          </w:p>
-        </w:tc>
-        <w:tc>
-          <w:tcPr>
-            <w:tcW w:w="1498" w:type="dxa"/>
-            <w:shd w:val="clear" w:color="auto" w:fill="ECD4E9" w:themeFill="accent5" w:themeFillTint="33"/>
-          </w:tcPr>
-          <w:p>
-            <w:pPr>
-              <w:rPr>
-                <w:rFonts w:eastAsiaTheme="minorHAnsi"/>
-                <w:sz w:val="18"/>
-                <w:szCs w:val="18"/>
-              </w:rPr>
-            </w:pPr>
-          </w:p>
-        </w:tc>
-        <w:tc>
-          <w:tcPr>
-            <w:tcW w:w="1498" w:type="dxa"/>
-            <w:shd w:val="clear" w:color="auto" w:fill="ECD4E9" w:themeFill="accent5" w:themeFillTint="33"/>
-          </w:tcPr>
-          <w:p>
-            <w:pPr>
-              <w:rPr>
-                <w:rFonts w:eastAsiaTheme="minorHAnsi"/>
-                <w:sz w:val="18"/>
-                <w:szCs w:val="18"/>
-              </w:rPr>
-            </w:pPr>
-          </w:p>
-        </w:tc>
-        <w:tc>
-          <w:tcPr>
-            <w:tcW w:w="1498" w:type="dxa"/>
-            <w:shd w:val="clear" w:color="auto" w:fill="ECD4E9" w:themeFill="accent5" w:themeFillTint="33"/>
-          </w:tcPr>
-          <w:p>
-            <w:pPr>
-              <w:rPr>
-                <w:rFonts w:eastAsiaTheme="minorHAnsi"/>
-                <w:sz w:val="18"/>
-                <w:szCs w:val="18"/>
-              </w:rPr>
-            </w:pPr>
-          </w:p>
-        </w:tc>
-        <w:tc>
-          <w:tcPr>
-            <w:tcW w:w="1498" w:type="dxa"/>
-            <w:shd w:val="clear" w:color="auto" w:fill="ECD4E9" w:themeFill="accent5" w:themeFillTint="33"/>
-          </w:tcPr>
-          <w:p>
-            <w:pPr>
-              <w:rPr>
-                <w:rFonts w:eastAsiaTheme="minorHAnsi"/>
-                <w:sz w:val="18"/>
-                <w:szCs w:val="18"/>
-              </w:rPr>
-            </w:pPr>
-          </w:p>
-        </w:tc>
-        <w:tc>
-          <w:tcPr>
-            <w:tcW w:w="1498" w:type="dxa"/>
-            <w:shd w:val="clear" w:color="auto" w:fill="ECD4E9" w:themeFill="accent5" w:themeFillTint="33"/>
-          </w:tcPr>
-          <w:p>
-            <w:pPr>
-              <w:rPr>
-                <w:rFonts w:eastAsiaTheme="minorHAnsi"/>
-                <w:sz w:val="18"/>
-                <w:szCs w:val="18"/>
-              </w:rPr>
-            </w:pPr>
-          </w:p>
-        </w:tc>
-      </w:tr>
-      <w:tr>
-        <w:tc>
-          <w:tcPr>
-            <w:tcW w:w="1497" w:type="dxa"/>
-            <w:shd w:val="clear" w:color="auto" w:fill="E6E9EB" w:themeFill="text2" w:themeFillTint="1a"/>
-          </w:tcPr>
-          <w:p>
-            <w:pPr>
-              <w:jc w:val="center"/>
-              <w:rPr>
-                <w:rFonts w:eastAsiaTheme="minorHAnsi"/>
-                <w:sz w:val="18"/>
-                <w:szCs w:val="18"/>
-              </w:rPr>
-            </w:pPr>
-            <w:r>
-              <w:rPr>
-                <w:rFonts w:eastAsiaTheme="minorHAnsi"/>
-                <w:sz w:val="18"/>
-                <w:szCs w:val="18"/>
-              </w:rPr>
-              <w:t>1</w:t>
-            </w:r>
-          </w:p>
-        </w:tc>
-        <w:tc>
-          <w:tcPr>
-            <w:tcW w:w="1498" w:type="dxa"/>
-            <w:shd w:val="clear" w:color="auto" w:fill="E6E9EB" w:themeFill="text2" w:themeFillTint="1a"/>
-          </w:tcPr>
-          <w:p>
-            <w:pPr>
-              <w:jc w:val="center"/>
-              <w:rPr>
-                <w:rFonts w:eastAsiaTheme="minorHAnsi"/>
-                <w:sz w:val="18"/>
-                <w:szCs w:val="18"/>
-              </w:rPr>
-            </w:pPr>
-            <w:r>
-              <w:rPr>
-                <w:rFonts w:eastAsiaTheme="minorHAnsi"/>
-                <w:sz w:val="18"/>
-                <w:szCs w:val="18"/>
-              </w:rPr>
-              <w:t>2</w:t>
-            </w:r>
-          </w:p>
-        </w:tc>
-        <w:tc>
-          <w:tcPr>
-            <w:tcW w:w="1498" w:type="dxa"/>
-            <w:shd w:val="clear" w:color="auto" w:fill="E6E9EB" w:themeFill="text2" w:themeFillTint="1a"/>
-          </w:tcPr>
-          <w:p>
-            <w:pPr>
-              <w:jc w:val="center"/>
-              <w:rPr>
-                <w:rFonts w:eastAsiaTheme="minorHAnsi"/>
-                <w:sz w:val="18"/>
-                <w:szCs w:val="18"/>
-              </w:rPr>
-            </w:pPr>
-            <w:r>
-              <w:rPr>
-                <w:rFonts w:eastAsiaTheme="minorHAnsi"/>
-                <w:sz w:val="18"/>
-                <w:szCs w:val="18"/>
-              </w:rPr>
-              <w:t>3</w:t>
-            </w:r>
-          </w:p>
-        </w:tc>
-        <w:tc>
-          <w:tcPr>
-            <w:tcW w:w="1498" w:type="dxa"/>
-            <w:shd w:val="clear" w:color="auto" w:fill="E6E9EB" w:themeFill="text2" w:themeFillTint="1a"/>
-          </w:tcPr>
-          <w:p>
-            <w:pPr>
-              <w:jc w:val="center"/>
-              <w:rPr>
-                <w:rFonts w:eastAsiaTheme="minorHAnsi"/>
-                <w:sz w:val="18"/>
-                <w:szCs w:val="18"/>
-              </w:rPr>
-            </w:pPr>
-            <w:r>
-              <w:rPr>
-                <w:rFonts w:eastAsiaTheme="minorHAnsi"/>
-                <w:sz w:val="18"/>
-                <w:szCs w:val="18"/>
-              </w:rPr>
-              <w:t>4</w:t>
-            </w:r>
-          </w:p>
-        </w:tc>
-        <w:tc>
-          <w:tcPr>
-            <w:tcW w:w="1498" w:type="dxa"/>
-            <w:shd w:val="clear" w:color="auto" w:fill="E6E9EB" w:themeFill="text2" w:themeFillTint="1a"/>
-          </w:tcPr>
-          <w:p>
-            <w:pPr>
-              <w:jc w:val="center"/>
-              <w:rPr>
-                <w:rFonts w:eastAsiaTheme="minorHAnsi"/>
-                <w:sz w:val="18"/>
-                <w:szCs w:val="18"/>
-              </w:rPr>
-            </w:pPr>
-            <w:r>
-              <w:rPr>
-                <w:rFonts w:eastAsiaTheme="minorHAnsi"/>
-                <w:sz w:val="18"/>
-                <w:szCs w:val="18"/>
-              </w:rPr>
-              <w:t>5</w:t>
-            </w:r>
-          </w:p>
-        </w:tc>
-        <w:tc>
-          <w:tcPr>
-            <w:tcW w:w="1498" w:type="dxa"/>
-            <w:shd w:val="clear" w:color="auto" w:fill="E6E9EB" w:themeFill="text2" w:themeFillTint="1a"/>
-          </w:tcPr>
-          <w:p>
-            <w:pPr>
-              <w:jc w:val="center"/>
-              <w:rPr>
-                <w:rFonts w:eastAsiaTheme="minorHAnsi"/>
-                <w:sz w:val="18"/>
-                <w:szCs w:val="18"/>
-              </w:rPr>
-            </w:pPr>
-            <w:r>
-              <w:rPr>
-                <w:rFonts w:eastAsiaTheme="minorHAnsi"/>
-                <w:sz w:val="18"/>
-                <w:szCs w:val="18"/>
-              </w:rPr>
-              <w:t>6</w:t>
-            </w:r>
-          </w:p>
-        </w:tc>
-        <w:tc>
-          <w:tcPr>
-            <w:tcW w:w="1498" w:type="dxa"/>
-            <w:shd w:val="clear" w:color="auto" w:fill="E6E9EB" w:themeFill="text2" w:themeFillTint="1a"/>
-          </w:tcPr>
-          <w:p>
-            <w:pPr>
-              <w:jc w:val="center"/>
-              <w:rPr>
-                <w:rFonts w:eastAsiaTheme="minorHAnsi"/>
-                <w:sz w:val="18"/>
-                <w:szCs w:val="18"/>
-              </w:rPr>
-            </w:pPr>
-            <w:r>
-              <w:rPr>
-                <w:rFonts w:eastAsiaTheme="minorHAnsi"/>
-                <w:sz w:val="18"/>
-                <w:szCs w:val="18"/>
-              </w:rPr>
-              <w:t>7</w:t>
-            </w:r>
-          </w:p>
-        </w:tc>
-      </w:tr>
-      <w:tr>
-        <w:trPr>
-          <w:trHeight w:val="412" w:hRule="atLeast"/>
-        </w:trPr>
-        <w:tc>
-          <w:tcPr>
-            <w:tcW w:w="1497" w:type="dxa"/>
-            <w:shd w:val="clear" w:color="auto" w:fill="ECD4E9" w:themeFill="accent5" w:themeFillTint="33"/>
-          </w:tcPr>
-          <w:p>
-            <w:pPr>
-              <w:rPr>
-                <w:rFonts w:eastAsiaTheme="minorHAnsi"/>
-                <w:sz w:val="18"/>
-                <w:szCs w:val="18"/>
-              </w:rPr>
-            </w:pPr>
-          </w:p>
-        </w:tc>
-        <w:tc>
-          <w:tcPr>
-            <w:tcW w:w="1498" w:type="dxa"/>
-            <w:shd w:val="clear" w:color="auto" w:fill="ECD4E9" w:themeFill="accent5" w:themeFillTint="33"/>
-          </w:tcPr>
-          <w:p>
-            <w:pPr>
-              <w:rPr>
-                <w:rFonts w:eastAsiaTheme="minorHAnsi"/>
-                <w:sz w:val="18"/>
-                <w:szCs w:val="18"/>
-              </w:rPr>
-            </w:pPr>
-          </w:p>
-        </w:tc>
-        <w:tc>
-          <w:tcPr>
-            <w:tcW w:w="1498" w:type="dxa"/>
-            <w:shd w:val="clear" w:color="auto" w:fill="ECD4E9" w:themeFill="accent5" w:themeFillTint="33"/>
-          </w:tcPr>
-          <w:p>
-            <w:pPr>
-              <w:rPr>
-                <w:rFonts w:eastAsiaTheme="minorHAnsi"/>
-                <w:sz w:val="18"/>
-                <w:szCs w:val="18"/>
-              </w:rPr>
-            </w:pPr>
-          </w:p>
-        </w:tc>
-        <w:tc>
-          <w:tcPr>
-            <w:tcW w:w="1498" w:type="dxa"/>
-            <w:shd w:val="clear" w:color="auto" w:fill="ECD4E9" w:themeFill="accent5" w:themeFillTint="33"/>
-          </w:tcPr>
-          <w:p>
-            <w:pPr>
-              <w:rPr>
-                <w:rFonts w:eastAsiaTheme="minorHAnsi"/>
-                <w:sz w:val="18"/>
-                <w:szCs w:val="18"/>
-              </w:rPr>
-            </w:pPr>
-          </w:p>
-        </w:tc>
-        <w:tc>
-          <w:tcPr>
-            <w:tcW w:w="1498" w:type="dxa"/>
-            <w:shd w:val="clear" w:color="auto" w:fill="ECD4E9" w:themeFill="accent5" w:themeFillTint="33"/>
-          </w:tcPr>
-          <w:p>
-            <w:pPr>
-              <w:rPr>
-                <w:rFonts w:eastAsiaTheme="minorHAnsi"/>
-                <w:sz w:val="18"/>
-                <w:szCs w:val="18"/>
-              </w:rPr>
-            </w:pPr>
-          </w:p>
-        </w:tc>
-        <w:tc>
-          <w:tcPr>
-            <w:tcW w:w="1498" w:type="dxa"/>
-            <w:shd w:val="clear" w:color="auto" w:fill="ECD4E9" w:themeFill="accent5" w:themeFillTint="33"/>
-          </w:tcPr>
-          <w:p>
-            <w:pPr>
-              <w:rPr>
-                <w:rFonts w:eastAsiaTheme="minorHAnsi"/>
-                <w:sz w:val="18"/>
-                <w:szCs w:val="18"/>
-              </w:rPr>
-            </w:pPr>
-          </w:p>
-        </w:tc>
-        <w:tc>
-          <w:tcPr>
-            <w:tcW w:w="1498" w:type="dxa"/>
-            <w:shd w:val="clear" w:color="auto" w:fill="ECD4E9" w:themeFill="accent5" w:themeFillTint="33"/>
-          </w:tcPr>
-          <w:p>
-            <w:pPr>
-              <w:rPr>
-                <w:rFonts w:eastAsiaTheme="minorHAnsi"/>
-                <w:sz w:val="18"/>
-                <w:szCs w:val="18"/>
-              </w:rPr>
-            </w:pPr>
-          </w:p>
-        </w:tc>
-      </w:tr>
-      <w:tr>
-        <w:tc>
-          <w:tcPr>
-            <w:tcW w:w="1497" w:type="dxa"/>
-            <w:shd w:val="clear" w:color="auto" w:fill="E6E9EB" w:themeFill="text2" w:themeFillTint="1a"/>
-          </w:tcPr>
-          <w:p>
-            <w:pPr>
-              <w:jc w:val="center"/>
-              <w:rPr>
-                <w:rFonts w:eastAsiaTheme="minorHAnsi"/>
-                <w:sz w:val="18"/>
-                <w:szCs w:val="18"/>
-              </w:rPr>
-            </w:pPr>
-            <w:r>
-              <w:rPr>
-                <w:rFonts w:eastAsiaTheme="minorHAnsi"/>
-                <w:sz w:val="18"/>
-                <w:szCs w:val="18"/>
-              </w:rPr>
-              <w:t>8</w:t>
-            </w:r>
-          </w:p>
-        </w:tc>
-        <w:tc>
-          <w:tcPr>
-            <w:tcW w:w="1498" w:type="dxa"/>
-            <w:shd w:val="clear" w:color="auto" w:fill="E6E9EB" w:themeFill="text2" w:themeFillTint="1a"/>
-          </w:tcPr>
-          <w:p>
-            <w:pPr>
-              <w:jc w:val="center"/>
-              <w:rPr>
-                <w:rFonts w:eastAsiaTheme="minorHAnsi"/>
-                <w:sz w:val="18"/>
-                <w:szCs w:val="18"/>
-              </w:rPr>
-            </w:pPr>
-            <w:r>
-              <w:rPr>
-                <w:rFonts w:eastAsiaTheme="minorHAnsi"/>
-                <w:sz w:val="18"/>
-                <w:szCs w:val="18"/>
-              </w:rPr>
-              <w:t>9</w:t>
-            </w:r>
-          </w:p>
-        </w:tc>
-        <w:tc>
-          <w:tcPr>
-            <w:tcW w:w="1498" w:type="dxa"/>
-            <w:shd w:val="clear" w:color="auto" w:fill="E6E9EB" w:themeFill="text2" w:themeFillTint="1a"/>
-          </w:tcPr>
-          <w:p>
-            <w:pPr>
-              <w:jc w:val="center"/>
-              <w:rPr>
-                <w:rFonts w:eastAsiaTheme="minorHAnsi"/>
-                <w:sz w:val="18"/>
-                <w:szCs w:val="18"/>
-              </w:rPr>
-            </w:pPr>
-            <w:r>
-              <w:rPr>
-                <w:rFonts w:eastAsiaTheme="minorHAnsi"/>
-                <w:sz w:val="18"/>
-                <w:szCs w:val="18"/>
-              </w:rPr>
-              <w:t>10</w:t>
-            </w:r>
-          </w:p>
-        </w:tc>
-        <w:tc>
-          <w:tcPr>
-            <w:tcW w:w="1498" w:type="dxa"/>
-            <w:shd w:val="clear" w:color="auto" w:fill="E6E9EB" w:themeFill="text2" w:themeFillTint="1a"/>
-          </w:tcPr>
-          <w:p>
-            <w:pPr>
-              <w:jc w:val="center"/>
-              <w:rPr>
-                <w:rFonts w:eastAsiaTheme="minorHAnsi"/>
-                <w:sz w:val="18"/>
-                <w:szCs w:val="18"/>
-              </w:rPr>
-            </w:pPr>
-            <w:r>
-              <w:rPr>
-                <w:rFonts w:eastAsiaTheme="minorHAnsi"/>
-                <w:sz w:val="18"/>
-                <w:szCs w:val="18"/>
-              </w:rPr>
-              <w:t>11</w:t>
-            </w:r>
-          </w:p>
-        </w:tc>
-        <w:tc>
-          <w:tcPr>
-            <w:tcW w:w="1498" w:type="dxa"/>
-            <w:shd w:val="clear" w:color="auto" w:fill="E6E9EB" w:themeFill="text2" w:themeFillTint="1a"/>
-          </w:tcPr>
-          <w:p>
-            <w:pPr>
-              <w:jc w:val="center"/>
-              <w:rPr>
-                <w:rFonts w:eastAsiaTheme="minorHAnsi"/>
-                <w:sz w:val="18"/>
-                <w:szCs w:val="18"/>
-              </w:rPr>
-            </w:pPr>
-            <w:r>
-              <w:rPr>
-                <w:rFonts w:eastAsiaTheme="minorHAnsi"/>
-                <w:sz w:val="18"/>
-                <w:szCs w:val="18"/>
-              </w:rPr>
-              <w:t>12</w:t>
-            </w:r>
-          </w:p>
-        </w:tc>
-        <w:tc>
-          <w:tcPr>
-            <w:tcW w:w="1498" w:type="dxa"/>
-            <w:shd w:val="clear" w:color="auto" w:fill="E6E9EB" w:themeFill="text2" w:themeFillTint="1a"/>
-          </w:tcPr>
-          <w:p>
-            <w:pPr>
-              <w:jc w:val="center"/>
-              <w:rPr>
-                <w:rFonts w:eastAsiaTheme="minorHAnsi"/>
-                <w:sz w:val="18"/>
-                <w:szCs w:val="18"/>
-              </w:rPr>
-            </w:pPr>
-            <w:r>
-              <w:rPr>
-                <w:rFonts w:eastAsiaTheme="minorHAnsi"/>
-                <w:sz w:val="18"/>
-                <w:szCs w:val="18"/>
-              </w:rPr>
-              <w:t>13</w:t>
-            </w:r>
-          </w:p>
-        </w:tc>
-        <w:tc>
-          <w:tcPr>
-            <w:tcW w:w="1498" w:type="dxa"/>
-            <w:shd w:val="clear" w:color="auto" w:fill="E6E9EB" w:themeFill="text2" w:themeFillTint="1a"/>
-          </w:tcPr>
-          <w:p>
-            <w:pPr>
-              <w:jc w:val="center"/>
-              <w:rPr>
-                <w:rFonts w:eastAsiaTheme="minorHAnsi"/>
-                <w:sz w:val="18"/>
-                <w:szCs w:val="18"/>
-              </w:rPr>
-            </w:pPr>
-            <w:r>
-              <w:rPr>
-                <w:rFonts w:eastAsiaTheme="minorHAnsi"/>
-                <w:sz w:val="18"/>
-                <w:szCs w:val="18"/>
-              </w:rPr>
-              <w:t>14</w:t>
-            </w:r>
-          </w:p>
-        </w:tc>
-      </w:tr>
-      <w:tr>
-        <w:trPr>
-          <w:trHeight w:val="407" w:hRule="atLeast"/>
-        </w:trPr>
-        <w:tc>
-          <w:tcPr>
-            <w:tcW w:w="1497" w:type="dxa"/>
-            <w:shd w:val="clear" w:color="auto" w:fill="ECD4E9" w:themeFill="accent5" w:themeFillTint="33"/>
-          </w:tcPr>
-          <w:p>
-            <w:pPr>
-              <w:rPr>
-                <w:rFonts w:eastAsiaTheme="minorHAnsi"/>
-                <w:sz w:val="24"/>
-              </w:rPr>
-            </w:pPr>
-          </w:p>
-        </w:tc>
-        <w:tc>
-          <w:tcPr>
-            <w:tcW w:w="1498" w:type="dxa"/>
-            <w:shd w:val="clear" w:color="auto" w:fill="ECD4E9" w:themeFill="accent5" w:themeFillTint="33"/>
-          </w:tcPr>
-          <w:p>
-            <w:pPr>
-              <w:rPr>
-                <w:rFonts w:eastAsiaTheme="minorHAnsi"/>
-                <w:sz w:val="24"/>
-              </w:rPr>
-            </w:pPr>
-          </w:p>
-        </w:tc>
-        <w:tc>
-          <w:tcPr>
-            <w:tcW w:w="1498" w:type="dxa"/>
-            <w:shd w:val="clear" w:color="auto" w:fill="ECD4E9" w:themeFill="accent5" w:themeFillTint="33"/>
-          </w:tcPr>
-          <w:p>
-            <w:pPr>
-              <w:rPr>
-                <w:rFonts w:eastAsiaTheme="minorHAnsi"/>
-                <w:sz w:val="24"/>
-              </w:rPr>
-            </w:pPr>
-          </w:p>
-        </w:tc>
-        <w:tc>
-          <w:tcPr>
-            <w:tcW w:w="1498" w:type="dxa"/>
-            <w:shd w:val="clear" w:color="auto" w:fill="ECD4E9" w:themeFill="accent5" w:themeFillTint="33"/>
-          </w:tcPr>
-          <w:p>
-            <w:pPr>
-              <w:rPr>
-                <w:rFonts w:eastAsiaTheme="minorHAnsi"/>
-                <w:sz w:val="24"/>
-              </w:rPr>
-            </w:pPr>
-          </w:p>
-        </w:tc>
-        <w:tc>
-          <w:tcPr>
-            <w:tcW w:w="1498" w:type="dxa"/>
-            <w:shd w:val="clear" w:color="auto" w:fill="ECD4E9" w:themeFill="accent5" w:themeFillTint="33"/>
-          </w:tcPr>
-          <w:p>
-            <w:pPr>
-              <w:rPr>
-                <w:rFonts w:eastAsiaTheme="minorHAnsi"/>
-                <w:sz w:val="24"/>
-              </w:rPr>
-            </w:pPr>
-          </w:p>
-        </w:tc>
-        <w:tc>
-          <w:tcPr>
-            <w:tcW w:w="1498" w:type="dxa"/>
-            <w:shd w:val="clear" w:color="auto" w:fill="ECD4E9" w:themeFill="accent5" w:themeFillTint="33"/>
-          </w:tcPr>
-          <w:p>
-            <w:pPr>
-              <w:rPr>
-                <w:rFonts w:eastAsiaTheme="minorHAnsi"/>
-                <w:sz w:val="24"/>
-              </w:rPr>
-            </w:pPr>
-          </w:p>
-        </w:tc>
-        <w:tc>
-          <w:tcPr>
-            <w:tcW w:w="1498" w:type="dxa"/>
-            <w:shd w:val="clear" w:color="auto" w:fill="ECD4E9" w:themeFill="accent5" w:themeFillTint="33"/>
-          </w:tcPr>
-          <w:p>
-            <w:pPr>
-              <w:rPr>
-                <w:rFonts w:eastAsiaTheme="minorHAnsi"/>
-                <w:sz w:val="24"/>
-              </w:rPr>
-            </w:pPr>
-          </w:p>
-        </w:tc>
-      </w:tr>
-    </w:tbl>
-    <w:p/>
-    <w:p/>
-    <w:p/>
     <w:p/>
     <w:p/>
     <w:p/>
@@ -3893,14 +2070,6 @@
                 <w:szCs w:val="16"/>
               </w:rPr>
             </w:pPr>
-            <w:r>
-              <w:rPr>
-                <w:rFonts w:eastAsiaTheme="minorHAnsi"/>
-                <w:sz w:val="16"/>
-                <w:szCs w:val="16"/>
-              </w:rPr>
-              <w:t>- 거미줄 충돌 이동 속도 변경</w:t>
-            </w:r>
           </w:p>
         </w:tc>
         <w:tc>
@@ -4239,6 +2408,21 @@
                 <w:szCs w:val="16"/>
               </w:rPr>
             </w:pPr>
+          </w:p>
+        </w:tc>
+        <w:tc>
+          <w:tcPr>
+            <w:tcW w:w="1498" w:type="dxa"/>
+            <w:shd w:val="clear" w:color="auto" w:fill="D0DFE6" w:themeFill="accent1" w:themeFillTint="33"/>
+          </w:tcPr>
+          <w:p>
+            <w:pPr>
+              <w:rPr>
+                <w:rFonts w:eastAsiaTheme="minorHAnsi"/>
+                <w:sz w:val="16"/>
+                <w:szCs w:val="16"/>
+              </w:rPr>
+            </w:pPr>
             <w:r>
               <w:rPr>
                 <w:lang w:eastAsia="ko-KR"/>
@@ -4247,7 +2431,7 @@
                 <w:szCs w:val="16"/>
                 <w:rtl w:val="off"/>
               </w:rPr>
-              <w:t xml:space="preserve">- 네트워크 로직 작성: 상점, 퀘스트 클라 구현 어떻게 할 건지 대략 생각해놓기 </w:t>
+              <w:t>- 상점 구현</w:t>
             </w:r>
           </w:p>
         </w:tc>
@@ -4259,12 +2443,35 @@
           <w:p>
             <w:pPr>
               <w:rPr>
+                <w:rFonts w:eastAsiaTheme="minorHAnsi"/>
+                <w:sz w:val="16"/>
+                <w:szCs w:val="16"/>
+              </w:rPr>
+            </w:pPr>
+            <w:r>
+              <w:rPr>
                 <w:lang w:eastAsia="ko-KR"/>
                 <w:rFonts w:eastAsiaTheme="minorHAnsi"/>
                 <w:sz w:val="16"/>
                 <w:szCs w:val="16"/>
                 <w:rtl w:val="off"/>
               </w:rPr>
+              <w:t xml:space="preserve">- 퀘스트 구현 </w:t>
+            </w:r>
+          </w:p>
+        </w:tc>
+        <w:tc>
+          <w:tcPr>
+            <w:tcW w:w="1498" w:type="dxa"/>
+            <w:shd w:val="clear" w:color="auto" w:fill="D0DFE6" w:themeFill="accent1" w:themeFillTint="33"/>
+          </w:tcPr>
+          <w:p>
+            <w:pPr>
+              <w:rPr>
+                <w:rFonts w:eastAsiaTheme="minorHAnsi"/>
+                <w:sz w:val="16"/>
+                <w:szCs w:val="16"/>
+              </w:rPr>
             </w:pPr>
             <w:r>
               <w:rPr>
@@ -4274,9 +2481,15 @@
                 <w:szCs w:val="16"/>
                 <w:rtl w:val="off"/>
               </w:rPr>
-              <w:t>- 상점 구현</w:t>
-            </w:r>
-          </w:p>
+              <w:t>학회 날</w:t>
+            </w:r>
+          </w:p>
+        </w:tc>
+        <w:tc>
+          <w:tcPr>
+            <w:tcW w:w="1498" w:type="dxa"/>
+            <w:shd w:val="clear" w:color="auto" w:fill="D0DFE6" w:themeFill="accent1" w:themeFillTint="33"/>
+          </w:tcPr>
           <w:p>
             <w:pPr>
               <w:rPr>
@@ -4295,7 +2508,7 @@
                 <w:szCs w:val="16"/>
                 <w:rtl w:val="off"/>
               </w:rPr>
-              <w:t>- 판매기 수정(판매 중간 주움)- Hatch 수정(밖에서 충돌 X, 안 열리는 버그?)</w:t>
+              <w:t>- 퀘스트 구현</w:t>
             </w:r>
           </w:p>
           <w:p>
@@ -4314,153 +2527,7 @@
                 <w:szCs w:val="16"/>
                 <w:rtl w:val="off"/>
               </w:rPr>
-              <w:t>- 전투 애니메이션 속도 수정</w:t>
-            </w:r>
-          </w:p>
-        </w:tc>
-        <w:tc>
-          <w:tcPr>
-            <w:tcW w:w="1498" w:type="dxa"/>
-            <w:shd w:val="clear" w:color="auto" w:fill="D0DFE6" w:themeFill="accent1" w:themeFillTint="33"/>
-          </w:tcPr>
-          <w:p>
-            <w:pPr>
-              <w:rPr>
-                <w:lang w:eastAsia="ko-KR"/>
-                <w:rFonts w:eastAsiaTheme="minorHAnsi"/>
-                <w:sz w:val="16"/>
-                <w:szCs w:val="16"/>
-                <w:rtl w:val="off"/>
-              </w:rPr>
-            </w:pPr>
-            <w:r>
-              <w:rPr>
-                <w:lang w:eastAsia="ko-KR"/>
-                <w:rFonts w:eastAsiaTheme="minorHAnsi"/>
-                <w:sz w:val="16"/>
-                <w:szCs w:val="16"/>
-                <w:rtl w:val="off"/>
-              </w:rPr>
-              <w:t>- 퀘스트 시스템 구현</w:t>
-            </w:r>
-          </w:p>
-          <w:p>
-            <w:pPr>
-              <w:rPr>
-                <w:lang w:eastAsia="ko-KR"/>
-                <w:rFonts w:eastAsiaTheme="minorHAnsi"/>
-                <w:sz w:val="16"/>
-                <w:szCs w:val="16"/>
-                <w:rtl w:val="off"/>
-              </w:rPr>
-            </w:pPr>
-            <w:r>
-              <w:rPr>
-                <w:lang w:eastAsia="ko-KR"/>
-                <w:rFonts w:eastAsiaTheme="minorHAnsi"/>
-                <w:sz w:val="16"/>
-                <w:szCs w:val="16"/>
-                <w:rtl w:val="off"/>
-              </w:rPr>
-              <w:t>- 거미줄 충돌 이속 느려지도록</w:t>
-            </w:r>
-          </w:p>
-          <w:p>
-            <w:pPr>
-              <w:rPr>
-                <w:rFonts w:eastAsiaTheme="minorHAnsi"/>
-                <w:sz w:val="16"/>
-                <w:szCs w:val="16"/>
-              </w:rPr>
-            </w:pPr>
-            <w:r>
-              <w:rPr>
-                <w:lang w:eastAsia="ko-KR"/>
-                <w:rFonts w:eastAsiaTheme="minorHAnsi"/>
-                <w:sz w:val="16"/>
-                <w:szCs w:val="16"/>
-                <w:rtl w:val="off"/>
-              </w:rPr>
-              <w:t>- 총쏘기 각도?</w:t>
-            </w:r>
-          </w:p>
-        </w:tc>
-        <w:tc>
-          <w:tcPr>
-            <w:tcW w:w="1498" w:type="dxa"/>
-            <w:shd w:val="clear" w:color="auto" w:fill="D0DFE6" w:themeFill="accent1" w:themeFillTint="33"/>
-          </w:tcPr>
-          <w:p>
-            <w:pPr>
-              <w:rPr>
-                <w:lang w:eastAsia="ko-KR"/>
-                <w:rFonts w:eastAsiaTheme="minorHAnsi"/>
-                <w:sz w:val="16"/>
-                <w:szCs w:val="16"/>
-                <w:rtl w:val="off"/>
-              </w:rPr>
-            </w:pPr>
-            <w:r>
-              <w:rPr>
-                <w:lang w:eastAsia="ko-KR"/>
-                <w:rFonts w:eastAsiaTheme="minorHAnsi"/>
-                <w:sz w:val="16"/>
-                <w:szCs w:val="16"/>
-                <w:rtl w:val="off"/>
-              </w:rPr>
-              <w:t xml:space="preserve">- </w:t>
-            </w:r>
-            <w:r>
-              <w:rPr>
-                <w:rFonts w:eastAsiaTheme="minorHAnsi"/>
-                <w:sz w:val="16"/>
-                <w:szCs w:val="16"/>
-              </w:rPr>
-              <w:t>스캔 수정(가격 데이터 연결, UI 겹침 없도록, 크기)</w:t>
-            </w:r>
-          </w:p>
-          <w:p>
-            <w:pPr>
-              <w:rPr>
-                <w:rFonts w:eastAsiaTheme="minorHAnsi"/>
-                <w:sz w:val="16"/>
-                <w:szCs w:val="16"/>
-              </w:rPr>
-            </w:pPr>
-            <w:r>
-              <w:rPr>
-                <w:lang w:eastAsia="ko-KR"/>
-                <w:rFonts w:eastAsiaTheme="minorHAnsi"/>
-                <w:sz w:val="16"/>
-                <w:szCs w:val="16"/>
-                <w:rtl w:val="off"/>
-              </w:rPr>
-              <w:t>- 조명 그림자 수정</w:t>
-            </w:r>
-          </w:p>
-        </w:tc>
-        <w:tc>
-          <w:tcPr>
-            <w:tcW w:w="1498" w:type="dxa"/>
-            <w:shd w:val="clear" w:color="auto" w:fill="D0DFE6" w:themeFill="accent1" w:themeFillTint="33"/>
-          </w:tcPr>
-          <w:p>
-            <w:pPr>
-              <w:rPr>
-                <w:rFonts w:eastAsiaTheme="minorHAnsi"/>
-                <w:sz w:val="16"/>
-                <w:szCs w:val="16"/>
-              </w:rPr>
-            </w:pPr>
-            <w:r>
-              <w:rPr>
-                <w:lang w:eastAsia="ko-KR"/>
-                <w:rFonts w:eastAsiaTheme="minorHAnsi"/>
-                <w:sz w:val="16"/>
-                <w:szCs w:val="16"/>
-                <w:rtl w:val="off"/>
-              </w:rPr>
-              <w:t>- 로그인, 로그아웃, 회원가입(서버 데베 되면)</w:t>
+              <w:t>- 로그인, 로그아웃</w:t>
             </w:r>
           </w:p>
         </w:tc>
@@ -4677,11 +2744,126 @@
           <w:p>
             <w:pPr>
               <w:rPr>
-                <w:rFonts w:eastAsiaTheme="minorHAnsi"/>
-                <w:sz w:val="16"/>
-                <w:szCs w:val="16"/>
-              </w:rPr>
-            </w:pPr>
+                <w:lang w:eastAsia="ko-KR"/>
+                <w:rFonts w:eastAsiaTheme="minorHAnsi"/>
+                <w:sz w:val="16"/>
+                <w:szCs w:val="16"/>
+                <w:rtl w:val="off"/>
+              </w:rPr>
+            </w:pPr>
+            <w:r>
+              <w:rPr>
+                <w:lang w:eastAsia="ko-KR"/>
+                <w:rFonts w:eastAsiaTheme="minorHAnsi"/>
+                <w:sz w:val="16"/>
+                <w:szCs w:val="16"/>
+                <w:rtl w:val="off"/>
+              </w:rPr>
+              <w:t>- 거미줄 이속</w:t>
+            </w:r>
+          </w:p>
+          <w:p>
+            <w:pPr>
+              <w:rPr>
+                <w:lang w:eastAsia="ko-KR"/>
+                <w:rFonts w:eastAsiaTheme="minorHAnsi"/>
+                <w:sz w:val="16"/>
+                <w:szCs w:val="16"/>
+                <w:rtl w:val="off"/>
+              </w:rPr>
+            </w:pPr>
+            <w:r>
+              <w:rPr>
+                <w:lang w:eastAsia="ko-KR"/>
+                <w:rFonts w:eastAsiaTheme="minorHAnsi"/>
+                <w:sz w:val="16"/>
+                <w:szCs w:val="16"/>
+                <w:rtl w:val="off"/>
+              </w:rPr>
+              <w:t>- 랜턴 떨굴 때 배터리 설정</w:t>
+            </w:r>
+          </w:p>
+          <w:p>
+            <w:pPr>
+              <w:rPr>
+                <w:lang w:eastAsia="ko-KR"/>
+                <w:rFonts w:eastAsiaTheme="minorHAnsi"/>
+                <w:sz w:val="16"/>
+                <w:szCs w:val="16"/>
+                <w:rtl w:val="off"/>
+              </w:rPr>
+            </w:pPr>
+            <w:r>
+              <w:rPr>
+                <w:lang w:eastAsia="ko-KR"/>
+                <w:rFonts w:eastAsiaTheme="minorHAnsi"/>
+                <w:sz w:val="16"/>
+                <w:szCs w:val="16"/>
+                <w:rtl w:val="off"/>
+              </w:rPr>
+              <w:t>- Move 패킷 Send 로직 수정</w:t>
+            </w:r>
+          </w:p>
+          <w:p>
+            <w:pPr>
+              <w:rPr>
+                <w:lang w:eastAsia="ko-KR"/>
+                <w:rFonts w:eastAsiaTheme="minorHAnsi"/>
+                <w:sz w:val="16"/>
+                <w:szCs w:val="16"/>
+                <w:rtl w:val="off"/>
+              </w:rPr>
+            </w:pPr>
+            <w:r>
+              <w:rPr>
+                <w:lang w:eastAsia="ko-KR"/>
+                <w:rFonts w:eastAsiaTheme="minorHAnsi"/>
+                <w:sz w:val="16"/>
+                <w:szCs w:val="16"/>
+                <w:rtl w:val="off"/>
+              </w:rPr>
+              <w:t>- Hatch 자동 문 오류 해결</w:t>
+            </w:r>
+          </w:p>
+          <w:p>
+            <w:pPr>
+              <w:rPr>
+                <w:lang w:eastAsia="ko-KR"/>
+                <w:rFonts w:eastAsiaTheme="minorHAnsi"/>
+                <w:sz w:val="16"/>
+                <w:szCs w:val="16"/>
+                <w:rtl w:val="off"/>
+              </w:rPr>
+            </w:pPr>
+            <w:r>
+              <w:rPr>
+                <w:lang w:eastAsia="ko-KR"/>
+                <w:rFonts w:eastAsiaTheme="minorHAnsi"/>
+                <w:sz w:val="16"/>
+                <w:szCs w:val="16"/>
+                <w:rtl w:val="off"/>
+              </w:rPr>
+              <w:t>- 아이템 새로운 모델 적용 및 스캔, 값 연동</w:t>
+            </w:r>
+          </w:p>
+          <w:p>
+            <w:pPr>
+              <w:rPr>
+                <w:rFonts w:eastAsiaTheme="minorHAnsi"/>
+                <w:sz w:val="16"/>
+                <w:szCs w:val="16"/>
+              </w:rPr>
+            </w:pPr>
+            <w:r>
+              <w:rPr>
+                <w:lang w:eastAsia="ko-KR"/>
+                <w:rFonts w:eastAsiaTheme="minorHAnsi"/>
+                <w:sz w:val="16"/>
+                <w:szCs w:val="16"/>
+                <w:rtl w:val="off"/>
+              </w:rPr>
+              <w:t>- 랜턴 그림자</w:t>
+            </w:r>
           </w:p>
         </w:tc>
         <w:tc>
@@ -4689,6 +2871,27 @@
             <w:tcW w:w="1498" w:type="dxa"/>
             <w:shd w:val="clear" w:color="auto" w:fill="D0DFE6" w:themeFill="accent1" w:themeFillTint="33"/>
           </w:tcPr>
+          <w:p>
+            <w:pPr>
+              <w:rPr>
+                <w:lang w:eastAsia="ko-KR"/>
+                <w:rFonts w:eastAsiaTheme="minorHAnsi"/>
+                <w:sz w:val="16"/>
+                <w:szCs w:val="16"/>
+                <w:rtl w:val="off"/>
+              </w:rPr>
+            </w:pPr>
+            <w:r>
+              <w:rPr>
+                <w:lang w:eastAsia="ko-KR"/>
+                <w:rFonts w:eastAsiaTheme="minorHAnsi"/>
+                <w:sz w:val="16"/>
+                <w:szCs w:val="16"/>
+                <w:rtl w:val="off"/>
+              </w:rPr>
+              <w:t>- 판매기 수정</w:t>
+            </w:r>
+          </w:p>
           <w:p>
             <w:pPr>
               <w:rPr>
@@ -5119,1648 +3322,6 @@
         </w:tc>
       </w:tr>
     </w:tbl>
-    <w:p/>
-    <w:tbl>
-      <w:tblPr>
-        <w:tblStyle w:val="ac"/>
-        <w:tblW w:w="10485" w:type="dxa"/>
-        <w:tblLook w:val="04A0" w:firstRow="1" w:lastRow="0" w:firstColumn="1" w:lastColumn="0" w:noHBand="0" w:noVBand="1"/>
-      </w:tblPr>
-      <w:tblGrid>
-        <w:gridCol w:w="1497"/>
-        <w:gridCol w:w="1498"/>
-        <w:gridCol w:w="1498"/>
-        <w:gridCol w:w="1498"/>
-        <w:gridCol w:w="1498"/>
-        <w:gridCol w:w="1498"/>
-        <w:gridCol w:w="1498"/>
-      </w:tblGrid>
-      <w:tr>
-        <w:tc>
-          <w:tcPr>
-            <w:tcW w:w="1497" w:type="dxa"/>
-            <w:shd w:val="clear" w:color="auto" w:fill="D9D9D9" w:themeFill="background1" w:themeFillShade="d9"/>
-          </w:tcPr>
-          <w:p>
-            <w:pPr>
-              <w:jc w:val="center"/>
-              <w:rPr>
-                <w:rFonts w:ascii="HY헤드라인M" w:eastAsia="HY헤드라인M"/>
-                <w:sz w:val="20"/>
-                <w:szCs w:val="20"/>
-              </w:rPr>
-            </w:pPr>
-            <w:r>
-              <w:rPr>
-                <w:rFonts w:ascii="HY헤드라인M" w:eastAsia="HY헤드라인M" w:hint="eastAsia"/>
-                <w:sz w:val="20"/>
-                <w:szCs w:val="20"/>
-              </w:rPr>
-              <w:t>월</w:t>
-            </w:r>
-          </w:p>
-        </w:tc>
-        <w:tc>
-          <w:tcPr>
-            <w:tcW w:w="1498" w:type="dxa"/>
-            <w:shd w:val="clear" w:color="auto" w:fill="D9D9D9" w:themeFill="background1" w:themeFillShade="d9"/>
-          </w:tcPr>
-          <w:p>
-            <w:pPr>
-              <w:jc w:val="center"/>
-              <w:rPr>
-                <w:rFonts w:ascii="HY헤드라인M" w:eastAsia="HY헤드라인M"/>
-                <w:sz w:val="20"/>
-                <w:szCs w:val="20"/>
-              </w:rPr>
-            </w:pPr>
-            <w:r>
-              <w:rPr>
-                <w:rFonts w:ascii="HY헤드라인M" w:eastAsia="HY헤드라인M" w:hint="eastAsia"/>
-                <w:sz w:val="20"/>
-                <w:szCs w:val="20"/>
-              </w:rPr>
-              <w:t>화</w:t>
-            </w:r>
-          </w:p>
-        </w:tc>
-        <w:tc>
-          <w:tcPr>
-            <w:tcW w:w="1498" w:type="dxa"/>
-            <w:shd w:val="clear" w:color="auto" w:fill="D9D9D9" w:themeFill="background1" w:themeFillShade="d9"/>
-          </w:tcPr>
-          <w:p>
-            <w:pPr>
-              <w:jc w:val="center"/>
-              <w:rPr>
-                <w:rFonts w:ascii="HY헤드라인M" w:eastAsia="HY헤드라인M"/>
-                <w:sz w:val="20"/>
-                <w:szCs w:val="20"/>
-              </w:rPr>
-            </w:pPr>
-            <w:r>
-              <w:rPr>
-                <w:rFonts w:ascii="HY헤드라인M" w:eastAsia="HY헤드라인M" w:hint="eastAsia"/>
-                <w:sz w:val="20"/>
-                <w:szCs w:val="20"/>
-              </w:rPr>
-              <w:t>수</w:t>
-            </w:r>
-          </w:p>
-        </w:tc>
-        <w:tc>
-          <w:tcPr>
-            <w:tcW w:w="1498" w:type="dxa"/>
-            <w:shd w:val="clear" w:color="auto" w:fill="D9D9D9" w:themeFill="background1" w:themeFillShade="d9"/>
-          </w:tcPr>
-          <w:p>
-            <w:pPr>
-              <w:jc w:val="center"/>
-              <w:rPr>
-                <w:rFonts w:ascii="HY헤드라인M" w:eastAsia="HY헤드라인M"/>
-                <w:sz w:val="20"/>
-                <w:szCs w:val="20"/>
-              </w:rPr>
-            </w:pPr>
-            <w:r>
-              <w:rPr>
-                <w:rFonts w:ascii="HY헤드라인M" w:eastAsia="HY헤드라인M" w:hint="eastAsia"/>
-                <w:sz w:val="20"/>
-                <w:szCs w:val="20"/>
-              </w:rPr>
-              <w:t>목</w:t>
-            </w:r>
-          </w:p>
-        </w:tc>
-        <w:tc>
-          <w:tcPr>
-            <w:tcW w:w="1498" w:type="dxa"/>
-            <w:shd w:val="clear" w:color="auto" w:fill="D9D9D9" w:themeFill="background1" w:themeFillShade="d9"/>
-          </w:tcPr>
-          <w:p>
-            <w:pPr>
-              <w:jc w:val="center"/>
-              <w:rPr>
-                <w:rFonts w:ascii="HY헤드라인M" w:eastAsia="HY헤드라인M"/>
-                <w:sz w:val="20"/>
-                <w:szCs w:val="20"/>
-              </w:rPr>
-            </w:pPr>
-            <w:r>
-              <w:rPr>
-                <w:rFonts w:ascii="HY헤드라인M" w:eastAsia="HY헤드라인M" w:hint="eastAsia"/>
-                <w:sz w:val="20"/>
-                <w:szCs w:val="20"/>
-              </w:rPr>
-              <w:t>금</w:t>
-            </w:r>
-          </w:p>
-        </w:tc>
-        <w:tc>
-          <w:tcPr>
-            <w:tcW w:w="1498" w:type="dxa"/>
-            <w:shd w:val="clear" w:color="auto" w:fill="D9D9D9" w:themeFill="background1" w:themeFillShade="d9"/>
-          </w:tcPr>
-          <w:p>
-            <w:pPr>
-              <w:jc w:val="center"/>
-              <w:rPr>
-                <w:rFonts w:ascii="HY헤드라인M" w:eastAsia="HY헤드라인M"/>
-                <w:sz w:val="20"/>
-                <w:szCs w:val="20"/>
-              </w:rPr>
-            </w:pPr>
-            <w:r>
-              <w:rPr>
-                <w:rFonts w:ascii="HY헤드라인M" w:eastAsia="HY헤드라인M" w:hint="eastAsia"/>
-                <w:sz w:val="20"/>
-                <w:szCs w:val="20"/>
-              </w:rPr>
-              <w:t>토</w:t>
-            </w:r>
-          </w:p>
-        </w:tc>
-        <w:tc>
-          <w:tcPr>
-            <w:tcW w:w="1498" w:type="dxa"/>
-            <w:shd w:val="clear" w:color="auto" w:fill="D9D9D9" w:themeFill="background1" w:themeFillShade="d9"/>
-          </w:tcPr>
-          <w:p>
-            <w:pPr>
-              <w:jc w:val="center"/>
-              <w:rPr>
-                <w:rFonts w:ascii="HY헤드라인M" w:eastAsia="HY헤드라인M"/>
-                <w:sz w:val="20"/>
-                <w:szCs w:val="20"/>
-              </w:rPr>
-            </w:pPr>
-            <w:r>
-              <w:rPr>
-                <w:rFonts w:ascii="HY헤드라인M" w:eastAsia="HY헤드라인M" w:hint="eastAsia"/>
-                <w:sz w:val="20"/>
-                <w:szCs w:val="20"/>
-              </w:rPr>
-              <w:t>일</w:t>
-            </w:r>
-          </w:p>
-        </w:tc>
-      </w:tr>
-      <w:tr>
-        <w:tc>
-          <w:tcPr>
-            <w:tcW w:w="1497" w:type="dxa"/>
-            <w:shd w:val="clear" w:color="auto" w:fill="E6E9EB" w:themeFill="text2" w:themeFillTint="1a"/>
-          </w:tcPr>
-          <w:p>
-            <w:pPr>
-              <w:jc w:val="center"/>
-              <w:rPr>
-                <w:rFonts w:asciiTheme="majorHAnsi" w:eastAsiaTheme="majorHAnsi" w:hAnsiTheme="majorHAnsi"/>
-                <w:sz w:val="16"/>
-                <w:szCs w:val="16"/>
-              </w:rPr>
-            </w:pPr>
-            <w:r>
-              <w:rPr>
-                <w:rFonts w:asciiTheme="majorHAnsi" w:eastAsiaTheme="majorHAnsi" w:hAnsiTheme="majorHAnsi"/>
-                <w:sz w:val="16"/>
-                <w:szCs w:val="16"/>
-              </w:rPr>
-              <w:t>11</w:t>
-            </w:r>
-          </w:p>
-        </w:tc>
-        <w:tc>
-          <w:tcPr>
-            <w:tcW w:w="1498" w:type="dxa"/>
-            <w:shd w:val="clear" w:color="auto" w:fill="E6E9EB" w:themeFill="text2" w:themeFillTint="1a"/>
-          </w:tcPr>
-          <w:p>
-            <w:pPr>
-              <w:jc w:val="center"/>
-              <w:rPr>
-                <w:rFonts w:asciiTheme="majorHAnsi" w:eastAsiaTheme="majorHAnsi" w:hAnsiTheme="majorHAnsi"/>
-                <w:sz w:val="16"/>
-                <w:szCs w:val="16"/>
-              </w:rPr>
-            </w:pPr>
-            <w:r>
-              <w:rPr>
-                <w:rFonts w:asciiTheme="majorHAnsi" w:eastAsiaTheme="majorHAnsi" w:hAnsiTheme="majorHAnsi"/>
-                <w:sz w:val="16"/>
-                <w:szCs w:val="16"/>
-              </w:rPr>
-              <w:t>12</w:t>
-            </w:r>
-          </w:p>
-        </w:tc>
-        <w:tc>
-          <w:tcPr>
-            <w:tcW w:w="1498" w:type="dxa"/>
-            <w:shd w:val="clear" w:color="auto" w:fill="E6E9EB" w:themeFill="text2" w:themeFillTint="1a"/>
-          </w:tcPr>
-          <w:p>
-            <w:pPr>
-              <w:jc w:val="center"/>
-              <w:rPr>
-                <w:rFonts w:asciiTheme="majorHAnsi" w:eastAsiaTheme="majorHAnsi" w:hAnsiTheme="majorHAnsi"/>
-                <w:sz w:val="16"/>
-                <w:szCs w:val="16"/>
-              </w:rPr>
-            </w:pPr>
-            <w:r>
-              <w:rPr>
-                <w:rFonts w:asciiTheme="majorHAnsi" w:eastAsiaTheme="majorHAnsi" w:hAnsiTheme="majorHAnsi"/>
-                <w:sz w:val="16"/>
-                <w:szCs w:val="16"/>
-              </w:rPr>
-              <w:t>13</w:t>
-            </w:r>
-          </w:p>
-        </w:tc>
-        <w:tc>
-          <w:tcPr>
-            <w:tcW w:w="1498" w:type="dxa"/>
-            <w:shd w:val="clear" w:color="auto" w:fill="E6E9EB" w:themeFill="text2" w:themeFillTint="1a"/>
-          </w:tcPr>
-          <w:p>
-            <w:pPr>
-              <w:jc w:val="center"/>
-              <w:rPr>
-                <w:rFonts w:asciiTheme="majorHAnsi" w:eastAsiaTheme="majorHAnsi" w:hAnsiTheme="majorHAnsi"/>
-                <w:sz w:val="16"/>
-                <w:szCs w:val="16"/>
-              </w:rPr>
-            </w:pPr>
-            <w:r>
-              <w:rPr>
-                <w:rFonts w:asciiTheme="majorHAnsi" w:eastAsiaTheme="majorHAnsi" w:hAnsiTheme="majorHAnsi"/>
-                <w:sz w:val="16"/>
-                <w:szCs w:val="16"/>
-              </w:rPr>
-              <w:t>14</w:t>
-            </w:r>
-          </w:p>
-        </w:tc>
-        <w:tc>
-          <w:tcPr>
-            <w:tcW w:w="1498" w:type="dxa"/>
-            <w:shd w:val="clear" w:color="auto" w:fill="E6E9EB" w:themeFill="text2" w:themeFillTint="1a"/>
-          </w:tcPr>
-          <w:p>
-            <w:pPr>
-              <w:jc w:val="center"/>
-              <w:rPr>
-                <w:rFonts w:asciiTheme="majorHAnsi" w:eastAsiaTheme="majorHAnsi" w:hAnsiTheme="majorHAnsi"/>
-                <w:sz w:val="16"/>
-                <w:szCs w:val="16"/>
-              </w:rPr>
-            </w:pPr>
-            <w:r>
-              <w:rPr>
-                <w:rFonts w:asciiTheme="majorHAnsi" w:eastAsiaTheme="majorHAnsi" w:hAnsiTheme="majorHAnsi"/>
-                <w:sz w:val="16"/>
-                <w:szCs w:val="16"/>
-              </w:rPr>
-              <w:t>15</w:t>
-            </w:r>
-          </w:p>
-        </w:tc>
-        <w:tc>
-          <w:tcPr>
-            <w:tcW w:w="1498" w:type="dxa"/>
-            <w:shd w:val="clear" w:color="auto" w:fill="E6E9EB" w:themeFill="text2" w:themeFillTint="1a"/>
-          </w:tcPr>
-          <w:p>
-            <w:pPr>
-              <w:jc w:val="center"/>
-              <w:rPr>
-                <w:rFonts w:asciiTheme="majorHAnsi" w:eastAsiaTheme="majorHAnsi" w:hAnsiTheme="majorHAnsi"/>
-                <w:sz w:val="16"/>
-                <w:szCs w:val="16"/>
-              </w:rPr>
-            </w:pPr>
-            <w:r>
-              <w:rPr>
-                <w:rFonts w:asciiTheme="majorHAnsi" w:eastAsiaTheme="majorHAnsi" w:hAnsiTheme="majorHAnsi"/>
-                <w:sz w:val="16"/>
-                <w:szCs w:val="16"/>
-              </w:rPr>
-              <w:t>16</w:t>
-            </w:r>
-          </w:p>
-        </w:tc>
-        <w:tc>
-          <w:tcPr>
-            <w:tcW w:w="1498" w:type="dxa"/>
-            <w:shd w:val="clear" w:color="auto" w:fill="E6E9EB" w:themeFill="text2" w:themeFillTint="1a"/>
-          </w:tcPr>
-          <w:p>
-            <w:pPr>
-              <w:jc w:val="center"/>
-              <w:rPr>
-                <w:rFonts w:asciiTheme="majorHAnsi" w:eastAsiaTheme="majorHAnsi" w:hAnsiTheme="majorHAnsi"/>
-                <w:sz w:val="16"/>
-                <w:szCs w:val="16"/>
-              </w:rPr>
-            </w:pPr>
-            <w:r>
-              <w:rPr>
-                <w:rFonts w:asciiTheme="majorHAnsi" w:eastAsiaTheme="majorHAnsi" w:hAnsiTheme="majorHAnsi"/>
-                <w:sz w:val="16"/>
-                <w:szCs w:val="16"/>
-              </w:rPr>
-              <w:t>17</w:t>
-            </w:r>
-          </w:p>
-        </w:tc>
-      </w:tr>
-      <w:tr>
-        <w:trPr>
-          <w:trHeight w:val="431" w:hRule="atLeast"/>
-        </w:trPr>
-        <w:tc>
-          <w:tcPr>
-            <w:tcW w:w="1497" w:type="dxa"/>
-            <w:shd w:val="clear" w:color="auto" w:fill="FAE2D5" w:themeFill="accent2" w:themeFillTint="33"/>
-          </w:tcPr>
-          <w:p>
-            <w:pPr>
-              <w:rPr>
-                <w:rFonts w:asciiTheme="majorHAnsi" w:eastAsiaTheme="majorHAnsi" w:hAnsiTheme="majorHAnsi"/>
-                <w:sz w:val="16"/>
-                <w:szCs w:val="16"/>
-              </w:rPr>
-            </w:pPr>
-          </w:p>
-        </w:tc>
-        <w:tc>
-          <w:tcPr>
-            <w:tcW w:w="1498" w:type="dxa"/>
-            <w:shd w:val="clear" w:color="auto" w:fill="FAE2D5" w:themeFill="accent2" w:themeFillTint="33"/>
-          </w:tcPr>
-          <w:p>
-            <w:pPr>
-              <w:rPr>
-                <w:rFonts w:asciiTheme="majorHAnsi" w:eastAsiaTheme="majorHAnsi" w:hAnsiTheme="majorHAnsi"/>
-                <w:sz w:val="16"/>
-                <w:szCs w:val="16"/>
-              </w:rPr>
-            </w:pPr>
-          </w:p>
-        </w:tc>
-        <w:tc>
-          <w:tcPr>
-            <w:tcW w:w="1498" w:type="dxa"/>
-            <w:shd w:val="clear" w:color="auto" w:fill="FAE2D5" w:themeFill="accent2" w:themeFillTint="33"/>
-          </w:tcPr>
-          <w:p>
-            <w:pPr>
-              <w:rPr>
-                <w:rFonts w:asciiTheme="majorHAnsi" w:eastAsiaTheme="majorHAnsi" w:hAnsiTheme="majorHAnsi"/>
-                <w:sz w:val="16"/>
-                <w:szCs w:val="16"/>
-              </w:rPr>
-            </w:pPr>
-          </w:p>
-        </w:tc>
-        <w:tc>
-          <w:tcPr>
-            <w:tcW w:w="1498" w:type="dxa"/>
-            <w:shd w:val="clear" w:color="auto" w:fill="FAE2D5" w:themeFill="accent2" w:themeFillTint="33"/>
-          </w:tcPr>
-          <w:p>
-            <w:pPr>
-              <w:rPr>
-                <w:rFonts w:asciiTheme="majorHAnsi" w:eastAsiaTheme="majorHAnsi" w:hAnsiTheme="majorHAnsi"/>
-                <w:sz w:val="16"/>
-                <w:szCs w:val="16"/>
-              </w:rPr>
-            </w:pPr>
-          </w:p>
-        </w:tc>
-        <w:tc>
-          <w:tcPr>
-            <w:tcW w:w="1498" w:type="dxa"/>
-            <w:shd w:val="clear" w:color="auto" w:fill="FAE2D5" w:themeFill="accent2" w:themeFillTint="33"/>
-          </w:tcPr>
-          <w:p>
-            <w:pPr>
-              <w:rPr>
-                <w:rFonts w:asciiTheme="majorHAnsi" w:eastAsiaTheme="majorHAnsi" w:hAnsiTheme="majorHAnsi"/>
-                <w:sz w:val="16"/>
-                <w:szCs w:val="16"/>
-              </w:rPr>
-            </w:pPr>
-          </w:p>
-        </w:tc>
-        <w:tc>
-          <w:tcPr>
-            <w:tcW w:w="1498" w:type="dxa"/>
-            <w:shd w:val="clear" w:color="auto" w:fill="FAE2D5" w:themeFill="accent2" w:themeFillTint="33"/>
-          </w:tcPr>
-          <w:p>
-            <w:pPr>
-              <w:rPr>
-                <w:rFonts w:asciiTheme="majorHAnsi" w:eastAsiaTheme="majorHAnsi" w:hAnsiTheme="majorHAnsi"/>
-                <w:sz w:val="16"/>
-                <w:szCs w:val="16"/>
-              </w:rPr>
-            </w:pPr>
-            <w:r>
-              <w:rPr>
-                <w:rFonts w:asciiTheme="majorHAnsi" w:eastAsiaTheme="majorHAnsi" w:hAnsiTheme="majorHAnsi"/>
-                <w:sz w:val="16"/>
-                <w:szCs w:val="16"/>
-              </w:rPr>
-              <w:t>[클라] 7가지 감정 이모지, 거미줄 에셋 필요</w:t>
-            </w:r>
-          </w:p>
-        </w:tc>
-        <w:tc>
-          <w:tcPr>
-            <w:tcW w:w="1498" w:type="dxa"/>
-            <w:shd w:val="clear" w:color="auto" w:fill="FAE2D5" w:themeFill="accent2" w:themeFillTint="33"/>
-          </w:tcPr>
-          <w:p>
-            <w:pPr>
-              <w:rPr>
-                <w:rFonts w:asciiTheme="majorHAnsi" w:eastAsiaTheme="majorHAnsi" w:hAnsiTheme="majorHAnsi"/>
-                <w:sz w:val="16"/>
-                <w:szCs w:val="16"/>
-              </w:rPr>
-            </w:pPr>
-          </w:p>
-        </w:tc>
-      </w:tr>
-      <w:tr>
-        <w:tc>
-          <w:tcPr>
-            <w:tcW w:w="1497" w:type="dxa"/>
-            <w:shd w:val="clear" w:color="auto" w:fill="E6E9EB" w:themeFill="text2" w:themeFillTint="1a"/>
-          </w:tcPr>
-          <w:p>
-            <w:pPr>
-              <w:jc w:val="center"/>
-              <w:rPr>
-                <w:rFonts w:eastAsiaTheme="minorHAnsi"/>
-                <w:sz w:val="16"/>
-                <w:szCs w:val="16"/>
-              </w:rPr>
-            </w:pPr>
-            <w:r>
-              <w:rPr>
-                <w:rFonts w:eastAsiaTheme="minorHAnsi"/>
-                <w:sz w:val="16"/>
-                <w:szCs w:val="16"/>
-              </w:rPr>
-              <w:t>18</w:t>
-            </w:r>
-          </w:p>
-        </w:tc>
-        <w:tc>
-          <w:tcPr>
-            <w:tcW w:w="1498" w:type="dxa"/>
-            <w:shd w:val="clear" w:color="auto" w:fill="E6E9EB" w:themeFill="text2" w:themeFillTint="1a"/>
-          </w:tcPr>
-          <w:p>
-            <w:pPr>
-              <w:jc w:val="center"/>
-              <w:rPr>
-                <w:rFonts w:eastAsiaTheme="minorHAnsi"/>
-                <w:sz w:val="16"/>
-                <w:szCs w:val="16"/>
-              </w:rPr>
-            </w:pPr>
-            <w:r>
-              <w:rPr>
-                <w:rFonts w:eastAsiaTheme="minorHAnsi"/>
-                <w:sz w:val="16"/>
-                <w:szCs w:val="16"/>
-              </w:rPr>
-              <w:t>19</w:t>
-            </w:r>
-          </w:p>
-        </w:tc>
-        <w:tc>
-          <w:tcPr>
-            <w:tcW w:w="1498" w:type="dxa"/>
-            <w:shd w:val="clear" w:color="auto" w:fill="E6E9EB" w:themeFill="text2" w:themeFillTint="1a"/>
-          </w:tcPr>
-          <w:p>
-            <w:pPr>
-              <w:jc w:val="center"/>
-              <w:rPr>
-                <w:rFonts w:eastAsiaTheme="minorHAnsi"/>
-                <w:sz w:val="16"/>
-                <w:szCs w:val="16"/>
-              </w:rPr>
-            </w:pPr>
-            <w:r>
-              <w:rPr>
-                <w:rFonts w:eastAsiaTheme="minorHAnsi"/>
-                <w:sz w:val="16"/>
-                <w:szCs w:val="16"/>
-              </w:rPr>
-              <w:t>20</w:t>
-            </w:r>
-          </w:p>
-        </w:tc>
-        <w:tc>
-          <w:tcPr>
-            <w:tcW w:w="1498" w:type="dxa"/>
-            <w:shd w:val="clear" w:color="auto" w:fill="E6E9EB" w:themeFill="text2" w:themeFillTint="1a"/>
-          </w:tcPr>
-          <w:p>
-            <w:pPr>
-              <w:jc w:val="center"/>
-              <w:rPr>
-                <w:rFonts w:eastAsiaTheme="minorHAnsi"/>
-                <w:sz w:val="16"/>
-                <w:szCs w:val="16"/>
-              </w:rPr>
-            </w:pPr>
-            <w:r>
-              <w:rPr>
-                <w:rFonts w:eastAsiaTheme="minorHAnsi"/>
-                <w:sz w:val="16"/>
-                <w:szCs w:val="16"/>
-              </w:rPr>
-              <w:t>21</w:t>
-            </w:r>
-          </w:p>
-        </w:tc>
-        <w:tc>
-          <w:tcPr>
-            <w:tcW w:w="1498" w:type="dxa"/>
-            <w:shd w:val="clear" w:color="auto" w:fill="E6E9EB" w:themeFill="text2" w:themeFillTint="1a"/>
-          </w:tcPr>
-          <w:p>
-            <w:pPr>
-              <w:jc w:val="center"/>
-              <w:rPr>
-                <w:rFonts w:eastAsiaTheme="minorHAnsi"/>
-                <w:sz w:val="16"/>
-                <w:szCs w:val="16"/>
-              </w:rPr>
-            </w:pPr>
-            <w:r>
-              <w:rPr>
-                <w:rFonts w:eastAsiaTheme="minorHAnsi"/>
-                <w:sz w:val="16"/>
-                <w:szCs w:val="16"/>
-              </w:rPr>
-              <w:t>22</w:t>
-            </w:r>
-          </w:p>
-        </w:tc>
-        <w:tc>
-          <w:tcPr>
-            <w:tcW w:w="1498" w:type="dxa"/>
-            <w:shd w:val="clear" w:color="auto" w:fill="E6E9EB" w:themeFill="text2" w:themeFillTint="1a"/>
-          </w:tcPr>
-          <w:p>
-            <w:pPr>
-              <w:jc w:val="center"/>
-              <w:rPr>
-                <w:rFonts w:eastAsiaTheme="minorHAnsi"/>
-                <w:sz w:val="16"/>
-                <w:szCs w:val="16"/>
-              </w:rPr>
-            </w:pPr>
-            <w:r>
-              <w:rPr>
-                <w:rFonts w:eastAsiaTheme="minorHAnsi"/>
-                <w:sz w:val="16"/>
-                <w:szCs w:val="16"/>
-              </w:rPr>
-              <w:t>23</w:t>
-            </w:r>
-          </w:p>
-        </w:tc>
-        <w:tc>
-          <w:tcPr>
-            <w:tcW w:w="1498" w:type="dxa"/>
-            <w:shd w:val="clear" w:color="auto" w:fill="E6E9EB" w:themeFill="text2" w:themeFillTint="1a"/>
-          </w:tcPr>
-          <w:p>
-            <w:pPr>
-              <w:jc w:val="center"/>
-              <w:rPr>
-                <w:rFonts w:eastAsiaTheme="minorHAnsi"/>
-                <w:sz w:val="16"/>
-                <w:szCs w:val="16"/>
-              </w:rPr>
-            </w:pPr>
-            <w:r>
-              <w:rPr>
-                <w:rFonts w:eastAsiaTheme="minorHAnsi"/>
-                <w:sz w:val="16"/>
-                <w:szCs w:val="16"/>
-              </w:rPr>
-              <w:t>24</w:t>
-            </w:r>
-          </w:p>
-        </w:tc>
-      </w:tr>
-      <w:tr>
-        <w:trPr>
-          <w:trHeight w:val="410" w:hRule="atLeast"/>
-        </w:trPr>
-        <w:tc>
-          <w:tcPr>
-            <w:tcW w:w="1497" w:type="dxa"/>
-            <w:shd w:val="clear" w:color="auto" w:fill="FAE2D5" w:themeFill="accent2" w:themeFillTint="33"/>
-          </w:tcPr>
-          <w:p>
-            <w:pPr>
-              <w:rPr>
-                <w:rFonts w:eastAsiaTheme="minorHAnsi"/>
-                <w:sz w:val="16"/>
-                <w:szCs w:val="16"/>
-              </w:rPr>
-            </w:pPr>
-          </w:p>
-        </w:tc>
-        <w:tc>
-          <w:tcPr>
-            <w:tcW w:w="1498" w:type="dxa"/>
-            <w:shd w:val="clear" w:color="auto" w:fill="FAE2D5" w:themeFill="accent2" w:themeFillTint="33"/>
-          </w:tcPr>
-          <w:p>
-            <w:pPr>
-              <w:rPr>
-                <w:rFonts w:eastAsiaTheme="minorHAnsi"/>
-                <w:sz w:val="16"/>
-                <w:szCs w:val="16"/>
-              </w:rPr>
-            </w:pPr>
-          </w:p>
-        </w:tc>
-        <w:tc>
-          <w:tcPr>
-            <w:tcW w:w="1498" w:type="dxa"/>
-            <w:shd w:val="clear" w:color="auto" w:fill="FAE2D5" w:themeFill="accent2" w:themeFillTint="33"/>
-          </w:tcPr>
-          <w:p>
-            <w:pPr>
-              <w:rPr>
-                <w:rFonts w:eastAsiaTheme="minorHAnsi"/>
-                <w:sz w:val="16"/>
-                <w:szCs w:val="16"/>
-              </w:rPr>
-            </w:pPr>
-          </w:p>
-        </w:tc>
-        <w:tc>
-          <w:tcPr>
-            <w:tcW w:w="1498" w:type="dxa"/>
-            <w:shd w:val="clear" w:color="auto" w:fill="FAE2D5" w:themeFill="accent2" w:themeFillTint="33"/>
-          </w:tcPr>
-          <w:p>
-            <w:pPr>
-              <w:rPr>
-                <w:rFonts w:eastAsiaTheme="minorHAnsi"/>
-                <w:sz w:val="16"/>
-                <w:szCs w:val="16"/>
-              </w:rPr>
-            </w:pPr>
-            <w:r>
-              <w:rPr>
-                <w:rFonts w:eastAsiaTheme="minorHAnsi"/>
-                <w:sz w:val="16"/>
-                <w:szCs w:val="16"/>
-              </w:rPr>
-              <w:t>- 상점 시스템 작성</w:t>
-            </w:r>
-          </w:p>
-        </w:tc>
-        <w:tc>
-          <w:tcPr>
-            <w:tcW w:w="1498" w:type="dxa"/>
-            <w:shd w:val="clear" w:color="auto" w:fill="FAE2D5" w:themeFill="accent2" w:themeFillTint="33"/>
-          </w:tcPr>
-          <w:p>
-            <w:pPr>
-              <w:rPr>
-                <w:rFonts w:eastAsiaTheme="minorHAnsi"/>
-                <w:sz w:val="16"/>
-                <w:szCs w:val="16"/>
-              </w:rPr>
-            </w:pPr>
-            <w:r>
-              <w:rPr>
-                <w:rFonts w:eastAsiaTheme="minorHAnsi"/>
-                <w:sz w:val="16"/>
-                <w:szCs w:val="16"/>
-              </w:rPr>
-              <w:t>- 퀘스트 시스템 작성</w:t>
-            </w:r>
-          </w:p>
-        </w:tc>
-        <w:tc>
-          <w:tcPr>
-            <w:tcW w:w="1498" w:type="dxa"/>
-            <w:shd w:val="clear" w:color="auto" w:fill="FAE2D5" w:themeFill="accent2" w:themeFillTint="33"/>
-          </w:tcPr>
-          <w:p>
-            <w:pPr>
-              <w:rPr>
-                <w:rFonts w:eastAsiaTheme="minorHAnsi"/>
-                <w:sz w:val="16"/>
-                <w:szCs w:val="16"/>
-              </w:rPr>
-            </w:pPr>
-            <w:r>
-              <w:rPr>
-                <w:rFonts w:eastAsiaTheme="minorHAnsi"/>
-                <w:sz w:val="16"/>
-                <w:szCs w:val="16"/>
-              </w:rPr>
-              <w:t>- 가구 에셋 추가, json 작성</w:t>
-            </w:r>
-          </w:p>
-        </w:tc>
-        <w:tc>
-          <w:tcPr>
-            <w:tcW w:w="1498" w:type="dxa"/>
-            <w:shd w:val="clear" w:color="auto" w:fill="FAE2D5" w:themeFill="accent2" w:themeFillTint="33"/>
-          </w:tcPr>
-          <w:p>
-            <w:pPr>
-              <w:rPr>
-                <w:rFonts w:eastAsiaTheme="minorHAnsi"/>
-                <w:sz w:val="16"/>
-                <w:szCs w:val="16"/>
-              </w:rPr>
-            </w:pPr>
-          </w:p>
-        </w:tc>
-      </w:tr>
-      <w:tr>
-        <w:trPr>
-          <w:trHeight w:val="253" w:hRule="atLeast"/>
-        </w:trPr>
-        <w:tc>
-          <w:tcPr>
-            <w:tcW w:w="1497" w:type="dxa"/>
-            <w:shd w:val="clear" w:color="auto" w:fill="E6E9EB" w:themeFill="text2" w:themeFillTint="1a"/>
-          </w:tcPr>
-          <w:p>
-            <w:pPr>
-              <w:jc w:val="center"/>
-              <w:rPr>
-                <w:rFonts w:eastAsiaTheme="minorHAnsi"/>
-                <w:sz w:val="16"/>
-                <w:szCs w:val="16"/>
-              </w:rPr>
-            </w:pPr>
-            <w:r>
-              <w:rPr>
-                <w:rFonts w:eastAsiaTheme="minorHAnsi"/>
-                <w:sz w:val="16"/>
-                <w:szCs w:val="16"/>
-              </w:rPr>
-              <w:t>25</w:t>
-            </w:r>
-          </w:p>
-        </w:tc>
-        <w:tc>
-          <w:tcPr>
-            <w:tcW w:w="1498" w:type="dxa"/>
-            <w:shd w:val="clear" w:color="auto" w:fill="E6E9EB" w:themeFill="text2" w:themeFillTint="1a"/>
-          </w:tcPr>
-          <w:p>
-            <w:pPr>
-              <w:jc w:val="center"/>
-              <w:rPr>
-                <w:rFonts w:eastAsiaTheme="minorHAnsi"/>
-                <w:sz w:val="16"/>
-                <w:szCs w:val="16"/>
-              </w:rPr>
-            </w:pPr>
-            <w:r>
-              <w:rPr>
-                <w:rFonts w:eastAsiaTheme="minorHAnsi"/>
-                <w:sz w:val="16"/>
-                <w:szCs w:val="16"/>
-              </w:rPr>
-              <w:t>26</w:t>
-            </w:r>
-          </w:p>
-        </w:tc>
-        <w:tc>
-          <w:tcPr>
-            <w:tcW w:w="1498" w:type="dxa"/>
-            <w:shd w:val="clear" w:color="auto" w:fill="E6E9EB" w:themeFill="text2" w:themeFillTint="1a"/>
-          </w:tcPr>
-          <w:p>
-            <w:pPr>
-              <w:jc w:val="center"/>
-              <w:rPr>
-                <w:rFonts w:eastAsiaTheme="minorHAnsi"/>
-                <w:sz w:val="16"/>
-                <w:szCs w:val="16"/>
-              </w:rPr>
-            </w:pPr>
-            <w:r>
-              <w:rPr>
-                <w:rFonts w:eastAsiaTheme="minorHAnsi"/>
-                <w:sz w:val="16"/>
-                <w:szCs w:val="16"/>
-              </w:rPr>
-              <w:t>27</w:t>
-            </w:r>
-          </w:p>
-        </w:tc>
-        <w:tc>
-          <w:tcPr>
-            <w:tcW w:w="1498" w:type="dxa"/>
-            <w:shd w:val="clear" w:color="auto" w:fill="E6E9EB" w:themeFill="text2" w:themeFillTint="1a"/>
-          </w:tcPr>
-          <w:p>
-            <w:pPr>
-              <w:jc w:val="center"/>
-              <w:rPr>
-                <w:rFonts w:eastAsiaTheme="minorHAnsi"/>
-                <w:sz w:val="16"/>
-                <w:szCs w:val="16"/>
-              </w:rPr>
-            </w:pPr>
-            <w:r>
-              <w:rPr>
-                <w:rFonts w:eastAsiaTheme="minorHAnsi"/>
-                <w:sz w:val="16"/>
-                <w:szCs w:val="16"/>
-              </w:rPr>
-              <w:t>28</w:t>
-            </w:r>
-          </w:p>
-        </w:tc>
-        <w:tc>
-          <w:tcPr>
-            <w:tcW w:w="1498" w:type="dxa"/>
-            <w:shd w:val="clear" w:color="auto" w:fill="E6E9EB" w:themeFill="text2" w:themeFillTint="1a"/>
-          </w:tcPr>
-          <w:p>
-            <w:pPr>
-              <w:jc w:val="center"/>
-              <w:rPr>
-                <w:rFonts w:eastAsiaTheme="minorHAnsi"/>
-                <w:sz w:val="16"/>
-                <w:szCs w:val="16"/>
-              </w:rPr>
-            </w:pPr>
-            <w:r>
-              <w:rPr>
-                <w:rFonts w:eastAsiaTheme="minorHAnsi"/>
-                <w:sz w:val="16"/>
-                <w:szCs w:val="16"/>
-              </w:rPr>
-              <w:t>29</w:t>
-            </w:r>
-          </w:p>
-        </w:tc>
-        <w:tc>
-          <w:tcPr>
-            <w:tcW w:w="1498" w:type="dxa"/>
-            <w:shd w:val="clear" w:color="auto" w:fill="E6E9EB" w:themeFill="text2" w:themeFillTint="1a"/>
-          </w:tcPr>
-          <w:p>
-            <w:pPr>
-              <w:jc w:val="center"/>
-              <w:rPr>
-                <w:rFonts w:eastAsiaTheme="minorHAnsi"/>
-                <w:sz w:val="16"/>
-                <w:szCs w:val="16"/>
-              </w:rPr>
-            </w:pPr>
-            <w:r>
-              <w:rPr>
-                <w:rFonts w:eastAsiaTheme="minorHAnsi"/>
-                <w:sz w:val="16"/>
-                <w:szCs w:val="16"/>
-              </w:rPr>
-              <w:t>30</w:t>
-            </w:r>
-          </w:p>
-        </w:tc>
-        <w:tc>
-          <w:tcPr>
-            <w:tcW w:w="1498" w:type="dxa"/>
-            <w:shd w:val="clear" w:color="auto" w:fill="E6E9EB" w:themeFill="text2" w:themeFillTint="1a"/>
-          </w:tcPr>
-          <w:p>
-            <w:pPr>
-              <w:jc w:val="center"/>
-              <w:rPr>
-                <w:rFonts w:eastAsiaTheme="minorHAnsi"/>
-                <w:sz w:val="16"/>
-                <w:szCs w:val="16"/>
-              </w:rPr>
-            </w:pPr>
-            <w:r>
-              <w:rPr>
-                <w:rFonts w:eastAsiaTheme="minorHAnsi"/>
-                <w:sz w:val="16"/>
-                <w:szCs w:val="16"/>
-              </w:rPr>
-              <w:t>31</w:t>
-            </w:r>
-          </w:p>
-        </w:tc>
-      </w:tr>
-      <w:tr>
-        <w:trPr>
-          <w:trHeight w:val="418" w:hRule="atLeast"/>
-        </w:trPr>
-        <w:tc>
-          <w:tcPr>
-            <w:tcW w:w="1497" w:type="dxa"/>
-            <w:shd w:val="clear" w:color="auto" w:fill="FAE2D5" w:themeFill="accent2" w:themeFillTint="33"/>
-          </w:tcPr>
-          <w:p>
-            <w:pPr>
-              <w:rPr>
-                <w:rFonts w:eastAsiaTheme="minorHAnsi"/>
-                <w:sz w:val="16"/>
-                <w:szCs w:val="16"/>
-              </w:rPr>
-            </w:pPr>
-          </w:p>
-        </w:tc>
-        <w:tc>
-          <w:tcPr>
-            <w:tcW w:w="1498" w:type="dxa"/>
-            <w:shd w:val="clear" w:color="auto" w:fill="FAE2D5" w:themeFill="accent2" w:themeFillTint="33"/>
-          </w:tcPr>
-          <w:p>
-            <w:pPr>
-              <w:rPr>
-                <w:rFonts w:eastAsiaTheme="minorHAnsi"/>
-                <w:sz w:val="16"/>
-                <w:szCs w:val="16"/>
-              </w:rPr>
-            </w:pPr>
-          </w:p>
-        </w:tc>
-        <w:tc>
-          <w:tcPr>
-            <w:tcW w:w="1498" w:type="dxa"/>
-            <w:shd w:val="clear" w:color="auto" w:fill="FAE2D5" w:themeFill="accent2" w:themeFillTint="33"/>
-          </w:tcPr>
-          <w:p>
-            <w:pPr>
-              <w:rPr>
-                <w:rFonts w:eastAsiaTheme="minorHAnsi"/>
-                <w:sz w:val="16"/>
-                <w:szCs w:val="16"/>
-              </w:rPr>
-            </w:pPr>
-            <w:r>
-              <w:rPr>
-                <w:rFonts w:eastAsiaTheme="minorHAnsi"/>
-                <w:sz w:val="16"/>
-                <w:szCs w:val="16"/>
-              </w:rPr>
-              <w:t>- 퀘스트 내용 작성</w:t>
-            </w:r>
-          </w:p>
-        </w:tc>
-        <w:tc>
-          <w:tcPr>
-            <w:tcW w:w="1498" w:type="dxa"/>
-            <w:shd w:val="clear" w:color="auto" w:fill="FAE2D5" w:themeFill="accent2" w:themeFillTint="33"/>
-          </w:tcPr>
-          <w:p>
-            <w:pPr>
-              <w:rPr>
-                <w:rFonts w:eastAsiaTheme="minorHAnsi"/>
-                <w:sz w:val="16"/>
-                <w:szCs w:val="16"/>
-              </w:rPr>
-            </w:pPr>
-          </w:p>
-        </w:tc>
-        <w:tc>
-          <w:tcPr>
-            <w:tcW w:w="1498" w:type="dxa"/>
-            <w:shd w:val="clear" w:color="auto" w:fill="FAE2D5" w:themeFill="accent2" w:themeFillTint="33"/>
-          </w:tcPr>
-          <w:p>
-            <w:pPr>
-              <w:rPr>
-                <w:rFonts w:eastAsiaTheme="minorHAnsi"/>
-                <w:sz w:val="16"/>
-                <w:szCs w:val="16"/>
-              </w:rPr>
-            </w:pPr>
-          </w:p>
-        </w:tc>
-        <w:tc>
-          <w:tcPr>
-            <w:tcW w:w="1498" w:type="dxa"/>
-            <w:shd w:val="clear" w:color="auto" w:fill="FAE2D5" w:themeFill="accent2" w:themeFillTint="33"/>
-          </w:tcPr>
-          <w:p>
-            <w:pPr>
-              <w:rPr>
-                <w:rFonts w:eastAsiaTheme="minorHAnsi"/>
-                <w:sz w:val="16"/>
-                <w:szCs w:val="16"/>
-              </w:rPr>
-            </w:pPr>
-          </w:p>
-        </w:tc>
-        <w:tc>
-          <w:tcPr>
-            <w:tcW w:w="1498" w:type="dxa"/>
-            <w:shd w:val="clear" w:color="auto" w:fill="FAE2D5" w:themeFill="accent2" w:themeFillTint="33"/>
-          </w:tcPr>
-          <w:p>
-            <w:pPr>
-              <w:rPr>
-                <w:rFonts w:eastAsiaTheme="minorHAnsi"/>
-                <w:sz w:val="16"/>
-                <w:szCs w:val="16"/>
-              </w:rPr>
-            </w:pPr>
-          </w:p>
-        </w:tc>
-      </w:tr>
-      <w:tr>
-        <w:tc>
-          <w:tcPr>
-            <w:tcW w:w="1497" w:type="dxa"/>
-            <w:shd w:val="clear" w:color="auto" w:fill="E6E9EB" w:themeFill="text2" w:themeFillTint="1a"/>
-          </w:tcPr>
-          <w:p>
-            <w:pPr>
-              <w:jc w:val="center"/>
-              <w:rPr>
-                <w:rFonts w:eastAsiaTheme="minorHAnsi"/>
-                <w:sz w:val="16"/>
-                <w:szCs w:val="16"/>
-              </w:rPr>
-            </w:pPr>
-            <w:r>
-              <w:rPr>
-                <w:rFonts w:eastAsiaTheme="minorHAnsi"/>
-                <w:sz w:val="16"/>
-                <w:szCs w:val="16"/>
-              </w:rPr>
-              <w:t>1</w:t>
-            </w:r>
-          </w:p>
-        </w:tc>
-        <w:tc>
-          <w:tcPr>
-            <w:tcW w:w="1498" w:type="dxa"/>
-            <w:shd w:val="clear" w:color="auto" w:fill="E6E9EB" w:themeFill="text2" w:themeFillTint="1a"/>
-          </w:tcPr>
-          <w:p>
-            <w:pPr>
-              <w:jc w:val="center"/>
-              <w:rPr>
-                <w:rFonts w:eastAsiaTheme="minorHAnsi"/>
-                <w:sz w:val="16"/>
-                <w:szCs w:val="16"/>
-              </w:rPr>
-            </w:pPr>
-            <w:r>
-              <w:rPr>
-                <w:rFonts w:eastAsiaTheme="minorHAnsi"/>
-                <w:sz w:val="16"/>
-                <w:szCs w:val="16"/>
-              </w:rPr>
-              <w:t>2</w:t>
-            </w:r>
-          </w:p>
-        </w:tc>
-        <w:tc>
-          <w:tcPr>
-            <w:tcW w:w="1498" w:type="dxa"/>
-            <w:shd w:val="clear" w:color="auto" w:fill="E6E9EB" w:themeFill="text2" w:themeFillTint="1a"/>
-          </w:tcPr>
-          <w:p>
-            <w:pPr>
-              <w:jc w:val="center"/>
-              <w:rPr>
-                <w:rFonts w:eastAsiaTheme="minorHAnsi"/>
-                <w:sz w:val="16"/>
-                <w:szCs w:val="16"/>
-              </w:rPr>
-            </w:pPr>
-            <w:r>
-              <w:rPr>
-                <w:rFonts w:eastAsiaTheme="minorHAnsi"/>
-                <w:sz w:val="16"/>
-                <w:szCs w:val="16"/>
-              </w:rPr>
-              <w:t>3</w:t>
-            </w:r>
-          </w:p>
-        </w:tc>
-        <w:tc>
-          <w:tcPr>
-            <w:tcW w:w="1498" w:type="dxa"/>
-            <w:shd w:val="clear" w:color="auto" w:fill="E6E9EB" w:themeFill="text2" w:themeFillTint="1a"/>
-          </w:tcPr>
-          <w:p>
-            <w:pPr>
-              <w:jc w:val="center"/>
-              <w:rPr>
-                <w:rFonts w:eastAsiaTheme="minorHAnsi"/>
-                <w:sz w:val="16"/>
-                <w:szCs w:val="16"/>
-              </w:rPr>
-            </w:pPr>
-            <w:r>
-              <w:rPr>
-                <w:rFonts w:eastAsiaTheme="minorHAnsi"/>
-                <w:sz w:val="16"/>
-                <w:szCs w:val="16"/>
-              </w:rPr>
-              <w:t>4</w:t>
-            </w:r>
-          </w:p>
-        </w:tc>
-        <w:tc>
-          <w:tcPr>
-            <w:tcW w:w="1498" w:type="dxa"/>
-            <w:shd w:val="clear" w:color="auto" w:fill="E6E9EB" w:themeFill="text2" w:themeFillTint="1a"/>
-          </w:tcPr>
-          <w:p>
-            <w:pPr>
-              <w:jc w:val="center"/>
-              <w:rPr>
-                <w:rFonts w:eastAsiaTheme="minorHAnsi"/>
-                <w:sz w:val="16"/>
-                <w:szCs w:val="16"/>
-              </w:rPr>
-            </w:pPr>
-            <w:r>
-              <w:rPr>
-                <w:rFonts w:eastAsiaTheme="minorHAnsi"/>
-                <w:sz w:val="16"/>
-                <w:szCs w:val="16"/>
-              </w:rPr>
-              <w:t>5</w:t>
-            </w:r>
-          </w:p>
-        </w:tc>
-        <w:tc>
-          <w:tcPr>
-            <w:tcW w:w="1498" w:type="dxa"/>
-            <w:shd w:val="clear" w:color="auto" w:fill="E6E9EB" w:themeFill="text2" w:themeFillTint="1a"/>
-          </w:tcPr>
-          <w:p>
-            <w:pPr>
-              <w:jc w:val="center"/>
-              <w:rPr>
-                <w:rFonts w:eastAsiaTheme="minorHAnsi"/>
-                <w:sz w:val="16"/>
-                <w:szCs w:val="16"/>
-              </w:rPr>
-            </w:pPr>
-            <w:r>
-              <w:rPr>
-                <w:rFonts w:eastAsiaTheme="minorHAnsi"/>
-                <w:sz w:val="16"/>
-                <w:szCs w:val="16"/>
-              </w:rPr>
-              <w:t>6</w:t>
-            </w:r>
-          </w:p>
-        </w:tc>
-        <w:tc>
-          <w:tcPr>
-            <w:tcW w:w="1498" w:type="dxa"/>
-            <w:shd w:val="clear" w:color="auto" w:fill="E6E9EB" w:themeFill="text2" w:themeFillTint="1a"/>
-          </w:tcPr>
-          <w:p>
-            <w:pPr>
-              <w:jc w:val="center"/>
-              <w:rPr>
-                <w:rFonts w:eastAsiaTheme="minorHAnsi"/>
-                <w:sz w:val="16"/>
-                <w:szCs w:val="16"/>
-              </w:rPr>
-            </w:pPr>
-            <w:r>
-              <w:rPr>
-                <w:rFonts w:eastAsiaTheme="minorHAnsi"/>
-                <w:sz w:val="16"/>
-                <w:szCs w:val="16"/>
-              </w:rPr>
-              <w:t>7</w:t>
-            </w:r>
-          </w:p>
-        </w:tc>
-      </w:tr>
-      <w:tr>
-        <w:trPr>
-          <w:trHeight w:val="412" w:hRule="atLeast"/>
-        </w:trPr>
-        <w:tc>
-          <w:tcPr>
-            <w:tcW w:w="1497" w:type="dxa"/>
-            <w:shd w:val="clear" w:color="auto" w:fill="FAE2D5" w:themeFill="accent2" w:themeFillTint="33"/>
-          </w:tcPr>
-          <w:p>
-            <w:pPr>
-              <w:rPr>
-                <w:rFonts w:eastAsiaTheme="minorHAnsi"/>
-                <w:sz w:val="16"/>
-                <w:szCs w:val="16"/>
-              </w:rPr>
-            </w:pPr>
-          </w:p>
-        </w:tc>
-        <w:tc>
-          <w:tcPr>
-            <w:tcW w:w="1498" w:type="dxa"/>
-            <w:shd w:val="clear" w:color="auto" w:fill="FAE2D5" w:themeFill="accent2" w:themeFillTint="33"/>
-          </w:tcPr>
-          <w:p>
-            <w:pPr>
-              <w:rPr>
-                <w:rFonts w:eastAsiaTheme="minorHAnsi"/>
-                <w:sz w:val="16"/>
-                <w:szCs w:val="16"/>
-              </w:rPr>
-            </w:pPr>
-          </w:p>
-        </w:tc>
-        <w:tc>
-          <w:tcPr>
-            <w:tcW w:w="1498" w:type="dxa"/>
-            <w:shd w:val="clear" w:color="auto" w:fill="FAE2D5" w:themeFill="accent2" w:themeFillTint="33"/>
-          </w:tcPr>
-          <w:p>
-            <w:pPr>
-              <w:rPr>
-                <w:rFonts w:eastAsiaTheme="minorHAnsi"/>
-                <w:sz w:val="16"/>
-                <w:szCs w:val="16"/>
-              </w:rPr>
-            </w:pPr>
-          </w:p>
-        </w:tc>
-        <w:tc>
-          <w:tcPr>
-            <w:tcW w:w="1498" w:type="dxa"/>
-            <w:shd w:val="clear" w:color="auto" w:fill="FAE2D5" w:themeFill="accent2" w:themeFillTint="33"/>
-          </w:tcPr>
-          <w:p>
-            <w:pPr>
-              <w:rPr>
-                <w:rFonts w:eastAsiaTheme="minorHAnsi"/>
-                <w:sz w:val="16"/>
-                <w:szCs w:val="16"/>
-              </w:rPr>
-            </w:pPr>
-          </w:p>
-        </w:tc>
-        <w:tc>
-          <w:tcPr>
-            <w:tcW w:w="1498" w:type="dxa"/>
-            <w:shd w:val="clear" w:color="auto" w:fill="FAE2D5" w:themeFill="accent2" w:themeFillTint="33"/>
-          </w:tcPr>
-          <w:p>
-            <w:pPr>
-              <w:rPr>
-                <w:rFonts w:eastAsiaTheme="minorHAnsi"/>
-                <w:sz w:val="16"/>
-                <w:szCs w:val="16"/>
-              </w:rPr>
-            </w:pPr>
-          </w:p>
-        </w:tc>
-        <w:tc>
-          <w:tcPr>
-            <w:tcW w:w="1498" w:type="dxa"/>
-            <w:shd w:val="clear" w:color="auto" w:fill="FAE2D5" w:themeFill="accent2" w:themeFillTint="33"/>
-          </w:tcPr>
-          <w:p>
-            <w:pPr>
-              <w:rPr>
-                <w:rFonts w:eastAsiaTheme="minorHAnsi"/>
-                <w:sz w:val="16"/>
-                <w:szCs w:val="16"/>
-              </w:rPr>
-            </w:pPr>
-          </w:p>
-        </w:tc>
-        <w:tc>
-          <w:tcPr>
-            <w:tcW w:w="1498" w:type="dxa"/>
-            <w:shd w:val="clear" w:color="auto" w:fill="FAE2D5" w:themeFill="accent2" w:themeFillTint="33"/>
-          </w:tcPr>
-          <w:p>
-            <w:pPr>
-              <w:rPr>
-                <w:rFonts w:eastAsiaTheme="minorHAnsi"/>
-                <w:sz w:val="16"/>
-                <w:szCs w:val="16"/>
-              </w:rPr>
-            </w:pPr>
-          </w:p>
-        </w:tc>
-      </w:tr>
-      <w:tr>
-        <w:tc>
-          <w:tcPr>
-            <w:tcW w:w="1497" w:type="dxa"/>
-            <w:shd w:val="clear" w:color="auto" w:fill="E6E9EB" w:themeFill="text2" w:themeFillTint="1a"/>
-          </w:tcPr>
-          <w:p>
-            <w:pPr>
-              <w:jc w:val="center"/>
-              <w:rPr>
-                <w:rFonts w:eastAsiaTheme="minorHAnsi"/>
-                <w:sz w:val="16"/>
-                <w:szCs w:val="16"/>
-              </w:rPr>
-            </w:pPr>
-            <w:r>
-              <w:rPr>
-                <w:rFonts w:eastAsiaTheme="minorHAnsi"/>
-                <w:sz w:val="16"/>
-                <w:szCs w:val="16"/>
-              </w:rPr>
-              <w:t>8</w:t>
-            </w:r>
-          </w:p>
-        </w:tc>
-        <w:tc>
-          <w:tcPr>
-            <w:tcW w:w="1498" w:type="dxa"/>
-            <w:shd w:val="clear" w:color="auto" w:fill="E6E9EB" w:themeFill="text2" w:themeFillTint="1a"/>
-          </w:tcPr>
-          <w:p>
-            <w:pPr>
-              <w:jc w:val="center"/>
-              <w:rPr>
-                <w:rFonts w:eastAsiaTheme="minorHAnsi"/>
-                <w:sz w:val="16"/>
-                <w:szCs w:val="16"/>
-              </w:rPr>
-            </w:pPr>
-            <w:r>
-              <w:rPr>
-                <w:rFonts w:eastAsiaTheme="minorHAnsi"/>
-                <w:sz w:val="16"/>
-                <w:szCs w:val="16"/>
-              </w:rPr>
-              <w:t>9</w:t>
-            </w:r>
-          </w:p>
-        </w:tc>
-        <w:tc>
-          <w:tcPr>
-            <w:tcW w:w="1498" w:type="dxa"/>
-            <w:shd w:val="clear" w:color="auto" w:fill="E6E9EB" w:themeFill="text2" w:themeFillTint="1a"/>
-          </w:tcPr>
-          <w:p>
-            <w:pPr>
-              <w:jc w:val="center"/>
-              <w:rPr>
-                <w:rFonts w:eastAsiaTheme="minorHAnsi"/>
-                <w:sz w:val="16"/>
-                <w:szCs w:val="16"/>
-              </w:rPr>
-            </w:pPr>
-            <w:r>
-              <w:rPr>
-                <w:rFonts w:eastAsiaTheme="minorHAnsi"/>
-                <w:sz w:val="16"/>
-                <w:szCs w:val="16"/>
-              </w:rPr>
-              <w:t>10</w:t>
-            </w:r>
-          </w:p>
-        </w:tc>
-        <w:tc>
-          <w:tcPr>
-            <w:tcW w:w="1498" w:type="dxa"/>
-            <w:shd w:val="clear" w:color="auto" w:fill="E6E9EB" w:themeFill="text2" w:themeFillTint="1a"/>
-          </w:tcPr>
-          <w:p>
-            <w:pPr>
-              <w:jc w:val="center"/>
-              <w:rPr>
-                <w:rFonts w:eastAsiaTheme="minorHAnsi"/>
-                <w:sz w:val="16"/>
-                <w:szCs w:val="16"/>
-              </w:rPr>
-            </w:pPr>
-            <w:r>
-              <w:rPr>
-                <w:rFonts w:eastAsiaTheme="minorHAnsi"/>
-                <w:sz w:val="16"/>
-                <w:szCs w:val="16"/>
-              </w:rPr>
-              <w:t>11</w:t>
-            </w:r>
-          </w:p>
-        </w:tc>
-        <w:tc>
-          <w:tcPr>
-            <w:tcW w:w="1498" w:type="dxa"/>
-            <w:shd w:val="clear" w:color="auto" w:fill="E6E9EB" w:themeFill="text2" w:themeFillTint="1a"/>
-          </w:tcPr>
-          <w:p>
-            <w:pPr>
-              <w:jc w:val="center"/>
-              <w:rPr>
-                <w:rFonts w:eastAsiaTheme="minorHAnsi"/>
-                <w:sz w:val="16"/>
-                <w:szCs w:val="16"/>
-              </w:rPr>
-            </w:pPr>
-            <w:r>
-              <w:rPr>
-                <w:rFonts w:eastAsiaTheme="minorHAnsi"/>
-                <w:sz w:val="16"/>
-                <w:szCs w:val="16"/>
-              </w:rPr>
-              <w:t>12</w:t>
-            </w:r>
-          </w:p>
-        </w:tc>
-        <w:tc>
-          <w:tcPr>
-            <w:tcW w:w="1498" w:type="dxa"/>
-            <w:shd w:val="clear" w:color="auto" w:fill="E6E9EB" w:themeFill="text2" w:themeFillTint="1a"/>
-          </w:tcPr>
-          <w:p>
-            <w:pPr>
-              <w:jc w:val="center"/>
-              <w:rPr>
-                <w:rFonts w:eastAsiaTheme="minorHAnsi"/>
-                <w:sz w:val="16"/>
-                <w:szCs w:val="16"/>
-              </w:rPr>
-            </w:pPr>
-            <w:r>
-              <w:rPr>
-                <w:rFonts w:eastAsiaTheme="minorHAnsi"/>
-                <w:sz w:val="16"/>
-                <w:szCs w:val="16"/>
-              </w:rPr>
-              <w:t>13</w:t>
-            </w:r>
-          </w:p>
-        </w:tc>
-        <w:tc>
-          <w:tcPr>
-            <w:tcW w:w="1498" w:type="dxa"/>
-            <w:shd w:val="clear" w:color="auto" w:fill="E6E9EB" w:themeFill="text2" w:themeFillTint="1a"/>
-          </w:tcPr>
-          <w:p>
-            <w:pPr>
-              <w:jc w:val="center"/>
-              <w:rPr>
-                <w:rFonts w:eastAsiaTheme="minorHAnsi"/>
-                <w:sz w:val="16"/>
-                <w:szCs w:val="16"/>
-              </w:rPr>
-            </w:pPr>
-            <w:r>
-              <w:rPr>
-                <w:rFonts w:eastAsiaTheme="minorHAnsi"/>
-                <w:sz w:val="16"/>
-                <w:szCs w:val="16"/>
-              </w:rPr>
-              <w:t>14</w:t>
-            </w:r>
-          </w:p>
-        </w:tc>
-      </w:tr>
-      <w:tr>
-        <w:trPr>
-          <w:trHeight w:val="407" w:hRule="atLeast"/>
-        </w:trPr>
-        <w:tc>
-          <w:tcPr>
-            <w:tcW w:w="1497" w:type="dxa"/>
-            <w:shd w:val="clear" w:color="auto" w:fill="FAE2D5" w:themeFill="accent2" w:themeFillTint="33"/>
-          </w:tcPr>
-          <w:p>
-            <w:pPr>
-              <w:rPr>
-                <w:rFonts w:eastAsiaTheme="minorHAnsi"/>
-                <w:sz w:val="16"/>
-                <w:szCs w:val="16"/>
-              </w:rPr>
-            </w:pPr>
-          </w:p>
-        </w:tc>
-        <w:tc>
-          <w:tcPr>
-            <w:tcW w:w="1498" w:type="dxa"/>
-            <w:shd w:val="clear" w:color="auto" w:fill="FAE2D5" w:themeFill="accent2" w:themeFillTint="33"/>
-          </w:tcPr>
-          <w:p>
-            <w:pPr>
-              <w:rPr>
-                <w:rFonts w:eastAsiaTheme="minorHAnsi"/>
-                <w:sz w:val="16"/>
-                <w:szCs w:val="16"/>
-              </w:rPr>
-            </w:pPr>
-          </w:p>
-        </w:tc>
-        <w:tc>
-          <w:tcPr>
-            <w:tcW w:w="1498" w:type="dxa"/>
-            <w:shd w:val="clear" w:color="auto" w:fill="FAE2D5" w:themeFill="accent2" w:themeFillTint="33"/>
-          </w:tcPr>
-          <w:p>
-            <w:pPr>
-              <w:rPr>
-                <w:rFonts w:eastAsiaTheme="minorHAnsi"/>
-                <w:sz w:val="16"/>
-                <w:szCs w:val="16"/>
-              </w:rPr>
-            </w:pPr>
-          </w:p>
-        </w:tc>
-        <w:tc>
-          <w:tcPr>
-            <w:tcW w:w="1498" w:type="dxa"/>
-            <w:shd w:val="clear" w:color="auto" w:fill="FAE2D5" w:themeFill="accent2" w:themeFillTint="33"/>
-          </w:tcPr>
-          <w:p>
-            <w:pPr>
-              <w:rPr>
-                <w:rFonts w:eastAsiaTheme="minorHAnsi"/>
-                <w:sz w:val="16"/>
-                <w:szCs w:val="16"/>
-              </w:rPr>
-            </w:pPr>
-          </w:p>
-        </w:tc>
-        <w:tc>
-          <w:tcPr>
-            <w:tcW w:w="1498" w:type="dxa"/>
-            <w:shd w:val="clear" w:color="auto" w:fill="FAE2D5" w:themeFill="accent2" w:themeFillTint="33"/>
-          </w:tcPr>
-          <w:p>
-            <w:pPr>
-              <w:rPr>
-                <w:rFonts w:eastAsiaTheme="minorHAnsi"/>
-                <w:sz w:val="16"/>
-                <w:szCs w:val="16"/>
-              </w:rPr>
-            </w:pPr>
-          </w:p>
-        </w:tc>
-        <w:tc>
-          <w:tcPr>
-            <w:tcW w:w="1498" w:type="dxa"/>
-            <w:shd w:val="clear" w:color="auto" w:fill="FAE2D5" w:themeFill="accent2" w:themeFillTint="33"/>
-          </w:tcPr>
-          <w:p>
-            <w:pPr>
-              <w:rPr>
-                <w:rFonts w:eastAsiaTheme="minorHAnsi"/>
-                <w:sz w:val="16"/>
-                <w:szCs w:val="16"/>
-              </w:rPr>
-            </w:pPr>
-          </w:p>
-        </w:tc>
-        <w:tc>
-          <w:tcPr>
-            <w:tcW w:w="1498" w:type="dxa"/>
-            <w:shd w:val="clear" w:color="auto" w:fill="FAE2D5" w:themeFill="accent2" w:themeFillTint="33"/>
-          </w:tcPr>
-          <w:p>
-            <w:pPr>
-              <w:rPr>
-                <w:rFonts w:eastAsiaTheme="minorHAnsi"/>
-                <w:sz w:val="16"/>
-                <w:szCs w:val="16"/>
-              </w:rPr>
-            </w:pPr>
-          </w:p>
-        </w:tc>
-      </w:tr>
-    </w:tbl>
-    <w:p/>
-    <w:p/>
-    <w:p/>
-    <w:p/>
-    <w:p/>
-    <w:p/>
-    <w:p/>
-    <w:p/>
-    <w:p/>
-    <w:p/>
-    <w:p/>
-    <w:p/>
     <w:p/>
     <w:sectPr>
       <w:pgSz w:w="11906" w:h="16838"/>
@@ -6930,22 +3491,22 @@
     <w:lsdException w:name="index 7" w:semiHidden="1" w:unhideWhenUsed="1"/>
     <w:lsdException w:name="index 8" w:semiHidden="1" w:unhideWhenUsed="1"/>
     <w:lsdException w:name="index 9" w:semiHidden="1" w:unhideWhenUsed="1"/>
-    <w:lsdException w:name="toc 1" w:semiHidden="1" w:uiPriority="87" w:unhideWhenUsed="1"/>
-    <w:lsdException w:name="toc 2" w:semiHidden="1" w:uiPriority="87" w:unhideWhenUsed="1"/>
-    <w:lsdException w:name="toc 3" w:semiHidden="1" w:uiPriority="87" w:unhideWhenUsed="1"/>
-    <w:lsdException w:name="toc 4" w:semiHidden="1" w:uiPriority="87" w:unhideWhenUsed="1"/>
-    <w:lsdException w:name="toc 5" w:semiHidden="1" w:uiPriority="87" w:unhideWhenUsed="1"/>
-    <w:lsdException w:name="toc 6" w:semiHidden="1" w:uiPriority="87" w:unhideWhenUsed="1"/>
-    <w:lsdException w:name="toc 7" w:semiHidden="1" w:uiPriority="87" w:unhideWhenUsed="1"/>
-    <w:lsdException w:name="toc 8" w:semiHidden="1" w:uiPriority="87" w:unhideWhenUsed="1"/>
-    <w:lsdException w:name="toc 9" w:semiHidden="1" w:uiPriority="87" w:unhideWhenUsed="1"/>
+    <w:lsdException w:name="toc 1" w:semiHidden="1" w:uiPriority="135" w:unhideWhenUsed="1"/>
+    <w:lsdException w:name="toc 2" w:semiHidden="1" w:uiPriority="135" w:unhideWhenUsed="1"/>
+    <w:lsdException w:name="toc 3" w:semiHidden="1" w:uiPriority="135" w:unhideWhenUsed="1"/>
+    <w:lsdException w:name="toc 4" w:semiHidden="1" w:uiPriority="135" w:unhideWhenUsed="1"/>
+    <w:lsdException w:name="toc 5" w:semiHidden="1" w:uiPriority="135" w:unhideWhenUsed="1"/>
+    <w:lsdException w:name="toc 6" w:semiHidden="1" w:uiPriority="135" w:unhideWhenUsed="1"/>
+    <w:lsdException w:name="toc 7" w:semiHidden="1" w:uiPriority="135" w:unhideWhenUsed="1"/>
+    <w:lsdException w:name="toc 8" w:semiHidden="1" w:uiPriority="135" w:unhideWhenUsed="1"/>
+    <w:lsdException w:name="toc 9" w:semiHidden="1" w:uiPriority="135" w:unhideWhenUsed="1"/>
     <w:lsdException w:name="Normal Indent" w:semiHidden="1" w:unhideWhenUsed="1"/>
     <w:lsdException w:name="footnote text" w:semiHidden="1" w:unhideWhenUsed="1"/>
     <w:lsdException w:name="annotation text" w:semiHidden="1" w:unhideWhenUsed="1"/>
     <w:lsdException w:name="header" w:semiHidden="1" w:unhideWhenUsed="1"/>
     <w:lsdException w:name="footer" w:semiHidden="1" w:unhideWhenUsed="1"/>
     <w:lsdException w:name="index heading" w:semiHidden="1" w:unhideWhenUsed="1"/>
-    <w:lsdException w:name="caption" w:semiHidden="1" w:uiPriority="83" w:unhideWhenUsed="1" w:qFormat="1"/>
+    <w:lsdException w:name="caption" w:semiHidden="1" w:uiPriority="131" w:unhideWhenUsed="1" w:qFormat="1"/>
     <w:lsdException w:name="table of figures" w:semiHidden="1" w:unhideWhenUsed="1"/>
     <w:lsdException w:name="envelope address" w:semiHidden="1" w:unhideWhenUsed="1"/>
     <w:lsdException w:name="envelope return" w:semiHidden="1" w:unhideWhenUsed="1"/>
@@ -6973,7 +3534,7 @@
     <w:lsdException w:name="List Number 3" w:semiHidden="1" w:unhideWhenUsed="1"/>
     <w:lsdException w:name="List Number 4" w:semiHidden="1" w:unhideWhenUsed="1"/>
     <w:lsdException w:name="List Number 5" w:semiHidden="1" w:unhideWhenUsed="1"/>
-    <w:lsdException w:name="Title" w:uiPriority="22" w:qFormat="1"/>
+    <w:lsdException w:name="Title" w:uiPriority="34" w:qFormat="1"/>
     <w:lsdException w:name="Closing" w:semiHidden="1" w:unhideWhenUsed="1"/>
     <w:lsdException w:name="Signature" w:semiHidden="1" w:unhideWhenUsed="1"/>
     <w:lsdException w:name="Default Paragraph Font" w:semiHidden="1" w:uiPriority="1" w:unhideWhenUsed="1"/>
@@ -6985,7 +3546,7 @@
     <w:lsdException w:name="List Continue 4" w:semiHidden="1" w:unhideWhenUsed="1"/>
     <w:lsdException w:name="List Continue 5" w:semiHidden="1" w:unhideWhenUsed="1"/>
     <w:lsdException w:name="Message Header" w:semiHidden="1" w:unhideWhenUsed="1"/>
-    <w:lsdException w:name="Subtitle" w:uiPriority="23" w:qFormat="1"/>
+    <w:lsdException w:name="Subtitle" w:uiPriority="35" w:qFormat="1"/>
     <w:lsdException w:name="Salutation" w:semiHidden="1" w:unhideWhenUsed="1"/>
     <w:lsdException w:name="Date" w:semiHidden="1" w:unhideWhenUsed="1"/>
     <w:lsdException w:name="Body Text First Indent" w:semiHidden="1" w:unhideWhenUsed="1"/>
@@ -6998,8 +3559,8 @@
     <w:lsdException w:name="Block Text" w:semiHidden="1" w:unhideWhenUsed="1"/>
     <w:lsdException w:name="Hyperlink" w:semiHidden="1" w:unhideWhenUsed="1"/>
     <w:lsdException w:name="FollowedHyperlink" w:semiHidden="1" w:unhideWhenUsed="1"/>
-    <w:lsdException w:name="Strong" w:uiPriority="52" w:qFormat="1"/>
-    <w:lsdException w:name="Emphasis" w:uiPriority="50" w:qFormat="1"/>
+    <w:lsdException w:name="Strong" w:uiPriority="82" w:qFormat="1"/>
+    <w:lsdException w:name="Emphasis" w:uiPriority="80" w:qFormat="1"/>
     <w:lsdException w:name="Document Map" w:semiHidden="1" w:unhideWhenUsed="1"/>
     <w:lsdException w:name="Plain Text" w:semiHidden="1" w:unhideWhenUsed="1"/>
     <w:lsdException w:name="E-mail Signature" w:semiHidden="1" w:unhideWhenUsed="1"/>
@@ -7065,13 +3626,13 @@
     <w:lsdException w:name="Table Web 2" w:semiHidden="1" w:unhideWhenUsed="1"/>
     <w:lsdException w:name="Table Web 3" w:semiHidden="1" w:unhideWhenUsed="1"/>
     <w:lsdException w:name="Balloon Text" w:semiHidden="1" w:unhideWhenUsed="1"/>
-    <w:lsdException w:name="Table Grid" w:uiPriority="87"/>
+    <w:lsdException w:name="Table Grid" w:uiPriority="135"/>
     <w:lsdException w:name="Table Theme" w:semiHidden="1" w:unhideWhenUsed="1"/>
     <w:lsdException w:name="Placeholder Text" w:semiHidden="1"/>
     <w:lsdException w:name="No Spacing" w:uiPriority="1" w:qFormat="1"/>
-    <w:lsdException w:name="Light Shading" w:uiPriority="150"/>
-    <w:lsdException w:name="Light List" w:uiPriority="151"/>
-    <w:lsdException w:name="Light Grid" w:uiPriority="152"/>
+    <w:lsdException w:name="Light Shading" w:uiPriority="336"/>
+    <w:lsdException w:name="Light List" w:uiPriority="337"/>
+    <w:lsdException w:name="Light Grid" w:uiPriority="338"/>
     <w:lsdException w:name="Medium Shading 1"/>
     <w:lsdException w:name="Medium Shading 2" w:uiPriority="0"/>
     <w:lsdException w:name="Medium List 1" w:uiPriority="0"/>
@@ -7083,16 +3644,16 @@
     <w:lsdException w:name="Colorful Shading" w:uiPriority="0"/>
     <w:lsdException w:name="Colorful List" w:uiPriority="0"/>
     <w:lsdException w:name="Colorful Grid" w:uiPriority="0"/>
-    <w:lsdException w:name="Light Shading Accent 1" w:uiPriority="150"/>
-    <w:lsdException w:name="Light List Accent 1" w:uiPriority="151"/>
-    <w:lsdException w:name="Light Grid Accent 1" w:uiPriority="152"/>
+    <w:lsdException w:name="Light Shading Accent 1" w:uiPriority="336"/>
+    <w:lsdException w:name="Light List Accent 1" w:uiPriority="337"/>
+    <w:lsdException w:name="Light Grid Accent 1" w:uiPriority="338"/>
     <w:lsdException w:name="Medium Shading 1 Accent 1"/>
     <w:lsdException w:name="Medium Shading 2 Accent 1" w:uiPriority="0"/>
     <w:lsdException w:name="Medium List 1 Accent 1" w:uiPriority="0"/>
     <w:lsdException w:name="Revision" w:semiHidden="1"/>
-    <w:lsdException w:name="List Paragraph" w:uiPriority="82" w:qFormat="1"/>
-    <w:lsdException w:name="Quote" w:uiPriority="65" w:qFormat="1"/>
-    <w:lsdException w:name="Intense Quote" w:uiPriority="72" w:qFormat="1"/>
+    <w:lsdException w:name="List Paragraph" w:uiPriority="130" w:qFormat="1"/>
+    <w:lsdException w:name="Quote" w:uiPriority="101" w:qFormat="1"/>
+    <w:lsdException w:name="Intense Quote" w:uiPriority="114" w:qFormat="1"/>
     <w:lsdException w:name="Medium List 2 Accent 1" w:uiPriority="0"/>
     <w:lsdException w:name="Medium Grid 1 Accent 1" w:uiPriority="0"/>
     <w:lsdException w:name="Medium Grid 2 Accent 1" w:uiPriority="0"/>
@@ -7101,9 +3662,9 @@
     <w:lsdException w:name="Colorful Shading Accent 1" w:uiPriority="0"/>
     <w:lsdException w:name="Colorful List Accent 1" w:uiPriority="0"/>
     <w:lsdException w:name="Colorful Grid Accent 1" w:uiPriority="0"/>
-    <w:lsdException w:name="Light Shading Accent 2" w:uiPriority="150"/>
-    <w:lsdException w:name="Light List Accent 2" w:uiPriority="151"/>
-    <w:lsdException w:name="Light Grid Accent 2" w:uiPriority="152"/>
+    <w:lsdException w:name="Light Shading Accent 2" w:uiPriority="336"/>
+    <w:lsdException w:name="Light List Accent 2" w:uiPriority="337"/>
+    <w:lsdException w:name="Light Grid Accent 2" w:uiPriority="338"/>
     <w:lsdException w:name="Medium Shading 1 Accent 2"/>
     <w:lsdException w:name="Medium Shading 2 Accent 2" w:uiPriority="0"/>
     <w:lsdException w:name="Medium List 1 Accent 2" w:uiPriority="0"/>
@@ -7115,9 +3676,9 @@
     <w:lsdException w:name="Colorful Shading Accent 2" w:uiPriority="0"/>
     <w:lsdException w:name="Colorful List Accent 2" w:uiPriority="0"/>
     <w:lsdException w:name="Colorful Grid Accent 2" w:uiPriority="0"/>
-    <w:lsdException w:name="Light Shading Accent 3" w:uiPriority="150"/>
-    <w:lsdException w:name="Light List Accent 3" w:uiPriority="151"/>
-    <w:lsdException w:name="Light Grid Accent 3" w:uiPriority="152"/>
+    <w:lsdException w:name="Light Shading Accent 3" w:uiPriority="336"/>
+    <w:lsdException w:name="Light List Accent 3" w:uiPriority="337"/>
+    <w:lsdException w:name="Light Grid Accent 3" w:uiPriority="338"/>
     <w:lsdException w:name="Medium Shading 1 Accent 3"/>
     <w:lsdException w:name="Medium Shading 2 Accent 3" w:uiPriority="0"/>
     <w:lsdException w:name="Medium List 1 Accent 3" w:uiPriority="0"/>
@@ -7129,9 +3690,9 @@
     <w:lsdException w:name="Colorful Shading Accent 3" w:uiPriority="0"/>
     <w:lsdException w:name="Colorful List Accent 3" w:uiPriority="0"/>
     <w:lsdException w:name="Colorful Grid Accent 3" w:uiPriority="0"/>
-    <w:lsdException w:name="Light Shading Accent 4" w:uiPriority="150"/>
-    <w:lsdException w:name="Light List Accent 4" w:uiPriority="151"/>
-    <w:lsdException w:name="Light Grid Accent 4" w:uiPriority="152"/>
+    <w:lsdException w:name="Light Shading Accent 4" w:uiPriority="336"/>
+    <w:lsdException w:name="Light List Accent 4" w:uiPriority="337"/>
+    <w:lsdException w:name="Light Grid Accent 4" w:uiPriority="338"/>
     <w:lsdException w:name="Medium Shading 1 Accent 4"/>
     <w:lsdException w:name="Medium Shading 2 Accent 4" w:uiPriority="0"/>
     <w:lsdException w:name="Medium List 1 Accent 4" w:uiPriority="0"/>
@@ -7143,9 +3704,9 @@
     <w:lsdException w:name="Colorful Shading Accent 4" w:uiPriority="0"/>
     <w:lsdException w:name="Colorful List Accent 4" w:uiPriority="0"/>
     <w:lsdException w:name="Colorful Grid Accent 4" w:uiPriority="0"/>
-    <w:lsdException w:name="Light Shading Accent 5" w:uiPriority="150"/>
-    <w:lsdException w:name="Light List Accent 5" w:uiPriority="151"/>
-    <w:lsdException w:name="Light Grid Accent 5" w:uiPriority="152"/>
+    <w:lsdException w:name="Light Shading Accent 5" w:uiPriority="336"/>
+    <w:lsdException w:name="Light List Accent 5" w:uiPriority="337"/>
+    <w:lsdException w:name="Light Grid Accent 5" w:uiPriority="338"/>
     <w:lsdException w:name="Medium Shading 1 Accent 5"/>
     <w:lsdException w:name="Medium Shading 2 Accent 5" w:uiPriority="0"/>
     <w:lsdException w:name="Medium List 1 Accent 5" w:uiPriority="0"/>
@@ -7157,9 +3718,9 @@
     <w:lsdException w:name="Colorful Shading Accent 5" w:uiPriority="0"/>
     <w:lsdException w:name="Colorful List Accent 5" w:uiPriority="0"/>
     <w:lsdException w:name="Colorful Grid Accent 5" w:uiPriority="0"/>
-    <w:lsdException w:name="Light Shading Accent 6" w:uiPriority="150"/>
-    <w:lsdException w:name="Light List Accent 6" w:uiPriority="151"/>
-    <w:lsdException w:name="Light Grid Accent 6" w:uiPriority="152"/>
+    <w:lsdException w:name="Light Shading Accent 6" w:uiPriority="336"/>
+    <w:lsdException w:name="Light List Accent 6" w:uiPriority="337"/>
+    <w:lsdException w:name="Light Grid Accent 6" w:uiPriority="338"/>
     <w:lsdException w:name="Medium Shading 1 Accent 6"/>
     <w:lsdException w:name="Medium Shading 2 Accent 6" w:uiPriority="0"/>
     <w:lsdException w:name="Medium List 1 Accent 6" w:uiPriority="0"/>
@@ -7171,117 +3732,117 @@
     <w:lsdException w:name="Colorful Shading Accent 6" w:uiPriority="0"/>
     <w:lsdException w:name="Colorful List Accent 6" w:uiPriority="0"/>
     <w:lsdException w:name="Colorful Grid Accent 6" w:uiPriority="0"/>
-    <w:lsdException w:name="Subtle Emphasis" w:uiPriority="37" w:qFormat="1"/>
-    <w:lsdException w:name="Intense Emphasis" w:uiPriority="51" w:qFormat="1"/>
-    <w:lsdException w:name="Subtle Reference" w:uiPriority="73" w:qFormat="1"/>
-    <w:lsdException w:name="Intense Reference" w:uiPriority="80" w:qFormat="1"/>
-    <w:lsdException w:name="Book Title" w:uiPriority="81" w:qFormat="1"/>
-    <w:lsdException w:name="Bibliography" w:semiHidden="1" w:uiPriority="85" w:unhideWhenUsed="1"/>
-    <w:lsdException w:name="TOC Heading" w:semiHidden="1" w:uiPriority="87" w:unhideWhenUsed="1" w:qFormat="1"/>
-    <w:lsdException w:name="Plain Table 1" w:uiPriority="101"/>
-    <w:lsdException w:name="Plain Table 2" w:uiPriority="102"/>
-    <w:lsdException w:name="Plain Table 3" w:uiPriority="103"/>
-    <w:lsdException w:name="Plain Table 4" w:uiPriority="104"/>
-    <w:lsdException w:name="Plain Table 5" w:uiPriority="105"/>
-    <w:lsdException w:name="Grid Table Light" w:uiPriority="100"/>
-    <w:lsdException w:name="Grid Table 1 Light" w:uiPriority="112"/>
-    <w:lsdException w:name="Grid Table 2" w:uiPriority="113"/>
-    <w:lsdException w:name="Grid Table 3" w:uiPriority="114"/>
-    <w:lsdException w:name="Grid Table 4" w:uiPriority="115"/>
-    <w:lsdException w:name="Grid Table 5 Dark" w:uiPriority="128"/>
-    <w:lsdException w:name="Grid Table 6 Colorful" w:uiPriority="129"/>
-    <w:lsdException w:name="Grid Table 7 Colorful" w:uiPriority="130"/>
-    <w:lsdException w:name="Grid Table 1 Light Accent 1" w:uiPriority="112"/>
-    <w:lsdException w:name="Grid Table 2 Accent 1" w:uiPriority="113"/>
-    <w:lsdException w:name="Grid Table 3 Accent 1" w:uiPriority="114"/>
-    <w:lsdException w:name="Grid Table 4 Accent 1" w:uiPriority="115"/>
-    <w:lsdException w:name="Grid Table 5 Dark Accent 1" w:uiPriority="128"/>
-    <w:lsdException w:name="Grid Table 6 Colorful Accent 1" w:uiPriority="129"/>
-    <w:lsdException w:name="Grid Table 7 Colorful Accent 1" w:uiPriority="130"/>
-    <w:lsdException w:name="Grid Table 1 Light Accent 2" w:uiPriority="112"/>
-    <w:lsdException w:name="Grid Table 2 Accent 2" w:uiPriority="113"/>
-    <w:lsdException w:name="Grid Table 3 Accent 2" w:uiPriority="114"/>
-    <w:lsdException w:name="Grid Table 4 Accent 2" w:uiPriority="115"/>
-    <w:lsdException w:name="Grid Table 5 Dark Accent 2" w:uiPriority="128"/>
-    <w:lsdException w:name="Grid Table 6 Colorful Accent 2" w:uiPriority="129"/>
-    <w:lsdException w:name="Grid Table 7 Colorful Accent 2" w:uiPriority="130"/>
-    <w:lsdException w:name="Grid Table 1 Light Accent 3" w:uiPriority="112"/>
-    <w:lsdException w:name="Grid Table 2 Accent 3" w:uiPriority="113"/>
-    <w:lsdException w:name="Grid Table 3 Accent 3" w:uiPriority="114"/>
-    <w:lsdException w:name="Grid Table 4 Accent 3" w:uiPriority="115"/>
-    <w:lsdException w:name="Grid Table 5 Dark Accent 3" w:uiPriority="128"/>
-    <w:lsdException w:name="Grid Table 6 Colorful Accent 3" w:uiPriority="129"/>
-    <w:lsdException w:name="Grid Table 7 Colorful Accent 3" w:uiPriority="130"/>
-    <w:lsdException w:name="Grid Table 1 Light Accent 4" w:uiPriority="112"/>
-    <w:lsdException w:name="Grid Table 2 Accent 4" w:uiPriority="113"/>
-    <w:lsdException w:name="Grid Table 3 Accent 4" w:uiPriority="114"/>
-    <w:lsdException w:name="Grid Table 4 Accent 4" w:uiPriority="115"/>
-    <w:lsdException w:name="Grid Table 5 Dark Accent 4" w:uiPriority="128"/>
-    <w:lsdException w:name="Grid Table 6 Colorful Accent 4" w:uiPriority="129"/>
-    <w:lsdException w:name="Grid Table 7 Colorful Accent 4" w:uiPriority="130"/>
-    <w:lsdException w:name="Grid Table 1 Light Accent 5" w:uiPriority="112"/>
-    <w:lsdException w:name="Grid Table 2 Accent 5" w:uiPriority="113"/>
-    <w:lsdException w:name="Grid Table 3 Accent 5" w:uiPriority="114"/>
-    <w:lsdException w:name="Grid Table 4 Accent 5" w:uiPriority="115"/>
-    <w:lsdException w:name="Grid Table 5 Dark Accent 5" w:uiPriority="128"/>
-    <w:lsdException w:name="Grid Table 6 Colorful Accent 5" w:uiPriority="129"/>
-    <w:lsdException w:name="Grid Table 7 Colorful Accent 5" w:uiPriority="130"/>
-    <w:lsdException w:name="Grid Table 1 Light Accent 6" w:uiPriority="112"/>
-    <w:lsdException w:name="Grid Table 2 Accent 6" w:uiPriority="113"/>
-    <w:lsdException w:name="Grid Table 3 Accent 6" w:uiPriority="114"/>
-    <w:lsdException w:name="Grid Table 4 Accent 6" w:uiPriority="115"/>
-    <w:lsdException w:name="Grid Table 5 Dark Accent 6" w:uiPriority="128"/>
-    <w:lsdException w:name="Grid Table 6 Colorful Accent 6" w:uiPriority="129"/>
-    <w:lsdException w:name="Grid Table 7 Colorful Accent 6" w:uiPriority="130"/>
-    <w:lsdException w:name="List Table 1 Light" w:uiPriority="112"/>
-    <w:lsdException w:name="List Table 2" w:uiPriority="113"/>
-    <w:lsdException w:name="List Table 3" w:uiPriority="114"/>
-    <w:lsdException w:name="List Table 4" w:uiPriority="115"/>
-    <w:lsdException w:name="List Table 5 Dark" w:uiPriority="128"/>
-    <w:lsdException w:name="List Table 6 Colorful" w:uiPriority="129"/>
-    <w:lsdException w:name="List Table 7 Colorful" w:uiPriority="130"/>
-    <w:lsdException w:name="List Table 1 Light Accent 1" w:uiPriority="112"/>
-    <w:lsdException w:name="List Table 2 Accent 1" w:uiPriority="113"/>
-    <w:lsdException w:name="List Table 3 Accent 1" w:uiPriority="114"/>
-    <w:lsdException w:name="List Table 4 Accent 1" w:uiPriority="115"/>
-    <w:lsdException w:name="List Table 5 Dark Accent 1" w:uiPriority="128"/>
-    <w:lsdException w:name="List Table 6 Colorful Accent 1" w:uiPriority="129"/>
-    <w:lsdException w:name="List Table 7 Colorful Accent 1" w:uiPriority="130"/>
-    <w:lsdException w:name="List Table 1 Light Accent 2" w:uiPriority="112"/>
-    <w:lsdException w:name="List Table 2 Accent 2" w:uiPriority="113"/>
-    <w:lsdException w:name="List Table 3 Accent 2" w:uiPriority="114"/>
-    <w:lsdException w:name="List Table 4 Accent 2" w:uiPriority="115"/>
-    <w:lsdException w:name="List Table 5 Dark Accent 2" w:uiPriority="128"/>
-    <w:lsdException w:name="List Table 6 Colorful Accent 2" w:uiPriority="129"/>
-    <w:lsdException w:name="List Table 7 Colorful Accent 2" w:uiPriority="130"/>
-    <w:lsdException w:name="List Table 1 Light Accent 3" w:uiPriority="112"/>
-    <w:lsdException w:name="List Table 2 Accent 3" w:uiPriority="113"/>
-    <w:lsdException w:name="List Table 3 Accent 3" w:uiPriority="114"/>
-    <w:lsdException w:name="List Table 4 Accent 3" w:uiPriority="115"/>
-    <w:lsdException w:name="List Table 5 Dark Accent 3" w:uiPriority="128"/>
-    <w:lsdException w:name="List Table 6 Colorful Accent 3" w:uiPriority="129"/>
-    <w:lsdException w:name="List Table 7 Colorful Accent 3" w:uiPriority="130"/>
-    <w:lsdException w:name="List Table 1 Light Accent 4" w:uiPriority="112"/>
-    <w:lsdException w:name="List Table 2 Accent 4" w:uiPriority="113"/>
-    <w:lsdException w:name="List Table 3 Accent 4" w:uiPriority="114"/>
-    <w:lsdException w:name="List Table 4 Accent 4" w:uiPriority="115"/>
-    <w:lsdException w:name="List Table 5 Dark Accent 4" w:uiPriority="128"/>
-    <w:lsdException w:name="List Table 6 Colorful Accent 4" w:uiPriority="129"/>
-    <w:lsdException w:name="List Table 7 Colorful Accent 4" w:uiPriority="130"/>
-    <w:lsdException w:name="List Table 1 Light Accent 5" w:uiPriority="112"/>
-    <w:lsdException w:name="List Table 2 Accent 5" w:uiPriority="113"/>
-    <w:lsdException w:name="List Table 3 Accent 5" w:uiPriority="114"/>
-    <w:lsdException w:name="List Table 4 Accent 5" w:uiPriority="115"/>
-    <w:lsdException w:name="List Table 5 Dark Accent 5" w:uiPriority="128"/>
-    <w:lsdException w:name="List Table 6 Colorful Accent 5" w:uiPriority="129"/>
-    <w:lsdException w:name="List Table 7 Colorful Accent 5" w:uiPriority="130"/>
-    <w:lsdException w:name="List Table 1 Light Accent 6" w:uiPriority="112"/>
-    <w:lsdException w:name="List Table 2 Accent 6" w:uiPriority="113"/>
-    <w:lsdException w:name="List Table 3 Accent 6" w:uiPriority="114"/>
-    <w:lsdException w:name="List Table 4 Accent 6" w:uiPriority="115"/>
-    <w:lsdException w:name="List Table 5 Dark Accent 6" w:uiPriority="128"/>
-    <w:lsdException w:name="List Table 6 Colorful Accent 6" w:uiPriority="129"/>
-    <w:lsdException w:name="List Table 7 Colorful Accent 6" w:uiPriority="130"/>
+    <w:lsdException w:name="Subtle Emphasis" w:uiPriority="55" w:qFormat="1"/>
+    <w:lsdException w:name="Intense Emphasis" w:uiPriority="81" w:qFormat="1"/>
+    <w:lsdException w:name="Subtle Reference" w:uiPriority="115" w:qFormat="1"/>
+    <w:lsdException w:name="Intense Reference" w:uiPriority="128" w:qFormat="1"/>
+    <w:lsdException w:name="Book Title" w:uiPriority="129" w:qFormat="1"/>
+    <w:lsdException w:name="Bibliography" w:semiHidden="1" w:uiPriority="133" w:unhideWhenUsed="1"/>
+    <w:lsdException w:name="TOC Heading" w:semiHidden="1" w:uiPriority="135" w:unhideWhenUsed="1" w:qFormat="1"/>
+    <w:lsdException w:name="Plain Table 1" w:uiPriority="257"/>
+    <w:lsdException w:name="Plain Table 2" w:uiPriority="258"/>
+    <w:lsdException w:name="Plain Table 3" w:uiPriority="259"/>
+    <w:lsdException w:name="Plain Table 4" w:uiPriority="260"/>
+    <w:lsdException w:name="Plain Table 5" w:uiPriority="261"/>
+    <w:lsdException w:name="Grid Table Light" w:uiPriority="256"/>
+    <w:lsdException w:name="Grid Table 1 Light" w:uiPriority="274"/>
+    <w:lsdException w:name="Grid Table 2" w:uiPriority="275"/>
+    <w:lsdException w:name="Grid Table 3" w:uiPriority="276"/>
+    <w:lsdException w:name="Grid Table 4" w:uiPriority="277"/>
+    <w:lsdException w:name="Grid Table 5 Dark" w:uiPriority="296"/>
+    <w:lsdException w:name="Grid Table 6 Colorful" w:uiPriority="297"/>
+    <w:lsdException w:name="Grid Table 7 Colorful" w:uiPriority="304"/>
+    <w:lsdException w:name="Grid Table 1 Light Accent 1" w:uiPriority="274"/>
+    <w:lsdException w:name="Grid Table 2 Accent 1" w:uiPriority="275"/>
+    <w:lsdException w:name="Grid Table 3 Accent 1" w:uiPriority="276"/>
+    <w:lsdException w:name="Grid Table 4 Accent 1" w:uiPriority="277"/>
+    <w:lsdException w:name="Grid Table 5 Dark Accent 1" w:uiPriority="296"/>
+    <w:lsdException w:name="Grid Table 6 Colorful Accent 1" w:uiPriority="297"/>
+    <w:lsdException w:name="Grid Table 7 Colorful Accent 1" w:uiPriority="304"/>
+    <w:lsdException w:name="Grid Table 1 Light Accent 2" w:uiPriority="274"/>
+    <w:lsdException w:name="Grid Table 2 Accent 2" w:uiPriority="275"/>
+    <w:lsdException w:name="Grid Table 3 Accent 2" w:uiPriority="276"/>
+    <w:lsdException w:name="Grid Table 4 Accent 2" w:uiPriority="277"/>
+    <w:lsdException w:name="Grid Table 5 Dark Accent 2" w:uiPriority="296"/>
+    <w:lsdException w:name="Grid Table 6 Colorful Accent 2" w:uiPriority="297"/>
+    <w:lsdException w:name="Grid Table 7 Colorful Accent 2" w:uiPriority="304"/>
+    <w:lsdException w:name="Grid Table 1 Light Accent 3" w:uiPriority="274"/>
+    <w:lsdException w:name="Grid Table 2 Accent 3" w:uiPriority="275"/>
+    <w:lsdException w:name="Grid Table 3 Accent 3" w:uiPriority="276"/>
+    <w:lsdException w:name="Grid Table 4 Accent 3" w:uiPriority="277"/>
+    <w:lsdException w:name="Grid Table 5 Dark Accent 3" w:uiPriority="296"/>
+    <w:lsdException w:name="Grid Table 6 Colorful Accent 3" w:uiPriority="297"/>
+    <w:lsdException w:name="Grid Table 7 Colorful Accent 3" w:uiPriority="304"/>
+    <w:lsdException w:name="Grid Table 1 Light Accent 4" w:uiPriority="274"/>
+    <w:lsdException w:name="Grid Table 2 Accent 4" w:uiPriority="275"/>
+    <w:lsdException w:name="Grid Table 3 Accent 4" w:uiPriority="276"/>
+    <w:lsdException w:name="Grid Table 4 Accent 4" w:uiPriority="277"/>
+    <w:lsdException w:name="Grid Table 5 Dark Accent 4" w:uiPriority="296"/>
+    <w:lsdException w:name="Grid Table 6 Colorful Accent 4" w:uiPriority="297"/>
+    <w:lsdException w:name="Grid Table 7 Colorful Accent 4" w:uiPriority="304"/>
+    <w:lsdException w:name="Grid Table 1 Light Accent 5" w:uiPriority="274"/>
+    <w:lsdException w:name="Grid Table 2 Accent 5" w:uiPriority="275"/>
+    <w:lsdException w:name="Grid Table 3 Accent 5" w:uiPriority="276"/>
+    <w:lsdException w:name="Grid Table 4 Accent 5" w:uiPriority="277"/>
+    <w:lsdException w:name="Grid Table 5 Dark Accent 5" w:uiPriority="296"/>
+    <w:lsdException w:name="Grid Table 6 Colorful Accent 5" w:uiPriority="297"/>
+    <w:lsdException w:name="Grid Table 7 Colorful Accent 5" w:uiPriority="304"/>
+    <w:lsdException w:name="Grid Table 1 Light Accent 6" w:uiPriority="274"/>
+    <w:lsdException w:name="Grid Table 2 Accent 6" w:uiPriority="275"/>
+    <w:lsdException w:name="Grid Table 3 Accent 6" w:uiPriority="276"/>
+    <w:lsdException w:name="Grid Table 4 Accent 6" w:uiPriority="277"/>
+    <w:lsdException w:name="Grid Table 5 Dark Accent 6" w:uiPriority="296"/>
+    <w:lsdException w:name="Grid Table 6 Colorful Accent 6" w:uiPriority="297"/>
+    <w:lsdException w:name="Grid Table 7 Colorful Accent 6" w:uiPriority="304"/>
+    <w:lsdException w:name="List Table 1 Light" w:uiPriority="274"/>
+    <w:lsdException w:name="List Table 2" w:uiPriority="275"/>
+    <w:lsdException w:name="List Table 3" w:uiPriority="276"/>
+    <w:lsdException w:name="List Table 4" w:uiPriority="277"/>
+    <w:lsdException w:name="List Table 5 Dark" w:uiPriority="296"/>
+    <w:lsdException w:name="List Table 6 Colorful" w:uiPriority="297"/>
+    <w:lsdException w:name="List Table 7 Colorful" w:uiPriority="304"/>
+    <w:lsdException w:name="List Table 1 Light Accent 1" w:uiPriority="274"/>
+    <w:lsdException w:name="List Table 2 Accent 1" w:uiPriority="275"/>
+    <w:lsdException w:name="List Table 3 Accent 1" w:uiPriority="276"/>
+    <w:lsdException w:name="List Table 4 Accent 1" w:uiPriority="277"/>
+    <w:lsdException w:name="List Table 5 Dark Accent 1" w:uiPriority="296"/>
+    <w:lsdException w:name="List Table 6 Colorful Accent 1" w:uiPriority="297"/>
+    <w:lsdException w:name="List Table 7 Colorful Accent 1" w:uiPriority="304"/>
+    <w:lsdException w:name="List Table 1 Light Accent 2" w:uiPriority="274"/>
+    <w:lsdException w:name="List Table 2 Accent 2" w:uiPriority="275"/>
+    <w:lsdException w:name="List Table 3 Accent 2" w:uiPriority="276"/>
+    <w:lsdException w:name="List Table 4 Accent 2" w:uiPriority="277"/>
+    <w:lsdException w:name="List Table 5 Dark Accent 2" w:uiPriority="296"/>
+    <w:lsdException w:name="List Table 6 Colorful Accent 2" w:uiPriority="297"/>
+    <w:lsdException w:name="List Table 7 Colorful Accent 2" w:uiPriority="304"/>
+    <w:lsdException w:name="List Table 1 Light Accent 3" w:uiPriority="274"/>
+    <w:lsdException w:name="List Table 2 Accent 3" w:uiPriority="275"/>
+    <w:lsdException w:name="List Table 3 Accent 3" w:uiPriority="276"/>
+    <w:lsdException w:name="List Table 4 Accent 3" w:uiPriority="277"/>
+    <w:lsdException w:name="List Table 5 Dark Accent 3" w:uiPriority="296"/>
+    <w:lsdException w:name="List Table 6 Colorful Accent 3" w:uiPriority="297"/>
+    <w:lsdException w:name="List Table 7 Colorful Accent 3" w:uiPriority="304"/>
+    <w:lsdException w:name="List Table 1 Light Accent 4" w:uiPriority="274"/>
+    <w:lsdException w:name="List Table 2 Accent 4" w:uiPriority="275"/>
+    <w:lsdException w:name="List Table 3 Accent 4" w:uiPriority="276"/>
+    <w:lsdException w:name="List Table 4 Accent 4" w:uiPriority="277"/>
+    <w:lsdException w:name="List Table 5 Dark Accent 4" w:uiPriority="296"/>
+    <w:lsdException w:name="List Table 6 Colorful Accent 4" w:uiPriority="297"/>
+    <w:lsdException w:name="List Table 7 Colorful Accent 4" w:uiPriority="304"/>
+    <w:lsdException w:name="List Table 1 Light Accent 5" w:uiPriority="274"/>
+    <w:lsdException w:name="List Table 2 Accent 5" w:uiPriority="275"/>
+    <w:lsdException w:name="List Table 3 Accent 5" w:uiPriority="276"/>
+    <w:lsdException w:name="List Table 4 Accent 5" w:uiPriority="277"/>
+    <w:lsdException w:name="List Table 5 Dark Accent 5" w:uiPriority="296"/>
+    <w:lsdException w:name="List Table 6 Colorful Accent 5" w:uiPriority="297"/>
+    <w:lsdException w:name="List Table 7 Colorful Accent 5" w:uiPriority="304"/>
+    <w:lsdException w:name="List Table 1 Light Accent 6" w:uiPriority="274"/>
+    <w:lsdException w:name="List Table 2 Accent 6" w:uiPriority="275"/>
+    <w:lsdException w:name="List Table 3 Accent 6" w:uiPriority="276"/>
+    <w:lsdException w:name="List Table 4 Accent 6" w:uiPriority="277"/>
+    <w:lsdException w:name="List Table 5 Dark Accent 6" w:uiPriority="296"/>
+    <w:lsdException w:name="List Table 6 Colorful Accent 6" w:uiPriority="297"/>
+    <w:lsdException w:name="List Table 7 Colorful Accent 6" w:uiPriority="304"/>
     <w:lsdException w:name="Mention" w:semiHidden="1" w:unhideWhenUsed="1"/>
     <w:lsdException w:name="Smart Hyperlink" w:semiHidden="1" w:unhideWhenUsed="1"/>
     <w:lsdException w:name="Hashtag" w:semiHidden="1" w:unhideWhenUsed="1"/>

--- a/일정/일정(채은).docx
+++ b/일정/일정(채은).docx
@@ -8,10 +8,13 @@
           <w:bottom w:val="single" w:sz="6" w:space="1" w:color="auto"/>
         </w:pBdr>
         <w:rPr>
-          <w:rFonts w:ascii="HY헤드라인M" w:eastAsia="HY헤드라인M"/>
-          <w:color w:val="F6C6AD"/>
-          <w:sz w:val="18"/>
-          <w:szCs w:val="18"/>
+          <w:caps w:val="off"/>
+          <w:lang w:eastAsia="ko-KR"/>
+          <w:rFonts w:ascii="gg sans" w:eastAsia="gg sans" w:hAnsi="gg sans" w:cs="gg sans" w:hint="eastAsia"/>
+          <w:b w:val="0"/>
+          <w:i w:val="0"/>
+          <w:sz w:val="16"/>
+          <w:rtl w:val="off"/>
         </w:rPr>
       </w:pPr>
       <w:r>
@@ -24,1223 +27,1272 @@
         <w:t>To Do List</w:t>
       </w:r>
     </w:p>
-    <w:tbl>
-      <w:tblPr>
-        <w:tblStyle w:val="ac"/>
-        <w:tblW w:w="0" w:type="auto"/>
-        <w:tblLook w:val="04A0" w:firstRow="1" w:lastRow="0" w:firstColumn="1" w:lastColumn="0" w:noHBand="0" w:noVBand="1"/>
-      </w:tblPr>
-      <w:tblGrid>
-        <w:gridCol w:w="1129"/>
-        <w:gridCol w:w="9214"/>
-      </w:tblGrid>
-      <w:tr>
-        <w:trPr>
-          <w:trHeight w:val="4468" w:hRule="atLeast"/>
-        </w:trPr>
-        <w:tc>
-          <w:tcPr>
-            <w:tcW w:w="1129" w:type="dxa"/>
-            <w:shd w:val="clear" w:color="auto" w:fill="D9D9D9" w:themeFill="background1" w:themeFillShade="d9"/>
-          </w:tcPr>
-          <w:p>
-            <w:pPr>
-              <w:jc w:val="center"/>
-              <w:rPr>
-                <w:rFonts w:ascii="HY헤드라인M" w:eastAsia="HY헤드라인M"/>
-                <w:sz w:val="20"/>
-                <w:szCs w:val="20"/>
-              </w:rPr>
-            </w:pPr>
-            <w:r>
-              <w:rPr>
-                <w:rFonts w:ascii="HY헤드라인M" w:eastAsia="HY헤드라인M" w:hint="eastAsia"/>
-                <w:sz w:val="20"/>
-                <w:szCs w:val="20"/>
-              </w:rPr>
-              <w:t>임수영</w:t>
-            </w:r>
-          </w:p>
-        </w:tc>
-        <w:tc>
-          <w:tcPr>
-            <w:tcW w:w="9214" w:type="dxa"/>
-          </w:tcPr>
-          <w:p>
-            <w:pPr>
-              <w:rPr>
-                <w:rFonts w:ascii="HY헤드라인M" w:eastAsia="HY헤드라인M"/>
-                <w:sz w:val="24"/>
-              </w:rPr>
-            </w:pPr>
-            <w:r>
-              <w:rPr>
-                <w:rFonts w:ascii="HY헤드라인M" w:eastAsia="HY헤드라인M" w:hint="eastAsia"/>
-                <w:sz w:val="24"/>
-              </w:rPr>
-              <w:t>[컨텐츠 구현]</w:t>
-            </w:r>
-          </w:p>
-          <w:p>
-            <w:pPr>
-              <w:rPr>
-                <w:rFonts w:ascii="HY헤드라인M" w:eastAsia="HY헤드라인M"/>
-                <w:sz w:val="24"/>
-              </w:rPr>
-            </w:pPr>
-            <w:r>
-              <w:rPr>
-                <w:rFonts w:ascii="HY헤드라인M" w:eastAsia="HY헤드라인M" w:hint="eastAsia"/>
-                <w:sz w:val="24"/>
-              </w:rPr>
-              <w:t>-Spider 구현</w:t>
-            </w:r>
-          </w:p>
-          <w:p>
-            <w:pPr>
-              <w:rPr>
-                <w:rFonts w:ascii="HY헤드라인M" w:eastAsia="HY헤드라인M"/>
-                <w:sz w:val="24"/>
-              </w:rPr>
-            </w:pPr>
-            <w:r>
-              <w:rPr>
-                <w:rFonts w:ascii="HY헤드라인M" w:eastAsia="HY헤드라인M" w:hint="eastAsia"/>
-                <w:sz w:val="24"/>
-              </w:rPr>
-              <w:t>-EmotionGame 구현</w:t>
-            </w:r>
-          </w:p>
-          <w:p>
-            <w:pPr>
-              <w:rPr>
-                <w:rFonts w:ascii="HY헤드라인M" w:eastAsia="HY헤드라인M"/>
-                <w:sz w:val="24"/>
-              </w:rPr>
-            </w:pPr>
-            <w:r>
-              <w:rPr>
-                <w:rFonts w:ascii="HY헤드라인M" w:eastAsia="HY헤드라인M"/>
-                <w:sz w:val="24"/>
-              </w:rPr>
-              <w:t>-Ghost</w:t>
-            </w:r>
-            <w:r>
-              <w:rPr>
-                <w:rFonts w:ascii="HY헤드라인M" w:eastAsia="HY헤드라인M" w:hint="eastAsia"/>
-                <w:sz w:val="24"/>
-              </w:rPr>
-              <w:t xml:space="preserve"> 구현</w:t>
-            </w:r>
-          </w:p>
-          <w:p>
-            <w:pPr>
-              <w:rPr>
-                <w:rFonts w:ascii="HY헤드라인M" w:eastAsia="HY헤드라인M"/>
-                <w:sz w:val="24"/>
-              </w:rPr>
-            </w:pPr>
-            <w:r>
-              <w:rPr>
-                <w:rFonts w:ascii="HY헤드라인M" w:eastAsia="HY헤드라인M"/>
-                <w:sz w:val="24"/>
-              </w:rPr>
-              <w:t>-TrashCollecter</w:t>
-            </w:r>
-            <w:r>
-              <w:rPr>
-                <w:rFonts w:ascii="HY헤드라인M" w:eastAsia="HY헤드라인M" w:hint="eastAsia"/>
-                <w:sz w:val="24"/>
-              </w:rPr>
-              <w:t xml:space="preserve"> 구현</w:t>
-            </w:r>
-          </w:p>
-          <w:p>
-            <w:pPr>
-              <w:rPr>
-                <w:rFonts w:ascii="HY헤드라인M" w:eastAsia="HY헤드라인M"/>
-                <w:sz w:val="24"/>
-              </w:rPr>
-            </w:pPr>
-            <w:r>
-              <w:rPr>
-                <w:rFonts w:ascii="HY헤드라인M" w:eastAsia="HY헤드라인M"/>
-                <w:sz w:val="24"/>
-              </w:rPr>
-              <w:t>-PollutionMonitor</w:t>
-            </w:r>
-            <w:r>
-              <w:rPr>
-                <w:rFonts w:ascii="HY헤드라인M" w:eastAsia="HY헤드라인M" w:hint="eastAsia"/>
-                <w:sz w:val="24"/>
-              </w:rPr>
-              <w:t xml:space="preserve"> 구현</w:t>
-            </w:r>
-          </w:p>
-          <w:p>
-            <w:pPr>
-              <w:rPr>
-                <w:rFonts w:ascii="HY헤드라인M" w:eastAsia="HY헤드라인M"/>
-                <w:sz w:val="24"/>
-              </w:rPr>
-            </w:pPr>
-            <w:r>
-              <w:rPr>
-                <w:rFonts w:ascii="HY헤드라인M" w:eastAsia="HY헤드라인M" w:hint="eastAsia"/>
-                <w:sz w:val="24"/>
-              </w:rPr>
-              <w:t>-퀘스트 시스템 구현</w:t>
-            </w:r>
-          </w:p>
-          <w:p>
-            <w:pPr>
-              <w:rPr>
-                <w:rFonts w:ascii="HY헤드라인M" w:eastAsia="HY헤드라인M"/>
-                <w:sz w:val="24"/>
-              </w:rPr>
-            </w:pPr>
-            <w:r>
-              <w:rPr>
-                <w:rFonts w:ascii="HY헤드라인M" w:eastAsia="HY헤드라인M" w:hint="eastAsia"/>
-                <w:sz w:val="24"/>
-              </w:rPr>
-              <w:t>-아이템 판매, 구매 구현</w:t>
-            </w:r>
-          </w:p>
-          <w:p>
-            <w:pPr>
-              <w:rPr>
-                <w:rFonts w:ascii="HY헤드라인M" w:eastAsia="HY헤드라인M"/>
-                <w:sz w:val="24"/>
-              </w:rPr>
-            </w:pPr>
-            <w:r>
-              <w:rPr>
-                <w:rFonts w:ascii="HY헤드라인M" w:eastAsia="HY헤드라인M" w:hint="eastAsia"/>
-                <w:sz w:val="24"/>
-              </w:rPr>
-              <w:t>-Base 문 구현</w:t>
-            </w:r>
-          </w:p>
-          <w:p>
-            <w:pPr>
-              <w:rPr>
-                <w:rFonts w:ascii="HY헤드라인M" w:eastAsia="HY헤드라인M"/>
-                <w:sz w:val="24"/>
-              </w:rPr>
-            </w:pPr>
-            <w:r>
-              <w:rPr>
-                <w:rFonts w:ascii="HY헤드라인M" w:eastAsia="HY헤드라인M" w:hint="eastAsia"/>
-                <w:sz w:val="24"/>
-              </w:rPr>
-              <w:t>-몬스터 계단 이동 구현</w:t>
-            </w:r>
-          </w:p>
-          <w:p>
-            <w:pPr>
-              <w:rPr>
-                <w:rFonts w:ascii="HY헤드라인M" w:eastAsia="HY헤드라인M"/>
-                <w:sz w:val="24"/>
-              </w:rPr>
-            </w:pPr>
-            <w:r>
-              <w:rPr>
-                <w:rFonts w:ascii="HY헤드라인M" w:eastAsia="HY헤드라인M"/>
-                <w:sz w:val="24"/>
-              </w:rPr>
-              <w:t>-절차적 맵 생성 규칙 및 난이도 제대로 적용</w:t>
-            </w:r>
-          </w:p>
-          <w:p>
-            <w:pPr>
-              <w:rPr>
-                <w:rFonts w:ascii="HY헤드라인M" w:eastAsia="HY헤드라인M"/>
-                <w:sz w:val="24"/>
-              </w:rPr>
-            </w:pPr>
-            <w:r>
-              <w:rPr>
-                <w:rFonts w:ascii="HY헤드라인M" w:eastAsia="HY헤드라인M"/>
-                <w:sz w:val="24"/>
-              </w:rPr>
-              <w:t xml:space="preserve">-절차적 맵 생성 시 아이템, 몬스터, 판매기 </w:t>
-            </w:r>
-            <w:r>
-              <w:rPr>
-                <w:rFonts w:ascii="HY헤드라인M" w:eastAsia="HY헤드라인M" w:hint="eastAsia"/>
-                <w:sz w:val="24"/>
-              </w:rPr>
-              <w:t>배치</w:t>
-            </w:r>
-          </w:p>
-          <w:p>
-            <w:pPr>
-              <w:rPr>
-                <w:rFonts w:ascii="HY헤드라인M" w:eastAsia="HY헤드라인M"/>
-                <w:sz w:val="24"/>
-              </w:rPr>
-            </w:pPr>
-          </w:p>
-          <w:p>
-            <w:pPr>
-              <w:rPr>
-                <w:rFonts w:ascii="HY헤드라인M" w:eastAsia="HY헤드라인M"/>
-                <w:sz w:val="24"/>
-              </w:rPr>
-            </w:pPr>
-            <w:r>
-              <w:rPr>
-                <w:rFonts w:ascii="HY헤드라인M" w:eastAsia="HY헤드라인M" w:hint="eastAsia"/>
-                <w:sz w:val="24"/>
-              </w:rPr>
-              <w:t>[통신 관련 구현]</w:t>
-            </w:r>
-          </w:p>
-          <w:p>
-            <w:pPr>
-              <w:rPr>
-                <w:rFonts w:ascii="HY헤드라인M" w:eastAsia="HY헤드라인M"/>
-                <w:sz w:val="24"/>
-              </w:rPr>
-            </w:pPr>
-            <w:r>
-              <w:rPr>
-                <w:rFonts w:ascii="HY헤드라인M" w:eastAsia="HY헤드라인M"/>
-                <w:sz w:val="24"/>
-              </w:rPr>
-              <w:t xml:space="preserve">-데이터베이스 연결 </w:t>
-            </w:r>
-          </w:p>
-          <w:p>
-            <w:pPr>
-              <w:rPr>
-                <w:rFonts w:ascii="HY헤드라인M" w:eastAsia="HY헤드라인M"/>
-                <w:sz w:val="24"/>
-              </w:rPr>
-            </w:pPr>
-            <w:r>
-              <w:rPr>
-                <w:rFonts w:ascii="HY헤드라인M" w:eastAsia="HY헤드라인M"/>
-                <w:sz w:val="24"/>
-              </w:rPr>
-              <w:t>-로그인/로그아웃 구현</w:t>
-            </w:r>
-          </w:p>
-          <w:p>
-            <w:pPr>
-              <w:rPr>
-                <w:rFonts w:ascii="HY헤드라인M" w:eastAsia="HY헤드라인M"/>
-                <w:sz w:val="24"/>
-              </w:rPr>
-            </w:pPr>
-            <w:r>
-              <w:rPr>
-                <w:rFonts w:ascii="HY헤드라인M" w:eastAsia="HY헤드라인M"/>
-                <w:sz w:val="24"/>
-              </w:rPr>
-              <w:t xml:space="preserve">-Room 입퇴장 구현 </w:t>
-            </w:r>
-          </w:p>
-          <w:p>
-            <w:pPr>
-              <w:rPr>
-                <w:rFonts w:ascii="HY헤드라인M" w:eastAsia="HY헤드라인M"/>
-                <w:sz w:val="24"/>
-              </w:rPr>
-            </w:pPr>
-          </w:p>
-          <w:p>
-            <w:pPr>
-              <w:rPr>
-                <w:rFonts w:ascii="HY헤드라인M" w:eastAsia="HY헤드라인M"/>
-                <w:sz w:val="24"/>
-              </w:rPr>
-            </w:pPr>
-            <w:r>
-              <w:rPr>
-                <w:rFonts w:ascii="HY헤드라인M" w:eastAsia="HY헤드라인M" w:hint="eastAsia"/>
-                <w:sz w:val="24"/>
-              </w:rPr>
-              <w:t>[기타]</w:t>
-            </w:r>
-          </w:p>
-          <w:p>
-            <w:pPr>
-              <w:rPr>
-                <w:rFonts w:ascii="HY헤드라인M" w:eastAsia="HY헤드라인M"/>
-                <w:sz w:val="24"/>
-              </w:rPr>
-            </w:pPr>
-            <w:r>
-              <w:rPr>
-                <w:rFonts w:ascii="HY헤드라인M" w:eastAsia="HY헤드라인M" w:hint="eastAsia"/>
-                <w:sz w:val="24"/>
-              </w:rPr>
-              <w:t>-서버 멀티쓰레드 적용</w:t>
-            </w:r>
-          </w:p>
-          <w:p>
-            <w:pPr>
-              <w:rPr>
-                <w:rFonts w:ascii="HY헤드라인M" w:eastAsia="HY헤드라인M"/>
-                <w:sz w:val="24"/>
-              </w:rPr>
-            </w:pPr>
-            <w:r>
-              <w:rPr>
-                <w:rFonts w:ascii="HY헤드라인M" w:eastAsia="HY헤드라인M"/>
-                <w:sz w:val="24"/>
-              </w:rPr>
-              <w:t>-최적화</w:t>
-            </w:r>
-            <w:r>
-              <w:rPr>
-                <w:rFonts w:ascii="HY헤드라인M" w:eastAsia="HY헤드라인M" w:hint="eastAsia"/>
-                <w:sz w:val="24"/>
-              </w:rPr>
-              <w:t xml:space="preserve"> 및</w:t>
-            </w:r>
-            <w:r>
-              <w:rPr>
-                <w:rFonts w:ascii="HY헤드라인M" w:eastAsia="HY헤드라인M"/>
-                <w:sz w:val="24"/>
-              </w:rPr>
-              <w:t xml:space="preserve"> 코드 정리</w:t>
-            </w:r>
-          </w:p>
-          <w:p>
-            <w:pPr>
-              <w:rPr>
-                <w:rFonts w:ascii="HY헤드라인M" w:eastAsia="HY헤드라인M"/>
-                <w:sz w:val="24"/>
-              </w:rPr>
-            </w:pPr>
-            <w:r>
-              <w:rPr>
-                <w:rFonts w:ascii="HY헤드라인M" w:eastAsia="HY헤드라인M"/>
-                <w:sz w:val="24"/>
-              </w:rPr>
-              <w:t xml:space="preserve">-더미 클라이언트 제작 </w:t>
-            </w:r>
-          </w:p>
-          <w:p>
-            <w:pPr>
-              <w:rPr>
-                <w:rFonts w:ascii="HY헤드라인M" w:eastAsia="HY헤드라인M"/>
-                <w:sz w:val="24"/>
-              </w:rPr>
-            </w:pPr>
-            <w:r>
-              <w:rPr>
-                <w:rFonts w:ascii="HY헤드라인M" w:eastAsia="HY헤드라인M"/>
-                <w:sz w:val="24"/>
-              </w:rPr>
-              <w:t>-Base 타일맵 제작</w:t>
-            </w:r>
-          </w:p>
-          <w:p>
-            <w:pPr>
-              <w:rPr>
-                <w:rFonts w:ascii="HY헤드라인M" w:eastAsia="HY헤드라인M" w:hint="eastAsia"/>
-                <w:sz w:val="24"/>
-              </w:rPr>
-            </w:pPr>
-            <w:r>
-              <w:rPr>
-                <w:rFonts w:ascii="HY헤드라인M" w:eastAsia="HY헤드라인M" w:hint="eastAsia"/>
-                <w:sz w:val="24"/>
-              </w:rPr>
-              <w:t>-UDP 통신 구현(마이크)</w:t>
-            </w:r>
-          </w:p>
-        </w:tc>
-      </w:tr>
-      <w:tr>
-        <w:trPr>
-          <w:trHeight w:val="4468" w:hRule="atLeast"/>
-        </w:trPr>
-        <w:tc>
-          <w:tcPr>
-            <w:tcW w:w="1129" w:type="dxa"/>
-            <w:shd w:val="clear" w:color="auto" w:fill="D9D9D9" w:themeFill="background1" w:themeFillShade="d9"/>
-          </w:tcPr>
-          <w:p>
-            <w:pPr>
-              <w:jc w:val="center"/>
-              <w:rPr>
-                <w:rFonts w:ascii="HY헤드라인M" w:eastAsia="HY헤드라인M"/>
-                <w:sz w:val="20"/>
-                <w:szCs w:val="20"/>
-              </w:rPr>
-            </w:pPr>
-            <w:r>
-              <w:rPr>
-                <w:rFonts w:ascii="HY헤드라인M" w:eastAsia="HY헤드라인M" w:hint="eastAsia"/>
-                <w:sz w:val="20"/>
-                <w:szCs w:val="20"/>
-              </w:rPr>
-              <w:t>임채은</w:t>
-            </w:r>
-          </w:p>
-        </w:tc>
-        <w:tc>
-          <w:tcPr>
-            <w:tcW w:w="9214" w:type="dxa"/>
-          </w:tcPr>
-          <w:p>
-            <w:pPr>
-              <w:rPr>
-                <w:rFonts w:ascii="HY헤드라인M" w:eastAsia="HY헤드라인M"/>
-                <w:strike/>
-                <w:sz w:val="24"/>
-              </w:rPr>
-            </w:pPr>
-            <w:r>
-              <w:rPr>
-                <w:rFonts w:ascii="HY헤드라인M" w:eastAsia="HY헤드라인M" w:hint="eastAsia"/>
-                <w:strike/>
-                <w:sz w:val="24"/>
-              </w:rPr>
-              <w:t>[감정 추출 로직]</w:t>
-            </w:r>
-          </w:p>
-          <w:p>
-            <w:pPr>
-              <w:pStyle w:val="a6"/>
-              <w:numPr>
-                <w:ilvl w:val="0"/>
-                <w:numId w:val="1"/>
-              </w:numPr>
-              <w:rPr>
-                <w:rFonts w:ascii="HY헤드라인M" w:eastAsia="HY헤드라인M"/>
-                <w:strike/>
-                <w:sz w:val="24"/>
-              </w:rPr>
-            </w:pPr>
-            <w:r>
-              <w:rPr>
-                <w:rFonts w:ascii="HY헤드라인M" w:eastAsia="HY헤드라인M" w:hint="eastAsia"/>
-                <w:strike/>
-                <w:sz w:val="24"/>
-              </w:rPr>
-              <w:t>패킷 및 네트워크 로직 변경(감정이 바뀔 때 송신, 초별 감정 더해서 게임 끝나면 송신)</w:t>
-            </w:r>
-          </w:p>
-          <w:p>
-            <w:pPr>
-              <w:rPr>
-                <w:rFonts w:ascii="HY헤드라인M" w:eastAsia="HY헤드라인M"/>
-                <w:sz w:val="24"/>
-              </w:rPr>
-            </w:pPr>
-          </w:p>
-          <w:p>
-            <w:pPr>
-              <w:rPr>
-                <w:rFonts w:ascii="HY헤드라인M" w:eastAsia="HY헤드라인M"/>
-                <w:sz w:val="24"/>
-              </w:rPr>
-            </w:pPr>
-            <w:r>
-              <w:rPr>
-                <w:rFonts w:ascii="HY헤드라인M" w:eastAsia="HY헤드라인M" w:hint="eastAsia"/>
-                <w:sz w:val="24"/>
-              </w:rPr>
-              <w:t>[서버와의 통신 및 클라 로직과 UI 구현]</w:t>
-            </w:r>
-          </w:p>
-          <w:p>
-            <w:pPr>
-              <w:pStyle w:val="a6"/>
-              <w:numPr>
-                <w:ilvl w:val="0"/>
-                <w:numId w:val="1"/>
-              </w:numPr>
-              <w:rPr>
-                <w:rFonts w:ascii="HY헤드라인M" w:eastAsia="HY헤드라인M"/>
-                <w:sz w:val="24"/>
-              </w:rPr>
-            </w:pPr>
-            <w:r>
-              <w:rPr>
-                <w:rFonts w:ascii="HY헤드라인M" w:eastAsia="HY헤드라인M" w:hint="eastAsia"/>
-                <w:sz w:val="24"/>
-              </w:rPr>
-              <w:t>판매기 사용</w:t>
-            </w:r>
-          </w:p>
-          <w:p>
-            <w:pPr>
-              <w:pStyle w:val="a6"/>
-              <w:numPr>
-                <w:ilvl w:val="0"/>
-                <w:numId w:val="1"/>
-              </w:numPr>
-              <w:rPr>
-                <w:rFonts w:ascii="HY헤드라인M" w:eastAsia="HY헤드라인M"/>
-                <w:sz w:val="24"/>
-              </w:rPr>
-            </w:pPr>
-            <w:r>
-              <w:rPr>
-                <w:rFonts w:ascii="HY헤드라인M" w:eastAsia="HY헤드라인M"/>
-                <w:strike/>
-                <w:sz w:val="24"/>
-              </w:rPr>
-              <w:t>H</w:t>
-            </w:r>
-            <w:r>
-              <w:rPr>
-                <w:rFonts w:ascii="HY헤드라인M" w:eastAsia="HY헤드라인M" w:hint="eastAsia"/>
-                <w:strike/>
-                <w:sz w:val="24"/>
-              </w:rPr>
-              <w:t>p</w:t>
-            </w:r>
-          </w:p>
-          <w:p>
-            <w:pPr>
-              <w:pStyle w:val="a6"/>
-              <w:numPr>
-                <w:ilvl w:val="0"/>
-                <w:numId w:val="1"/>
-              </w:numPr>
-              <w:rPr>
-                <w:rFonts w:ascii="HY헤드라인M" w:eastAsia="HY헤드라인M"/>
-                <w:sz w:val="24"/>
-              </w:rPr>
-            </w:pPr>
-            <w:r>
-              <w:rPr>
-                <w:rFonts w:ascii="HY헤드라인M" w:eastAsia="HY헤드라인M" w:hint="eastAsia"/>
-                <w:sz w:val="24"/>
-              </w:rPr>
-              <w:t>Base 문 열고 닫기</w:t>
-            </w:r>
-          </w:p>
-          <w:p>
-            <w:pPr>
-              <w:pStyle w:val="a6"/>
-              <w:numPr>
-                <w:ilvl w:val="0"/>
-                <w:numId w:val="1"/>
-              </w:numPr>
-              <w:rPr>
-                <w:rFonts w:ascii="HY헤드라인M" w:eastAsia="HY헤드라인M"/>
-                <w:strike/>
-                <w:sz w:val="24"/>
-              </w:rPr>
-            </w:pPr>
-            <w:r>
-              <w:rPr>
-                <w:rFonts w:ascii="HY헤드라인M" w:eastAsia="HY헤드라인M" w:hint="eastAsia"/>
-                <w:strike/>
-                <w:sz w:val="24"/>
-              </w:rPr>
-              <w:t>EmotionGame 몬스터</w:t>
-            </w:r>
-          </w:p>
-          <w:p>
-            <w:pPr>
-              <w:pStyle w:val="a6"/>
-              <w:numPr>
-                <w:ilvl w:val="0"/>
-                <w:numId w:val="1"/>
-              </w:numPr>
-              <w:rPr>
-                <w:rFonts w:ascii="HY헤드라인M" w:eastAsia="HY헤드라인M"/>
-                <w:sz w:val="24"/>
-              </w:rPr>
-            </w:pPr>
-            <w:r>
-              <w:rPr>
-                <w:rFonts w:ascii="HY헤드라인M" w:eastAsia="HY헤드라인M" w:hint="eastAsia"/>
-                <w:sz w:val="24"/>
-              </w:rPr>
-              <w:t>Ghost 몬스터</w:t>
-            </w:r>
-          </w:p>
-          <w:p>
-            <w:pPr>
-              <w:pStyle w:val="a6"/>
-              <w:numPr>
-                <w:ilvl w:val="0"/>
-                <w:numId w:val="1"/>
-              </w:numPr>
-              <w:rPr>
-                <w:rFonts w:ascii="HY헤드라인M" w:eastAsia="HY헤드라인M"/>
-                <w:sz w:val="24"/>
-              </w:rPr>
-            </w:pPr>
-            <w:r>
-              <w:rPr>
-                <w:rFonts w:ascii="HY헤드라인M" w:eastAsia="HY헤드라인M"/>
-                <w:sz w:val="24"/>
-              </w:rPr>
-              <w:t>TrashCollector 몬스터</w:t>
-            </w:r>
-          </w:p>
-          <w:p>
-            <w:pPr>
-              <w:pStyle w:val="a6"/>
-              <w:numPr>
-                <w:ilvl w:val="0"/>
-                <w:numId w:val="1"/>
-              </w:numPr>
-              <w:rPr>
-                <w:rFonts w:ascii="HY헤드라인M" w:eastAsia="HY헤드라인M"/>
-                <w:sz w:val="24"/>
-              </w:rPr>
-            </w:pPr>
-            <w:r>
-              <w:rPr>
-                <w:rFonts w:ascii="HY헤드라인M" w:eastAsia="HY헤드라인M"/>
-                <w:sz w:val="24"/>
-              </w:rPr>
-              <w:t>PollutionMonitor 몬스터</w:t>
-            </w:r>
-          </w:p>
-          <w:p>
-            <w:pPr>
-              <w:rPr>
-                <w:rFonts w:ascii="HY헤드라인M" w:eastAsia="HY헤드라인M"/>
-                <w:sz w:val="24"/>
-              </w:rPr>
-            </w:pPr>
-          </w:p>
-          <w:p>
-            <w:pPr>
-              <w:rPr>
-                <w:rFonts w:ascii="HY헤드라인M" w:eastAsia="HY헤드라인M"/>
-                <w:sz w:val="24"/>
-              </w:rPr>
-            </w:pPr>
-            <w:r>
-              <w:rPr>
-                <w:rFonts w:ascii="HY헤드라인M" w:eastAsia="HY헤드라인M" w:hint="eastAsia"/>
-                <w:sz w:val="24"/>
-              </w:rPr>
-              <w:t>[Scene, UI]</w:t>
-            </w:r>
-          </w:p>
-          <w:p>
-            <w:pPr>
-              <w:pStyle w:val="a6"/>
-              <w:numPr>
-                <w:ilvl w:val="0"/>
-                <w:numId w:val="1"/>
-              </w:numPr>
-              <w:rPr>
-                <w:rFonts w:ascii="HY헤드라인M" w:eastAsia="HY헤드라인M"/>
-                <w:sz w:val="24"/>
-              </w:rPr>
-            </w:pPr>
-            <w:r>
-              <w:rPr>
-                <w:rFonts w:ascii="HY헤드라인M" w:eastAsia="HY헤드라인M" w:hint="eastAsia"/>
-                <w:sz w:val="24"/>
-              </w:rPr>
-              <w:t>설정창, 메인창, 결과창</w:t>
-            </w:r>
-          </w:p>
-          <w:p>
-            <w:pPr>
-              <w:pStyle w:val="a6"/>
-              <w:numPr>
-                <w:ilvl w:val="0"/>
-                <w:numId w:val="1"/>
-              </w:numPr>
-              <w:rPr>
-                <w:rFonts w:ascii="HY헤드라인M" w:eastAsia="HY헤드라인M"/>
-                <w:sz w:val="24"/>
-              </w:rPr>
-            </w:pPr>
-            <w:r>
-              <w:rPr>
-                <w:rFonts w:ascii="HY헤드라인M" w:eastAsia="HY헤드라인M" w:hint="eastAsia"/>
-                <w:sz w:val="24"/>
-              </w:rPr>
-              <w:t>플레이어의 현재 감정 이모지</w:t>
-            </w:r>
-          </w:p>
-          <w:p>
-            <w:pPr>
-              <w:pStyle w:val="a6"/>
-              <w:numPr>
-                <w:ilvl w:val="0"/>
-                <w:numId w:val="1"/>
-              </w:numPr>
-              <w:rPr>
-                <w:rFonts w:ascii="HY헤드라인M" w:eastAsia="HY헤드라인M"/>
-                <w:sz w:val="24"/>
-              </w:rPr>
-            </w:pPr>
-            <w:r>
-              <w:rPr>
-                <w:rFonts w:ascii="HY헤드라인M" w:eastAsia="HY헤드라인M" w:hint="eastAsia"/>
-                <w:sz w:val="24"/>
-              </w:rPr>
-              <w:t>무게</w:t>
-            </w:r>
-          </w:p>
-          <w:p>
-            <w:pPr>
-              <w:pStyle w:val="a6"/>
-              <w:numPr>
-                <w:ilvl w:val="0"/>
-                <w:numId w:val="1"/>
-              </w:numPr>
-              <w:rPr>
-                <w:rFonts w:ascii="HY헤드라인M" w:eastAsia="HY헤드라인M"/>
-                <w:sz w:val="24"/>
-              </w:rPr>
-            </w:pPr>
-            <w:r>
-              <w:rPr>
-                <w:rFonts w:ascii="HY헤드라인M" w:eastAsia="HY헤드라인M" w:hint="eastAsia"/>
-                <w:sz w:val="24"/>
-              </w:rPr>
-              <w:t>스캔 시 cost 데이터 연결, UI 겹치지 않게 불투명, 크기 일정하게</w:t>
-            </w:r>
-          </w:p>
-          <w:p>
-            <w:pPr>
-              <w:pStyle w:val="a6"/>
-              <w:numPr>
-                <w:ilvl w:val="0"/>
-                <w:numId w:val="1"/>
-              </w:numPr>
-              <w:rPr>
-                <w:rFonts w:ascii="HY헤드라인M" w:eastAsia="HY헤드라인M"/>
-                <w:sz w:val="24"/>
-              </w:rPr>
-            </w:pPr>
-            <w:r>
-              <w:rPr>
-                <w:rFonts w:ascii="HY헤드라인M" w:eastAsia="HY헤드라인M" w:hint="eastAsia"/>
-                <w:sz w:val="24"/>
-              </w:rPr>
-              <w:t>스테이지 변경 연출</w:t>
-            </w:r>
-          </w:p>
-          <w:p>
-            <w:pPr>
-              <w:rPr>
-                <w:rFonts w:ascii="HY헤드라인M" w:eastAsia="HY헤드라인M"/>
-                <w:sz w:val="24"/>
-              </w:rPr>
-            </w:pPr>
-          </w:p>
-          <w:p>
-            <w:pPr>
-              <w:rPr>
-                <w:rFonts w:ascii="HY헤드라인M" w:eastAsia="HY헤드라인M"/>
-                <w:sz w:val="24"/>
-              </w:rPr>
-            </w:pPr>
-            <w:r>
-              <w:rPr>
-                <w:rFonts w:ascii="HY헤드라인M" w:eastAsia="HY헤드라인M" w:hint="eastAsia"/>
-                <w:sz w:val="24"/>
-              </w:rPr>
-              <w:t>[수정]</w:t>
-            </w:r>
-          </w:p>
-          <w:p>
-            <w:pPr>
-              <w:pStyle w:val="a6"/>
-              <w:numPr>
-                <w:ilvl w:val="0"/>
-                <w:numId w:val="1"/>
-              </w:numPr>
-              <w:rPr>
-                <w:rFonts w:ascii="HY헤드라인M" w:eastAsia="HY헤드라인M" w:hint="eastAsia"/>
-                <w:sz w:val="24"/>
-              </w:rPr>
-            </w:pPr>
-            <w:r>
-              <w:rPr>
-                <w:rFonts w:ascii="HY헤드라인M" w:eastAsia="HY헤드라인M" w:hint="eastAsia"/>
-                <w:sz w:val="24"/>
-              </w:rPr>
-              <w:t>전투 답답함 해소</w:t>
-            </w:r>
-          </w:p>
-          <w:p>
-            <w:pPr>
-              <w:pStyle w:val="a6"/>
-              <w:numPr>
-                <w:ilvl w:val="0"/>
-                <w:numId w:val="1"/>
-              </w:numPr>
-              <w:rPr>
-                <w:rFonts w:ascii="HY헤드라인M" w:eastAsia="HY헤드라인M"/>
-                <w:sz w:val="24"/>
-              </w:rPr>
-            </w:pPr>
-            <w:r>
-              <w:rPr>
-                <w:rFonts w:ascii="HY헤드라인M" w:eastAsia="HY헤드라인M" w:hint="eastAsia"/>
-                <w:sz w:val="24"/>
-              </w:rPr>
-              <w:t>총 쏠 때 허리 각도 변경</w:t>
-            </w:r>
-          </w:p>
-          <w:p>
-            <w:pPr>
-              <w:rPr>
-                <w:rFonts w:ascii="HY헤드라인M" w:eastAsia="HY헤드라인M"/>
-                <w:sz w:val="24"/>
-              </w:rPr>
-            </w:pPr>
-          </w:p>
-          <w:p>
-            <w:pPr>
-              <w:rPr>
-                <w:rFonts w:ascii="HY헤드라인M" w:eastAsia="HY헤드라인M" w:hint="eastAsia"/>
-                <w:sz w:val="24"/>
-              </w:rPr>
-            </w:pPr>
-            <w:r>
-              <w:rPr>
-                <w:rFonts w:ascii="HY헤드라인M" w:eastAsia="HY헤드라인M" w:hint="eastAsia"/>
-                <w:sz w:val="24"/>
-              </w:rPr>
-              <w:t>-마이크 구현</w:t>
-            </w:r>
-          </w:p>
-        </w:tc>
-      </w:tr>
-      <w:tr>
-        <w:trPr>
-          <w:trHeight w:val="4468" w:hRule="atLeast"/>
-        </w:trPr>
-        <w:tc>
-          <w:tcPr>
-            <w:tcW w:w="1129" w:type="dxa"/>
-            <w:shd w:val="clear" w:color="auto" w:fill="D9D9D9" w:themeFill="background1" w:themeFillShade="d9"/>
-          </w:tcPr>
-          <w:p>
-            <w:pPr>
-              <w:jc w:val="center"/>
-              <w:rPr>
-                <w:rFonts w:ascii="HY헤드라인M" w:eastAsia="HY헤드라인M"/>
-                <w:sz w:val="20"/>
-                <w:szCs w:val="20"/>
-              </w:rPr>
-            </w:pPr>
-            <w:r>
-              <w:rPr>
-                <w:rFonts w:ascii="HY헤드라인M" w:eastAsia="HY헤드라인M" w:hint="eastAsia"/>
-                <w:sz w:val="20"/>
-                <w:szCs w:val="20"/>
-              </w:rPr>
-              <w:t>윤이하나</w:t>
-            </w:r>
-          </w:p>
-        </w:tc>
-        <w:tc>
-          <w:tcPr>
-            <w:tcW w:w="9214" w:type="dxa"/>
-          </w:tcPr>
-          <w:p>
-            <w:pPr>
-              <w:rPr>
-                <w:rFonts w:ascii="HY헤드라인M" w:eastAsia="HY헤드라인M"/>
-                <w:sz w:val="24"/>
-              </w:rPr>
-            </w:pPr>
-            <w:r>
-              <w:rPr>
-                <w:rFonts w:ascii="HY헤드라인M" w:eastAsia="HY헤드라인M" w:hint="eastAsia"/>
-                <w:sz w:val="24"/>
-              </w:rPr>
-              <w:t>[퀘스트 시스템]</w:t>
-            </w:r>
-          </w:p>
-          <w:p>
-            <w:pPr>
-              <w:rPr>
-                <w:rFonts w:ascii="HY헤드라인M" w:eastAsia="HY헤드라인M"/>
-                <w:sz w:val="24"/>
-              </w:rPr>
-            </w:pPr>
-            <w:r>
-              <w:rPr>
-                <w:rFonts w:ascii="HY헤드라인M" w:eastAsia="HY헤드라인M" w:hint="eastAsia"/>
-                <w:sz w:val="24"/>
-              </w:rPr>
-              <w:t>- 기능, UI, 퀘스트 내용(100개)</w:t>
-            </w:r>
-          </w:p>
-          <w:p>
-            <w:pPr>
-              <w:rPr>
-                <w:rFonts w:ascii="HY헤드라인M" w:eastAsia="HY헤드라인M"/>
-                <w:sz w:val="24"/>
-              </w:rPr>
-            </w:pPr>
-          </w:p>
-          <w:p>
-            <w:pPr>
-              <w:rPr>
-                <w:rFonts w:ascii="HY헤드라인M" w:eastAsia="HY헤드라인M"/>
-                <w:sz w:val="24"/>
-              </w:rPr>
-            </w:pPr>
-            <w:r>
-              <w:rPr>
-                <w:rFonts w:ascii="HY헤드라인M" w:eastAsia="HY헤드라인M" w:hint="eastAsia"/>
-                <w:sz w:val="24"/>
-              </w:rPr>
-              <w:t>[상점 시스템]</w:t>
-            </w:r>
-          </w:p>
-          <w:p>
-            <w:pPr>
-              <w:rPr>
-                <w:rFonts w:ascii="HY헤드라인M" w:eastAsia="HY헤드라인M"/>
-                <w:sz w:val="24"/>
-              </w:rPr>
-            </w:pPr>
-            <w:r>
-              <w:rPr>
-                <w:rFonts w:ascii="HY헤드라인M" w:eastAsia="HY헤드라인M" w:hint="eastAsia"/>
-                <w:sz w:val="24"/>
-              </w:rPr>
-              <w:t>- 기능, UI, 상점 판매 목록</w:t>
-            </w:r>
-          </w:p>
-          <w:p>
-            <w:pPr>
-              <w:rPr>
-                <w:rFonts w:ascii="HY헤드라인M" w:eastAsia="HY헤드라인M"/>
-                <w:sz w:val="24"/>
-              </w:rPr>
-            </w:pPr>
-          </w:p>
-          <w:p>
-            <w:pPr>
-              <w:rPr>
-                <w:rFonts w:ascii="HY헤드라인M" w:eastAsia="HY헤드라인M"/>
-                <w:sz w:val="24"/>
-              </w:rPr>
-            </w:pPr>
-            <w:r>
-              <w:rPr>
-                <w:rFonts w:ascii="HY헤드라인M" w:eastAsia="HY헤드라인M" w:hint="eastAsia"/>
-                <w:sz w:val="24"/>
-              </w:rPr>
-              <w:t>[json 작성]</w:t>
-            </w:r>
-          </w:p>
-          <w:p>
-            <w:pPr>
-              <w:rPr>
-                <w:rFonts w:ascii="HY헤드라인M" w:eastAsia="HY헤드라인M"/>
-                <w:sz w:val="24"/>
-              </w:rPr>
-            </w:pPr>
-            <w:r>
-              <w:rPr>
-                <w:rFonts w:ascii="HY헤드라인M" w:eastAsia="HY헤드라인M" w:hint="eastAsia"/>
-                <w:sz w:val="24"/>
-              </w:rPr>
-              <w:t>- 몬스터 5종 json 작성</w:t>
-            </w:r>
-          </w:p>
-          <w:p>
-            <w:pPr>
-              <w:rPr>
-                <w:rFonts w:ascii="HY헤드라인M" w:eastAsia="HY헤드라인M"/>
-                <w:sz w:val="24"/>
-              </w:rPr>
-            </w:pPr>
-            <w:r>
-              <w:rPr>
-                <w:rFonts w:ascii="HY헤드라인M" w:eastAsia="HY헤드라인M" w:hint="eastAsia"/>
-                <w:sz w:val="24"/>
-              </w:rPr>
-              <w:t>- 플레이어 json 작성</w:t>
-            </w:r>
-          </w:p>
-          <w:p>
-            <w:pPr>
-              <w:rPr>
-                <w:rFonts w:ascii="HY헤드라인M" w:eastAsia="HY헤드라인M"/>
-                <w:sz w:val="24"/>
-              </w:rPr>
-            </w:pPr>
-            <w:r>
-              <w:rPr>
-                <w:rFonts w:ascii="HY헤드라인M" w:eastAsia="HY헤드라인M" w:hint="eastAsia"/>
-                <w:sz w:val="24"/>
-              </w:rPr>
-              <w:t>- CubeInfos.json에 가구 관련 내용 추가</w:t>
-            </w:r>
-          </w:p>
-          <w:p>
-            <w:pPr>
-              <w:rPr>
-                <w:rFonts w:ascii="HY헤드라인M" w:eastAsia="HY헤드라인M"/>
-                <w:sz w:val="24"/>
-              </w:rPr>
-            </w:pPr>
-          </w:p>
-          <w:p>
-            <w:pPr>
-              <w:rPr>
-                <w:rFonts w:ascii="HY헤드라인M" w:eastAsia="HY헤드라인M"/>
-                <w:sz w:val="24"/>
-              </w:rPr>
-            </w:pPr>
-            <w:r>
-              <w:rPr>
-                <w:rFonts w:ascii="HY헤드라인M" w:eastAsia="HY헤드라인M" w:hint="eastAsia"/>
-                <w:sz w:val="24"/>
-              </w:rPr>
-              <w:t>[3D 모델]</w:t>
-            </w:r>
-          </w:p>
-          <w:p>
-            <w:pPr>
-              <w:rPr>
-                <w:rFonts w:ascii="HY헤드라인M" w:eastAsia="HY헤드라인M"/>
-                <w:sz w:val="24"/>
-              </w:rPr>
-            </w:pPr>
-            <w:r>
-              <w:rPr>
-                <w:rFonts w:ascii="HY헤드라인M" w:eastAsia="HY헤드라인M" w:hint="eastAsia"/>
-                <w:sz w:val="24"/>
-              </w:rPr>
-              <w:t>- 스크랩 (금괴, 고무오리, 플라스틱 적재함, 큰 나사, 해적 모자, 안전모, 엔진, 고철 조각, 빈 통조림) 에셋 추가하기</w:t>
-            </w:r>
-          </w:p>
-          <w:p>
-            <w:pPr>
-              <w:rPr>
-                <w:rFonts w:ascii="HY헤드라인M" w:eastAsia="HY헤드라인M"/>
-                <w:sz w:val="24"/>
-              </w:rPr>
-            </w:pPr>
-            <w:r>
-              <w:rPr>
-                <w:rFonts w:ascii="HY헤드라인M" w:eastAsia="HY헤드라인M" w:hint="eastAsia"/>
-                <w:sz w:val="24"/>
-              </w:rPr>
-              <w:t>- 가구 선반, 서버 랙, 조명 에셋 추가하기, 조명 배치하기, 판매기 텍스쳐 만들기</w:t>
-            </w:r>
-          </w:p>
-          <w:p>
-            <w:pPr>
-              <w:rPr>
-                <w:rFonts w:ascii="HY헤드라인M" w:eastAsia="HY헤드라인M"/>
-                <w:sz w:val="24"/>
-              </w:rPr>
-            </w:pPr>
-            <w:r>
-              <w:rPr>
-                <w:rFonts w:ascii="HY헤드라인M" w:eastAsia="HY헤드라인M" w:hint="eastAsia"/>
-                <w:sz w:val="24"/>
-              </w:rPr>
-              <w:t>- 수정: EmotionGame 모니터 높이 낮추기, 큐브 z-fighting 수정</w:t>
-            </w:r>
-          </w:p>
-          <w:p>
-            <w:pPr>
-              <w:rPr>
-                <w:rFonts w:ascii="HY헤드라인M" w:eastAsia="HY헤드라인M"/>
-                <w:sz w:val="24"/>
-              </w:rPr>
-            </w:pPr>
-          </w:p>
-          <w:p>
-            <w:pPr>
-              <w:rPr>
-                <w:rFonts w:ascii="HY헤드라인M" w:eastAsia="HY헤드라인M"/>
-                <w:sz w:val="24"/>
-              </w:rPr>
-            </w:pPr>
-            <w:r>
-              <w:rPr>
-                <w:rFonts w:ascii="HY헤드라인M" w:eastAsia="HY헤드라인M" w:hint="eastAsia"/>
-                <w:sz w:val="24"/>
-              </w:rPr>
-              <w:t>[UI]</w:t>
-            </w:r>
-          </w:p>
-          <w:p>
-            <w:pPr>
-              <w:rPr>
-                <w:rFonts w:ascii="HY헤드라인M" w:eastAsia="HY헤드라인M"/>
-                <w:sz w:val="24"/>
-              </w:rPr>
-            </w:pPr>
-            <w:r>
-              <w:rPr>
-                <w:rFonts w:ascii="HY헤드라인M" w:eastAsia="HY헤드라인M" w:hint="eastAsia"/>
-                <w:sz w:val="24"/>
-              </w:rPr>
-              <w:t>- 퀘스트, 상점, 설정창, 메인창, 결과창</w:t>
-            </w:r>
-          </w:p>
-          <w:p>
-            <w:pPr>
-              <w:rPr>
-                <w:rFonts w:ascii="HY헤드라인M" w:eastAsia="HY헤드라인M"/>
-                <w:sz w:val="24"/>
-              </w:rPr>
-            </w:pPr>
-          </w:p>
-          <w:p>
-            <w:pPr>
-              <w:rPr>
-                <w:rFonts w:ascii="HY헤드라인M" w:eastAsia="HY헤드라인M"/>
-                <w:sz w:val="24"/>
-              </w:rPr>
-            </w:pPr>
-            <w:r>
-              <w:rPr>
-                <w:rFonts w:ascii="HY헤드라인M" w:eastAsia="HY헤드라인M" w:hint="eastAsia"/>
-                <w:sz w:val="24"/>
-              </w:rPr>
-              <w:t>[사운드]</w:t>
-            </w:r>
-          </w:p>
-          <w:p>
-            <w:pPr>
-              <w:rPr>
-                <w:rFonts w:ascii="HY헤드라인M" w:eastAsia="HY헤드라인M"/>
-                <w:sz w:val="24"/>
-              </w:rPr>
-            </w:pPr>
-            <w:r>
-              <w:rPr>
-                <w:rFonts w:ascii="HY헤드라인M" w:eastAsia="HY헤드라인M" w:hint="eastAsia"/>
-                <w:sz w:val="24"/>
-              </w:rPr>
-              <w:t xml:space="preserve">- 배경음악, 효과음(피격, 타격, 걷기, 뛰기, 점프, 레버 작동, 컴퓨터 상호작용 + </w:t>
-            </w:r>
-            <w:r>
-              <w:rPr>
-                <w:rFonts w:ascii="HY헤드라인M" w:eastAsia="HY헤드라인M"/>
-                <w:sz w:val="24"/>
-              </w:rPr>
-              <w:t>…</w:t>
-            </w:r>
-            <w:r>
-              <w:rPr>
-                <w:rFonts w:ascii="HY헤드라인M" w:eastAsia="HY헤드라인M" w:hint="eastAsia"/>
-                <w:sz w:val="24"/>
-              </w:rPr>
-              <w:t>)</w:t>
-            </w:r>
-          </w:p>
-        </w:tc>
-      </w:tr>
-    </w:tbl>
+    <w:p>
+      <w:pPr>
+        <w:ind w:firstLine="0"/>
+        <w:jc w:val="left"/>
+        <w:shd w:val="clear" w:color="auto" w:fill="auto"/>
+        <w:rPr>
+          <w:caps w:val="off"/>
+          <w:lang w:eastAsia="ko-KR"/>
+          <w:rFonts w:ascii="gg sans" w:eastAsia="gg sans" w:hAnsi="gg sans" w:cs="gg sans" w:hint="eastAsia"/>
+          <w:b w:val="0"/>
+          <w:i w:val="0"/>
+          <w:sz w:val="16"/>
+          <w:rtl w:val="off"/>
+        </w:rPr>
+      </w:pPr>
+      <w:r>
+        <w:rPr>
+          <w:caps w:val="off"/>
+          <w:rFonts w:ascii="gg sans" w:eastAsia="gg sans" w:hAnsi="gg sans" w:cs="gg sans"/>
+          <w:b w:val="0"/>
+          <w:i w:val="0"/>
+          <w:sz w:val="16"/>
+        </w:rPr>
+        <w:t>-</w:t>
+      </w:r>
+      <w:r>
+        <w:rPr>
+          <w:caps w:val="off"/>
+          <w:lang w:eastAsia="ko-KR"/>
+          <w:rFonts w:ascii="gg sans" w:eastAsia="gg sans" w:hAnsi="gg sans" w:cs="gg sans"/>
+          <w:b w:val="0"/>
+          <w:i w:val="0"/>
+          <w:sz w:val="16"/>
+          <w:rtl w:val="off"/>
+        </w:rPr>
+        <w:t xml:space="preserve"> </w:t>
+      </w:r>
+      <w:r>
+        <w:rPr>
+          <w:caps w:val="off"/>
+          <w:rFonts w:ascii="gg sans" w:eastAsia="gg sans" w:hAnsi="gg sans" w:cs="gg sans"/>
+          <w:b w:val="0"/>
+          <w:i w:val="0"/>
+          <w:sz w:val="16"/>
+        </w:rPr>
+        <w:t>회원가입 UI</w:t>
+      </w:r>
+    </w:p>
+    <w:p>
+      <w:pPr>
+        <w:ind w:firstLine="0"/>
+        <w:jc w:val="left"/>
+        <w:shd w:val="clear" w:color="auto" w:fill="auto"/>
+        <w:rPr>
+          <w:caps w:val="off"/>
+          <w:lang w:eastAsia="ko-KR"/>
+          <w:rFonts w:ascii="gg sans" w:eastAsia="gg sans" w:hAnsi="gg sans" w:cs="gg sans" w:hint="eastAsia"/>
+          <w:b w:val="0"/>
+          <w:i w:val="0"/>
+          <w:sz w:val="16"/>
+          <w:rtl w:val="off"/>
+        </w:rPr>
+      </w:pPr>
+      <w:r>
+        <w:rPr>
+          <w:caps w:val="off"/>
+          <w:rFonts w:ascii="gg sans" w:eastAsia="gg sans" w:hAnsi="gg sans" w:cs="gg sans"/>
+          <w:b w:val="0"/>
+          <w:i w:val="0"/>
+          <w:sz w:val="16"/>
+        </w:rPr>
+        <w:t>-</w:t>
+      </w:r>
+      <w:r>
+        <w:rPr>
+          <w:caps w:val="off"/>
+          <w:lang w:eastAsia="ko-KR"/>
+          <w:rFonts w:ascii="gg sans" w:eastAsia="gg sans" w:hAnsi="gg sans" w:cs="gg sans"/>
+          <w:b w:val="0"/>
+          <w:i w:val="0"/>
+          <w:sz w:val="16"/>
+          <w:rtl w:val="off"/>
+        </w:rPr>
+        <w:t xml:space="preserve"> </w:t>
+      </w:r>
+      <w:r>
+        <w:rPr>
+          <w:caps w:val="off"/>
+          <w:rFonts w:ascii="gg sans" w:eastAsia="gg sans" w:hAnsi="gg sans" w:cs="gg sans"/>
+          <w:b w:val="0"/>
+          <w:i w:val="0"/>
+          <w:sz w:val="16"/>
+        </w:rPr>
+        <w:t>스테이지 진행중 남은 시간 표시</w:t>
+      </w:r>
+    </w:p>
+    <w:p>
+      <w:pPr>
+        <w:ind w:firstLine="0"/>
+        <w:jc w:val="left"/>
+        <w:shd w:val="clear" w:color="auto" w:fill="auto"/>
+        <w:rPr>
+          <w:caps w:val="off"/>
+          <w:lang w:eastAsia="ko-KR"/>
+          <w:rFonts w:ascii="gg sans" w:eastAsia="gg sans" w:hAnsi="gg sans" w:cs="gg sans" w:hint="eastAsia"/>
+          <w:b w:val="0"/>
+          <w:i w:val="0"/>
+          <w:sz w:val="16"/>
+          <w:rtl w:val="off"/>
+        </w:rPr>
+      </w:pPr>
+      <w:r>
+        <w:rPr>
+          <w:caps w:val="off"/>
+          <w:rFonts w:ascii="gg sans" w:eastAsia="gg sans" w:hAnsi="gg sans" w:cs="gg sans"/>
+          <w:b w:val="0"/>
+          <w:i w:val="0"/>
+          <w:sz w:val="16"/>
+        </w:rPr>
+        <w:t>-</w:t>
+      </w:r>
+      <w:r>
+        <w:rPr>
+          <w:caps w:val="off"/>
+          <w:lang w:eastAsia="ko-KR"/>
+          <w:rFonts w:ascii="gg sans" w:eastAsia="gg sans" w:hAnsi="gg sans" w:cs="gg sans"/>
+          <w:b w:val="0"/>
+          <w:i w:val="0"/>
+          <w:sz w:val="16"/>
+          <w:rtl w:val="off"/>
+        </w:rPr>
+        <w:t xml:space="preserve"> </w:t>
+      </w:r>
+      <w:r>
+        <w:rPr>
+          <w:caps w:val="off"/>
+          <w:rFonts w:ascii="gg sans" w:eastAsia="gg sans" w:hAnsi="gg sans" w:cs="gg sans"/>
+          <w:b w:val="0"/>
+          <w:i w:val="0"/>
+          <w:sz w:val="16"/>
+        </w:rPr>
+        <w:t>판매기 남은 크레딧 표시</w:t>
+      </w:r>
+    </w:p>
+    <w:p>
+      <w:pPr>
+        <w:ind w:firstLine="0"/>
+        <w:jc w:val="left"/>
+        <w:shd w:val="clear" w:color="auto" w:fill="auto"/>
+        <w:rPr>
+          <w:caps w:val="off"/>
+          <w:lang w:eastAsia="ko-KR"/>
+          <w:rFonts w:ascii="gg sans" w:eastAsia="gg sans" w:hAnsi="gg sans" w:cs="gg sans" w:hint="eastAsia"/>
+          <w:b w:val="0"/>
+          <w:i w:val="0"/>
+          <w:sz w:val="16"/>
+          <w:rtl w:val="off"/>
+        </w:rPr>
+      </w:pPr>
+      <w:r>
+        <w:rPr>
+          <w:caps w:val="off"/>
+          <w:lang w:eastAsia="ko-KR"/>
+          <w:rFonts w:ascii="gg sans" w:eastAsia="gg sans" w:hAnsi="gg sans" w:cs="gg sans"/>
+          <w:b w:val="0"/>
+          <w:i w:val="0"/>
+          <w:sz w:val="16"/>
+          <w:rtl w:val="off"/>
+        </w:rPr>
+        <w:t>- 판매기 오류 수정: 위젯 겹치는 문제, 물건 올리고 다시 주웠을 때, 판매기 위 물건 주울 때 애니메이션 X</w:t>
+      </w:r>
+    </w:p>
+    <w:p>
+      <w:pPr>
+        <w:ind w:firstLine="0"/>
+        <w:jc w:val="left"/>
+        <w:shd w:val="clear" w:color="auto" w:fill="auto"/>
+        <w:rPr>
+          <w:caps w:val="off"/>
+          <w:lang w:eastAsia="ko-KR"/>
+          <w:rFonts w:ascii="gg sans" w:eastAsia="gg sans" w:hAnsi="gg sans" w:cs="gg sans" w:hint="eastAsia"/>
+          <w:b w:val="0"/>
+          <w:i w:val="0"/>
+          <w:sz w:val="16"/>
+          <w:rtl w:val="off"/>
+        </w:rPr>
+      </w:pPr>
+      <w:r>
+        <w:rPr>
+          <w:caps w:val="off"/>
+          <w:rFonts w:ascii="gg sans" w:eastAsia="gg sans" w:hAnsi="gg sans" w:cs="gg sans"/>
+          <w:b w:val="0"/>
+          <w:i w:val="0"/>
+          <w:sz w:val="16"/>
+        </w:rPr>
+        <w:t>-</w:t>
+      </w:r>
+      <w:r>
+        <w:rPr>
+          <w:caps w:val="off"/>
+          <w:lang w:eastAsia="ko-KR"/>
+          <w:rFonts w:ascii="gg sans" w:eastAsia="gg sans" w:hAnsi="gg sans" w:cs="gg sans"/>
+          <w:b w:val="0"/>
+          <w:i w:val="0"/>
+          <w:sz w:val="16"/>
+          <w:rtl w:val="off"/>
+        </w:rPr>
+        <w:t xml:space="preserve"> </w:t>
+      </w:r>
+      <w:r>
+        <w:rPr>
+          <w:caps w:val="off"/>
+          <w:rFonts w:ascii="gg sans" w:eastAsia="gg sans" w:hAnsi="gg sans" w:cs="gg sans"/>
+          <w:b w:val="0"/>
+          <w:i w:val="0"/>
+          <w:sz w:val="16"/>
+        </w:rPr>
+        <w:t>현재/목표 크레딧 표시</w:t>
+      </w:r>
+    </w:p>
+    <w:p>
+      <w:pPr>
+        <w:ind w:firstLine="0"/>
+        <w:jc w:val="left"/>
+        <w:shd w:val="clear" w:color="auto" w:fill="auto"/>
+        <w:rPr>
+          <w:caps w:val="off"/>
+          <w:lang w:eastAsia="ko-KR"/>
+          <w:rFonts w:ascii="gg sans" w:eastAsia="gg sans" w:hAnsi="gg sans" w:cs="gg sans" w:hint="eastAsia"/>
+          <w:b w:val="0"/>
+          <w:i w:val="0"/>
+          <w:sz w:val="16"/>
+          <w:rtl w:val="off"/>
+        </w:rPr>
+      </w:pPr>
+      <w:r>
+        <w:rPr>
+          <w:caps w:val="off"/>
+          <w:rFonts w:ascii="gg sans" w:eastAsia="gg sans" w:hAnsi="gg sans" w:cs="gg sans"/>
+          <w:b w:val="0"/>
+          <w:i w:val="0"/>
+          <w:sz w:val="16"/>
+        </w:rPr>
+        <w:t>-</w:t>
+      </w:r>
+      <w:r>
+        <w:rPr>
+          <w:caps w:val="off"/>
+          <w:lang w:eastAsia="ko-KR"/>
+          <w:rFonts w:ascii="gg sans" w:eastAsia="gg sans" w:hAnsi="gg sans" w:cs="gg sans"/>
+          <w:b w:val="0"/>
+          <w:i w:val="0"/>
+          <w:sz w:val="16"/>
+          <w:rtl w:val="off"/>
+        </w:rPr>
+        <w:t xml:space="preserve"> </w:t>
+      </w:r>
+      <w:r>
+        <w:rPr>
+          <w:caps w:val="off"/>
+          <w:rFonts w:ascii="gg sans" w:eastAsia="gg sans" w:hAnsi="gg sans" w:cs="gg sans"/>
+          <w:b w:val="0"/>
+          <w:i w:val="0"/>
+          <w:sz w:val="16"/>
+        </w:rPr>
+        <w:t>사운드 적용</w:t>
+      </w:r>
+    </w:p>
+    <w:p>
+      <w:pPr>
+        <w:ind w:firstLine="0"/>
+        <w:jc w:val="left"/>
+        <w:shd w:val="clear" w:color="auto" w:fill="auto"/>
+        <w:rPr>
+          <w:caps w:val="off"/>
+          <w:lang w:eastAsia="ko-KR"/>
+          <w:rFonts w:ascii="gg sans" w:eastAsia="gg sans" w:hAnsi="gg sans" w:cs="gg sans" w:hint="eastAsia"/>
+          <w:b w:val="0"/>
+          <w:i w:val="0"/>
+          <w:sz w:val="16"/>
+          <w:rtl w:val="off"/>
+        </w:rPr>
+      </w:pPr>
+      <w:r>
+        <w:rPr>
+          <w:caps w:val="off"/>
+          <w:rFonts w:ascii="gg sans" w:eastAsia="gg sans" w:hAnsi="gg sans" w:cs="gg sans"/>
+          <w:b w:val="0"/>
+          <w:i w:val="0"/>
+          <w:sz w:val="16"/>
+        </w:rPr>
+        <w:t>-</w:t>
+      </w:r>
+      <w:r>
+        <w:rPr>
+          <w:caps w:val="off"/>
+          <w:lang w:eastAsia="ko-KR"/>
+          <w:rFonts w:ascii="gg sans" w:eastAsia="gg sans" w:hAnsi="gg sans" w:cs="gg sans"/>
+          <w:b w:val="0"/>
+          <w:i w:val="0"/>
+          <w:sz w:val="16"/>
+          <w:rtl w:val="off"/>
+        </w:rPr>
+        <w:t xml:space="preserve"> </w:t>
+      </w:r>
+      <w:r>
+        <w:rPr>
+          <w:caps w:val="off"/>
+          <w:rFonts w:ascii="gg sans" w:eastAsia="gg sans" w:hAnsi="gg sans" w:cs="gg sans"/>
+          <w:b w:val="0"/>
+          <w:i w:val="0"/>
+          <w:sz w:val="16"/>
+        </w:rPr>
+        <w:t>Player 피격(사운드), 죽음(연출 후 관전 모드 설정, 시체 안보이게 하기) 처리</w:t>
+      </w:r>
+    </w:p>
+    <w:p>
+      <w:pPr>
+        <w:ind w:firstLine="0"/>
+        <w:jc w:val="left"/>
+        <w:shd w:val="clear" w:color="auto" w:fill="auto"/>
+        <w:rPr>
+          <w:caps w:val="off"/>
+          <w:lang w:eastAsia="ko-KR"/>
+          <w:rFonts w:ascii="gg sans" w:eastAsia="gg sans" w:hAnsi="gg sans" w:cs="gg sans" w:hint="eastAsia"/>
+          <w:b w:val="0"/>
+          <w:i w:val="0"/>
+          <w:sz w:val="16"/>
+          <w:rtl w:val="off"/>
+        </w:rPr>
+      </w:pPr>
+      <w:r>
+        <w:rPr>
+          <w:caps w:val="off"/>
+          <w:rFonts w:ascii="gg sans" w:eastAsia="gg sans" w:hAnsi="gg sans" w:cs="gg sans"/>
+          <w:b w:val="0"/>
+          <w:i w:val="0"/>
+          <w:sz w:val="16"/>
+        </w:rPr>
+        <w:t>-</w:t>
+      </w:r>
+      <w:r>
+        <w:rPr>
+          <w:caps w:val="off"/>
+          <w:lang w:eastAsia="ko-KR"/>
+          <w:rFonts w:ascii="gg sans" w:eastAsia="gg sans" w:hAnsi="gg sans" w:cs="gg sans"/>
+          <w:b w:val="0"/>
+          <w:i w:val="0"/>
+          <w:sz w:val="16"/>
+          <w:rtl w:val="off"/>
+        </w:rPr>
+        <w:t xml:space="preserve"> </w:t>
+      </w:r>
+      <w:r>
+        <w:rPr>
+          <w:caps w:val="off"/>
+          <w:rFonts w:ascii="gg sans" w:eastAsia="gg sans" w:hAnsi="gg sans" w:cs="gg sans"/>
+          <w:b w:val="0"/>
+          <w:i w:val="0"/>
+          <w:sz w:val="16"/>
+        </w:rPr>
+        <w:t>Monster 피격(사운드), 죽음(이펙트) 처리 및 State에 따라 보이지 않아야 하는 몬스터 처리</w:t>
+      </w:r>
+    </w:p>
+    <w:p>
+      <w:pPr>
+        <w:ind w:firstLine="0"/>
+        <w:jc w:val="left"/>
+        <w:shd w:val="clear" w:color="auto" w:fill="auto"/>
+        <w:rPr>
+          <w:caps w:val="off"/>
+          <w:lang w:eastAsia="ko-KR"/>
+          <w:rFonts w:ascii="gg sans" w:eastAsia="gg sans" w:hAnsi="gg sans" w:cs="gg sans" w:hint="eastAsia"/>
+          <w:b w:val="0"/>
+          <w:i w:val="0"/>
+          <w:sz w:val="16"/>
+          <w:rtl w:val="off"/>
+        </w:rPr>
+      </w:pPr>
+      <w:r>
+        <w:rPr>
+          <w:caps w:val="off"/>
+          <w:rFonts w:ascii="gg sans" w:eastAsia="gg sans" w:hAnsi="gg sans" w:cs="gg sans"/>
+          <w:b w:val="0"/>
+          <w:i w:val="0"/>
+          <w:sz w:val="16"/>
+        </w:rPr>
+        <w:t>-</w:t>
+      </w:r>
+      <w:r>
+        <w:rPr>
+          <w:caps w:val="off"/>
+          <w:lang w:eastAsia="ko-KR"/>
+          <w:rFonts w:ascii="gg sans" w:eastAsia="gg sans" w:hAnsi="gg sans" w:cs="gg sans"/>
+          <w:b w:val="0"/>
+          <w:i w:val="0"/>
+          <w:sz w:val="16"/>
+          <w:rtl w:val="off"/>
+        </w:rPr>
+        <w:t xml:space="preserve"> </w:t>
+      </w:r>
+      <w:r>
+        <w:rPr>
+          <w:caps w:val="off"/>
+          <w:rFonts w:ascii="gg sans" w:eastAsia="gg sans" w:hAnsi="gg sans" w:cs="gg sans"/>
+          <w:b w:val="0"/>
+          <w:i w:val="0"/>
+          <w:sz w:val="16"/>
+        </w:rPr>
+        <w:t>감정 치트키 이모지 연동</w:t>
+      </w:r>
+    </w:p>
+    <w:p>
+      <w:pPr>
+        <w:ind w:firstLine="0"/>
+        <w:jc w:val="left"/>
+        <w:shd w:val="clear" w:color="auto" w:fill="auto"/>
+        <w:rPr>
+          <w:caps w:val="off"/>
+          <w:lang w:eastAsia="ko-KR"/>
+          <w:rFonts w:ascii="gg sans" w:eastAsia="gg sans" w:hAnsi="gg sans" w:cs="gg sans" w:hint="eastAsia"/>
+          <w:b w:val="0"/>
+          <w:i w:val="0"/>
+          <w:sz w:val="16"/>
+          <w:rtl w:val="off"/>
+        </w:rPr>
+      </w:pPr>
+      <w:r>
+        <w:rPr>
+          <w:caps w:val="off"/>
+          <w:rFonts w:ascii="gg sans" w:eastAsia="gg sans" w:hAnsi="gg sans" w:cs="gg sans"/>
+          <w:b w:val="0"/>
+          <w:i w:val="0"/>
+          <w:sz w:val="16"/>
+        </w:rPr>
+        <w:t>-</w:t>
+      </w:r>
+      <w:r>
+        <w:rPr>
+          <w:caps w:val="off"/>
+          <w:lang w:eastAsia="ko-KR"/>
+          <w:rFonts w:ascii="gg sans" w:eastAsia="gg sans" w:hAnsi="gg sans" w:cs="gg sans"/>
+          <w:b w:val="0"/>
+          <w:i w:val="0"/>
+          <w:sz w:val="16"/>
+          <w:rtl w:val="off"/>
+        </w:rPr>
+        <w:t xml:space="preserve"> </w:t>
+      </w:r>
+      <w:r>
+        <w:rPr>
+          <w:caps w:val="off"/>
+          <w:rFonts w:ascii="gg sans" w:eastAsia="gg sans" w:hAnsi="gg sans" w:cs="gg sans"/>
+          <w:b w:val="0"/>
+          <w:i w:val="0"/>
+          <w:sz w:val="16"/>
+        </w:rPr>
+        <w:t>가구 그리기</w:t>
+      </w:r>
+    </w:p>
+    <w:p>
+      <w:pPr>
+        <w:ind w:firstLine="0"/>
+        <w:jc w:val="left"/>
+        <w:shd w:val="clear" w:color="auto" w:fill="auto"/>
+        <w:rPr>
+          <w:caps w:val="off"/>
+          <w:lang w:eastAsia="ko-KR"/>
+          <w:rFonts w:ascii="gg sans" w:eastAsia="gg sans" w:hAnsi="gg sans" w:cs="gg sans" w:hint="eastAsia"/>
+          <w:b w:val="0"/>
+          <w:i w:val="0"/>
+          <w:sz w:val="16"/>
+          <w:rtl w:val="off"/>
+        </w:rPr>
+      </w:pPr>
+      <w:r>
+        <w:rPr>
+          <w:caps w:val="off"/>
+          <w:rFonts w:ascii="gg sans" w:eastAsia="gg sans" w:hAnsi="gg sans" w:cs="gg sans"/>
+          <w:b w:val="0"/>
+          <w:i w:val="0"/>
+          <w:sz w:val="16"/>
+        </w:rPr>
+        <w:t>-</w:t>
+      </w:r>
+      <w:r>
+        <w:rPr>
+          <w:caps w:val="off"/>
+          <w:lang w:eastAsia="ko-KR"/>
+          <w:rFonts w:ascii="gg sans" w:eastAsia="gg sans" w:hAnsi="gg sans" w:cs="gg sans"/>
+          <w:b w:val="0"/>
+          <w:i w:val="0"/>
+          <w:sz w:val="16"/>
+          <w:rtl w:val="off"/>
+        </w:rPr>
+        <w:t xml:space="preserve"> </w:t>
+      </w:r>
+      <w:r>
+        <w:rPr>
+          <w:caps w:val="off"/>
+          <w:rFonts w:ascii="gg sans" w:eastAsia="gg sans" w:hAnsi="gg sans" w:cs="gg sans"/>
+          <w:b w:val="0"/>
+          <w:i w:val="0"/>
+          <w:sz w:val="16"/>
+        </w:rPr>
+        <w:t>스테이지 전환 시 문 지우기</w:t>
+      </w:r>
+    </w:p>
+    <w:p>
+      <w:pPr>
+        <w:ind w:firstLine="0"/>
+        <w:jc w:val="left"/>
+        <w:shd w:val="clear" w:color="auto" w:fill="auto"/>
+        <w:rPr>
+          <w:caps w:val="off"/>
+          <w:lang w:eastAsia="ko-KR"/>
+          <w:rFonts w:ascii="gg sans" w:eastAsia="gg sans" w:hAnsi="gg sans" w:cs="gg sans" w:hint="eastAsia"/>
+          <w:b w:val="0"/>
+          <w:i w:val="0"/>
+          <w:sz w:val="16"/>
+          <w:rtl w:val="off"/>
+        </w:rPr>
+      </w:pPr>
+      <w:r>
+        <w:rPr>
+          <w:caps w:val="off"/>
+          <w:rFonts w:ascii="gg sans" w:eastAsia="gg sans" w:hAnsi="gg sans" w:cs="gg sans"/>
+          <w:b w:val="0"/>
+          <w:i w:val="0"/>
+          <w:sz w:val="16"/>
+        </w:rPr>
+        <w:t>-</w:t>
+      </w:r>
+      <w:r>
+        <w:rPr>
+          <w:caps w:val="off"/>
+          <w:lang w:eastAsia="ko-KR"/>
+          <w:rFonts w:ascii="gg sans" w:eastAsia="gg sans" w:hAnsi="gg sans" w:cs="gg sans"/>
+          <w:b w:val="0"/>
+          <w:i w:val="0"/>
+          <w:sz w:val="16"/>
+          <w:rtl w:val="off"/>
+        </w:rPr>
+        <w:t xml:space="preserve"> </w:t>
+      </w:r>
+      <w:r>
+        <w:rPr>
+          <w:caps w:val="off"/>
+          <w:rFonts w:ascii="gg sans" w:eastAsia="gg sans" w:hAnsi="gg sans" w:cs="gg sans"/>
+          <w:b w:val="0"/>
+          <w:i w:val="0"/>
+          <w:sz w:val="16"/>
+        </w:rPr>
+        <w:t>스테이지 종료 시 결과창 띄우기 + 연출</w:t>
+      </w:r>
+    </w:p>
+    <w:p>
+      <w:pPr>
+        <w:ind w:firstLine="0"/>
+        <w:jc w:val="left"/>
+        <w:shd w:val="clear" w:color="auto" w:fill="auto"/>
+        <w:rPr>
+          <w:caps w:val="off"/>
+          <w:lang w:eastAsia="ko-KR"/>
+          <w:rFonts w:ascii="gg sans" w:eastAsia="gg sans" w:hAnsi="gg sans" w:cs="gg sans" w:hint="eastAsia"/>
+          <w:b w:val="0"/>
+          <w:i w:val="0"/>
+          <w:sz w:val="16"/>
+          <w:rtl w:val="off"/>
+        </w:rPr>
+      </w:pPr>
+      <w:r>
+        <w:rPr>
+          <w:caps w:val="off"/>
+          <w:rFonts w:ascii="gg sans" w:eastAsia="gg sans" w:hAnsi="gg sans" w:cs="gg sans"/>
+          <w:b w:val="0"/>
+          <w:i w:val="0"/>
+          <w:sz w:val="16"/>
+        </w:rPr>
+        <w:t>-</w:t>
+      </w:r>
+      <w:r>
+        <w:rPr>
+          <w:caps w:val="off"/>
+          <w:lang w:eastAsia="ko-KR"/>
+          <w:rFonts w:ascii="gg sans" w:eastAsia="gg sans" w:hAnsi="gg sans" w:cs="gg sans"/>
+          <w:b w:val="0"/>
+          <w:i w:val="0"/>
+          <w:sz w:val="16"/>
+          <w:rtl w:val="off"/>
+        </w:rPr>
+        <w:t xml:space="preserve"> </w:t>
+      </w:r>
+      <w:r>
+        <w:rPr>
+          <w:caps w:val="off"/>
+          <w:rFonts w:ascii="gg sans" w:eastAsia="gg sans" w:hAnsi="gg sans" w:cs="gg sans"/>
+          <w:b w:val="0"/>
+          <w:i w:val="0"/>
+          <w:sz w:val="16"/>
+        </w:rPr>
+        <w:t>마이크</w:t>
+      </w:r>
+    </w:p>
+    <w:p>
+      <w:pPr>
+        <w:ind w:firstLine="0"/>
+        <w:jc w:val="left"/>
+        <w:shd w:val="clear" w:color="auto" w:fill="auto"/>
+        <w:rPr>
+          <w:caps w:val="off"/>
+          <w:lang w:eastAsia="ko-KR"/>
+          <w:rFonts w:ascii="gg sans" w:eastAsia="gg sans" w:hAnsi="gg sans" w:cs="gg sans" w:hint="eastAsia"/>
+          <w:b w:val="0"/>
+          <w:i w:val="0"/>
+          <w:sz w:val="16"/>
+          <w:rtl w:val="off"/>
+        </w:rPr>
+      </w:pPr>
+      <w:r>
+        <w:rPr>
+          <w:caps w:val="off"/>
+          <w:rFonts w:ascii="gg sans" w:eastAsia="gg sans" w:hAnsi="gg sans" w:cs="gg sans"/>
+          <w:b w:val="0"/>
+          <w:i w:val="0"/>
+          <w:sz w:val="16"/>
+        </w:rPr>
+        <w:t>-</w:t>
+      </w:r>
+      <w:r>
+        <w:rPr>
+          <w:caps w:val="off"/>
+          <w:lang w:eastAsia="ko-KR"/>
+          <w:rFonts w:ascii="gg sans" w:eastAsia="gg sans" w:hAnsi="gg sans" w:cs="gg sans"/>
+          <w:b w:val="0"/>
+          <w:i w:val="0"/>
+          <w:sz w:val="16"/>
+          <w:rtl w:val="off"/>
+        </w:rPr>
+        <w:t xml:space="preserve"> </w:t>
+      </w:r>
+      <w:r>
+        <w:rPr>
+          <w:caps w:val="off"/>
+          <w:rFonts w:ascii="gg sans" w:eastAsia="gg sans" w:hAnsi="gg sans" w:cs="gg sans"/>
+          <w:b w:val="0"/>
+          <w:i w:val="0"/>
+          <w:sz w:val="16"/>
+        </w:rPr>
+        <w:t xml:space="preserve">Hatch </w:t>
+      </w:r>
+      <w:r>
+        <w:rPr>
+          <w:caps w:val="off"/>
+          <w:lang w:eastAsia="ko-KR"/>
+          <w:rFonts w:ascii="gg sans" w:eastAsia="gg sans" w:hAnsi="gg sans" w:cs="gg sans"/>
+          <w:b w:val="0"/>
+          <w:i w:val="0"/>
+          <w:sz w:val="16"/>
+          <w:rtl w:val="off"/>
+        </w:rPr>
+        <w:t>자동으로 열고 닫히기 안 되는 오류 수정, 밖에서 상호작용 안 되도록</w:t>
+      </w:r>
+    </w:p>
+    <w:p>
+      <w:pPr>
+        <w:ind w:firstLine="0"/>
+        <w:jc w:val="left"/>
+        <w:shd w:val="clear" w:color="auto" w:fill="auto"/>
+        <w:rPr>
+          <w:caps w:val="off"/>
+          <w:lang w:eastAsia="ko-KR"/>
+          <w:rFonts w:ascii="gg sans" w:eastAsia="gg sans" w:hAnsi="gg sans" w:cs="gg sans" w:hint="eastAsia"/>
+          <w:b w:val="0"/>
+          <w:i w:val="0"/>
+          <w:sz w:val="16"/>
+          <w:rtl w:val="off"/>
+        </w:rPr>
+      </w:pPr>
+      <w:r>
+        <w:rPr>
+          <w:caps w:val="off"/>
+          <w:rFonts w:ascii="gg sans" w:eastAsia="gg sans" w:hAnsi="gg sans" w:cs="gg sans"/>
+          <w:b w:val="0"/>
+          <w:i w:val="0"/>
+          <w:sz w:val="16"/>
+        </w:rPr>
+        <w:t>-</w:t>
+      </w:r>
+      <w:r>
+        <w:rPr>
+          <w:caps w:val="off"/>
+          <w:lang w:eastAsia="ko-KR"/>
+          <w:rFonts w:ascii="gg sans" w:eastAsia="gg sans" w:hAnsi="gg sans" w:cs="gg sans"/>
+          <w:b w:val="0"/>
+          <w:i w:val="0"/>
+          <w:sz w:val="16"/>
+          <w:rtl w:val="off"/>
+        </w:rPr>
+        <w:t xml:space="preserve"> </w:t>
+      </w:r>
+      <w:r>
+        <w:rPr>
+          <w:caps w:val="off"/>
+          <w:rFonts w:ascii="gg sans" w:eastAsia="gg sans" w:hAnsi="gg sans" w:cs="gg sans"/>
+          <w:b w:val="0"/>
+          <w:i w:val="0"/>
+          <w:sz w:val="16"/>
+        </w:rPr>
+        <w:t>래버 당기기</w:t>
+      </w:r>
+    </w:p>
+    <w:p>
+      <w:pPr>
+        <w:ind w:firstLine="0"/>
+        <w:jc w:val="left"/>
+        <w:shd w:val="clear" w:color="auto" w:fill="auto"/>
+        <w:rPr>
+          <w:caps w:val="off"/>
+          <w:lang w:eastAsia="ko-KR"/>
+          <w:rFonts w:ascii="gg sans" w:eastAsia="gg sans" w:hAnsi="gg sans" w:cs="gg sans" w:hint="eastAsia"/>
+          <w:b w:val="0"/>
+          <w:i w:val="0"/>
+          <w:sz w:val="16"/>
+          <w:rtl w:val="off"/>
+        </w:rPr>
+      </w:pPr>
+      <w:r>
+        <w:rPr>
+          <w:caps w:val="off"/>
+          <w:rFonts w:ascii="gg sans" w:eastAsia="gg sans" w:hAnsi="gg sans" w:cs="gg sans"/>
+          <w:b w:val="0"/>
+          <w:i w:val="0"/>
+          <w:sz w:val="16"/>
+        </w:rPr>
+        <w:t>-</w:t>
+      </w:r>
+      <w:r>
+        <w:rPr>
+          <w:caps w:val="off"/>
+          <w:lang w:eastAsia="ko-KR"/>
+          <w:rFonts w:ascii="gg sans" w:eastAsia="gg sans" w:hAnsi="gg sans" w:cs="gg sans"/>
+          <w:b w:val="0"/>
+          <w:i w:val="0"/>
+          <w:sz w:val="16"/>
+          <w:rtl w:val="off"/>
+        </w:rPr>
+        <w:t xml:space="preserve"> </w:t>
+      </w:r>
+      <w:r>
+        <w:rPr>
+          <w:caps w:val="off"/>
+          <w:rFonts w:ascii="gg sans" w:eastAsia="gg sans" w:hAnsi="gg sans" w:cs="gg sans"/>
+          <w:b w:val="0"/>
+          <w:i w:val="0"/>
+          <w:sz w:val="16"/>
+        </w:rPr>
+        <w:t>열쇠 테스트</w:t>
+      </w:r>
+    </w:p>
+    <w:p>
+      <w:pPr>
+        <w:ind w:firstLine="0"/>
+        <w:jc w:val="left"/>
+        <w:shd w:val="clear" w:color="auto" w:fill="auto"/>
+        <w:rPr>
+          <w:caps w:val="off"/>
+          <w:lang w:eastAsia="ko-KR"/>
+          <w:rFonts w:ascii="gg sans" w:eastAsia="gg sans" w:hAnsi="gg sans" w:cs="gg sans" w:hint="eastAsia"/>
+          <w:b w:val="0"/>
+          <w:i w:val="0"/>
+          <w:sz w:val="16"/>
+          <w:rtl w:val="off"/>
+        </w:rPr>
+      </w:pPr>
+      <w:r>
+        <w:rPr>
+          <w:caps w:val="off"/>
+          <w:rFonts w:ascii="gg sans" w:eastAsia="gg sans" w:hAnsi="gg sans" w:cs="gg sans"/>
+          <w:b w:val="0"/>
+          <w:i w:val="0"/>
+          <w:sz w:val="16"/>
+        </w:rPr>
+        <w:t>-</w:t>
+      </w:r>
+      <w:r>
+        <w:rPr>
+          <w:caps w:val="off"/>
+          <w:lang w:eastAsia="ko-KR"/>
+          <w:rFonts w:ascii="gg sans" w:eastAsia="gg sans" w:hAnsi="gg sans" w:cs="gg sans"/>
+          <w:b w:val="0"/>
+          <w:i w:val="0"/>
+          <w:sz w:val="16"/>
+          <w:rtl w:val="off"/>
+        </w:rPr>
+        <w:t xml:space="preserve"> </w:t>
+      </w:r>
+      <w:r>
+        <w:rPr>
+          <w:caps w:val="off"/>
+          <w:rFonts w:ascii="gg sans" w:eastAsia="gg sans" w:hAnsi="gg sans" w:cs="gg sans"/>
+          <w:b w:val="0"/>
+          <w:i w:val="0"/>
+          <w:sz w:val="16"/>
+        </w:rPr>
+        <w:t>총 이펙트</w:t>
+      </w:r>
+    </w:p>
+    <w:p>
+      <w:pPr>
+        <w:ind w:firstLine="0"/>
+        <w:jc w:val="left"/>
+        <w:shd w:val="clear" w:color="auto" w:fill="auto"/>
+        <w:rPr>
+          <w:caps w:val="off"/>
+          <w:lang w:eastAsia="ko-KR"/>
+          <w:rFonts w:ascii="gg sans" w:eastAsia="gg sans" w:hAnsi="gg sans" w:cs="gg sans" w:hint="eastAsia"/>
+          <w:b w:val="0"/>
+          <w:i w:val="0"/>
+          <w:sz w:val="16"/>
+          <w:rtl w:val="off"/>
+        </w:rPr>
+      </w:pPr>
+      <w:r>
+        <w:rPr>
+          <w:caps w:val="off"/>
+          <w:rFonts w:ascii="gg sans" w:eastAsia="gg sans" w:hAnsi="gg sans" w:cs="gg sans"/>
+          <w:b w:val="0"/>
+          <w:i w:val="0"/>
+          <w:sz w:val="16"/>
+        </w:rPr>
+        <w:t>-</w:t>
+      </w:r>
+      <w:r>
+        <w:rPr>
+          <w:caps w:val="off"/>
+          <w:lang w:eastAsia="ko-KR"/>
+          <w:rFonts w:ascii="gg sans" w:eastAsia="gg sans" w:hAnsi="gg sans" w:cs="gg sans"/>
+          <w:b w:val="0"/>
+          <w:i w:val="0"/>
+          <w:sz w:val="16"/>
+          <w:rtl w:val="off"/>
+        </w:rPr>
+        <w:t xml:space="preserve"> </w:t>
+      </w:r>
+      <w:r>
+        <w:rPr>
+          <w:caps w:val="off"/>
+          <w:rFonts w:ascii="gg sans" w:eastAsia="gg sans" w:hAnsi="gg sans" w:cs="gg sans"/>
+          <w:b w:val="0"/>
+          <w:i w:val="0"/>
+          <w:sz w:val="16"/>
+        </w:rPr>
+        <w:t>EndStatge 보내고 최종 감정 패킷도 보내기</w:t>
+      </w:r>
+    </w:p>
+    <w:p>
+      <w:pPr>
+        <w:ind w:firstLine="0"/>
+        <w:jc w:val="left"/>
+        <w:shd w:val="clear" w:color="auto" w:fill="auto"/>
+        <w:rPr>
+          <w:caps w:val="off"/>
+          <w:lang w:eastAsia="ko-KR"/>
+          <w:rFonts w:ascii="gg sans" w:eastAsia="gg sans" w:hAnsi="gg sans" w:cs="gg sans" w:hint="eastAsia"/>
+          <w:b w:val="0"/>
+          <w:i w:val="0"/>
+          <w:sz w:val="16"/>
+          <w:rtl w:val="off"/>
+        </w:rPr>
+      </w:pPr>
+      <w:r>
+        <w:rPr>
+          <w:caps w:val="off"/>
+          <w:rFonts w:ascii="gg sans" w:eastAsia="gg sans" w:hAnsi="gg sans" w:cs="gg sans"/>
+          <w:b w:val="0"/>
+          <w:i w:val="0"/>
+          <w:sz w:val="16"/>
+        </w:rPr>
+        <w:t>-</w:t>
+      </w:r>
+      <w:r>
+        <w:rPr>
+          <w:caps w:val="off"/>
+          <w:lang w:eastAsia="ko-KR"/>
+          <w:rFonts w:ascii="gg sans" w:eastAsia="gg sans" w:hAnsi="gg sans" w:cs="gg sans"/>
+          <w:b w:val="0"/>
+          <w:i w:val="0"/>
+          <w:sz w:val="16"/>
+          <w:rtl w:val="off"/>
+        </w:rPr>
+        <w:t xml:space="preserve"> </w:t>
+      </w:r>
+      <w:r>
+        <w:rPr>
+          <w:caps w:val="off"/>
+          <w:rFonts w:ascii="gg sans" w:eastAsia="gg sans" w:hAnsi="gg sans" w:cs="gg sans"/>
+          <w:b w:val="0"/>
+          <w:i w:val="0"/>
+          <w:sz w:val="16"/>
+        </w:rPr>
+        <w:t>무적 치트키 추가(서버 연동 필요) + 이 외에 또 필요하다고 생각되는 치트키 추가</w:t>
+      </w:r>
+    </w:p>
+    <w:p>
+      <w:pPr>
+        <w:ind w:firstLine="0"/>
+        <w:jc w:val="left"/>
+        <w:shd w:val="clear" w:color="auto" w:fill="auto"/>
+        <w:rPr>
+          <w:caps w:val="off"/>
+          <w:lang w:eastAsia="ko-KR"/>
+          <w:rFonts w:ascii="gg sans" w:eastAsia="gg sans" w:hAnsi="gg sans" w:cs="gg sans" w:hint="eastAsia"/>
+          <w:b w:val="0"/>
+          <w:i w:val="0"/>
+          <w:sz w:val="16"/>
+          <w:rtl w:val="off"/>
+        </w:rPr>
+      </w:pPr>
+      <w:r>
+        <w:rPr>
+          <w:caps w:val="off"/>
+          <w:rFonts w:ascii="gg sans" w:eastAsia="gg sans" w:hAnsi="gg sans" w:cs="gg sans"/>
+          <w:b w:val="0"/>
+          <w:i w:val="0"/>
+          <w:sz w:val="16"/>
+        </w:rPr>
+        <w:t>-</w:t>
+      </w:r>
+      <w:r>
+        <w:rPr>
+          <w:caps w:val="off"/>
+          <w:lang w:eastAsia="ko-KR"/>
+          <w:rFonts w:ascii="gg sans" w:eastAsia="gg sans" w:hAnsi="gg sans" w:cs="gg sans"/>
+          <w:b w:val="0"/>
+          <w:i w:val="0"/>
+          <w:sz w:val="16"/>
+          <w:rtl w:val="off"/>
+        </w:rPr>
+        <w:t xml:space="preserve"> </w:t>
+      </w:r>
+      <w:r>
+        <w:rPr>
+          <w:caps w:val="off"/>
+          <w:rFonts w:ascii="gg sans" w:eastAsia="gg sans" w:hAnsi="gg sans" w:cs="gg sans"/>
+          <w:b w:val="0"/>
+          <w:i w:val="0"/>
+          <w:sz w:val="16"/>
+        </w:rPr>
+        <w:t>거미줄 느려지기</w:t>
+      </w:r>
+    </w:p>
+    <w:p>
+      <w:pPr>
+        <w:ind w:firstLine="0"/>
+        <w:jc w:val="left"/>
+        <w:shd w:val="clear" w:color="auto" w:fill="auto"/>
+        <w:rPr>
+          <w:caps w:val="off"/>
+          <w:lang w:eastAsia="ko-KR"/>
+          <w:rFonts w:ascii="gg sans" w:eastAsia="gg sans" w:hAnsi="gg sans" w:cs="gg sans" w:hint="eastAsia"/>
+          <w:b w:val="0"/>
+          <w:i w:val="0"/>
+          <w:sz w:val="16"/>
+          <w:rtl w:val="off"/>
+        </w:rPr>
+      </w:pPr>
+      <w:r>
+        <w:rPr>
+          <w:caps w:val="off"/>
+          <w:rFonts w:ascii="gg sans" w:eastAsia="gg sans" w:hAnsi="gg sans" w:cs="gg sans"/>
+          <w:b w:val="0"/>
+          <w:i w:val="0"/>
+          <w:sz w:val="16"/>
+        </w:rPr>
+        <w:t>-</w:t>
+      </w:r>
+      <w:r>
+        <w:rPr>
+          <w:caps w:val="off"/>
+          <w:lang w:eastAsia="ko-KR"/>
+          <w:rFonts w:ascii="gg sans" w:eastAsia="gg sans" w:hAnsi="gg sans" w:cs="gg sans"/>
+          <w:b w:val="0"/>
+          <w:i w:val="0"/>
+          <w:sz w:val="16"/>
+          <w:rtl w:val="off"/>
+        </w:rPr>
+        <w:t xml:space="preserve"> </w:t>
+      </w:r>
+      <w:r>
+        <w:rPr>
+          <w:caps w:val="off"/>
+          <w:rFonts w:ascii="gg sans" w:eastAsia="gg sans" w:hAnsi="gg sans" w:cs="gg sans"/>
+          <w:b w:val="0"/>
+          <w:i w:val="0"/>
+          <w:sz w:val="16"/>
+        </w:rPr>
+        <w:t>UI 다듬기</w:t>
+      </w:r>
+    </w:p>
+    <w:p>
+      <w:pPr>
+        <w:ind w:firstLine="0"/>
+        <w:jc w:val="left"/>
+        <w:shd w:val="clear" w:color="auto" w:fill="auto"/>
+        <w:rPr>
+          <w:caps w:val="off"/>
+          <w:lang w:eastAsia="ko-KR"/>
+          <w:rFonts w:ascii="gg sans" w:eastAsia="gg sans" w:hAnsi="gg sans" w:cs="gg sans" w:hint="eastAsia"/>
+          <w:b w:val="0"/>
+          <w:i w:val="0"/>
+          <w:sz w:val="16"/>
+          <w:rtl w:val="off"/>
+        </w:rPr>
+      </w:pPr>
+      <w:r>
+        <w:rPr>
+          <w:caps w:val="off"/>
+          <w:rFonts w:ascii="gg sans" w:eastAsia="gg sans" w:hAnsi="gg sans" w:cs="gg sans"/>
+          <w:b w:val="0"/>
+          <w:i w:val="0"/>
+          <w:sz w:val="16"/>
+        </w:rPr>
+        <w:t>-</w:t>
+      </w:r>
+      <w:r>
+        <w:rPr>
+          <w:caps w:val="off"/>
+          <w:lang w:eastAsia="ko-KR"/>
+          <w:rFonts w:ascii="gg sans" w:eastAsia="gg sans" w:hAnsi="gg sans" w:cs="gg sans"/>
+          <w:b w:val="0"/>
+          <w:i w:val="0"/>
+          <w:sz w:val="16"/>
+          <w:rtl w:val="off"/>
+        </w:rPr>
+        <w:t xml:space="preserve"> </w:t>
+      </w:r>
+      <w:r>
+        <w:rPr>
+          <w:caps w:val="off"/>
+          <w:rFonts w:ascii="gg sans" w:eastAsia="gg sans" w:hAnsi="gg sans" w:cs="gg sans"/>
+          <w:b w:val="0"/>
+          <w:i w:val="0"/>
+          <w:sz w:val="16"/>
+        </w:rPr>
+        <w:t>스테이지 시작, 종료 판단해서 패킷 보내기</w:t>
+      </w:r>
+    </w:p>
+    <w:p>
+      <w:pPr>
+        <w:ind w:firstLine="0"/>
+        <w:jc w:val="left"/>
+        <w:shd w:val="clear" w:color="auto" w:fill="auto"/>
+        <w:rPr>
+          <w:caps w:val="off"/>
+          <w:lang w:eastAsia="ko-KR"/>
+          <w:rFonts w:ascii="gg sans" w:eastAsia="gg sans" w:hAnsi="gg sans" w:cs="gg sans" w:hint="eastAsia"/>
+          <w:b w:val="0"/>
+          <w:i w:val="0"/>
+          <w:sz w:val="16"/>
+          <w:rtl w:val="off"/>
+        </w:rPr>
+      </w:pPr>
+      <w:r>
+        <w:rPr>
+          <w:caps w:val="off"/>
+          <w:lang w:eastAsia="ko-KR"/>
+          <w:rFonts w:ascii="gg sans" w:eastAsia="gg sans" w:hAnsi="gg sans" w:cs="gg sans"/>
+          <w:b w:val="0"/>
+          <w:i w:val="0"/>
+          <w:sz w:val="16"/>
+          <w:rtl w:val="off"/>
+        </w:rPr>
+        <w:t>- 랜턴 떨굴 때 배터리 설정하기</w:t>
+      </w:r>
+    </w:p>
+    <w:p>
+      <w:pPr>
+        <w:ind w:firstLine="0"/>
+        <w:jc w:val="left"/>
+        <w:shd w:val="clear" w:color="auto" w:fill="auto"/>
+        <w:rPr>
+          <w:lang w:eastAsia="ko-KR"/>
+          <w:rFonts w:hint="eastAsia"/>
+          <w:sz w:val="16"/>
+          <w:szCs w:val="16"/>
+          <w:rtl w:val="off"/>
+        </w:rPr>
+      </w:pPr>
+    </w:p>
+    <w:p>
+      <w:pPr>
+        <w:pBdr>
+          <w:bottom w:val="single" w:sz="6" w:space="1" w:color="auto"/>
+        </w:pBdr>
+        <w:rPr>
+          <w:caps w:val="off"/>
+          <w:lang w:eastAsia="ko-KR"/>
+          <w:rFonts w:ascii="gg sans" w:eastAsia="gg sans" w:hAnsi="gg sans" w:cs="gg sans" w:hint="eastAsia"/>
+          <w:b w:val="0"/>
+          <w:i w:val="0"/>
+          <w:strike/>
+          <w:sz w:val="16"/>
+          <w:rtl w:val="off"/>
+        </w:rPr>
+      </w:pPr>
+      <w:r>
+        <w:rPr>
+          <w:caps w:val="off"/>
+          <w:rFonts w:ascii="gg sans" w:eastAsia="gg sans" w:hAnsi="gg sans" w:cs="gg sans"/>
+          <w:b w:val="0"/>
+          <w:i w:val="0"/>
+          <w:strike/>
+          <w:sz w:val="16"/>
+        </w:rPr>
+        <w:t>-</w:t>
+      </w:r>
+      <w:r>
+        <w:rPr>
+          <w:caps w:val="off"/>
+          <w:lang w:eastAsia="ko-KR"/>
+          <w:rFonts w:ascii="gg sans" w:eastAsia="gg sans" w:hAnsi="gg sans" w:cs="gg sans"/>
+          <w:b w:val="0"/>
+          <w:i w:val="0"/>
+          <w:strike/>
+          <w:sz w:val="16"/>
+          <w:rtl w:val="off"/>
+        </w:rPr>
+        <w:t xml:space="preserve"> </w:t>
+      </w:r>
+      <w:r>
+        <w:rPr>
+          <w:caps w:val="off"/>
+          <w:rFonts w:ascii="gg sans" w:eastAsia="gg sans" w:hAnsi="gg sans" w:cs="gg sans"/>
+          <w:b w:val="0"/>
+          <w:i w:val="0"/>
+          <w:strike/>
+          <w:sz w:val="16"/>
+        </w:rPr>
+        <w:t>난간 뛰어넘을 수 있게 하기</w:t>
+      </w:r>
+    </w:p>
+    <w:p>
+      <w:pPr>
+        <w:pBdr>
+          <w:bottom w:val="single" w:sz="6" w:space="1" w:color="auto"/>
+        </w:pBdr>
+        <w:rPr>
+          <w:caps w:val="off"/>
+          <w:lang w:eastAsia="ko-KR"/>
+          <w:rFonts w:ascii="gg sans" w:eastAsia="gg sans" w:hAnsi="gg sans" w:cs="gg sans" w:hint="eastAsia"/>
+          <w:b w:val="0"/>
+          <w:i w:val="0"/>
+          <w:strike/>
+          <w:sz w:val="16"/>
+          <w:rtl w:val="off"/>
+        </w:rPr>
+      </w:pPr>
+      <w:r>
+        <w:rPr>
+          <w:caps w:val="off"/>
+          <w:rFonts w:ascii="gg sans" w:eastAsia="gg sans" w:hAnsi="gg sans" w:cs="gg sans"/>
+          <w:b w:val="0"/>
+          <w:i w:val="0"/>
+          <w:strike/>
+          <w:sz w:val="16"/>
+        </w:rPr>
+        <w:t>-</w:t>
+      </w:r>
+      <w:r>
+        <w:rPr>
+          <w:caps w:val="off"/>
+          <w:lang w:eastAsia="ko-KR"/>
+          <w:rFonts w:ascii="gg sans" w:eastAsia="gg sans" w:hAnsi="gg sans" w:cs="gg sans"/>
+          <w:b w:val="0"/>
+          <w:i w:val="0"/>
+          <w:strike/>
+          <w:sz w:val="16"/>
+          <w:rtl w:val="off"/>
+        </w:rPr>
+        <w:t xml:space="preserve"> </w:t>
+      </w:r>
+      <w:r>
+        <w:rPr>
+          <w:caps w:val="off"/>
+          <w:rFonts w:ascii="gg sans" w:eastAsia="gg sans" w:hAnsi="gg sans" w:cs="gg sans"/>
+          <w:b w:val="0"/>
+          <w:i w:val="0"/>
+          <w:strike/>
+          <w:sz w:val="16"/>
+        </w:rPr>
+        <w:t>방 입퇴장</w:t>
+      </w:r>
+    </w:p>
+    <w:p>
+      <w:pPr>
+        <w:pBdr>
+          <w:bottom w:val="single" w:sz="6" w:space="1" w:color="auto"/>
+        </w:pBdr>
+        <w:rPr>
+          <w:caps w:val="off"/>
+          <w:lang w:eastAsia="ko-KR"/>
+          <w:rFonts w:ascii="gg sans" w:eastAsia="gg sans" w:hAnsi="gg sans" w:cs="gg sans" w:hint="eastAsia"/>
+          <w:b w:val="0"/>
+          <w:i w:val="0"/>
+          <w:strike/>
+          <w:sz w:val="16"/>
+          <w:rtl w:val="off"/>
+        </w:rPr>
+      </w:pPr>
+      <w:r>
+        <w:rPr>
+          <w:caps w:val="off"/>
+          <w:rFonts w:ascii="gg sans" w:eastAsia="gg sans" w:hAnsi="gg sans" w:cs="gg sans"/>
+          <w:b w:val="0"/>
+          <w:i w:val="0"/>
+          <w:strike/>
+          <w:sz w:val="16"/>
+        </w:rPr>
+        <w:t>-</w:t>
+      </w:r>
+      <w:r>
+        <w:rPr>
+          <w:caps w:val="off"/>
+          <w:lang w:eastAsia="ko-KR"/>
+          <w:rFonts w:ascii="gg sans" w:eastAsia="gg sans" w:hAnsi="gg sans" w:cs="gg sans"/>
+          <w:b w:val="0"/>
+          <w:i w:val="0"/>
+          <w:strike/>
+          <w:sz w:val="16"/>
+          <w:rtl w:val="off"/>
+        </w:rPr>
+        <w:t xml:space="preserve"> </w:t>
+      </w:r>
+      <w:r>
+        <w:rPr>
+          <w:caps w:val="off"/>
+          <w:rFonts w:ascii="gg sans" w:eastAsia="gg sans" w:hAnsi="gg sans" w:cs="gg sans"/>
+          <w:b w:val="0"/>
+          <w:i w:val="0"/>
+          <w:strike/>
+          <w:sz w:val="16"/>
+        </w:rPr>
+        <w:t>Move 패킷 보내는 주기 수정</w:t>
+      </w:r>
+    </w:p>
+    <w:p>
+      <w:pPr>
+        <w:pBdr>
+          <w:bottom w:val="single" w:sz="6" w:space="1" w:color="auto"/>
+        </w:pBdr>
+      </w:pPr>
+      <w:r>
+        <w:rPr>
+          <w:caps w:val="off"/>
+          <w:lang w:eastAsia="ko-KR"/>
+          <w:rFonts w:ascii="gg sans" w:eastAsia="gg sans" w:hAnsi="gg sans" w:cs="gg sans" w:hint="eastAsia"/>
+          <w:b w:val="0"/>
+          <w:i w:val="0"/>
+          <w:strike/>
+          <w:sz w:val="16"/>
+          <w:rtl w:val="off"/>
+        </w:rPr>
+        <w:t>- Title, Account, Lobby UI 수정: 창 띄울 때 이전 창 버튼 비활성화하기, 버튼 이미지로 변경</w:t>
+      </w:r>
+    </w:p>
     <w:p>
       <w:pPr>
         <w:pBdr>
@@ -3331,126 +3383,6 @@
     </w:sectPr>
   </w:body>
 </w:document>
-</file>
-
-<file path=word/numbering.xml><?xml version="1.0" encoding="utf-8"?>
-<w:numbering xmlns:ve="http://schemas.openxmlformats.org/markup-compatibility/2006" xmlns:o="urn:schemas-microsoft-com:office:office" xmlns:r="http://schemas.openxmlformats.org/officeDocument/2006/relationships" xmlns:m="http://schemas.openxmlformats.org/officeDocument/2006/math" xmlns:v="urn:schemas-microsoft-com:vml" xmlns:wp="http://schemas.openxmlformats.org/drawingml/2006/wordprocessingDrawing" xmlns:w10="urn:schemas-microsoft-com:office:word" xmlns:w="http://schemas.openxmlformats.org/wordprocessingml/2006/main" xmlns:w14="http://schemas.microsoft.com/office/word/2010/wordml" xmlns:wne="http://schemas.microsoft.com/office/word/2006/wordml">
-  <w:abstractNum w:abstractNumId="0">
-    <w:nsid w:val="1ee279e1"/>
-    <w:multiLevelType w:val="hybridMultilevel"/>
-    <w:tmpl w:val="4a4837b8"/>
-    <w:lvl w:ilvl="0" w:tplc="3aedc6">
-      <w:numFmt w:val="bullet"/>
-      <w:lvlText w:val="-"/>
-      <w:lvlJc w:val="left"/>
-      <w:pPr>
-        <w:ind w:left="800" w:hanging="360"/>
-      </w:pPr>
-      <w:rPr>
-        <w:rFonts w:ascii="HY헤드라인M" w:eastAsia="HY헤드라인M" w:hint="eastAsia"/>
-      </w:rPr>
-    </w:lvl>
-    <w:lvl w:ilvl="1" w:tentative="on" w:tplc="4090003">
-      <w:start w:val="1"/>
-      <w:numFmt w:val="bullet"/>
-      <w:lvlText w:val=""/>
-      <w:lvlJc w:val="left"/>
-      <w:pPr>
-        <w:ind w:left="1320" w:hanging="440"/>
-      </w:pPr>
-      <w:rPr>
-        <w:rFonts w:ascii="Wingdings" w:hAnsi="Wingdings" w:hint="default"/>
-      </w:rPr>
-    </w:lvl>
-    <w:lvl w:ilvl="2" w:tentative="on" w:tplc="4090005">
-      <w:start w:val="1"/>
-      <w:numFmt w:val="bullet"/>
-      <w:lvlText w:val=""/>
-      <w:lvlJc w:val="left"/>
-      <w:pPr>
-        <w:ind w:left="1760" w:hanging="440"/>
-      </w:pPr>
-      <w:rPr>
-        <w:rFonts w:ascii="Wingdings" w:hAnsi="Wingdings" w:hint="default"/>
-      </w:rPr>
-    </w:lvl>
-    <w:lvl w:ilvl="3" w:tentative="on" w:tplc="4090001">
-      <w:start w:val="1"/>
-      <w:numFmt w:val="bullet"/>
-      <w:lvlText w:val=""/>
-      <w:lvlJc w:val="left"/>
-      <w:pPr>
-        <w:ind w:left="2200" w:hanging="440"/>
-      </w:pPr>
-      <w:rPr>
-        <w:rFonts w:ascii="Wingdings" w:hAnsi="Wingdings" w:hint="default"/>
-      </w:rPr>
-    </w:lvl>
-    <w:lvl w:ilvl="4" w:tentative="on" w:tplc="4090003">
-      <w:start w:val="1"/>
-      <w:numFmt w:val="bullet"/>
-      <w:lvlText w:val=""/>
-      <w:lvlJc w:val="left"/>
-      <w:pPr>
-        <w:ind w:left="2640" w:hanging="440"/>
-      </w:pPr>
-      <w:rPr>
-        <w:rFonts w:ascii="Wingdings" w:hAnsi="Wingdings" w:hint="default"/>
-      </w:rPr>
-    </w:lvl>
-    <w:lvl w:ilvl="5" w:tentative="on" w:tplc="4090005">
-      <w:start w:val="1"/>
-      <w:numFmt w:val="bullet"/>
-      <w:lvlText w:val=""/>
-      <w:lvlJc w:val="left"/>
-      <w:pPr>
-        <w:ind w:left="3080" w:hanging="440"/>
-      </w:pPr>
-      <w:rPr>
-        <w:rFonts w:ascii="Wingdings" w:hAnsi="Wingdings" w:hint="default"/>
-      </w:rPr>
-    </w:lvl>
-    <w:lvl w:ilvl="6" w:tentative="on" w:tplc="4090001">
-      <w:start w:val="1"/>
-      <w:numFmt w:val="bullet"/>
-      <w:lvlText w:val=""/>
-      <w:lvlJc w:val="left"/>
-      <w:pPr>
-        <w:ind w:left="3520" w:hanging="440"/>
-      </w:pPr>
-      <w:rPr>
-        <w:rFonts w:ascii="Wingdings" w:hAnsi="Wingdings" w:hint="default"/>
-      </w:rPr>
-    </w:lvl>
-    <w:lvl w:ilvl="7" w:tentative="on" w:tplc="4090003">
-      <w:start w:val="1"/>
-      <w:numFmt w:val="bullet"/>
-      <w:lvlText w:val=""/>
-      <w:lvlJc w:val="left"/>
-      <w:pPr>
-        <w:ind w:left="3960" w:hanging="440"/>
-      </w:pPr>
-      <w:rPr>
-        <w:rFonts w:ascii="Wingdings" w:hAnsi="Wingdings" w:hint="default"/>
-      </w:rPr>
-    </w:lvl>
-    <w:lvl w:ilvl="8" w:tentative="on" w:tplc="4090005">
-      <w:start w:val="1"/>
-      <w:numFmt w:val="bullet"/>
-      <w:lvlText w:val=""/>
-      <w:lvlJc w:val="left"/>
-      <w:pPr>
-        <w:ind w:left="4400" w:hanging="440"/>
-      </w:pPr>
-      <w:rPr>
-        <w:rFonts w:ascii="Wingdings" w:hAnsi="Wingdings" w:hint="default"/>
-      </w:rPr>
-    </w:lvl>
-  </w:abstractNum>
-  <w:num w:numId="1">
-    <w:abstractNumId w:val="0"/>
-  </w:num>
-</w:numbering>
 </file>
 
 <file path=word/styles.xml><?xml version="1.0" encoding="utf-8"?>
@@ -3491,22 +3423,22 @@
     <w:lsdException w:name="index 7" w:semiHidden="1" w:unhideWhenUsed="1"/>
     <w:lsdException w:name="index 8" w:semiHidden="1" w:unhideWhenUsed="1"/>
     <w:lsdException w:name="index 9" w:semiHidden="1" w:unhideWhenUsed="1"/>
-    <w:lsdException w:name="toc 1" w:semiHidden="1" w:uiPriority="135" w:unhideWhenUsed="1"/>
-    <w:lsdException w:name="toc 2" w:semiHidden="1" w:uiPriority="135" w:unhideWhenUsed="1"/>
-    <w:lsdException w:name="toc 3" w:semiHidden="1" w:uiPriority="135" w:unhideWhenUsed="1"/>
-    <w:lsdException w:name="toc 4" w:semiHidden="1" w:uiPriority="135" w:unhideWhenUsed="1"/>
-    <w:lsdException w:name="toc 5" w:semiHidden="1" w:uiPriority="135" w:unhideWhenUsed="1"/>
-    <w:lsdException w:name="toc 6" w:semiHidden="1" w:uiPriority="135" w:unhideWhenUsed="1"/>
-    <w:lsdException w:name="toc 7" w:semiHidden="1" w:uiPriority="135" w:unhideWhenUsed="1"/>
-    <w:lsdException w:name="toc 8" w:semiHidden="1" w:uiPriority="135" w:unhideWhenUsed="1"/>
-    <w:lsdException w:name="toc 9" w:semiHidden="1" w:uiPriority="135" w:unhideWhenUsed="1"/>
+    <w:lsdException w:name="toc 1" w:semiHidden="1" w:uiPriority="309" w:unhideWhenUsed="1"/>
+    <w:lsdException w:name="toc 2" w:semiHidden="1" w:uiPriority="309" w:unhideWhenUsed="1"/>
+    <w:lsdException w:name="toc 3" w:semiHidden="1" w:uiPriority="309" w:unhideWhenUsed="1"/>
+    <w:lsdException w:name="toc 4" w:semiHidden="1" w:uiPriority="309" w:unhideWhenUsed="1"/>
+    <w:lsdException w:name="toc 5" w:semiHidden="1" w:uiPriority="309" w:unhideWhenUsed="1"/>
+    <w:lsdException w:name="toc 6" w:semiHidden="1" w:uiPriority="309" w:unhideWhenUsed="1"/>
+    <w:lsdException w:name="toc 7" w:semiHidden="1" w:uiPriority="309" w:unhideWhenUsed="1"/>
+    <w:lsdException w:name="toc 8" w:semiHidden="1" w:uiPriority="309" w:unhideWhenUsed="1"/>
+    <w:lsdException w:name="toc 9" w:semiHidden="1" w:uiPriority="309" w:unhideWhenUsed="1"/>
     <w:lsdException w:name="Normal Indent" w:semiHidden="1" w:unhideWhenUsed="1"/>
     <w:lsdException w:name="footnote text" w:semiHidden="1" w:unhideWhenUsed="1"/>
     <w:lsdException w:name="annotation text" w:semiHidden="1" w:unhideWhenUsed="1"/>
     <w:lsdException w:name="header" w:semiHidden="1" w:unhideWhenUsed="1"/>
     <w:lsdException w:name="footer" w:semiHidden="1" w:unhideWhenUsed="1"/>
     <w:lsdException w:name="index heading" w:semiHidden="1" w:unhideWhenUsed="1"/>
-    <w:lsdException w:name="caption" w:semiHidden="1" w:uiPriority="131" w:unhideWhenUsed="1" w:qFormat="1"/>
+    <w:lsdException w:name="caption" w:semiHidden="1" w:uiPriority="305" w:unhideWhenUsed="1" w:qFormat="1"/>
     <w:lsdException w:name="table of figures" w:semiHidden="1" w:unhideWhenUsed="1"/>
     <w:lsdException w:name="envelope address" w:semiHidden="1" w:unhideWhenUsed="1"/>
     <w:lsdException w:name="envelope return" w:semiHidden="1" w:unhideWhenUsed="1"/>
@@ -3534,7 +3466,7 @@
     <w:lsdException w:name="List Number 3" w:semiHidden="1" w:unhideWhenUsed="1"/>
     <w:lsdException w:name="List Number 4" w:semiHidden="1" w:unhideWhenUsed="1"/>
     <w:lsdException w:name="List Number 5" w:semiHidden="1" w:unhideWhenUsed="1"/>
-    <w:lsdException w:name="Title" w:uiPriority="34" w:qFormat="1"/>
+    <w:lsdException w:name="Title" w:uiPriority="52" w:qFormat="1"/>
     <w:lsdException w:name="Closing" w:semiHidden="1" w:unhideWhenUsed="1"/>
     <w:lsdException w:name="Signature" w:semiHidden="1" w:unhideWhenUsed="1"/>
     <w:lsdException w:name="Default Paragraph Font" w:semiHidden="1" w:uiPriority="1" w:unhideWhenUsed="1"/>
@@ -3546,7 +3478,7 @@
     <w:lsdException w:name="List Continue 4" w:semiHidden="1" w:unhideWhenUsed="1"/>
     <w:lsdException w:name="List Continue 5" w:semiHidden="1" w:unhideWhenUsed="1"/>
     <w:lsdException w:name="Message Header" w:semiHidden="1" w:unhideWhenUsed="1"/>
-    <w:lsdException w:name="Subtitle" w:uiPriority="35" w:qFormat="1"/>
+    <w:lsdException w:name="Subtitle" w:uiPriority="53" w:qFormat="1"/>
     <w:lsdException w:name="Salutation" w:semiHidden="1" w:unhideWhenUsed="1"/>
     <w:lsdException w:name="Date" w:semiHidden="1" w:unhideWhenUsed="1"/>
     <w:lsdException w:name="Body Text First Indent" w:semiHidden="1" w:unhideWhenUsed="1"/>
@@ -3559,8 +3491,8 @@
     <w:lsdException w:name="Block Text" w:semiHidden="1" w:unhideWhenUsed="1"/>
     <w:lsdException w:name="Hyperlink" w:semiHidden="1" w:unhideWhenUsed="1"/>
     <w:lsdException w:name="FollowedHyperlink" w:semiHidden="1" w:unhideWhenUsed="1"/>
-    <w:lsdException w:name="Strong" w:uiPriority="82" w:qFormat="1"/>
-    <w:lsdException w:name="Emphasis" w:uiPriority="80" w:qFormat="1"/>
+    <w:lsdException w:name="Strong" w:uiPriority="130" w:qFormat="1"/>
+    <w:lsdException w:name="Emphasis" w:uiPriority="128" w:qFormat="1"/>
     <w:lsdException w:name="Document Map" w:semiHidden="1" w:unhideWhenUsed="1"/>
     <w:lsdException w:name="Plain Text" w:semiHidden="1" w:unhideWhenUsed="1"/>
     <w:lsdException w:name="E-mail Signature" w:semiHidden="1" w:unhideWhenUsed="1"/>
@@ -3626,13 +3558,13 @@
     <w:lsdException w:name="Table Web 2" w:semiHidden="1" w:unhideWhenUsed="1"/>
     <w:lsdException w:name="Table Web 3" w:semiHidden="1" w:unhideWhenUsed="1"/>
     <w:lsdException w:name="Balloon Text" w:semiHidden="1" w:unhideWhenUsed="1"/>
-    <w:lsdException w:name="Table Grid" w:uiPriority="135"/>
+    <w:lsdException w:name="Table Grid" w:uiPriority="309"/>
     <w:lsdException w:name="Table Theme" w:semiHidden="1" w:unhideWhenUsed="1"/>
     <w:lsdException w:name="Placeholder Text" w:semiHidden="1"/>
     <w:lsdException w:name="No Spacing" w:uiPriority="1" w:qFormat="1"/>
-    <w:lsdException w:name="Light Shading" w:uiPriority="336"/>
-    <w:lsdException w:name="Light List" w:uiPriority="337"/>
-    <w:lsdException w:name="Light Grid" w:uiPriority="338"/>
+    <w:lsdException w:name="Light Shading" w:uiPriority="822"/>
+    <w:lsdException w:name="Light List" w:uiPriority="823"/>
+    <w:lsdException w:name="Light Grid" w:uiPriority="824"/>
     <w:lsdException w:name="Medium Shading 1"/>
     <w:lsdException w:name="Medium Shading 2" w:uiPriority="0"/>
     <w:lsdException w:name="Medium List 1" w:uiPriority="0"/>
@@ -3644,16 +3576,16 @@
     <w:lsdException w:name="Colorful Shading" w:uiPriority="0"/>
     <w:lsdException w:name="Colorful List" w:uiPriority="0"/>
     <w:lsdException w:name="Colorful Grid" w:uiPriority="0"/>
-    <w:lsdException w:name="Light Shading Accent 1" w:uiPriority="336"/>
-    <w:lsdException w:name="Light List Accent 1" w:uiPriority="337"/>
-    <w:lsdException w:name="Light Grid Accent 1" w:uiPriority="338"/>
+    <w:lsdException w:name="Light Shading Accent 1" w:uiPriority="822"/>
+    <w:lsdException w:name="Light List Accent 1" w:uiPriority="823"/>
+    <w:lsdException w:name="Light Grid Accent 1" w:uiPriority="824"/>
     <w:lsdException w:name="Medium Shading 1 Accent 1"/>
     <w:lsdException w:name="Medium Shading 2 Accent 1" w:uiPriority="0"/>
     <w:lsdException w:name="Medium List 1 Accent 1" w:uiPriority="0"/>
     <w:lsdException w:name="Revision" w:semiHidden="1"/>
-    <w:lsdException w:name="List Paragraph" w:uiPriority="130" w:qFormat="1"/>
-    <w:lsdException w:name="Quote" w:uiPriority="101" w:qFormat="1"/>
-    <w:lsdException w:name="Intense Quote" w:uiPriority="114" w:qFormat="1"/>
+    <w:lsdException w:name="List Paragraph" w:uiPriority="304" w:qFormat="1"/>
+    <w:lsdException w:name="Quote" w:uiPriority="257" w:qFormat="1"/>
+    <w:lsdException w:name="Intense Quote" w:uiPriority="276" w:qFormat="1"/>
     <w:lsdException w:name="Medium List 2 Accent 1" w:uiPriority="0"/>
     <w:lsdException w:name="Medium Grid 1 Accent 1" w:uiPriority="0"/>
     <w:lsdException w:name="Medium Grid 2 Accent 1" w:uiPriority="0"/>
@@ -3662,9 +3594,9 @@
     <w:lsdException w:name="Colorful Shading Accent 1" w:uiPriority="0"/>
     <w:lsdException w:name="Colorful List Accent 1" w:uiPriority="0"/>
     <w:lsdException w:name="Colorful Grid Accent 1" w:uiPriority="0"/>
-    <w:lsdException w:name="Light Shading Accent 2" w:uiPriority="336"/>
-    <w:lsdException w:name="Light List Accent 2" w:uiPriority="337"/>
-    <w:lsdException w:name="Light Grid Accent 2" w:uiPriority="338"/>
+    <w:lsdException w:name="Light Shading Accent 2" w:uiPriority="822"/>
+    <w:lsdException w:name="Light List Accent 2" w:uiPriority="823"/>
+    <w:lsdException w:name="Light Grid Accent 2" w:uiPriority="824"/>
     <w:lsdException w:name="Medium Shading 1 Accent 2"/>
     <w:lsdException w:name="Medium Shading 2 Accent 2" w:uiPriority="0"/>
     <w:lsdException w:name="Medium List 1 Accent 2" w:uiPriority="0"/>
@@ -3676,9 +3608,9 @@
     <w:lsdException w:name="Colorful Shading Accent 2" w:uiPriority="0"/>
     <w:lsdException w:name="Colorful List Accent 2" w:uiPriority="0"/>
     <w:lsdException w:name="Colorful Grid Accent 2" w:uiPriority="0"/>
-    <w:lsdException w:name="Light Shading Accent 3" w:uiPriority="336"/>
-    <w:lsdException w:name="Light List Accent 3" w:uiPriority="337"/>
-    <w:lsdException w:name="Light Grid Accent 3" w:uiPriority="338"/>
+    <w:lsdException w:name="Light Shading Accent 3" w:uiPriority="822"/>
+    <w:lsdException w:name="Light List Accent 3" w:uiPriority="823"/>
+    <w:lsdException w:name="Light Grid Accent 3" w:uiPriority="824"/>
     <w:lsdException w:name="Medium Shading 1 Accent 3"/>
     <w:lsdException w:name="Medium Shading 2 Accent 3" w:uiPriority="0"/>
     <w:lsdException w:name="Medium List 1 Accent 3" w:uiPriority="0"/>
@@ -3690,9 +3622,9 @@
     <w:lsdException w:name="Colorful Shading Accent 3" w:uiPriority="0"/>
     <w:lsdException w:name="Colorful List Accent 3" w:uiPriority="0"/>
     <w:lsdException w:name="Colorful Grid Accent 3" w:uiPriority="0"/>
-    <w:lsdException w:name="Light Shading Accent 4" w:uiPriority="336"/>
-    <w:lsdException w:name="Light List Accent 4" w:uiPriority="337"/>
-    <w:lsdException w:name="Light Grid Accent 4" w:uiPriority="338"/>
+    <w:lsdException w:name="Light Shading Accent 4" w:uiPriority="822"/>
+    <w:lsdException w:name="Light List Accent 4" w:uiPriority="823"/>
+    <w:lsdException w:name="Light Grid Accent 4" w:uiPriority="824"/>
     <w:lsdException w:name="Medium Shading 1 Accent 4"/>
     <w:lsdException w:name="Medium Shading 2 Accent 4" w:uiPriority="0"/>
     <w:lsdException w:name="Medium List 1 Accent 4" w:uiPriority="0"/>
@@ -3704,9 +3636,9 @@
     <w:lsdException w:name="Colorful Shading Accent 4" w:uiPriority="0"/>
     <w:lsdException w:name="Colorful List Accent 4" w:uiPriority="0"/>
     <w:lsdException w:name="Colorful Grid Accent 4" w:uiPriority="0"/>
-    <w:lsdException w:name="Light Shading Accent 5" w:uiPriority="336"/>
-    <w:lsdException w:name="Light List Accent 5" w:uiPriority="337"/>
-    <w:lsdException w:name="Light Grid Accent 5" w:uiPriority="338"/>
+    <w:lsdException w:name="Light Shading Accent 5" w:uiPriority="822"/>
+    <w:lsdException w:name="Light List Accent 5" w:uiPriority="823"/>
+    <w:lsdException w:name="Light Grid Accent 5" w:uiPriority="824"/>
     <w:lsdException w:name="Medium Shading 1 Accent 5"/>
     <w:lsdException w:name="Medium Shading 2 Accent 5" w:uiPriority="0"/>
     <w:lsdException w:name="Medium List 1 Accent 5" w:uiPriority="0"/>
@@ -3718,9 +3650,9 @@
     <w:lsdException w:name="Colorful Shading Accent 5" w:uiPriority="0"/>
     <w:lsdException w:name="Colorful List Accent 5" w:uiPriority="0"/>
     <w:lsdException w:name="Colorful Grid Accent 5" w:uiPriority="0"/>
-    <w:lsdException w:name="Light Shading Accent 6" w:uiPriority="336"/>
-    <w:lsdException w:name="Light List Accent 6" w:uiPriority="337"/>
-    <w:lsdException w:name="Light Grid Accent 6" w:uiPriority="338"/>
+    <w:lsdException w:name="Light Shading Accent 6" w:uiPriority="822"/>
+    <w:lsdException w:name="Light List Accent 6" w:uiPriority="823"/>
+    <w:lsdException w:name="Light Grid Accent 6" w:uiPriority="824"/>
     <w:lsdException w:name="Medium Shading 1 Accent 6"/>
     <w:lsdException w:name="Medium Shading 2 Accent 6" w:uiPriority="0"/>
     <w:lsdException w:name="Medium List 1 Accent 6" w:uiPriority="0"/>
@@ -3732,117 +3664,117 @@
     <w:lsdException w:name="Colorful Shading Accent 6" w:uiPriority="0"/>
     <w:lsdException w:name="Colorful List Accent 6" w:uiPriority="0"/>
     <w:lsdException w:name="Colorful Grid Accent 6" w:uiPriority="0"/>
-    <w:lsdException w:name="Subtle Emphasis" w:uiPriority="55" w:qFormat="1"/>
-    <w:lsdException w:name="Intense Emphasis" w:uiPriority="81" w:qFormat="1"/>
-    <w:lsdException w:name="Subtle Reference" w:uiPriority="115" w:qFormat="1"/>
-    <w:lsdException w:name="Intense Reference" w:uiPriority="128" w:qFormat="1"/>
-    <w:lsdException w:name="Book Title" w:uiPriority="129" w:qFormat="1"/>
-    <w:lsdException w:name="Bibliography" w:semiHidden="1" w:uiPriority="133" w:unhideWhenUsed="1"/>
-    <w:lsdException w:name="TOC Heading" w:semiHidden="1" w:uiPriority="135" w:unhideWhenUsed="1" w:qFormat="1"/>
-    <w:lsdException w:name="Plain Table 1" w:uiPriority="257"/>
-    <w:lsdException w:name="Plain Table 2" w:uiPriority="258"/>
-    <w:lsdException w:name="Plain Table 3" w:uiPriority="259"/>
-    <w:lsdException w:name="Plain Table 4" w:uiPriority="260"/>
-    <w:lsdException w:name="Plain Table 5" w:uiPriority="261"/>
-    <w:lsdException w:name="Grid Table Light" w:uiPriority="256"/>
-    <w:lsdException w:name="Grid Table 1 Light" w:uiPriority="274"/>
-    <w:lsdException w:name="Grid Table 2" w:uiPriority="275"/>
-    <w:lsdException w:name="Grid Table 3" w:uiPriority="276"/>
-    <w:lsdException w:name="Grid Table 4" w:uiPriority="277"/>
-    <w:lsdException w:name="Grid Table 5 Dark" w:uiPriority="296"/>
-    <w:lsdException w:name="Grid Table 6 Colorful" w:uiPriority="297"/>
-    <w:lsdException w:name="Grid Table 7 Colorful" w:uiPriority="304"/>
-    <w:lsdException w:name="Grid Table 1 Light Accent 1" w:uiPriority="274"/>
-    <w:lsdException w:name="Grid Table 2 Accent 1" w:uiPriority="275"/>
-    <w:lsdException w:name="Grid Table 3 Accent 1" w:uiPriority="276"/>
-    <w:lsdException w:name="Grid Table 4 Accent 1" w:uiPriority="277"/>
-    <w:lsdException w:name="Grid Table 5 Dark Accent 1" w:uiPriority="296"/>
-    <w:lsdException w:name="Grid Table 6 Colorful Accent 1" w:uiPriority="297"/>
-    <w:lsdException w:name="Grid Table 7 Colorful Accent 1" w:uiPriority="304"/>
-    <w:lsdException w:name="Grid Table 1 Light Accent 2" w:uiPriority="274"/>
-    <w:lsdException w:name="Grid Table 2 Accent 2" w:uiPriority="275"/>
-    <w:lsdException w:name="Grid Table 3 Accent 2" w:uiPriority="276"/>
-    <w:lsdException w:name="Grid Table 4 Accent 2" w:uiPriority="277"/>
-    <w:lsdException w:name="Grid Table 5 Dark Accent 2" w:uiPriority="296"/>
-    <w:lsdException w:name="Grid Table 6 Colorful Accent 2" w:uiPriority="297"/>
-    <w:lsdException w:name="Grid Table 7 Colorful Accent 2" w:uiPriority="304"/>
-    <w:lsdException w:name="Grid Table 1 Light Accent 3" w:uiPriority="274"/>
-    <w:lsdException w:name="Grid Table 2 Accent 3" w:uiPriority="275"/>
-    <w:lsdException w:name="Grid Table 3 Accent 3" w:uiPriority="276"/>
-    <w:lsdException w:name="Grid Table 4 Accent 3" w:uiPriority="277"/>
-    <w:lsdException w:name="Grid Table 5 Dark Accent 3" w:uiPriority="296"/>
-    <w:lsdException w:name="Grid Table 6 Colorful Accent 3" w:uiPriority="297"/>
-    <w:lsdException w:name="Grid Table 7 Colorful Accent 3" w:uiPriority="304"/>
-    <w:lsdException w:name="Grid Table 1 Light Accent 4" w:uiPriority="274"/>
-    <w:lsdException w:name="Grid Table 2 Accent 4" w:uiPriority="275"/>
-    <w:lsdException w:name="Grid Table 3 Accent 4" w:uiPriority="276"/>
-    <w:lsdException w:name="Grid Table 4 Accent 4" w:uiPriority="277"/>
-    <w:lsdException w:name="Grid Table 5 Dark Accent 4" w:uiPriority="296"/>
-    <w:lsdException w:name="Grid Table 6 Colorful Accent 4" w:uiPriority="297"/>
-    <w:lsdException w:name="Grid Table 7 Colorful Accent 4" w:uiPriority="304"/>
-    <w:lsdException w:name="Grid Table 1 Light Accent 5" w:uiPriority="274"/>
-    <w:lsdException w:name="Grid Table 2 Accent 5" w:uiPriority="275"/>
-    <w:lsdException w:name="Grid Table 3 Accent 5" w:uiPriority="276"/>
-    <w:lsdException w:name="Grid Table 4 Accent 5" w:uiPriority="277"/>
-    <w:lsdException w:name="Grid Table 5 Dark Accent 5" w:uiPriority="296"/>
-    <w:lsdException w:name="Grid Table 6 Colorful Accent 5" w:uiPriority="297"/>
-    <w:lsdException w:name="Grid Table 7 Colorful Accent 5" w:uiPriority="304"/>
-    <w:lsdException w:name="Grid Table 1 Light Accent 6" w:uiPriority="274"/>
-    <w:lsdException w:name="Grid Table 2 Accent 6" w:uiPriority="275"/>
-    <w:lsdException w:name="Grid Table 3 Accent 6" w:uiPriority="276"/>
-    <w:lsdException w:name="Grid Table 4 Accent 6" w:uiPriority="277"/>
-    <w:lsdException w:name="Grid Table 5 Dark Accent 6" w:uiPriority="296"/>
-    <w:lsdException w:name="Grid Table 6 Colorful Accent 6" w:uiPriority="297"/>
-    <w:lsdException w:name="Grid Table 7 Colorful Accent 6" w:uiPriority="304"/>
-    <w:lsdException w:name="List Table 1 Light" w:uiPriority="274"/>
-    <w:lsdException w:name="List Table 2" w:uiPriority="275"/>
-    <w:lsdException w:name="List Table 3" w:uiPriority="276"/>
-    <w:lsdException w:name="List Table 4" w:uiPriority="277"/>
-    <w:lsdException w:name="List Table 5 Dark" w:uiPriority="296"/>
-    <w:lsdException w:name="List Table 6 Colorful" w:uiPriority="297"/>
-    <w:lsdException w:name="List Table 7 Colorful" w:uiPriority="304"/>
-    <w:lsdException w:name="List Table 1 Light Accent 1" w:uiPriority="274"/>
-    <w:lsdException w:name="List Table 2 Accent 1" w:uiPriority="275"/>
-    <w:lsdException w:name="List Table 3 Accent 1" w:uiPriority="276"/>
-    <w:lsdException w:name="List Table 4 Accent 1" w:uiPriority="277"/>
-    <w:lsdException w:name="List Table 5 Dark Accent 1" w:uiPriority="296"/>
-    <w:lsdException w:name="List Table 6 Colorful Accent 1" w:uiPriority="297"/>
-    <w:lsdException w:name="List Table 7 Colorful Accent 1" w:uiPriority="304"/>
-    <w:lsdException w:name="List Table 1 Light Accent 2" w:uiPriority="274"/>
-    <w:lsdException w:name="List Table 2 Accent 2" w:uiPriority="275"/>
-    <w:lsdException w:name="List Table 3 Accent 2" w:uiPriority="276"/>
-    <w:lsdException w:name="List Table 4 Accent 2" w:uiPriority="277"/>
-    <w:lsdException w:name="List Table 5 Dark Accent 2" w:uiPriority="296"/>
-    <w:lsdException w:name="List Table 6 Colorful Accent 2" w:uiPriority="297"/>
-    <w:lsdException w:name="List Table 7 Colorful Accent 2" w:uiPriority="304"/>
-    <w:lsdException w:name="List Table 1 Light Accent 3" w:uiPriority="274"/>
-    <w:lsdException w:name="List Table 2 Accent 3" w:uiPriority="275"/>
-    <w:lsdException w:name="List Table 3 Accent 3" w:uiPriority="276"/>
-    <w:lsdException w:name="List Table 4 Accent 3" w:uiPriority="277"/>
-    <w:lsdException w:name="List Table 5 Dark Accent 3" w:uiPriority="296"/>
-    <w:lsdException w:name="List Table 6 Colorful Accent 3" w:uiPriority="297"/>
-    <w:lsdException w:name="List Table 7 Colorful Accent 3" w:uiPriority="304"/>
-    <w:lsdException w:name="List Table 1 Light Accent 4" w:uiPriority="274"/>
-    <w:lsdException w:name="List Table 2 Accent 4" w:uiPriority="275"/>
-    <w:lsdException w:name="List Table 3 Accent 4" w:uiPriority="276"/>
-    <w:lsdException w:name="List Table 4 Accent 4" w:uiPriority="277"/>
-    <w:lsdException w:name="List Table 5 Dark Accent 4" w:uiPriority="296"/>
-    <w:lsdException w:name="List Table 6 Colorful Accent 4" w:uiPriority="297"/>
-    <w:lsdException w:name="List Table 7 Colorful Accent 4" w:uiPriority="304"/>
-    <w:lsdException w:name="List Table 1 Light Accent 5" w:uiPriority="274"/>
-    <w:lsdException w:name="List Table 2 Accent 5" w:uiPriority="275"/>
-    <w:lsdException w:name="List Table 3 Accent 5" w:uiPriority="276"/>
-    <w:lsdException w:name="List Table 4 Accent 5" w:uiPriority="277"/>
-    <w:lsdException w:name="List Table 5 Dark Accent 5" w:uiPriority="296"/>
-    <w:lsdException w:name="List Table 6 Colorful Accent 5" w:uiPriority="297"/>
-    <w:lsdException w:name="List Table 7 Colorful Accent 5" w:uiPriority="304"/>
-    <w:lsdException w:name="List Table 1 Light Accent 6" w:uiPriority="274"/>
-    <w:lsdException w:name="List Table 2 Accent 6" w:uiPriority="275"/>
-    <w:lsdException w:name="List Table 3 Accent 6" w:uiPriority="276"/>
-    <w:lsdException w:name="List Table 4 Accent 6" w:uiPriority="277"/>
-    <w:lsdException w:name="List Table 5 Dark Accent 6" w:uiPriority="296"/>
-    <w:lsdException w:name="List Table 6 Colorful Accent 6" w:uiPriority="297"/>
-    <w:lsdException w:name="List Table 7 Colorful Accent 6" w:uiPriority="304"/>
+    <w:lsdException w:name="Subtle Emphasis" w:uiPriority="85" w:qFormat="1"/>
+    <w:lsdException w:name="Intense Emphasis" w:uiPriority="129" w:qFormat="1"/>
+    <w:lsdException w:name="Subtle Reference" w:uiPriority="277" w:qFormat="1"/>
+    <w:lsdException w:name="Intense Reference" w:uiPriority="296" w:qFormat="1"/>
+    <w:lsdException w:name="Book Title" w:uiPriority="297" w:qFormat="1"/>
+    <w:lsdException w:name="Bibliography" w:semiHidden="1" w:uiPriority="307" w:unhideWhenUsed="1"/>
+    <w:lsdException w:name="TOC Heading" w:semiHidden="1" w:uiPriority="309" w:unhideWhenUsed="1" w:qFormat="1"/>
+    <w:lsdException w:name="Plain Table 1" w:uiPriority="599"/>
+    <w:lsdException w:name="Plain Table 2" w:uiPriority="600"/>
+    <w:lsdException w:name="Plain Table 3" w:uiPriority="601"/>
+    <w:lsdException w:name="Plain Table 4" w:uiPriority="608"/>
+    <w:lsdException w:name="Plain Table 5" w:uiPriority="609"/>
+    <w:lsdException w:name="Grid Table Light" w:uiPriority="598"/>
+    <w:lsdException w:name="Grid Table 1 Light" w:uiPriority="628"/>
+    <w:lsdException w:name="Grid Table 2" w:uiPriority="629"/>
+    <w:lsdException w:name="Grid Table 3" w:uiPriority="630"/>
+    <w:lsdException w:name="Grid Table 4" w:uiPriority="631"/>
+    <w:lsdException w:name="Grid Table 5 Dark" w:uiPriority="662"/>
+    <w:lsdException w:name="Grid Table 6 Colorful" w:uiPriority="663"/>
+    <w:lsdException w:name="Grid Table 7 Colorful" w:uiPriority="772"/>
+    <w:lsdException w:name="Grid Table 1 Light Accent 1" w:uiPriority="628"/>
+    <w:lsdException w:name="Grid Table 2 Accent 1" w:uiPriority="629"/>
+    <w:lsdException w:name="Grid Table 3 Accent 1" w:uiPriority="630"/>
+    <w:lsdException w:name="Grid Table 4 Accent 1" w:uiPriority="631"/>
+    <w:lsdException w:name="Grid Table 5 Dark Accent 1" w:uiPriority="662"/>
+    <w:lsdException w:name="Grid Table 6 Colorful Accent 1" w:uiPriority="663"/>
+    <w:lsdException w:name="Grid Table 7 Colorful Accent 1" w:uiPriority="772"/>
+    <w:lsdException w:name="Grid Table 1 Light Accent 2" w:uiPriority="628"/>
+    <w:lsdException w:name="Grid Table 2 Accent 2" w:uiPriority="629"/>
+    <w:lsdException w:name="Grid Table 3 Accent 2" w:uiPriority="630"/>
+    <w:lsdException w:name="Grid Table 4 Accent 2" w:uiPriority="631"/>
+    <w:lsdException w:name="Grid Table 5 Dark Accent 2" w:uiPriority="662"/>
+    <w:lsdException w:name="Grid Table 6 Colorful Accent 2" w:uiPriority="663"/>
+    <w:lsdException w:name="Grid Table 7 Colorful Accent 2" w:uiPriority="772"/>
+    <w:lsdException w:name="Grid Table 1 Light Accent 3" w:uiPriority="628"/>
+    <w:lsdException w:name="Grid Table 2 Accent 3" w:uiPriority="629"/>
+    <w:lsdException w:name="Grid Table 3 Accent 3" w:uiPriority="630"/>
+    <w:lsdException w:name="Grid Table 4 Accent 3" w:uiPriority="631"/>
+    <w:lsdException w:name="Grid Table 5 Dark Accent 3" w:uiPriority="662"/>
+    <w:lsdException w:name="Grid Table 6 Colorful Accent 3" w:uiPriority="663"/>
+    <w:lsdException w:name="Grid Table 7 Colorful Accent 3" w:uiPriority="772"/>
+    <w:lsdException w:name="Grid Table 1 Light Accent 4" w:uiPriority="628"/>
+    <w:lsdException w:name="Grid Table 2 Accent 4" w:uiPriority="629"/>
+    <w:lsdException w:name="Grid Table 3 Accent 4" w:uiPriority="630"/>
+    <w:lsdException w:name="Grid Table 4 Accent 4" w:uiPriority="631"/>
+    <w:lsdException w:name="Grid Table 5 Dark Accent 4" w:uiPriority="662"/>
+    <w:lsdException w:name="Grid Table 6 Colorful Accent 4" w:uiPriority="663"/>
+    <w:lsdException w:name="Grid Table 7 Colorful Accent 4" w:uiPriority="772"/>
+    <w:lsdException w:name="Grid Table 1 Light Accent 5" w:uiPriority="628"/>
+    <w:lsdException w:name="Grid Table 2 Accent 5" w:uiPriority="629"/>
+    <w:lsdException w:name="Grid Table 3 Accent 5" w:uiPriority="630"/>
+    <w:lsdException w:name="Grid Table 4 Accent 5" w:uiPriority="631"/>
+    <w:lsdException w:name="Grid Table 5 Dark Accent 5" w:uiPriority="662"/>
+    <w:lsdException w:name="Grid Table 6 Colorful Accent 5" w:uiPriority="663"/>
+    <w:lsdException w:name="Grid Table 7 Colorful Accent 5" w:uiPriority="772"/>
+    <w:lsdException w:name="Grid Table 1 Light Accent 6" w:uiPriority="628"/>
+    <w:lsdException w:name="Grid Table 2 Accent 6" w:uiPriority="629"/>
+    <w:lsdException w:name="Grid Table 3 Accent 6" w:uiPriority="630"/>
+    <w:lsdException w:name="Grid Table 4 Accent 6" w:uiPriority="631"/>
+    <w:lsdException w:name="Grid Table 5 Dark Accent 6" w:uiPriority="662"/>
+    <w:lsdException w:name="Grid Table 6 Colorful Accent 6" w:uiPriority="663"/>
+    <w:lsdException w:name="Grid Table 7 Colorful Accent 6" w:uiPriority="772"/>
+    <w:lsdException w:name="List Table 1 Light" w:uiPriority="628"/>
+    <w:lsdException w:name="List Table 2" w:uiPriority="629"/>
+    <w:lsdException w:name="List Table 3" w:uiPriority="630"/>
+    <w:lsdException w:name="List Table 4" w:uiPriority="631"/>
+    <w:lsdException w:name="List Table 5 Dark" w:uiPriority="662"/>
+    <w:lsdException w:name="List Table 6 Colorful" w:uiPriority="663"/>
+    <w:lsdException w:name="List Table 7 Colorful" w:uiPriority="772"/>
+    <w:lsdException w:name="List Table 1 Light Accent 1" w:uiPriority="628"/>
+    <w:lsdException w:name="List Table 2 Accent 1" w:uiPriority="629"/>
+    <w:lsdException w:name="List Table 3 Accent 1" w:uiPriority="630"/>
+    <w:lsdException w:name="List Table 4 Accent 1" w:uiPriority="631"/>
+    <w:lsdException w:name="List Table 5 Dark Accent 1" w:uiPriority="662"/>
+    <w:lsdException w:name="List Table 6 Colorful Accent 1" w:uiPriority="663"/>
+    <w:lsdException w:name="List Table 7 Colorful Accent 1" w:uiPriority="772"/>
+    <w:lsdException w:name="List Table 1 Light Accent 2" w:uiPriority="628"/>
+    <w:lsdException w:name="List Table 2 Accent 2" w:uiPriority="629"/>
+    <w:lsdException w:name="List Table 3 Accent 2" w:uiPriority="630"/>
+    <w:lsdException w:name="List Table 4 Accent 2" w:uiPriority="631"/>
+    <w:lsdException w:name="List Table 5 Dark Accent 2" w:uiPriority="662"/>
+    <w:lsdException w:name="List Table 6 Colorful Accent 2" w:uiPriority="663"/>
+    <w:lsdException w:name="List Table 7 Colorful Accent 2" w:uiPriority="772"/>
+    <w:lsdException w:name="List Table 1 Light Accent 3" w:uiPriority="628"/>
+    <w:lsdException w:name="List Table 2 Accent 3" w:uiPriority="629"/>
+    <w:lsdException w:name="List Table 3 Accent 3" w:uiPriority="630"/>
+    <w:lsdException w:name="List Table 4 Accent 3" w:uiPriority="631"/>
+    <w:lsdException w:name="List Table 5 Dark Accent 3" w:uiPriority="662"/>
+    <w:lsdException w:name="List Table 6 Colorful Accent 3" w:uiPriority="663"/>
+    <w:lsdException w:name="List Table 7 Colorful Accent 3" w:uiPriority="772"/>
+    <w:lsdException w:name="List Table 1 Light Accent 4" w:uiPriority="628"/>
+    <w:lsdException w:name="List Table 2 Accent 4" w:uiPriority="629"/>
+    <w:lsdException w:name="List Table 3 Accent 4" w:uiPriority="630"/>
+    <w:lsdException w:name="List Table 4 Accent 4" w:uiPriority="631"/>
+    <w:lsdException w:name="List Table 5 Dark Accent 4" w:uiPriority="662"/>
+    <w:lsdException w:name="List Table 6 Colorful Accent 4" w:uiPriority="663"/>
+    <w:lsdException w:name="List Table 7 Colorful Accent 4" w:uiPriority="772"/>
+    <w:lsdException w:name="List Table 1 Light Accent 5" w:uiPriority="628"/>
+    <w:lsdException w:name="List Table 2 Accent 5" w:uiPriority="629"/>
+    <w:lsdException w:name="List Table 3 Accent 5" w:uiPriority="630"/>
+    <w:lsdException w:name="List Table 4 Accent 5" w:uiPriority="631"/>
+    <w:lsdException w:name="List Table 5 Dark Accent 5" w:uiPriority="662"/>
+    <w:lsdException w:name="List Table 6 Colorful Accent 5" w:uiPriority="663"/>
+    <w:lsdException w:name="List Table 7 Colorful Accent 5" w:uiPriority="772"/>
+    <w:lsdException w:name="List Table 1 Light Accent 6" w:uiPriority="628"/>
+    <w:lsdException w:name="List Table 2 Accent 6" w:uiPriority="629"/>
+    <w:lsdException w:name="List Table 3 Accent 6" w:uiPriority="630"/>
+    <w:lsdException w:name="List Table 4 Accent 6" w:uiPriority="631"/>
+    <w:lsdException w:name="List Table 5 Dark Accent 6" w:uiPriority="662"/>
+    <w:lsdException w:name="List Table 6 Colorful Accent 6" w:uiPriority="663"/>
+    <w:lsdException w:name="List Table 7 Colorful Accent 6" w:uiPriority="772"/>
     <w:lsdException w:name="Mention" w:semiHidden="1" w:unhideWhenUsed="1"/>
     <w:lsdException w:name="Smart Hyperlink" w:semiHidden="1" w:unhideWhenUsed="1"/>
     <w:lsdException w:name="Hashtag" w:semiHidden="1" w:unhideWhenUsed="1"/>

--- a/일정/일정(채은).docx
+++ b/일정/일정(채은).docx
@@ -34,8 +34,8 @@
         <w:shd w:val="clear" w:color="auto" w:fill="auto"/>
         <w:rPr>
           <w:caps w:val="off"/>
-          <w:lang w:eastAsia="ko-KR"/>
-          <w:rFonts w:ascii="gg sans" w:eastAsia="gg sans" w:hAnsi="gg sans" w:cs="gg sans" w:hint="eastAsia"/>
+          <w:lang/>
+          <w:rFonts w:ascii="gg sans" w:eastAsia="gg sans" w:hAnsi="gg sans" w:cs="gg sans"/>
           <w:b w:val="0"/>
           <w:i w:val="0"/>
           <w:sz w:val="16"/>
@@ -72,7 +72,7 @@
           <w:i w:val="0"/>
           <w:sz w:val="16"/>
         </w:rPr>
-        <w:t>회원가입 UI</w:t>
+        <w:t>마이크</w:t>
       </w:r>
     </w:p>
     <w:p>
@@ -120,7 +120,19 @@
           <w:i w:val="0"/>
           <w:sz w:val="16"/>
         </w:rPr>
-        <w:t>스테이지 진행중 남은 시간 표시</w:t>
+        <w:t xml:space="preserve">Hatch </w:t>
+      </w:r>
+      <w:r>
+        <w:rPr>
+          <w:caps w:val="off"/>
+          <w:lang w:eastAsia="ko-KR"/>
+          <w:rFonts w:ascii="gg sans" w:eastAsia="gg sans" w:hAnsi="gg sans" w:cs="gg sans"/>
+          <w:b w:val="0"/>
+          <w:i w:val="0"/>
+          <w:sz w:val="16"/>
+          <w:rtl w:val="off"/>
+        </w:rPr>
+        <w:t>자동으로 열고 닫히기 안 되는 오류 수정, 밖에서 상호작용 안 되도록</w:t>
       </w:r>
     </w:p>
     <w:p>
@@ -130,8 +142,8 @@
         <w:shd w:val="clear" w:color="auto" w:fill="auto"/>
         <w:rPr>
           <w:caps w:val="off"/>
-          <w:lang w:eastAsia="ko-KR"/>
-          <w:rFonts w:ascii="gg sans" w:eastAsia="gg sans" w:hAnsi="gg sans" w:cs="gg sans" w:hint="eastAsia"/>
+          <w:lang/>
+          <w:rFonts w:ascii="gg sans" w:eastAsia="gg sans" w:hAnsi="gg sans" w:cs="gg sans"/>
           <w:b w:val="0"/>
           <w:i w:val="0"/>
           <w:sz w:val="16"/>
@@ -168,7 +180,7 @@
           <w:i w:val="0"/>
           <w:sz w:val="16"/>
         </w:rPr>
-        <w:t>판매기 남은 크레딧 표시</w:t>
+        <w:t>래버 당기기</w:t>
       </w:r>
     </w:p>
     <w:p>
@@ -189,14 +201,34 @@
       <w:r>
         <w:rPr>
           <w:caps w:val="off"/>
-          <w:lang w:eastAsia="ko-KR"/>
-          <w:rFonts w:ascii="gg sans" w:eastAsia="gg sans" w:hAnsi="gg sans" w:cs="gg sans"/>
-          <w:b w:val="0"/>
-          <w:i w:val="0"/>
-          <w:sz w:val="16"/>
-          <w:rtl w:val="off"/>
-        </w:rPr>
-        <w:t>- 판매기 오류 수정: 위젯 겹치는 문제, 물건 올리고 다시 주웠을 때, 판매기 위 물건 주울 때 애니메이션 X</w:t>
+          <w:rFonts w:ascii="gg sans" w:eastAsia="gg sans" w:hAnsi="gg sans" w:cs="gg sans"/>
+          <w:b w:val="0"/>
+          <w:i w:val="0"/>
+          <w:sz w:val="16"/>
+        </w:rPr>
+        <w:t>-</w:t>
+      </w:r>
+      <w:r>
+        <w:rPr>
+          <w:caps w:val="off"/>
+          <w:lang w:eastAsia="ko-KR"/>
+          <w:rFonts w:ascii="gg sans" w:eastAsia="gg sans" w:hAnsi="gg sans" w:cs="gg sans"/>
+          <w:b w:val="0"/>
+          <w:i w:val="0"/>
+          <w:sz w:val="16"/>
+          <w:rtl w:val="off"/>
+        </w:rPr>
+        <w:t xml:space="preserve"> </w:t>
+      </w:r>
+      <w:r>
+        <w:rPr>
+          <w:caps w:val="off"/>
+          <w:rFonts w:ascii="gg sans" w:eastAsia="gg sans" w:hAnsi="gg sans" w:cs="gg sans"/>
+          <w:b w:val="0"/>
+          <w:i w:val="0"/>
+          <w:sz w:val="16"/>
+        </w:rPr>
+        <w:t>회원가입 UI</w:t>
       </w:r>
     </w:p>
     <w:p>
@@ -244,7 +276,7 @@
           <w:i w:val="0"/>
           <w:sz w:val="16"/>
         </w:rPr>
-        <w:t>현재/목표 크레딧 표시</w:t>
+        <w:t>스테이지 진행중 남은 시간 표시</w:t>
       </w:r>
     </w:p>
     <w:p>
@@ -292,7 +324,7 @@
           <w:i w:val="0"/>
           <w:sz w:val="16"/>
         </w:rPr>
-        <w:t>사운드 적용</w:t>
+        <w:t>판매기 남은 크레딧 표시</w:t>
       </w:r>
     </w:p>
     <w:p>
@@ -313,34 +345,14 @@
       <w:r>
         <w:rPr>
           <w:caps w:val="off"/>
-          <w:rFonts w:ascii="gg sans" w:eastAsia="gg sans" w:hAnsi="gg sans" w:cs="gg sans"/>
-          <w:b w:val="0"/>
-          <w:i w:val="0"/>
-          <w:sz w:val="16"/>
-        </w:rPr>
-        <w:t>-</w:t>
-      </w:r>
-      <w:r>
-        <w:rPr>
-          <w:caps w:val="off"/>
-          <w:lang w:eastAsia="ko-KR"/>
-          <w:rFonts w:ascii="gg sans" w:eastAsia="gg sans" w:hAnsi="gg sans" w:cs="gg sans"/>
-          <w:b w:val="0"/>
-          <w:i w:val="0"/>
-          <w:sz w:val="16"/>
-          <w:rtl w:val="off"/>
-        </w:rPr>
-        <w:t xml:space="preserve"> </w:t>
-      </w:r>
-      <w:r>
-        <w:rPr>
-          <w:caps w:val="off"/>
-          <w:rFonts w:ascii="gg sans" w:eastAsia="gg sans" w:hAnsi="gg sans" w:cs="gg sans"/>
-          <w:b w:val="0"/>
-          <w:i w:val="0"/>
-          <w:sz w:val="16"/>
-        </w:rPr>
-        <w:t>Player 피격(사운드), 죽음(연출 후 관전 모드 설정, 시체 안보이게 하기) 처리</w:t>
+          <w:lang w:eastAsia="ko-KR"/>
+          <w:rFonts w:ascii="gg sans" w:eastAsia="gg sans" w:hAnsi="gg sans" w:cs="gg sans"/>
+          <w:b w:val="0"/>
+          <w:i w:val="0"/>
+          <w:sz w:val="16"/>
+          <w:rtl w:val="off"/>
+        </w:rPr>
+        <w:t>- 판매기 오류 수정: 위젯 겹치는 문제, 물건 올리고 다시 주웠을 때, 판매기 위 물건 주울 때 애니메이션 X</w:t>
       </w:r>
     </w:p>
     <w:p>
@@ -388,7 +400,7 @@
           <w:i w:val="0"/>
           <w:sz w:val="16"/>
         </w:rPr>
-        <w:t>Monster 피격(사운드), 죽음(이펙트) 처리 및 State에 따라 보이지 않아야 하는 몬스터 처리</w:t>
+        <w:t>현재/목표 크레딧 표시</w:t>
       </w:r>
     </w:p>
     <w:p>
@@ -436,7 +448,7 @@
           <w:i w:val="0"/>
           <w:sz w:val="16"/>
         </w:rPr>
-        <w:t>감정 치트키 이모지 연동</w:t>
+        <w:t>사운드 적용</w:t>
       </w:r>
     </w:p>
     <w:p>
@@ -484,7 +496,7 @@
           <w:i w:val="0"/>
           <w:sz w:val="16"/>
         </w:rPr>
-        <w:t>가구 그리기</w:t>
+        <w:t>Player 피격(사운드), 죽음(연출 후 관전 모드 설정, 시체 안보이게 하기) 처리</w:t>
       </w:r>
     </w:p>
     <w:p>
@@ -532,7 +544,7 @@
           <w:i w:val="0"/>
           <w:sz w:val="16"/>
         </w:rPr>
-        <w:t>스테이지 전환 시 문 지우기</w:t>
+        <w:t>Monster 피격(사운드), 죽음(이펙트) 처리 및 State에 따라 보이지 않아야 하는 몬스터 처리</w:t>
       </w:r>
     </w:p>
     <w:p>
@@ -580,7 +592,7 @@
           <w:i w:val="0"/>
           <w:sz w:val="16"/>
         </w:rPr>
-        <w:t>스테이지 종료 시 결과창 띄우기 + 연출</w:t>
+        <w:t>감정 치트키 이모지 연동</w:t>
       </w:r>
     </w:p>
     <w:p>
@@ -628,7 +640,7 @@
           <w:i w:val="0"/>
           <w:sz w:val="16"/>
         </w:rPr>
-        <w:t>마이크</w:t>
+        <w:t>가구 그리기</w:t>
       </w:r>
     </w:p>
     <w:p>
@@ -676,19 +688,7 @@
           <w:i w:val="0"/>
           <w:sz w:val="16"/>
         </w:rPr>
-        <w:t xml:space="preserve">Hatch </w:t>
-      </w:r>
-      <w:r>
-        <w:rPr>
-          <w:caps w:val="off"/>
-          <w:lang w:eastAsia="ko-KR"/>
-          <w:rFonts w:ascii="gg sans" w:eastAsia="gg sans" w:hAnsi="gg sans" w:cs="gg sans"/>
-          <w:b w:val="0"/>
-          <w:i w:val="0"/>
-          <w:sz w:val="16"/>
-          <w:rtl w:val="off"/>
-        </w:rPr>
-        <w:t>자동으로 열고 닫히기 안 되는 오류 수정, 밖에서 상호작용 안 되도록</w:t>
+        <w:t>스테이지 전환 시 문 지우기</w:t>
       </w:r>
     </w:p>
     <w:p>
@@ -736,7 +736,7 @@
           <w:i w:val="0"/>
           <w:sz w:val="16"/>
         </w:rPr>
-        <w:t>래버 당기기</w:t>
+        <w:t>스테이지 종료 시 결과창 띄우기 + 연출</w:t>
       </w:r>
     </w:p>
     <w:p>
@@ -3423,22 +3423,22 @@
     <w:lsdException w:name="index 7" w:semiHidden="1" w:unhideWhenUsed="1"/>
     <w:lsdException w:name="index 8" w:semiHidden="1" w:unhideWhenUsed="1"/>
     <w:lsdException w:name="index 9" w:semiHidden="1" w:unhideWhenUsed="1"/>
-    <w:lsdException w:name="toc 1" w:semiHidden="1" w:uiPriority="309" w:unhideWhenUsed="1"/>
-    <w:lsdException w:name="toc 2" w:semiHidden="1" w:uiPriority="309" w:unhideWhenUsed="1"/>
-    <w:lsdException w:name="toc 3" w:semiHidden="1" w:uiPriority="309" w:unhideWhenUsed="1"/>
-    <w:lsdException w:name="toc 4" w:semiHidden="1" w:uiPriority="309" w:unhideWhenUsed="1"/>
-    <w:lsdException w:name="toc 5" w:semiHidden="1" w:uiPriority="309" w:unhideWhenUsed="1"/>
-    <w:lsdException w:name="toc 6" w:semiHidden="1" w:uiPriority="309" w:unhideWhenUsed="1"/>
-    <w:lsdException w:name="toc 7" w:semiHidden="1" w:uiPriority="309" w:unhideWhenUsed="1"/>
-    <w:lsdException w:name="toc 8" w:semiHidden="1" w:uiPriority="309" w:unhideWhenUsed="1"/>
-    <w:lsdException w:name="toc 9" w:semiHidden="1" w:uiPriority="309" w:unhideWhenUsed="1"/>
+    <w:lsdException w:name="toc 1" w:semiHidden="1" w:uiPriority="777" w:unhideWhenUsed="1"/>
+    <w:lsdException w:name="toc 2" w:semiHidden="1" w:uiPriority="777" w:unhideWhenUsed="1"/>
+    <w:lsdException w:name="toc 3" w:semiHidden="1" w:uiPriority="777" w:unhideWhenUsed="1"/>
+    <w:lsdException w:name="toc 4" w:semiHidden="1" w:uiPriority="777" w:unhideWhenUsed="1"/>
+    <w:lsdException w:name="toc 5" w:semiHidden="1" w:uiPriority="777" w:unhideWhenUsed="1"/>
+    <w:lsdException w:name="toc 6" w:semiHidden="1" w:uiPriority="777" w:unhideWhenUsed="1"/>
+    <w:lsdException w:name="toc 7" w:semiHidden="1" w:uiPriority="777" w:unhideWhenUsed="1"/>
+    <w:lsdException w:name="toc 8" w:semiHidden="1" w:uiPriority="777" w:unhideWhenUsed="1"/>
+    <w:lsdException w:name="toc 9" w:semiHidden="1" w:uiPriority="777" w:unhideWhenUsed="1"/>
     <w:lsdException w:name="Normal Indent" w:semiHidden="1" w:unhideWhenUsed="1"/>
     <w:lsdException w:name="footnote text" w:semiHidden="1" w:unhideWhenUsed="1"/>
     <w:lsdException w:name="annotation text" w:semiHidden="1" w:unhideWhenUsed="1"/>
     <w:lsdException w:name="header" w:semiHidden="1" w:unhideWhenUsed="1"/>
     <w:lsdException w:name="footer" w:semiHidden="1" w:unhideWhenUsed="1"/>
     <w:lsdException w:name="index heading" w:semiHidden="1" w:unhideWhenUsed="1"/>
-    <w:lsdException w:name="caption" w:semiHidden="1" w:uiPriority="305" w:unhideWhenUsed="1" w:qFormat="1"/>
+    <w:lsdException w:name="caption" w:semiHidden="1" w:uiPriority="773" w:unhideWhenUsed="1" w:qFormat="1"/>
     <w:lsdException w:name="table of figures" w:semiHidden="1" w:unhideWhenUsed="1"/>
     <w:lsdException w:name="envelope address" w:semiHidden="1" w:unhideWhenUsed="1"/>
     <w:lsdException w:name="envelope return" w:semiHidden="1" w:unhideWhenUsed="1"/>
@@ -3466,7 +3466,7 @@
     <w:lsdException w:name="List Number 3" w:semiHidden="1" w:unhideWhenUsed="1"/>
     <w:lsdException w:name="List Number 4" w:semiHidden="1" w:unhideWhenUsed="1"/>
     <w:lsdException w:name="List Number 5" w:semiHidden="1" w:unhideWhenUsed="1"/>
-    <w:lsdException w:name="Title" w:uiPriority="52" w:qFormat="1"/>
+    <w:lsdException w:name="Title" w:uiPriority="82" w:qFormat="1"/>
     <w:lsdException w:name="Closing" w:semiHidden="1" w:unhideWhenUsed="1"/>
     <w:lsdException w:name="Signature" w:semiHidden="1" w:unhideWhenUsed="1"/>
     <w:lsdException w:name="Default Paragraph Font" w:semiHidden="1" w:uiPriority="1" w:unhideWhenUsed="1"/>
@@ -3478,7 +3478,7 @@
     <w:lsdException w:name="List Continue 4" w:semiHidden="1" w:unhideWhenUsed="1"/>
     <w:lsdException w:name="List Continue 5" w:semiHidden="1" w:unhideWhenUsed="1"/>
     <w:lsdException w:name="Message Header" w:semiHidden="1" w:unhideWhenUsed="1"/>
-    <w:lsdException w:name="Subtitle" w:uiPriority="53" w:qFormat="1"/>
+    <w:lsdException w:name="Subtitle" w:uiPriority="83" w:qFormat="1"/>
     <w:lsdException w:name="Salutation" w:semiHidden="1" w:unhideWhenUsed="1"/>
     <w:lsdException w:name="Date" w:semiHidden="1" w:unhideWhenUsed="1"/>
     <w:lsdException w:name="Body Text First Indent" w:semiHidden="1" w:unhideWhenUsed="1"/>
@@ -3491,8 +3491,8 @@
     <w:lsdException w:name="Block Text" w:semiHidden="1" w:unhideWhenUsed="1"/>
     <w:lsdException w:name="Hyperlink" w:semiHidden="1" w:unhideWhenUsed="1"/>
     <w:lsdException w:name="FollowedHyperlink" w:semiHidden="1" w:unhideWhenUsed="1"/>
-    <w:lsdException w:name="Strong" w:uiPriority="130" w:qFormat="1"/>
-    <w:lsdException w:name="Emphasis" w:uiPriority="128" w:qFormat="1"/>
+    <w:lsdException w:name="Strong" w:uiPriority="304" w:qFormat="1"/>
+    <w:lsdException w:name="Emphasis" w:uiPriority="296" w:qFormat="1"/>
     <w:lsdException w:name="Document Map" w:semiHidden="1" w:unhideWhenUsed="1"/>
     <w:lsdException w:name="Plain Text" w:semiHidden="1" w:unhideWhenUsed="1"/>
     <w:lsdException w:name="E-mail Signature" w:semiHidden="1" w:unhideWhenUsed="1"/>
@@ -3558,13 +3558,13 @@
     <w:lsdException w:name="Table Web 2" w:semiHidden="1" w:unhideWhenUsed="1"/>
     <w:lsdException w:name="Table Web 3" w:semiHidden="1" w:unhideWhenUsed="1"/>
     <w:lsdException w:name="Balloon Text" w:semiHidden="1" w:unhideWhenUsed="1"/>
-    <w:lsdException w:name="Table Grid" w:uiPriority="309"/>
+    <w:lsdException w:name="Table Grid" w:uiPriority="777"/>
     <w:lsdException w:name="Table Theme" w:semiHidden="1" w:unhideWhenUsed="1"/>
     <w:lsdException w:name="Placeholder Text" w:semiHidden="1"/>
     <w:lsdException w:name="No Spacing" w:uiPriority="1" w:qFormat="1"/>
-    <w:lsdException w:name="Light Shading" w:uiPriority="822"/>
-    <w:lsdException w:name="Light List" w:uiPriority="823"/>
-    <w:lsdException w:name="Light Grid" w:uiPriority="824"/>
+    <w:lsdException w:name="Light Shading" w:uiPriority="2082"/>
+    <w:lsdException w:name="Light List" w:uiPriority="2083"/>
+    <w:lsdException w:name="Light Grid" w:uiPriority="2084"/>
     <w:lsdException w:name="Medium Shading 1"/>
     <w:lsdException w:name="Medium Shading 2" w:uiPriority="0"/>
     <w:lsdException w:name="Medium List 1" w:uiPriority="0"/>
@@ -3576,16 +3576,16 @@
     <w:lsdException w:name="Colorful Shading" w:uiPriority="0"/>
     <w:lsdException w:name="Colorful List" w:uiPriority="0"/>
     <w:lsdException w:name="Colorful Grid" w:uiPriority="0"/>
-    <w:lsdException w:name="Light Shading Accent 1" w:uiPriority="822"/>
-    <w:lsdException w:name="Light List Accent 1" w:uiPriority="823"/>
-    <w:lsdException w:name="Light Grid Accent 1" w:uiPriority="824"/>
+    <w:lsdException w:name="Light Shading Accent 1" w:uiPriority="2082"/>
+    <w:lsdException w:name="Light List Accent 1" w:uiPriority="2083"/>
+    <w:lsdException w:name="Light Grid Accent 1" w:uiPriority="2084"/>
     <w:lsdException w:name="Medium Shading 1 Accent 1"/>
     <w:lsdException w:name="Medium Shading 2 Accent 1" w:uiPriority="0"/>
     <w:lsdException w:name="Medium List 1 Accent 1" w:uiPriority="0"/>
     <w:lsdException w:name="Revision" w:semiHidden="1"/>
-    <w:lsdException w:name="List Paragraph" w:uiPriority="304" w:qFormat="1"/>
-    <w:lsdException w:name="Quote" w:uiPriority="257" w:qFormat="1"/>
-    <w:lsdException w:name="Intense Quote" w:uiPriority="276" w:qFormat="1"/>
+    <w:lsdException w:name="List Paragraph" w:uiPriority="772" w:qFormat="1"/>
+    <w:lsdException w:name="Quote" w:uiPriority="599" w:qFormat="1"/>
+    <w:lsdException w:name="Intense Quote" w:uiPriority="630" w:qFormat="1"/>
     <w:lsdException w:name="Medium List 2 Accent 1" w:uiPriority="0"/>
     <w:lsdException w:name="Medium Grid 1 Accent 1" w:uiPriority="0"/>
     <w:lsdException w:name="Medium Grid 2 Accent 1" w:uiPriority="0"/>
@@ -3594,9 +3594,9 @@
     <w:lsdException w:name="Colorful Shading Accent 1" w:uiPriority="0"/>
     <w:lsdException w:name="Colorful List Accent 1" w:uiPriority="0"/>
     <w:lsdException w:name="Colorful Grid Accent 1" w:uiPriority="0"/>
-    <w:lsdException w:name="Light Shading Accent 2" w:uiPriority="822"/>
-    <w:lsdException w:name="Light List Accent 2" w:uiPriority="823"/>
-    <w:lsdException w:name="Light Grid Accent 2" w:uiPriority="824"/>
+    <w:lsdException w:name="Light Shading Accent 2" w:uiPriority="2082"/>
+    <w:lsdException w:name="Light List Accent 2" w:uiPriority="2083"/>
+    <w:lsdException w:name="Light Grid Accent 2" w:uiPriority="2084"/>
     <w:lsdException w:name="Medium Shading 1 Accent 2"/>
     <w:lsdException w:name="Medium Shading 2 Accent 2" w:uiPriority="0"/>
     <w:lsdException w:name="Medium List 1 Accent 2" w:uiPriority="0"/>
@@ -3608,9 +3608,9 @@
     <w:lsdException w:name="Colorful Shading Accent 2" w:uiPriority="0"/>
     <w:lsdException w:name="Colorful List Accent 2" w:uiPriority="0"/>
     <w:lsdException w:name="Colorful Grid Accent 2" w:uiPriority="0"/>
-    <w:lsdException w:name="Light Shading Accent 3" w:uiPriority="822"/>
-    <w:lsdException w:name="Light List Accent 3" w:uiPriority="823"/>
-    <w:lsdException w:name="Light Grid Accent 3" w:uiPriority="824"/>
+    <w:lsdException w:name="Light Shading Accent 3" w:uiPriority="2082"/>
+    <w:lsdException w:name="Light List Accent 3" w:uiPriority="2083"/>
+    <w:lsdException w:name="Light Grid Accent 3" w:uiPriority="2084"/>
     <w:lsdException w:name="Medium Shading 1 Accent 3"/>
     <w:lsdException w:name="Medium Shading 2 Accent 3" w:uiPriority="0"/>
     <w:lsdException w:name="Medium List 1 Accent 3" w:uiPriority="0"/>
@@ -3622,9 +3622,9 @@
     <w:lsdException w:name="Colorful Shading Accent 3" w:uiPriority="0"/>
     <w:lsdException w:name="Colorful List Accent 3" w:uiPriority="0"/>
     <w:lsdException w:name="Colorful Grid Accent 3" w:uiPriority="0"/>
-    <w:lsdException w:name="Light Shading Accent 4" w:uiPriority="822"/>
-    <w:lsdException w:name="Light List Accent 4" w:uiPriority="823"/>
-    <w:lsdException w:name="Light Grid Accent 4" w:uiPriority="824"/>
+    <w:lsdException w:name="Light Shading Accent 4" w:uiPriority="2082"/>
+    <w:lsdException w:name="Light List Accent 4" w:uiPriority="2083"/>
+    <w:lsdException w:name="Light Grid Accent 4" w:uiPriority="2084"/>
     <w:lsdException w:name="Medium Shading 1 Accent 4"/>
     <w:lsdException w:name="Medium Shading 2 Accent 4" w:uiPriority="0"/>
     <w:lsdException w:name="Medium List 1 Accent 4" w:uiPriority="0"/>
@@ -3636,9 +3636,9 @@
     <w:lsdException w:name="Colorful Shading Accent 4" w:uiPriority="0"/>
     <w:lsdException w:name="Colorful List Accent 4" w:uiPriority="0"/>
     <w:lsdException w:name="Colorful Grid Accent 4" w:uiPriority="0"/>
-    <w:lsdException w:name="Light Shading Accent 5" w:uiPriority="822"/>
-    <w:lsdException w:name="Light List Accent 5" w:uiPriority="823"/>
-    <w:lsdException w:name="Light Grid Accent 5" w:uiPriority="824"/>
+    <w:lsdException w:name="Light Shading Accent 5" w:uiPriority="2082"/>
+    <w:lsdException w:name="Light List Accent 5" w:uiPriority="2083"/>
+    <w:lsdException w:name="Light Grid Accent 5" w:uiPriority="2084"/>
     <w:lsdException w:name="Medium Shading 1 Accent 5"/>
     <w:lsdException w:name="Medium Shading 2 Accent 5" w:uiPriority="0"/>
     <w:lsdException w:name="Medium List 1 Accent 5" w:uiPriority="0"/>
@@ -3650,9 +3650,9 @@
     <w:lsdException w:name="Colorful Shading Accent 5" w:uiPriority="0"/>
     <w:lsdException w:name="Colorful List Accent 5" w:uiPriority="0"/>
     <w:lsdException w:name="Colorful Grid Accent 5" w:uiPriority="0"/>
-    <w:lsdException w:name="Light Shading Accent 6" w:uiPriority="822"/>
-    <w:lsdException w:name="Light List Accent 6" w:uiPriority="823"/>
-    <w:lsdException w:name="Light Grid Accent 6" w:uiPriority="824"/>
+    <w:lsdException w:name="Light Shading Accent 6" w:uiPriority="2082"/>
+    <w:lsdException w:name="Light List Accent 6" w:uiPriority="2083"/>
+    <w:lsdException w:name="Light Grid Accent 6" w:uiPriority="2084"/>
     <w:lsdException w:name="Medium Shading 1 Accent 6"/>
     <w:lsdException w:name="Medium Shading 2 Accent 6" w:uiPriority="0"/>
     <w:lsdException w:name="Medium List 1 Accent 6" w:uiPriority="0"/>
@@ -3664,117 +3664,117 @@
     <w:lsdException w:name="Colorful Shading Accent 6" w:uiPriority="0"/>
     <w:lsdException w:name="Colorful List Accent 6" w:uiPriority="0"/>
     <w:lsdException w:name="Colorful Grid Accent 6" w:uiPriority="0"/>
-    <w:lsdException w:name="Subtle Emphasis" w:uiPriority="85" w:qFormat="1"/>
-    <w:lsdException w:name="Intense Emphasis" w:uiPriority="129" w:qFormat="1"/>
-    <w:lsdException w:name="Subtle Reference" w:uiPriority="277" w:qFormat="1"/>
-    <w:lsdException w:name="Intense Reference" w:uiPriority="296" w:qFormat="1"/>
-    <w:lsdException w:name="Book Title" w:uiPriority="297" w:qFormat="1"/>
-    <w:lsdException w:name="Bibliography" w:semiHidden="1" w:uiPriority="307" w:unhideWhenUsed="1"/>
-    <w:lsdException w:name="TOC Heading" w:semiHidden="1" w:uiPriority="309" w:unhideWhenUsed="1" w:qFormat="1"/>
-    <w:lsdException w:name="Plain Table 1" w:uiPriority="599"/>
-    <w:lsdException w:name="Plain Table 2" w:uiPriority="600"/>
-    <w:lsdException w:name="Plain Table 3" w:uiPriority="601"/>
-    <w:lsdException w:name="Plain Table 4" w:uiPriority="608"/>
-    <w:lsdException w:name="Plain Table 5" w:uiPriority="609"/>
-    <w:lsdException w:name="Grid Table Light" w:uiPriority="598"/>
-    <w:lsdException w:name="Grid Table 1 Light" w:uiPriority="628"/>
-    <w:lsdException w:name="Grid Table 2" w:uiPriority="629"/>
-    <w:lsdException w:name="Grid Table 3" w:uiPriority="630"/>
-    <w:lsdException w:name="Grid Table 4" w:uiPriority="631"/>
-    <w:lsdException w:name="Grid Table 5 Dark" w:uiPriority="662"/>
-    <w:lsdException w:name="Grid Table 6 Colorful" w:uiPriority="663"/>
-    <w:lsdException w:name="Grid Table 7 Colorful" w:uiPriority="772"/>
-    <w:lsdException w:name="Grid Table 1 Light Accent 1" w:uiPriority="628"/>
-    <w:lsdException w:name="Grid Table 2 Accent 1" w:uiPriority="629"/>
-    <w:lsdException w:name="Grid Table 3 Accent 1" w:uiPriority="630"/>
-    <w:lsdException w:name="Grid Table 4 Accent 1" w:uiPriority="631"/>
-    <w:lsdException w:name="Grid Table 5 Dark Accent 1" w:uiPriority="662"/>
-    <w:lsdException w:name="Grid Table 6 Colorful Accent 1" w:uiPriority="663"/>
-    <w:lsdException w:name="Grid Table 7 Colorful Accent 1" w:uiPriority="772"/>
-    <w:lsdException w:name="Grid Table 1 Light Accent 2" w:uiPriority="628"/>
-    <w:lsdException w:name="Grid Table 2 Accent 2" w:uiPriority="629"/>
-    <w:lsdException w:name="Grid Table 3 Accent 2" w:uiPriority="630"/>
-    <w:lsdException w:name="Grid Table 4 Accent 2" w:uiPriority="631"/>
-    <w:lsdException w:name="Grid Table 5 Dark Accent 2" w:uiPriority="662"/>
-    <w:lsdException w:name="Grid Table 6 Colorful Accent 2" w:uiPriority="663"/>
-    <w:lsdException w:name="Grid Table 7 Colorful Accent 2" w:uiPriority="772"/>
-    <w:lsdException w:name="Grid Table 1 Light Accent 3" w:uiPriority="628"/>
-    <w:lsdException w:name="Grid Table 2 Accent 3" w:uiPriority="629"/>
-    <w:lsdException w:name="Grid Table 3 Accent 3" w:uiPriority="630"/>
-    <w:lsdException w:name="Grid Table 4 Accent 3" w:uiPriority="631"/>
-    <w:lsdException w:name="Grid Table 5 Dark Accent 3" w:uiPriority="662"/>
-    <w:lsdException w:name="Grid Table 6 Colorful Accent 3" w:uiPriority="663"/>
-    <w:lsdException w:name="Grid Table 7 Colorful Accent 3" w:uiPriority="772"/>
-    <w:lsdException w:name="Grid Table 1 Light Accent 4" w:uiPriority="628"/>
-    <w:lsdException w:name="Grid Table 2 Accent 4" w:uiPriority="629"/>
-    <w:lsdException w:name="Grid Table 3 Accent 4" w:uiPriority="630"/>
-    <w:lsdException w:name="Grid Table 4 Accent 4" w:uiPriority="631"/>
-    <w:lsdException w:name="Grid Table 5 Dark Accent 4" w:uiPriority="662"/>
-    <w:lsdException w:name="Grid Table 6 Colorful Accent 4" w:uiPriority="663"/>
-    <w:lsdException w:name="Grid Table 7 Colorful Accent 4" w:uiPriority="772"/>
-    <w:lsdException w:name="Grid Table 1 Light Accent 5" w:uiPriority="628"/>
-    <w:lsdException w:name="Grid Table 2 Accent 5" w:uiPriority="629"/>
-    <w:lsdException w:name="Grid Table 3 Accent 5" w:uiPriority="630"/>
-    <w:lsdException w:name="Grid Table 4 Accent 5" w:uiPriority="631"/>
-    <w:lsdException w:name="Grid Table 5 Dark Accent 5" w:uiPriority="662"/>
-    <w:lsdException w:name="Grid Table 6 Colorful Accent 5" w:uiPriority="663"/>
-    <w:lsdException w:name="Grid Table 7 Colorful Accent 5" w:uiPriority="772"/>
-    <w:lsdException w:name="Grid Table 1 Light Accent 6" w:uiPriority="628"/>
-    <w:lsdException w:name="Grid Table 2 Accent 6" w:uiPriority="629"/>
-    <w:lsdException w:name="Grid Table 3 Accent 6" w:uiPriority="630"/>
-    <w:lsdException w:name="Grid Table 4 Accent 6" w:uiPriority="631"/>
-    <w:lsdException w:name="Grid Table 5 Dark Accent 6" w:uiPriority="662"/>
-    <w:lsdException w:name="Grid Table 6 Colorful Accent 6" w:uiPriority="663"/>
-    <w:lsdException w:name="Grid Table 7 Colorful Accent 6" w:uiPriority="772"/>
-    <w:lsdException w:name="List Table 1 Light" w:uiPriority="628"/>
-    <w:lsdException w:name="List Table 2" w:uiPriority="629"/>
-    <w:lsdException w:name="List Table 3" w:uiPriority="630"/>
-    <w:lsdException w:name="List Table 4" w:uiPriority="631"/>
-    <w:lsdException w:name="List Table 5 Dark" w:uiPriority="662"/>
-    <w:lsdException w:name="List Table 6 Colorful" w:uiPriority="663"/>
-    <w:lsdException w:name="List Table 7 Colorful" w:uiPriority="772"/>
-    <w:lsdException w:name="List Table 1 Light Accent 1" w:uiPriority="628"/>
-    <w:lsdException w:name="List Table 2 Accent 1" w:uiPriority="629"/>
-    <w:lsdException w:name="List Table 3 Accent 1" w:uiPriority="630"/>
-    <w:lsdException w:name="List Table 4 Accent 1" w:uiPriority="631"/>
-    <w:lsdException w:name="List Table 5 Dark Accent 1" w:uiPriority="662"/>
-    <w:lsdException w:name="List Table 6 Colorful Accent 1" w:uiPriority="663"/>
-    <w:lsdException w:name="List Table 7 Colorful Accent 1" w:uiPriority="772"/>
-    <w:lsdException w:name="List Table 1 Light Accent 2" w:uiPriority="628"/>
-    <w:lsdException w:name="List Table 2 Accent 2" w:uiPriority="629"/>
-    <w:lsdException w:name="List Table 3 Accent 2" w:uiPriority="630"/>
-    <w:lsdException w:name="List Table 4 Accent 2" w:uiPriority="631"/>
-    <w:lsdException w:name="List Table 5 Dark Accent 2" w:uiPriority="662"/>
-    <w:lsdException w:name="List Table 6 Colorful Accent 2" w:uiPriority="663"/>
-    <w:lsdException w:name="List Table 7 Colorful Accent 2" w:uiPriority="772"/>
-    <w:lsdException w:name="List Table 1 Light Accent 3" w:uiPriority="628"/>
-    <w:lsdException w:name="List Table 2 Accent 3" w:uiPriority="629"/>
-    <w:lsdException w:name="List Table 3 Accent 3" w:uiPriority="630"/>
-    <w:lsdException w:name="List Table 4 Accent 3" w:uiPriority="631"/>
-    <w:lsdException w:name="List Table 5 Dark Accent 3" w:uiPriority="662"/>
-    <w:lsdException w:name="List Table 6 Colorful Accent 3" w:uiPriority="663"/>
-    <w:lsdException w:name="List Table 7 Colorful Accent 3" w:uiPriority="772"/>
-    <w:lsdException w:name="List Table 1 Light Accent 4" w:uiPriority="628"/>
-    <w:lsdException w:name="List Table 2 Accent 4" w:uiPriority="629"/>
-    <w:lsdException w:name="List Table 3 Accent 4" w:uiPriority="630"/>
-    <w:lsdException w:name="List Table 4 Accent 4" w:uiPriority="631"/>
-    <w:lsdException w:name="List Table 5 Dark Accent 4" w:uiPriority="662"/>
-    <w:lsdException w:name="List Table 6 Colorful Accent 4" w:uiPriority="663"/>
-    <w:lsdException w:name="List Table 7 Colorful Accent 4" w:uiPriority="772"/>
-    <w:lsdException w:name="List Table 1 Light Accent 5" w:uiPriority="628"/>
-    <w:lsdException w:name="List Table 2 Accent 5" w:uiPriority="629"/>
-    <w:lsdException w:name="List Table 3 Accent 5" w:uiPriority="630"/>
-    <w:lsdException w:name="List Table 4 Accent 5" w:uiPriority="631"/>
-    <w:lsdException w:name="List Table 5 Dark Accent 5" w:uiPriority="662"/>
-    <w:lsdException w:name="List Table 6 Colorful Accent 5" w:uiPriority="663"/>
-    <w:lsdException w:name="List Table 7 Colorful Accent 5" w:uiPriority="772"/>
-    <w:lsdException w:name="List Table 1 Light Accent 6" w:uiPriority="628"/>
-    <w:lsdException w:name="List Table 2 Accent 6" w:uiPriority="629"/>
-    <w:lsdException w:name="List Table 3 Accent 6" w:uiPriority="630"/>
-    <w:lsdException w:name="List Table 4 Accent 6" w:uiPriority="631"/>
-    <w:lsdException w:name="List Table 5 Dark Accent 6" w:uiPriority="662"/>
-    <w:lsdException w:name="List Table 6 Colorful Accent 6" w:uiPriority="663"/>
-    <w:lsdException w:name="List Table 7 Colorful Accent 6" w:uiPriority="772"/>
+    <w:lsdException w:name="Subtle Emphasis" w:uiPriority="133" w:qFormat="1"/>
+    <w:lsdException w:name="Intense Emphasis" w:uiPriority="297" w:qFormat="1"/>
+    <w:lsdException w:name="Subtle Reference" w:uiPriority="631" w:qFormat="1"/>
+    <w:lsdException w:name="Intense Reference" w:uiPriority="662" w:qFormat="1"/>
+    <w:lsdException w:name="Book Title" w:uiPriority="663" w:qFormat="1"/>
+    <w:lsdException w:name="Bibliography" w:semiHidden="1" w:uiPriority="775" w:unhideWhenUsed="1"/>
+    <w:lsdException w:name="TOC Heading" w:semiHidden="1" w:uiPriority="777" w:unhideWhenUsed="1" w:qFormat="1"/>
+    <w:lsdException w:name="Plain Table 1" w:uiPriority="1433"/>
+    <w:lsdException w:name="Plain Table 2" w:uiPriority="1536"/>
+    <w:lsdException w:name="Plain Table 3" w:uiPriority="1537"/>
+    <w:lsdException w:name="Plain Table 4" w:uiPriority="1544"/>
+    <w:lsdException w:name="Plain Table 5" w:uiPriority="1545"/>
+    <w:lsdException w:name="Grid Table Light" w:uiPriority="1432"/>
+    <w:lsdException w:name="Grid Table 1 Light" w:uiPriority="1576"/>
+    <w:lsdException w:name="Grid Table 2" w:uiPriority="1577"/>
+    <w:lsdException w:name="Grid Table 3" w:uiPriority="1584"/>
+    <w:lsdException w:name="Grid Table 4" w:uiPriority="1585"/>
+    <w:lsdException w:name="Grid Table 5 Dark" w:uiPriority="1634"/>
+    <w:lsdException w:name="Grid Table 6 Colorful" w:uiPriority="1635"/>
+    <w:lsdException w:name="Grid Table 7 Colorful" w:uiPriority="1906"/>
+    <w:lsdException w:name="Grid Table 1 Light Accent 1" w:uiPriority="1576"/>
+    <w:lsdException w:name="Grid Table 2 Accent 1" w:uiPriority="1577"/>
+    <w:lsdException w:name="Grid Table 3 Accent 1" w:uiPriority="1584"/>
+    <w:lsdException w:name="Grid Table 4 Accent 1" w:uiPriority="1585"/>
+    <w:lsdException w:name="Grid Table 5 Dark Accent 1" w:uiPriority="1634"/>
+    <w:lsdException w:name="Grid Table 6 Colorful Accent 1" w:uiPriority="1635"/>
+    <w:lsdException w:name="Grid Table 7 Colorful Accent 1" w:uiPriority="1906"/>
+    <w:lsdException w:name="Grid Table 1 Light Accent 2" w:uiPriority="1576"/>
+    <w:lsdException w:name="Grid Table 2 Accent 2" w:uiPriority="1577"/>
+    <w:lsdException w:name="Grid Table 3 Accent 2" w:uiPriority="1584"/>
+    <w:lsdException w:name="Grid Table 4 Accent 2" w:uiPriority="1585"/>
+    <w:lsdException w:name="Grid Table 5 Dark Accent 2" w:uiPriority="1634"/>
+    <w:lsdException w:name="Grid Table 6 Colorful Accent 2" w:uiPriority="1635"/>
+    <w:lsdException w:name="Grid Table 7 Colorful Accent 2" w:uiPriority="1906"/>
+    <w:lsdException w:name="Grid Table 1 Light Accent 3" w:uiPriority="1576"/>
+    <w:lsdException w:name="Grid Table 2 Accent 3" w:uiPriority="1577"/>
+    <w:lsdException w:name="Grid Table 3 Accent 3" w:uiPriority="1584"/>
+    <w:lsdException w:name="Grid Table 4 Accent 3" w:uiPriority="1585"/>
+    <w:lsdException w:name="Grid Table 5 Dark Accent 3" w:uiPriority="1634"/>
+    <w:lsdException w:name="Grid Table 6 Colorful Accent 3" w:uiPriority="1635"/>
+    <w:lsdException w:name="Grid Table 7 Colorful Accent 3" w:uiPriority="1906"/>
+    <w:lsdException w:name="Grid Table 1 Light Accent 4" w:uiPriority="1576"/>
+    <w:lsdException w:name="Grid Table 2 Accent 4" w:uiPriority="1577"/>
+    <w:lsdException w:name="Grid Table 3 Accent 4" w:uiPriority="1584"/>
+    <w:lsdException w:name="Grid Table 4 Accent 4" w:uiPriority="1585"/>
+    <w:lsdException w:name="Grid Table 5 Dark Accent 4" w:uiPriority="1634"/>
+    <w:lsdException w:name="Grid Table 6 Colorful Accent 4" w:uiPriority="1635"/>
+    <w:lsdException w:name="Grid Table 7 Colorful Accent 4" w:uiPriority="1906"/>
+    <w:lsdException w:name="Grid Table 1 Light Accent 5" w:uiPriority="1576"/>
+    <w:lsdException w:name="Grid Table 2 Accent 5" w:uiPriority="1577"/>
+    <w:lsdException w:name="Grid Table 3 Accent 5" w:uiPriority="1584"/>
+    <w:lsdException w:name="Grid Table 4 Accent 5" w:uiPriority="1585"/>
+    <w:lsdException w:name="Grid Table 5 Dark Accent 5" w:uiPriority="1634"/>
+    <w:lsdException w:name="Grid Table 6 Colorful Accent 5" w:uiPriority="1635"/>
+    <w:lsdException w:name="Grid Table 7 Colorful Accent 5" w:uiPriority="1906"/>
+    <w:lsdException w:name="Grid Table 1 Light Accent 6" w:uiPriority="1576"/>
+    <w:lsdException w:name="Grid Table 2 Accent 6" w:uiPriority="1577"/>
+    <w:lsdException w:name="Grid Table 3 Accent 6" w:uiPriority="1584"/>
+    <w:lsdException w:name="Grid Table 4 Accent 6" w:uiPriority="1585"/>
+    <w:lsdException w:name="Grid Table 5 Dark Accent 6" w:uiPriority="1634"/>
+    <w:lsdException w:name="Grid Table 6 Colorful Accent 6" w:uiPriority="1635"/>
+    <w:lsdException w:name="Grid Table 7 Colorful Accent 6" w:uiPriority="1906"/>
+    <w:lsdException w:name="List Table 1 Light" w:uiPriority="1576"/>
+    <w:lsdException w:name="List Table 2" w:uiPriority="1577"/>
+    <w:lsdException w:name="List Table 3" w:uiPriority="1584"/>
+    <w:lsdException w:name="List Table 4" w:uiPriority="1585"/>
+    <w:lsdException w:name="List Table 5 Dark" w:uiPriority="1634"/>
+    <w:lsdException w:name="List Table 6 Colorful" w:uiPriority="1635"/>
+    <w:lsdException w:name="List Table 7 Colorful" w:uiPriority="1906"/>
+    <w:lsdException w:name="List Table 1 Light Accent 1" w:uiPriority="1576"/>
+    <w:lsdException w:name="List Table 2 Accent 1" w:uiPriority="1577"/>
+    <w:lsdException w:name="List Table 3 Accent 1" w:uiPriority="1584"/>
+    <w:lsdException w:name="List Table 4 Accent 1" w:uiPriority="1585"/>
+    <w:lsdException w:name="List Table 5 Dark Accent 1" w:uiPriority="1634"/>
+    <w:lsdException w:name="List Table 6 Colorful Accent 1" w:uiPriority="1635"/>
+    <w:lsdException w:name="List Table 7 Colorful Accent 1" w:uiPriority="1906"/>
+    <w:lsdException w:name="List Table 1 Light Accent 2" w:uiPriority="1576"/>
+    <w:lsdException w:name="List Table 2 Accent 2" w:uiPriority="1577"/>
+    <w:lsdException w:name="List Table 3 Accent 2" w:uiPriority="1584"/>
+    <w:lsdException w:name="List Table 4 Accent 2" w:uiPriority="1585"/>
+    <w:lsdException w:name="List Table 5 Dark Accent 2" w:uiPriority="1634"/>
+    <w:lsdException w:name="List Table 6 Colorful Accent 2" w:uiPriority="1635"/>
+    <w:lsdException w:name="List Table 7 Colorful Accent 2" w:uiPriority="1906"/>
+    <w:lsdException w:name="List Table 1 Light Accent 3" w:uiPriority="1576"/>
+    <w:lsdException w:name="List Table 2 Accent 3" w:uiPriority="1577"/>
+    <w:lsdException w:name="List Table 3 Accent 3" w:uiPriority="1584"/>
+    <w:lsdException w:name="List Table 4 Accent 3" w:uiPriority="1585"/>
+    <w:lsdException w:name="List Table 5 Dark Accent 3" w:uiPriority="1634"/>
+    <w:lsdException w:name="List Table 6 Colorful Accent 3" w:uiPriority="1635"/>
+    <w:lsdException w:name="List Table 7 Colorful Accent 3" w:uiPriority="1906"/>
+    <w:lsdException w:name="List Table 1 Light Accent 4" w:uiPriority="1576"/>
+    <w:lsdException w:name="List Table 2 Accent 4" w:uiPriority="1577"/>
+    <w:lsdException w:name="List Table 3 Accent 4" w:uiPriority="1584"/>
+    <w:lsdException w:name="List Table 4 Accent 4" w:uiPriority="1585"/>
+    <w:lsdException w:name="List Table 5 Dark Accent 4" w:uiPriority="1634"/>
+    <w:lsdException w:name="List Table 6 Colorful Accent 4" w:uiPriority="1635"/>
+    <w:lsdException w:name="List Table 7 Colorful Accent 4" w:uiPriority="1906"/>
+    <w:lsdException w:name="List Table 1 Light Accent 5" w:uiPriority="1576"/>
+    <w:lsdException w:name="List Table 2 Accent 5" w:uiPriority="1577"/>
+    <w:lsdException w:name="List Table 3 Accent 5" w:uiPriority="1584"/>
+    <w:lsdException w:name="List Table 4 Accent 5" w:uiPriority="1585"/>
+    <w:lsdException w:name="List Table 5 Dark Accent 5" w:uiPriority="1634"/>
+    <w:lsdException w:name="List Table 6 Colorful Accent 5" w:uiPriority="1635"/>
+    <w:lsdException w:name="List Table 7 Colorful Accent 5" w:uiPriority="1906"/>
+    <w:lsdException w:name="List Table 1 Light Accent 6" w:uiPriority="1576"/>
+    <w:lsdException w:name="List Table 2 Accent 6" w:uiPriority="1577"/>
+    <w:lsdException w:name="List Table 3 Accent 6" w:uiPriority="1584"/>
+    <w:lsdException w:name="List Table 4 Accent 6" w:uiPriority="1585"/>
+    <w:lsdException w:name="List Table 5 Dark Accent 6" w:uiPriority="1634"/>
+    <w:lsdException w:name="List Table 6 Colorful Accent 6" w:uiPriority="1635"/>
+    <w:lsdException w:name="List Table 7 Colorful Accent 6" w:uiPriority="1906"/>
     <w:lsdException w:name="Mention" w:semiHidden="1" w:unhideWhenUsed="1"/>
     <w:lsdException w:name="Smart Hyperlink" w:semiHidden="1" w:unhideWhenUsed="1"/>
     <w:lsdException w:name="Hashtag" w:semiHidden="1" w:unhideWhenUsed="1"/>

--- a/일정/일정(채은).docx
+++ b/일정/일정(채은).docx
@@ -82,8 +82,8 @@
         <w:shd w:val="clear" w:color="auto" w:fill="auto"/>
         <w:rPr>
           <w:caps w:val="off"/>
-          <w:lang w:eastAsia="ko-KR"/>
-          <w:rFonts w:ascii="gg sans" w:eastAsia="gg sans" w:hAnsi="gg sans" w:cs="gg sans" w:hint="eastAsia"/>
+          <w:lang/>
+          <w:rFonts w:ascii="gg sans" w:eastAsia="gg sans" w:hAnsi="gg sans" w:cs="gg sans"/>
           <w:b w:val="0"/>
           <w:i w:val="0"/>
           <w:sz w:val="16"/>
@@ -120,19 +120,7 @@
           <w:i w:val="0"/>
           <w:sz w:val="16"/>
         </w:rPr>
-        <w:t xml:space="preserve">Hatch </w:t>
-      </w:r>
-      <w:r>
-        <w:rPr>
-          <w:caps w:val="off"/>
-          <w:lang w:eastAsia="ko-KR"/>
-          <w:rFonts w:ascii="gg sans" w:eastAsia="gg sans" w:hAnsi="gg sans" w:cs="gg sans"/>
-          <w:b w:val="0"/>
-          <w:i w:val="0"/>
-          <w:sz w:val="16"/>
-          <w:rtl w:val="off"/>
-        </w:rPr>
-        <w:t>자동으로 열고 닫히기 안 되는 오류 수정, 밖에서 상호작용 안 되도록</w:t>
+        <w:t>Monster 피격(사운드), 죽음(이펙트) 처리 및 State에 따라 보이지 않아야 하는 몬스터 처리</w:t>
       </w:r>
     </w:p>
     <w:p>
@@ -142,8 +130,8 @@
         <w:shd w:val="clear" w:color="auto" w:fill="auto"/>
         <w:rPr>
           <w:caps w:val="off"/>
-          <w:lang/>
-          <w:rFonts w:ascii="gg sans" w:eastAsia="gg sans" w:hAnsi="gg sans" w:cs="gg sans"/>
+          <w:lang w:eastAsia="ko-KR"/>
+          <w:rFonts w:ascii="gg sans" w:eastAsia="gg sans" w:hAnsi="gg sans" w:cs="gg sans" w:hint="eastAsia"/>
           <w:b w:val="0"/>
           <w:i w:val="0"/>
           <w:sz w:val="16"/>
@@ -180,7 +168,19 @@
           <w:i w:val="0"/>
           <w:sz w:val="16"/>
         </w:rPr>
-        <w:t>래버 당기기</w:t>
+        <w:t xml:space="preserve">Hatch </w:t>
+      </w:r>
+      <w:r>
+        <w:rPr>
+          <w:caps w:val="off"/>
+          <w:lang w:eastAsia="ko-KR"/>
+          <w:rFonts w:ascii="gg sans" w:eastAsia="gg sans" w:hAnsi="gg sans" w:cs="gg sans"/>
+          <w:b w:val="0"/>
+          <w:i w:val="0"/>
+          <w:sz w:val="16"/>
+          <w:rtl w:val="off"/>
+        </w:rPr>
+        <w:t>자동으로 열고 닫히기 안 되는 오류 수정, 밖에서 상호작용 안 되도록</w:t>
       </w:r>
     </w:p>
     <w:p>
@@ -190,8 +190,8 @@
         <w:shd w:val="clear" w:color="auto" w:fill="auto"/>
         <w:rPr>
           <w:caps w:val="off"/>
-          <w:lang w:eastAsia="ko-KR"/>
-          <w:rFonts w:ascii="gg sans" w:eastAsia="gg sans" w:hAnsi="gg sans" w:cs="gg sans" w:hint="eastAsia"/>
+          <w:lang/>
+          <w:rFonts w:ascii="gg sans" w:eastAsia="gg sans" w:hAnsi="gg sans" w:cs="gg sans"/>
           <w:b w:val="0"/>
           <w:i w:val="0"/>
           <w:sz w:val="16"/>
@@ -228,7 +228,7 @@
           <w:i w:val="0"/>
           <w:sz w:val="16"/>
         </w:rPr>
-        <w:t>회원가입 UI</w:t>
+        <w:t>래버 당기기</w:t>
       </w:r>
     </w:p>
     <w:p>
@@ -239,7 +239,7 @@
         <w:rPr>
           <w:caps w:val="off"/>
           <w:lang w:eastAsia="ko-KR"/>
-          <w:rFonts w:ascii="gg sans" w:eastAsia="gg sans" w:hAnsi="gg sans" w:cs="gg sans" w:hint="eastAsia"/>
+          <w:rFonts w:ascii="gg sans" w:eastAsia="gg sans" w:hAnsi="gg sans" w:cs="gg sans"/>
           <w:b w:val="0"/>
           <w:i w:val="0"/>
           <w:sz w:val="16"/>
@@ -249,34 +249,14 @@
       <w:r>
         <w:rPr>
           <w:caps w:val="off"/>
-          <w:rFonts w:ascii="gg sans" w:eastAsia="gg sans" w:hAnsi="gg sans" w:cs="gg sans"/>
-          <w:b w:val="0"/>
-          <w:i w:val="0"/>
-          <w:sz w:val="16"/>
-        </w:rPr>
-        <w:t>-</w:t>
-      </w:r>
-      <w:r>
-        <w:rPr>
-          <w:caps w:val="off"/>
-          <w:lang w:eastAsia="ko-KR"/>
-          <w:rFonts w:ascii="gg sans" w:eastAsia="gg sans" w:hAnsi="gg sans" w:cs="gg sans"/>
-          <w:b w:val="0"/>
-          <w:i w:val="0"/>
-          <w:sz w:val="16"/>
-          <w:rtl w:val="off"/>
-        </w:rPr>
-        <w:t xml:space="preserve"> </w:t>
-      </w:r>
-      <w:r>
-        <w:rPr>
-          <w:caps w:val="off"/>
-          <w:rFonts w:ascii="gg sans" w:eastAsia="gg sans" w:hAnsi="gg sans" w:cs="gg sans"/>
-          <w:b w:val="0"/>
-          <w:i w:val="0"/>
-          <w:sz w:val="16"/>
-        </w:rPr>
-        <w:t>스테이지 진행중 남은 시간 표시</w:t>
+          <w:lang w:eastAsia="ko-KR"/>
+          <w:rFonts w:ascii="gg sans" w:eastAsia="gg sans" w:hAnsi="gg sans" w:cs="gg sans"/>
+          <w:b w:val="0"/>
+          <w:i w:val="0"/>
+          <w:sz w:val="16"/>
+          <w:rtl w:val="off"/>
+        </w:rPr>
+        <w:t>- 랜턴 떨굴 때 배터리 설정하기</w:t>
       </w:r>
     </w:p>
     <w:p>
@@ -286,8 +266,8 @@
         <w:shd w:val="clear" w:color="auto" w:fill="auto"/>
         <w:rPr>
           <w:caps w:val="off"/>
-          <w:lang w:eastAsia="ko-KR"/>
-          <w:rFonts w:ascii="gg sans" w:eastAsia="gg sans" w:hAnsi="gg sans" w:cs="gg sans" w:hint="eastAsia"/>
+          <w:lang/>
+          <w:rFonts w:ascii="gg sans" w:eastAsia="gg sans" w:hAnsi="gg sans" w:cs="gg sans"/>
           <w:b w:val="0"/>
           <w:i w:val="0"/>
           <w:sz w:val="16"/>
@@ -324,7 +304,7 @@
           <w:i w:val="0"/>
           <w:sz w:val="16"/>
         </w:rPr>
-        <w:t>판매기 남은 크레딧 표시</w:t>
+        <w:t>거미줄 느려지기</w:t>
       </w:r>
     </w:p>
     <w:p>
@@ -334,26 +314,14 @@
         <w:shd w:val="clear" w:color="auto" w:fill="auto"/>
         <w:rPr>
           <w:caps w:val="off"/>
-          <w:lang w:eastAsia="ko-KR"/>
-          <w:rFonts w:ascii="gg sans" w:eastAsia="gg sans" w:hAnsi="gg sans" w:cs="gg sans" w:hint="eastAsia"/>
+          <w:lang/>
+          <w:rFonts w:ascii="gg sans" w:eastAsia="gg sans" w:hAnsi="gg sans" w:cs="gg sans"/>
           <w:b w:val="0"/>
           <w:i w:val="0"/>
           <w:sz w:val="16"/>
           <w:rtl w:val="off"/>
         </w:rPr>
       </w:pPr>
-      <w:r>
-        <w:rPr>
-          <w:caps w:val="off"/>
-          <w:lang w:eastAsia="ko-KR"/>
-          <w:rFonts w:ascii="gg sans" w:eastAsia="gg sans" w:hAnsi="gg sans" w:cs="gg sans"/>
-          <w:b w:val="0"/>
-          <w:i w:val="0"/>
-          <w:sz w:val="16"/>
-          <w:rtl w:val="off"/>
-        </w:rPr>
-        <w:t>- 판매기 오류 수정: 위젯 겹치는 문제, 물건 올리고 다시 주웠을 때, 판매기 위 물건 주울 때 애니메이션 X</w:t>
-      </w:r>
     </w:p>
     <w:p>
       <w:pPr>
@@ -400,7 +368,7 @@
           <w:i w:val="0"/>
           <w:sz w:val="16"/>
         </w:rPr>
-        <w:t>현재/목표 크레딧 표시</w:t>
+        <w:t>회원가입 UI</w:t>
       </w:r>
     </w:p>
     <w:p>
@@ -448,7 +416,7 @@
           <w:i w:val="0"/>
           <w:sz w:val="16"/>
         </w:rPr>
-        <w:t>사운드 적용</w:t>
+        <w:t>스테이지 진행중 남은 시간 표시</w:t>
       </w:r>
     </w:p>
     <w:p>
@@ -496,7 +464,7 @@
           <w:i w:val="0"/>
           <w:sz w:val="16"/>
         </w:rPr>
-        <w:t>Player 피격(사운드), 죽음(연출 후 관전 모드 설정, 시체 안보이게 하기) 처리</w:t>
+        <w:t>판매기 남은 크레딧 표시</w:t>
       </w:r>
     </w:p>
     <w:p>
@@ -517,34 +485,14 @@
       <w:r>
         <w:rPr>
           <w:caps w:val="off"/>
-          <w:rFonts w:ascii="gg sans" w:eastAsia="gg sans" w:hAnsi="gg sans" w:cs="gg sans"/>
-          <w:b w:val="0"/>
-          <w:i w:val="0"/>
-          <w:sz w:val="16"/>
-        </w:rPr>
-        <w:t>-</w:t>
-      </w:r>
-      <w:r>
-        <w:rPr>
-          <w:caps w:val="off"/>
-          <w:lang w:eastAsia="ko-KR"/>
-          <w:rFonts w:ascii="gg sans" w:eastAsia="gg sans" w:hAnsi="gg sans" w:cs="gg sans"/>
-          <w:b w:val="0"/>
-          <w:i w:val="0"/>
-          <w:sz w:val="16"/>
-          <w:rtl w:val="off"/>
-        </w:rPr>
-        <w:t xml:space="preserve"> </w:t>
-      </w:r>
-      <w:r>
-        <w:rPr>
-          <w:caps w:val="off"/>
-          <w:rFonts w:ascii="gg sans" w:eastAsia="gg sans" w:hAnsi="gg sans" w:cs="gg sans"/>
-          <w:b w:val="0"/>
-          <w:i w:val="0"/>
-          <w:sz w:val="16"/>
-        </w:rPr>
-        <w:t>Monster 피격(사운드), 죽음(이펙트) 처리 및 State에 따라 보이지 않아야 하는 몬스터 처리</w:t>
+          <w:lang w:eastAsia="ko-KR"/>
+          <w:rFonts w:ascii="gg sans" w:eastAsia="gg sans" w:hAnsi="gg sans" w:cs="gg sans"/>
+          <w:b w:val="0"/>
+          <w:i w:val="0"/>
+          <w:sz w:val="16"/>
+          <w:rtl w:val="off"/>
+        </w:rPr>
+        <w:t>- 판매기 오류 수정: 위젯 겹치는 문제, 물건 올리고 다시 주웠을 때, 판매기 위 물건 주울 때 애니메이션 X</w:t>
       </w:r>
     </w:p>
     <w:p>
@@ -592,7 +540,7 @@
           <w:i w:val="0"/>
           <w:sz w:val="16"/>
         </w:rPr>
-        <w:t>감정 치트키 이모지 연동</w:t>
+        <w:t>현재/목표 크레딧 표시</w:t>
       </w:r>
     </w:p>
     <w:p>
@@ -640,7 +588,7 @@
           <w:i w:val="0"/>
           <w:sz w:val="16"/>
         </w:rPr>
-        <w:t>가구 그리기</w:t>
+        <w:t>사운드 적용</w:t>
       </w:r>
     </w:p>
     <w:p>
@@ -688,7 +636,7 @@
           <w:i w:val="0"/>
           <w:sz w:val="16"/>
         </w:rPr>
-        <w:t>스테이지 전환 시 문 지우기</w:t>
+        <w:t>Player 피격(사운드), 죽음(연출 후 관전 모드 설정, 시체 안보이게 하기) 처리</w:t>
       </w:r>
     </w:p>
     <w:p>
@@ -736,7 +684,7 @@
           <w:i w:val="0"/>
           <w:sz w:val="16"/>
         </w:rPr>
-        <w:t>스테이지 종료 시 결과창 띄우기 + 연출</w:t>
+        <w:t>감정 치트키 이모지 연동</w:t>
       </w:r>
     </w:p>
     <w:p>
@@ -784,7 +732,7 @@
           <w:i w:val="0"/>
           <w:sz w:val="16"/>
         </w:rPr>
-        <w:t>열쇠 테스트</w:t>
+        <w:t>가구 그리기</w:t>
       </w:r>
     </w:p>
     <w:p>
@@ -832,7 +780,7 @@
           <w:i w:val="0"/>
           <w:sz w:val="16"/>
         </w:rPr>
-        <w:t>총 이펙트</w:t>
+        <w:t>스테이지 전환 시 문 지우기</w:t>
       </w:r>
     </w:p>
     <w:p>
@@ -880,7 +828,7 @@
           <w:i w:val="0"/>
           <w:sz w:val="16"/>
         </w:rPr>
-        <w:t>EndStatge 보내고 최종 감정 패킷도 보내기</w:t>
+        <w:t>스테이지 종료 시 결과창 띄우기 + 연출</w:t>
       </w:r>
     </w:p>
     <w:p>
@@ -928,7 +876,7 @@
           <w:i w:val="0"/>
           <w:sz w:val="16"/>
         </w:rPr>
-        <w:t>무적 치트키 추가(서버 연동 필요) + 이 외에 또 필요하다고 생각되는 치트키 추가</w:t>
+        <w:t>열쇠 테스트</w:t>
       </w:r>
     </w:p>
     <w:p>
@@ -976,7 +924,7 @@
           <w:i w:val="0"/>
           <w:sz w:val="16"/>
         </w:rPr>
-        <w:t>거미줄 느려지기</w:t>
+        <w:t>총 이펙트</w:t>
       </w:r>
     </w:p>
     <w:p>
@@ -1024,7 +972,7 @@
           <w:i w:val="0"/>
           <w:sz w:val="16"/>
         </w:rPr>
-        <w:t>UI 다듬기</w:t>
+        <w:t>EndStatge 보내고 최종 감정 패킷도 보내기</w:t>
       </w:r>
     </w:p>
     <w:p>
@@ -1072,7 +1020,7 @@
           <w:i w:val="0"/>
           <w:sz w:val="16"/>
         </w:rPr>
-        <w:t>스테이지 시작, 종료 판단해서 패킷 보내기</w:t>
+        <w:t>무적 치트키 추가(서버 연동 필요) + 이 외에 또 필요하다고 생각되는 치트키 추가</w:t>
       </w:r>
     </w:p>
     <w:p>
@@ -1093,14 +1041,82 @@
       <w:r>
         <w:rPr>
           <w:caps w:val="off"/>
-          <w:lang w:eastAsia="ko-KR"/>
-          <w:rFonts w:ascii="gg sans" w:eastAsia="gg sans" w:hAnsi="gg sans" w:cs="gg sans"/>
-          <w:b w:val="0"/>
-          <w:i w:val="0"/>
-          <w:sz w:val="16"/>
-          <w:rtl w:val="off"/>
-        </w:rPr>
-        <w:t>- 랜턴 떨굴 때 배터리 설정하기</w:t>
+          <w:rFonts w:ascii="gg sans" w:eastAsia="gg sans" w:hAnsi="gg sans" w:cs="gg sans"/>
+          <w:b w:val="0"/>
+          <w:i w:val="0"/>
+          <w:sz w:val="16"/>
+        </w:rPr>
+        <w:t>-</w:t>
+      </w:r>
+      <w:r>
+        <w:rPr>
+          <w:caps w:val="off"/>
+          <w:lang w:eastAsia="ko-KR"/>
+          <w:rFonts w:ascii="gg sans" w:eastAsia="gg sans" w:hAnsi="gg sans" w:cs="gg sans"/>
+          <w:b w:val="0"/>
+          <w:i w:val="0"/>
+          <w:sz w:val="16"/>
+          <w:rtl w:val="off"/>
+        </w:rPr>
+        <w:t xml:space="preserve"> </w:t>
+      </w:r>
+      <w:r>
+        <w:rPr>
+          <w:caps w:val="off"/>
+          <w:rFonts w:ascii="gg sans" w:eastAsia="gg sans" w:hAnsi="gg sans" w:cs="gg sans"/>
+          <w:b w:val="0"/>
+          <w:i w:val="0"/>
+          <w:sz w:val="16"/>
+        </w:rPr>
+        <w:t>UI 다듬기</w:t>
+      </w:r>
+    </w:p>
+    <w:p>
+      <w:pPr>
+        <w:ind w:firstLine="0"/>
+        <w:jc w:val="left"/>
+        <w:shd w:val="clear" w:color="auto" w:fill="auto"/>
+        <w:rPr>
+          <w:caps w:val="off"/>
+          <w:lang w:eastAsia="ko-KR"/>
+          <w:rFonts w:ascii="gg sans" w:eastAsia="gg sans" w:hAnsi="gg sans" w:cs="gg sans" w:hint="eastAsia"/>
+          <w:b w:val="0"/>
+          <w:i w:val="0"/>
+          <w:sz w:val="16"/>
+          <w:rtl w:val="off"/>
+        </w:rPr>
+      </w:pPr>
+      <w:r>
+        <w:rPr>
+          <w:caps w:val="off"/>
+          <w:rFonts w:ascii="gg sans" w:eastAsia="gg sans" w:hAnsi="gg sans" w:cs="gg sans"/>
+          <w:b w:val="0"/>
+          <w:i w:val="0"/>
+          <w:sz w:val="16"/>
+        </w:rPr>
+        <w:t>-</w:t>
+      </w:r>
+      <w:r>
+        <w:rPr>
+          <w:caps w:val="off"/>
+          <w:lang w:eastAsia="ko-KR"/>
+          <w:rFonts w:ascii="gg sans" w:eastAsia="gg sans" w:hAnsi="gg sans" w:cs="gg sans"/>
+          <w:b w:val="0"/>
+          <w:i w:val="0"/>
+          <w:sz w:val="16"/>
+          <w:rtl w:val="off"/>
+        </w:rPr>
+        <w:t xml:space="preserve"> </w:t>
+      </w:r>
+      <w:r>
+        <w:rPr>
+          <w:caps w:val="off"/>
+          <w:rFonts w:ascii="gg sans" w:eastAsia="gg sans" w:hAnsi="gg sans" w:cs="gg sans"/>
+          <w:b w:val="0"/>
+          <w:i w:val="0"/>
+          <w:sz w:val="16"/>
+        </w:rPr>
+        <w:t>스테이지 시작, 종료 판단해서 패킷 보내기</w:t>
       </w:r>
     </w:p>
     <w:p>
@@ -3423,22 +3439,22 @@
     <w:lsdException w:name="index 7" w:semiHidden="1" w:unhideWhenUsed="1"/>
     <w:lsdException w:name="index 8" w:semiHidden="1" w:unhideWhenUsed="1"/>
     <w:lsdException w:name="index 9" w:semiHidden="1" w:unhideWhenUsed="1"/>
-    <w:lsdException w:name="toc 1" w:semiHidden="1" w:uiPriority="777" w:unhideWhenUsed="1"/>
-    <w:lsdException w:name="toc 2" w:semiHidden="1" w:uiPriority="777" w:unhideWhenUsed="1"/>
-    <w:lsdException w:name="toc 3" w:semiHidden="1" w:uiPriority="777" w:unhideWhenUsed="1"/>
-    <w:lsdException w:name="toc 4" w:semiHidden="1" w:uiPriority="777" w:unhideWhenUsed="1"/>
-    <w:lsdException w:name="toc 5" w:semiHidden="1" w:uiPriority="777" w:unhideWhenUsed="1"/>
-    <w:lsdException w:name="toc 6" w:semiHidden="1" w:uiPriority="777" w:unhideWhenUsed="1"/>
-    <w:lsdException w:name="toc 7" w:semiHidden="1" w:uiPriority="777" w:unhideWhenUsed="1"/>
-    <w:lsdException w:name="toc 8" w:semiHidden="1" w:uiPriority="777" w:unhideWhenUsed="1"/>
-    <w:lsdException w:name="toc 9" w:semiHidden="1" w:uiPriority="777" w:unhideWhenUsed="1"/>
+    <w:lsdException w:name="toc 1" w:semiHidden="1" w:uiPriority="1911" w:unhideWhenUsed="1"/>
+    <w:lsdException w:name="toc 2" w:semiHidden="1" w:uiPriority="1911" w:unhideWhenUsed="1"/>
+    <w:lsdException w:name="toc 3" w:semiHidden="1" w:uiPriority="1911" w:unhideWhenUsed="1"/>
+    <w:lsdException w:name="toc 4" w:semiHidden="1" w:uiPriority="1911" w:unhideWhenUsed="1"/>
+    <w:lsdException w:name="toc 5" w:semiHidden="1" w:uiPriority="1911" w:unhideWhenUsed="1"/>
+    <w:lsdException w:name="toc 6" w:semiHidden="1" w:uiPriority="1911" w:unhideWhenUsed="1"/>
+    <w:lsdException w:name="toc 7" w:semiHidden="1" w:uiPriority="1911" w:unhideWhenUsed="1"/>
+    <w:lsdException w:name="toc 8" w:semiHidden="1" w:uiPriority="1911" w:unhideWhenUsed="1"/>
+    <w:lsdException w:name="toc 9" w:semiHidden="1" w:uiPriority="1911" w:unhideWhenUsed="1"/>
     <w:lsdException w:name="Normal Indent" w:semiHidden="1" w:unhideWhenUsed="1"/>
     <w:lsdException w:name="footnote text" w:semiHidden="1" w:unhideWhenUsed="1"/>
     <w:lsdException w:name="annotation text" w:semiHidden="1" w:unhideWhenUsed="1"/>
     <w:lsdException w:name="header" w:semiHidden="1" w:unhideWhenUsed="1"/>
     <w:lsdException w:name="footer" w:semiHidden="1" w:unhideWhenUsed="1"/>
     <w:lsdException w:name="index heading" w:semiHidden="1" w:unhideWhenUsed="1"/>
-    <w:lsdException w:name="caption" w:semiHidden="1" w:uiPriority="773" w:unhideWhenUsed="1" w:qFormat="1"/>
+    <w:lsdException w:name="caption" w:semiHidden="1" w:uiPriority="1907" w:unhideWhenUsed="1" w:qFormat="1"/>
     <w:lsdException w:name="table of figures" w:semiHidden="1" w:unhideWhenUsed="1"/>
     <w:lsdException w:name="envelope address" w:semiHidden="1" w:unhideWhenUsed="1"/>
     <w:lsdException w:name="envelope return" w:semiHidden="1" w:unhideWhenUsed="1"/>
@@ -3466,7 +3482,7 @@
     <w:lsdException w:name="List Number 3" w:semiHidden="1" w:unhideWhenUsed="1"/>
     <w:lsdException w:name="List Number 4" w:semiHidden="1" w:unhideWhenUsed="1"/>
     <w:lsdException w:name="List Number 5" w:semiHidden="1" w:unhideWhenUsed="1"/>
-    <w:lsdException w:name="Title" w:uiPriority="82" w:qFormat="1"/>
+    <w:lsdException w:name="Title" w:uiPriority="130" w:qFormat="1"/>
     <w:lsdException w:name="Closing" w:semiHidden="1" w:unhideWhenUsed="1"/>
     <w:lsdException w:name="Signature" w:semiHidden="1" w:unhideWhenUsed="1"/>
     <w:lsdException w:name="Default Paragraph Font" w:semiHidden="1" w:uiPriority="1" w:unhideWhenUsed="1"/>
@@ -3478,7 +3494,7 @@
     <w:lsdException w:name="List Continue 4" w:semiHidden="1" w:unhideWhenUsed="1"/>
     <w:lsdException w:name="List Continue 5" w:semiHidden="1" w:unhideWhenUsed="1"/>
     <w:lsdException w:name="Message Header" w:semiHidden="1" w:unhideWhenUsed="1"/>
-    <w:lsdException w:name="Subtitle" w:uiPriority="83" w:qFormat="1"/>
+    <w:lsdException w:name="Subtitle" w:uiPriority="131" w:qFormat="1"/>
     <w:lsdException w:name="Salutation" w:semiHidden="1" w:unhideWhenUsed="1"/>
     <w:lsdException w:name="Date" w:semiHidden="1" w:unhideWhenUsed="1"/>
     <w:lsdException w:name="Body Text First Indent" w:semiHidden="1" w:unhideWhenUsed="1"/>
@@ -3491,8 +3507,8 @@
     <w:lsdException w:name="Block Text" w:semiHidden="1" w:unhideWhenUsed="1"/>
     <w:lsdException w:name="Hyperlink" w:semiHidden="1" w:unhideWhenUsed="1"/>
     <w:lsdException w:name="FollowedHyperlink" w:semiHidden="1" w:unhideWhenUsed="1"/>
-    <w:lsdException w:name="Strong" w:uiPriority="304" w:qFormat="1"/>
-    <w:lsdException w:name="Emphasis" w:uiPriority="296" w:qFormat="1"/>
+    <w:lsdException w:name="Strong" w:uiPriority="772" w:qFormat="1"/>
+    <w:lsdException w:name="Emphasis" w:uiPriority="662" w:qFormat="1"/>
     <w:lsdException w:name="Document Map" w:semiHidden="1" w:unhideWhenUsed="1"/>
     <w:lsdException w:name="Plain Text" w:semiHidden="1" w:unhideWhenUsed="1"/>
     <w:lsdException w:name="E-mail Signature" w:semiHidden="1" w:unhideWhenUsed="1"/>
@@ -3558,13 +3574,13 @@
     <w:lsdException w:name="Table Web 2" w:semiHidden="1" w:unhideWhenUsed="1"/>
     <w:lsdException w:name="Table Web 3" w:semiHidden="1" w:unhideWhenUsed="1"/>
     <w:lsdException w:name="Balloon Text" w:semiHidden="1" w:unhideWhenUsed="1"/>
-    <w:lsdException w:name="Table Grid" w:uiPriority="777"/>
+    <w:lsdException w:name="Table Grid" w:uiPriority="1911"/>
     <w:lsdException w:name="Table Theme" w:semiHidden="1" w:unhideWhenUsed="1"/>
     <w:lsdException w:name="Placeholder Text" w:semiHidden="1"/>
     <w:lsdException w:name="No Spacing" w:uiPriority="1" w:qFormat="1"/>
-    <w:lsdException w:name="Light Shading" w:uiPriority="2082"/>
-    <w:lsdException w:name="Light List" w:uiPriority="2083"/>
-    <w:lsdException w:name="Light Grid" w:uiPriority="2084"/>
+    <w:lsdException w:name="Light Shading" w:uiPriority="8322"/>
+    <w:lsdException w:name="Light List" w:uiPriority="8323"/>
+    <w:lsdException w:name="Light Grid" w:uiPriority="8324"/>
     <w:lsdException w:name="Medium Shading 1"/>
     <w:lsdException w:name="Medium Shading 2" w:uiPriority="0"/>
     <w:lsdException w:name="Medium List 1" w:uiPriority="0"/>
@@ -3576,16 +3592,16 @@
     <w:lsdException w:name="Colorful Shading" w:uiPriority="0"/>
     <w:lsdException w:name="Colorful List" w:uiPriority="0"/>
     <w:lsdException w:name="Colorful Grid" w:uiPriority="0"/>
-    <w:lsdException w:name="Light Shading Accent 1" w:uiPriority="2082"/>
-    <w:lsdException w:name="Light List Accent 1" w:uiPriority="2083"/>
-    <w:lsdException w:name="Light Grid Accent 1" w:uiPriority="2084"/>
+    <w:lsdException w:name="Light Shading Accent 1" w:uiPriority="8322"/>
+    <w:lsdException w:name="Light List Accent 1" w:uiPriority="8323"/>
+    <w:lsdException w:name="Light Grid Accent 1" w:uiPriority="8324"/>
     <w:lsdException w:name="Medium Shading 1 Accent 1"/>
     <w:lsdException w:name="Medium Shading 2 Accent 1" w:uiPriority="0"/>
     <w:lsdException w:name="Medium List 1 Accent 1" w:uiPriority="0"/>
     <w:lsdException w:name="Revision" w:semiHidden="1"/>
-    <w:lsdException w:name="List Paragraph" w:uiPriority="772" w:qFormat="1"/>
-    <w:lsdException w:name="Quote" w:uiPriority="599" w:qFormat="1"/>
-    <w:lsdException w:name="Intense Quote" w:uiPriority="630" w:qFormat="1"/>
+    <w:lsdException w:name="List Paragraph" w:uiPriority="1906" w:qFormat="1"/>
+    <w:lsdException w:name="Quote" w:uiPriority="1433" w:qFormat="1"/>
+    <w:lsdException w:name="Intense Quote" w:uiPriority="1584" w:qFormat="1"/>
     <w:lsdException w:name="Medium List 2 Accent 1" w:uiPriority="0"/>
     <w:lsdException w:name="Medium Grid 1 Accent 1" w:uiPriority="0"/>
     <w:lsdException w:name="Medium Grid 2 Accent 1" w:uiPriority="0"/>
@@ -3594,9 +3610,9 @@
     <w:lsdException w:name="Colorful Shading Accent 1" w:uiPriority="0"/>
     <w:lsdException w:name="Colorful List Accent 1" w:uiPriority="0"/>
     <w:lsdException w:name="Colorful Grid Accent 1" w:uiPriority="0"/>
-    <w:lsdException w:name="Light Shading Accent 2" w:uiPriority="2082"/>
-    <w:lsdException w:name="Light List Accent 2" w:uiPriority="2083"/>
-    <w:lsdException w:name="Light Grid Accent 2" w:uiPriority="2084"/>
+    <w:lsdException w:name="Light Shading Accent 2" w:uiPriority="8322"/>
+    <w:lsdException w:name="Light List Accent 2" w:uiPriority="8323"/>
+    <w:lsdException w:name="Light Grid Accent 2" w:uiPriority="8324"/>
     <w:lsdException w:name="Medium Shading 1 Accent 2"/>
     <w:lsdException w:name="Medium Shading 2 Accent 2" w:uiPriority="0"/>
     <w:lsdException w:name="Medium List 1 Accent 2" w:uiPriority="0"/>
@@ -3608,9 +3624,9 @@
     <w:lsdException w:name="Colorful Shading Accent 2" w:uiPriority="0"/>
     <w:lsdException w:name="Colorful List Accent 2" w:uiPriority="0"/>
     <w:lsdException w:name="Colorful Grid Accent 2" w:uiPriority="0"/>
-    <w:lsdException w:name="Light Shading Accent 3" w:uiPriority="2082"/>
-    <w:lsdException w:name="Light List Accent 3" w:uiPriority="2083"/>
-    <w:lsdException w:name="Light Grid Accent 3" w:uiPriority="2084"/>
+    <w:lsdException w:name="Light Shading Accent 3" w:uiPriority="8322"/>
+    <w:lsdException w:name="Light List Accent 3" w:uiPriority="8323"/>
+    <w:lsdException w:name="Light Grid Accent 3" w:uiPriority="8324"/>
     <w:lsdException w:name="Medium Shading 1 Accent 3"/>
     <w:lsdException w:name="Medium Shading 2 Accent 3" w:uiPriority="0"/>
     <w:lsdException w:name="Medium List 1 Accent 3" w:uiPriority="0"/>
@@ -3622,9 +3638,9 @@
     <w:lsdException w:name="Colorful Shading Accent 3" w:uiPriority="0"/>
     <w:lsdException w:name="Colorful List Accent 3" w:uiPriority="0"/>
     <w:lsdException w:name="Colorful Grid Accent 3" w:uiPriority="0"/>
-    <w:lsdException w:name="Light Shading Accent 4" w:uiPriority="2082"/>
-    <w:lsdException w:name="Light List Accent 4" w:uiPriority="2083"/>
-    <w:lsdException w:name="Light Grid Accent 4" w:uiPriority="2084"/>
+    <w:lsdException w:name="Light Shading Accent 4" w:uiPriority="8322"/>
+    <w:lsdException w:name="Light List Accent 4" w:uiPriority="8323"/>
+    <w:lsdException w:name="Light Grid Accent 4" w:uiPriority="8324"/>
     <w:lsdException w:name="Medium Shading 1 Accent 4"/>
     <w:lsdException w:name="Medium Shading 2 Accent 4" w:uiPriority="0"/>
     <w:lsdException w:name="Medium List 1 Accent 4" w:uiPriority="0"/>
@@ -3636,9 +3652,9 @@
     <w:lsdException w:name="Colorful Shading Accent 4" w:uiPriority="0"/>
     <w:lsdException w:name="Colorful List Accent 4" w:uiPriority="0"/>
     <w:lsdException w:name="Colorful Grid Accent 4" w:uiPriority="0"/>
-    <w:lsdException w:name="Light Shading Accent 5" w:uiPriority="2082"/>
-    <w:lsdException w:name="Light List Accent 5" w:uiPriority="2083"/>
-    <w:lsdException w:name="Light Grid Accent 5" w:uiPriority="2084"/>
+    <w:lsdException w:name="Light Shading Accent 5" w:uiPriority="8322"/>
+    <w:lsdException w:name="Light List Accent 5" w:uiPriority="8323"/>
+    <w:lsdException w:name="Light Grid Accent 5" w:uiPriority="8324"/>
     <w:lsdException w:name="Medium Shading 1 Accent 5"/>
     <w:lsdException w:name="Medium Shading 2 Accent 5" w:uiPriority="0"/>
     <w:lsdException w:name="Medium List 1 Accent 5" w:uiPriority="0"/>
@@ -3650,9 +3666,9 @@
     <w:lsdException w:name="Colorful Shading Accent 5" w:uiPriority="0"/>
     <w:lsdException w:name="Colorful List Accent 5" w:uiPriority="0"/>
     <w:lsdException w:name="Colorful Grid Accent 5" w:uiPriority="0"/>
-    <w:lsdException w:name="Light Shading Accent 6" w:uiPriority="2082"/>
-    <w:lsdException w:name="Light List Accent 6" w:uiPriority="2083"/>
-    <w:lsdException w:name="Light Grid Accent 6" w:uiPriority="2084"/>
+    <w:lsdException w:name="Light Shading Accent 6" w:uiPriority="8322"/>
+    <w:lsdException w:name="Light List Accent 6" w:uiPriority="8323"/>
+    <w:lsdException w:name="Light Grid Accent 6" w:uiPriority="8324"/>
     <w:lsdException w:name="Medium Shading 1 Accent 6"/>
     <w:lsdException w:name="Medium Shading 2 Accent 6" w:uiPriority="0"/>
     <w:lsdException w:name="Medium List 1 Accent 6" w:uiPriority="0"/>
@@ -3664,117 +3680,117 @@
     <w:lsdException w:name="Colorful Shading Accent 6" w:uiPriority="0"/>
     <w:lsdException w:name="Colorful List Accent 6" w:uiPriority="0"/>
     <w:lsdException w:name="Colorful Grid Accent 6" w:uiPriority="0"/>
-    <w:lsdException w:name="Subtle Emphasis" w:uiPriority="133" w:qFormat="1"/>
-    <w:lsdException w:name="Intense Emphasis" w:uiPriority="297" w:qFormat="1"/>
-    <w:lsdException w:name="Subtle Reference" w:uiPriority="631" w:qFormat="1"/>
-    <w:lsdException w:name="Intense Reference" w:uiPriority="662" w:qFormat="1"/>
-    <w:lsdException w:name="Book Title" w:uiPriority="663" w:qFormat="1"/>
-    <w:lsdException w:name="Bibliography" w:semiHidden="1" w:uiPriority="775" w:unhideWhenUsed="1"/>
-    <w:lsdException w:name="TOC Heading" w:semiHidden="1" w:uiPriority="777" w:unhideWhenUsed="1" w:qFormat="1"/>
-    <w:lsdException w:name="Plain Table 1" w:uiPriority="1433"/>
-    <w:lsdException w:name="Plain Table 2" w:uiPriority="1536"/>
-    <w:lsdException w:name="Plain Table 3" w:uiPriority="1537"/>
-    <w:lsdException w:name="Plain Table 4" w:uiPriority="1544"/>
-    <w:lsdException w:name="Plain Table 5" w:uiPriority="1545"/>
-    <w:lsdException w:name="Grid Table Light" w:uiPriority="1432"/>
-    <w:lsdException w:name="Grid Table 1 Light" w:uiPriority="1576"/>
-    <w:lsdException w:name="Grid Table 2" w:uiPriority="1577"/>
-    <w:lsdException w:name="Grid Table 3" w:uiPriority="1584"/>
-    <w:lsdException w:name="Grid Table 4" w:uiPriority="1585"/>
-    <w:lsdException w:name="Grid Table 5 Dark" w:uiPriority="1634"/>
-    <w:lsdException w:name="Grid Table 6 Colorful" w:uiPriority="1635"/>
-    <w:lsdException w:name="Grid Table 7 Colorful" w:uiPriority="1906"/>
-    <w:lsdException w:name="Grid Table 1 Light Accent 1" w:uiPriority="1576"/>
-    <w:lsdException w:name="Grid Table 2 Accent 1" w:uiPriority="1577"/>
-    <w:lsdException w:name="Grid Table 3 Accent 1" w:uiPriority="1584"/>
-    <w:lsdException w:name="Grid Table 4 Accent 1" w:uiPriority="1585"/>
-    <w:lsdException w:name="Grid Table 5 Dark Accent 1" w:uiPriority="1634"/>
-    <w:lsdException w:name="Grid Table 6 Colorful Accent 1" w:uiPriority="1635"/>
-    <w:lsdException w:name="Grid Table 7 Colorful Accent 1" w:uiPriority="1906"/>
-    <w:lsdException w:name="Grid Table 1 Light Accent 2" w:uiPriority="1576"/>
-    <w:lsdException w:name="Grid Table 2 Accent 2" w:uiPriority="1577"/>
-    <w:lsdException w:name="Grid Table 3 Accent 2" w:uiPriority="1584"/>
-    <w:lsdException w:name="Grid Table 4 Accent 2" w:uiPriority="1585"/>
-    <w:lsdException w:name="Grid Table 5 Dark Accent 2" w:uiPriority="1634"/>
-    <w:lsdException w:name="Grid Table 6 Colorful Accent 2" w:uiPriority="1635"/>
-    <w:lsdException w:name="Grid Table 7 Colorful Accent 2" w:uiPriority="1906"/>
-    <w:lsdException w:name="Grid Table 1 Light Accent 3" w:uiPriority="1576"/>
-    <w:lsdException w:name="Grid Table 2 Accent 3" w:uiPriority="1577"/>
-    <w:lsdException w:name="Grid Table 3 Accent 3" w:uiPriority="1584"/>
-    <w:lsdException w:name="Grid Table 4 Accent 3" w:uiPriority="1585"/>
-    <w:lsdException w:name="Grid Table 5 Dark Accent 3" w:uiPriority="1634"/>
-    <w:lsdException w:name="Grid Table 6 Colorful Accent 3" w:uiPriority="1635"/>
-    <w:lsdException w:name="Grid Table 7 Colorful Accent 3" w:uiPriority="1906"/>
-    <w:lsdException w:name="Grid Table 1 Light Accent 4" w:uiPriority="1576"/>
-    <w:lsdException w:name="Grid Table 2 Accent 4" w:uiPriority="1577"/>
-    <w:lsdException w:name="Grid Table 3 Accent 4" w:uiPriority="1584"/>
-    <w:lsdException w:name="Grid Table 4 Accent 4" w:uiPriority="1585"/>
-    <w:lsdException w:name="Grid Table 5 Dark Accent 4" w:uiPriority="1634"/>
-    <w:lsdException w:name="Grid Table 6 Colorful Accent 4" w:uiPriority="1635"/>
-    <w:lsdException w:name="Grid Table 7 Colorful Accent 4" w:uiPriority="1906"/>
-    <w:lsdException w:name="Grid Table 1 Light Accent 5" w:uiPriority="1576"/>
-    <w:lsdException w:name="Grid Table 2 Accent 5" w:uiPriority="1577"/>
-    <w:lsdException w:name="Grid Table 3 Accent 5" w:uiPriority="1584"/>
-    <w:lsdException w:name="Grid Table 4 Accent 5" w:uiPriority="1585"/>
-    <w:lsdException w:name="Grid Table 5 Dark Accent 5" w:uiPriority="1634"/>
-    <w:lsdException w:name="Grid Table 6 Colorful Accent 5" w:uiPriority="1635"/>
-    <w:lsdException w:name="Grid Table 7 Colorful Accent 5" w:uiPriority="1906"/>
-    <w:lsdException w:name="Grid Table 1 Light Accent 6" w:uiPriority="1576"/>
-    <w:lsdException w:name="Grid Table 2 Accent 6" w:uiPriority="1577"/>
-    <w:lsdException w:name="Grid Table 3 Accent 6" w:uiPriority="1584"/>
-    <w:lsdException w:name="Grid Table 4 Accent 6" w:uiPriority="1585"/>
-    <w:lsdException w:name="Grid Table 5 Dark Accent 6" w:uiPriority="1634"/>
-    <w:lsdException w:name="Grid Table 6 Colorful Accent 6" w:uiPriority="1635"/>
-    <w:lsdException w:name="Grid Table 7 Colorful Accent 6" w:uiPriority="1906"/>
-    <w:lsdException w:name="List Table 1 Light" w:uiPriority="1576"/>
-    <w:lsdException w:name="List Table 2" w:uiPriority="1577"/>
-    <w:lsdException w:name="List Table 3" w:uiPriority="1584"/>
-    <w:lsdException w:name="List Table 4" w:uiPriority="1585"/>
-    <w:lsdException w:name="List Table 5 Dark" w:uiPriority="1634"/>
-    <w:lsdException w:name="List Table 6 Colorful" w:uiPriority="1635"/>
-    <w:lsdException w:name="List Table 7 Colorful" w:uiPriority="1906"/>
-    <w:lsdException w:name="List Table 1 Light Accent 1" w:uiPriority="1576"/>
-    <w:lsdException w:name="List Table 2 Accent 1" w:uiPriority="1577"/>
-    <w:lsdException w:name="List Table 3 Accent 1" w:uiPriority="1584"/>
-    <w:lsdException w:name="List Table 4 Accent 1" w:uiPriority="1585"/>
-    <w:lsdException w:name="List Table 5 Dark Accent 1" w:uiPriority="1634"/>
-    <w:lsdException w:name="List Table 6 Colorful Accent 1" w:uiPriority="1635"/>
-    <w:lsdException w:name="List Table 7 Colorful Accent 1" w:uiPriority="1906"/>
-    <w:lsdException w:name="List Table 1 Light Accent 2" w:uiPriority="1576"/>
-    <w:lsdException w:name="List Table 2 Accent 2" w:uiPriority="1577"/>
-    <w:lsdException w:name="List Table 3 Accent 2" w:uiPriority="1584"/>
-    <w:lsdException w:name="List Table 4 Accent 2" w:uiPriority="1585"/>
-    <w:lsdException w:name="List Table 5 Dark Accent 2" w:uiPriority="1634"/>
-    <w:lsdException w:name="List Table 6 Colorful Accent 2" w:uiPriority="1635"/>
-    <w:lsdException w:name="List Table 7 Colorful Accent 2" w:uiPriority="1906"/>
-    <w:lsdException w:name="List Table 1 Light Accent 3" w:uiPriority="1576"/>
-    <w:lsdException w:name="List Table 2 Accent 3" w:uiPriority="1577"/>
-    <w:lsdException w:name="List Table 3 Accent 3" w:uiPriority="1584"/>
-    <w:lsdException w:name="List Table 4 Accent 3" w:uiPriority="1585"/>
-    <w:lsdException w:name="List Table 5 Dark Accent 3" w:uiPriority="1634"/>
-    <w:lsdException w:name="List Table 6 Colorful Accent 3" w:uiPriority="1635"/>
-    <w:lsdException w:name="List Table 7 Colorful Accent 3" w:uiPriority="1906"/>
-    <w:lsdException w:name="List Table 1 Light Accent 4" w:uiPriority="1576"/>
-    <w:lsdException w:name="List Table 2 Accent 4" w:uiPriority="1577"/>
-    <w:lsdException w:name="List Table 3 Accent 4" w:uiPriority="1584"/>
-    <w:lsdException w:name="List Table 4 Accent 4" w:uiPriority="1585"/>
-    <w:lsdException w:name="List Table 5 Dark Accent 4" w:uiPriority="1634"/>
-    <w:lsdException w:name="List Table 6 Colorful Accent 4" w:uiPriority="1635"/>
-    <w:lsdException w:name="List Table 7 Colorful Accent 4" w:uiPriority="1906"/>
-    <w:lsdException w:name="List Table 1 Light Accent 5" w:uiPriority="1576"/>
-    <w:lsdException w:name="List Table 2 Accent 5" w:uiPriority="1577"/>
-    <w:lsdException w:name="List Table 3 Accent 5" w:uiPriority="1584"/>
-    <w:lsdException w:name="List Table 4 Accent 5" w:uiPriority="1585"/>
-    <w:lsdException w:name="List Table 5 Dark Accent 5" w:uiPriority="1634"/>
-    <w:lsdException w:name="List Table 6 Colorful Accent 5" w:uiPriority="1635"/>
-    <w:lsdException w:name="List Table 7 Colorful Accent 5" w:uiPriority="1906"/>
-    <w:lsdException w:name="List Table 1 Light Accent 6" w:uiPriority="1576"/>
-    <w:lsdException w:name="List Table 2 Accent 6" w:uiPriority="1577"/>
-    <w:lsdException w:name="List Table 3 Accent 6" w:uiPriority="1584"/>
-    <w:lsdException w:name="List Table 4 Accent 6" w:uiPriority="1585"/>
-    <w:lsdException w:name="List Table 5 Dark Accent 6" w:uiPriority="1634"/>
-    <w:lsdException w:name="List Table 6 Colorful Accent 6" w:uiPriority="1635"/>
-    <w:lsdException w:name="List Table 7 Colorful Accent 6" w:uiPriority="1906"/>
+    <w:lsdException w:name="Subtle Emphasis" w:uiPriority="307" w:qFormat="1"/>
+    <w:lsdException w:name="Intense Emphasis" w:uiPriority="663" w:qFormat="1"/>
+    <w:lsdException w:name="Subtle Reference" w:uiPriority="1585" w:qFormat="1"/>
+    <w:lsdException w:name="Intense Reference" w:uiPriority="1634" w:qFormat="1"/>
+    <w:lsdException w:name="Book Title" w:uiPriority="1635" w:qFormat="1"/>
+    <w:lsdException w:name="Bibliography" w:semiHidden="1" w:uiPriority="1909" w:unhideWhenUsed="1"/>
+    <w:lsdException w:name="TOC Heading" w:semiHidden="1" w:uiPriority="1911" w:unhideWhenUsed="1" w:qFormat="1"/>
+    <w:lsdException w:name="Plain Table 1" w:uiPriority="5171"/>
+    <w:lsdException w:name="Plain Table 2" w:uiPriority="5430"/>
+    <w:lsdException w:name="Plain Table 3" w:uiPriority="5431"/>
+    <w:lsdException w:name="Plain Table 4" w:uiPriority="5444"/>
+    <w:lsdException w:name="Plain Table 5" w:uiPriority="5445"/>
+    <w:lsdException w:name="Grid Table Light" w:uiPriority="5170"/>
+    <w:lsdException w:name="Grid Table 1 Light" w:uiPriority="5494"/>
+    <w:lsdException w:name="Grid Table 2" w:uiPriority="5495"/>
+    <w:lsdException w:name="Grid Table 3" w:uiPriority="5508"/>
+    <w:lsdException w:name="Grid Table 4" w:uiPriority="5509"/>
+    <w:lsdException w:name="Grid Table 5 Dark" w:uiPriority="5684"/>
+    <w:lsdException w:name="Grid Table 6 Colorful" w:uiPriority="5685"/>
+    <w:lsdException w:name="Grid Table 7 Colorful" w:uiPriority="6406"/>
+    <w:lsdException w:name="Grid Table 1 Light Accent 1" w:uiPriority="5494"/>
+    <w:lsdException w:name="Grid Table 2 Accent 1" w:uiPriority="5495"/>
+    <w:lsdException w:name="Grid Table 3 Accent 1" w:uiPriority="5508"/>
+    <w:lsdException w:name="Grid Table 4 Accent 1" w:uiPriority="5509"/>
+    <w:lsdException w:name="Grid Table 5 Dark Accent 1" w:uiPriority="5684"/>
+    <w:lsdException w:name="Grid Table 6 Colorful Accent 1" w:uiPriority="5685"/>
+    <w:lsdException w:name="Grid Table 7 Colorful Accent 1" w:uiPriority="6406"/>
+    <w:lsdException w:name="Grid Table 1 Light Accent 2" w:uiPriority="5494"/>
+    <w:lsdException w:name="Grid Table 2 Accent 2" w:uiPriority="5495"/>
+    <w:lsdException w:name="Grid Table 3 Accent 2" w:uiPriority="5508"/>
+    <w:lsdException w:name="Grid Table 4 Accent 2" w:uiPriority="5509"/>
+    <w:lsdException w:name="Grid Table 5 Dark Accent 2" w:uiPriority="5684"/>
+    <w:lsdException w:name="Grid Table 6 Colorful Accent 2" w:uiPriority="5685"/>
+    <w:lsdException w:name="Grid Table 7 Colorful Accent 2" w:uiPriority="6406"/>
+    <w:lsdException w:name="Grid Table 1 Light Accent 3" w:uiPriority="5494"/>
+    <w:lsdException w:name="Grid Table 2 Accent 3" w:uiPriority="5495"/>
+    <w:lsdException w:name="Grid Table 3 Accent 3" w:uiPriority="5508"/>
+    <w:lsdException w:name="Grid Table 4 Accent 3" w:uiPriority="5509"/>
+    <w:lsdException w:name="Grid Table 5 Dark Accent 3" w:uiPriority="5684"/>
+    <w:lsdException w:name="Grid Table 6 Colorful Accent 3" w:uiPriority="5685"/>
+    <w:lsdException w:name="Grid Table 7 Colorful Accent 3" w:uiPriority="6406"/>
+    <w:lsdException w:name="Grid Table 1 Light Accent 4" w:uiPriority="5494"/>
+    <w:lsdException w:name="Grid Table 2 Accent 4" w:uiPriority="5495"/>
+    <w:lsdException w:name="Grid Table 3 Accent 4" w:uiPriority="5508"/>
+    <w:lsdException w:name="Grid Table 4 Accent 4" w:uiPriority="5509"/>
+    <w:lsdException w:name="Grid Table 5 Dark Accent 4" w:uiPriority="5684"/>
+    <w:lsdException w:name="Grid Table 6 Colorful Accent 4" w:uiPriority="5685"/>
+    <w:lsdException w:name="Grid Table 7 Colorful Accent 4" w:uiPriority="6406"/>
+    <w:lsdException w:name="Grid Table 1 Light Accent 5" w:uiPriority="5494"/>
+    <w:lsdException w:name="Grid Table 2 Accent 5" w:uiPriority="5495"/>
+    <w:lsdException w:name="Grid Table 3 Accent 5" w:uiPriority="5508"/>
+    <w:lsdException w:name="Grid Table 4 Accent 5" w:uiPriority="5509"/>
+    <w:lsdException w:name="Grid Table 5 Dark Accent 5" w:uiPriority="5684"/>
+    <w:lsdException w:name="Grid Table 6 Colorful Accent 5" w:uiPriority="5685"/>
+    <w:lsdException w:name="Grid Table 7 Colorful Accent 5" w:uiPriority="6406"/>
+    <w:lsdException w:name="Grid Table 1 Light Accent 6" w:uiPriority="5494"/>
+    <w:lsdException w:name="Grid Table 2 Accent 6" w:uiPriority="5495"/>
+    <w:lsdException w:name="Grid Table 3 Accent 6" w:uiPriority="5508"/>
+    <w:lsdException w:name="Grid Table 4 Accent 6" w:uiPriority="5509"/>
+    <w:lsdException w:name="Grid Table 5 Dark Accent 6" w:uiPriority="5684"/>
+    <w:lsdException w:name="Grid Table 6 Colorful Accent 6" w:uiPriority="5685"/>
+    <w:lsdException w:name="Grid Table 7 Colorful Accent 6" w:uiPriority="6406"/>
+    <w:lsdException w:name="List Table 1 Light" w:uiPriority="5494"/>
+    <w:lsdException w:name="List Table 2" w:uiPriority="5495"/>
+    <w:lsdException w:name="List Table 3" w:uiPriority="5508"/>
+    <w:lsdException w:name="List Table 4" w:uiPriority="5509"/>
+    <w:lsdException w:name="List Table 5 Dark" w:uiPriority="5684"/>
+    <w:lsdException w:name="List Table 6 Colorful" w:uiPriority="5685"/>
+    <w:lsdException w:name="List Table 7 Colorful" w:uiPriority="6406"/>
+    <w:lsdException w:name="List Table 1 Light Accent 1" w:uiPriority="5494"/>
+    <w:lsdException w:name="List Table 2 Accent 1" w:uiPriority="5495"/>
+    <w:lsdException w:name="List Table 3 Accent 1" w:uiPriority="5508"/>
+    <w:lsdException w:name="List Table 4 Accent 1" w:uiPriority="5509"/>
+    <w:lsdException w:name="List Table 5 Dark Accent 1" w:uiPriority="5684"/>
+    <w:lsdException w:name="List Table 6 Colorful Accent 1" w:uiPriority="5685"/>
+    <w:lsdException w:name="List Table 7 Colorful Accent 1" w:uiPriority="6406"/>
+    <w:lsdException w:name="List Table 1 Light Accent 2" w:uiPriority="5494"/>
+    <w:lsdException w:name="List Table 2 Accent 2" w:uiPriority="5495"/>
+    <w:lsdException w:name="List Table 3 Accent 2" w:uiPriority="5508"/>
+    <w:lsdException w:name="List Table 4 Accent 2" w:uiPriority="5509"/>
+    <w:lsdException w:name="List Table 5 Dark Accent 2" w:uiPriority="5684"/>
+    <w:lsdException w:name="List Table 6 Colorful Accent 2" w:uiPriority="5685"/>
+    <w:lsdException w:name="List Table 7 Colorful Accent 2" w:uiPriority="6406"/>
+    <w:lsdException w:name="List Table 1 Light Accent 3" w:uiPriority="5494"/>
+    <w:lsdException w:name="List Table 2 Accent 3" w:uiPriority="5495"/>
+    <w:lsdException w:name="List Table 3 Accent 3" w:uiPriority="5508"/>
+    <w:lsdException w:name="List Table 4 Accent 3" w:uiPriority="5509"/>
+    <w:lsdException w:name="List Table 5 Dark Accent 3" w:uiPriority="5684"/>
+    <w:lsdException w:name="List Table 6 Colorful Accent 3" w:uiPriority="5685"/>
+    <w:lsdException w:name="List Table 7 Colorful Accent 3" w:uiPriority="6406"/>
+    <w:lsdException w:name="List Table 1 Light Accent 4" w:uiPriority="5494"/>
+    <w:lsdException w:name="List Table 2 Accent 4" w:uiPriority="5495"/>
+    <w:lsdException w:name="List Table 3 Accent 4" w:uiPriority="5508"/>
+    <w:lsdException w:name="List Table 4 Accent 4" w:uiPriority="5509"/>
+    <w:lsdException w:name="List Table 5 Dark Accent 4" w:uiPriority="5684"/>
+    <w:lsdException w:name="List Table 6 Colorful Accent 4" w:uiPriority="5685"/>
+    <w:lsdException w:name="List Table 7 Colorful Accent 4" w:uiPriority="6406"/>
+    <w:lsdException w:name="List Table 1 Light Accent 5" w:uiPriority="5494"/>
+    <w:lsdException w:name="List Table 2 Accent 5" w:uiPriority="5495"/>
+    <w:lsdException w:name="List Table 3 Accent 5" w:uiPriority="5508"/>
+    <w:lsdException w:name="List Table 4 Accent 5" w:uiPriority="5509"/>
+    <w:lsdException w:name="List Table 5 Dark Accent 5" w:uiPriority="5684"/>
+    <w:lsdException w:name="List Table 6 Colorful Accent 5" w:uiPriority="5685"/>
+    <w:lsdException w:name="List Table 7 Colorful Accent 5" w:uiPriority="6406"/>
+    <w:lsdException w:name="List Table 1 Light Accent 6" w:uiPriority="5494"/>
+    <w:lsdException w:name="List Table 2 Accent 6" w:uiPriority="5495"/>
+    <w:lsdException w:name="List Table 3 Accent 6" w:uiPriority="5508"/>
+    <w:lsdException w:name="List Table 4 Accent 6" w:uiPriority="5509"/>
+    <w:lsdException w:name="List Table 5 Dark Accent 6" w:uiPriority="5684"/>
+    <w:lsdException w:name="List Table 6 Colorful Accent 6" w:uiPriority="5685"/>
+    <w:lsdException w:name="List Table 7 Colorful Accent 6" w:uiPriority="6406"/>
     <w:lsdException w:name="Mention" w:semiHidden="1" w:unhideWhenUsed="1"/>
     <w:lsdException w:name="Smart Hyperlink" w:semiHidden="1" w:unhideWhenUsed="1"/>
     <w:lsdException w:name="Hashtag" w:semiHidden="1" w:unhideWhenUsed="1"/>

--- a/일정/일정(채은).docx
+++ b/일정/일정(채은).docx
@@ -1,6 +1,6 @@
 
 <file path=word/document.xml><?xml version="1.0" encoding="utf-8"?>
-<w:document xmlns:wpc="http://schemas.microsoft.com/office/word/2010/wordprocessingCanvas" xmlns:mc="http://schemas.openxmlformats.org/markup-compatibility/2006" xmlns:o="urn:schemas-microsoft-com:office:office" xmlns:r="http://schemas.openxmlformats.org/officeDocument/2006/relationships" xmlns:m="http://schemas.openxmlformats.org/officeDocument/2006/math" xmlns:v="urn:schemas-microsoft-com:vml" xmlns:wp14="http://schemas.microsoft.com/office/word/2010/wordprocessingDrawing" xmlns:wp="http://schemas.openxmlformats.org/drawingml/2006/wordprocessingDrawing" xmlns:w10="urn:schemas-microsoft-com:office:word" xmlns:w="http://schemas.openxmlformats.org/wordprocessingml/2006/main" xmlns:w14="http://schemas.microsoft.com/office/word/2010/wordml" xmlns:w15="http://schemas.microsoft.com/office/word/2012/wordml" xmlns:wpg="http://schemas.microsoft.com/office/word/2010/wordprocessingGroup" xmlns:wpi="http://schemas.microsoft.com/office/word/2010/wordprocessingInk" xmlns:wne="http://schemas.microsoft.com/office/word/2006/wordml" xmlns:wps="http://schemas.microsoft.com/office/word/2010/wordprocessingShape">
+<w:document xmlns:wpc="http://schemas.microsoft.com/office/word/2010/wordprocessingCanvas" xmlns:cx="http://schemas.microsoft.com/office/drawing/2014/chartex" xmlns:cx1="http://schemas.microsoft.com/office/drawing/2015/9/8/chartex" xmlns:cx2="http://schemas.microsoft.com/office/drawing/2015/10/21/chartex" xmlns:cx3="http://schemas.microsoft.com/office/drawing/2016/5/9/chartex" xmlns:cx4="http://schemas.microsoft.com/office/drawing/2016/5/10/chartex" xmlns:cx5="http://schemas.microsoft.com/office/drawing/2016/5/11/chartex" xmlns:cx6="http://schemas.microsoft.com/office/drawing/2016/5/12/chartex" xmlns:cx7="http://schemas.microsoft.com/office/drawing/2016/5/13/chartex" xmlns:cx8="http://schemas.microsoft.com/office/drawing/2016/5/14/chartex" xmlns:mc="http://schemas.openxmlformats.org/markup-compatibility/2006" xmlns:aink="http://schemas.microsoft.com/office/drawing/2016/ink" xmlns:am3d="http://schemas.microsoft.com/office/drawing/2017/model3d" xmlns:o="urn:schemas-microsoft-com:office:office" xmlns:oel="http://schemas.microsoft.com/office/2019/extlst" xmlns:r="http://schemas.openxmlformats.org/officeDocument/2006/relationships" xmlns:m="http://schemas.openxmlformats.org/officeDocument/2006/math" xmlns:v="urn:schemas-microsoft-com:vml" xmlns:wp14="http://schemas.microsoft.com/office/word/2010/wordprocessingDrawing" xmlns:wp="http://schemas.openxmlformats.org/drawingml/2006/wordprocessingDrawing" xmlns:w10="urn:schemas-microsoft-com:office:word" xmlns:w="http://schemas.openxmlformats.org/wordprocessingml/2006/main" xmlns:w14="http://schemas.microsoft.com/office/word/2010/wordml" xmlns:w15="http://schemas.microsoft.com/office/word/2012/wordml" xmlns:w16cex="http://schemas.microsoft.com/office/word/2018/wordml/cex" xmlns:w16cid="http://schemas.microsoft.com/office/word/2016/wordml/cid" xmlns:w16="http://schemas.microsoft.com/office/word/2018/wordml" xmlns:w16du="http://schemas.microsoft.com/office/word/2023/wordml/word16du" xmlns:w16sdtdh="http://schemas.microsoft.com/office/word/2020/wordml/sdtdatahash" xmlns:w16se="http://schemas.microsoft.com/office/word/2015/wordml/symex" xmlns:wpg="http://schemas.microsoft.com/office/word/2010/wordprocessingGroup" xmlns:wpi="http://schemas.microsoft.com/office/word/2010/wordprocessingInk" xmlns:wne="http://schemas.microsoft.com/office/word/2006/wordml" xmlns:wps="http://schemas.microsoft.com/office/word/2010/wordprocessingShape" mc:Ignorable="w14 w15 w16se w16cid w16 w16cex w16sdtdh w16du wp14">
   <w:body>
     <w:p>
       <w:pPr>
@@ -8,13 +8,8 @@
           <w:bottom w:val="single" w:sz="6" w:space="1" w:color="auto"/>
         </w:pBdr>
         <w:rPr>
-          <w:caps w:val="off"/>
-          <w:lang w:eastAsia="ko-KR"/>
-          <w:rFonts w:ascii="gg sans" w:eastAsia="gg sans" w:hAnsi="gg sans" w:cs="gg sans" w:hint="eastAsia"/>
-          <w:b w:val="0"/>
-          <w:i w:val="0"/>
-          <w:sz w:val="16"/>
-          <w:rtl w:val="off"/>
+          <w:rFonts w:ascii="gg sans" w:eastAsia="gg sans" w:hAnsi="gg sans" w:cs="gg sans"/>
+          <w:sz w:val="16"/>
         </w:rPr>
       </w:pPr>
       <w:r>
@@ -29,1107 +24,536 @@
     </w:p>
     <w:p>
       <w:pPr>
-        <w:ind w:firstLine="0"/>
-        <w:jc w:val="left"/>
-        <w:shd w:val="clear" w:color="auto" w:fill="auto"/>
-        <w:rPr>
-          <w:caps w:val="off"/>
-          <w:lang/>
-          <w:rFonts w:ascii="gg sans" w:eastAsia="gg sans" w:hAnsi="gg sans" w:cs="gg sans"/>
-          <w:b w:val="0"/>
-          <w:i w:val="0"/>
-          <w:sz w:val="16"/>
-          <w:rtl w:val="off"/>
+        <w:rPr>
+          <w:rFonts w:eastAsiaTheme="minorHAnsi" w:cs="gg sans"/>
+          <w:sz w:val="16"/>
         </w:rPr>
       </w:pPr>
       <w:r>
         <w:rPr>
-          <w:caps w:val="off"/>
-          <w:rFonts w:ascii="gg sans" w:eastAsia="gg sans" w:hAnsi="gg sans" w:cs="gg sans"/>
-          <w:b w:val="0"/>
-          <w:i w:val="0"/>
-          <w:sz w:val="16"/>
-        </w:rPr>
-        <w:t>-</w:t>
-      </w:r>
-      <w:r>
-        <w:rPr>
-          <w:caps w:val="off"/>
-          <w:lang w:eastAsia="ko-KR"/>
-          <w:rFonts w:ascii="gg sans" w:eastAsia="gg sans" w:hAnsi="gg sans" w:cs="gg sans"/>
-          <w:b w:val="0"/>
-          <w:i w:val="0"/>
-          <w:sz w:val="16"/>
-          <w:rtl w:val="off"/>
-        </w:rPr>
-        <w:t xml:space="preserve"> </w:t>
-      </w:r>
-      <w:r>
-        <w:rPr>
-          <w:caps w:val="off"/>
-          <w:rFonts w:ascii="gg sans" w:eastAsia="gg sans" w:hAnsi="gg sans" w:cs="gg sans"/>
-          <w:b w:val="0"/>
-          <w:i w:val="0"/>
-          <w:sz w:val="16"/>
-        </w:rPr>
-        <w:t>마이크</w:t>
+          <w:rFonts w:eastAsiaTheme="minorHAnsi" w:cs="gg sans"/>
+          <w:sz w:val="16"/>
+        </w:rPr>
+        <w:t>- 마이크</w:t>
       </w:r>
     </w:p>
     <w:p>
       <w:pPr>
-        <w:ind w:firstLine="0"/>
-        <w:jc w:val="left"/>
-        <w:shd w:val="clear" w:color="auto" w:fill="auto"/>
-        <w:rPr>
-          <w:caps w:val="off"/>
-          <w:lang/>
-          <w:rFonts w:ascii="gg sans" w:eastAsia="gg sans" w:hAnsi="gg sans" w:cs="gg sans"/>
-          <w:b w:val="0"/>
-          <w:i w:val="0"/>
-          <w:sz w:val="16"/>
-          <w:rtl w:val="off"/>
+        <w:rPr>
+          <w:rFonts w:eastAsiaTheme="minorHAnsi" w:cs="gg sans"/>
+          <w:sz w:val="16"/>
         </w:rPr>
       </w:pPr>
       <w:r>
         <w:rPr>
-          <w:caps w:val="off"/>
-          <w:rFonts w:ascii="gg sans" w:eastAsia="gg sans" w:hAnsi="gg sans" w:cs="gg sans"/>
-          <w:b w:val="0"/>
-          <w:i w:val="0"/>
-          <w:sz w:val="16"/>
-        </w:rPr>
-        <w:t>-</w:t>
-      </w:r>
-      <w:r>
-        <w:rPr>
-          <w:caps w:val="off"/>
-          <w:lang w:eastAsia="ko-KR"/>
-          <w:rFonts w:ascii="gg sans" w:eastAsia="gg sans" w:hAnsi="gg sans" w:cs="gg sans"/>
-          <w:b w:val="0"/>
-          <w:i w:val="0"/>
-          <w:sz w:val="16"/>
-          <w:rtl w:val="off"/>
-        </w:rPr>
-        <w:t xml:space="preserve"> </w:t>
-      </w:r>
-      <w:r>
-        <w:rPr>
-          <w:caps w:val="off"/>
-          <w:rFonts w:ascii="gg sans" w:eastAsia="gg sans" w:hAnsi="gg sans" w:cs="gg sans"/>
-          <w:b w:val="0"/>
-          <w:i w:val="0"/>
-          <w:sz w:val="16"/>
-        </w:rPr>
-        <w:t>Monster 피격(사운드), 죽음(이펙트) 처리 및 State에 따라 보이지 않아야 하는 몬스터 처리</w:t>
+          <w:rFonts w:eastAsiaTheme="minorHAnsi" w:cs="gg sans"/>
+          <w:sz w:val="16"/>
+        </w:rPr>
+        <w:t>- Monster 피격(사운드), 죽음(이펙트) 처리 및 State에 따라 보이지 않아야 하는 몬스터 처리</w:t>
       </w:r>
     </w:p>
     <w:p>
       <w:pPr>
-        <w:ind w:firstLine="0"/>
-        <w:jc w:val="left"/>
-        <w:shd w:val="clear" w:color="auto" w:fill="auto"/>
-        <w:rPr>
-          <w:caps w:val="off"/>
-          <w:lang w:eastAsia="ko-KR"/>
-          <w:rFonts w:ascii="gg sans" w:eastAsia="gg sans" w:hAnsi="gg sans" w:cs="gg sans" w:hint="eastAsia"/>
-          <w:b w:val="0"/>
-          <w:i w:val="0"/>
-          <w:sz w:val="16"/>
-          <w:rtl w:val="off"/>
+        <w:rPr>
+          <w:rFonts w:eastAsiaTheme="minorHAnsi" w:cs="gg sans"/>
+          <w:sz w:val="16"/>
         </w:rPr>
       </w:pPr>
       <w:r>
         <w:rPr>
-          <w:caps w:val="off"/>
-          <w:rFonts w:ascii="gg sans" w:eastAsia="gg sans" w:hAnsi="gg sans" w:cs="gg sans"/>
-          <w:b w:val="0"/>
-          <w:i w:val="0"/>
-          <w:sz w:val="16"/>
-        </w:rPr>
-        <w:t>-</w:t>
-      </w:r>
-      <w:r>
-        <w:rPr>
-          <w:caps w:val="off"/>
-          <w:lang w:eastAsia="ko-KR"/>
-          <w:rFonts w:ascii="gg sans" w:eastAsia="gg sans" w:hAnsi="gg sans" w:cs="gg sans"/>
-          <w:b w:val="0"/>
-          <w:i w:val="0"/>
-          <w:sz w:val="16"/>
-          <w:rtl w:val="off"/>
-        </w:rPr>
-        <w:t xml:space="preserve"> </w:t>
-      </w:r>
-      <w:r>
-        <w:rPr>
-          <w:caps w:val="off"/>
-          <w:rFonts w:ascii="gg sans" w:eastAsia="gg sans" w:hAnsi="gg sans" w:cs="gg sans"/>
-          <w:b w:val="0"/>
-          <w:i w:val="0"/>
-          <w:sz w:val="16"/>
-        </w:rPr>
-        <w:t xml:space="preserve">Hatch </w:t>
-      </w:r>
-      <w:r>
-        <w:rPr>
-          <w:caps w:val="off"/>
-          <w:lang w:eastAsia="ko-KR"/>
-          <w:rFonts w:ascii="gg sans" w:eastAsia="gg sans" w:hAnsi="gg sans" w:cs="gg sans"/>
-          <w:b w:val="0"/>
-          <w:i w:val="0"/>
-          <w:sz w:val="16"/>
-          <w:rtl w:val="off"/>
-        </w:rPr>
-        <w:t>자동으로 열고 닫히기 안 되는 오류 수정, 밖에서 상호작용 안 되도록</w:t>
+          <w:rFonts w:eastAsiaTheme="minorHAnsi" w:cs="gg sans"/>
+          <w:sz w:val="16"/>
+        </w:rPr>
+        <w:t>- Hatch 자동으로 열고 닫히기 안 되는 오류 수정, 밖에서 상호작용 안 되도록</w:t>
       </w:r>
     </w:p>
     <w:p>
       <w:pPr>
-        <w:ind w:firstLine="0"/>
-        <w:jc w:val="left"/>
-        <w:shd w:val="clear" w:color="auto" w:fill="auto"/>
-        <w:rPr>
-          <w:caps w:val="off"/>
-          <w:lang/>
-          <w:rFonts w:ascii="gg sans" w:eastAsia="gg sans" w:hAnsi="gg sans" w:cs="gg sans"/>
-          <w:b w:val="0"/>
-          <w:i w:val="0"/>
-          <w:sz w:val="16"/>
-          <w:rtl w:val="off"/>
+        <w:rPr>
+          <w:rFonts w:eastAsiaTheme="minorHAnsi" w:cs="gg sans"/>
+          <w:sz w:val="16"/>
         </w:rPr>
       </w:pPr>
       <w:r>
         <w:rPr>
-          <w:caps w:val="off"/>
-          <w:rFonts w:ascii="gg sans" w:eastAsia="gg sans" w:hAnsi="gg sans" w:cs="gg sans"/>
-          <w:b w:val="0"/>
-          <w:i w:val="0"/>
-          <w:sz w:val="16"/>
-        </w:rPr>
-        <w:t>-</w:t>
-      </w:r>
-      <w:r>
-        <w:rPr>
-          <w:caps w:val="off"/>
-          <w:lang w:eastAsia="ko-KR"/>
-          <w:rFonts w:ascii="gg sans" w:eastAsia="gg sans" w:hAnsi="gg sans" w:cs="gg sans"/>
-          <w:b w:val="0"/>
-          <w:i w:val="0"/>
-          <w:sz w:val="16"/>
-          <w:rtl w:val="off"/>
-        </w:rPr>
-        <w:t xml:space="preserve"> </w:t>
-      </w:r>
-      <w:r>
-        <w:rPr>
-          <w:caps w:val="off"/>
-          <w:rFonts w:ascii="gg sans" w:eastAsia="gg sans" w:hAnsi="gg sans" w:cs="gg sans"/>
-          <w:b w:val="0"/>
-          <w:i w:val="0"/>
-          <w:sz w:val="16"/>
-        </w:rPr>
-        <w:t>래버 당기기</w:t>
+          <w:rFonts w:eastAsiaTheme="minorHAnsi" w:cs="gg sans"/>
+          <w:sz w:val="16"/>
+        </w:rPr>
+        <w:t>- 래버 당기기</w:t>
       </w:r>
     </w:p>
     <w:p>
       <w:pPr>
-        <w:ind w:firstLine="0"/>
-        <w:jc w:val="left"/>
-        <w:shd w:val="clear" w:color="auto" w:fill="auto"/>
-        <w:rPr>
-          <w:caps w:val="off"/>
-          <w:lang w:eastAsia="ko-KR"/>
-          <w:rFonts w:ascii="gg sans" w:eastAsia="gg sans" w:hAnsi="gg sans" w:cs="gg sans"/>
-          <w:b w:val="0"/>
-          <w:i w:val="0"/>
-          <w:sz w:val="16"/>
-          <w:rtl w:val="off"/>
+        <w:rPr>
+          <w:rFonts w:eastAsiaTheme="minorHAnsi" w:cs="gg sans"/>
+          <w:sz w:val="16"/>
         </w:rPr>
       </w:pPr>
       <w:r>
         <w:rPr>
-          <w:caps w:val="off"/>
-          <w:lang w:eastAsia="ko-KR"/>
-          <w:rFonts w:ascii="gg sans" w:eastAsia="gg sans" w:hAnsi="gg sans" w:cs="gg sans"/>
-          <w:b w:val="0"/>
-          <w:i w:val="0"/>
-          <w:sz w:val="16"/>
-          <w:rtl w:val="off"/>
+          <w:rFonts w:eastAsiaTheme="minorHAnsi" w:cs="gg sans"/>
+          <w:sz w:val="16"/>
         </w:rPr>
         <w:t>- 랜턴 떨굴 때 배터리 설정하기</w:t>
       </w:r>
     </w:p>
     <w:p>
       <w:pPr>
-        <w:ind w:firstLine="0"/>
-        <w:jc w:val="left"/>
-        <w:shd w:val="clear" w:color="auto" w:fill="auto"/>
-        <w:rPr>
-          <w:caps w:val="off"/>
-          <w:lang/>
-          <w:rFonts w:ascii="gg sans" w:eastAsia="gg sans" w:hAnsi="gg sans" w:cs="gg sans"/>
-          <w:b w:val="0"/>
-          <w:i w:val="0"/>
-          <w:sz w:val="16"/>
-          <w:rtl w:val="off"/>
+        <w:rPr>
+          <w:rFonts w:eastAsiaTheme="minorHAnsi" w:cs="gg sans"/>
+          <w:sz w:val="16"/>
         </w:rPr>
       </w:pPr>
       <w:r>
         <w:rPr>
-          <w:caps w:val="off"/>
-          <w:rFonts w:ascii="gg sans" w:eastAsia="gg sans" w:hAnsi="gg sans" w:cs="gg sans"/>
-          <w:b w:val="0"/>
-          <w:i w:val="0"/>
-          <w:sz w:val="16"/>
-        </w:rPr>
-        <w:t>-</w:t>
+          <w:rFonts w:eastAsiaTheme="minorHAnsi" w:cs="gg sans" w:hint="eastAsia"/>
+          <w:sz w:val="16"/>
+        </w:rPr>
+        <w:t xml:space="preserve">- </w:t>
       </w:r>
+      <w:proofErr w:type="spellStart"/>
       <w:r>
         <w:rPr>
-          <w:caps w:val="off"/>
-          <w:lang w:eastAsia="ko-KR"/>
-          <w:rFonts w:ascii="gg sans" w:eastAsia="gg sans" w:hAnsi="gg sans" w:cs="gg sans"/>
-          <w:b w:val="0"/>
-          <w:i w:val="0"/>
-          <w:sz w:val="16"/>
-          <w:rtl w:val="off"/>
-        </w:rPr>
-        <w:t xml:space="preserve"> </w:t>
+          <w:rFonts w:eastAsiaTheme="minorHAnsi" w:cs="gg sans" w:hint="eastAsia"/>
+          <w:sz w:val="16"/>
+        </w:rPr>
+        <w:t>EndStage</w:t>
       </w:r>
+      <w:proofErr w:type="spellEnd"/>
       <w:r>
         <w:rPr>
-          <w:caps w:val="off"/>
-          <w:rFonts w:ascii="gg sans" w:eastAsia="gg sans" w:hAnsi="gg sans" w:cs="gg sans"/>
-          <w:b w:val="0"/>
-          <w:i w:val="0"/>
-          <w:sz w:val="16"/>
-        </w:rPr>
-        <w:t>거미줄 느려지기</w:t>
+          <w:rFonts w:eastAsiaTheme="minorHAnsi" w:cs="gg sans" w:hint="eastAsia"/>
+          <w:sz w:val="16"/>
+        </w:rPr>
+        <w:t xml:space="preserve"> 패킷 받으면 월드, </w:t>
+      </w:r>
+      <w:proofErr w:type="spellStart"/>
+      <w:r>
+        <w:rPr>
+          <w:rFonts w:eastAsiaTheme="minorHAnsi" w:cs="gg sans" w:hint="eastAsia"/>
+          <w:sz w:val="16"/>
+        </w:rPr>
+        <w:t>맵에</w:t>
+      </w:r>
+      <w:proofErr w:type="spellEnd"/>
+      <w:r>
+        <w:rPr>
+          <w:rFonts w:eastAsiaTheme="minorHAnsi" w:cs="gg sans" w:hint="eastAsia"/>
+          <w:sz w:val="16"/>
+        </w:rPr>
+        <w:t xml:space="preserve"> 있는 모든 것들 지우기 및 Hatch 모델 변경</w:t>
       </w:r>
     </w:p>
     <w:p>
       <w:pPr>
-        <w:ind w:firstLine="0"/>
-        <w:jc w:val="left"/>
-        <w:shd w:val="clear" w:color="auto" w:fill="auto"/>
-        <w:rPr>
-          <w:caps w:val="off"/>
-          <w:lang/>
-          <w:rFonts w:ascii="gg sans" w:eastAsia="gg sans" w:hAnsi="gg sans" w:cs="gg sans"/>
-          <w:b w:val="0"/>
-          <w:i w:val="0"/>
-          <w:sz w:val="16"/>
-          <w:rtl w:val="off"/>
+        <w:rPr>
+          <w:rFonts w:eastAsiaTheme="minorHAnsi" w:cs="gg sans" w:hint="eastAsia"/>
+          <w:sz w:val="16"/>
         </w:rPr>
       </w:pPr>
     </w:p>
     <w:p>
       <w:pPr>
-        <w:ind w:firstLine="0"/>
-        <w:jc w:val="left"/>
-        <w:shd w:val="clear" w:color="auto" w:fill="auto"/>
-        <w:rPr>
-          <w:caps w:val="off"/>
-          <w:lang w:eastAsia="ko-KR"/>
-          <w:rFonts w:ascii="gg sans" w:eastAsia="gg sans" w:hAnsi="gg sans" w:cs="gg sans" w:hint="eastAsia"/>
-          <w:b w:val="0"/>
-          <w:i w:val="0"/>
-          <w:sz w:val="16"/>
-          <w:rtl w:val="off"/>
+        <w:rPr>
+          <w:rFonts w:eastAsiaTheme="minorHAnsi" w:cs="gg sans"/>
+          <w:sz w:val="16"/>
         </w:rPr>
       </w:pPr>
       <w:r>
         <w:rPr>
-          <w:caps w:val="off"/>
-          <w:rFonts w:ascii="gg sans" w:eastAsia="gg sans" w:hAnsi="gg sans" w:cs="gg sans"/>
-          <w:b w:val="0"/>
-          <w:i w:val="0"/>
-          <w:sz w:val="16"/>
-        </w:rPr>
-        <w:t>-</w:t>
-      </w:r>
-      <w:r>
-        <w:rPr>
-          <w:caps w:val="off"/>
-          <w:lang w:eastAsia="ko-KR"/>
-          <w:rFonts w:ascii="gg sans" w:eastAsia="gg sans" w:hAnsi="gg sans" w:cs="gg sans"/>
-          <w:b w:val="0"/>
-          <w:i w:val="0"/>
-          <w:sz w:val="16"/>
-          <w:rtl w:val="off"/>
-        </w:rPr>
-        <w:t xml:space="preserve"> </w:t>
-      </w:r>
-      <w:r>
-        <w:rPr>
-          <w:caps w:val="off"/>
-          <w:rFonts w:ascii="gg sans" w:eastAsia="gg sans" w:hAnsi="gg sans" w:cs="gg sans"/>
-          <w:b w:val="0"/>
-          <w:i w:val="0"/>
-          <w:sz w:val="16"/>
-        </w:rPr>
-        <w:t>회원가입 UI</w:t>
+          <w:rFonts w:eastAsiaTheme="minorHAnsi" w:cs="gg sans"/>
+          <w:sz w:val="16"/>
+        </w:rPr>
+        <w:t>- 회원가입 UI</w:t>
       </w:r>
     </w:p>
     <w:p>
       <w:pPr>
-        <w:ind w:firstLine="0"/>
-        <w:jc w:val="left"/>
-        <w:shd w:val="clear" w:color="auto" w:fill="auto"/>
-        <w:rPr>
-          <w:caps w:val="off"/>
-          <w:lang w:eastAsia="ko-KR"/>
-          <w:rFonts w:ascii="gg sans" w:eastAsia="gg sans" w:hAnsi="gg sans" w:cs="gg sans" w:hint="eastAsia"/>
-          <w:b w:val="0"/>
-          <w:i w:val="0"/>
-          <w:sz w:val="16"/>
-          <w:rtl w:val="off"/>
+        <w:rPr>
+          <w:rFonts w:eastAsiaTheme="minorHAnsi" w:cs="gg sans"/>
+          <w:sz w:val="16"/>
         </w:rPr>
       </w:pPr>
       <w:r>
         <w:rPr>
-          <w:caps w:val="off"/>
-          <w:rFonts w:ascii="gg sans" w:eastAsia="gg sans" w:hAnsi="gg sans" w:cs="gg sans"/>
-          <w:b w:val="0"/>
-          <w:i w:val="0"/>
-          <w:sz w:val="16"/>
-        </w:rPr>
-        <w:t>-</w:t>
-      </w:r>
-      <w:r>
-        <w:rPr>
-          <w:caps w:val="off"/>
-          <w:lang w:eastAsia="ko-KR"/>
-          <w:rFonts w:ascii="gg sans" w:eastAsia="gg sans" w:hAnsi="gg sans" w:cs="gg sans"/>
-          <w:b w:val="0"/>
-          <w:i w:val="0"/>
-          <w:sz w:val="16"/>
-          <w:rtl w:val="off"/>
-        </w:rPr>
-        <w:t xml:space="preserve"> </w:t>
-      </w:r>
-      <w:r>
-        <w:rPr>
-          <w:caps w:val="off"/>
-          <w:rFonts w:ascii="gg sans" w:eastAsia="gg sans" w:hAnsi="gg sans" w:cs="gg sans"/>
-          <w:b w:val="0"/>
-          <w:i w:val="0"/>
-          <w:sz w:val="16"/>
-        </w:rPr>
-        <w:t>스테이지 진행중 남은 시간 표시</w:t>
+          <w:rFonts w:eastAsiaTheme="minorHAnsi" w:cs="gg sans"/>
+          <w:sz w:val="16"/>
+        </w:rPr>
+        <w:t>- 스테이지 진행중 남은 시간 표시</w:t>
       </w:r>
     </w:p>
     <w:p>
       <w:pPr>
-        <w:ind w:firstLine="0"/>
-        <w:jc w:val="left"/>
-        <w:shd w:val="clear" w:color="auto" w:fill="auto"/>
-        <w:rPr>
-          <w:caps w:val="off"/>
-          <w:lang w:eastAsia="ko-KR"/>
-          <w:rFonts w:ascii="gg sans" w:eastAsia="gg sans" w:hAnsi="gg sans" w:cs="gg sans" w:hint="eastAsia"/>
-          <w:b w:val="0"/>
-          <w:i w:val="0"/>
-          <w:sz w:val="16"/>
-          <w:rtl w:val="off"/>
+        <w:rPr>
+          <w:rFonts w:eastAsiaTheme="minorHAnsi" w:cs="gg sans"/>
+          <w:sz w:val="16"/>
         </w:rPr>
       </w:pPr>
       <w:r>
         <w:rPr>
-          <w:caps w:val="off"/>
-          <w:rFonts w:ascii="gg sans" w:eastAsia="gg sans" w:hAnsi="gg sans" w:cs="gg sans"/>
-          <w:b w:val="0"/>
-          <w:i w:val="0"/>
-          <w:sz w:val="16"/>
-        </w:rPr>
-        <w:t>-</w:t>
-      </w:r>
-      <w:r>
-        <w:rPr>
-          <w:caps w:val="off"/>
-          <w:lang w:eastAsia="ko-KR"/>
-          <w:rFonts w:ascii="gg sans" w:eastAsia="gg sans" w:hAnsi="gg sans" w:cs="gg sans"/>
-          <w:b w:val="0"/>
-          <w:i w:val="0"/>
-          <w:sz w:val="16"/>
-          <w:rtl w:val="off"/>
-        </w:rPr>
-        <w:t xml:space="preserve"> </w:t>
-      </w:r>
-      <w:r>
-        <w:rPr>
-          <w:caps w:val="off"/>
-          <w:rFonts w:ascii="gg sans" w:eastAsia="gg sans" w:hAnsi="gg sans" w:cs="gg sans"/>
-          <w:b w:val="0"/>
-          <w:i w:val="0"/>
-          <w:sz w:val="16"/>
-        </w:rPr>
-        <w:t>판매기 남은 크레딧 표시</w:t>
+          <w:rFonts w:eastAsiaTheme="minorHAnsi" w:cs="gg sans"/>
+          <w:sz w:val="16"/>
+        </w:rPr>
+        <w:t>- 판매기 남은 크레딧 표시</w:t>
       </w:r>
     </w:p>
     <w:p>
       <w:pPr>
-        <w:ind w:firstLine="0"/>
-        <w:jc w:val="left"/>
-        <w:shd w:val="clear" w:color="auto" w:fill="auto"/>
-        <w:rPr>
-          <w:caps w:val="off"/>
-          <w:lang w:eastAsia="ko-KR"/>
-          <w:rFonts w:ascii="gg sans" w:eastAsia="gg sans" w:hAnsi="gg sans" w:cs="gg sans" w:hint="eastAsia"/>
-          <w:b w:val="0"/>
-          <w:i w:val="0"/>
-          <w:sz w:val="16"/>
-          <w:rtl w:val="off"/>
+        <w:rPr>
+          <w:rFonts w:eastAsiaTheme="minorHAnsi" w:cs="gg sans"/>
+          <w:sz w:val="16"/>
         </w:rPr>
       </w:pPr>
       <w:r>
         <w:rPr>
-          <w:caps w:val="off"/>
-          <w:lang w:eastAsia="ko-KR"/>
-          <w:rFonts w:ascii="gg sans" w:eastAsia="gg sans" w:hAnsi="gg sans" w:cs="gg sans"/>
-          <w:b w:val="0"/>
-          <w:i w:val="0"/>
-          <w:sz w:val="16"/>
-          <w:rtl w:val="off"/>
+          <w:rFonts w:eastAsiaTheme="minorHAnsi" w:cs="gg sans"/>
+          <w:sz w:val="16"/>
         </w:rPr>
         <w:t>- 판매기 오류 수정: 위젯 겹치는 문제, 물건 올리고 다시 주웠을 때, 판매기 위 물건 주울 때 애니메이션 X</w:t>
       </w:r>
     </w:p>
     <w:p>
       <w:pPr>
-        <w:ind w:firstLine="0"/>
-        <w:jc w:val="left"/>
-        <w:shd w:val="clear" w:color="auto" w:fill="auto"/>
-        <w:rPr>
-          <w:caps w:val="off"/>
-          <w:lang w:eastAsia="ko-KR"/>
-          <w:rFonts w:ascii="gg sans" w:eastAsia="gg sans" w:hAnsi="gg sans" w:cs="gg sans" w:hint="eastAsia"/>
-          <w:b w:val="0"/>
-          <w:i w:val="0"/>
-          <w:sz w:val="16"/>
-          <w:rtl w:val="off"/>
+        <w:rPr>
+          <w:rFonts w:eastAsiaTheme="minorHAnsi" w:cs="gg sans"/>
+          <w:sz w:val="16"/>
         </w:rPr>
       </w:pPr>
       <w:r>
         <w:rPr>
-          <w:caps w:val="off"/>
-          <w:rFonts w:ascii="gg sans" w:eastAsia="gg sans" w:hAnsi="gg sans" w:cs="gg sans"/>
-          <w:b w:val="0"/>
-          <w:i w:val="0"/>
-          <w:sz w:val="16"/>
-        </w:rPr>
-        <w:t>-</w:t>
-      </w:r>
-      <w:r>
-        <w:rPr>
-          <w:caps w:val="off"/>
-          <w:lang w:eastAsia="ko-KR"/>
-          <w:rFonts w:ascii="gg sans" w:eastAsia="gg sans" w:hAnsi="gg sans" w:cs="gg sans"/>
-          <w:b w:val="0"/>
-          <w:i w:val="0"/>
-          <w:sz w:val="16"/>
-          <w:rtl w:val="off"/>
-        </w:rPr>
-        <w:t xml:space="preserve"> </w:t>
-      </w:r>
-      <w:r>
-        <w:rPr>
-          <w:caps w:val="off"/>
-          <w:rFonts w:ascii="gg sans" w:eastAsia="gg sans" w:hAnsi="gg sans" w:cs="gg sans"/>
-          <w:b w:val="0"/>
-          <w:i w:val="0"/>
-          <w:sz w:val="16"/>
-        </w:rPr>
-        <w:t>현재/목표 크레딧 표시</w:t>
+          <w:rFonts w:eastAsiaTheme="minorHAnsi" w:cs="gg sans"/>
+          <w:sz w:val="16"/>
+        </w:rPr>
+        <w:t>- 현재/목표 크레딧 표시</w:t>
       </w:r>
     </w:p>
     <w:p>
       <w:pPr>
-        <w:ind w:firstLine="0"/>
-        <w:jc w:val="left"/>
-        <w:shd w:val="clear" w:color="auto" w:fill="auto"/>
-        <w:rPr>
-          <w:caps w:val="off"/>
-          <w:lang w:eastAsia="ko-KR"/>
-          <w:rFonts w:ascii="gg sans" w:eastAsia="gg sans" w:hAnsi="gg sans" w:cs="gg sans" w:hint="eastAsia"/>
-          <w:b w:val="0"/>
-          <w:i w:val="0"/>
-          <w:sz w:val="16"/>
-          <w:rtl w:val="off"/>
+        <w:rPr>
+          <w:rFonts w:eastAsiaTheme="minorHAnsi" w:cs="gg sans"/>
+          <w:sz w:val="16"/>
         </w:rPr>
       </w:pPr>
       <w:r>
         <w:rPr>
-          <w:caps w:val="off"/>
-          <w:rFonts w:ascii="gg sans" w:eastAsia="gg sans" w:hAnsi="gg sans" w:cs="gg sans"/>
-          <w:b w:val="0"/>
-          <w:i w:val="0"/>
-          <w:sz w:val="16"/>
-        </w:rPr>
-        <w:t>-</w:t>
-      </w:r>
-      <w:r>
-        <w:rPr>
-          <w:caps w:val="off"/>
-          <w:lang w:eastAsia="ko-KR"/>
-          <w:rFonts w:ascii="gg sans" w:eastAsia="gg sans" w:hAnsi="gg sans" w:cs="gg sans"/>
-          <w:b w:val="0"/>
-          <w:i w:val="0"/>
-          <w:sz w:val="16"/>
-          <w:rtl w:val="off"/>
-        </w:rPr>
-        <w:t xml:space="preserve"> </w:t>
-      </w:r>
-      <w:r>
-        <w:rPr>
-          <w:caps w:val="off"/>
-          <w:rFonts w:ascii="gg sans" w:eastAsia="gg sans" w:hAnsi="gg sans" w:cs="gg sans"/>
-          <w:b w:val="0"/>
-          <w:i w:val="0"/>
-          <w:sz w:val="16"/>
-        </w:rPr>
-        <w:t>사운드 적용</w:t>
+          <w:rFonts w:eastAsiaTheme="minorHAnsi" w:cs="gg sans"/>
+          <w:sz w:val="16"/>
+        </w:rPr>
+        <w:t>- 사운드 적용</w:t>
       </w:r>
     </w:p>
     <w:p>
       <w:pPr>
-        <w:ind w:firstLine="0"/>
-        <w:jc w:val="left"/>
-        <w:shd w:val="clear" w:color="auto" w:fill="auto"/>
-        <w:rPr>
-          <w:caps w:val="off"/>
-          <w:lang w:eastAsia="ko-KR"/>
-          <w:rFonts w:ascii="gg sans" w:eastAsia="gg sans" w:hAnsi="gg sans" w:cs="gg sans" w:hint="eastAsia"/>
-          <w:b w:val="0"/>
-          <w:i w:val="0"/>
-          <w:sz w:val="16"/>
-          <w:rtl w:val="off"/>
+        <w:rPr>
+          <w:rFonts w:eastAsiaTheme="minorHAnsi" w:cs="gg sans"/>
+          <w:sz w:val="16"/>
         </w:rPr>
       </w:pPr>
       <w:r>
         <w:rPr>
-          <w:caps w:val="off"/>
-          <w:rFonts w:ascii="gg sans" w:eastAsia="gg sans" w:hAnsi="gg sans" w:cs="gg sans"/>
-          <w:b w:val="0"/>
-          <w:i w:val="0"/>
-          <w:sz w:val="16"/>
-        </w:rPr>
-        <w:t>-</w:t>
-      </w:r>
-      <w:r>
-        <w:rPr>
-          <w:caps w:val="off"/>
-          <w:lang w:eastAsia="ko-KR"/>
-          <w:rFonts w:ascii="gg sans" w:eastAsia="gg sans" w:hAnsi="gg sans" w:cs="gg sans"/>
-          <w:b w:val="0"/>
-          <w:i w:val="0"/>
-          <w:sz w:val="16"/>
-          <w:rtl w:val="off"/>
-        </w:rPr>
-        <w:t xml:space="preserve"> </w:t>
-      </w:r>
-      <w:r>
-        <w:rPr>
-          <w:caps w:val="off"/>
-          <w:rFonts w:ascii="gg sans" w:eastAsia="gg sans" w:hAnsi="gg sans" w:cs="gg sans"/>
-          <w:b w:val="0"/>
-          <w:i w:val="0"/>
-          <w:sz w:val="16"/>
-        </w:rPr>
-        <w:t>Player 피격(사운드), 죽음(연출 후 관전 모드 설정, 시체 안보이게 하기) 처리</w:t>
+          <w:rFonts w:eastAsiaTheme="minorHAnsi" w:cs="gg sans"/>
+          <w:sz w:val="16"/>
+        </w:rPr>
+        <w:t>- Player 피격(사운드), 죽음(연출 후 관전 모드 설정, 시체 안보이게 하기) 처리</w:t>
       </w:r>
     </w:p>
     <w:p>
       <w:pPr>
-        <w:ind w:firstLine="0"/>
-        <w:jc w:val="left"/>
-        <w:shd w:val="clear" w:color="auto" w:fill="auto"/>
-        <w:rPr>
-          <w:caps w:val="off"/>
-          <w:lang w:eastAsia="ko-KR"/>
-          <w:rFonts w:ascii="gg sans" w:eastAsia="gg sans" w:hAnsi="gg sans" w:cs="gg sans" w:hint="eastAsia"/>
-          <w:b w:val="0"/>
-          <w:i w:val="0"/>
-          <w:sz w:val="16"/>
-          <w:rtl w:val="off"/>
+        <w:rPr>
+          <w:rFonts w:eastAsiaTheme="minorHAnsi" w:cs="gg sans"/>
+          <w:sz w:val="16"/>
         </w:rPr>
       </w:pPr>
       <w:r>
         <w:rPr>
-          <w:caps w:val="off"/>
-          <w:rFonts w:ascii="gg sans" w:eastAsia="gg sans" w:hAnsi="gg sans" w:cs="gg sans"/>
-          <w:b w:val="0"/>
-          <w:i w:val="0"/>
-          <w:sz w:val="16"/>
-        </w:rPr>
-        <w:t>-</w:t>
-      </w:r>
-      <w:r>
-        <w:rPr>
-          <w:caps w:val="off"/>
-          <w:lang w:eastAsia="ko-KR"/>
-          <w:rFonts w:ascii="gg sans" w:eastAsia="gg sans" w:hAnsi="gg sans" w:cs="gg sans"/>
-          <w:b w:val="0"/>
-          <w:i w:val="0"/>
-          <w:sz w:val="16"/>
-          <w:rtl w:val="off"/>
-        </w:rPr>
-        <w:t xml:space="preserve"> </w:t>
-      </w:r>
-      <w:r>
-        <w:rPr>
-          <w:caps w:val="off"/>
-          <w:rFonts w:ascii="gg sans" w:eastAsia="gg sans" w:hAnsi="gg sans" w:cs="gg sans"/>
-          <w:b w:val="0"/>
-          <w:i w:val="0"/>
-          <w:sz w:val="16"/>
-        </w:rPr>
-        <w:t>감정 치트키 이모지 연동</w:t>
+          <w:rFonts w:eastAsiaTheme="minorHAnsi" w:cs="gg sans"/>
+          <w:sz w:val="16"/>
+        </w:rPr>
+        <w:t>- 감정 치트키 이모지 연동</w:t>
       </w:r>
     </w:p>
     <w:p>
       <w:pPr>
-        <w:ind w:firstLine="0"/>
-        <w:jc w:val="left"/>
-        <w:shd w:val="clear" w:color="auto" w:fill="auto"/>
-        <w:rPr>
-          <w:caps w:val="off"/>
-          <w:lang w:eastAsia="ko-KR"/>
-          <w:rFonts w:ascii="gg sans" w:eastAsia="gg sans" w:hAnsi="gg sans" w:cs="gg sans" w:hint="eastAsia"/>
-          <w:b w:val="0"/>
-          <w:i w:val="0"/>
-          <w:sz w:val="16"/>
-          <w:rtl w:val="off"/>
+        <w:rPr>
+          <w:rFonts w:eastAsiaTheme="minorHAnsi" w:cs="gg sans"/>
+          <w:sz w:val="16"/>
         </w:rPr>
       </w:pPr>
       <w:r>
         <w:rPr>
-          <w:caps w:val="off"/>
-          <w:rFonts w:ascii="gg sans" w:eastAsia="gg sans" w:hAnsi="gg sans" w:cs="gg sans"/>
-          <w:b w:val="0"/>
-          <w:i w:val="0"/>
-          <w:sz w:val="16"/>
-        </w:rPr>
-        <w:t>-</w:t>
-      </w:r>
-      <w:r>
-        <w:rPr>
-          <w:caps w:val="off"/>
-          <w:lang w:eastAsia="ko-KR"/>
-          <w:rFonts w:ascii="gg sans" w:eastAsia="gg sans" w:hAnsi="gg sans" w:cs="gg sans"/>
-          <w:b w:val="0"/>
-          <w:i w:val="0"/>
-          <w:sz w:val="16"/>
-          <w:rtl w:val="off"/>
-        </w:rPr>
-        <w:t xml:space="preserve"> </w:t>
-      </w:r>
-      <w:r>
-        <w:rPr>
-          <w:caps w:val="off"/>
-          <w:rFonts w:ascii="gg sans" w:eastAsia="gg sans" w:hAnsi="gg sans" w:cs="gg sans"/>
-          <w:b w:val="0"/>
-          <w:i w:val="0"/>
-          <w:sz w:val="16"/>
-        </w:rPr>
-        <w:t>가구 그리기</w:t>
+          <w:rFonts w:eastAsiaTheme="minorHAnsi" w:cs="gg sans"/>
+          <w:sz w:val="16"/>
+        </w:rPr>
+        <w:t>- 가구 그리기</w:t>
       </w:r>
     </w:p>
     <w:p>
       <w:pPr>
-        <w:ind w:firstLine="0"/>
-        <w:jc w:val="left"/>
-        <w:shd w:val="clear" w:color="auto" w:fill="auto"/>
-        <w:rPr>
-          <w:caps w:val="off"/>
-          <w:lang w:eastAsia="ko-KR"/>
-          <w:rFonts w:ascii="gg sans" w:eastAsia="gg sans" w:hAnsi="gg sans" w:cs="gg sans" w:hint="eastAsia"/>
-          <w:b w:val="0"/>
-          <w:i w:val="0"/>
-          <w:sz w:val="16"/>
-          <w:rtl w:val="off"/>
+        <w:rPr>
+          <w:rFonts w:eastAsiaTheme="minorHAnsi" w:cs="gg sans"/>
+          <w:sz w:val="16"/>
         </w:rPr>
       </w:pPr>
       <w:r>
         <w:rPr>
-          <w:caps w:val="off"/>
-          <w:rFonts w:ascii="gg sans" w:eastAsia="gg sans" w:hAnsi="gg sans" w:cs="gg sans"/>
-          <w:b w:val="0"/>
-          <w:i w:val="0"/>
-          <w:sz w:val="16"/>
-        </w:rPr>
-        <w:t>-</w:t>
-      </w:r>
-      <w:r>
-        <w:rPr>
-          <w:caps w:val="off"/>
-          <w:lang w:eastAsia="ko-KR"/>
-          <w:rFonts w:ascii="gg sans" w:eastAsia="gg sans" w:hAnsi="gg sans" w:cs="gg sans"/>
-          <w:b w:val="0"/>
-          <w:i w:val="0"/>
-          <w:sz w:val="16"/>
-          <w:rtl w:val="off"/>
-        </w:rPr>
-        <w:t xml:space="preserve"> </w:t>
-      </w:r>
-      <w:r>
-        <w:rPr>
-          <w:caps w:val="off"/>
-          <w:rFonts w:ascii="gg sans" w:eastAsia="gg sans" w:hAnsi="gg sans" w:cs="gg sans"/>
-          <w:b w:val="0"/>
-          <w:i w:val="0"/>
-          <w:sz w:val="16"/>
-        </w:rPr>
-        <w:t>스테이지 전환 시 문 지우기</w:t>
+          <w:rFonts w:eastAsiaTheme="minorHAnsi" w:cs="gg sans"/>
+          <w:sz w:val="16"/>
+        </w:rPr>
+        <w:t>- 스테이지 전환 시 문 지우기</w:t>
       </w:r>
     </w:p>
     <w:p>
       <w:pPr>
-        <w:ind w:firstLine="0"/>
-        <w:jc w:val="left"/>
-        <w:shd w:val="clear" w:color="auto" w:fill="auto"/>
-        <w:rPr>
-          <w:caps w:val="off"/>
-          <w:lang w:eastAsia="ko-KR"/>
-          <w:rFonts w:ascii="gg sans" w:eastAsia="gg sans" w:hAnsi="gg sans" w:cs="gg sans" w:hint="eastAsia"/>
-          <w:b w:val="0"/>
-          <w:i w:val="0"/>
-          <w:sz w:val="16"/>
-          <w:rtl w:val="off"/>
+        <w:rPr>
+          <w:rFonts w:eastAsiaTheme="minorHAnsi" w:cs="gg sans"/>
+          <w:sz w:val="16"/>
         </w:rPr>
       </w:pPr>
       <w:r>
         <w:rPr>
-          <w:caps w:val="off"/>
-          <w:rFonts w:ascii="gg sans" w:eastAsia="gg sans" w:hAnsi="gg sans" w:cs="gg sans"/>
-          <w:b w:val="0"/>
-          <w:i w:val="0"/>
-          <w:sz w:val="16"/>
-        </w:rPr>
-        <w:t>-</w:t>
+          <w:rFonts w:eastAsiaTheme="minorHAnsi" w:cs="gg sans"/>
+          <w:sz w:val="16"/>
+        </w:rPr>
+        <w:t xml:space="preserve">- 스테이지 종료 시 </w:t>
       </w:r>
+      <w:proofErr w:type="spellStart"/>
       <w:r>
         <w:rPr>
-          <w:caps w:val="off"/>
-          <w:lang w:eastAsia="ko-KR"/>
-          <w:rFonts w:ascii="gg sans" w:eastAsia="gg sans" w:hAnsi="gg sans" w:cs="gg sans"/>
-          <w:b w:val="0"/>
-          <w:i w:val="0"/>
-          <w:sz w:val="16"/>
-          <w:rtl w:val="off"/>
-        </w:rPr>
-        <w:t xml:space="preserve"> </w:t>
+          <w:rFonts w:eastAsiaTheme="minorHAnsi" w:cs="gg sans"/>
+          <w:sz w:val="16"/>
+        </w:rPr>
+        <w:t>결과창</w:t>
       </w:r>
+      <w:proofErr w:type="spellEnd"/>
       <w:r>
         <w:rPr>
-          <w:caps w:val="off"/>
-          <w:rFonts w:ascii="gg sans" w:eastAsia="gg sans" w:hAnsi="gg sans" w:cs="gg sans"/>
-          <w:b w:val="0"/>
-          <w:i w:val="0"/>
-          <w:sz w:val="16"/>
-        </w:rPr>
-        <w:t>스테이지 종료 시 결과창 띄우기 + 연출</w:t>
+          <w:rFonts w:eastAsiaTheme="minorHAnsi" w:cs="gg sans"/>
+          <w:sz w:val="16"/>
+        </w:rPr>
+        <w:t xml:space="preserve"> 띄우기 + 연출</w:t>
       </w:r>
     </w:p>
     <w:p>
       <w:pPr>
-        <w:ind w:firstLine="0"/>
-        <w:jc w:val="left"/>
-        <w:shd w:val="clear" w:color="auto" w:fill="auto"/>
-        <w:rPr>
-          <w:caps w:val="off"/>
-          <w:lang w:eastAsia="ko-KR"/>
-          <w:rFonts w:ascii="gg sans" w:eastAsia="gg sans" w:hAnsi="gg sans" w:cs="gg sans" w:hint="eastAsia"/>
-          <w:b w:val="0"/>
-          <w:i w:val="0"/>
-          <w:sz w:val="16"/>
-          <w:rtl w:val="off"/>
+        <w:rPr>
+          <w:rFonts w:eastAsiaTheme="minorHAnsi" w:cs="gg sans"/>
+          <w:sz w:val="16"/>
         </w:rPr>
       </w:pPr>
       <w:r>
         <w:rPr>
-          <w:caps w:val="off"/>
-          <w:rFonts w:ascii="gg sans" w:eastAsia="gg sans" w:hAnsi="gg sans" w:cs="gg sans"/>
-          <w:b w:val="0"/>
-          <w:i w:val="0"/>
-          <w:sz w:val="16"/>
-        </w:rPr>
-        <w:t>-</w:t>
-      </w:r>
-      <w:r>
-        <w:rPr>
-          <w:caps w:val="off"/>
-          <w:lang w:eastAsia="ko-KR"/>
-          <w:rFonts w:ascii="gg sans" w:eastAsia="gg sans" w:hAnsi="gg sans" w:cs="gg sans"/>
-          <w:b w:val="0"/>
-          <w:i w:val="0"/>
-          <w:sz w:val="16"/>
-          <w:rtl w:val="off"/>
-        </w:rPr>
-        <w:t xml:space="preserve"> </w:t>
-      </w:r>
-      <w:r>
-        <w:rPr>
-          <w:caps w:val="off"/>
-          <w:rFonts w:ascii="gg sans" w:eastAsia="gg sans" w:hAnsi="gg sans" w:cs="gg sans"/>
-          <w:b w:val="0"/>
-          <w:i w:val="0"/>
-          <w:sz w:val="16"/>
-        </w:rPr>
-        <w:t>열쇠 테스트</w:t>
+          <w:rFonts w:eastAsiaTheme="minorHAnsi" w:cs="gg sans"/>
+          <w:sz w:val="16"/>
+        </w:rPr>
+        <w:t>- 열쇠 테스트</w:t>
       </w:r>
     </w:p>
     <w:p>
       <w:pPr>
-        <w:ind w:firstLine="0"/>
-        <w:jc w:val="left"/>
-        <w:shd w:val="clear" w:color="auto" w:fill="auto"/>
-        <w:rPr>
-          <w:caps w:val="off"/>
-          <w:lang w:eastAsia="ko-KR"/>
-          <w:rFonts w:ascii="gg sans" w:eastAsia="gg sans" w:hAnsi="gg sans" w:cs="gg sans" w:hint="eastAsia"/>
-          <w:b w:val="0"/>
-          <w:i w:val="0"/>
-          <w:sz w:val="16"/>
-          <w:rtl w:val="off"/>
+        <w:rPr>
+          <w:rFonts w:eastAsiaTheme="minorHAnsi" w:cs="gg sans"/>
+          <w:sz w:val="16"/>
         </w:rPr>
       </w:pPr>
       <w:r>
         <w:rPr>
-          <w:caps w:val="off"/>
-          <w:rFonts w:ascii="gg sans" w:eastAsia="gg sans" w:hAnsi="gg sans" w:cs="gg sans"/>
-          <w:b w:val="0"/>
-          <w:i w:val="0"/>
-          <w:sz w:val="16"/>
-        </w:rPr>
-        <w:t>-</w:t>
-      </w:r>
-      <w:r>
-        <w:rPr>
-          <w:caps w:val="off"/>
-          <w:lang w:eastAsia="ko-KR"/>
-          <w:rFonts w:ascii="gg sans" w:eastAsia="gg sans" w:hAnsi="gg sans" w:cs="gg sans"/>
-          <w:b w:val="0"/>
-          <w:i w:val="0"/>
-          <w:sz w:val="16"/>
-          <w:rtl w:val="off"/>
-        </w:rPr>
-        <w:t xml:space="preserve"> </w:t>
-      </w:r>
-      <w:r>
-        <w:rPr>
-          <w:caps w:val="off"/>
-          <w:rFonts w:ascii="gg sans" w:eastAsia="gg sans" w:hAnsi="gg sans" w:cs="gg sans"/>
-          <w:b w:val="0"/>
-          <w:i w:val="0"/>
-          <w:sz w:val="16"/>
-        </w:rPr>
-        <w:t>총 이펙트</w:t>
+          <w:rFonts w:eastAsiaTheme="minorHAnsi" w:cs="gg sans"/>
+          <w:sz w:val="16"/>
+        </w:rPr>
+        <w:t>- 총 이펙트</w:t>
       </w:r>
     </w:p>
     <w:p>
       <w:pPr>
-        <w:ind w:firstLine="0"/>
-        <w:jc w:val="left"/>
-        <w:shd w:val="clear" w:color="auto" w:fill="auto"/>
-        <w:rPr>
-          <w:caps w:val="off"/>
-          <w:lang w:eastAsia="ko-KR"/>
-          <w:rFonts w:ascii="gg sans" w:eastAsia="gg sans" w:hAnsi="gg sans" w:cs="gg sans" w:hint="eastAsia"/>
-          <w:b w:val="0"/>
-          <w:i w:val="0"/>
-          <w:sz w:val="16"/>
-          <w:rtl w:val="off"/>
+        <w:rPr>
+          <w:rFonts w:eastAsiaTheme="minorHAnsi" w:cs="gg sans"/>
+          <w:sz w:val="16"/>
         </w:rPr>
       </w:pPr>
       <w:r>
         <w:rPr>
-          <w:caps w:val="off"/>
-          <w:rFonts w:ascii="gg sans" w:eastAsia="gg sans" w:hAnsi="gg sans" w:cs="gg sans"/>
-          <w:b w:val="0"/>
-          <w:i w:val="0"/>
-          <w:sz w:val="16"/>
-        </w:rPr>
-        <w:t>-</w:t>
+          <w:rFonts w:eastAsiaTheme="minorHAnsi" w:cs="gg sans"/>
+          <w:sz w:val="16"/>
+        </w:rPr>
+        <w:t xml:space="preserve">- </w:t>
       </w:r>
+      <w:proofErr w:type="spellStart"/>
       <w:r>
         <w:rPr>
-          <w:caps w:val="off"/>
-          <w:lang w:eastAsia="ko-KR"/>
-          <w:rFonts w:ascii="gg sans" w:eastAsia="gg sans" w:hAnsi="gg sans" w:cs="gg sans"/>
-          <w:b w:val="0"/>
-          <w:i w:val="0"/>
-          <w:sz w:val="16"/>
-          <w:rtl w:val="off"/>
-        </w:rPr>
-        <w:t xml:space="preserve"> </w:t>
+          <w:rFonts w:eastAsiaTheme="minorHAnsi" w:cs="gg sans"/>
+          <w:sz w:val="16"/>
+        </w:rPr>
+        <w:t>EndStage</w:t>
       </w:r>
+      <w:proofErr w:type="spellEnd"/>
       <w:r>
         <w:rPr>
-          <w:caps w:val="off"/>
-          <w:rFonts w:ascii="gg sans" w:eastAsia="gg sans" w:hAnsi="gg sans" w:cs="gg sans"/>
-          <w:b w:val="0"/>
-          <w:i w:val="0"/>
-          <w:sz w:val="16"/>
-        </w:rPr>
-        <w:t>EndStatge 보내고 최종 감정 패킷도 보내기</w:t>
+          <w:rFonts w:eastAsiaTheme="minorHAnsi" w:cs="gg sans"/>
+          <w:sz w:val="16"/>
+        </w:rPr>
+        <w:t xml:space="preserve"> 보내고 최종 감정 패킷도 보내기</w:t>
       </w:r>
     </w:p>
     <w:p>
       <w:pPr>
-        <w:ind w:firstLine="0"/>
-        <w:jc w:val="left"/>
-        <w:shd w:val="clear" w:color="auto" w:fill="auto"/>
-        <w:rPr>
-          <w:caps w:val="off"/>
-          <w:lang w:eastAsia="ko-KR"/>
-          <w:rFonts w:ascii="gg sans" w:eastAsia="gg sans" w:hAnsi="gg sans" w:cs="gg sans" w:hint="eastAsia"/>
-          <w:b w:val="0"/>
-          <w:i w:val="0"/>
-          <w:sz w:val="16"/>
-          <w:rtl w:val="off"/>
+        <w:rPr>
+          <w:rFonts w:eastAsiaTheme="minorHAnsi" w:cs="gg sans"/>
+          <w:sz w:val="16"/>
         </w:rPr>
       </w:pPr>
       <w:r>
         <w:rPr>
-          <w:caps w:val="off"/>
-          <w:rFonts w:ascii="gg sans" w:eastAsia="gg sans" w:hAnsi="gg sans" w:cs="gg sans"/>
-          <w:b w:val="0"/>
-          <w:i w:val="0"/>
-          <w:sz w:val="16"/>
-        </w:rPr>
-        <w:t>-</w:t>
-      </w:r>
-      <w:r>
-        <w:rPr>
-          <w:caps w:val="off"/>
-          <w:lang w:eastAsia="ko-KR"/>
-          <w:rFonts w:ascii="gg sans" w:eastAsia="gg sans" w:hAnsi="gg sans" w:cs="gg sans"/>
-          <w:b w:val="0"/>
-          <w:i w:val="0"/>
-          <w:sz w:val="16"/>
-          <w:rtl w:val="off"/>
-        </w:rPr>
-        <w:t xml:space="preserve"> </w:t>
-      </w:r>
-      <w:r>
-        <w:rPr>
-          <w:caps w:val="off"/>
-          <w:rFonts w:ascii="gg sans" w:eastAsia="gg sans" w:hAnsi="gg sans" w:cs="gg sans"/>
-          <w:b w:val="0"/>
-          <w:i w:val="0"/>
-          <w:sz w:val="16"/>
-        </w:rPr>
-        <w:t>무적 치트키 추가(서버 연동 필요) + 이 외에 또 필요하다고 생각되는 치트키 추가</w:t>
+          <w:rFonts w:eastAsiaTheme="minorHAnsi" w:cs="gg sans"/>
+          <w:sz w:val="16"/>
+        </w:rPr>
+        <w:t>- 무적 치트키 추가(서버 연동 필요) + 이 외에 또 필요하다고 생각되는 치트키 추가</w:t>
       </w:r>
     </w:p>
     <w:p>
       <w:pPr>
-        <w:ind w:firstLine="0"/>
-        <w:jc w:val="left"/>
-        <w:shd w:val="clear" w:color="auto" w:fill="auto"/>
-        <w:rPr>
-          <w:caps w:val="off"/>
-          <w:lang w:eastAsia="ko-KR"/>
-          <w:rFonts w:ascii="gg sans" w:eastAsia="gg sans" w:hAnsi="gg sans" w:cs="gg sans" w:hint="eastAsia"/>
-          <w:b w:val="0"/>
-          <w:i w:val="0"/>
-          <w:sz w:val="16"/>
-          <w:rtl w:val="off"/>
+        <w:rPr>
+          <w:rFonts w:eastAsiaTheme="minorHAnsi" w:cs="gg sans"/>
+          <w:sz w:val="16"/>
         </w:rPr>
       </w:pPr>
       <w:r>
         <w:rPr>
-          <w:caps w:val="off"/>
-          <w:rFonts w:ascii="gg sans" w:eastAsia="gg sans" w:hAnsi="gg sans" w:cs="gg sans"/>
-          <w:b w:val="0"/>
-          <w:i w:val="0"/>
-          <w:sz w:val="16"/>
-        </w:rPr>
-        <w:t>-</w:t>
-      </w:r>
-      <w:r>
-        <w:rPr>
-          <w:caps w:val="off"/>
-          <w:lang w:eastAsia="ko-KR"/>
-          <w:rFonts w:ascii="gg sans" w:eastAsia="gg sans" w:hAnsi="gg sans" w:cs="gg sans"/>
-          <w:b w:val="0"/>
-          <w:i w:val="0"/>
-          <w:sz w:val="16"/>
-          <w:rtl w:val="off"/>
-        </w:rPr>
-        <w:t xml:space="preserve"> </w:t>
-      </w:r>
-      <w:r>
-        <w:rPr>
-          <w:caps w:val="off"/>
-          <w:rFonts w:ascii="gg sans" w:eastAsia="gg sans" w:hAnsi="gg sans" w:cs="gg sans"/>
-          <w:b w:val="0"/>
-          <w:i w:val="0"/>
-          <w:sz w:val="16"/>
-        </w:rPr>
-        <w:t>UI 다듬기</w:t>
+          <w:rFonts w:eastAsiaTheme="minorHAnsi" w:cs="gg sans"/>
+          <w:sz w:val="16"/>
+        </w:rPr>
+        <w:t>- UI 다듬기</w:t>
       </w:r>
     </w:p>
     <w:p>
       <w:pPr>
-        <w:ind w:firstLine="0"/>
-        <w:jc w:val="left"/>
-        <w:shd w:val="clear" w:color="auto" w:fill="auto"/>
-        <w:rPr>
-          <w:caps w:val="off"/>
-          <w:lang w:eastAsia="ko-KR"/>
-          <w:rFonts w:ascii="gg sans" w:eastAsia="gg sans" w:hAnsi="gg sans" w:cs="gg sans" w:hint="eastAsia"/>
-          <w:b w:val="0"/>
-          <w:i w:val="0"/>
-          <w:sz w:val="16"/>
-          <w:rtl w:val="off"/>
+        <w:rPr>
+          <w:rFonts w:eastAsiaTheme="minorHAnsi" w:cs="gg sans"/>
+          <w:sz w:val="16"/>
         </w:rPr>
       </w:pPr>
       <w:r>
         <w:rPr>
-          <w:caps w:val="off"/>
-          <w:rFonts w:ascii="gg sans" w:eastAsia="gg sans" w:hAnsi="gg sans" w:cs="gg sans"/>
-          <w:b w:val="0"/>
-          <w:i w:val="0"/>
-          <w:sz w:val="16"/>
-        </w:rPr>
-        <w:t>-</w:t>
-      </w:r>
-      <w:r>
-        <w:rPr>
-          <w:caps w:val="off"/>
-          <w:lang w:eastAsia="ko-KR"/>
-          <w:rFonts w:ascii="gg sans" w:eastAsia="gg sans" w:hAnsi="gg sans" w:cs="gg sans"/>
-          <w:b w:val="0"/>
-          <w:i w:val="0"/>
-          <w:sz w:val="16"/>
-          <w:rtl w:val="off"/>
-        </w:rPr>
-        <w:t xml:space="preserve"> </w:t>
-      </w:r>
-      <w:r>
-        <w:rPr>
-          <w:caps w:val="off"/>
-          <w:rFonts w:ascii="gg sans" w:eastAsia="gg sans" w:hAnsi="gg sans" w:cs="gg sans"/>
-          <w:b w:val="0"/>
-          <w:i w:val="0"/>
-          <w:sz w:val="16"/>
-        </w:rPr>
-        <w:t>스테이지 시작, 종료 판단해서 패킷 보내기</w:t>
+          <w:rFonts w:eastAsiaTheme="minorHAnsi" w:cs="gg sans"/>
+          <w:sz w:val="16"/>
+        </w:rPr>
+        <w:t>- 스테이지 시작, 종료 판단해서 패킷 보내기</w:t>
       </w:r>
     </w:p>
     <w:p>
       <w:pPr>
-        <w:ind w:firstLine="0"/>
-        <w:jc w:val="left"/>
-        <w:shd w:val="clear" w:color="auto" w:fill="auto"/>
-        <w:rPr>
-          <w:lang w:eastAsia="ko-KR"/>
-          <w:rFonts w:hint="eastAsia"/>
+        <w:rPr>
+          <w:rFonts w:eastAsiaTheme="minorHAnsi"/>
           <w:sz w:val="16"/>
           <w:szCs w:val="16"/>
-          <w:rtl w:val="off"/>
+        </w:rPr>
+      </w:pPr>
+    </w:p>
+    <w:p>
+      <w:pPr>
+        <w:rPr>
+          <w:rFonts w:eastAsiaTheme="minorHAnsi" w:cs="gg sans" w:hint="eastAsia"/>
+          <w:strike/>
+          <w:sz w:val="16"/>
+        </w:rPr>
+      </w:pPr>
+      <w:r>
+        <w:rPr>
+          <w:rFonts w:eastAsiaTheme="minorHAnsi" w:cs="gg sans"/>
+          <w:strike/>
+          <w:sz w:val="16"/>
+        </w:rPr>
+        <w:t>- 거미줄 느려지기</w:t>
+      </w:r>
+    </w:p>
+    <w:p>
+      <w:pPr>
+        <w:pBdr>
+          <w:bottom w:val="single" w:sz="6" w:space="1" w:color="auto"/>
+        </w:pBdr>
+        <w:rPr>
+          <w:rFonts w:eastAsiaTheme="minorHAnsi" w:cs="gg sans"/>
+          <w:strike/>
+          <w:sz w:val="16"/>
+        </w:rPr>
+      </w:pPr>
+      <w:r>
+        <w:rPr>
+          <w:rFonts w:eastAsiaTheme="minorHAnsi" w:cs="gg sans"/>
+          <w:strike/>
+          <w:sz w:val="16"/>
+        </w:rPr>
+        <w:t>- 난간 뛰어넘을 수 있게 하기</w:t>
+      </w:r>
+    </w:p>
+    <w:p>
+      <w:pPr>
+        <w:pBdr>
+          <w:bottom w:val="single" w:sz="6" w:space="1" w:color="auto"/>
+        </w:pBdr>
+        <w:rPr>
+          <w:rFonts w:eastAsiaTheme="minorHAnsi" w:cs="gg sans"/>
+          <w:strike/>
+          <w:sz w:val="16"/>
+        </w:rPr>
+      </w:pPr>
+      <w:r>
+        <w:rPr>
+          <w:rFonts w:eastAsiaTheme="minorHAnsi" w:cs="gg sans"/>
+          <w:strike/>
+          <w:sz w:val="16"/>
+        </w:rPr>
+        <w:t>- 방 입퇴장</w:t>
+      </w:r>
+    </w:p>
+    <w:p>
+      <w:pPr>
+        <w:pBdr>
+          <w:bottom w:val="single" w:sz="6" w:space="1" w:color="auto"/>
+        </w:pBdr>
+        <w:rPr>
+          <w:rFonts w:eastAsiaTheme="minorHAnsi" w:cs="gg sans"/>
+          <w:strike/>
+          <w:sz w:val="16"/>
+        </w:rPr>
+      </w:pPr>
+      <w:r>
+        <w:rPr>
+          <w:rFonts w:eastAsiaTheme="minorHAnsi" w:cs="gg sans"/>
+          <w:strike/>
+          <w:sz w:val="16"/>
+        </w:rPr>
+        <w:t>- Move 패킷 보내는 주기 수정</w:t>
+      </w:r>
+    </w:p>
+    <w:p>
+      <w:pPr>
+        <w:pBdr>
+          <w:bottom w:val="single" w:sz="6" w:space="1" w:color="auto"/>
+        </w:pBdr>
+        <w:rPr>
+          <w:rFonts w:eastAsiaTheme="minorHAnsi" w:cs="gg sans"/>
+          <w:strike/>
+          <w:sz w:val="16"/>
+        </w:rPr>
+      </w:pPr>
+      <w:r>
+        <w:rPr>
+          <w:rFonts w:eastAsiaTheme="minorHAnsi" w:cs="gg sans" w:hint="eastAsia"/>
+          <w:strike/>
+          <w:sz w:val="16"/>
+        </w:rPr>
+        <w:t>- Title, Account, Lobby UI 수정: 창 띄울 때 이전 창 버튼 비활성화하기, 버튼 이미지로 변경</w:t>
+      </w:r>
+    </w:p>
+    <w:p>
+      <w:pPr>
+        <w:pBdr>
+          <w:bottom w:val="single" w:sz="6" w:space="1" w:color="auto"/>
+        </w:pBdr>
+        <w:rPr>
+          <w:rFonts w:ascii="gg sans" w:hAnsi="gg sans" w:cs="gg sans" w:hint="eastAsia"/>
+          <w:strike/>
+          <w:sz w:val="16"/>
         </w:rPr>
       </w:pPr>
     </w:p>
@@ -1139,175 +563,9 @@
           <w:bottom w:val="single" w:sz="6" w:space="1" w:color="auto"/>
         </w:pBdr>
         <w:rPr>
-          <w:caps w:val="off"/>
-          <w:lang w:eastAsia="ko-KR"/>
-          <w:rFonts w:ascii="gg sans" w:eastAsia="gg sans" w:hAnsi="gg sans" w:cs="gg sans" w:hint="eastAsia"/>
-          <w:b w:val="0"/>
-          <w:i w:val="0"/>
-          <w:strike/>
-          <w:sz w:val="16"/>
-          <w:rtl w:val="off"/>
+          <w:rFonts w:hint="eastAsia"/>
         </w:rPr>
       </w:pPr>
-      <w:r>
-        <w:rPr>
-          <w:caps w:val="off"/>
-          <w:rFonts w:ascii="gg sans" w:eastAsia="gg sans" w:hAnsi="gg sans" w:cs="gg sans"/>
-          <w:b w:val="0"/>
-          <w:i w:val="0"/>
-          <w:strike/>
-          <w:sz w:val="16"/>
-        </w:rPr>
-        <w:t>-</w:t>
-      </w:r>
-      <w:r>
-        <w:rPr>
-          <w:caps w:val="off"/>
-          <w:lang w:eastAsia="ko-KR"/>
-          <w:rFonts w:ascii="gg sans" w:eastAsia="gg sans" w:hAnsi="gg sans" w:cs="gg sans"/>
-          <w:b w:val="0"/>
-          <w:i w:val="0"/>
-          <w:strike/>
-          <w:sz w:val="16"/>
-          <w:rtl w:val="off"/>
-        </w:rPr>
-        <w:t xml:space="preserve"> </w:t>
-      </w:r>
-      <w:r>
-        <w:rPr>
-          <w:caps w:val="off"/>
-          <w:rFonts w:ascii="gg sans" w:eastAsia="gg sans" w:hAnsi="gg sans" w:cs="gg sans"/>
-          <w:b w:val="0"/>
-          <w:i w:val="0"/>
-          <w:strike/>
-          <w:sz w:val="16"/>
-        </w:rPr>
-        <w:t>난간 뛰어넘을 수 있게 하기</w:t>
-      </w:r>
-    </w:p>
-    <w:p>
-      <w:pPr>
-        <w:pBdr>
-          <w:bottom w:val="single" w:sz="6" w:space="1" w:color="auto"/>
-        </w:pBdr>
-        <w:rPr>
-          <w:caps w:val="off"/>
-          <w:lang w:eastAsia="ko-KR"/>
-          <w:rFonts w:ascii="gg sans" w:eastAsia="gg sans" w:hAnsi="gg sans" w:cs="gg sans" w:hint="eastAsia"/>
-          <w:b w:val="0"/>
-          <w:i w:val="0"/>
-          <w:strike/>
-          <w:sz w:val="16"/>
-          <w:rtl w:val="off"/>
-        </w:rPr>
-      </w:pPr>
-      <w:r>
-        <w:rPr>
-          <w:caps w:val="off"/>
-          <w:rFonts w:ascii="gg sans" w:eastAsia="gg sans" w:hAnsi="gg sans" w:cs="gg sans"/>
-          <w:b w:val="0"/>
-          <w:i w:val="0"/>
-          <w:strike/>
-          <w:sz w:val="16"/>
-        </w:rPr>
-        <w:t>-</w:t>
-      </w:r>
-      <w:r>
-        <w:rPr>
-          <w:caps w:val="off"/>
-          <w:lang w:eastAsia="ko-KR"/>
-          <w:rFonts w:ascii="gg sans" w:eastAsia="gg sans" w:hAnsi="gg sans" w:cs="gg sans"/>
-          <w:b w:val="0"/>
-          <w:i w:val="0"/>
-          <w:strike/>
-          <w:sz w:val="16"/>
-          <w:rtl w:val="off"/>
-        </w:rPr>
-        <w:t xml:space="preserve"> </w:t>
-      </w:r>
-      <w:r>
-        <w:rPr>
-          <w:caps w:val="off"/>
-          <w:rFonts w:ascii="gg sans" w:eastAsia="gg sans" w:hAnsi="gg sans" w:cs="gg sans"/>
-          <w:b w:val="0"/>
-          <w:i w:val="0"/>
-          <w:strike/>
-          <w:sz w:val="16"/>
-        </w:rPr>
-        <w:t>방 입퇴장</w:t>
-      </w:r>
-    </w:p>
-    <w:p>
-      <w:pPr>
-        <w:pBdr>
-          <w:bottom w:val="single" w:sz="6" w:space="1" w:color="auto"/>
-        </w:pBdr>
-        <w:rPr>
-          <w:caps w:val="off"/>
-          <w:lang w:eastAsia="ko-KR"/>
-          <w:rFonts w:ascii="gg sans" w:eastAsia="gg sans" w:hAnsi="gg sans" w:cs="gg sans" w:hint="eastAsia"/>
-          <w:b w:val="0"/>
-          <w:i w:val="0"/>
-          <w:strike/>
-          <w:sz w:val="16"/>
-          <w:rtl w:val="off"/>
-        </w:rPr>
-      </w:pPr>
-      <w:r>
-        <w:rPr>
-          <w:caps w:val="off"/>
-          <w:rFonts w:ascii="gg sans" w:eastAsia="gg sans" w:hAnsi="gg sans" w:cs="gg sans"/>
-          <w:b w:val="0"/>
-          <w:i w:val="0"/>
-          <w:strike/>
-          <w:sz w:val="16"/>
-        </w:rPr>
-        <w:t>-</w:t>
-      </w:r>
-      <w:r>
-        <w:rPr>
-          <w:caps w:val="off"/>
-          <w:lang w:eastAsia="ko-KR"/>
-          <w:rFonts w:ascii="gg sans" w:eastAsia="gg sans" w:hAnsi="gg sans" w:cs="gg sans"/>
-          <w:b w:val="0"/>
-          <w:i w:val="0"/>
-          <w:strike/>
-          <w:sz w:val="16"/>
-          <w:rtl w:val="off"/>
-        </w:rPr>
-        <w:t xml:space="preserve"> </w:t>
-      </w:r>
-      <w:r>
-        <w:rPr>
-          <w:caps w:val="off"/>
-          <w:rFonts w:ascii="gg sans" w:eastAsia="gg sans" w:hAnsi="gg sans" w:cs="gg sans"/>
-          <w:b w:val="0"/>
-          <w:i w:val="0"/>
-          <w:strike/>
-          <w:sz w:val="16"/>
-        </w:rPr>
-        <w:t>Move 패킷 보내는 주기 수정</w:t>
-      </w:r>
-    </w:p>
-    <w:p>
-      <w:pPr>
-        <w:pBdr>
-          <w:bottom w:val="single" w:sz="6" w:space="1" w:color="auto"/>
-        </w:pBdr>
-      </w:pPr>
-      <w:r>
-        <w:rPr>
-          <w:caps w:val="off"/>
-          <w:lang w:eastAsia="ko-KR"/>
-          <w:rFonts w:ascii="gg sans" w:eastAsia="gg sans" w:hAnsi="gg sans" w:cs="gg sans" w:hint="eastAsia"/>
-          <w:b w:val="0"/>
-          <w:i w:val="0"/>
-          <w:strike/>
-          <w:sz w:val="16"/>
-          <w:rtl w:val="off"/>
-        </w:rPr>
-        <w:t>- Title, Account, Lobby UI 수정: 창 띄울 때 이전 창 버튼 비활성화하기, 버튼 이미지로 변경</w:t>
-      </w:r>
     </w:p>
     <w:p>
       <w:pPr>
@@ -1343,7 +601,7 @@
         <w:tc>
           <w:tcPr>
             <w:tcW w:w="1497" w:type="dxa"/>
-            <w:shd w:val="clear" w:color="auto" w:fill="D9D9D9" w:themeFill="background1" w:themeFillShade="d9"/>
+            <w:shd w:val="clear" w:color="auto" w:fill="D9D9D9" w:themeFill="background1" w:themeFillShade="D9"/>
           </w:tcPr>
           <w:p>
             <w:pPr>
@@ -1367,7 +625,7 @@
         <w:tc>
           <w:tcPr>
             <w:tcW w:w="1498" w:type="dxa"/>
-            <w:shd w:val="clear" w:color="auto" w:fill="D9D9D9" w:themeFill="background1" w:themeFillShade="d9"/>
+            <w:shd w:val="clear" w:color="auto" w:fill="D9D9D9" w:themeFill="background1" w:themeFillShade="D9"/>
           </w:tcPr>
           <w:p>
             <w:pPr>
@@ -1391,7 +649,7 @@
         <w:tc>
           <w:tcPr>
             <w:tcW w:w="1498" w:type="dxa"/>
-            <w:shd w:val="clear" w:color="auto" w:fill="D9D9D9" w:themeFill="background1" w:themeFillShade="d9"/>
+            <w:shd w:val="clear" w:color="auto" w:fill="D9D9D9" w:themeFill="background1" w:themeFillShade="D9"/>
           </w:tcPr>
           <w:p>
             <w:pPr>
@@ -1415,7 +673,7 @@
         <w:tc>
           <w:tcPr>
             <w:tcW w:w="1498" w:type="dxa"/>
-            <w:shd w:val="clear" w:color="auto" w:fill="D9D9D9" w:themeFill="background1" w:themeFillShade="d9"/>
+            <w:shd w:val="clear" w:color="auto" w:fill="D9D9D9" w:themeFill="background1" w:themeFillShade="D9"/>
           </w:tcPr>
           <w:p>
             <w:pPr>
@@ -1439,7 +697,7 @@
         <w:tc>
           <w:tcPr>
             <w:tcW w:w="1498" w:type="dxa"/>
-            <w:shd w:val="clear" w:color="auto" w:fill="D9D9D9" w:themeFill="background1" w:themeFillShade="d9"/>
+            <w:shd w:val="clear" w:color="auto" w:fill="D9D9D9" w:themeFill="background1" w:themeFillShade="D9"/>
           </w:tcPr>
           <w:p>
             <w:pPr>
@@ -1463,7 +721,7 @@
         <w:tc>
           <w:tcPr>
             <w:tcW w:w="1498" w:type="dxa"/>
-            <w:shd w:val="clear" w:color="auto" w:fill="D9D9D9" w:themeFill="background1" w:themeFillShade="d9"/>
+            <w:shd w:val="clear" w:color="auto" w:fill="D9D9D9" w:themeFill="background1" w:themeFillShade="D9"/>
           </w:tcPr>
           <w:p>
             <w:pPr>
@@ -1487,7 +745,7 @@
         <w:tc>
           <w:tcPr>
             <w:tcW w:w="1498" w:type="dxa"/>
-            <w:shd w:val="clear" w:color="auto" w:fill="D9D9D9" w:themeFill="background1" w:themeFillShade="d9"/>
+            <w:shd w:val="clear" w:color="auto" w:fill="D9D9D9" w:themeFill="background1" w:themeFillShade="D9"/>
           </w:tcPr>
           <w:p>
             <w:pPr>
@@ -1513,7 +771,7 @@
         <w:tc>
           <w:tcPr>
             <w:tcW w:w="1497" w:type="dxa"/>
-            <w:shd w:val="clear" w:color="auto" w:fill="E6E9EB" w:themeFill="text2" w:themeFillTint="1a"/>
+            <w:shd w:val="clear" w:color="auto" w:fill="DAE9F7" w:themeFill="text2" w:themeFillTint="1A"/>
           </w:tcPr>
           <w:p>
             <w:pPr>
@@ -1537,7 +795,7 @@
         <w:tc>
           <w:tcPr>
             <w:tcW w:w="1498" w:type="dxa"/>
-            <w:shd w:val="clear" w:color="auto" w:fill="E6E9EB" w:themeFill="text2" w:themeFillTint="1a"/>
+            <w:shd w:val="clear" w:color="auto" w:fill="DAE9F7" w:themeFill="text2" w:themeFillTint="1A"/>
           </w:tcPr>
           <w:p>
             <w:pPr>
@@ -1561,7 +819,7 @@
         <w:tc>
           <w:tcPr>
             <w:tcW w:w="1498" w:type="dxa"/>
-            <w:shd w:val="clear" w:color="auto" w:fill="E6E9EB" w:themeFill="text2" w:themeFillTint="1a"/>
+            <w:shd w:val="clear" w:color="auto" w:fill="DAE9F7" w:themeFill="text2" w:themeFillTint="1A"/>
           </w:tcPr>
           <w:p>
             <w:pPr>
@@ -1585,7 +843,7 @@
         <w:tc>
           <w:tcPr>
             <w:tcW w:w="1498" w:type="dxa"/>
-            <w:shd w:val="clear" w:color="auto" w:fill="E6E9EB" w:themeFill="text2" w:themeFillTint="1a"/>
+            <w:shd w:val="clear" w:color="auto" w:fill="DAE9F7" w:themeFill="text2" w:themeFillTint="1A"/>
           </w:tcPr>
           <w:p>
             <w:pPr>
@@ -1609,7 +867,7 @@
         <w:tc>
           <w:tcPr>
             <w:tcW w:w="1498" w:type="dxa"/>
-            <w:shd w:val="clear" w:color="auto" w:fill="E6E9EB" w:themeFill="text2" w:themeFillTint="1a"/>
+            <w:shd w:val="clear" w:color="auto" w:fill="DAE9F7" w:themeFill="text2" w:themeFillTint="1A"/>
           </w:tcPr>
           <w:p>
             <w:pPr>
@@ -1633,7 +891,7 @@
         <w:tc>
           <w:tcPr>
             <w:tcW w:w="1498" w:type="dxa"/>
-            <w:shd w:val="clear" w:color="auto" w:fill="E6E9EB" w:themeFill="text2" w:themeFillTint="1a"/>
+            <w:shd w:val="clear" w:color="auto" w:fill="DAE9F7" w:themeFill="text2" w:themeFillTint="1A"/>
           </w:tcPr>
           <w:p>
             <w:pPr>
@@ -1657,7 +915,7 @@
         <w:tc>
           <w:tcPr>
             <w:tcW w:w="1498" w:type="dxa"/>
-            <w:shd w:val="clear" w:color="auto" w:fill="E6E9EB" w:themeFill="text2" w:themeFillTint="1a"/>
+            <w:shd w:val="clear" w:color="auto" w:fill="DAE9F7" w:themeFill="text2" w:themeFillTint="1A"/>
           </w:tcPr>
           <w:p>
             <w:pPr>
@@ -1681,12 +939,12 @@
       </w:tr>
       <w:tr>
         <w:trPr>
-          <w:trHeight w:val="431" w:hRule="atLeast"/>
+          <w:trHeight w:val="431"/>
         </w:trPr>
         <w:tc>
           <w:tcPr>
             <w:tcW w:w="1497" w:type="dxa"/>
-            <w:shd w:val="clear" w:color="auto" w:fill="CEEBF6" w:themeFill="accent4" w:themeFillTint="33"/>
+            <w:shd w:val="clear" w:color="auto" w:fill="CAEDFB" w:themeFill="accent4" w:themeFillTint="33"/>
           </w:tcPr>
           <w:p>
             <w:pPr>
@@ -1701,7 +959,7 @@
         <w:tc>
           <w:tcPr>
             <w:tcW w:w="1498" w:type="dxa"/>
-            <w:shd w:val="clear" w:color="auto" w:fill="CEEBF6" w:themeFill="accent4" w:themeFillTint="33"/>
+            <w:shd w:val="clear" w:color="auto" w:fill="CAEDFB" w:themeFill="accent4" w:themeFillTint="33"/>
           </w:tcPr>
           <w:p>
             <w:pPr>
@@ -1716,7 +974,7 @@
         <w:tc>
           <w:tcPr>
             <w:tcW w:w="1498" w:type="dxa"/>
-            <w:shd w:val="clear" w:color="auto" w:fill="CEEBF6" w:themeFill="accent4" w:themeFillTint="33"/>
+            <w:shd w:val="clear" w:color="auto" w:fill="CAEDFB" w:themeFill="accent4" w:themeFillTint="33"/>
           </w:tcPr>
           <w:p>
             <w:pPr>
@@ -1731,7 +989,7 @@
         <w:tc>
           <w:tcPr>
             <w:tcW w:w="1498" w:type="dxa"/>
-            <w:shd w:val="clear" w:color="auto" w:fill="CEEBF6" w:themeFill="accent4" w:themeFillTint="33"/>
+            <w:shd w:val="clear" w:color="auto" w:fill="CAEDFB" w:themeFill="accent4" w:themeFillTint="33"/>
           </w:tcPr>
           <w:p>
             <w:pPr>
@@ -1746,7 +1004,7 @@
         <w:tc>
           <w:tcPr>
             <w:tcW w:w="1498" w:type="dxa"/>
-            <w:shd w:val="clear" w:color="auto" w:fill="CEEBF6" w:themeFill="accent4" w:themeFillTint="33"/>
+            <w:shd w:val="clear" w:color="auto" w:fill="CAEDFB" w:themeFill="accent4" w:themeFillTint="33"/>
           </w:tcPr>
           <w:p>
             <w:pPr>
@@ -1820,7 +1078,7 @@
         <w:tc>
           <w:tcPr>
             <w:tcW w:w="1498" w:type="dxa"/>
-            <w:shd w:val="clear" w:color="auto" w:fill="CEEBF6" w:themeFill="accent4" w:themeFillTint="33"/>
+            <w:shd w:val="clear" w:color="auto" w:fill="CAEDFB" w:themeFill="accent4" w:themeFillTint="33"/>
           </w:tcPr>
           <w:p>
             <w:pPr>
@@ -1860,7 +1118,7 @@
         <w:tc>
           <w:tcPr>
             <w:tcW w:w="1498" w:type="dxa"/>
-            <w:shd w:val="clear" w:color="auto" w:fill="CEEBF6" w:themeFill="accent4" w:themeFillTint="33"/>
+            <w:shd w:val="clear" w:color="auto" w:fill="CAEDFB" w:themeFill="accent4" w:themeFillTint="33"/>
           </w:tcPr>
           <w:p>
             <w:pPr>
@@ -1885,7 +1143,7 @@
         <w:tc>
           <w:tcPr>
             <w:tcW w:w="1497" w:type="dxa"/>
-            <w:shd w:val="clear" w:color="auto" w:fill="E6E9EB" w:themeFill="text2" w:themeFillTint="1a"/>
+            <w:shd w:val="clear" w:color="auto" w:fill="DAE9F7" w:themeFill="text2" w:themeFillTint="1A"/>
           </w:tcPr>
           <w:p>
             <w:pPr>
@@ -1909,7 +1167,7 @@
         <w:tc>
           <w:tcPr>
             <w:tcW w:w="1498" w:type="dxa"/>
-            <w:shd w:val="clear" w:color="auto" w:fill="E6E9EB" w:themeFill="text2" w:themeFillTint="1a"/>
+            <w:shd w:val="clear" w:color="auto" w:fill="DAE9F7" w:themeFill="text2" w:themeFillTint="1A"/>
           </w:tcPr>
           <w:p>
             <w:pPr>
@@ -1933,7 +1191,7 @@
         <w:tc>
           <w:tcPr>
             <w:tcW w:w="1498" w:type="dxa"/>
-            <w:shd w:val="clear" w:color="auto" w:fill="E6E9EB" w:themeFill="text2" w:themeFillTint="1a"/>
+            <w:shd w:val="clear" w:color="auto" w:fill="DAE9F7" w:themeFill="text2" w:themeFillTint="1A"/>
           </w:tcPr>
           <w:p>
             <w:pPr>
@@ -1957,7 +1215,7 @@
         <w:tc>
           <w:tcPr>
             <w:tcW w:w="1498" w:type="dxa"/>
-            <w:shd w:val="clear" w:color="auto" w:fill="E6E9EB" w:themeFill="text2" w:themeFillTint="1a"/>
+            <w:shd w:val="clear" w:color="auto" w:fill="DAE9F7" w:themeFill="text2" w:themeFillTint="1A"/>
           </w:tcPr>
           <w:p>
             <w:pPr>
@@ -1981,7 +1239,7 @@
         <w:tc>
           <w:tcPr>
             <w:tcW w:w="1498" w:type="dxa"/>
-            <w:shd w:val="clear" w:color="auto" w:fill="E6E9EB" w:themeFill="text2" w:themeFillTint="1a"/>
+            <w:shd w:val="clear" w:color="auto" w:fill="DAE9F7" w:themeFill="text2" w:themeFillTint="1A"/>
           </w:tcPr>
           <w:p>
             <w:pPr>
@@ -2005,7 +1263,7 @@
         <w:tc>
           <w:tcPr>
             <w:tcW w:w="1498" w:type="dxa"/>
-            <w:shd w:val="clear" w:color="auto" w:fill="E6E9EB" w:themeFill="text2" w:themeFillTint="1a"/>
+            <w:shd w:val="clear" w:color="auto" w:fill="DAE9F7" w:themeFill="text2" w:themeFillTint="1A"/>
           </w:tcPr>
           <w:p>
             <w:pPr>
@@ -2029,7 +1287,7 @@
         <w:tc>
           <w:tcPr>
             <w:tcW w:w="1498" w:type="dxa"/>
-            <w:shd w:val="clear" w:color="auto" w:fill="E6E9EB" w:themeFill="text2" w:themeFillTint="1a"/>
+            <w:shd w:val="clear" w:color="auto" w:fill="DAE9F7" w:themeFill="text2" w:themeFillTint="1A"/>
           </w:tcPr>
           <w:p>
             <w:pPr>
@@ -2053,12 +1311,12 @@
       </w:tr>
       <w:tr>
         <w:trPr>
-          <w:trHeight w:val="410" w:hRule="atLeast"/>
+          <w:trHeight w:val="410"/>
         </w:trPr>
         <w:tc>
           <w:tcPr>
             <w:tcW w:w="1497" w:type="dxa"/>
-            <w:shd w:val="clear" w:color="auto" w:fill="D0DFE6" w:themeFill="accent1" w:themeFillTint="33"/>
+            <w:shd w:val="clear" w:color="auto" w:fill="C1E4F5" w:themeFill="accent1" w:themeFillTint="33"/>
           </w:tcPr>
           <w:p>
             <w:pPr>
@@ -2098,52 +1356,52 @@
         <w:tc>
           <w:tcPr>
             <w:tcW w:w="1498" w:type="dxa"/>
-            <w:shd w:val="clear" w:color="auto" w:fill="D0DFE6" w:themeFill="accent1" w:themeFillTint="33"/>
-          </w:tcPr>
-          <w:p>
-            <w:pPr>
-              <w:rPr>
-                <w:rFonts w:eastAsiaTheme="minorHAnsi"/>
-                <w:sz w:val="16"/>
-                <w:szCs w:val="16"/>
-              </w:rPr>
-            </w:pPr>
-          </w:p>
-        </w:tc>
-        <w:tc>
-          <w:tcPr>
-            <w:tcW w:w="1498" w:type="dxa"/>
-            <w:shd w:val="clear" w:color="auto" w:fill="D0DFE6" w:themeFill="accent1" w:themeFillTint="33"/>
-          </w:tcPr>
-          <w:p>
-            <w:pPr>
-              <w:rPr>
-                <w:rFonts w:eastAsiaTheme="minorHAnsi"/>
-                <w:sz w:val="16"/>
-                <w:szCs w:val="16"/>
-              </w:rPr>
-            </w:pPr>
-          </w:p>
-        </w:tc>
-        <w:tc>
-          <w:tcPr>
-            <w:tcW w:w="1498" w:type="dxa"/>
-            <w:shd w:val="clear" w:color="auto" w:fill="D0DFE6" w:themeFill="accent1" w:themeFillTint="33"/>
-          </w:tcPr>
-          <w:p>
-            <w:pPr>
-              <w:rPr>
-                <w:rFonts w:eastAsiaTheme="minorHAnsi"/>
-                <w:sz w:val="16"/>
-                <w:szCs w:val="16"/>
-              </w:rPr>
-            </w:pPr>
-          </w:p>
-        </w:tc>
-        <w:tc>
-          <w:tcPr>
-            <w:tcW w:w="1498" w:type="dxa"/>
-            <w:shd w:val="clear" w:color="auto" w:fill="D0DFE6" w:themeFill="accent1" w:themeFillTint="33"/>
+            <w:shd w:val="clear" w:color="auto" w:fill="C1E4F5" w:themeFill="accent1" w:themeFillTint="33"/>
+          </w:tcPr>
+          <w:p>
+            <w:pPr>
+              <w:rPr>
+                <w:rFonts w:eastAsiaTheme="minorHAnsi"/>
+                <w:sz w:val="16"/>
+                <w:szCs w:val="16"/>
+              </w:rPr>
+            </w:pPr>
+          </w:p>
+        </w:tc>
+        <w:tc>
+          <w:tcPr>
+            <w:tcW w:w="1498" w:type="dxa"/>
+            <w:shd w:val="clear" w:color="auto" w:fill="C1E4F5" w:themeFill="accent1" w:themeFillTint="33"/>
+          </w:tcPr>
+          <w:p>
+            <w:pPr>
+              <w:rPr>
+                <w:rFonts w:eastAsiaTheme="minorHAnsi"/>
+                <w:sz w:val="16"/>
+                <w:szCs w:val="16"/>
+              </w:rPr>
+            </w:pPr>
+          </w:p>
+        </w:tc>
+        <w:tc>
+          <w:tcPr>
+            <w:tcW w:w="1498" w:type="dxa"/>
+            <w:shd w:val="clear" w:color="auto" w:fill="C1E4F5" w:themeFill="accent1" w:themeFillTint="33"/>
+          </w:tcPr>
+          <w:p>
+            <w:pPr>
+              <w:rPr>
+                <w:rFonts w:eastAsiaTheme="minorHAnsi"/>
+                <w:sz w:val="16"/>
+                <w:szCs w:val="16"/>
+              </w:rPr>
+            </w:pPr>
+          </w:p>
+        </w:tc>
+        <w:tc>
+          <w:tcPr>
+            <w:tcW w:w="1498" w:type="dxa"/>
+            <w:shd w:val="clear" w:color="auto" w:fill="C1E4F5" w:themeFill="accent1" w:themeFillTint="33"/>
           </w:tcPr>
           <w:p>
             <w:pPr>
@@ -2166,23 +1424,21 @@
         <w:tc>
           <w:tcPr>
             <w:tcW w:w="1498" w:type="dxa"/>
-            <w:shd w:val="clear" w:color="auto" w:fill="D0DFE6" w:themeFill="accent1" w:themeFillTint="33"/>
-          </w:tcPr>
-          <w:p>
-            <w:pPr>
-              <w:rPr>
-                <w:rFonts w:eastAsiaTheme="minorHAnsi"/>
-                <w:sz w:val="16"/>
-                <w:szCs w:val="16"/>
-              </w:rPr>
-            </w:pPr>
-            <w:r>
-              <w:rPr>
-                <w:lang w:eastAsia="ko-KR"/>
-                <w:rFonts w:eastAsiaTheme="minorHAnsi"/>
-                <w:sz w:val="16"/>
-                <w:szCs w:val="16"/>
-                <w:rtl w:val="off"/>
+            <w:shd w:val="clear" w:color="auto" w:fill="C1E4F5" w:themeFill="accent1" w:themeFillTint="33"/>
+          </w:tcPr>
+          <w:p>
+            <w:pPr>
+              <w:rPr>
+                <w:rFonts w:eastAsiaTheme="minorHAnsi"/>
+                <w:sz w:val="16"/>
+                <w:szCs w:val="16"/>
+              </w:rPr>
+            </w:pPr>
+            <w:r>
+              <w:rPr>
+                <w:rFonts w:eastAsiaTheme="minorHAnsi"/>
+                <w:sz w:val="16"/>
+                <w:szCs w:val="16"/>
               </w:rPr>
               <w:t>- 판매기</w:t>
             </w:r>
@@ -2191,25 +1447,21 @@
         <w:tc>
           <w:tcPr>
             <w:tcW w:w="1498" w:type="dxa"/>
-            <w:shd w:val="clear" w:color="auto" w:fill="D0DFE6" w:themeFill="accent1" w:themeFillTint="33"/>
-          </w:tcPr>
-          <w:p>
-            <w:pPr>
-              <w:rPr>
-                <w:lang w:eastAsia="ko-KR"/>
-                <w:rFonts w:eastAsiaTheme="minorHAnsi"/>
-                <w:sz w:val="16"/>
-                <w:szCs w:val="16"/>
-                <w:rtl w:val="off"/>
-              </w:rPr>
-            </w:pPr>
-            <w:r>
-              <w:rPr>
-                <w:lang w:eastAsia="ko-KR"/>
-                <w:rFonts w:eastAsiaTheme="minorHAnsi"/>
-                <w:sz w:val="16"/>
-                <w:szCs w:val="16"/>
-                <w:rtl w:val="off"/>
+            <w:shd w:val="clear" w:color="auto" w:fill="C1E4F5" w:themeFill="accent1" w:themeFillTint="33"/>
+          </w:tcPr>
+          <w:p>
+            <w:pPr>
+              <w:rPr>
+                <w:rFonts w:eastAsiaTheme="minorHAnsi"/>
+                <w:sz w:val="16"/>
+                <w:szCs w:val="16"/>
+              </w:rPr>
+            </w:pPr>
+            <w:r>
+              <w:rPr>
+                <w:rFonts w:eastAsiaTheme="minorHAnsi"/>
+                <w:sz w:val="16"/>
+                <w:szCs w:val="16"/>
               </w:rPr>
               <w:t>- 판매기</w:t>
             </w:r>
@@ -2217,20 +1469,16 @@
           <w:p>
             <w:pPr>
               <w:rPr>
-                <w:lang w:eastAsia="ko-KR"/>
-                <w:rFonts w:eastAsiaTheme="minorHAnsi"/>
-                <w:sz w:val="16"/>
-                <w:szCs w:val="16"/>
-                <w:rtl w:val="off"/>
-              </w:rPr>
-            </w:pPr>
-            <w:r>
-              <w:rPr>
-                <w:lang w:eastAsia="ko-KR"/>
-                <w:rFonts w:eastAsiaTheme="minorHAnsi"/>
-                <w:sz w:val="16"/>
-                <w:szCs w:val="16"/>
-                <w:rtl w:val="off"/>
+                <w:rFonts w:eastAsiaTheme="minorHAnsi"/>
+                <w:sz w:val="16"/>
+                <w:szCs w:val="16"/>
+              </w:rPr>
+            </w:pPr>
+            <w:r>
+              <w:rPr>
+                <w:rFonts w:eastAsiaTheme="minorHAnsi"/>
+                <w:sz w:val="16"/>
+                <w:szCs w:val="16"/>
               </w:rPr>
               <w:t>- 무게 UI</w:t>
             </w:r>
@@ -2245,11 +1493,9 @@
             </w:pPr>
             <w:r>
               <w:rPr>
-                <w:lang w:eastAsia="ko-KR"/>
-                <w:rFonts w:eastAsiaTheme="minorHAnsi"/>
-                <w:sz w:val="16"/>
-                <w:szCs w:val="16"/>
-                <w:rtl w:val="off"/>
+                <w:rFonts w:eastAsiaTheme="minorHAnsi"/>
+                <w:sz w:val="16"/>
+                <w:szCs w:val="16"/>
               </w:rPr>
               <w:t>- Hatch 생성, 문 여닫기</w:t>
             </w:r>
@@ -2258,12 +1504,12 @@
       </w:tr>
       <w:tr>
         <w:trPr>
-          <w:trHeight w:val="253" w:hRule="atLeast"/>
+          <w:trHeight w:val="253"/>
         </w:trPr>
         <w:tc>
           <w:tcPr>
             <w:tcW w:w="1497" w:type="dxa"/>
-            <w:shd w:val="clear" w:color="auto" w:fill="E6E9EB" w:themeFill="text2" w:themeFillTint="1a"/>
+            <w:shd w:val="clear" w:color="auto" w:fill="DAE9F7" w:themeFill="text2" w:themeFillTint="1A"/>
           </w:tcPr>
           <w:p>
             <w:pPr>
@@ -2287,7 +1533,7 @@
         <w:tc>
           <w:tcPr>
             <w:tcW w:w="1498" w:type="dxa"/>
-            <w:shd w:val="clear" w:color="auto" w:fill="E6E9EB" w:themeFill="text2" w:themeFillTint="1a"/>
+            <w:shd w:val="clear" w:color="auto" w:fill="DAE9F7" w:themeFill="text2" w:themeFillTint="1A"/>
           </w:tcPr>
           <w:p>
             <w:pPr>
@@ -2311,7 +1557,7 @@
         <w:tc>
           <w:tcPr>
             <w:tcW w:w="1498" w:type="dxa"/>
-            <w:shd w:val="clear" w:color="auto" w:fill="E6E9EB" w:themeFill="text2" w:themeFillTint="1a"/>
+            <w:shd w:val="clear" w:color="auto" w:fill="DAE9F7" w:themeFill="text2" w:themeFillTint="1A"/>
           </w:tcPr>
           <w:p>
             <w:pPr>
@@ -2335,7 +1581,7 @@
         <w:tc>
           <w:tcPr>
             <w:tcW w:w="1498" w:type="dxa"/>
-            <w:shd w:val="clear" w:color="auto" w:fill="E6E9EB" w:themeFill="text2" w:themeFillTint="1a"/>
+            <w:shd w:val="clear" w:color="auto" w:fill="DAE9F7" w:themeFill="text2" w:themeFillTint="1A"/>
           </w:tcPr>
           <w:p>
             <w:pPr>
@@ -2359,7 +1605,7 @@
         <w:tc>
           <w:tcPr>
             <w:tcW w:w="1498" w:type="dxa"/>
-            <w:shd w:val="clear" w:color="auto" w:fill="E6E9EB" w:themeFill="text2" w:themeFillTint="1a"/>
+            <w:shd w:val="clear" w:color="auto" w:fill="DAE9F7" w:themeFill="text2" w:themeFillTint="1A"/>
           </w:tcPr>
           <w:p>
             <w:pPr>
@@ -2383,7 +1629,7 @@
         <w:tc>
           <w:tcPr>
             <w:tcW w:w="1498" w:type="dxa"/>
-            <w:shd w:val="clear" w:color="auto" w:fill="E6E9EB" w:themeFill="text2" w:themeFillTint="1a"/>
+            <w:shd w:val="clear" w:color="auto" w:fill="DAE9F7" w:themeFill="text2" w:themeFillTint="1A"/>
           </w:tcPr>
           <w:p>
             <w:pPr>
@@ -2407,7 +1653,7 @@
         <w:tc>
           <w:tcPr>
             <w:tcW w:w="1498" w:type="dxa"/>
-            <w:shd w:val="clear" w:color="auto" w:fill="E6E9EB" w:themeFill="text2" w:themeFillTint="1a"/>
+            <w:shd w:val="clear" w:color="auto" w:fill="DAE9F7" w:themeFill="text2" w:themeFillTint="1A"/>
           </w:tcPr>
           <w:p>
             <w:pPr>
@@ -2431,73 +1677,71 @@
       </w:tr>
       <w:tr>
         <w:trPr>
-          <w:trHeight w:val="418" w:hRule="atLeast"/>
+          <w:trHeight w:val="418"/>
         </w:trPr>
         <w:tc>
           <w:tcPr>
             <w:tcW w:w="1497" w:type="dxa"/>
-            <w:shd w:val="clear" w:color="auto" w:fill="D0DFE6" w:themeFill="accent1" w:themeFillTint="33"/>
-          </w:tcPr>
-          <w:p>
-            <w:pPr>
-              <w:rPr>
-                <w:rFonts w:eastAsiaTheme="minorHAnsi"/>
-                <w:sz w:val="16"/>
-                <w:szCs w:val="16"/>
-              </w:rPr>
-            </w:pPr>
-          </w:p>
-        </w:tc>
-        <w:tc>
-          <w:tcPr>
-            <w:tcW w:w="1498" w:type="dxa"/>
-            <w:shd w:val="clear" w:color="auto" w:fill="D0DFE6" w:themeFill="accent1" w:themeFillTint="33"/>
-          </w:tcPr>
-          <w:p>
-            <w:pPr>
-              <w:rPr>
-                <w:rFonts w:eastAsiaTheme="minorHAnsi"/>
-                <w:sz w:val="16"/>
-                <w:szCs w:val="16"/>
-              </w:rPr>
-            </w:pPr>
-          </w:p>
-        </w:tc>
-        <w:tc>
-          <w:tcPr>
-            <w:tcW w:w="1498" w:type="dxa"/>
-            <w:shd w:val="clear" w:color="auto" w:fill="D0DFE6" w:themeFill="accent1" w:themeFillTint="33"/>
-          </w:tcPr>
-          <w:p>
-            <w:pPr>
-              <w:rPr>
-                <w:rFonts w:eastAsiaTheme="minorHAnsi"/>
-                <w:sz w:val="16"/>
-                <w:szCs w:val="16"/>
-              </w:rPr>
-            </w:pPr>
-          </w:p>
-        </w:tc>
-        <w:tc>
-          <w:tcPr>
-            <w:tcW w:w="1498" w:type="dxa"/>
-            <w:shd w:val="clear" w:color="auto" w:fill="D0DFE6" w:themeFill="accent1" w:themeFillTint="33"/>
-          </w:tcPr>
-          <w:p>
-            <w:pPr>
-              <w:rPr>
-                <w:rFonts w:eastAsiaTheme="minorHAnsi"/>
-                <w:sz w:val="16"/>
-                <w:szCs w:val="16"/>
-              </w:rPr>
-            </w:pPr>
-            <w:r>
-              <w:rPr>
-                <w:lang w:eastAsia="ko-KR"/>
-                <w:rFonts w:eastAsiaTheme="minorHAnsi"/>
-                <w:sz w:val="16"/>
-                <w:szCs w:val="16"/>
-                <w:rtl w:val="off"/>
+            <w:shd w:val="clear" w:color="auto" w:fill="C1E4F5" w:themeFill="accent1" w:themeFillTint="33"/>
+          </w:tcPr>
+          <w:p>
+            <w:pPr>
+              <w:rPr>
+                <w:rFonts w:eastAsiaTheme="minorHAnsi"/>
+                <w:sz w:val="16"/>
+                <w:szCs w:val="16"/>
+              </w:rPr>
+            </w:pPr>
+          </w:p>
+        </w:tc>
+        <w:tc>
+          <w:tcPr>
+            <w:tcW w:w="1498" w:type="dxa"/>
+            <w:shd w:val="clear" w:color="auto" w:fill="C1E4F5" w:themeFill="accent1" w:themeFillTint="33"/>
+          </w:tcPr>
+          <w:p>
+            <w:pPr>
+              <w:rPr>
+                <w:rFonts w:eastAsiaTheme="minorHAnsi"/>
+                <w:sz w:val="16"/>
+                <w:szCs w:val="16"/>
+              </w:rPr>
+            </w:pPr>
+          </w:p>
+        </w:tc>
+        <w:tc>
+          <w:tcPr>
+            <w:tcW w:w="1498" w:type="dxa"/>
+            <w:shd w:val="clear" w:color="auto" w:fill="C1E4F5" w:themeFill="accent1" w:themeFillTint="33"/>
+          </w:tcPr>
+          <w:p>
+            <w:pPr>
+              <w:rPr>
+                <w:rFonts w:eastAsiaTheme="minorHAnsi"/>
+                <w:sz w:val="16"/>
+                <w:szCs w:val="16"/>
+              </w:rPr>
+            </w:pPr>
+          </w:p>
+        </w:tc>
+        <w:tc>
+          <w:tcPr>
+            <w:tcW w:w="1498" w:type="dxa"/>
+            <w:shd w:val="clear" w:color="auto" w:fill="C1E4F5" w:themeFill="accent1" w:themeFillTint="33"/>
+          </w:tcPr>
+          <w:p>
+            <w:pPr>
+              <w:rPr>
+                <w:rFonts w:eastAsiaTheme="minorHAnsi"/>
+                <w:sz w:val="16"/>
+                <w:szCs w:val="16"/>
+              </w:rPr>
+            </w:pPr>
+            <w:r>
+              <w:rPr>
+                <w:rFonts w:eastAsiaTheme="minorHAnsi"/>
+                <w:sz w:val="16"/>
+                <w:szCs w:val="16"/>
               </w:rPr>
               <w:t>- 상점 구현</w:t>
             </w:r>
@@ -2506,23 +1750,21 @@
         <w:tc>
           <w:tcPr>
             <w:tcW w:w="1498" w:type="dxa"/>
-            <w:shd w:val="clear" w:color="auto" w:fill="D0DFE6" w:themeFill="accent1" w:themeFillTint="33"/>
-          </w:tcPr>
-          <w:p>
-            <w:pPr>
-              <w:rPr>
-                <w:rFonts w:eastAsiaTheme="minorHAnsi"/>
-                <w:sz w:val="16"/>
-                <w:szCs w:val="16"/>
-              </w:rPr>
-            </w:pPr>
-            <w:r>
-              <w:rPr>
-                <w:lang w:eastAsia="ko-KR"/>
-                <w:rFonts w:eastAsiaTheme="minorHAnsi"/>
-                <w:sz w:val="16"/>
-                <w:szCs w:val="16"/>
-                <w:rtl w:val="off"/>
+            <w:shd w:val="clear" w:color="auto" w:fill="C1E4F5" w:themeFill="accent1" w:themeFillTint="33"/>
+          </w:tcPr>
+          <w:p>
+            <w:pPr>
+              <w:rPr>
+                <w:rFonts w:eastAsiaTheme="minorHAnsi"/>
+                <w:sz w:val="16"/>
+                <w:szCs w:val="16"/>
+              </w:rPr>
+            </w:pPr>
+            <w:r>
+              <w:rPr>
+                <w:rFonts w:eastAsiaTheme="minorHAnsi"/>
+                <w:sz w:val="16"/>
+                <w:szCs w:val="16"/>
               </w:rPr>
               <w:t xml:space="preserve">- 퀘스트 구현 </w:t>
             </w:r>
@@ -2531,23 +1773,21 @@
         <w:tc>
           <w:tcPr>
             <w:tcW w:w="1498" w:type="dxa"/>
-            <w:shd w:val="clear" w:color="auto" w:fill="D0DFE6" w:themeFill="accent1" w:themeFillTint="33"/>
-          </w:tcPr>
-          <w:p>
-            <w:pPr>
-              <w:rPr>
-                <w:rFonts w:eastAsiaTheme="minorHAnsi"/>
-                <w:sz w:val="16"/>
-                <w:szCs w:val="16"/>
-              </w:rPr>
-            </w:pPr>
-            <w:r>
-              <w:rPr>
-                <w:lang w:eastAsia="ko-KR"/>
-                <w:rFonts w:eastAsiaTheme="minorHAnsi"/>
-                <w:sz w:val="16"/>
-                <w:szCs w:val="16"/>
-                <w:rtl w:val="off"/>
+            <w:shd w:val="clear" w:color="auto" w:fill="C1E4F5" w:themeFill="accent1" w:themeFillTint="33"/>
+          </w:tcPr>
+          <w:p>
+            <w:pPr>
+              <w:rPr>
+                <w:rFonts w:eastAsiaTheme="minorHAnsi"/>
+                <w:sz w:val="16"/>
+                <w:szCs w:val="16"/>
+              </w:rPr>
+            </w:pPr>
+            <w:r>
+              <w:rPr>
+                <w:rFonts w:eastAsiaTheme="minorHAnsi"/>
+                <w:sz w:val="16"/>
+                <w:szCs w:val="16"/>
               </w:rPr>
               <w:t>학회 날</w:t>
             </w:r>
@@ -2556,25 +1796,21 @@
         <w:tc>
           <w:tcPr>
             <w:tcW w:w="1498" w:type="dxa"/>
-            <w:shd w:val="clear" w:color="auto" w:fill="D0DFE6" w:themeFill="accent1" w:themeFillTint="33"/>
-          </w:tcPr>
-          <w:p>
-            <w:pPr>
-              <w:rPr>
-                <w:lang w:eastAsia="ko-KR"/>
-                <w:rFonts w:eastAsiaTheme="minorHAnsi"/>
-                <w:sz w:val="16"/>
-                <w:szCs w:val="16"/>
-                <w:rtl w:val="off"/>
-              </w:rPr>
-            </w:pPr>
-            <w:r>
-              <w:rPr>
-                <w:lang w:eastAsia="ko-KR"/>
-                <w:rFonts w:eastAsiaTheme="minorHAnsi"/>
-                <w:sz w:val="16"/>
-                <w:szCs w:val="16"/>
-                <w:rtl w:val="off"/>
+            <w:shd w:val="clear" w:color="auto" w:fill="C1E4F5" w:themeFill="accent1" w:themeFillTint="33"/>
+          </w:tcPr>
+          <w:p>
+            <w:pPr>
+              <w:rPr>
+                <w:rFonts w:eastAsiaTheme="minorHAnsi"/>
+                <w:sz w:val="16"/>
+                <w:szCs w:val="16"/>
+              </w:rPr>
+            </w:pPr>
+            <w:r>
+              <w:rPr>
+                <w:rFonts w:eastAsiaTheme="minorHAnsi"/>
+                <w:sz w:val="16"/>
+                <w:szCs w:val="16"/>
               </w:rPr>
               <w:t>- 퀘스트 구현</w:t>
             </w:r>
@@ -2589,11 +1825,9 @@
             </w:pPr>
             <w:r>
               <w:rPr>
-                <w:lang w:eastAsia="ko-KR"/>
-                <w:rFonts w:eastAsiaTheme="minorHAnsi"/>
-                <w:sz w:val="16"/>
-                <w:szCs w:val="16"/>
-                <w:rtl w:val="off"/>
+                <w:rFonts w:eastAsiaTheme="minorHAnsi"/>
+                <w:sz w:val="16"/>
+                <w:szCs w:val="16"/>
               </w:rPr>
               <w:t>- 로그인, 로그아웃</w:t>
             </w:r>
@@ -2604,7 +1838,7 @@
         <w:tc>
           <w:tcPr>
             <w:tcW w:w="1497" w:type="dxa"/>
-            <w:shd w:val="clear" w:color="auto" w:fill="E6E9EB" w:themeFill="text2" w:themeFillTint="1a"/>
+            <w:shd w:val="clear" w:color="auto" w:fill="DAE9F7" w:themeFill="text2" w:themeFillTint="1A"/>
           </w:tcPr>
           <w:p>
             <w:pPr>
@@ -2628,7 +1862,7 @@
         <w:tc>
           <w:tcPr>
             <w:tcW w:w="1498" w:type="dxa"/>
-            <w:shd w:val="clear" w:color="auto" w:fill="E6E9EB" w:themeFill="text2" w:themeFillTint="1a"/>
+            <w:shd w:val="clear" w:color="auto" w:fill="DAE9F7" w:themeFill="text2" w:themeFillTint="1A"/>
           </w:tcPr>
           <w:p>
             <w:pPr>
@@ -2652,7 +1886,7 @@
         <w:tc>
           <w:tcPr>
             <w:tcW w:w="1498" w:type="dxa"/>
-            <w:shd w:val="clear" w:color="auto" w:fill="E6E9EB" w:themeFill="text2" w:themeFillTint="1a"/>
+            <w:shd w:val="clear" w:color="auto" w:fill="DAE9F7" w:themeFill="text2" w:themeFillTint="1A"/>
           </w:tcPr>
           <w:p>
             <w:pPr>
@@ -2676,7 +1910,7 @@
         <w:tc>
           <w:tcPr>
             <w:tcW w:w="1498" w:type="dxa"/>
-            <w:shd w:val="clear" w:color="auto" w:fill="E6E9EB" w:themeFill="text2" w:themeFillTint="1a"/>
+            <w:shd w:val="clear" w:color="auto" w:fill="DAE9F7" w:themeFill="text2" w:themeFillTint="1A"/>
           </w:tcPr>
           <w:p>
             <w:pPr>
@@ -2700,7 +1934,7 @@
         <w:tc>
           <w:tcPr>
             <w:tcW w:w="1498" w:type="dxa"/>
-            <w:shd w:val="clear" w:color="auto" w:fill="E6E9EB" w:themeFill="text2" w:themeFillTint="1a"/>
+            <w:shd w:val="clear" w:color="auto" w:fill="DAE9F7" w:themeFill="text2" w:themeFillTint="1A"/>
           </w:tcPr>
           <w:p>
             <w:pPr>
@@ -2724,7 +1958,7 @@
         <w:tc>
           <w:tcPr>
             <w:tcW w:w="1498" w:type="dxa"/>
-            <w:shd w:val="clear" w:color="auto" w:fill="E6E9EB" w:themeFill="text2" w:themeFillTint="1a"/>
+            <w:shd w:val="clear" w:color="auto" w:fill="DAE9F7" w:themeFill="text2" w:themeFillTint="1A"/>
           </w:tcPr>
           <w:p>
             <w:pPr>
@@ -2748,7 +1982,7 @@
         <w:tc>
           <w:tcPr>
             <w:tcW w:w="1498" w:type="dxa"/>
-            <w:shd w:val="clear" w:color="auto" w:fill="E6E9EB" w:themeFill="text2" w:themeFillTint="1a"/>
+            <w:shd w:val="clear" w:color="auto" w:fill="DAE9F7" w:themeFill="text2" w:themeFillTint="1A"/>
           </w:tcPr>
           <w:p>
             <w:pPr>
@@ -2772,60 +2006,56 @@
       </w:tr>
       <w:tr>
         <w:trPr>
-          <w:trHeight w:val="412" w:hRule="atLeast"/>
+          <w:trHeight w:val="412"/>
         </w:trPr>
         <w:tc>
           <w:tcPr>
             <w:tcW w:w="1497" w:type="dxa"/>
-            <w:shd w:val="clear" w:color="auto" w:fill="D0DFE6" w:themeFill="accent1" w:themeFillTint="33"/>
-          </w:tcPr>
-          <w:p>
-            <w:pPr>
-              <w:rPr>
-                <w:rFonts w:eastAsiaTheme="minorHAnsi"/>
-                <w:sz w:val="16"/>
-                <w:szCs w:val="16"/>
-              </w:rPr>
-            </w:pPr>
-          </w:p>
-        </w:tc>
-        <w:tc>
-          <w:tcPr>
-            <w:tcW w:w="1498" w:type="dxa"/>
-            <w:shd w:val="clear" w:color="auto" w:fill="D0DFE6" w:themeFill="accent1" w:themeFillTint="33"/>
-          </w:tcPr>
-          <w:p>
-            <w:pPr>
-              <w:rPr>
-                <w:rFonts w:eastAsiaTheme="minorHAnsi"/>
-                <w:sz w:val="16"/>
-                <w:szCs w:val="16"/>
-              </w:rPr>
-            </w:pPr>
-          </w:p>
-        </w:tc>
-        <w:tc>
-          <w:tcPr>
-            <w:tcW w:w="1498" w:type="dxa"/>
-            <w:shd w:val="clear" w:color="auto" w:fill="D0DFE6" w:themeFill="accent1" w:themeFillTint="33"/>
-          </w:tcPr>
-          <w:p>
-            <w:pPr>
-              <w:rPr>
-                <w:lang w:eastAsia="ko-KR"/>
-                <w:rFonts w:eastAsiaTheme="minorHAnsi"/>
-                <w:sz w:val="16"/>
-                <w:szCs w:val="16"/>
-                <w:rtl w:val="off"/>
-              </w:rPr>
-            </w:pPr>
-            <w:r>
-              <w:rPr>
-                <w:lang w:eastAsia="ko-KR"/>
-                <w:rFonts w:eastAsiaTheme="minorHAnsi"/>
-                <w:sz w:val="16"/>
-                <w:szCs w:val="16"/>
-                <w:rtl w:val="off"/>
+            <w:shd w:val="clear" w:color="auto" w:fill="C1E4F5" w:themeFill="accent1" w:themeFillTint="33"/>
+          </w:tcPr>
+          <w:p>
+            <w:pPr>
+              <w:rPr>
+                <w:rFonts w:eastAsiaTheme="minorHAnsi"/>
+                <w:sz w:val="16"/>
+                <w:szCs w:val="16"/>
+              </w:rPr>
+            </w:pPr>
+          </w:p>
+        </w:tc>
+        <w:tc>
+          <w:tcPr>
+            <w:tcW w:w="1498" w:type="dxa"/>
+            <w:shd w:val="clear" w:color="auto" w:fill="C1E4F5" w:themeFill="accent1" w:themeFillTint="33"/>
+          </w:tcPr>
+          <w:p>
+            <w:pPr>
+              <w:rPr>
+                <w:rFonts w:eastAsiaTheme="minorHAnsi"/>
+                <w:sz w:val="16"/>
+                <w:szCs w:val="16"/>
+              </w:rPr>
+            </w:pPr>
+          </w:p>
+        </w:tc>
+        <w:tc>
+          <w:tcPr>
+            <w:tcW w:w="1498" w:type="dxa"/>
+            <w:shd w:val="clear" w:color="auto" w:fill="C1E4F5" w:themeFill="accent1" w:themeFillTint="33"/>
+          </w:tcPr>
+          <w:p>
+            <w:pPr>
+              <w:rPr>
+                <w:rFonts w:eastAsiaTheme="minorHAnsi"/>
+                <w:sz w:val="16"/>
+                <w:szCs w:val="16"/>
+              </w:rPr>
+            </w:pPr>
+            <w:r>
+              <w:rPr>
+                <w:rFonts w:eastAsiaTheme="minorHAnsi"/>
+                <w:sz w:val="16"/>
+                <w:szCs w:val="16"/>
               </w:rPr>
               <w:t>- 거미줄 이속</w:t>
             </w:r>
@@ -2833,20 +2063,16 @@
           <w:p>
             <w:pPr>
               <w:rPr>
-                <w:lang w:eastAsia="ko-KR"/>
-                <w:rFonts w:eastAsiaTheme="minorHAnsi"/>
-                <w:sz w:val="16"/>
-                <w:szCs w:val="16"/>
-                <w:rtl w:val="off"/>
-              </w:rPr>
-            </w:pPr>
-            <w:r>
-              <w:rPr>
-                <w:lang w:eastAsia="ko-KR"/>
-                <w:rFonts w:eastAsiaTheme="minorHAnsi"/>
-                <w:sz w:val="16"/>
-                <w:szCs w:val="16"/>
-                <w:rtl w:val="off"/>
+                <w:rFonts w:eastAsiaTheme="minorHAnsi"/>
+                <w:sz w:val="16"/>
+                <w:szCs w:val="16"/>
+              </w:rPr>
+            </w:pPr>
+            <w:r>
+              <w:rPr>
+                <w:rFonts w:eastAsiaTheme="minorHAnsi"/>
+                <w:sz w:val="16"/>
+                <w:szCs w:val="16"/>
               </w:rPr>
               <w:t>- 랜턴 떨굴 때 배터리 설정</w:t>
             </w:r>
@@ -2854,20 +2080,16 @@
           <w:p>
             <w:pPr>
               <w:rPr>
-                <w:lang w:eastAsia="ko-KR"/>
-                <w:rFonts w:eastAsiaTheme="minorHAnsi"/>
-                <w:sz w:val="16"/>
-                <w:szCs w:val="16"/>
-                <w:rtl w:val="off"/>
-              </w:rPr>
-            </w:pPr>
-            <w:r>
-              <w:rPr>
-                <w:lang w:eastAsia="ko-KR"/>
-                <w:rFonts w:eastAsiaTheme="minorHAnsi"/>
-                <w:sz w:val="16"/>
-                <w:szCs w:val="16"/>
-                <w:rtl w:val="off"/>
+                <w:rFonts w:eastAsiaTheme="minorHAnsi"/>
+                <w:sz w:val="16"/>
+                <w:szCs w:val="16"/>
+              </w:rPr>
+            </w:pPr>
+            <w:r>
+              <w:rPr>
+                <w:rFonts w:eastAsiaTheme="minorHAnsi"/>
+                <w:sz w:val="16"/>
+                <w:szCs w:val="16"/>
               </w:rPr>
               <w:t>- Move 패킷 Send 로직 수정</w:t>
             </w:r>
@@ -2875,20 +2097,16 @@
           <w:p>
             <w:pPr>
               <w:rPr>
-                <w:lang w:eastAsia="ko-KR"/>
-                <w:rFonts w:eastAsiaTheme="minorHAnsi"/>
-                <w:sz w:val="16"/>
-                <w:szCs w:val="16"/>
-                <w:rtl w:val="off"/>
-              </w:rPr>
-            </w:pPr>
-            <w:r>
-              <w:rPr>
-                <w:lang w:eastAsia="ko-KR"/>
-                <w:rFonts w:eastAsiaTheme="minorHAnsi"/>
-                <w:sz w:val="16"/>
-                <w:szCs w:val="16"/>
-                <w:rtl w:val="off"/>
+                <w:rFonts w:eastAsiaTheme="minorHAnsi"/>
+                <w:sz w:val="16"/>
+                <w:szCs w:val="16"/>
+              </w:rPr>
+            </w:pPr>
+            <w:r>
+              <w:rPr>
+                <w:rFonts w:eastAsiaTheme="minorHAnsi"/>
+                <w:sz w:val="16"/>
+                <w:szCs w:val="16"/>
               </w:rPr>
               <w:t>- Hatch 자동 문 오류 해결</w:t>
             </w:r>
@@ -2896,20 +2114,16 @@
           <w:p>
             <w:pPr>
               <w:rPr>
-                <w:lang w:eastAsia="ko-KR"/>
-                <w:rFonts w:eastAsiaTheme="minorHAnsi"/>
-                <w:sz w:val="16"/>
-                <w:szCs w:val="16"/>
-                <w:rtl w:val="off"/>
-              </w:rPr>
-            </w:pPr>
-            <w:r>
-              <w:rPr>
-                <w:lang w:eastAsia="ko-KR"/>
-                <w:rFonts w:eastAsiaTheme="minorHAnsi"/>
-                <w:sz w:val="16"/>
-                <w:szCs w:val="16"/>
-                <w:rtl w:val="off"/>
+                <w:rFonts w:eastAsiaTheme="minorHAnsi"/>
+                <w:sz w:val="16"/>
+                <w:szCs w:val="16"/>
+              </w:rPr>
+            </w:pPr>
+            <w:r>
+              <w:rPr>
+                <w:rFonts w:eastAsiaTheme="minorHAnsi"/>
+                <w:sz w:val="16"/>
+                <w:szCs w:val="16"/>
               </w:rPr>
               <w:t>- 아이템 새로운 모델 적용 및 스캔, 값 연동</w:t>
             </w:r>
@@ -2924,11 +2138,9 @@
             </w:pPr>
             <w:r>
               <w:rPr>
-                <w:lang w:eastAsia="ko-KR"/>
-                <w:rFonts w:eastAsiaTheme="minorHAnsi"/>
-                <w:sz w:val="16"/>
-                <w:szCs w:val="16"/>
-                <w:rtl w:val="off"/>
+                <w:rFonts w:eastAsiaTheme="minorHAnsi"/>
+                <w:sz w:val="16"/>
+                <w:szCs w:val="16"/>
               </w:rPr>
               <w:t>- 랜턴 그림자</w:t>
             </w:r>
@@ -2937,25 +2149,21 @@
         <w:tc>
           <w:tcPr>
             <w:tcW w:w="1498" w:type="dxa"/>
-            <w:shd w:val="clear" w:color="auto" w:fill="D0DFE6" w:themeFill="accent1" w:themeFillTint="33"/>
-          </w:tcPr>
-          <w:p>
-            <w:pPr>
-              <w:rPr>
-                <w:lang w:eastAsia="ko-KR"/>
-                <w:rFonts w:eastAsiaTheme="minorHAnsi"/>
-                <w:sz w:val="16"/>
-                <w:szCs w:val="16"/>
-                <w:rtl w:val="off"/>
-              </w:rPr>
-            </w:pPr>
-            <w:r>
-              <w:rPr>
-                <w:lang w:eastAsia="ko-KR"/>
-                <w:rFonts w:eastAsiaTheme="minorHAnsi"/>
-                <w:sz w:val="16"/>
-                <w:szCs w:val="16"/>
-                <w:rtl w:val="off"/>
+            <w:shd w:val="clear" w:color="auto" w:fill="C1E4F5" w:themeFill="accent1" w:themeFillTint="33"/>
+          </w:tcPr>
+          <w:p>
+            <w:pPr>
+              <w:rPr>
+                <w:rFonts w:eastAsiaTheme="minorHAnsi"/>
+                <w:sz w:val="16"/>
+                <w:szCs w:val="16"/>
+              </w:rPr>
+            </w:pPr>
+            <w:r>
+              <w:rPr>
+                <w:rFonts w:eastAsiaTheme="minorHAnsi"/>
+                <w:sz w:val="16"/>
+                <w:szCs w:val="16"/>
               </w:rPr>
               <w:t>- 판매기 수정</w:t>
             </w:r>
@@ -2963,20 +2171,16 @@
           <w:p>
             <w:pPr>
               <w:rPr>
-                <w:lang w:eastAsia="ko-KR"/>
-                <w:rFonts w:eastAsiaTheme="minorHAnsi"/>
-                <w:sz w:val="16"/>
-                <w:szCs w:val="16"/>
-                <w:rtl w:val="off"/>
-              </w:rPr>
-            </w:pPr>
-            <w:r>
-              <w:rPr>
-                <w:lang w:eastAsia="ko-KR"/>
-                <w:rFonts w:eastAsiaTheme="minorHAnsi"/>
-                <w:sz w:val="16"/>
-                <w:szCs w:val="16"/>
-                <w:rtl w:val="off"/>
+                <w:rFonts w:eastAsiaTheme="minorHAnsi"/>
+                <w:sz w:val="16"/>
+                <w:szCs w:val="16"/>
+              </w:rPr>
+            </w:pPr>
+            <w:r>
+              <w:rPr>
+                <w:rFonts w:eastAsiaTheme="minorHAnsi"/>
+                <w:sz w:val="16"/>
+                <w:szCs w:val="16"/>
               </w:rPr>
               <w:t>- 마이크</w:t>
             </w:r>
@@ -2984,20 +2188,16 @@
           <w:p>
             <w:pPr>
               <w:rPr>
-                <w:lang w:eastAsia="ko-KR"/>
-                <w:rFonts w:eastAsiaTheme="minorHAnsi"/>
-                <w:sz w:val="16"/>
-                <w:szCs w:val="16"/>
-                <w:rtl w:val="off"/>
-              </w:rPr>
-            </w:pPr>
-            <w:r>
-              <w:rPr>
-                <w:lang w:eastAsia="ko-KR"/>
-                <w:rFonts w:eastAsiaTheme="minorHAnsi"/>
-                <w:sz w:val="16"/>
-                <w:szCs w:val="16"/>
-                <w:rtl w:val="off"/>
+                <w:rFonts w:eastAsiaTheme="minorHAnsi"/>
+                <w:sz w:val="16"/>
+                <w:szCs w:val="16"/>
+              </w:rPr>
+            </w:pPr>
+            <w:r>
+              <w:rPr>
+                <w:rFonts w:eastAsiaTheme="minorHAnsi"/>
+                <w:sz w:val="16"/>
+                <w:szCs w:val="16"/>
               </w:rPr>
               <w:t>- Base에 할당량, 결과창(상의 필요)</w:t>
             </w:r>
@@ -3012,11 +2212,9 @@
             </w:pPr>
             <w:r>
               <w:rPr>
-                <w:lang w:eastAsia="ko-KR"/>
-                <w:rFonts w:eastAsiaTheme="minorHAnsi"/>
-                <w:sz w:val="16"/>
-                <w:szCs w:val="16"/>
-                <w:rtl w:val="off"/>
+                <w:rFonts w:eastAsiaTheme="minorHAnsi"/>
+                <w:sz w:val="16"/>
+                <w:szCs w:val="16"/>
               </w:rPr>
               <w:t>- 레버 당기면 큐브 배치되도록(상의 필요)</w:t>
             </w:r>
@@ -3025,25 +2223,21 @@
         <w:tc>
           <w:tcPr>
             <w:tcW w:w="1498" w:type="dxa"/>
-            <w:shd w:val="clear" w:color="auto" w:fill="D0DFE6" w:themeFill="accent1" w:themeFillTint="33"/>
-          </w:tcPr>
-          <w:p>
-            <w:pPr>
-              <w:rPr>
-                <w:lang w:eastAsia="ko-KR"/>
-                <w:rFonts w:eastAsiaTheme="minorHAnsi"/>
-                <w:sz w:val="16"/>
-                <w:szCs w:val="16"/>
-                <w:rtl w:val="off"/>
-              </w:rPr>
-            </w:pPr>
-            <w:r>
-              <w:rPr>
-                <w:lang w:eastAsia="ko-KR"/>
-                <w:rFonts w:eastAsiaTheme="minorHAnsi"/>
-                <w:sz w:val="16"/>
-                <w:szCs w:val="16"/>
-                <w:rtl w:val="off"/>
+            <w:shd w:val="clear" w:color="auto" w:fill="C1E4F5" w:themeFill="accent1" w:themeFillTint="33"/>
+          </w:tcPr>
+          <w:p>
+            <w:pPr>
+              <w:rPr>
+                <w:rFonts w:eastAsiaTheme="minorHAnsi"/>
+                <w:sz w:val="16"/>
+                <w:szCs w:val="16"/>
+              </w:rPr>
+            </w:pPr>
+            <w:r>
+              <w:rPr>
+                <w:rFonts w:eastAsiaTheme="minorHAnsi"/>
+                <w:sz w:val="16"/>
+                <w:szCs w:val="16"/>
               </w:rPr>
               <w:t>- 설정창, 메인창, 결과창</w:t>
             </w:r>
@@ -3058,11 +2252,9 @@
             </w:pPr>
             <w:r>
               <w:rPr>
-                <w:lang w:eastAsia="ko-KR"/>
-                <w:rFonts w:eastAsiaTheme="minorHAnsi"/>
-                <w:sz w:val="16"/>
-                <w:szCs w:val="16"/>
-                <w:rtl w:val="off"/>
+                <w:rFonts w:eastAsiaTheme="minorHAnsi"/>
+                <w:sz w:val="16"/>
+                <w:szCs w:val="16"/>
               </w:rPr>
               <w:t>- 룸 입퇴장(상의 필요)</w:t>
             </w:r>
@@ -3071,23 +2263,21 @@
         <w:tc>
           <w:tcPr>
             <w:tcW w:w="1498" w:type="dxa"/>
-            <w:shd w:val="clear" w:color="auto" w:fill="D0DFE6" w:themeFill="accent1" w:themeFillTint="33"/>
-          </w:tcPr>
-          <w:p>
-            <w:pPr>
-              <w:rPr>
-                <w:rFonts w:eastAsiaTheme="minorHAnsi"/>
-                <w:sz w:val="16"/>
-                <w:szCs w:val="16"/>
-              </w:rPr>
-            </w:pPr>
-            <w:r>
-              <w:rPr>
-                <w:lang w:eastAsia="ko-KR"/>
-                <w:rFonts w:eastAsiaTheme="minorHAnsi"/>
-                <w:sz w:val="16"/>
-                <w:szCs w:val="16"/>
-                <w:rtl w:val="off"/>
+            <w:shd w:val="clear" w:color="auto" w:fill="C1E4F5" w:themeFill="accent1" w:themeFillTint="33"/>
+          </w:tcPr>
+          <w:p>
+            <w:pPr>
+              <w:rPr>
+                <w:rFonts w:eastAsiaTheme="minorHAnsi"/>
+                <w:sz w:val="16"/>
+                <w:szCs w:val="16"/>
+              </w:rPr>
+            </w:pPr>
+            <w:r>
+              <w:rPr>
+                <w:rFonts w:eastAsiaTheme="minorHAnsi"/>
+                <w:sz w:val="16"/>
+                <w:szCs w:val="16"/>
               </w:rPr>
               <w:t>- 스테이지 변경 연출</w:t>
             </w:r>
@@ -3096,7 +2286,7 @@
         <w:tc>
           <w:tcPr>
             <w:tcW w:w="1498" w:type="dxa"/>
-            <w:shd w:val="clear" w:color="auto" w:fill="D0DFE6" w:themeFill="accent1" w:themeFillTint="33"/>
+            <w:shd w:val="clear" w:color="auto" w:fill="C1E4F5" w:themeFill="accent1" w:themeFillTint="33"/>
           </w:tcPr>
           <w:p>
             <w:pPr>
@@ -3113,7 +2303,7 @@
         <w:tc>
           <w:tcPr>
             <w:tcW w:w="1497" w:type="dxa"/>
-            <w:shd w:val="clear" w:color="auto" w:fill="E6E9EB" w:themeFill="text2" w:themeFillTint="1a"/>
+            <w:shd w:val="clear" w:color="auto" w:fill="DAE9F7" w:themeFill="text2" w:themeFillTint="1A"/>
           </w:tcPr>
           <w:p>
             <w:pPr>
@@ -3137,7 +2327,7 @@
         <w:tc>
           <w:tcPr>
             <w:tcW w:w="1498" w:type="dxa"/>
-            <w:shd w:val="clear" w:color="auto" w:fill="E6E9EB" w:themeFill="text2" w:themeFillTint="1a"/>
+            <w:shd w:val="clear" w:color="auto" w:fill="DAE9F7" w:themeFill="text2" w:themeFillTint="1A"/>
           </w:tcPr>
           <w:p>
             <w:pPr>
@@ -3161,7 +2351,7 @@
         <w:tc>
           <w:tcPr>
             <w:tcW w:w="1498" w:type="dxa"/>
-            <w:shd w:val="clear" w:color="auto" w:fill="E6E9EB" w:themeFill="text2" w:themeFillTint="1a"/>
+            <w:shd w:val="clear" w:color="auto" w:fill="DAE9F7" w:themeFill="text2" w:themeFillTint="1A"/>
           </w:tcPr>
           <w:p>
             <w:pPr>
@@ -3185,7 +2375,7 @@
         <w:tc>
           <w:tcPr>
             <w:tcW w:w="1498" w:type="dxa"/>
-            <w:shd w:val="clear" w:color="auto" w:fill="E6E9EB" w:themeFill="text2" w:themeFillTint="1a"/>
+            <w:shd w:val="clear" w:color="auto" w:fill="DAE9F7" w:themeFill="text2" w:themeFillTint="1A"/>
           </w:tcPr>
           <w:p>
             <w:pPr>
@@ -3209,7 +2399,7 @@
         <w:tc>
           <w:tcPr>
             <w:tcW w:w="1498" w:type="dxa"/>
-            <w:shd w:val="clear" w:color="auto" w:fill="E6E9EB" w:themeFill="text2" w:themeFillTint="1a"/>
+            <w:shd w:val="clear" w:color="auto" w:fill="DAE9F7" w:themeFill="text2" w:themeFillTint="1A"/>
           </w:tcPr>
           <w:p>
             <w:pPr>
@@ -3233,7 +2423,7 @@
         <w:tc>
           <w:tcPr>
             <w:tcW w:w="1498" w:type="dxa"/>
-            <w:shd w:val="clear" w:color="auto" w:fill="E6E9EB" w:themeFill="text2" w:themeFillTint="1a"/>
+            <w:shd w:val="clear" w:color="auto" w:fill="DAE9F7" w:themeFill="text2" w:themeFillTint="1A"/>
           </w:tcPr>
           <w:p>
             <w:pPr>
@@ -3257,7 +2447,7 @@
         <w:tc>
           <w:tcPr>
             <w:tcW w:w="1498" w:type="dxa"/>
-            <w:shd w:val="clear" w:color="auto" w:fill="E6E9EB" w:themeFill="text2" w:themeFillTint="1a"/>
+            <w:shd w:val="clear" w:color="auto" w:fill="DAE9F7" w:themeFill="text2" w:themeFillTint="1A"/>
           </w:tcPr>
           <w:p>
             <w:pPr>
@@ -3281,102 +2471,102 @@
       </w:tr>
       <w:tr>
         <w:trPr>
-          <w:trHeight w:val="407" w:hRule="atLeast"/>
+          <w:trHeight w:val="407"/>
         </w:trPr>
         <w:tc>
           <w:tcPr>
             <w:tcW w:w="1497" w:type="dxa"/>
-            <w:shd w:val="clear" w:color="auto" w:fill="D0DFE6" w:themeFill="accent1" w:themeFillTint="33"/>
-          </w:tcPr>
-          <w:p>
-            <w:pPr>
-              <w:rPr>
-                <w:rFonts w:eastAsiaTheme="minorHAnsi"/>
-                <w:sz w:val="16"/>
-                <w:szCs w:val="16"/>
-              </w:rPr>
-            </w:pPr>
-          </w:p>
-        </w:tc>
-        <w:tc>
-          <w:tcPr>
-            <w:tcW w:w="1498" w:type="dxa"/>
-            <w:shd w:val="clear" w:color="auto" w:fill="D0DFE6" w:themeFill="accent1" w:themeFillTint="33"/>
-          </w:tcPr>
-          <w:p>
-            <w:pPr>
-              <w:rPr>
-                <w:rFonts w:eastAsiaTheme="minorHAnsi"/>
-                <w:sz w:val="16"/>
-                <w:szCs w:val="16"/>
-              </w:rPr>
-            </w:pPr>
-          </w:p>
-        </w:tc>
-        <w:tc>
-          <w:tcPr>
-            <w:tcW w:w="1498" w:type="dxa"/>
-            <w:shd w:val="clear" w:color="auto" w:fill="D0DFE6" w:themeFill="accent1" w:themeFillTint="33"/>
-          </w:tcPr>
-          <w:p>
-            <w:pPr>
-              <w:rPr>
-                <w:rFonts w:eastAsiaTheme="minorHAnsi"/>
-                <w:sz w:val="16"/>
-                <w:szCs w:val="16"/>
-              </w:rPr>
-            </w:pPr>
-          </w:p>
-        </w:tc>
-        <w:tc>
-          <w:tcPr>
-            <w:tcW w:w="1498" w:type="dxa"/>
-            <w:shd w:val="clear" w:color="auto" w:fill="D0DFE6" w:themeFill="accent1" w:themeFillTint="33"/>
-          </w:tcPr>
-          <w:p>
-            <w:pPr>
-              <w:rPr>
-                <w:rFonts w:eastAsiaTheme="minorHAnsi"/>
-                <w:sz w:val="16"/>
-                <w:szCs w:val="16"/>
-              </w:rPr>
-            </w:pPr>
-          </w:p>
-        </w:tc>
-        <w:tc>
-          <w:tcPr>
-            <w:tcW w:w="1498" w:type="dxa"/>
-            <w:shd w:val="clear" w:color="auto" w:fill="D0DFE6" w:themeFill="accent1" w:themeFillTint="33"/>
-          </w:tcPr>
-          <w:p>
-            <w:pPr>
-              <w:rPr>
-                <w:rFonts w:eastAsiaTheme="minorHAnsi"/>
-                <w:sz w:val="16"/>
-                <w:szCs w:val="16"/>
-              </w:rPr>
-            </w:pPr>
-          </w:p>
-        </w:tc>
-        <w:tc>
-          <w:tcPr>
-            <w:tcW w:w="1498" w:type="dxa"/>
-            <w:shd w:val="clear" w:color="auto" w:fill="D0DFE6" w:themeFill="accent1" w:themeFillTint="33"/>
-          </w:tcPr>
-          <w:p>
-            <w:pPr>
-              <w:rPr>
-                <w:rFonts w:eastAsiaTheme="minorHAnsi"/>
-                <w:sz w:val="16"/>
-                <w:szCs w:val="16"/>
-              </w:rPr>
-            </w:pPr>
-          </w:p>
-        </w:tc>
-        <w:tc>
-          <w:tcPr>
-            <w:tcW w:w="1498" w:type="dxa"/>
-            <w:shd w:val="clear" w:color="auto" w:fill="D0DFE6" w:themeFill="accent1" w:themeFillTint="33"/>
+            <w:shd w:val="clear" w:color="auto" w:fill="C1E4F5" w:themeFill="accent1" w:themeFillTint="33"/>
+          </w:tcPr>
+          <w:p>
+            <w:pPr>
+              <w:rPr>
+                <w:rFonts w:eastAsiaTheme="minorHAnsi"/>
+                <w:sz w:val="16"/>
+                <w:szCs w:val="16"/>
+              </w:rPr>
+            </w:pPr>
+          </w:p>
+        </w:tc>
+        <w:tc>
+          <w:tcPr>
+            <w:tcW w:w="1498" w:type="dxa"/>
+            <w:shd w:val="clear" w:color="auto" w:fill="C1E4F5" w:themeFill="accent1" w:themeFillTint="33"/>
+          </w:tcPr>
+          <w:p>
+            <w:pPr>
+              <w:rPr>
+                <w:rFonts w:eastAsiaTheme="minorHAnsi"/>
+                <w:sz w:val="16"/>
+                <w:szCs w:val="16"/>
+              </w:rPr>
+            </w:pPr>
+          </w:p>
+        </w:tc>
+        <w:tc>
+          <w:tcPr>
+            <w:tcW w:w="1498" w:type="dxa"/>
+            <w:shd w:val="clear" w:color="auto" w:fill="C1E4F5" w:themeFill="accent1" w:themeFillTint="33"/>
+          </w:tcPr>
+          <w:p>
+            <w:pPr>
+              <w:rPr>
+                <w:rFonts w:eastAsiaTheme="minorHAnsi"/>
+                <w:sz w:val="16"/>
+                <w:szCs w:val="16"/>
+              </w:rPr>
+            </w:pPr>
+          </w:p>
+        </w:tc>
+        <w:tc>
+          <w:tcPr>
+            <w:tcW w:w="1498" w:type="dxa"/>
+            <w:shd w:val="clear" w:color="auto" w:fill="C1E4F5" w:themeFill="accent1" w:themeFillTint="33"/>
+          </w:tcPr>
+          <w:p>
+            <w:pPr>
+              <w:rPr>
+                <w:rFonts w:eastAsiaTheme="minorHAnsi"/>
+                <w:sz w:val="16"/>
+                <w:szCs w:val="16"/>
+              </w:rPr>
+            </w:pPr>
+          </w:p>
+        </w:tc>
+        <w:tc>
+          <w:tcPr>
+            <w:tcW w:w="1498" w:type="dxa"/>
+            <w:shd w:val="clear" w:color="auto" w:fill="C1E4F5" w:themeFill="accent1" w:themeFillTint="33"/>
+          </w:tcPr>
+          <w:p>
+            <w:pPr>
+              <w:rPr>
+                <w:rFonts w:eastAsiaTheme="minorHAnsi"/>
+                <w:sz w:val="16"/>
+                <w:szCs w:val="16"/>
+              </w:rPr>
+            </w:pPr>
+          </w:p>
+        </w:tc>
+        <w:tc>
+          <w:tcPr>
+            <w:tcW w:w="1498" w:type="dxa"/>
+            <w:shd w:val="clear" w:color="auto" w:fill="C1E4F5" w:themeFill="accent1" w:themeFillTint="33"/>
+          </w:tcPr>
+          <w:p>
+            <w:pPr>
+              <w:rPr>
+                <w:rFonts w:eastAsiaTheme="minorHAnsi"/>
+                <w:sz w:val="16"/>
+                <w:szCs w:val="16"/>
+              </w:rPr>
+            </w:pPr>
+          </w:p>
+        </w:tc>
+        <w:tc>
+          <w:tcPr>
+            <w:tcW w:w="1498" w:type="dxa"/>
+            <w:shd w:val="clear" w:color="auto" w:fill="C1E4F5" w:themeFill="accent1" w:themeFillTint="33"/>
           </w:tcPr>
           <w:p>
             <w:pPr>
@@ -3402,15 +2592,15 @@
 </file>
 
 <file path=word/styles.xml><?xml version="1.0" encoding="utf-8"?>
-<w:styles xmlns:r="http://schemas.openxmlformats.org/officeDocument/2006/relationships" xmlns:w="http://schemas.openxmlformats.org/wordprocessingml/2006/main">
+<w:styles xmlns:mc="http://schemas.openxmlformats.org/markup-compatibility/2006" xmlns:r="http://schemas.openxmlformats.org/officeDocument/2006/relationships" xmlns:w="http://schemas.openxmlformats.org/wordprocessingml/2006/main" xmlns:w14="http://schemas.microsoft.com/office/word/2010/wordml" xmlns:w15="http://schemas.microsoft.com/office/word/2012/wordml" xmlns:w16cex="http://schemas.microsoft.com/office/word/2018/wordml/cex" xmlns:w16cid="http://schemas.microsoft.com/office/word/2016/wordml/cid" xmlns:w16="http://schemas.microsoft.com/office/word/2018/wordml" xmlns:w16du="http://schemas.microsoft.com/office/word/2023/wordml/word16du" xmlns:w16sdtdh="http://schemas.microsoft.com/office/word/2020/wordml/sdtdatahash" xmlns:w16se="http://schemas.microsoft.com/office/word/2015/wordml/symex" mc:Ignorable="w14 w15 w16se w16cid w16 w16cex w16sdtdh w16du">
   <w:docDefaults>
     <w:rPrDefault>
       <w:rPr>
-        <w:lang w:val="en-US" w:eastAsia="ko-KR" w:bidi="ar-SA"/>
         <w:rFonts w:asciiTheme="minorHAnsi" w:eastAsiaTheme="minorEastAsia" w:hAnsiTheme="minorHAnsi" w:cstheme="minorBidi"/>
+        <w:kern w:val="2"/>
         <w:sz w:val="22"/>
         <w:szCs w:val="24"/>
-        <w:kern w:val="2"/>
+        <w:lang w:val="en-US" w:eastAsia="ko-KR" w:bidi="ar-SA"/>
       </w:rPr>
     </w:rPrDefault>
     <w:pPrDefault>
@@ -3419,8 +2609,8 @@
       </w:pPr>
     </w:pPrDefault>
   </w:docDefaults>
-  <w:latentStyles w:defLockedState="0" w:defUIPriority="99" w:defSemiHidden="0" w:defUnhideWhenUsed="0" w:defQFormat="0" w:count="376">
-    <w:lsdException w:name="Normal" w:uiPriority="0" w:qFormat="1"/>
+  <w:latentStyles w:defLockedState="0" w:defUIPriority="0" w:defSemiHidden="0" w:defUnhideWhenUsed="0" w:defQFormat="0" w:count="376">
+    <w:lsdException w:name="Normal" w:qFormat="1"/>
     <w:lsdException w:name="heading 1" w:uiPriority="9" w:qFormat="1"/>
     <w:lsdException w:name="heading 2" w:semiHidden="1" w:uiPriority="9" w:unhideWhenUsed="1" w:qFormat="1"/>
     <w:lsdException w:name="heading 3" w:semiHidden="1" w:uiPriority="9" w:unhideWhenUsed="1" w:qFormat="1"/>
@@ -3430,395 +2620,290 @@
     <w:lsdException w:name="heading 7" w:semiHidden="1" w:uiPriority="9" w:unhideWhenUsed="1" w:qFormat="1"/>
     <w:lsdException w:name="heading 8" w:semiHidden="1" w:uiPriority="9" w:unhideWhenUsed="1" w:qFormat="1"/>
     <w:lsdException w:name="heading 9" w:semiHidden="1" w:uiPriority="9" w:unhideWhenUsed="1" w:qFormat="1"/>
-    <w:lsdException w:name="index 1" w:semiHidden="1" w:unhideWhenUsed="1"/>
-    <w:lsdException w:name="index 2" w:semiHidden="1" w:unhideWhenUsed="1"/>
-    <w:lsdException w:name="index 3" w:semiHidden="1" w:unhideWhenUsed="1"/>
-    <w:lsdException w:name="index 4" w:semiHidden="1" w:unhideWhenUsed="1"/>
-    <w:lsdException w:name="index 5" w:semiHidden="1" w:unhideWhenUsed="1"/>
-    <w:lsdException w:name="index 6" w:semiHidden="1" w:unhideWhenUsed="1"/>
-    <w:lsdException w:name="index 7" w:semiHidden="1" w:unhideWhenUsed="1"/>
-    <w:lsdException w:name="index 8" w:semiHidden="1" w:unhideWhenUsed="1"/>
-    <w:lsdException w:name="index 9" w:semiHidden="1" w:unhideWhenUsed="1"/>
-    <w:lsdException w:name="toc 1" w:semiHidden="1" w:uiPriority="1911" w:unhideWhenUsed="1"/>
-    <w:lsdException w:name="toc 2" w:semiHidden="1" w:uiPriority="1911" w:unhideWhenUsed="1"/>
-    <w:lsdException w:name="toc 3" w:semiHidden="1" w:uiPriority="1911" w:unhideWhenUsed="1"/>
-    <w:lsdException w:name="toc 4" w:semiHidden="1" w:uiPriority="1911" w:unhideWhenUsed="1"/>
-    <w:lsdException w:name="toc 5" w:semiHidden="1" w:uiPriority="1911" w:unhideWhenUsed="1"/>
-    <w:lsdException w:name="toc 6" w:semiHidden="1" w:uiPriority="1911" w:unhideWhenUsed="1"/>
-    <w:lsdException w:name="toc 7" w:semiHidden="1" w:uiPriority="1911" w:unhideWhenUsed="1"/>
-    <w:lsdException w:name="toc 8" w:semiHidden="1" w:uiPriority="1911" w:unhideWhenUsed="1"/>
-    <w:lsdException w:name="toc 9" w:semiHidden="1" w:uiPriority="1911" w:unhideWhenUsed="1"/>
-    <w:lsdException w:name="Normal Indent" w:semiHidden="1" w:unhideWhenUsed="1"/>
-    <w:lsdException w:name="footnote text" w:semiHidden="1" w:unhideWhenUsed="1"/>
-    <w:lsdException w:name="annotation text" w:semiHidden="1" w:unhideWhenUsed="1"/>
-    <w:lsdException w:name="header" w:semiHidden="1" w:unhideWhenUsed="1"/>
-    <w:lsdException w:name="footer" w:semiHidden="1" w:unhideWhenUsed="1"/>
-    <w:lsdException w:name="index heading" w:semiHidden="1" w:unhideWhenUsed="1"/>
-    <w:lsdException w:name="caption" w:semiHidden="1" w:uiPriority="1907" w:unhideWhenUsed="1" w:qFormat="1"/>
-    <w:lsdException w:name="table of figures" w:semiHidden="1" w:unhideWhenUsed="1"/>
-    <w:lsdException w:name="envelope address" w:semiHidden="1" w:unhideWhenUsed="1"/>
-    <w:lsdException w:name="envelope return" w:semiHidden="1" w:unhideWhenUsed="1"/>
-    <w:lsdException w:name="footnote reference" w:semiHidden="1" w:unhideWhenUsed="1"/>
-    <w:lsdException w:name="annotation reference" w:semiHidden="1" w:unhideWhenUsed="1"/>
-    <w:lsdException w:name="line number" w:semiHidden="1" w:unhideWhenUsed="1"/>
-    <w:lsdException w:name="page number" w:semiHidden="1" w:unhideWhenUsed="1"/>
-    <w:lsdException w:name="endnote reference" w:semiHidden="1" w:unhideWhenUsed="1"/>
-    <w:lsdException w:name="endnote text" w:semiHidden="1" w:unhideWhenUsed="1"/>
-    <w:lsdException w:name="table of authorities" w:semiHidden="1" w:unhideWhenUsed="1"/>
-    <w:lsdException w:name="macro" w:semiHidden="1" w:unhideWhenUsed="1"/>
-    <w:lsdException w:name="toa heading" w:semiHidden="1" w:unhideWhenUsed="1"/>
-    <w:lsdException w:name="List" w:semiHidden="1" w:unhideWhenUsed="1"/>
-    <w:lsdException w:name="List Bullet" w:semiHidden="1" w:unhideWhenUsed="1"/>
-    <w:lsdException w:name="List Number" w:semiHidden="1" w:unhideWhenUsed="1"/>
-    <w:lsdException w:name="List 2" w:semiHidden="1" w:unhideWhenUsed="1"/>
-    <w:lsdException w:name="List 3" w:semiHidden="1" w:unhideWhenUsed="1"/>
-    <w:lsdException w:name="List 4" w:semiHidden="1" w:unhideWhenUsed="1"/>
-    <w:lsdException w:name="List 5" w:semiHidden="1" w:unhideWhenUsed="1"/>
-    <w:lsdException w:name="List Bullet 2" w:semiHidden="1" w:unhideWhenUsed="1"/>
-    <w:lsdException w:name="List Bullet 3" w:semiHidden="1" w:unhideWhenUsed="1"/>
-    <w:lsdException w:name="List Bullet 4" w:semiHidden="1" w:unhideWhenUsed="1"/>
-    <w:lsdException w:name="List Bullet 5" w:semiHidden="1" w:unhideWhenUsed="1"/>
-    <w:lsdException w:name="List Number 2" w:semiHidden="1" w:unhideWhenUsed="1"/>
-    <w:lsdException w:name="List Number 3" w:semiHidden="1" w:unhideWhenUsed="1"/>
-    <w:lsdException w:name="List Number 4" w:semiHidden="1" w:unhideWhenUsed="1"/>
-    <w:lsdException w:name="List Number 5" w:semiHidden="1" w:unhideWhenUsed="1"/>
-    <w:lsdException w:name="Title" w:uiPriority="130" w:qFormat="1"/>
-    <w:lsdException w:name="Closing" w:semiHidden="1" w:unhideWhenUsed="1"/>
-    <w:lsdException w:name="Signature" w:semiHidden="1" w:unhideWhenUsed="1"/>
+    <w:lsdException w:name="index 1" w:semiHidden="1" w:uiPriority="99" w:unhideWhenUsed="1"/>
+    <w:lsdException w:name="index 2" w:semiHidden="1" w:uiPriority="99" w:unhideWhenUsed="1"/>
+    <w:lsdException w:name="index 3" w:semiHidden="1" w:uiPriority="99" w:unhideWhenUsed="1"/>
+    <w:lsdException w:name="index 4" w:semiHidden="1" w:uiPriority="99" w:unhideWhenUsed="1"/>
+    <w:lsdException w:name="index 5" w:semiHidden="1" w:uiPriority="99" w:unhideWhenUsed="1"/>
+    <w:lsdException w:name="index 6" w:semiHidden="1" w:uiPriority="99" w:unhideWhenUsed="1"/>
+    <w:lsdException w:name="index 7" w:semiHidden="1" w:uiPriority="99" w:unhideWhenUsed="1"/>
+    <w:lsdException w:name="index 8" w:semiHidden="1" w:uiPriority="99" w:unhideWhenUsed="1"/>
+    <w:lsdException w:name="index 9" w:semiHidden="1" w:uiPriority="99" w:unhideWhenUsed="1"/>
+    <w:lsdException w:name="toc 1" w:semiHidden="1" w:unhideWhenUsed="1"/>
+    <w:lsdException w:name="toc 2" w:semiHidden="1" w:unhideWhenUsed="1"/>
+    <w:lsdException w:name="toc 3" w:semiHidden="1" w:unhideWhenUsed="1"/>
+    <w:lsdException w:name="toc 4" w:semiHidden="1" w:unhideWhenUsed="1"/>
+    <w:lsdException w:name="toc 5" w:semiHidden="1" w:unhideWhenUsed="1"/>
+    <w:lsdException w:name="toc 6" w:semiHidden="1" w:unhideWhenUsed="1"/>
+    <w:lsdException w:name="toc 7" w:semiHidden="1" w:unhideWhenUsed="1"/>
+    <w:lsdException w:name="toc 8" w:semiHidden="1" w:unhideWhenUsed="1"/>
+    <w:lsdException w:name="toc 9" w:semiHidden="1" w:unhideWhenUsed="1"/>
+    <w:lsdException w:name="Normal Indent" w:semiHidden="1" w:uiPriority="99" w:unhideWhenUsed="1"/>
+    <w:lsdException w:name="footnote text" w:semiHidden="1" w:uiPriority="99" w:unhideWhenUsed="1"/>
+    <w:lsdException w:name="annotation text" w:semiHidden="1" w:uiPriority="99" w:unhideWhenUsed="1"/>
+    <w:lsdException w:name="header" w:semiHidden="1" w:uiPriority="99" w:unhideWhenUsed="1"/>
+    <w:lsdException w:name="footer" w:semiHidden="1" w:uiPriority="99" w:unhideWhenUsed="1"/>
+    <w:lsdException w:name="index heading" w:semiHidden="1" w:uiPriority="99" w:unhideWhenUsed="1"/>
+    <w:lsdException w:name="caption" w:semiHidden="1" w:unhideWhenUsed="1" w:qFormat="1"/>
+    <w:lsdException w:name="table of figures" w:semiHidden="1" w:uiPriority="99" w:unhideWhenUsed="1"/>
+    <w:lsdException w:name="envelope address" w:semiHidden="1" w:uiPriority="99" w:unhideWhenUsed="1"/>
+    <w:lsdException w:name="envelope return" w:semiHidden="1" w:uiPriority="99" w:unhideWhenUsed="1"/>
+    <w:lsdException w:name="footnote reference" w:semiHidden="1" w:uiPriority="99" w:unhideWhenUsed="1"/>
+    <w:lsdException w:name="annotation reference" w:semiHidden="1" w:uiPriority="99" w:unhideWhenUsed="1"/>
+    <w:lsdException w:name="line number" w:semiHidden="1" w:uiPriority="99" w:unhideWhenUsed="1"/>
+    <w:lsdException w:name="page number" w:semiHidden="1" w:uiPriority="99" w:unhideWhenUsed="1"/>
+    <w:lsdException w:name="endnote reference" w:semiHidden="1" w:uiPriority="99" w:unhideWhenUsed="1"/>
+    <w:lsdException w:name="endnote text" w:semiHidden="1" w:uiPriority="99" w:unhideWhenUsed="1"/>
+    <w:lsdException w:name="table of authorities" w:semiHidden="1" w:uiPriority="99" w:unhideWhenUsed="1"/>
+    <w:lsdException w:name="macro" w:semiHidden="1" w:uiPriority="99" w:unhideWhenUsed="1"/>
+    <w:lsdException w:name="toa heading" w:semiHidden="1" w:uiPriority="99" w:unhideWhenUsed="1"/>
+    <w:lsdException w:name="List" w:semiHidden="1" w:uiPriority="99" w:unhideWhenUsed="1"/>
+    <w:lsdException w:name="List Bullet" w:semiHidden="1" w:uiPriority="99" w:unhideWhenUsed="1"/>
+    <w:lsdException w:name="List Number" w:semiHidden="1" w:uiPriority="99" w:unhideWhenUsed="1"/>
+    <w:lsdException w:name="List 2" w:semiHidden="1" w:uiPriority="99" w:unhideWhenUsed="1"/>
+    <w:lsdException w:name="List 3" w:semiHidden="1" w:uiPriority="99" w:unhideWhenUsed="1"/>
+    <w:lsdException w:name="List 4" w:semiHidden="1" w:uiPriority="99" w:unhideWhenUsed="1"/>
+    <w:lsdException w:name="List 5" w:semiHidden="1" w:uiPriority="99" w:unhideWhenUsed="1"/>
+    <w:lsdException w:name="List Bullet 2" w:semiHidden="1" w:uiPriority="99" w:unhideWhenUsed="1"/>
+    <w:lsdException w:name="List Bullet 3" w:semiHidden="1" w:uiPriority="99" w:unhideWhenUsed="1"/>
+    <w:lsdException w:name="List Bullet 4" w:semiHidden="1" w:uiPriority="99" w:unhideWhenUsed="1"/>
+    <w:lsdException w:name="List Bullet 5" w:semiHidden="1" w:uiPriority="99" w:unhideWhenUsed="1"/>
+    <w:lsdException w:name="List Number 2" w:semiHidden="1" w:uiPriority="99" w:unhideWhenUsed="1"/>
+    <w:lsdException w:name="List Number 3" w:semiHidden="1" w:uiPriority="99" w:unhideWhenUsed="1"/>
+    <w:lsdException w:name="List Number 4" w:semiHidden="1" w:uiPriority="99" w:unhideWhenUsed="1"/>
+    <w:lsdException w:name="List Number 5" w:semiHidden="1" w:uiPriority="99" w:unhideWhenUsed="1"/>
+    <w:lsdException w:name="Title" w:qFormat="1"/>
+    <w:lsdException w:name="Closing" w:semiHidden="1" w:uiPriority="99" w:unhideWhenUsed="1"/>
+    <w:lsdException w:name="Signature" w:semiHidden="1" w:uiPriority="99" w:unhideWhenUsed="1"/>
     <w:lsdException w:name="Default Paragraph Font" w:semiHidden="1" w:uiPriority="1" w:unhideWhenUsed="1"/>
-    <w:lsdException w:name="Body Text" w:semiHidden="1" w:unhideWhenUsed="1"/>
-    <w:lsdException w:name="Body Text Indent" w:semiHidden="1" w:unhideWhenUsed="1"/>
-    <w:lsdException w:name="List Continue" w:semiHidden="1" w:unhideWhenUsed="1"/>
-    <w:lsdException w:name="List Continue 2" w:semiHidden="1" w:unhideWhenUsed="1"/>
-    <w:lsdException w:name="List Continue 3" w:semiHidden="1" w:unhideWhenUsed="1"/>
-    <w:lsdException w:name="List Continue 4" w:semiHidden="1" w:unhideWhenUsed="1"/>
-    <w:lsdException w:name="List Continue 5" w:semiHidden="1" w:unhideWhenUsed="1"/>
-    <w:lsdException w:name="Message Header" w:semiHidden="1" w:unhideWhenUsed="1"/>
-    <w:lsdException w:name="Subtitle" w:uiPriority="131" w:qFormat="1"/>
-    <w:lsdException w:name="Salutation" w:semiHidden="1" w:unhideWhenUsed="1"/>
-    <w:lsdException w:name="Date" w:semiHidden="1" w:unhideWhenUsed="1"/>
-    <w:lsdException w:name="Body Text First Indent" w:semiHidden="1" w:unhideWhenUsed="1"/>
-    <w:lsdException w:name="Body Text First Indent 2" w:semiHidden="1" w:unhideWhenUsed="1"/>
-    <w:lsdException w:name="Note Heading" w:semiHidden="1" w:unhideWhenUsed="1"/>
-    <w:lsdException w:name="Body Text 2" w:semiHidden="1" w:unhideWhenUsed="1"/>
-    <w:lsdException w:name="Body Text 3" w:semiHidden="1" w:unhideWhenUsed="1"/>
-    <w:lsdException w:name="Body Text Indent 2" w:semiHidden="1" w:unhideWhenUsed="1"/>
-    <w:lsdException w:name="Body Text Indent 3" w:semiHidden="1" w:unhideWhenUsed="1"/>
-    <w:lsdException w:name="Block Text" w:semiHidden="1" w:unhideWhenUsed="1"/>
-    <w:lsdException w:name="Hyperlink" w:semiHidden="1" w:unhideWhenUsed="1"/>
-    <w:lsdException w:name="FollowedHyperlink" w:semiHidden="1" w:unhideWhenUsed="1"/>
-    <w:lsdException w:name="Strong" w:uiPriority="772" w:qFormat="1"/>
-    <w:lsdException w:name="Emphasis" w:uiPriority="662" w:qFormat="1"/>
-    <w:lsdException w:name="Document Map" w:semiHidden="1" w:unhideWhenUsed="1"/>
-    <w:lsdException w:name="Plain Text" w:semiHidden="1" w:unhideWhenUsed="1"/>
-    <w:lsdException w:name="E-mail Signature" w:semiHidden="1" w:unhideWhenUsed="1"/>
-    <w:lsdException w:name="HTML Top of Form" w:semiHidden="1" w:unhideWhenUsed="1"/>
-    <w:lsdException w:name="HTML Bottom of Form" w:semiHidden="1" w:unhideWhenUsed="1"/>
-    <w:lsdException w:name="Normal (Web)" w:semiHidden="1" w:unhideWhenUsed="1"/>
-    <w:lsdException w:name="HTML Acronym" w:semiHidden="1" w:unhideWhenUsed="1"/>
-    <w:lsdException w:name="HTML Address" w:semiHidden="1" w:unhideWhenUsed="1"/>
-    <w:lsdException w:name="HTML Cite" w:semiHidden="1" w:unhideWhenUsed="1"/>
-    <w:lsdException w:name="HTML Code" w:semiHidden="1" w:unhideWhenUsed="1"/>
-    <w:lsdException w:name="HTML Definition" w:semiHidden="1" w:unhideWhenUsed="1"/>
-    <w:lsdException w:name="HTML Keyboard" w:semiHidden="1" w:unhideWhenUsed="1"/>
-    <w:lsdException w:name="HTML Preformatted" w:semiHidden="1" w:unhideWhenUsed="1"/>
-    <w:lsdException w:name="HTML Sample" w:semiHidden="1" w:unhideWhenUsed="1"/>
-    <w:lsdException w:name="HTML Typewriter" w:semiHidden="1" w:unhideWhenUsed="1"/>
-    <w:lsdException w:name="HTML Variable" w:semiHidden="1" w:unhideWhenUsed="1"/>
-    <w:lsdException w:name="Normal Table" w:semiHidden="1" w:unhideWhenUsed="1"/>
-    <w:lsdException w:name="annotation subject" w:semiHidden="1" w:unhideWhenUsed="1"/>
-    <w:lsdException w:name="No List" w:semiHidden="1" w:unhideWhenUsed="1"/>
-    <w:lsdException w:name="Outline List 1" w:semiHidden="1" w:unhideWhenUsed="1"/>
-    <w:lsdException w:name="Outline List 2" w:semiHidden="1" w:unhideWhenUsed="1"/>
-    <w:lsdException w:name="Outline List 3" w:semiHidden="1" w:unhideWhenUsed="1"/>
-    <w:lsdException w:name="Table Simple 1" w:semiHidden="1" w:unhideWhenUsed="1"/>
-    <w:lsdException w:name="Table Simple 2" w:semiHidden="1" w:unhideWhenUsed="1"/>
-    <w:lsdException w:name="Table Simple 3" w:semiHidden="1" w:unhideWhenUsed="1"/>
-    <w:lsdException w:name="Table Classic 1" w:semiHidden="1" w:unhideWhenUsed="1"/>
-    <w:lsdException w:name="Table Classic 2" w:semiHidden="1" w:unhideWhenUsed="1"/>
-    <w:lsdException w:name="Table Classic 3" w:semiHidden="1" w:unhideWhenUsed="1"/>
-    <w:lsdException w:name="Table Classic 4" w:semiHidden="1" w:unhideWhenUsed="1"/>
-    <w:lsdException w:name="Table Colorful 1" w:semiHidden="1" w:unhideWhenUsed="1"/>
-    <w:lsdException w:name="Table Colorful 2" w:semiHidden="1" w:unhideWhenUsed="1"/>
-    <w:lsdException w:name="Table Colorful 3" w:semiHidden="1" w:unhideWhenUsed="1"/>
-    <w:lsdException w:name="Table Columns 1" w:semiHidden="1" w:unhideWhenUsed="1"/>
-    <w:lsdException w:name="Table Columns 2" w:semiHidden="1" w:unhideWhenUsed="1"/>
-    <w:lsdException w:name="Table Columns 3" w:semiHidden="1" w:unhideWhenUsed="1"/>
-    <w:lsdException w:name="Table Columns 4" w:semiHidden="1" w:unhideWhenUsed="1"/>
-    <w:lsdException w:name="Table Columns 5" w:semiHidden="1" w:unhideWhenUsed="1"/>
-    <w:lsdException w:name="Table Grid 1" w:semiHidden="1" w:unhideWhenUsed="1"/>
-    <w:lsdException w:name="Table Grid 2" w:semiHidden="1" w:unhideWhenUsed="1"/>
-    <w:lsdException w:name="Table Grid 3" w:semiHidden="1" w:unhideWhenUsed="1"/>
-    <w:lsdException w:name="Table Grid 4" w:semiHidden="1" w:unhideWhenUsed="1"/>
-    <w:lsdException w:name="Table Grid 5" w:semiHidden="1" w:unhideWhenUsed="1"/>
-    <w:lsdException w:name="Table Grid 6" w:semiHidden="1" w:unhideWhenUsed="1"/>
-    <w:lsdException w:name="Table Grid 7" w:semiHidden="1" w:unhideWhenUsed="1"/>
-    <w:lsdException w:name="Table Grid 8" w:semiHidden="1" w:unhideWhenUsed="1"/>
-    <w:lsdException w:name="Table List 1" w:semiHidden="1" w:unhideWhenUsed="1"/>
-    <w:lsdException w:name="Table List 2" w:semiHidden="1" w:unhideWhenUsed="1"/>
-    <w:lsdException w:name="Table List 3" w:semiHidden="1" w:unhideWhenUsed="1"/>
-    <w:lsdException w:name="Table List 4" w:semiHidden="1" w:unhideWhenUsed="1"/>
-    <w:lsdException w:name="Table List 5" w:semiHidden="1" w:unhideWhenUsed="1"/>
-    <w:lsdException w:name="Table List 6" w:semiHidden="1" w:unhideWhenUsed="1"/>
-    <w:lsdException w:name="Table List 7" w:semiHidden="1" w:unhideWhenUsed="1"/>
-    <w:lsdException w:name="Table List 8" w:semiHidden="1" w:unhideWhenUsed="1"/>
-    <w:lsdException w:name="Table 3D effects 1" w:semiHidden="1" w:unhideWhenUsed="1"/>
-    <w:lsdException w:name="Table 3D effects 2" w:semiHidden="1" w:unhideWhenUsed="1"/>
-    <w:lsdException w:name="Table 3D effects 3" w:semiHidden="1" w:unhideWhenUsed="1"/>
-    <w:lsdException w:name="Table Contemporary" w:semiHidden="1" w:unhideWhenUsed="1"/>
-    <w:lsdException w:name="Table Elegant" w:semiHidden="1" w:unhideWhenUsed="1"/>
-    <w:lsdException w:name="Table Professional" w:semiHidden="1" w:unhideWhenUsed="1"/>
-    <w:lsdException w:name="Table Subtle 1" w:semiHidden="1" w:unhideWhenUsed="1"/>
-    <w:lsdException w:name="Table Subtle 2" w:semiHidden="1" w:unhideWhenUsed="1"/>
-    <w:lsdException w:name="Table Web 1" w:semiHidden="1" w:unhideWhenUsed="1"/>
-    <w:lsdException w:name="Table Web 2" w:semiHidden="1" w:unhideWhenUsed="1"/>
-    <w:lsdException w:name="Table Web 3" w:semiHidden="1" w:unhideWhenUsed="1"/>
-    <w:lsdException w:name="Balloon Text" w:semiHidden="1" w:unhideWhenUsed="1"/>
-    <w:lsdException w:name="Table Grid" w:uiPriority="1911"/>
-    <w:lsdException w:name="Table Theme" w:semiHidden="1" w:unhideWhenUsed="1"/>
-    <w:lsdException w:name="Placeholder Text" w:semiHidden="1"/>
+    <w:lsdException w:name="Body Text" w:semiHidden="1" w:uiPriority="99" w:unhideWhenUsed="1"/>
+    <w:lsdException w:name="Body Text Indent" w:semiHidden="1" w:uiPriority="99" w:unhideWhenUsed="1"/>
+    <w:lsdException w:name="List Continue" w:semiHidden="1" w:uiPriority="99" w:unhideWhenUsed="1"/>
+    <w:lsdException w:name="List Continue 2" w:semiHidden="1" w:uiPriority="99" w:unhideWhenUsed="1"/>
+    <w:lsdException w:name="List Continue 3" w:semiHidden="1" w:uiPriority="99" w:unhideWhenUsed="1"/>
+    <w:lsdException w:name="List Continue 4" w:semiHidden="1" w:uiPriority="99" w:unhideWhenUsed="1"/>
+    <w:lsdException w:name="List Continue 5" w:semiHidden="1" w:uiPriority="99" w:unhideWhenUsed="1"/>
+    <w:lsdException w:name="Message Header" w:semiHidden="1" w:uiPriority="99" w:unhideWhenUsed="1"/>
+    <w:lsdException w:name="Subtitle" w:qFormat="1"/>
+    <w:lsdException w:name="Salutation" w:semiHidden="1" w:uiPriority="99" w:unhideWhenUsed="1"/>
+    <w:lsdException w:name="Date" w:semiHidden="1" w:uiPriority="99" w:unhideWhenUsed="1"/>
+    <w:lsdException w:name="Body Text First Indent" w:semiHidden="1" w:uiPriority="99" w:unhideWhenUsed="1"/>
+    <w:lsdException w:name="Body Text First Indent 2" w:semiHidden="1" w:uiPriority="99" w:unhideWhenUsed="1"/>
+    <w:lsdException w:name="Note Heading" w:semiHidden="1" w:uiPriority="99" w:unhideWhenUsed="1"/>
+    <w:lsdException w:name="Body Text 2" w:semiHidden="1" w:uiPriority="99" w:unhideWhenUsed="1"/>
+    <w:lsdException w:name="Body Text 3" w:semiHidden="1" w:uiPriority="99" w:unhideWhenUsed="1"/>
+    <w:lsdException w:name="Body Text Indent 2" w:semiHidden="1" w:uiPriority="99" w:unhideWhenUsed="1"/>
+    <w:lsdException w:name="Body Text Indent 3" w:semiHidden="1" w:uiPriority="99" w:unhideWhenUsed="1"/>
+    <w:lsdException w:name="Block Text" w:semiHidden="1" w:uiPriority="99" w:unhideWhenUsed="1"/>
+    <w:lsdException w:name="Hyperlink" w:semiHidden="1" w:uiPriority="99" w:unhideWhenUsed="1"/>
+    <w:lsdException w:name="FollowedHyperlink" w:semiHidden="1" w:uiPriority="99" w:unhideWhenUsed="1"/>
+    <w:lsdException w:name="Strong" w:qFormat="1"/>
+    <w:lsdException w:name="Emphasis" w:qFormat="1"/>
+    <w:lsdException w:name="Document Map" w:semiHidden="1" w:uiPriority="99" w:unhideWhenUsed="1"/>
+    <w:lsdException w:name="Plain Text" w:semiHidden="1" w:uiPriority="99" w:unhideWhenUsed="1"/>
+    <w:lsdException w:name="E-mail Signature" w:semiHidden="1" w:uiPriority="99" w:unhideWhenUsed="1"/>
+    <w:lsdException w:name="HTML Top of Form" w:semiHidden="1" w:uiPriority="99" w:unhideWhenUsed="1"/>
+    <w:lsdException w:name="HTML Bottom of Form" w:semiHidden="1" w:uiPriority="99" w:unhideWhenUsed="1"/>
+    <w:lsdException w:name="Normal (Web)" w:semiHidden="1" w:uiPriority="99" w:unhideWhenUsed="1"/>
+    <w:lsdException w:name="HTML Acronym" w:semiHidden="1" w:uiPriority="99" w:unhideWhenUsed="1"/>
+    <w:lsdException w:name="HTML Address" w:semiHidden="1" w:uiPriority="99" w:unhideWhenUsed="1"/>
+    <w:lsdException w:name="HTML Cite" w:semiHidden="1" w:uiPriority="99" w:unhideWhenUsed="1"/>
+    <w:lsdException w:name="HTML Code" w:semiHidden="1" w:uiPriority="99" w:unhideWhenUsed="1"/>
+    <w:lsdException w:name="HTML Definition" w:semiHidden="1" w:uiPriority="99" w:unhideWhenUsed="1"/>
+    <w:lsdException w:name="HTML Keyboard" w:semiHidden="1" w:uiPriority="99" w:unhideWhenUsed="1"/>
+    <w:lsdException w:name="HTML Preformatted" w:semiHidden="1" w:uiPriority="99" w:unhideWhenUsed="1"/>
+    <w:lsdException w:name="HTML Sample" w:semiHidden="1" w:uiPriority="99" w:unhideWhenUsed="1"/>
+    <w:lsdException w:name="HTML Typewriter" w:semiHidden="1" w:uiPriority="99" w:unhideWhenUsed="1"/>
+    <w:lsdException w:name="HTML Variable" w:semiHidden="1" w:uiPriority="99" w:unhideWhenUsed="1"/>
+    <w:lsdException w:name="Normal Table" w:semiHidden="1" w:uiPriority="99" w:unhideWhenUsed="1"/>
+    <w:lsdException w:name="annotation subject" w:semiHidden="1" w:uiPriority="99" w:unhideWhenUsed="1"/>
+    <w:lsdException w:name="No List" w:semiHidden="1" w:uiPriority="99" w:unhideWhenUsed="1"/>
+    <w:lsdException w:name="Outline List 1" w:semiHidden="1" w:uiPriority="99" w:unhideWhenUsed="1"/>
+    <w:lsdException w:name="Outline List 2" w:semiHidden="1" w:uiPriority="99" w:unhideWhenUsed="1"/>
+    <w:lsdException w:name="Outline List 3" w:semiHidden="1" w:uiPriority="99" w:unhideWhenUsed="1"/>
+    <w:lsdException w:name="Table Simple 1" w:semiHidden="1" w:uiPriority="99" w:unhideWhenUsed="1"/>
+    <w:lsdException w:name="Table Simple 2" w:semiHidden="1" w:uiPriority="99" w:unhideWhenUsed="1"/>
+    <w:lsdException w:name="Table Simple 3" w:semiHidden="1" w:uiPriority="99" w:unhideWhenUsed="1"/>
+    <w:lsdException w:name="Table Classic 1" w:semiHidden="1" w:uiPriority="99" w:unhideWhenUsed="1"/>
+    <w:lsdException w:name="Table Classic 2" w:semiHidden="1" w:uiPriority="99" w:unhideWhenUsed="1"/>
+    <w:lsdException w:name="Table Classic 3" w:semiHidden="1" w:uiPriority="99" w:unhideWhenUsed="1"/>
+    <w:lsdException w:name="Table Classic 4" w:semiHidden="1" w:uiPriority="99" w:unhideWhenUsed="1"/>
+    <w:lsdException w:name="Table Colorful 1" w:semiHidden="1" w:uiPriority="99" w:unhideWhenUsed="1"/>
+    <w:lsdException w:name="Table Colorful 2" w:semiHidden="1" w:uiPriority="99" w:unhideWhenUsed="1"/>
+    <w:lsdException w:name="Table Colorful 3" w:semiHidden="1" w:uiPriority="99" w:unhideWhenUsed="1"/>
+    <w:lsdException w:name="Table Columns 1" w:semiHidden="1" w:uiPriority="99" w:unhideWhenUsed="1"/>
+    <w:lsdException w:name="Table Columns 2" w:semiHidden="1" w:uiPriority="99" w:unhideWhenUsed="1"/>
+    <w:lsdException w:name="Table Columns 3" w:semiHidden="1" w:uiPriority="99" w:unhideWhenUsed="1"/>
+    <w:lsdException w:name="Table Columns 4" w:semiHidden="1" w:uiPriority="99" w:unhideWhenUsed="1"/>
+    <w:lsdException w:name="Table Columns 5" w:semiHidden="1" w:uiPriority="99" w:unhideWhenUsed="1"/>
+    <w:lsdException w:name="Table Grid 1" w:semiHidden="1" w:uiPriority="99" w:unhideWhenUsed="1"/>
+    <w:lsdException w:name="Table Grid 2" w:semiHidden="1" w:uiPriority="99" w:unhideWhenUsed="1"/>
+    <w:lsdException w:name="Table Grid 3" w:semiHidden="1" w:uiPriority="99" w:unhideWhenUsed="1"/>
+    <w:lsdException w:name="Table Grid 4" w:semiHidden="1" w:uiPriority="99" w:unhideWhenUsed="1"/>
+    <w:lsdException w:name="Table Grid 5" w:semiHidden="1" w:uiPriority="99" w:unhideWhenUsed="1"/>
+    <w:lsdException w:name="Table Grid 6" w:semiHidden="1" w:uiPriority="99" w:unhideWhenUsed="1"/>
+    <w:lsdException w:name="Table Grid 7" w:semiHidden="1" w:uiPriority="99" w:unhideWhenUsed="1"/>
+    <w:lsdException w:name="Table Grid 8" w:semiHidden="1" w:uiPriority="99" w:unhideWhenUsed="1"/>
+    <w:lsdException w:name="Table List 1" w:semiHidden="1" w:uiPriority="99" w:unhideWhenUsed="1"/>
+    <w:lsdException w:name="Table List 2" w:semiHidden="1" w:uiPriority="99" w:unhideWhenUsed="1"/>
+    <w:lsdException w:name="Table List 3" w:semiHidden="1" w:uiPriority="99" w:unhideWhenUsed="1"/>
+    <w:lsdException w:name="Table List 4" w:semiHidden="1" w:uiPriority="99" w:unhideWhenUsed="1"/>
+    <w:lsdException w:name="Table List 5" w:semiHidden="1" w:uiPriority="99" w:unhideWhenUsed="1"/>
+    <w:lsdException w:name="Table List 6" w:semiHidden="1" w:uiPriority="99" w:unhideWhenUsed="1"/>
+    <w:lsdException w:name="Table List 7" w:semiHidden="1" w:uiPriority="99" w:unhideWhenUsed="1"/>
+    <w:lsdException w:name="Table List 8" w:semiHidden="1" w:uiPriority="99" w:unhideWhenUsed="1"/>
+    <w:lsdException w:name="Table 3D effects 1" w:semiHidden="1" w:uiPriority="99" w:unhideWhenUsed="1"/>
+    <w:lsdException w:name="Table 3D effects 2" w:semiHidden="1" w:uiPriority="99" w:unhideWhenUsed="1"/>
+    <w:lsdException w:name="Table 3D effects 3" w:semiHidden="1" w:uiPriority="99" w:unhideWhenUsed="1"/>
+    <w:lsdException w:name="Table Contemporary" w:semiHidden="1" w:uiPriority="99" w:unhideWhenUsed="1"/>
+    <w:lsdException w:name="Table Elegant" w:semiHidden="1" w:uiPriority="99" w:unhideWhenUsed="1"/>
+    <w:lsdException w:name="Table Professional" w:semiHidden="1" w:uiPriority="99" w:unhideWhenUsed="1"/>
+    <w:lsdException w:name="Table Subtle 1" w:semiHidden="1" w:uiPriority="99" w:unhideWhenUsed="1"/>
+    <w:lsdException w:name="Table Subtle 2" w:semiHidden="1" w:uiPriority="99" w:unhideWhenUsed="1"/>
+    <w:lsdException w:name="Table Web 1" w:semiHidden="1" w:uiPriority="99" w:unhideWhenUsed="1"/>
+    <w:lsdException w:name="Table Web 2" w:semiHidden="1" w:uiPriority="99" w:unhideWhenUsed="1"/>
+    <w:lsdException w:name="Table Web 3" w:semiHidden="1" w:uiPriority="99" w:unhideWhenUsed="1"/>
+    <w:lsdException w:name="Balloon Text" w:semiHidden="1" w:uiPriority="99" w:unhideWhenUsed="1"/>
+    <w:lsdException w:name="Table Theme" w:semiHidden="1" w:uiPriority="99" w:unhideWhenUsed="1"/>
+    <w:lsdException w:name="Placeholder Text" w:semiHidden="1" w:uiPriority="99"/>
     <w:lsdException w:name="No Spacing" w:uiPriority="1" w:qFormat="1"/>
-    <w:lsdException w:name="Light Shading" w:uiPriority="8322"/>
-    <w:lsdException w:name="Light List" w:uiPriority="8323"/>
-    <w:lsdException w:name="Light Grid" w:uiPriority="8324"/>
-    <w:lsdException w:name="Medium Shading 1"/>
-    <w:lsdException w:name="Medium Shading 2" w:uiPriority="0"/>
-    <w:lsdException w:name="Medium List 1" w:uiPriority="0"/>
-    <w:lsdException w:name="Medium List 2" w:uiPriority="0"/>
-    <w:lsdException w:name="Medium Grid 1" w:uiPriority="0"/>
-    <w:lsdException w:name="Medium Grid 2" w:uiPriority="0"/>
-    <w:lsdException w:name="Medium Grid 3" w:uiPriority="0"/>
-    <w:lsdException w:name="Dark List" w:uiPriority="0"/>
-    <w:lsdException w:name="Colorful Shading" w:uiPriority="0"/>
-    <w:lsdException w:name="Colorful List" w:uiPriority="0"/>
-    <w:lsdException w:name="Colorful Grid" w:uiPriority="0"/>
-    <w:lsdException w:name="Light Shading Accent 1" w:uiPriority="8322"/>
-    <w:lsdException w:name="Light List Accent 1" w:uiPriority="8323"/>
-    <w:lsdException w:name="Light Grid Accent 1" w:uiPriority="8324"/>
-    <w:lsdException w:name="Medium Shading 1 Accent 1"/>
-    <w:lsdException w:name="Medium Shading 2 Accent 1" w:uiPriority="0"/>
-    <w:lsdException w:name="Medium List 1 Accent 1" w:uiPriority="0"/>
-    <w:lsdException w:name="Revision" w:semiHidden="1"/>
-    <w:lsdException w:name="List Paragraph" w:uiPriority="1906" w:qFormat="1"/>
-    <w:lsdException w:name="Quote" w:uiPriority="1433" w:qFormat="1"/>
-    <w:lsdException w:name="Intense Quote" w:uiPriority="1584" w:qFormat="1"/>
-    <w:lsdException w:name="Medium List 2 Accent 1" w:uiPriority="0"/>
-    <w:lsdException w:name="Medium Grid 1 Accent 1" w:uiPriority="0"/>
-    <w:lsdException w:name="Medium Grid 2 Accent 1" w:uiPriority="0"/>
-    <w:lsdException w:name="Medium Grid 3 Accent 1" w:uiPriority="0"/>
-    <w:lsdException w:name="Dark List Accent 1" w:uiPriority="0"/>
-    <w:lsdException w:name="Colorful Shading Accent 1" w:uiPriority="0"/>
-    <w:lsdException w:name="Colorful List Accent 1" w:uiPriority="0"/>
-    <w:lsdException w:name="Colorful Grid Accent 1" w:uiPriority="0"/>
-    <w:lsdException w:name="Light Shading Accent 2" w:uiPriority="8322"/>
-    <w:lsdException w:name="Light List Accent 2" w:uiPriority="8323"/>
-    <w:lsdException w:name="Light Grid Accent 2" w:uiPriority="8324"/>
-    <w:lsdException w:name="Medium Shading 1 Accent 2"/>
-    <w:lsdException w:name="Medium Shading 2 Accent 2" w:uiPriority="0"/>
-    <w:lsdException w:name="Medium List 1 Accent 2" w:uiPriority="0"/>
-    <w:lsdException w:name="Medium List 2 Accent 2" w:uiPriority="0"/>
-    <w:lsdException w:name="Medium Grid 1 Accent 2" w:uiPriority="0"/>
-    <w:lsdException w:name="Medium Grid 2 Accent 2" w:uiPriority="0"/>
-    <w:lsdException w:name="Medium Grid 3 Accent 2" w:uiPriority="0"/>
-    <w:lsdException w:name="Dark List Accent 2" w:uiPriority="0"/>
-    <w:lsdException w:name="Colorful Shading Accent 2" w:uiPriority="0"/>
-    <w:lsdException w:name="Colorful List Accent 2" w:uiPriority="0"/>
-    <w:lsdException w:name="Colorful Grid Accent 2" w:uiPriority="0"/>
-    <w:lsdException w:name="Light Shading Accent 3" w:uiPriority="8322"/>
-    <w:lsdException w:name="Light List Accent 3" w:uiPriority="8323"/>
-    <w:lsdException w:name="Light Grid Accent 3" w:uiPriority="8324"/>
-    <w:lsdException w:name="Medium Shading 1 Accent 3"/>
-    <w:lsdException w:name="Medium Shading 2 Accent 3" w:uiPriority="0"/>
-    <w:lsdException w:name="Medium List 1 Accent 3" w:uiPriority="0"/>
-    <w:lsdException w:name="Medium List 2 Accent 3" w:uiPriority="0"/>
-    <w:lsdException w:name="Medium Grid 1 Accent 3" w:uiPriority="0"/>
-    <w:lsdException w:name="Medium Grid 2 Accent 3" w:uiPriority="0"/>
-    <w:lsdException w:name="Medium Grid 3 Accent 3" w:uiPriority="0"/>
-    <w:lsdException w:name="Dark List Accent 3" w:uiPriority="0"/>
-    <w:lsdException w:name="Colorful Shading Accent 3" w:uiPriority="0"/>
-    <w:lsdException w:name="Colorful List Accent 3" w:uiPriority="0"/>
-    <w:lsdException w:name="Colorful Grid Accent 3" w:uiPriority="0"/>
-    <w:lsdException w:name="Light Shading Accent 4" w:uiPriority="8322"/>
-    <w:lsdException w:name="Light List Accent 4" w:uiPriority="8323"/>
-    <w:lsdException w:name="Light Grid Accent 4" w:uiPriority="8324"/>
-    <w:lsdException w:name="Medium Shading 1 Accent 4"/>
-    <w:lsdException w:name="Medium Shading 2 Accent 4" w:uiPriority="0"/>
-    <w:lsdException w:name="Medium List 1 Accent 4" w:uiPriority="0"/>
-    <w:lsdException w:name="Medium List 2 Accent 4" w:uiPriority="0"/>
-    <w:lsdException w:name="Medium Grid 1 Accent 4" w:uiPriority="0"/>
-    <w:lsdException w:name="Medium Grid 2 Accent 4" w:uiPriority="0"/>
-    <w:lsdException w:name="Medium Grid 3 Accent 4" w:uiPriority="0"/>
-    <w:lsdException w:name="Dark List Accent 4" w:uiPriority="0"/>
-    <w:lsdException w:name="Colorful Shading Accent 4" w:uiPriority="0"/>
-    <w:lsdException w:name="Colorful List Accent 4" w:uiPriority="0"/>
-    <w:lsdException w:name="Colorful Grid Accent 4" w:uiPriority="0"/>
-    <w:lsdException w:name="Light Shading Accent 5" w:uiPriority="8322"/>
-    <w:lsdException w:name="Light List Accent 5" w:uiPriority="8323"/>
-    <w:lsdException w:name="Light Grid Accent 5" w:uiPriority="8324"/>
-    <w:lsdException w:name="Medium Shading 1 Accent 5"/>
-    <w:lsdException w:name="Medium Shading 2 Accent 5" w:uiPriority="0"/>
-    <w:lsdException w:name="Medium List 1 Accent 5" w:uiPriority="0"/>
-    <w:lsdException w:name="Medium List 2 Accent 5" w:uiPriority="0"/>
-    <w:lsdException w:name="Medium Grid 1 Accent 5" w:uiPriority="0"/>
-    <w:lsdException w:name="Medium Grid 2 Accent 5" w:uiPriority="0"/>
-    <w:lsdException w:name="Medium Grid 3 Accent 5" w:uiPriority="0"/>
-    <w:lsdException w:name="Dark List Accent 5" w:uiPriority="0"/>
-    <w:lsdException w:name="Colorful Shading Accent 5" w:uiPriority="0"/>
-    <w:lsdException w:name="Colorful List Accent 5" w:uiPriority="0"/>
-    <w:lsdException w:name="Colorful Grid Accent 5" w:uiPriority="0"/>
-    <w:lsdException w:name="Light Shading Accent 6" w:uiPriority="8322"/>
-    <w:lsdException w:name="Light List Accent 6" w:uiPriority="8323"/>
-    <w:lsdException w:name="Light Grid Accent 6" w:uiPriority="8324"/>
-    <w:lsdException w:name="Medium Shading 1 Accent 6"/>
-    <w:lsdException w:name="Medium Shading 2 Accent 6" w:uiPriority="0"/>
-    <w:lsdException w:name="Medium List 1 Accent 6" w:uiPriority="0"/>
-    <w:lsdException w:name="Medium List 2 Accent 6" w:uiPriority="0"/>
-    <w:lsdException w:name="Medium Grid 1 Accent 6" w:uiPriority="0"/>
-    <w:lsdException w:name="Medium Grid 2 Accent 6" w:uiPriority="0"/>
-    <w:lsdException w:name="Medium Grid 3 Accent 6" w:uiPriority="0"/>
-    <w:lsdException w:name="Dark List Accent 6" w:uiPriority="0"/>
-    <w:lsdException w:name="Colorful Shading Accent 6" w:uiPriority="0"/>
-    <w:lsdException w:name="Colorful List Accent 6" w:uiPriority="0"/>
-    <w:lsdException w:name="Colorful Grid Accent 6" w:uiPriority="0"/>
-    <w:lsdException w:name="Subtle Emphasis" w:uiPriority="307" w:qFormat="1"/>
-    <w:lsdException w:name="Intense Emphasis" w:uiPriority="663" w:qFormat="1"/>
-    <w:lsdException w:name="Subtle Reference" w:uiPriority="1585" w:qFormat="1"/>
-    <w:lsdException w:name="Intense Reference" w:uiPriority="1634" w:qFormat="1"/>
-    <w:lsdException w:name="Book Title" w:uiPriority="1635" w:qFormat="1"/>
-    <w:lsdException w:name="Bibliography" w:semiHidden="1" w:uiPriority="1909" w:unhideWhenUsed="1"/>
-    <w:lsdException w:name="TOC Heading" w:semiHidden="1" w:uiPriority="1911" w:unhideWhenUsed="1" w:qFormat="1"/>
-    <w:lsdException w:name="Plain Table 1" w:uiPriority="5171"/>
-    <w:lsdException w:name="Plain Table 2" w:uiPriority="5430"/>
-    <w:lsdException w:name="Plain Table 3" w:uiPriority="5431"/>
-    <w:lsdException w:name="Plain Table 4" w:uiPriority="5444"/>
-    <w:lsdException w:name="Plain Table 5" w:uiPriority="5445"/>
-    <w:lsdException w:name="Grid Table Light" w:uiPriority="5170"/>
-    <w:lsdException w:name="Grid Table 1 Light" w:uiPriority="5494"/>
-    <w:lsdException w:name="Grid Table 2" w:uiPriority="5495"/>
-    <w:lsdException w:name="Grid Table 3" w:uiPriority="5508"/>
-    <w:lsdException w:name="Grid Table 4" w:uiPriority="5509"/>
-    <w:lsdException w:name="Grid Table 5 Dark" w:uiPriority="5684"/>
-    <w:lsdException w:name="Grid Table 6 Colorful" w:uiPriority="5685"/>
-    <w:lsdException w:name="Grid Table 7 Colorful" w:uiPriority="6406"/>
-    <w:lsdException w:name="Grid Table 1 Light Accent 1" w:uiPriority="5494"/>
-    <w:lsdException w:name="Grid Table 2 Accent 1" w:uiPriority="5495"/>
-    <w:lsdException w:name="Grid Table 3 Accent 1" w:uiPriority="5508"/>
-    <w:lsdException w:name="Grid Table 4 Accent 1" w:uiPriority="5509"/>
-    <w:lsdException w:name="Grid Table 5 Dark Accent 1" w:uiPriority="5684"/>
-    <w:lsdException w:name="Grid Table 6 Colorful Accent 1" w:uiPriority="5685"/>
-    <w:lsdException w:name="Grid Table 7 Colorful Accent 1" w:uiPriority="6406"/>
-    <w:lsdException w:name="Grid Table 1 Light Accent 2" w:uiPriority="5494"/>
-    <w:lsdException w:name="Grid Table 2 Accent 2" w:uiPriority="5495"/>
-    <w:lsdException w:name="Grid Table 3 Accent 2" w:uiPriority="5508"/>
-    <w:lsdException w:name="Grid Table 4 Accent 2" w:uiPriority="5509"/>
-    <w:lsdException w:name="Grid Table 5 Dark Accent 2" w:uiPriority="5684"/>
-    <w:lsdException w:name="Grid Table 6 Colorful Accent 2" w:uiPriority="5685"/>
-    <w:lsdException w:name="Grid Table 7 Colorful Accent 2" w:uiPriority="6406"/>
-    <w:lsdException w:name="Grid Table 1 Light Accent 3" w:uiPriority="5494"/>
-    <w:lsdException w:name="Grid Table 2 Accent 3" w:uiPriority="5495"/>
-    <w:lsdException w:name="Grid Table 3 Accent 3" w:uiPriority="5508"/>
-    <w:lsdException w:name="Grid Table 4 Accent 3" w:uiPriority="5509"/>
-    <w:lsdException w:name="Grid Table 5 Dark Accent 3" w:uiPriority="5684"/>
-    <w:lsdException w:name="Grid Table 6 Colorful Accent 3" w:uiPriority="5685"/>
-    <w:lsdException w:name="Grid Table 7 Colorful Accent 3" w:uiPriority="6406"/>
-    <w:lsdException w:name="Grid Table 1 Light Accent 4" w:uiPriority="5494"/>
-    <w:lsdException w:name="Grid Table 2 Accent 4" w:uiPriority="5495"/>
-    <w:lsdException w:name="Grid Table 3 Accent 4" w:uiPriority="5508"/>
-    <w:lsdException w:name="Grid Table 4 Accent 4" w:uiPriority="5509"/>
-    <w:lsdException w:name="Grid Table 5 Dark Accent 4" w:uiPriority="5684"/>
-    <w:lsdException w:name="Grid Table 6 Colorful Accent 4" w:uiPriority="5685"/>
-    <w:lsdException w:name="Grid Table 7 Colorful Accent 4" w:uiPriority="6406"/>
-    <w:lsdException w:name="Grid Table 1 Light Accent 5" w:uiPriority="5494"/>
-    <w:lsdException w:name="Grid Table 2 Accent 5" w:uiPriority="5495"/>
-    <w:lsdException w:name="Grid Table 3 Accent 5" w:uiPriority="5508"/>
-    <w:lsdException w:name="Grid Table 4 Accent 5" w:uiPriority="5509"/>
-    <w:lsdException w:name="Grid Table 5 Dark Accent 5" w:uiPriority="5684"/>
-    <w:lsdException w:name="Grid Table 6 Colorful Accent 5" w:uiPriority="5685"/>
-    <w:lsdException w:name="Grid Table 7 Colorful Accent 5" w:uiPriority="6406"/>
-    <w:lsdException w:name="Grid Table 1 Light Accent 6" w:uiPriority="5494"/>
-    <w:lsdException w:name="Grid Table 2 Accent 6" w:uiPriority="5495"/>
-    <w:lsdException w:name="Grid Table 3 Accent 6" w:uiPriority="5508"/>
-    <w:lsdException w:name="Grid Table 4 Accent 6" w:uiPriority="5509"/>
-    <w:lsdException w:name="Grid Table 5 Dark Accent 6" w:uiPriority="5684"/>
-    <w:lsdException w:name="Grid Table 6 Colorful Accent 6" w:uiPriority="5685"/>
-    <w:lsdException w:name="Grid Table 7 Colorful Accent 6" w:uiPriority="6406"/>
-    <w:lsdException w:name="List Table 1 Light" w:uiPriority="5494"/>
-    <w:lsdException w:name="List Table 2" w:uiPriority="5495"/>
-    <w:lsdException w:name="List Table 3" w:uiPriority="5508"/>
-    <w:lsdException w:name="List Table 4" w:uiPriority="5509"/>
-    <w:lsdException w:name="List Table 5 Dark" w:uiPriority="5684"/>
-    <w:lsdException w:name="List Table 6 Colorful" w:uiPriority="5685"/>
-    <w:lsdException w:name="List Table 7 Colorful" w:uiPriority="6406"/>
-    <w:lsdException w:name="List Table 1 Light Accent 1" w:uiPriority="5494"/>
-    <w:lsdException w:name="List Table 2 Accent 1" w:uiPriority="5495"/>
-    <w:lsdException w:name="List Table 3 Accent 1" w:uiPriority="5508"/>
-    <w:lsdException w:name="List Table 4 Accent 1" w:uiPriority="5509"/>
-    <w:lsdException w:name="List Table 5 Dark Accent 1" w:uiPriority="5684"/>
-    <w:lsdException w:name="List Table 6 Colorful Accent 1" w:uiPriority="5685"/>
-    <w:lsdException w:name="List Table 7 Colorful Accent 1" w:uiPriority="6406"/>
-    <w:lsdException w:name="List Table 1 Light Accent 2" w:uiPriority="5494"/>
-    <w:lsdException w:name="List Table 2 Accent 2" w:uiPriority="5495"/>
-    <w:lsdException w:name="List Table 3 Accent 2" w:uiPriority="5508"/>
-    <w:lsdException w:name="List Table 4 Accent 2" w:uiPriority="5509"/>
-    <w:lsdException w:name="List Table 5 Dark Accent 2" w:uiPriority="5684"/>
-    <w:lsdException w:name="List Table 6 Colorful Accent 2" w:uiPriority="5685"/>
-    <w:lsdException w:name="List Table 7 Colorful Accent 2" w:uiPriority="6406"/>
-    <w:lsdException w:name="List Table 1 Light Accent 3" w:uiPriority="5494"/>
-    <w:lsdException w:name="List Table 2 Accent 3" w:uiPriority="5495"/>
-    <w:lsdException w:name="List Table 3 Accent 3" w:uiPriority="5508"/>
-    <w:lsdException w:name="List Table 4 Accent 3" w:uiPriority="5509"/>
-    <w:lsdException w:name="List Table 5 Dark Accent 3" w:uiPriority="5684"/>
-    <w:lsdException w:name="List Table 6 Colorful Accent 3" w:uiPriority="5685"/>
-    <w:lsdException w:name="List Table 7 Colorful Accent 3" w:uiPriority="6406"/>
-    <w:lsdException w:name="List Table 1 Light Accent 4" w:uiPriority="5494"/>
-    <w:lsdException w:name="List Table 2 Accent 4" w:uiPriority="5495"/>
-    <w:lsdException w:name="List Table 3 Accent 4" w:uiPriority="5508"/>
-    <w:lsdException w:name="List Table 4 Accent 4" w:uiPriority="5509"/>
-    <w:lsdException w:name="List Table 5 Dark Accent 4" w:uiPriority="5684"/>
-    <w:lsdException w:name="List Table 6 Colorful Accent 4" w:uiPriority="5685"/>
-    <w:lsdException w:name="List Table 7 Colorful Accent 4" w:uiPriority="6406"/>
-    <w:lsdException w:name="List Table 1 Light Accent 5" w:uiPriority="5494"/>
-    <w:lsdException w:name="List Table 2 Accent 5" w:uiPriority="5495"/>
-    <w:lsdException w:name="List Table 3 Accent 5" w:uiPriority="5508"/>
-    <w:lsdException w:name="List Table 4 Accent 5" w:uiPriority="5509"/>
-    <w:lsdException w:name="List Table 5 Dark Accent 5" w:uiPriority="5684"/>
-    <w:lsdException w:name="List Table 6 Colorful Accent 5" w:uiPriority="5685"/>
-    <w:lsdException w:name="List Table 7 Colorful Accent 5" w:uiPriority="6406"/>
-    <w:lsdException w:name="List Table 1 Light Accent 6" w:uiPriority="5494"/>
-    <w:lsdException w:name="List Table 2 Accent 6" w:uiPriority="5495"/>
-    <w:lsdException w:name="List Table 3 Accent 6" w:uiPriority="5508"/>
-    <w:lsdException w:name="List Table 4 Accent 6" w:uiPriority="5509"/>
-    <w:lsdException w:name="List Table 5 Dark Accent 6" w:uiPriority="5684"/>
-    <w:lsdException w:name="List Table 6 Colorful Accent 6" w:uiPriority="5685"/>
-    <w:lsdException w:name="List Table 7 Colorful Accent 6" w:uiPriority="6406"/>
-    <w:lsdException w:name="Mention" w:semiHidden="1" w:unhideWhenUsed="1"/>
-    <w:lsdException w:name="Smart Hyperlink" w:semiHidden="1" w:unhideWhenUsed="1"/>
-    <w:lsdException w:name="Hashtag" w:semiHidden="1" w:unhideWhenUsed="1"/>
-    <w:lsdException w:name="Unresolved Mention" w:semiHidden="1" w:unhideWhenUsed="1"/>
-    <w:lsdException w:name="Smart Link" w:semiHidden="1" w:unhideWhenUsed="1"/>
+    <w:lsdException w:name="Light Shading"/>
+    <w:lsdException w:name="Light List"/>
+    <w:lsdException w:name="Light Grid"/>
+    <w:lsdException w:name="Medium Shading 1" w:uiPriority="99"/>
+    <w:lsdException w:name="Medium Shading 2"/>
+    <w:lsdException w:name="Medium List 1"/>
+    <w:lsdException w:name="Medium List 2"/>
+    <w:lsdException w:name="Medium Grid 1"/>
+    <w:lsdException w:name="Medium Grid 2"/>
+    <w:lsdException w:name="Medium Grid 3"/>
+    <w:lsdException w:name="Dark List"/>
+    <w:lsdException w:name="Colorful Shading"/>
+    <w:lsdException w:name="Colorful List"/>
+    <w:lsdException w:name="Colorful Grid"/>
+    <w:lsdException w:name="Light Shading Accent 1"/>
+    <w:lsdException w:name="Light List Accent 1"/>
+    <w:lsdException w:name="Light Grid Accent 1"/>
+    <w:lsdException w:name="Medium Shading 1 Accent 1" w:uiPriority="99"/>
+    <w:lsdException w:name="Medium Shading 2 Accent 1"/>
+    <w:lsdException w:name="Medium List 1 Accent 1"/>
+    <w:lsdException w:name="Revision" w:semiHidden="1" w:uiPriority="99"/>
+    <w:lsdException w:name="List Paragraph" w:qFormat="1"/>
+    <w:lsdException w:name="Quote" w:qFormat="1"/>
+    <w:lsdException w:name="Intense Quote" w:qFormat="1"/>
+    <w:lsdException w:name="Medium List 2 Accent 1"/>
+    <w:lsdException w:name="Medium Grid 1 Accent 1"/>
+    <w:lsdException w:name="Medium Grid 2 Accent 1"/>
+    <w:lsdException w:name="Medium Grid 3 Accent 1"/>
+    <w:lsdException w:name="Dark List Accent 1"/>
+    <w:lsdException w:name="Colorful Shading Accent 1"/>
+    <w:lsdException w:name="Colorful List Accent 1"/>
+    <w:lsdException w:name="Colorful Grid Accent 1"/>
+    <w:lsdException w:name="Light Shading Accent 2"/>
+    <w:lsdException w:name="Light List Accent 2"/>
+    <w:lsdException w:name="Light Grid Accent 2"/>
+    <w:lsdException w:name="Medium Shading 1 Accent 2" w:uiPriority="99"/>
+    <w:lsdException w:name="Medium Shading 2 Accent 2"/>
+    <w:lsdException w:name="Medium List 1 Accent 2"/>
+    <w:lsdException w:name="Medium List 2 Accent 2"/>
+    <w:lsdException w:name="Medium Grid 1 Accent 2"/>
+    <w:lsdException w:name="Medium Grid 2 Accent 2"/>
+    <w:lsdException w:name="Medium Grid 3 Accent 2"/>
+    <w:lsdException w:name="Dark List Accent 2"/>
+    <w:lsdException w:name="Colorful Shading Accent 2"/>
+    <w:lsdException w:name="Colorful List Accent 2"/>
+    <w:lsdException w:name="Colorful Grid Accent 2"/>
+    <w:lsdException w:name="Light Shading Accent 3"/>
+    <w:lsdException w:name="Light List Accent 3"/>
+    <w:lsdException w:name="Light Grid Accent 3"/>
+    <w:lsdException w:name="Medium Shading 1 Accent 3" w:uiPriority="99"/>
+    <w:lsdException w:name="Medium Shading 2 Accent 3"/>
+    <w:lsdException w:name="Medium List 1 Accent 3"/>
+    <w:lsdException w:name="Medium List 2 Accent 3"/>
+    <w:lsdException w:name="Medium Grid 1 Accent 3"/>
+    <w:lsdException w:name="Medium Grid 2 Accent 3"/>
+    <w:lsdException w:name="Medium Grid 3 Accent 3"/>
+    <w:lsdException w:name="Dark List Accent 3"/>
+    <w:lsdException w:name="Colorful Shading Accent 3"/>
+    <w:lsdException w:name="Colorful List Accent 3"/>
+    <w:lsdException w:name="Colorful Grid Accent 3"/>
+    <w:lsdException w:name="Light Shading Accent 4"/>
+    <w:lsdException w:name="Light List Accent 4"/>
+    <w:lsdException w:name="Light Grid Accent 4"/>
+    <w:lsdException w:name="Medium Shading 1 Accent 4" w:uiPriority="99"/>
+    <w:lsdException w:name="Medium Shading 2 Accent 4"/>
+    <w:lsdException w:name="Medium List 1 Accent 4"/>
+    <w:lsdException w:name="Medium List 2 Accent 4"/>
+    <w:lsdException w:name="Medium Grid 1 Accent 4"/>
+    <w:lsdException w:name="Medium Grid 2 Accent 4"/>
+    <w:lsdException w:name="Medium Grid 3 Accent 4"/>
+    <w:lsdException w:name="Dark List Accent 4"/>
+    <w:lsdException w:name="Colorful Shading Accent 4"/>
+    <w:lsdException w:name="Colorful List Accent 4"/>
+    <w:lsdException w:name="Colorful Grid Accent 4"/>
+    <w:lsdException w:name="Light Shading Accent 5"/>
+    <w:lsdException w:name="Light List Accent 5"/>
+    <w:lsdException w:name="Light Grid Accent 5"/>
+    <w:lsdException w:name="Medium Shading 1 Accent 5" w:uiPriority="99"/>
+    <w:lsdException w:name="Medium Shading 2 Accent 5"/>
+    <w:lsdException w:name="Medium List 1 Accent 5"/>
+    <w:lsdException w:name="Medium List 2 Accent 5"/>
+    <w:lsdException w:name="Medium Grid 1 Accent 5"/>
+    <w:lsdException w:name="Medium Grid 2 Accent 5"/>
+    <w:lsdException w:name="Medium Grid 3 Accent 5"/>
+    <w:lsdException w:name="Dark List Accent 5"/>
+    <w:lsdException w:name="Colorful Shading Accent 5"/>
+    <w:lsdException w:name="Colorful List Accent 5"/>
+    <w:lsdException w:name="Colorful Grid Accent 5"/>
+    <w:lsdException w:name="Light Shading Accent 6"/>
+    <w:lsdException w:name="Light List Accent 6"/>
+    <w:lsdException w:name="Light Grid Accent 6"/>
+    <w:lsdException w:name="Medium Shading 1 Accent 6" w:uiPriority="99"/>
+    <w:lsdException w:name="Medium Shading 2 Accent 6"/>
+    <w:lsdException w:name="Medium List 1 Accent 6"/>
+    <w:lsdException w:name="Medium List 2 Accent 6"/>
+    <w:lsdException w:name="Medium Grid 1 Accent 6"/>
+    <w:lsdException w:name="Medium Grid 2 Accent 6"/>
+    <w:lsdException w:name="Medium Grid 3 Accent 6"/>
+    <w:lsdException w:name="Dark List Accent 6"/>
+    <w:lsdException w:name="Colorful Shading Accent 6"/>
+    <w:lsdException w:name="Colorful List Accent 6"/>
+    <w:lsdException w:name="Colorful Grid Accent 6"/>
+    <w:lsdException w:name="Subtle Emphasis" w:qFormat="1"/>
+    <w:lsdException w:name="Intense Emphasis" w:qFormat="1"/>
+    <w:lsdException w:name="Subtle Reference" w:qFormat="1"/>
+    <w:lsdException w:name="Intense Reference" w:qFormat="1"/>
+    <w:lsdException w:name="Book Title" w:qFormat="1"/>
+    <w:lsdException w:name="Bibliography" w:semiHidden="1" w:unhideWhenUsed="1"/>
+    <w:lsdException w:name="TOC Heading" w:semiHidden="1" w:unhideWhenUsed="1" w:qFormat="1"/>
+    <w:lsdException w:name="Mention" w:semiHidden="1" w:uiPriority="99" w:unhideWhenUsed="1"/>
+    <w:lsdException w:name="Smart Hyperlink" w:semiHidden="1" w:uiPriority="99" w:unhideWhenUsed="1"/>
+    <w:lsdException w:name="Hashtag" w:semiHidden="1" w:uiPriority="99" w:unhideWhenUsed="1"/>
+    <w:lsdException w:name="Unresolved Mention" w:semiHidden="1" w:uiPriority="99" w:unhideWhenUsed="1"/>
+    <w:lsdException w:name="Smart Link" w:semiHidden="1" w:uiPriority="99" w:unhideWhenUsed="1"/>
   </w:latentStyles>
   <w:style w:type="paragraph" w:default="1" w:styleId="a">
     <w:name w:val="Normal"/>
     <w:qFormat/>
     <w:pPr>
-      <w:autoSpaceDE w:val="off"/>
-      <w:autoSpaceDN w:val="off"/>
-      <w:widowControl w:val="off"/>
-      <w:wordWrap w:val="off"/>
+      <w:widowControl w:val="0"/>
+      <w:wordWrap w:val="0"/>
+      <w:autoSpaceDE w:val="0"/>
+      <w:autoSpaceDN w:val="0"/>
     </w:pPr>
   </w:style>
   <w:style w:type="paragraph" w:styleId="1">
     <w:name w:val="heading 1"/>
-    <w:uiPriority w:val="9"/>
     <w:basedOn w:val="a"/>
     <w:next w:val="a"/>
     <w:link w:val="1Char"/>
+    <w:uiPriority w:val="9"/>
     <w:qFormat/>
     <w:pPr>
       <w:keepNext/>
       <w:keepLines/>
+      <w:spacing w:before="280" w:after="80"/>
       <w:outlineLvl w:val="0"/>
-      <w:spacing w:after="80" w:before="280"/>
     </w:pPr>
     <w:rPr>
       <w:rFonts w:asciiTheme="majorHAnsi" w:eastAsiaTheme="majorEastAsia" w:hAnsiTheme="majorHAnsi" w:cstheme="majorBidi"/>
@@ -3829,18 +2914,18 @@
   </w:style>
   <w:style w:type="paragraph" w:styleId="2">
     <w:name w:val="heading 2"/>
-    <w:uiPriority w:val="9"/>
     <w:basedOn w:val="a"/>
     <w:next w:val="a"/>
     <w:link w:val="2Char"/>
-    <w:qFormat/>
+    <w:uiPriority w:val="9"/>
     <w:semiHidden/>
     <w:unhideWhenUsed/>
+    <w:qFormat/>
     <w:pPr>
       <w:keepNext/>
       <w:keepLines/>
+      <w:spacing w:before="160" w:after="80"/>
       <w:outlineLvl w:val="1"/>
-      <w:spacing w:after="80" w:before="160"/>
     </w:pPr>
     <w:rPr>
       <w:rFonts w:asciiTheme="majorHAnsi" w:eastAsiaTheme="majorEastAsia" w:hAnsiTheme="majorHAnsi" w:cstheme="majorBidi"/>
@@ -3851,18 +2936,18 @@
   </w:style>
   <w:style w:type="paragraph" w:styleId="3">
     <w:name w:val="heading 3"/>
-    <w:uiPriority w:val="9"/>
     <w:basedOn w:val="a"/>
     <w:next w:val="a"/>
     <w:link w:val="3Char"/>
-    <w:qFormat/>
+    <w:uiPriority w:val="9"/>
     <w:semiHidden/>
     <w:unhideWhenUsed/>
+    <w:qFormat/>
     <w:pPr>
       <w:keepNext/>
       <w:keepLines/>
+      <w:spacing w:before="160" w:after="80"/>
       <w:outlineLvl w:val="2"/>
-      <w:spacing w:after="80" w:before="160"/>
     </w:pPr>
     <w:rPr>
       <w:rFonts w:asciiTheme="majorHAnsi" w:eastAsiaTheme="majorEastAsia" w:hAnsiTheme="majorHAnsi" w:cstheme="majorBidi"/>
@@ -3872,18 +2957,18 @@
   </w:style>
   <w:style w:type="paragraph" w:styleId="4">
     <w:name w:val="heading 4"/>
-    <w:uiPriority w:val="9"/>
     <w:basedOn w:val="a"/>
     <w:next w:val="a"/>
     <w:link w:val="4Char"/>
-    <w:qFormat/>
+    <w:uiPriority w:val="9"/>
     <w:semiHidden/>
     <w:unhideWhenUsed/>
+    <w:qFormat/>
     <w:pPr>
       <w:keepNext/>
       <w:keepLines/>
+      <w:spacing w:before="80" w:after="40"/>
       <w:outlineLvl w:val="3"/>
-      <w:spacing w:after="40" w:before="80"/>
     </w:pPr>
     <w:rPr>
       <w:rFonts w:asciiTheme="majorHAnsi" w:eastAsiaTheme="majorEastAsia" w:hAnsiTheme="majorHAnsi" w:cstheme="majorBidi"/>
@@ -3892,19 +2977,19 @@
   </w:style>
   <w:style w:type="paragraph" w:styleId="5">
     <w:name w:val="heading 5"/>
-    <w:uiPriority w:val="9"/>
     <w:basedOn w:val="a"/>
     <w:next w:val="a"/>
     <w:link w:val="5Char"/>
-    <w:qFormat/>
+    <w:uiPriority w:val="9"/>
     <w:semiHidden/>
     <w:unhideWhenUsed/>
+    <w:qFormat/>
     <w:pPr>
-      <w:ind w:leftChars="100" w:left="100"/>
       <w:keepNext/>
       <w:keepLines/>
+      <w:spacing w:before="80" w:after="40"/>
+      <w:ind w:leftChars="100" w:left="100"/>
       <w:outlineLvl w:val="4"/>
-      <w:spacing w:after="40" w:before="80"/>
     </w:pPr>
     <w:rPr>
       <w:rFonts w:asciiTheme="majorHAnsi" w:eastAsiaTheme="majorEastAsia" w:hAnsiTheme="majorHAnsi" w:cstheme="majorBidi"/>
@@ -3913,19 +2998,19 @@
   </w:style>
   <w:style w:type="paragraph" w:styleId="6">
     <w:name w:val="heading 6"/>
-    <w:uiPriority w:val="9"/>
     <w:basedOn w:val="a"/>
     <w:next w:val="a"/>
     <w:link w:val="6Char"/>
-    <w:qFormat/>
+    <w:uiPriority w:val="9"/>
     <w:semiHidden/>
     <w:unhideWhenUsed/>
+    <w:qFormat/>
     <w:pPr>
-      <w:ind w:leftChars="200" w:left="200"/>
       <w:keepNext/>
       <w:keepLines/>
+      <w:spacing w:before="80" w:after="40"/>
+      <w:ind w:leftChars="200" w:left="200"/>
       <w:outlineLvl w:val="5"/>
-      <w:spacing w:after="40" w:before="80"/>
     </w:pPr>
     <w:rPr>
       <w:rFonts w:asciiTheme="majorHAnsi" w:eastAsiaTheme="majorEastAsia" w:hAnsiTheme="majorHAnsi" w:cstheme="majorBidi"/>
@@ -3934,19 +3019,19 @@
   </w:style>
   <w:style w:type="paragraph" w:styleId="7">
     <w:name w:val="heading 7"/>
-    <w:uiPriority w:val="9"/>
     <w:basedOn w:val="a"/>
     <w:next w:val="a"/>
     <w:link w:val="7Char"/>
-    <w:qFormat/>
+    <w:uiPriority w:val="9"/>
     <w:semiHidden/>
     <w:unhideWhenUsed/>
+    <w:qFormat/>
     <w:pPr>
-      <w:ind w:leftChars="300" w:left="300"/>
       <w:keepNext/>
       <w:keepLines/>
+      <w:spacing w:before="80" w:after="40"/>
+      <w:ind w:leftChars="300" w:left="300"/>
       <w:outlineLvl w:val="6"/>
-      <w:spacing w:after="40" w:before="80"/>
     </w:pPr>
     <w:rPr>
       <w:rFonts w:asciiTheme="majorHAnsi" w:eastAsiaTheme="majorEastAsia" w:hAnsiTheme="majorHAnsi" w:cstheme="majorBidi"/>
@@ -3955,19 +3040,19 @@
   </w:style>
   <w:style w:type="paragraph" w:styleId="8">
     <w:name w:val="heading 8"/>
-    <w:uiPriority w:val="9"/>
     <w:basedOn w:val="a"/>
     <w:next w:val="a"/>
     <w:link w:val="8Char"/>
-    <w:qFormat/>
+    <w:uiPriority w:val="9"/>
     <w:semiHidden/>
     <w:unhideWhenUsed/>
+    <w:qFormat/>
     <w:pPr>
-      <w:ind w:leftChars="400" w:left="400"/>
       <w:keepNext/>
       <w:keepLines/>
+      <w:spacing w:before="80" w:after="40"/>
+      <w:ind w:leftChars="400" w:left="400"/>
       <w:outlineLvl w:val="7"/>
-      <w:spacing w:after="40" w:before="80"/>
     </w:pPr>
     <w:rPr>
       <w:rFonts w:asciiTheme="majorHAnsi" w:eastAsiaTheme="majorEastAsia" w:hAnsiTheme="majorHAnsi" w:cstheme="majorBidi"/>
@@ -3976,19 +3061,19 @@
   </w:style>
   <w:style w:type="paragraph" w:styleId="9">
     <w:name w:val="heading 9"/>
-    <w:uiPriority w:val="9"/>
     <w:basedOn w:val="a"/>
     <w:next w:val="a"/>
     <w:link w:val="9Char"/>
-    <w:qFormat/>
+    <w:uiPriority w:val="9"/>
     <w:semiHidden/>
     <w:unhideWhenUsed/>
+    <w:qFormat/>
     <w:pPr>
-      <w:ind w:leftChars="500" w:left="500"/>
       <w:keepNext/>
       <w:keepLines/>
+      <w:spacing w:before="80" w:after="40"/>
+      <w:ind w:leftChars="500" w:left="500"/>
       <w:outlineLvl w:val="8"/>
-      <w:spacing w:after="40" w:before="80"/>
     </w:pPr>
     <w:rPr>
       <w:rFonts w:asciiTheme="majorHAnsi" w:eastAsiaTheme="majorEastAsia" w:hAnsiTheme="majorHAnsi" w:cstheme="majorBidi"/>
@@ -4024,9 +3109,9 @@
   </w:style>
   <w:style w:type="character" w:customStyle="1" w:styleId="1Char">
     <w:name w:val="제목 1 Char"/>
-    <w:uiPriority w:val="9"/>
     <w:basedOn w:val="a0"/>
     <w:link w:val="1"/>
+    <w:uiPriority w:val="9"/>
     <w:rPr>
       <w:rFonts w:asciiTheme="majorHAnsi" w:eastAsiaTheme="majorEastAsia" w:hAnsiTheme="majorHAnsi" w:cstheme="majorBidi"/>
       <w:color w:val="000000"/>
@@ -4036,9 +3121,9 @@
   </w:style>
   <w:style w:type="character" w:customStyle="1" w:styleId="2Char">
     <w:name w:val="제목 2 Char"/>
-    <w:uiPriority w:val="9"/>
     <w:basedOn w:val="a0"/>
     <w:link w:val="2"/>
+    <w:uiPriority w:val="9"/>
     <w:semiHidden/>
     <w:rPr>
       <w:rFonts w:asciiTheme="majorHAnsi" w:eastAsiaTheme="majorEastAsia" w:hAnsiTheme="majorHAnsi" w:cstheme="majorBidi"/>
@@ -4049,9 +3134,9 @@
   </w:style>
   <w:style w:type="character" w:customStyle="1" w:styleId="3Char">
     <w:name w:val="제목 3 Char"/>
-    <w:uiPriority w:val="9"/>
     <w:basedOn w:val="a0"/>
     <w:link w:val="3"/>
+    <w:uiPriority w:val="9"/>
     <w:semiHidden/>
     <w:rPr>
       <w:rFonts w:asciiTheme="majorHAnsi" w:eastAsiaTheme="majorEastAsia" w:hAnsiTheme="majorHAnsi" w:cstheme="majorBidi"/>
@@ -4061,9 +3146,9 @@
   </w:style>
   <w:style w:type="character" w:customStyle="1" w:styleId="4Char">
     <w:name w:val="제목 4 Char"/>
-    <w:uiPriority w:val="9"/>
     <w:basedOn w:val="a0"/>
     <w:link w:val="4"/>
+    <w:uiPriority w:val="9"/>
     <w:semiHidden/>
     <w:rPr>
       <w:rFonts w:asciiTheme="majorHAnsi" w:eastAsiaTheme="majorEastAsia" w:hAnsiTheme="majorHAnsi" w:cstheme="majorBidi"/>
@@ -4072,9 +3157,9 @@
   </w:style>
   <w:style w:type="character" w:customStyle="1" w:styleId="5Char">
     <w:name w:val="제목 5 Char"/>
-    <w:uiPriority w:val="9"/>
     <w:basedOn w:val="a0"/>
     <w:link w:val="5"/>
+    <w:uiPriority w:val="9"/>
     <w:semiHidden/>
     <w:rPr>
       <w:rFonts w:asciiTheme="majorHAnsi" w:eastAsiaTheme="majorEastAsia" w:hAnsiTheme="majorHAnsi" w:cstheme="majorBidi"/>
@@ -4083,9 +3168,9 @@
   </w:style>
   <w:style w:type="character" w:customStyle="1" w:styleId="6Char">
     <w:name w:val="제목 6 Char"/>
-    <w:uiPriority w:val="9"/>
     <w:basedOn w:val="a0"/>
     <w:link w:val="6"/>
+    <w:uiPriority w:val="9"/>
     <w:semiHidden/>
     <w:rPr>
       <w:rFonts w:asciiTheme="majorHAnsi" w:eastAsiaTheme="majorEastAsia" w:hAnsiTheme="majorHAnsi" w:cstheme="majorBidi"/>
@@ -4094,9 +3179,9 @@
   </w:style>
   <w:style w:type="character" w:customStyle="1" w:styleId="7Char">
     <w:name w:val="제목 7 Char"/>
-    <w:uiPriority w:val="9"/>
     <w:basedOn w:val="a0"/>
     <w:link w:val="7"/>
+    <w:uiPriority w:val="9"/>
     <w:semiHidden/>
     <w:rPr>
       <w:rFonts w:asciiTheme="majorHAnsi" w:eastAsiaTheme="majorEastAsia" w:hAnsiTheme="majorHAnsi" w:cstheme="majorBidi"/>
@@ -4105,9 +3190,9 @@
   </w:style>
   <w:style w:type="character" w:customStyle="1" w:styleId="8Char">
     <w:name w:val="제목 8 Char"/>
-    <w:uiPriority w:val="9"/>
     <w:basedOn w:val="a0"/>
     <w:link w:val="8"/>
+    <w:uiPriority w:val="9"/>
     <w:semiHidden/>
     <w:rPr>
       <w:rFonts w:asciiTheme="majorHAnsi" w:eastAsiaTheme="majorEastAsia" w:hAnsiTheme="majorHAnsi" w:cstheme="majorBidi"/>
@@ -4116,9 +3201,9 @@
   </w:style>
   <w:style w:type="character" w:customStyle="1" w:styleId="9Char">
     <w:name w:val="제목 9 Char"/>
-    <w:uiPriority w:val="9"/>
     <w:basedOn w:val="a0"/>
     <w:link w:val="9"/>
+    <w:uiPriority w:val="9"/>
     <w:semiHidden/>
     <w:rPr>
       <w:rFonts w:asciiTheme="majorHAnsi" w:eastAsiaTheme="majorEastAsia" w:hAnsiTheme="majorHAnsi" w:cstheme="majorBidi"/>
@@ -4127,81 +3212,81 @@
   </w:style>
   <w:style w:type="paragraph" w:styleId="a3">
     <w:name w:val="Title"/>
-    <w:uiPriority w:val="10"/>
     <w:basedOn w:val="a"/>
     <w:next w:val="a"/>
     <w:link w:val="Char"/>
+    <w:uiPriority w:val="10"/>
     <w:qFormat/>
     <w:pPr>
+      <w:spacing w:after="80"/>
       <w:contextualSpacing/>
       <w:jc w:val="center"/>
-      <w:spacing w:after="80"/>
     </w:pPr>
     <w:rPr>
       <w:rFonts w:asciiTheme="majorHAnsi" w:eastAsiaTheme="majorEastAsia" w:hAnsiTheme="majorHAnsi" w:cstheme="majorBidi"/>
+      <w:spacing w:val="-10"/>
+      <w:kern w:val="28"/>
       <w:sz w:val="56"/>
       <w:szCs w:val="56"/>
-      <w:kern w:val="28"/>
-      <w:spacing w:val="-10"/>
     </w:rPr>
   </w:style>
   <w:style w:type="character" w:customStyle="1" w:styleId="Char">
     <w:name w:val="제목 Char"/>
-    <w:uiPriority w:val="10"/>
     <w:basedOn w:val="a0"/>
     <w:link w:val="a3"/>
+    <w:uiPriority w:val="10"/>
     <w:rPr>
       <w:rFonts w:asciiTheme="majorHAnsi" w:eastAsiaTheme="majorEastAsia" w:hAnsiTheme="majorHAnsi" w:cstheme="majorBidi"/>
+      <w:spacing w:val="-10"/>
+      <w:kern w:val="28"/>
       <w:sz w:val="56"/>
       <w:szCs w:val="56"/>
-      <w:kern w:val="28"/>
-      <w:spacing w:val="-10"/>
     </w:rPr>
   </w:style>
   <w:style w:type="paragraph" w:styleId="a4">
     <w:name w:val="Subtitle"/>
-    <w:uiPriority w:val="11"/>
     <w:basedOn w:val="a"/>
     <w:next w:val="a"/>
     <w:link w:val="Char0"/>
+    <w:uiPriority w:val="11"/>
     <w:qFormat/>
     <w:pPr>
-      <w:jc w:val="center"/>
       <w:numPr>
         <w:ilvl w:val="1"/>
       </w:numPr>
+      <w:jc w:val="center"/>
     </w:pPr>
     <w:rPr>
       <w:rFonts w:asciiTheme="majorHAnsi" w:eastAsiaTheme="majorEastAsia" w:hAnsiTheme="majorHAnsi" w:cstheme="majorBidi"/>
       <w:color w:val="595959"/>
+      <w:spacing w:val="15"/>
       <w:sz w:val="28"/>
       <w:szCs w:val="28"/>
-      <w:spacing w:val="15"/>
     </w:rPr>
   </w:style>
   <w:style w:type="character" w:customStyle="1" w:styleId="Char0">
     <w:name w:val="부제 Char"/>
-    <w:uiPriority w:val="11"/>
     <w:basedOn w:val="a0"/>
     <w:link w:val="a4"/>
+    <w:uiPriority w:val="11"/>
     <w:rPr>
       <w:rFonts w:asciiTheme="majorHAnsi" w:eastAsiaTheme="majorEastAsia" w:hAnsiTheme="majorHAnsi" w:cstheme="majorBidi"/>
       <w:color w:val="595959"/>
+      <w:spacing w:val="15"/>
       <w:sz w:val="28"/>
       <w:szCs w:val="28"/>
-      <w:spacing w:val="15"/>
     </w:rPr>
   </w:style>
   <w:style w:type="paragraph" w:styleId="a5">
     <w:name w:val="Quote"/>
-    <w:uiPriority w:val="29"/>
     <w:basedOn w:val="a"/>
     <w:next w:val="a"/>
     <w:link w:val="Char1"/>
+    <w:uiPriority w:val="29"/>
     <w:qFormat/>
     <w:pPr>
+      <w:spacing w:before="160"/>
       <w:jc w:val="center"/>
-      <w:spacing w:before="160"/>
     </w:pPr>
     <w:rPr>
       <w:i/>
@@ -4211,9 +3296,9 @@
   </w:style>
   <w:style w:type="character" w:customStyle="1" w:styleId="Char1">
     <w:name w:val="인용 Char"/>
-    <w:uiPriority w:val="29"/>
     <w:basedOn w:val="a0"/>
     <w:link w:val="a5"/>
+    <w:uiPriority w:val="29"/>
     <w:rPr>
       <w:i/>
       <w:iCs/>
@@ -4222,8 +3307,8 @@
   </w:style>
   <w:style w:type="paragraph" w:styleId="a6">
     <w:name w:val="List Paragraph"/>
+    <w:basedOn w:val="a"/>
     <w:uiPriority w:val="34"/>
-    <w:basedOn w:val="a"/>
     <w:qFormat/>
     <w:pPr>
       <w:ind w:left="720"/>
@@ -4232,8 +3317,8 @@
   </w:style>
   <w:style w:type="character" w:styleId="a7">
     <w:name w:val="Intense Emphasis"/>
+    <w:basedOn w:val="a0"/>
     <w:uiPriority w:val="21"/>
-    <w:basedOn w:val="a0"/>
     <w:qFormat/>
     <w:rPr>
       <w:i/>
@@ -4243,19 +3328,19 @@
   </w:style>
   <w:style w:type="paragraph" w:styleId="a8">
     <w:name w:val="Intense Quote"/>
-    <w:uiPriority w:val="30"/>
     <w:basedOn w:val="a"/>
     <w:next w:val="a"/>
     <w:link w:val="Char2"/>
+    <w:uiPriority w:val="30"/>
     <w:qFormat/>
     <w:pPr>
+      <w:pBdr>
+        <w:top w:val="single" w:sz="4" w:space="10" w:color="0F4761" w:themeColor="accent1" w:themeShade="BF"/>
+        <w:bottom w:val="single" w:sz="4" w:space="10" w:color="0F4761" w:themeColor="accent1" w:themeShade="BF"/>
+      </w:pBdr>
+      <w:spacing w:before="360" w:after="360"/>
       <w:ind w:left="864" w:right="864"/>
       <w:jc w:val="center"/>
-      <w:pBdr>
-        <w:top w:val="single" w:sz="4" w:space="10" w:color="104861" w:themeColor="accent1" w:themeShade="bf"/>
-        <w:bottom w:val="single" w:sz="4" w:space="10" w:color="104861" w:themeColor="accent1" w:themeShade="bf"/>
-      </w:pBdr>
-      <w:spacing w:after="360" w:before="360"/>
     </w:pPr>
     <w:rPr>
       <w:i/>
@@ -4265,9 +3350,9 @@
   </w:style>
   <w:style w:type="character" w:customStyle="1" w:styleId="Char2">
     <w:name w:val="강한 인용 Char"/>
-    <w:uiPriority w:val="30"/>
     <w:basedOn w:val="a0"/>
     <w:link w:val="a8"/>
+    <w:uiPriority w:val="30"/>
     <w:rPr>
       <w:i/>
       <w:iCs/>
@@ -4276,8 +3361,8 @@
   </w:style>
   <w:style w:type="character" w:styleId="a9">
     <w:name w:val="Intense Reference"/>
+    <w:basedOn w:val="a0"/>
     <w:uiPriority w:val="32"/>
-    <w:basedOn w:val="a0"/>
     <w:qFormat/>
     <w:rPr>
       <w:b/>
@@ -4289,48 +3374,48 @@
   </w:style>
   <w:style w:type="paragraph" w:styleId="aa">
     <w:name w:val="header"/>
-    <w:uiPriority w:val="99"/>
     <w:basedOn w:val="a"/>
     <w:link w:val="Char3"/>
+    <w:uiPriority w:val="99"/>
     <w:unhideWhenUsed/>
     <w:pPr>
-      <w:snapToGrid w:val="0"/>
       <w:tabs>
         <w:tab w:val="center" w:pos="4513"/>
         <w:tab w:val="right" w:pos="9026"/>
       </w:tabs>
+      <w:snapToGrid w:val="0"/>
     </w:pPr>
   </w:style>
   <w:style w:type="character" w:customStyle="1" w:styleId="Char3">
     <w:name w:val="머리글 Char"/>
-    <w:uiPriority w:val="99"/>
     <w:basedOn w:val="a0"/>
     <w:link w:val="aa"/>
+    <w:uiPriority w:val="99"/>
   </w:style>
   <w:style w:type="paragraph" w:styleId="ab">
     <w:name w:val="footer"/>
-    <w:uiPriority w:val="99"/>
     <w:basedOn w:val="a"/>
     <w:link w:val="Char4"/>
+    <w:uiPriority w:val="99"/>
     <w:unhideWhenUsed/>
     <w:pPr>
-      <w:snapToGrid w:val="0"/>
       <w:tabs>
         <w:tab w:val="center" w:pos="4513"/>
         <w:tab w:val="right" w:pos="9026"/>
       </w:tabs>
+      <w:snapToGrid w:val="0"/>
     </w:pPr>
   </w:style>
   <w:style w:type="character" w:customStyle="1" w:styleId="Char4">
     <w:name w:val="바닥글 Char"/>
-    <w:uiPriority w:val="99"/>
     <w:basedOn w:val="a0"/>
     <w:link w:val="ab"/>
+    <w:uiPriority w:val="99"/>
   </w:style>
   <w:style w:type="table" w:styleId="ac">
     <w:name w:val="Table Grid"/>
+    <w:basedOn w:val="a1"/>
     <w:uiPriority w:val="39"/>
-    <w:basedOn w:val="a1"/>
     <w:pPr>
       <w:spacing w:after="0"/>
     </w:pPr>
@@ -4347,19 +3432,19 @@
   </w:style>
   <w:style w:type="table" w:customStyle="1" w:styleId="10">
     <w:name w:val="달력 1"/>
+    <w:basedOn w:val="a1"/>
     <w:uiPriority w:val="99"/>
-    <w:basedOn w:val="a1"/>
     <w:qFormat/>
     <w:pPr>
       <w:spacing w:after="0"/>
     </w:pPr>
     <w:rPr>
+      <w:kern w:val="0"/>
       <w:szCs w:val="22"/>
-      <w:kern w:val="0"/>
     </w:rPr>
     <w:tblPr>
+      <w:tblStyleRowBandSize w:val="1"/>
       <w:tblStyleColBandSize w:val="1"/>
-      <w:tblStyleRowBandSize w:val="1"/>
     </w:tblPr>
     <w:tcPr>
       <w:shd w:val="clear" w:color="auto" w:fill="auto"/>
@@ -4367,7 +3452,7 @@
     <w:tblStylePr w:type="firstRow">
       <w:pPr>
         <w:wordWrap/>
-        <w:spacing w:afterLines="0" w:afterAutospacing="0" w:beforeLines="0" w:beforeAutospacing="0" w:line="240" w:lineRule="auto"/>
+        <w:spacing w:beforeLines="0" w:beforeAutospacing="0" w:afterLines="0" w:afterAutospacing="0" w:line="240" w:lineRule="auto"/>
       </w:pPr>
       <w:rPr>
         <w:rFonts w:asciiTheme="minorHAnsi" w:eastAsiaTheme="minorEastAsia" w:hAnsiTheme="minorHAnsi"/>
@@ -4432,18 +3517,18 @@
   </w:style>
   <w:style w:type="table" w:customStyle="1" w:styleId="30">
     <w:name w:val="달력 3"/>
+    <w:basedOn w:val="a1"/>
     <w:uiPriority w:val="99"/>
-    <w:basedOn w:val="a1"/>
     <w:qFormat/>
     <w:pPr>
+      <w:spacing w:after="0"/>
       <w:jc w:val="right"/>
-      <w:spacing w:after="0"/>
     </w:pPr>
     <w:rPr>
       <w:rFonts w:asciiTheme="majorHAnsi" w:eastAsiaTheme="majorEastAsia" w:hAnsiTheme="majorHAnsi" w:cstheme="majorBidi"/>
       <w:color w:val="000000"/>
+      <w:kern w:val="0"/>
       <w:szCs w:val="22"/>
-      <w:kern w:val="0"/>
     </w:rPr>
     <w:tblPr/>
     <w:tblStylePr w:type="firstRow">
@@ -4469,8 +3554,8 @@
   </w:style>
   <w:style w:type="character" w:styleId="ad">
     <w:name w:val="Strong"/>
+    <w:basedOn w:val="a0"/>
     <w:uiPriority w:val="22"/>
-    <w:basedOn w:val="a0"/>
     <w:qFormat/>
     <w:rPr>
       <w:b/>
@@ -4479,8 +3564,8 @@
   </w:style>
   <w:style w:type="character" w:styleId="ae">
     <w:name w:val="Emphasis"/>
+    <w:basedOn w:val="a0"/>
     <w:uiPriority w:val="20"/>
-    <w:basedOn w:val="a0"/>
     <w:qFormat/>
     <w:rPr>
       <w:i/>

--- a/일정/일정(채은).docx
+++ b/일정/일정(채은).docx
@@ -41,6 +41,7 @@
       <w:pPr>
         <w:rPr>
           <w:rFonts w:eastAsiaTheme="minorHAnsi" w:cs="gg sans"/>
+          <w:strike/>
           <w:sz w:val="16"/>
         </w:rPr>
       </w:pPr>
@@ -49,7 +50,30 @@
           <w:rFonts w:eastAsiaTheme="minorHAnsi" w:cs="gg sans"/>
           <w:sz w:val="16"/>
         </w:rPr>
-        <w:t>- Monster 피격(사운드), 죽음(이펙트) 처리 및 State에 따라 보이지 않아야 하는 몬스터 처리</w:t>
+        <w:t xml:space="preserve">- </w:t>
+      </w:r>
+      <w:r>
+        <w:rPr>
+          <w:rFonts w:eastAsiaTheme="minorHAnsi" w:cs="gg sans"/>
+          <w:strike/>
+          <w:sz w:val="16"/>
+        </w:rPr>
+        <w:t>Monster 피격(사운드),</w:t>
+      </w:r>
+      <w:r>
+        <w:rPr>
+          <w:rFonts w:eastAsiaTheme="minorHAnsi" w:cs="gg sans"/>
+          <w:sz w:val="16"/>
+        </w:rPr>
+        <w:t xml:space="preserve"> 죽음(이펙트) 처리 </w:t>
+      </w:r>
+      <w:r>
+        <w:rPr>
+          <w:rFonts w:eastAsiaTheme="minorHAnsi" w:cs="gg sans"/>
+          <w:strike/>
+          <w:sz w:val="16"/>
+        </w:rPr>
+        <w:t>및 State에 따라 보이지 않아야 하는 몬스터 처리</w:t>
       </w:r>
     </w:p>
     <w:p>
@@ -147,7 +171,7 @@
     <w:p>
       <w:pPr>
         <w:rPr>
-          <w:rFonts w:eastAsiaTheme="minorHAnsi" w:cs="gg sans" w:hint="eastAsia"/>
+          <w:rFonts w:eastAsiaTheme="minorHAnsi" w:cs="gg sans"/>
           <w:sz w:val="16"/>
         </w:rPr>
       </w:pPr>
@@ -451,7 +475,7 @@
     <w:p>
       <w:pPr>
         <w:rPr>
-          <w:rFonts w:eastAsiaTheme="minorHAnsi" w:cs="gg sans" w:hint="eastAsia"/>
+          <w:rFonts w:eastAsiaTheme="minorHAnsi" w:cs="gg sans"/>
           <w:strike/>
           <w:sz w:val="16"/>
         </w:rPr>
@@ -562,9 +586,6 @@
         <w:pBdr>
           <w:bottom w:val="single" w:sz="6" w:space="1" w:color="auto"/>
         </w:pBdr>
-        <w:rPr>
-          <w:rFonts w:hint="eastAsia"/>
-        </w:rPr>
       </w:pPr>
     </w:p>
     <w:p>

--- a/일정/일정(채은).docx
+++ b/일정/일정(채은).docx
@@ -50,7 +50,7 @@
           <w:rFonts w:eastAsiaTheme="minorHAnsi" w:cs="gg sans"/>
           <w:sz w:val="16"/>
         </w:rPr>
-        <w:t xml:space="preserve">- </w:t>
+        <w:t xml:space="preserve">- Hatch 자동으로 열고 닫히기 안 되는 오류 수정, </w:t>
       </w:r>
       <w:r>
         <w:rPr>
@@ -58,22 +58,7 @@
           <w:strike/>
           <w:sz w:val="16"/>
         </w:rPr>
-        <w:t>Monster 피격(사운드),</w:t>
-      </w:r>
-      <w:r>
-        <w:rPr>
-          <w:rFonts w:eastAsiaTheme="minorHAnsi" w:cs="gg sans"/>
-          <w:sz w:val="16"/>
-        </w:rPr>
-        <w:t xml:space="preserve"> 죽음(이펙트) 처리 </w:t>
-      </w:r>
-      <w:r>
-        <w:rPr>
-          <w:rFonts w:eastAsiaTheme="minorHAnsi" w:cs="gg sans"/>
-          <w:strike/>
-          <w:sz w:val="16"/>
-        </w:rPr>
-        <w:t>및 State에 따라 보이지 않아야 하는 몬스터 처리</w:t>
+        <w:t>밖에서 상호작용 안 되도록</w:t>
       </w:r>
     </w:p>
     <w:p>
@@ -88,7 +73,7 @@
           <w:rFonts w:eastAsiaTheme="minorHAnsi" w:cs="gg sans"/>
           <w:sz w:val="16"/>
         </w:rPr>
-        <w:t>- Hatch 자동으로 열고 닫히기 안 되는 오류 수정, 밖에서 상호작용 안 되도록</w:t>
+        <w:t>- 래버 당기기</w:t>
       </w:r>
     </w:p>
     <w:p>
@@ -103,22 +88,54 @@
           <w:rFonts w:eastAsiaTheme="minorHAnsi" w:cs="gg sans"/>
           <w:sz w:val="16"/>
         </w:rPr>
-        <w:t>- 래버 당기기</w:t>
+        <w:t>- 랜턴 떨굴 때 배터리 설정하기</w:t>
       </w:r>
     </w:p>
     <w:p>
       <w:pPr>
         <w:rPr>
-          <w:rFonts w:eastAsiaTheme="minorHAnsi" w:cs="gg sans"/>
+          <w:rFonts w:eastAsiaTheme="minorHAnsi" w:cs="gg sans" w:hint="eastAsia"/>
           <w:sz w:val="16"/>
         </w:rPr>
       </w:pPr>
       <w:r>
         <w:rPr>
-          <w:rFonts w:eastAsiaTheme="minorHAnsi" w:cs="gg sans"/>
-          <w:sz w:val="16"/>
-        </w:rPr>
-        <w:t>- 랜턴 떨굴 때 배터리 설정하기</w:t>
+          <w:rFonts w:eastAsiaTheme="minorHAnsi" w:cs="gg sans" w:hint="eastAsia"/>
+          <w:sz w:val="16"/>
+        </w:rPr>
+        <w:t xml:space="preserve">- </w:t>
+      </w:r>
+      <w:proofErr w:type="spellStart"/>
+      <w:r>
+        <w:rPr>
+          <w:rFonts w:eastAsiaTheme="minorHAnsi" w:cs="gg sans" w:hint="eastAsia"/>
+          <w:sz w:val="16"/>
+        </w:rPr>
+        <w:t>EndStage</w:t>
+      </w:r>
+      <w:proofErr w:type="spellEnd"/>
+      <w:r>
+        <w:rPr>
+          <w:rFonts w:eastAsiaTheme="minorHAnsi" w:cs="gg sans" w:hint="eastAsia"/>
+          <w:sz w:val="16"/>
+        </w:rPr>
+        <w:t xml:space="preserve"> 패킷 받으면 월드, </w:t>
+      </w:r>
+      <w:proofErr w:type="spellStart"/>
+      <w:r>
+        <w:rPr>
+          <w:rFonts w:eastAsiaTheme="minorHAnsi" w:cs="gg sans" w:hint="eastAsia"/>
+          <w:sz w:val="16"/>
+        </w:rPr>
+        <w:t>맵에</w:t>
+      </w:r>
+      <w:proofErr w:type="spellEnd"/>
+      <w:r>
+        <w:rPr>
+          <w:rFonts w:eastAsiaTheme="minorHAnsi" w:cs="gg sans" w:hint="eastAsia"/>
+          <w:sz w:val="16"/>
+        </w:rPr>
+        <w:t xml:space="preserve"> 있는 모든 것들 지우기 및 Hatch 모델 변경</w:t>
       </w:r>
     </w:p>
     <w:p>
@@ -130,7 +147,173 @@
       </w:pPr>
       <w:r>
         <w:rPr>
-          <w:rFonts w:eastAsiaTheme="minorHAnsi" w:cs="gg sans" w:hint="eastAsia"/>
+          <w:rFonts w:eastAsiaTheme="minorHAnsi" w:cs="gg sans"/>
+          <w:sz w:val="16"/>
+        </w:rPr>
+        <w:t>- 회원가입 UI</w:t>
+      </w:r>
+    </w:p>
+    <w:p>
+      <w:pPr>
+        <w:rPr>
+          <w:rFonts w:eastAsiaTheme="minorHAnsi" w:cs="gg sans"/>
+          <w:sz w:val="16"/>
+        </w:rPr>
+      </w:pPr>
+      <w:r>
+        <w:rPr>
+          <w:rFonts w:eastAsiaTheme="minorHAnsi" w:cs="gg sans"/>
+          <w:sz w:val="16"/>
+        </w:rPr>
+        <w:t>- 스테이지 진행중 남은 시간 표시</w:t>
+      </w:r>
+    </w:p>
+    <w:p>
+      <w:pPr>
+        <w:rPr>
+          <w:rFonts w:eastAsiaTheme="minorHAnsi" w:cs="gg sans"/>
+          <w:sz w:val="16"/>
+        </w:rPr>
+      </w:pPr>
+      <w:r>
+        <w:rPr>
+          <w:rFonts w:eastAsiaTheme="minorHAnsi" w:cs="gg sans"/>
+          <w:sz w:val="16"/>
+        </w:rPr>
+        <w:t>- 판매기 남은 크레딧 표시</w:t>
+      </w:r>
+    </w:p>
+    <w:p>
+      <w:pPr>
+        <w:rPr>
+          <w:rFonts w:eastAsiaTheme="minorHAnsi" w:cs="gg sans"/>
+          <w:sz w:val="16"/>
+        </w:rPr>
+      </w:pPr>
+      <w:r>
+        <w:rPr>
+          <w:rFonts w:eastAsiaTheme="minorHAnsi" w:cs="gg sans"/>
+          <w:sz w:val="16"/>
+        </w:rPr>
+        <w:t>- 판매기 오류 수정: 위젯 겹치는 문제, 물건 올리고 다시 주웠을 때, 판매기 위 물건 주울 때 애니메이션 X</w:t>
+      </w:r>
+    </w:p>
+    <w:p>
+      <w:pPr>
+        <w:rPr>
+          <w:rFonts w:eastAsiaTheme="minorHAnsi" w:cs="gg sans"/>
+          <w:sz w:val="16"/>
+        </w:rPr>
+      </w:pPr>
+      <w:r>
+        <w:rPr>
+          <w:rFonts w:eastAsiaTheme="minorHAnsi" w:cs="gg sans"/>
+          <w:sz w:val="16"/>
+        </w:rPr>
+        <w:t>- 현재/목표 크레딧 표시</w:t>
+      </w:r>
+    </w:p>
+    <w:p>
+      <w:pPr>
+        <w:rPr>
+          <w:rFonts w:eastAsiaTheme="minorHAnsi" w:cs="gg sans"/>
+          <w:sz w:val="16"/>
+        </w:rPr>
+      </w:pPr>
+      <w:r>
+        <w:rPr>
+          <w:rFonts w:eastAsiaTheme="minorHAnsi" w:cs="gg sans"/>
+          <w:sz w:val="16"/>
+        </w:rPr>
+        <w:t>- 사운드 적용</w:t>
+      </w:r>
+    </w:p>
+    <w:p>
+      <w:pPr>
+        <w:rPr>
+          <w:rFonts w:eastAsiaTheme="minorHAnsi" w:cs="gg sans"/>
+          <w:sz w:val="16"/>
+        </w:rPr>
+      </w:pPr>
+      <w:r>
+        <w:rPr>
+          <w:rFonts w:eastAsiaTheme="minorHAnsi" w:cs="gg sans"/>
+          <w:sz w:val="16"/>
+        </w:rPr>
+        <w:t>- Player 피격(사운드), 죽음(연출 후 관전 모드 설정, 시체 안보이게 하기) 처리</w:t>
+      </w:r>
+    </w:p>
+    <w:p>
+      <w:pPr>
+        <w:rPr>
+          <w:rFonts w:eastAsiaTheme="minorHAnsi" w:cs="gg sans"/>
+          <w:sz w:val="16"/>
+        </w:rPr>
+      </w:pPr>
+      <w:r>
+        <w:rPr>
+          <w:rFonts w:eastAsiaTheme="minorHAnsi" w:cs="gg sans"/>
+          <w:sz w:val="16"/>
+        </w:rPr>
+        <w:t>- 가구 그리기</w:t>
+      </w:r>
+    </w:p>
+    <w:p>
+      <w:pPr>
+        <w:rPr>
+          <w:rFonts w:eastAsiaTheme="minorHAnsi" w:cs="gg sans"/>
+          <w:sz w:val="16"/>
+        </w:rPr>
+      </w:pPr>
+      <w:r>
+        <w:rPr>
+          <w:rFonts w:eastAsiaTheme="minorHAnsi" w:cs="gg sans"/>
+          <w:sz w:val="16"/>
+        </w:rPr>
+        <w:t>- 스테이지 전환 시 문 지우기</w:t>
+      </w:r>
+    </w:p>
+    <w:p>
+      <w:pPr>
+        <w:rPr>
+          <w:rFonts w:eastAsiaTheme="minorHAnsi" w:cs="gg sans"/>
+          <w:sz w:val="16"/>
+        </w:rPr>
+      </w:pPr>
+      <w:r>
+        <w:rPr>
+          <w:rFonts w:eastAsiaTheme="minorHAnsi" w:cs="gg sans"/>
+          <w:sz w:val="16"/>
+        </w:rPr>
+        <w:t xml:space="preserve">- 스테이지 종료 시 </w:t>
+      </w:r>
+      <w:proofErr w:type="spellStart"/>
+      <w:r>
+        <w:rPr>
+          <w:rFonts w:eastAsiaTheme="minorHAnsi" w:cs="gg sans"/>
+          <w:sz w:val="16"/>
+        </w:rPr>
+        <w:t>결과창</w:t>
+      </w:r>
+      <w:proofErr w:type="spellEnd"/>
+      <w:r>
+        <w:rPr>
+          <w:rFonts w:eastAsiaTheme="minorHAnsi" w:cs="gg sans"/>
+          <w:sz w:val="16"/>
+        </w:rPr>
+        <w:t xml:space="preserve"> 띄우기 + 연출</w:t>
+      </w:r>
+    </w:p>
+    <w:p>
+      <w:pPr>
+        <w:rPr>
+          <w:rFonts w:eastAsiaTheme="minorHAnsi" w:cs="gg sans"/>
+          <w:sz w:val="16"/>
+        </w:rPr>
+      </w:pPr>
+      <w:r>
+        <w:rPr>
+          <w:rFonts w:eastAsiaTheme="minorHAnsi" w:cs="gg sans"/>
           <w:sz w:val="16"/>
         </w:rPr>
         <w:t xml:space="preserve">- </w:t>
@@ -138,7 +321,7 @@
       <w:proofErr w:type="spellStart"/>
       <w:r>
         <w:rPr>
-          <w:rFonts w:eastAsiaTheme="minorHAnsi" w:cs="gg sans" w:hint="eastAsia"/>
+          <w:rFonts w:eastAsiaTheme="minorHAnsi" w:cs="gg sans"/>
           <w:sz w:val="16"/>
         </w:rPr>
         <w:t>EndStage</w:t>
@@ -146,26 +329,55 @@
       <w:proofErr w:type="spellEnd"/>
       <w:r>
         <w:rPr>
-          <w:rFonts w:eastAsiaTheme="minorHAnsi" w:cs="gg sans" w:hint="eastAsia"/>
-          <w:sz w:val="16"/>
-        </w:rPr>
-        <w:t xml:space="preserve"> 패킷 받으면 월드, </w:t>
-      </w:r>
-      <w:proofErr w:type="spellStart"/>
-      <w:r>
-        <w:rPr>
-          <w:rFonts w:eastAsiaTheme="minorHAnsi" w:cs="gg sans" w:hint="eastAsia"/>
-          <w:sz w:val="16"/>
-        </w:rPr>
-        <w:t>맵에</w:t>
-      </w:r>
-      <w:proofErr w:type="spellEnd"/>
-      <w:r>
-        <w:rPr>
-          <w:rFonts w:eastAsiaTheme="minorHAnsi" w:cs="gg sans" w:hint="eastAsia"/>
-          <w:sz w:val="16"/>
-        </w:rPr>
-        <w:t xml:space="preserve"> 있는 모든 것들 지우기 및 Hatch 모델 변경</w:t>
+          <w:rFonts w:eastAsiaTheme="minorHAnsi" w:cs="gg sans"/>
+          <w:sz w:val="16"/>
+        </w:rPr>
+        <w:t xml:space="preserve"> 보내고 최종 감정 패킷도 보내기</w:t>
+      </w:r>
+    </w:p>
+    <w:p>
+      <w:pPr>
+        <w:rPr>
+          <w:rFonts w:eastAsiaTheme="minorHAnsi" w:cs="gg sans"/>
+          <w:sz w:val="16"/>
+        </w:rPr>
+      </w:pPr>
+      <w:r>
+        <w:rPr>
+          <w:rFonts w:eastAsiaTheme="minorHAnsi" w:cs="gg sans"/>
+          <w:sz w:val="16"/>
+        </w:rPr>
+        <w:t>- 무적 치트키 추가(서버 연동 필요) + 이 외에 또 필요하다고 생각되는 치트키 추가</w:t>
+      </w:r>
+    </w:p>
+    <w:p>
+      <w:pPr>
+        <w:rPr>
+          <w:rFonts w:eastAsiaTheme="minorHAnsi" w:cs="gg sans"/>
+          <w:sz w:val="16"/>
+        </w:rPr>
+      </w:pPr>
+      <w:r>
+        <w:rPr>
+          <w:rFonts w:eastAsiaTheme="minorHAnsi" w:cs="gg sans"/>
+          <w:sz w:val="16"/>
+        </w:rPr>
+        <w:t>- UI 다듬기</w:t>
+      </w:r>
+    </w:p>
+    <w:p>
+      <w:pPr>
+        <w:rPr>
+          <w:rFonts w:eastAsiaTheme="minorHAnsi" w:cs="gg sans"/>
+          <w:sz w:val="16"/>
+        </w:rPr>
+      </w:pPr>
+      <w:r>
+        <w:rPr>
+          <w:rFonts w:eastAsiaTheme="minorHAnsi" w:cs="gg sans"/>
+          <w:sz w:val="16"/>
+        </w:rPr>
+        <w:t>- 스테이지 시작, 종료 판단해서 패킷 보내기</w:t>
       </w:r>
     </w:p>
     <w:p>
@@ -188,7 +400,39 @@
           <w:rFonts w:eastAsiaTheme="minorHAnsi" w:cs="gg sans"/>
           <w:sz w:val="16"/>
         </w:rPr>
-        <w:t>- 회원가입 UI</w:t>
+        <w:t xml:space="preserve">- 감정 </w:t>
+      </w:r>
+      <w:proofErr w:type="spellStart"/>
+      <w:r>
+        <w:rPr>
+          <w:rFonts w:eastAsiaTheme="minorHAnsi" w:cs="gg sans"/>
+          <w:sz w:val="16"/>
+        </w:rPr>
+        <w:t>치트키</w:t>
+      </w:r>
+      <w:proofErr w:type="spellEnd"/>
+      <w:r>
+        <w:rPr>
+          <w:rFonts w:eastAsiaTheme="minorHAnsi" w:cs="gg sans"/>
+          <w:sz w:val="16"/>
+        </w:rPr>
+        <w:t xml:space="preserve"> </w:t>
+      </w:r>
+      <w:proofErr w:type="spellStart"/>
+      <w:r>
+        <w:rPr>
+          <w:rFonts w:eastAsiaTheme="minorHAnsi" w:cs="gg sans"/>
+          <w:sz w:val="16"/>
+        </w:rPr>
+        <w:t>이모지</w:t>
+      </w:r>
+      <w:proofErr w:type="spellEnd"/>
+      <w:r>
+        <w:rPr>
+          <w:rFonts w:eastAsiaTheme="minorHAnsi" w:cs="gg sans"/>
+          <w:sz w:val="16"/>
+        </w:rPr>
+        <w:t xml:space="preserve"> 연동</w:t>
       </w:r>
     </w:p>
     <w:p>
@@ -203,7 +447,7 @@
           <w:rFonts w:eastAsiaTheme="minorHAnsi" w:cs="gg sans"/>
           <w:sz w:val="16"/>
         </w:rPr>
-        <w:t>- 스테이지 진행중 남은 시간 표시</w:t>
+        <w:t>- 열쇠 테스트</w:t>
       </w:r>
     </w:p>
     <w:p>
@@ -218,259 +462,34 @@
           <w:rFonts w:eastAsiaTheme="minorHAnsi" w:cs="gg sans"/>
           <w:sz w:val="16"/>
         </w:rPr>
-        <w:t>- 판매기 남은 크레딧 표시</w:t>
+        <w:t>- 총 이펙트</w:t>
       </w:r>
     </w:p>
     <w:p>
       <w:pPr>
         <w:rPr>
-          <w:rFonts w:eastAsiaTheme="minorHAnsi" w:cs="gg sans"/>
-          <w:sz w:val="16"/>
+          <w:rFonts w:eastAsiaTheme="minorHAnsi"/>
+          <w:sz w:val="16"/>
+          <w:szCs w:val="16"/>
         </w:rPr>
       </w:pPr>
-      <w:r>
-        <w:rPr>
-          <w:rFonts w:eastAsiaTheme="minorHAnsi" w:cs="gg sans"/>
-          <w:sz w:val="16"/>
-        </w:rPr>
-        <w:t>- 판매기 오류 수정: 위젯 겹치는 문제, 물건 올리고 다시 주웠을 때, 판매기 위 물건 주울 때 애니메이션 X</w:t>
-      </w:r>
     </w:p>
     <w:p>
       <w:pPr>
         <w:rPr>
-          <w:rFonts w:eastAsiaTheme="minorHAnsi" w:cs="gg sans"/>
+          <w:rFonts w:eastAsiaTheme="minorHAnsi" w:cs="gg sans" w:hint="eastAsia"/>
+          <w:strike/>
           <w:sz w:val="16"/>
         </w:rPr>
       </w:pPr>
       <w:r>
         <w:rPr>
           <w:rFonts w:eastAsiaTheme="minorHAnsi" w:cs="gg sans"/>
-          <w:sz w:val="16"/>
-        </w:rPr>
-        <w:t>- 현재/목표 크레딧 표시</w:t>
-      </w:r>
-    </w:p>
-    <w:p>
-      <w:pPr>
-        <w:rPr>
-          <w:rFonts w:eastAsiaTheme="minorHAnsi" w:cs="gg sans"/>
-          <w:sz w:val="16"/>
-        </w:rPr>
-      </w:pPr>
-      <w:r>
-        <w:rPr>
-          <w:rFonts w:eastAsiaTheme="minorHAnsi" w:cs="gg sans"/>
-          <w:sz w:val="16"/>
-        </w:rPr>
-        <w:t>- 사운드 적용</w:t>
-      </w:r>
-    </w:p>
-    <w:p>
-      <w:pPr>
-        <w:rPr>
-          <w:rFonts w:eastAsiaTheme="minorHAnsi" w:cs="gg sans"/>
-          <w:sz w:val="16"/>
-        </w:rPr>
-      </w:pPr>
-      <w:r>
-        <w:rPr>
-          <w:rFonts w:eastAsiaTheme="minorHAnsi" w:cs="gg sans"/>
-          <w:sz w:val="16"/>
-        </w:rPr>
-        <w:t>- Player 피격(사운드), 죽음(연출 후 관전 모드 설정, 시체 안보이게 하기) 처리</w:t>
-      </w:r>
-    </w:p>
-    <w:p>
-      <w:pPr>
-        <w:rPr>
-          <w:rFonts w:eastAsiaTheme="minorHAnsi" w:cs="gg sans"/>
-          <w:sz w:val="16"/>
-        </w:rPr>
-      </w:pPr>
-      <w:r>
-        <w:rPr>
-          <w:rFonts w:eastAsiaTheme="minorHAnsi" w:cs="gg sans"/>
-          <w:sz w:val="16"/>
-        </w:rPr>
-        <w:t>- 감정 치트키 이모지 연동</w:t>
-      </w:r>
-    </w:p>
-    <w:p>
-      <w:pPr>
-        <w:rPr>
-          <w:rFonts w:eastAsiaTheme="minorHAnsi" w:cs="gg sans"/>
-          <w:sz w:val="16"/>
-        </w:rPr>
-      </w:pPr>
-      <w:r>
-        <w:rPr>
-          <w:rFonts w:eastAsiaTheme="minorHAnsi" w:cs="gg sans"/>
-          <w:sz w:val="16"/>
-        </w:rPr>
-        <w:t>- 가구 그리기</w:t>
-      </w:r>
-    </w:p>
-    <w:p>
-      <w:pPr>
-        <w:rPr>
-          <w:rFonts w:eastAsiaTheme="minorHAnsi" w:cs="gg sans"/>
-          <w:sz w:val="16"/>
-        </w:rPr>
-      </w:pPr>
-      <w:r>
-        <w:rPr>
-          <w:rFonts w:eastAsiaTheme="minorHAnsi" w:cs="gg sans"/>
-          <w:sz w:val="16"/>
-        </w:rPr>
-        <w:t>- 스테이지 전환 시 문 지우기</w:t>
-      </w:r>
-    </w:p>
-    <w:p>
-      <w:pPr>
-        <w:rPr>
-          <w:rFonts w:eastAsiaTheme="minorHAnsi" w:cs="gg sans"/>
-          <w:sz w:val="16"/>
-        </w:rPr>
-      </w:pPr>
-      <w:r>
-        <w:rPr>
-          <w:rFonts w:eastAsiaTheme="minorHAnsi" w:cs="gg sans"/>
-          <w:sz w:val="16"/>
-        </w:rPr>
-        <w:t xml:space="preserve">- 스테이지 종료 시 </w:t>
-      </w:r>
-      <w:proofErr w:type="spellStart"/>
-      <w:r>
-        <w:rPr>
-          <w:rFonts w:eastAsiaTheme="minorHAnsi" w:cs="gg sans"/>
-          <w:sz w:val="16"/>
-        </w:rPr>
-        <w:t>결과창</w:t>
-      </w:r>
-      <w:proofErr w:type="spellEnd"/>
-      <w:r>
-        <w:rPr>
-          <w:rFonts w:eastAsiaTheme="minorHAnsi" w:cs="gg sans"/>
-          <w:sz w:val="16"/>
-        </w:rPr>
-        <w:t xml:space="preserve"> 띄우기 + 연출</w:t>
-      </w:r>
-    </w:p>
-    <w:p>
-      <w:pPr>
-        <w:rPr>
-          <w:rFonts w:eastAsiaTheme="minorHAnsi" w:cs="gg sans"/>
-          <w:sz w:val="16"/>
-        </w:rPr>
-      </w:pPr>
-      <w:r>
-        <w:rPr>
-          <w:rFonts w:eastAsiaTheme="minorHAnsi" w:cs="gg sans"/>
-          <w:sz w:val="16"/>
-        </w:rPr>
-        <w:t>- 열쇠 테스트</w:t>
-      </w:r>
-    </w:p>
-    <w:p>
-      <w:pPr>
-        <w:rPr>
-          <w:rFonts w:eastAsiaTheme="minorHAnsi" w:cs="gg sans"/>
-          <w:sz w:val="16"/>
-        </w:rPr>
-      </w:pPr>
-      <w:r>
-        <w:rPr>
-          <w:rFonts w:eastAsiaTheme="minorHAnsi" w:cs="gg sans"/>
-          <w:sz w:val="16"/>
-        </w:rPr>
-        <w:t>- 총 이펙트</w:t>
-      </w:r>
-    </w:p>
-    <w:p>
-      <w:pPr>
-        <w:rPr>
-          <w:rFonts w:eastAsiaTheme="minorHAnsi" w:cs="gg sans"/>
-          <w:sz w:val="16"/>
-        </w:rPr>
-      </w:pPr>
-      <w:r>
-        <w:rPr>
-          <w:rFonts w:eastAsiaTheme="minorHAnsi" w:cs="gg sans"/>
-          <w:sz w:val="16"/>
-        </w:rPr>
-        <w:t xml:space="preserve">- </w:t>
-      </w:r>
-      <w:proofErr w:type="spellStart"/>
-      <w:r>
-        <w:rPr>
-          <w:rFonts w:eastAsiaTheme="minorHAnsi" w:cs="gg sans"/>
-          <w:sz w:val="16"/>
-        </w:rPr>
-        <w:t>EndStage</w:t>
-      </w:r>
-      <w:proofErr w:type="spellEnd"/>
-      <w:r>
-        <w:rPr>
-          <w:rFonts w:eastAsiaTheme="minorHAnsi" w:cs="gg sans"/>
-          <w:sz w:val="16"/>
-        </w:rPr>
-        <w:t xml:space="preserve"> 보내고 최종 감정 패킷도 보내기</w:t>
-      </w:r>
-    </w:p>
-    <w:p>
-      <w:pPr>
-        <w:rPr>
-          <w:rFonts w:eastAsiaTheme="minorHAnsi" w:cs="gg sans"/>
-          <w:sz w:val="16"/>
-        </w:rPr>
-      </w:pPr>
-      <w:r>
-        <w:rPr>
-          <w:rFonts w:eastAsiaTheme="minorHAnsi" w:cs="gg sans"/>
-          <w:sz w:val="16"/>
-        </w:rPr>
-        <w:t>- 무적 치트키 추가(서버 연동 필요) + 이 외에 또 필요하다고 생각되는 치트키 추가</w:t>
-      </w:r>
-    </w:p>
-    <w:p>
-      <w:pPr>
-        <w:rPr>
-          <w:rFonts w:eastAsiaTheme="minorHAnsi" w:cs="gg sans"/>
-          <w:sz w:val="16"/>
-        </w:rPr>
-      </w:pPr>
-      <w:r>
-        <w:rPr>
-          <w:rFonts w:eastAsiaTheme="minorHAnsi" w:cs="gg sans"/>
-          <w:sz w:val="16"/>
-        </w:rPr>
-        <w:t>- UI 다듬기</w:t>
-      </w:r>
-    </w:p>
-    <w:p>
-      <w:pPr>
-        <w:rPr>
-          <w:rFonts w:eastAsiaTheme="minorHAnsi" w:cs="gg sans"/>
-          <w:sz w:val="16"/>
-        </w:rPr>
-      </w:pPr>
-      <w:r>
-        <w:rPr>
-          <w:rFonts w:eastAsiaTheme="minorHAnsi" w:cs="gg sans"/>
-          <w:sz w:val="16"/>
-        </w:rPr>
-        <w:t>- 스테이지 시작, 종료 판단해서 패킷 보내기</w:t>
-      </w:r>
-    </w:p>
-    <w:p>
-      <w:pPr>
-        <w:rPr>
-          <w:rFonts w:eastAsiaTheme="minorHAnsi"/>
-          <w:sz w:val="16"/>
-          <w:szCs w:val="16"/>
-        </w:rPr>
-      </w:pPr>
+          <w:strike/>
+          <w:sz w:val="16"/>
+        </w:rPr>
+        <w:t>- Monster 피격(사운드), 죽음(이펙트) 처리 및 State에 따라 보이지 않아야 하는 몬스터 처리</w:t>
+      </w:r>
     </w:p>
     <w:p>
       <w:pPr>
@@ -568,6 +587,18 @@
         </w:rPr>
         <w:t>- Title, Account, Lobby UI 수정: 창 띄울 때 이전 창 버튼 비활성화하기, 버튼 이미지로 변경</w:t>
       </w:r>
+    </w:p>
+    <w:p>
+      <w:pPr>
+        <w:pBdr>
+          <w:bottom w:val="single" w:sz="6" w:space="1" w:color="auto"/>
+        </w:pBdr>
+        <w:rPr>
+          <w:rFonts w:eastAsiaTheme="minorHAnsi" w:cs="gg sans" w:hint="eastAsia"/>
+          <w:strike/>
+          <w:sz w:val="16"/>
+        </w:rPr>
+      </w:pPr>
     </w:p>
     <w:p>
       <w:pPr>

--- a/일정/일정(채은).docx
+++ b/일정/일정(채은).docx
@@ -34,31 +34,45 @@
           <w:rFonts w:eastAsiaTheme="minorHAnsi" w:cs="gg sans"/>
           <w:sz w:val="16"/>
         </w:rPr>
-        <w:t>- 마이크</w:t>
+        <w:t>- 랜턴 떨굴 때 배터리 설정하기</w:t>
       </w:r>
     </w:p>
     <w:p>
       <w:pPr>
         <w:rPr>
-          <w:rFonts w:eastAsiaTheme="minorHAnsi" w:cs="gg sans"/>
-          <w:strike/>
+          <w:rFonts w:eastAsiaTheme="minorHAnsi" w:cs="gg sans" w:hint="eastAsia"/>
           <w:sz w:val="16"/>
         </w:rPr>
       </w:pPr>
       <w:r>
         <w:rPr>
-          <w:rFonts w:eastAsiaTheme="minorHAnsi" w:cs="gg sans"/>
-          <w:sz w:val="16"/>
-        </w:rPr>
-        <w:t xml:space="preserve">- Hatch 자동으로 열고 닫히기 안 되는 오류 수정, </w:t>
-      </w:r>
-      <w:r>
-        <w:rPr>
-          <w:rFonts w:eastAsiaTheme="minorHAnsi" w:cs="gg sans"/>
-          <w:strike/>
-          <w:sz w:val="16"/>
-        </w:rPr>
-        <w:t>밖에서 상호작용 안 되도록</w:t>
+          <w:rFonts w:eastAsiaTheme="minorHAnsi" w:cs="gg sans" w:hint="eastAsia"/>
+          <w:sz w:val="16"/>
+        </w:rPr>
+        <w:t xml:space="preserve">- </w:t>
+      </w:r>
+      <w:proofErr w:type="spellStart"/>
+      <w:r>
+        <w:rPr>
+          <w:rFonts w:eastAsiaTheme="minorHAnsi" w:cs="gg sans" w:hint="eastAsia"/>
+          <w:sz w:val="16"/>
+        </w:rPr>
+        <w:t>TrashCollector</w:t>
+      </w:r>
+      <w:proofErr w:type="spellEnd"/>
+      <w:r>
+        <w:rPr>
+          <w:rFonts w:eastAsiaTheme="minorHAnsi" w:cs="gg sans" w:hint="eastAsia"/>
+          <w:sz w:val="16"/>
+        </w:rPr>
+        <w:t xml:space="preserve"> 몽타주 재생</w:t>
+      </w:r>
+      <w:r>
+        <w:rPr>
+          <w:rFonts w:eastAsiaTheme="minorHAnsi" w:cs="gg sans" w:hint="eastAsia"/>
+          <w:sz w:val="16"/>
+        </w:rPr>
+        <w:t>: Hit, Attack</w:t>
       </w:r>
     </w:p>
     <w:p>
@@ -70,10 +84,42 @@
       </w:pPr>
       <w:r>
         <w:rPr>
-          <w:rFonts w:eastAsiaTheme="minorHAnsi" w:cs="gg sans"/>
-          <w:sz w:val="16"/>
-        </w:rPr>
-        <w:t>- 래버 당기기</w:t>
+          <w:rFonts w:eastAsiaTheme="minorHAnsi" w:cs="gg sans" w:hint="eastAsia"/>
+          <w:sz w:val="16"/>
+        </w:rPr>
+        <w:t xml:space="preserve">- </w:t>
+      </w:r>
+      <w:proofErr w:type="spellStart"/>
+      <w:r>
+        <w:rPr>
+          <w:rFonts w:eastAsiaTheme="minorHAnsi" w:cs="gg sans" w:hint="eastAsia"/>
+          <w:sz w:val="16"/>
+        </w:rPr>
+        <w:t>EndStage</w:t>
+      </w:r>
+      <w:proofErr w:type="spellEnd"/>
+      <w:r>
+        <w:rPr>
+          <w:rFonts w:eastAsiaTheme="minorHAnsi" w:cs="gg sans" w:hint="eastAsia"/>
+          <w:sz w:val="16"/>
+        </w:rPr>
+        <w:t xml:space="preserve"> 패킷 받으면 월드, </w:t>
+      </w:r>
+      <w:proofErr w:type="spellStart"/>
+      <w:r>
+        <w:rPr>
+          <w:rFonts w:eastAsiaTheme="minorHAnsi" w:cs="gg sans" w:hint="eastAsia"/>
+          <w:sz w:val="16"/>
+        </w:rPr>
+        <w:t>맵에</w:t>
+      </w:r>
+      <w:proofErr w:type="spellEnd"/>
+      <w:r>
+        <w:rPr>
+          <w:rFonts w:eastAsiaTheme="minorHAnsi" w:cs="gg sans" w:hint="eastAsia"/>
+          <w:sz w:val="16"/>
+        </w:rPr>
+        <w:t xml:space="preserve"> 있는 모든 것들 지우기 및 Hatch 모델 변경</w:t>
       </w:r>
     </w:p>
     <w:p>
@@ -88,54 +134,22 @@
           <w:rFonts w:eastAsiaTheme="minorHAnsi" w:cs="gg sans"/>
           <w:sz w:val="16"/>
         </w:rPr>
-        <w:t>- 랜턴 떨굴 때 배터리 설정하기</w:t>
+        <w:t>- 현재/목표 크레딧 표시</w:t>
       </w:r>
     </w:p>
     <w:p>
       <w:pPr>
         <w:rPr>
-          <w:rFonts w:eastAsiaTheme="minorHAnsi" w:cs="gg sans" w:hint="eastAsia"/>
+          <w:rFonts w:eastAsiaTheme="minorHAnsi" w:cs="gg sans"/>
           <w:sz w:val="16"/>
         </w:rPr>
       </w:pPr>
       <w:r>
         <w:rPr>
-          <w:rFonts w:eastAsiaTheme="minorHAnsi" w:cs="gg sans" w:hint="eastAsia"/>
-          <w:sz w:val="16"/>
-        </w:rPr>
-        <w:t xml:space="preserve">- </w:t>
-      </w:r>
-      <w:proofErr w:type="spellStart"/>
-      <w:r>
-        <w:rPr>
-          <w:rFonts w:eastAsiaTheme="minorHAnsi" w:cs="gg sans" w:hint="eastAsia"/>
-          <w:sz w:val="16"/>
-        </w:rPr>
-        <w:t>EndStage</w:t>
-      </w:r>
-      <w:proofErr w:type="spellEnd"/>
-      <w:r>
-        <w:rPr>
-          <w:rFonts w:eastAsiaTheme="minorHAnsi" w:cs="gg sans" w:hint="eastAsia"/>
-          <w:sz w:val="16"/>
-        </w:rPr>
-        <w:t xml:space="preserve"> 패킷 받으면 월드, </w:t>
-      </w:r>
-      <w:proofErr w:type="spellStart"/>
-      <w:r>
-        <w:rPr>
-          <w:rFonts w:eastAsiaTheme="minorHAnsi" w:cs="gg sans" w:hint="eastAsia"/>
-          <w:sz w:val="16"/>
-        </w:rPr>
-        <w:t>맵에</w:t>
-      </w:r>
-      <w:proofErr w:type="spellEnd"/>
-      <w:r>
-        <w:rPr>
-          <w:rFonts w:eastAsiaTheme="minorHAnsi" w:cs="gg sans" w:hint="eastAsia"/>
-          <w:sz w:val="16"/>
-        </w:rPr>
-        <w:t xml:space="preserve"> 있는 모든 것들 지우기 및 Hatch 모델 변경</w:t>
+          <w:rFonts w:eastAsiaTheme="minorHAnsi" w:cs="gg sans"/>
+          <w:sz w:val="16"/>
+        </w:rPr>
+        <w:t>- 사운드 적용</w:t>
       </w:r>
     </w:p>
     <w:p>
@@ -150,7 +164,7 @@
           <w:rFonts w:eastAsiaTheme="minorHAnsi" w:cs="gg sans"/>
           <w:sz w:val="16"/>
         </w:rPr>
-        <w:t>- 회원가입 UI</w:t>
+        <w:t>- Player 피격(사운드), 죽음(연출 후 관전 모드 설정, 시체 안보이게 하기) 처리</w:t>
       </w:r>
     </w:p>
     <w:p>
@@ -165,7 +179,7 @@
           <w:rFonts w:eastAsiaTheme="minorHAnsi" w:cs="gg sans"/>
           <w:sz w:val="16"/>
         </w:rPr>
-        <w:t>- 스테이지 진행중 남은 시간 표시</w:t>
+        <w:t>- 스테이지 전환 시 문 지우기</w:t>
       </w:r>
     </w:p>
     <w:p>
@@ -180,7 +194,23 @@
           <w:rFonts w:eastAsiaTheme="minorHAnsi" w:cs="gg sans"/>
           <w:sz w:val="16"/>
         </w:rPr>
-        <w:t>- 판매기 남은 크레딧 표시</w:t>
+        <w:t xml:space="preserve">- 스테이지 종료 시 </w:t>
+      </w:r>
+      <w:proofErr w:type="spellStart"/>
+      <w:r>
+        <w:rPr>
+          <w:rFonts w:eastAsiaTheme="minorHAnsi" w:cs="gg sans"/>
+          <w:sz w:val="16"/>
+        </w:rPr>
+        <w:t>결과창</w:t>
+      </w:r>
+      <w:proofErr w:type="spellEnd"/>
+      <w:r>
+        <w:rPr>
+          <w:rFonts w:eastAsiaTheme="minorHAnsi" w:cs="gg sans"/>
+          <w:sz w:val="16"/>
+        </w:rPr>
+        <w:t xml:space="preserve"> 띄우기 + 연출</w:t>
       </w:r>
     </w:p>
     <w:p>
@@ -195,97 +225,7 @@
           <w:rFonts w:eastAsiaTheme="minorHAnsi" w:cs="gg sans"/>
           <w:sz w:val="16"/>
         </w:rPr>
-        <w:t>- 판매기 오류 수정: 위젯 겹치는 문제, 물건 올리고 다시 주웠을 때, 판매기 위 물건 주울 때 애니메이션 X</w:t>
-      </w:r>
-    </w:p>
-    <w:p>
-      <w:pPr>
-        <w:rPr>
-          <w:rFonts w:eastAsiaTheme="minorHAnsi" w:cs="gg sans"/>
-          <w:sz w:val="16"/>
-        </w:rPr>
-      </w:pPr>
-      <w:r>
-        <w:rPr>
-          <w:rFonts w:eastAsiaTheme="minorHAnsi" w:cs="gg sans"/>
-          <w:sz w:val="16"/>
-        </w:rPr>
-        <w:t>- 현재/목표 크레딧 표시</w:t>
-      </w:r>
-    </w:p>
-    <w:p>
-      <w:pPr>
-        <w:rPr>
-          <w:rFonts w:eastAsiaTheme="minorHAnsi" w:cs="gg sans"/>
-          <w:sz w:val="16"/>
-        </w:rPr>
-      </w:pPr>
-      <w:r>
-        <w:rPr>
-          <w:rFonts w:eastAsiaTheme="minorHAnsi" w:cs="gg sans"/>
-          <w:sz w:val="16"/>
-        </w:rPr>
-        <w:t>- 사운드 적용</w:t>
-      </w:r>
-    </w:p>
-    <w:p>
-      <w:pPr>
-        <w:rPr>
-          <w:rFonts w:eastAsiaTheme="minorHAnsi" w:cs="gg sans"/>
-          <w:sz w:val="16"/>
-        </w:rPr>
-      </w:pPr>
-      <w:r>
-        <w:rPr>
-          <w:rFonts w:eastAsiaTheme="minorHAnsi" w:cs="gg sans"/>
-          <w:sz w:val="16"/>
-        </w:rPr>
-        <w:t>- Player 피격(사운드), 죽음(연출 후 관전 모드 설정, 시체 안보이게 하기) 처리</w:t>
-      </w:r>
-    </w:p>
-    <w:p>
-      <w:pPr>
-        <w:rPr>
-          <w:rFonts w:eastAsiaTheme="minorHAnsi" w:cs="gg sans"/>
-          <w:sz w:val="16"/>
-        </w:rPr>
-      </w:pPr>
-      <w:r>
-        <w:rPr>
-          <w:rFonts w:eastAsiaTheme="minorHAnsi" w:cs="gg sans"/>
-          <w:sz w:val="16"/>
-        </w:rPr>
-        <w:t>- 가구 그리기</w:t>
-      </w:r>
-    </w:p>
-    <w:p>
-      <w:pPr>
-        <w:rPr>
-          <w:rFonts w:eastAsiaTheme="minorHAnsi" w:cs="gg sans"/>
-          <w:sz w:val="16"/>
-        </w:rPr>
-      </w:pPr>
-      <w:r>
-        <w:rPr>
-          <w:rFonts w:eastAsiaTheme="minorHAnsi" w:cs="gg sans"/>
-          <w:sz w:val="16"/>
-        </w:rPr>
-        <w:t>- 스테이지 전환 시 문 지우기</w:t>
-      </w:r>
-    </w:p>
-    <w:p>
-      <w:pPr>
-        <w:rPr>
-          <w:rFonts w:eastAsiaTheme="minorHAnsi" w:cs="gg sans"/>
-          <w:sz w:val="16"/>
-        </w:rPr>
-      </w:pPr>
-      <w:r>
-        <w:rPr>
-          <w:rFonts w:eastAsiaTheme="minorHAnsi" w:cs="gg sans"/>
-          <w:sz w:val="16"/>
-        </w:rPr>
-        <w:t xml:space="preserve">- 스테이지 종료 시 </w:t>
+        <w:t xml:space="preserve">- </w:t>
       </w:r>
       <w:proofErr w:type="spellStart"/>
       <w:r>
@@ -293,7 +233,7 @@
           <w:rFonts w:eastAsiaTheme="minorHAnsi" w:cs="gg sans"/>
           <w:sz w:val="16"/>
         </w:rPr>
-        <w:t>결과창</w:t>
+        <w:t>EndStage</w:t>
       </w:r>
       <w:proofErr w:type="spellEnd"/>
       <w:r>
@@ -301,83 +241,7 @@
           <w:rFonts w:eastAsiaTheme="minorHAnsi" w:cs="gg sans"/>
           <w:sz w:val="16"/>
         </w:rPr>
-        <w:t xml:space="preserve"> 띄우기 + 연출</w:t>
-      </w:r>
-    </w:p>
-    <w:p>
-      <w:pPr>
-        <w:rPr>
-          <w:rFonts w:eastAsiaTheme="minorHAnsi" w:cs="gg sans"/>
-          <w:sz w:val="16"/>
-        </w:rPr>
-      </w:pPr>
-      <w:r>
-        <w:rPr>
-          <w:rFonts w:eastAsiaTheme="minorHAnsi" w:cs="gg sans"/>
-          <w:sz w:val="16"/>
-        </w:rPr>
-        <w:t xml:space="preserve">- </w:t>
-      </w:r>
-      <w:proofErr w:type="spellStart"/>
-      <w:r>
-        <w:rPr>
-          <w:rFonts w:eastAsiaTheme="minorHAnsi" w:cs="gg sans"/>
-          <w:sz w:val="16"/>
-        </w:rPr>
-        <w:t>EndStage</w:t>
-      </w:r>
-      <w:proofErr w:type="spellEnd"/>
-      <w:r>
-        <w:rPr>
-          <w:rFonts w:eastAsiaTheme="minorHAnsi" w:cs="gg sans"/>
-          <w:sz w:val="16"/>
-        </w:rPr>
         <w:t xml:space="preserve"> 보내고 최종 감정 패킷도 보내기</w:t>
-      </w:r>
-    </w:p>
-    <w:p>
-      <w:pPr>
-        <w:rPr>
-          <w:rFonts w:eastAsiaTheme="minorHAnsi" w:cs="gg sans"/>
-          <w:sz w:val="16"/>
-        </w:rPr>
-      </w:pPr>
-      <w:r>
-        <w:rPr>
-          <w:rFonts w:eastAsiaTheme="minorHAnsi" w:cs="gg sans"/>
-          <w:sz w:val="16"/>
-        </w:rPr>
-        <w:t>- 무적 치트키 추가(서버 연동 필요) + 이 외에 또 필요하다고 생각되는 치트키 추가</w:t>
-      </w:r>
-    </w:p>
-    <w:p>
-      <w:pPr>
-        <w:rPr>
-          <w:rFonts w:eastAsiaTheme="minorHAnsi" w:cs="gg sans"/>
-          <w:sz w:val="16"/>
-        </w:rPr>
-      </w:pPr>
-      <w:r>
-        <w:rPr>
-          <w:rFonts w:eastAsiaTheme="minorHAnsi" w:cs="gg sans"/>
-          <w:sz w:val="16"/>
-        </w:rPr>
-        <w:t>- UI 다듬기</w:t>
-      </w:r>
-    </w:p>
-    <w:p>
-      <w:pPr>
-        <w:rPr>
-          <w:rFonts w:eastAsiaTheme="minorHAnsi" w:cs="gg sans"/>
-          <w:sz w:val="16"/>
-        </w:rPr>
-      </w:pPr>
-      <w:r>
-        <w:rPr>
-          <w:rFonts w:eastAsiaTheme="minorHAnsi" w:cs="gg sans"/>
-          <w:sz w:val="16"/>
-        </w:rPr>
-        <w:t>- 스테이지 시작, 종료 판단해서 패킷 보내기</w:t>
       </w:r>
     </w:p>
     <w:p>
@@ -400,45 +264,14 @@
           <w:rFonts w:eastAsiaTheme="minorHAnsi" w:cs="gg sans"/>
           <w:sz w:val="16"/>
         </w:rPr>
-        <w:t xml:space="preserve">- 감정 </w:t>
-      </w:r>
-      <w:proofErr w:type="spellStart"/>
-      <w:r>
-        <w:rPr>
-          <w:rFonts w:eastAsiaTheme="minorHAnsi" w:cs="gg sans"/>
-          <w:sz w:val="16"/>
-        </w:rPr>
-        <w:t>치트키</w:t>
-      </w:r>
-      <w:proofErr w:type="spellEnd"/>
-      <w:r>
-        <w:rPr>
-          <w:rFonts w:eastAsiaTheme="minorHAnsi" w:cs="gg sans"/>
-          <w:sz w:val="16"/>
-        </w:rPr>
-        <w:t xml:space="preserve"> </w:t>
-      </w:r>
-      <w:proofErr w:type="spellStart"/>
-      <w:r>
-        <w:rPr>
-          <w:rFonts w:eastAsiaTheme="minorHAnsi" w:cs="gg sans"/>
-          <w:sz w:val="16"/>
-        </w:rPr>
-        <w:t>이모지</w:t>
-      </w:r>
-      <w:proofErr w:type="spellEnd"/>
-      <w:r>
-        <w:rPr>
-          <w:rFonts w:eastAsiaTheme="minorHAnsi" w:cs="gg sans"/>
-          <w:sz w:val="16"/>
-        </w:rPr>
-        <w:t xml:space="preserve"> 연동</w:t>
+        <w:t>- 마이크</w:t>
       </w:r>
     </w:p>
     <w:p>
       <w:pPr>
         <w:rPr>
-          <w:rFonts w:eastAsiaTheme="minorHAnsi" w:cs="gg sans"/>
+          <w:rFonts w:eastAsiaTheme="minorHAnsi" w:cs="gg sans" w:hint="eastAsia"/>
+          <w:strike/>
           <w:sz w:val="16"/>
         </w:rPr>
       </w:pPr>
@@ -447,30 +280,22 @@
           <w:rFonts w:eastAsiaTheme="minorHAnsi" w:cs="gg sans"/>
           <w:sz w:val="16"/>
         </w:rPr>
-        <w:t>- 열쇠 테스트</w:t>
+        <w:t xml:space="preserve">- Hatch 자동으로 열고 닫히기 안 되는 오류 수정, </w:t>
+      </w:r>
+      <w:r>
+        <w:rPr>
+          <w:rFonts w:eastAsiaTheme="minorHAnsi" w:cs="gg sans"/>
+          <w:strike/>
+          <w:sz w:val="16"/>
+        </w:rPr>
+        <w:t>밖에서 상호작용 안 되도록</w:t>
       </w:r>
     </w:p>
     <w:p>
       <w:pPr>
         <w:rPr>
-          <w:rFonts w:eastAsiaTheme="minorHAnsi" w:cs="gg sans"/>
-          <w:sz w:val="16"/>
-        </w:rPr>
-      </w:pPr>
-      <w:r>
-        <w:rPr>
-          <w:rFonts w:eastAsiaTheme="minorHAnsi" w:cs="gg sans"/>
-          <w:sz w:val="16"/>
-        </w:rPr>
-        <w:t>- 총 이펙트</w:t>
-      </w:r>
-    </w:p>
-    <w:p>
-      <w:pPr>
-        <w:rPr>
-          <w:rFonts w:eastAsiaTheme="minorHAnsi"/>
-          <w:sz w:val="16"/>
-          <w:szCs w:val="16"/>
+          <w:rFonts w:eastAsiaTheme="minorHAnsi" w:cs="gg sans" w:hint="eastAsia"/>
+          <w:sz w:val="16"/>
         </w:rPr>
       </w:pPr>
     </w:p>
@@ -478,6 +303,279 @@
       <w:pPr>
         <w:rPr>
           <w:rFonts w:eastAsiaTheme="minorHAnsi" w:cs="gg sans" w:hint="eastAsia"/>
+          <w:sz w:val="16"/>
+        </w:rPr>
+      </w:pPr>
+      <w:r>
+        <w:rPr>
+          <w:rFonts w:eastAsiaTheme="minorHAnsi" w:cs="gg sans"/>
+          <w:sz w:val="16"/>
+        </w:rPr>
+        <w:t>- 판매기 남은 크레딧 표시</w:t>
+      </w:r>
+      <w:r>
+        <w:rPr>
+          <w:rFonts w:eastAsiaTheme="minorHAnsi" w:cs="gg sans" w:hint="eastAsia"/>
+          <w:sz w:val="16"/>
+        </w:rPr>
+        <w:t xml:space="preserve">, </w:t>
+      </w:r>
+      <w:r>
+        <w:rPr>
+          <w:rFonts w:eastAsiaTheme="minorHAnsi" w:cs="gg sans"/>
+          <w:sz w:val="16"/>
+        </w:rPr>
+        <w:t>오류 수정: 위젯 겹치는 문제, 물건 올리고 다시 주웠을 때, 판매기 위 물건 주울 때 애니메이션 X</w:t>
+      </w:r>
+    </w:p>
+    <w:p>
+      <w:pPr>
+        <w:rPr>
+          <w:rFonts w:eastAsiaTheme="minorHAnsi" w:cs="gg sans"/>
+          <w:sz w:val="16"/>
+        </w:rPr>
+      </w:pPr>
+      <w:r>
+        <w:rPr>
+          <w:rFonts w:eastAsiaTheme="minorHAnsi" w:cs="gg sans"/>
+          <w:sz w:val="16"/>
+        </w:rPr>
+        <w:t xml:space="preserve">- 감정 </w:t>
+      </w:r>
+      <w:proofErr w:type="spellStart"/>
+      <w:r>
+        <w:rPr>
+          <w:rFonts w:eastAsiaTheme="minorHAnsi" w:cs="gg sans"/>
+          <w:sz w:val="16"/>
+        </w:rPr>
+        <w:t>치트키</w:t>
+      </w:r>
+      <w:proofErr w:type="spellEnd"/>
+      <w:r>
+        <w:rPr>
+          <w:rFonts w:eastAsiaTheme="minorHAnsi" w:cs="gg sans"/>
+          <w:sz w:val="16"/>
+        </w:rPr>
+        <w:t xml:space="preserve"> </w:t>
+      </w:r>
+      <w:proofErr w:type="spellStart"/>
+      <w:r>
+        <w:rPr>
+          <w:rFonts w:eastAsiaTheme="minorHAnsi" w:cs="gg sans"/>
+          <w:sz w:val="16"/>
+        </w:rPr>
+        <w:t>이모지</w:t>
+      </w:r>
+      <w:proofErr w:type="spellEnd"/>
+      <w:r>
+        <w:rPr>
+          <w:rFonts w:eastAsiaTheme="minorHAnsi" w:cs="gg sans"/>
+          <w:sz w:val="16"/>
+        </w:rPr>
+        <w:t xml:space="preserve"> 연동</w:t>
+      </w:r>
+    </w:p>
+    <w:p>
+      <w:pPr>
+        <w:rPr>
+          <w:rFonts w:eastAsiaTheme="minorHAnsi" w:cs="gg sans"/>
+          <w:sz w:val="16"/>
+        </w:rPr>
+      </w:pPr>
+      <w:r>
+        <w:rPr>
+          <w:rFonts w:eastAsiaTheme="minorHAnsi" w:cs="gg sans"/>
+          <w:sz w:val="16"/>
+        </w:rPr>
+        <w:t>- 열쇠 테스트</w:t>
+      </w:r>
+    </w:p>
+    <w:p>
+      <w:pPr>
+        <w:rPr>
+          <w:rFonts w:eastAsiaTheme="minorHAnsi" w:cs="gg sans"/>
+          <w:sz w:val="16"/>
+        </w:rPr>
+      </w:pPr>
+      <w:r>
+        <w:rPr>
+          <w:rFonts w:eastAsiaTheme="minorHAnsi" w:cs="gg sans"/>
+          <w:sz w:val="16"/>
+        </w:rPr>
+        <w:t>- 총 이펙트</w:t>
+      </w:r>
+    </w:p>
+    <w:p>
+      <w:pPr>
+        <w:rPr>
+          <w:rFonts w:eastAsiaTheme="minorHAnsi" w:cs="gg sans" w:hint="eastAsia"/>
+          <w:sz w:val="16"/>
+        </w:rPr>
+      </w:pPr>
+      <w:r>
+        <w:rPr>
+          <w:rFonts w:eastAsiaTheme="minorHAnsi" w:cs="gg sans"/>
+          <w:sz w:val="16"/>
+        </w:rPr>
+        <w:t>- 가구 그리기</w:t>
+      </w:r>
+    </w:p>
+    <w:p>
+      <w:pPr>
+        <w:rPr>
+          <w:rFonts w:eastAsiaTheme="minorHAnsi" w:cs="gg sans"/>
+          <w:sz w:val="16"/>
+        </w:rPr>
+      </w:pPr>
+      <w:r>
+        <w:rPr>
+          <w:rFonts w:eastAsiaTheme="minorHAnsi" w:cs="gg sans"/>
+          <w:sz w:val="16"/>
+        </w:rPr>
+        <w:t>- 스테이지 진행중 남은 시간 표시</w:t>
+      </w:r>
+    </w:p>
+    <w:p>
+      <w:pPr>
+        <w:rPr>
+          <w:rFonts w:eastAsiaTheme="minorHAnsi" w:cs="gg sans" w:hint="eastAsia"/>
+          <w:sz w:val="16"/>
+        </w:rPr>
+      </w:pPr>
+      <w:r>
+        <w:rPr>
+          <w:rFonts w:eastAsiaTheme="minorHAnsi" w:cs="gg sans"/>
+          <w:sz w:val="16"/>
+        </w:rPr>
+        <w:t>- UI 다듬기</w:t>
+      </w:r>
+    </w:p>
+    <w:p>
+      <w:pPr>
+        <w:rPr>
+          <w:rFonts w:eastAsiaTheme="minorHAnsi" w:cs="gg sans"/>
+          <w:sz w:val="16"/>
+        </w:rPr>
+      </w:pPr>
+      <w:r>
+        <w:rPr>
+          <w:rFonts w:eastAsiaTheme="minorHAnsi" w:cs="gg sans"/>
+          <w:sz w:val="16"/>
+        </w:rPr>
+        <w:t>- 회원가입 UI</w:t>
+      </w:r>
+    </w:p>
+    <w:p>
+      <w:pPr>
+        <w:rPr>
+          <w:rFonts w:eastAsiaTheme="minorHAnsi" w:cs="gg sans"/>
+          <w:sz w:val="16"/>
+        </w:rPr>
+      </w:pPr>
+      <w:r>
+        <w:rPr>
+          <w:rFonts w:eastAsiaTheme="minorHAnsi" w:cs="gg sans"/>
+          <w:sz w:val="16"/>
+        </w:rPr>
+        <w:t xml:space="preserve">- 무적 </w:t>
+      </w:r>
+      <w:proofErr w:type="spellStart"/>
+      <w:r>
+        <w:rPr>
+          <w:rFonts w:eastAsiaTheme="minorHAnsi" w:cs="gg sans"/>
+          <w:sz w:val="16"/>
+        </w:rPr>
+        <w:t>치트키</w:t>
+      </w:r>
+      <w:proofErr w:type="spellEnd"/>
+      <w:r>
+        <w:rPr>
+          <w:rFonts w:eastAsiaTheme="minorHAnsi" w:cs="gg sans"/>
+          <w:sz w:val="16"/>
+        </w:rPr>
+        <w:t xml:space="preserve"> 추가(서버 연동 필요) + 이 외에 또 필요하다고 생각되는 </w:t>
+      </w:r>
+      <w:proofErr w:type="spellStart"/>
+      <w:r>
+        <w:rPr>
+          <w:rFonts w:eastAsiaTheme="minorHAnsi" w:cs="gg sans"/>
+          <w:sz w:val="16"/>
+        </w:rPr>
+        <w:t>치트키</w:t>
+      </w:r>
+      <w:proofErr w:type="spellEnd"/>
+      <w:r>
+        <w:rPr>
+          <w:rFonts w:eastAsiaTheme="minorHAnsi" w:cs="gg sans"/>
+          <w:sz w:val="16"/>
+        </w:rPr>
+        <w:t xml:space="preserve"> 추가</w:t>
+      </w:r>
+    </w:p>
+    <w:p>
+      <w:pPr>
+        <w:rPr>
+          <w:rFonts w:eastAsiaTheme="minorHAnsi" w:cs="gg sans"/>
+          <w:sz w:val="16"/>
+        </w:rPr>
+      </w:pPr>
+    </w:p>
+    <w:p>
+      <w:pPr>
+        <w:rPr>
+          <w:rFonts w:eastAsiaTheme="minorHAnsi" w:cs="gg sans" w:hint="eastAsia"/>
+          <w:strike/>
+          <w:sz w:val="16"/>
+        </w:rPr>
+      </w:pPr>
+      <w:r>
+        <w:rPr>
+          <w:rFonts w:eastAsiaTheme="minorHAnsi" w:cs="gg sans"/>
+          <w:strike/>
+          <w:sz w:val="16"/>
+        </w:rPr>
+        <w:t>- 스테이지 시작, 종료 판단해서 패킷 보내기</w:t>
+      </w:r>
+    </w:p>
+    <w:p>
+      <w:pPr>
+        <w:rPr>
+          <w:rFonts w:eastAsiaTheme="minorHAnsi" w:cs="gg sans" w:hint="eastAsia"/>
+          <w:strike/>
+          <w:sz w:val="16"/>
+        </w:rPr>
+      </w:pPr>
+      <w:r>
+        <w:rPr>
+          <w:rFonts w:eastAsiaTheme="minorHAnsi" w:cs="gg sans"/>
+          <w:strike/>
+          <w:sz w:val="16"/>
+        </w:rPr>
+        <w:t xml:space="preserve">- </w:t>
+      </w:r>
+      <w:proofErr w:type="spellStart"/>
+      <w:r>
+        <w:rPr>
+          <w:rFonts w:eastAsiaTheme="minorHAnsi" w:cs="gg sans"/>
+          <w:strike/>
+          <w:sz w:val="16"/>
+        </w:rPr>
+        <w:t>래버</w:t>
+      </w:r>
+      <w:proofErr w:type="spellEnd"/>
+      <w:r>
+        <w:rPr>
+          <w:rFonts w:eastAsiaTheme="minorHAnsi" w:cs="gg sans"/>
+          <w:strike/>
+          <w:sz w:val="16"/>
+        </w:rPr>
+        <w:t xml:space="preserve"> 당기기</w:t>
+      </w:r>
+    </w:p>
+    <w:p>
+      <w:pPr>
+        <w:rPr>
+          <w:rFonts w:eastAsiaTheme="minorHAnsi" w:cs="gg sans"/>
           <w:strike/>
           <w:sz w:val="16"/>
         </w:rPr>
@@ -594,38 +692,8 @@
           <w:bottom w:val="single" w:sz="6" w:space="1" w:color="auto"/>
         </w:pBdr>
         <w:rPr>
-          <w:rFonts w:eastAsiaTheme="minorHAnsi" w:cs="gg sans" w:hint="eastAsia"/>
-          <w:strike/>
-          <w:sz w:val="16"/>
-        </w:rPr>
-      </w:pPr>
-    </w:p>
-    <w:p>
-      <w:pPr>
-        <w:pBdr>
-          <w:bottom w:val="single" w:sz="6" w:space="1" w:color="auto"/>
-        </w:pBdr>
-        <w:rPr>
-          <w:rFonts w:ascii="gg sans" w:hAnsi="gg sans" w:cs="gg sans" w:hint="eastAsia"/>
-          <w:strike/>
-          <w:sz w:val="16"/>
-        </w:rPr>
-      </w:pPr>
-    </w:p>
-    <w:p>
-      <w:pPr>
-        <w:pBdr>
-          <w:bottom w:val="single" w:sz="6" w:space="1" w:color="auto"/>
-        </w:pBdr>
-      </w:pPr>
-    </w:p>
-    <w:p>
-      <w:pPr>
-        <w:pBdr>
-          <w:bottom w:val="single" w:sz="6" w:space="1" w:color="auto"/>
-        </w:pBdr>
-        <w:rPr>
           <w:rStyle w:val="ad"/>
+          <w:rFonts w:hint="eastAsia"/>
           <w:sz w:val="40"/>
           <w:szCs w:val="40"/>
         </w:rPr>

--- a/일정/일정(채은).docx
+++ b/일정/일정(채은).docx
@@ -26,12 +26,14 @@
       <w:pPr>
         <w:rPr>
           <w:rFonts w:eastAsiaTheme="minorHAnsi" w:cs="gg sans"/>
+          <w:strike/>
           <w:sz w:val="16"/>
         </w:rPr>
       </w:pPr>
       <w:r>
         <w:rPr>
           <w:rFonts w:eastAsiaTheme="minorHAnsi" w:cs="gg sans"/>
+          <w:strike/>
           <w:sz w:val="16"/>
         </w:rPr>
         <w:t>- 랜턴 떨굴 때 배터리 설정하기</w:t>
@@ -40,7 +42,7 @@
     <w:p>
       <w:pPr>
         <w:rPr>
-          <w:rFonts w:eastAsiaTheme="minorHAnsi" w:cs="gg sans" w:hint="eastAsia"/>
+          <w:rFonts w:eastAsiaTheme="minorHAnsi" w:cs="gg sans"/>
           <w:sz w:val="16"/>
         </w:rPr>
       </w:pPr>
@@ -270,7 +272,7 @@
     <w:p>
       <w:pPr>
         <w:rPr>
-          <w:rFonts w:eastAsiaTheme="minorHAnsi" w:cs="gg sans" w:hint="eastAsia"/>
+          <w:rFonts w:eastAsiaTheme="minorHAnsi" w:cs="gg sans"/>
           <w:strike/>
           <w:sz w:val="16"/>
         </w:rPr>
@@ -294,7 +296,7 @@
     <w:p>
       <w:pPr>
         <w:rPr>
-          <w:rFonts w:eastAsiaTheme="minorHAnsi" w:cs="gg sans" w:hint="eastAsia"/>
+          <w:rFonts w:eastAsiaTheme="minorHAnsi" w:cs="gg sans"/>
           <w:sz w:val="16"/>
         </w:rPr>
       </w:pPr>
@@ -302,7 +304,7 @@
     <w:p>
       <w:pPr>
         <w:rPr>
-          <w:rFonts w:eastAsiaTheme="minorHAnsi" w:cs="gg sans" w:hint="eastAsia"/>
+          <w:rFonts w:eastAsiaTheme="minorHAnsi" w:cs="gg sans"/>
           <w:sz w:val="16"/>
         </w:rPr>
       </w:pPr>
@@ -408,7 +410,7 @@
     <w:p>
       <w:pPr>
         <w:rPr>
-          <w:rFonts w:eastAsiaTheme="minorHAnsi" w:cs="gg sans" w:hint="eastAsia"/>
+          <w:rFonts w:eastAsiaTheme="minorHAnsi" w:cs="gg sans"/>
           <w:sz w:val="16"/>
         </w:rPr>
       </w:pPr>
@@ -423,7 +425,7 @@
     <w:p>
       <w:pPr>
         <w:rPr>
-          <w:rFonts w:eastAsiaTheme="minorHAnsi" w:cs="gg sans"/>
+          <w:rFonts w:eastAsiaTheme="minorHAnsi" w:cs="gg sans" w:hint="eastAsia"/>
           <w:sz w:val="16"/>
         </w:rPr>
       </w:pPr>
@@ -433,12 +435,19 @@
           <w:sz w:val="16"/>
         </w:rPr>
         <w:t>- 스테이지 진행중 남은 시간 표시</w:t>
+      </w:r>
+      <w:r>
+        <w:rPr>
+          <w:rFonts w:eastAsiaTheme="minorHAnsi" w:cs="gg sans" w:hint="eastAsia"/>
+          <w:sz w:val="16"/>
+        </w:rPr>
+        <w:t xml:space="preserve"> &lt;- 패킷 추가 필요, Base 컴퓨터에 그리거나 플레이어 UI에 그리거나</w:t>
       </w:r>
     </w:p>
     <w:p>
       <w:pPr>
         <w:rPr>
-          <w:rFonts w:eastAsiaTheme="minorHAnsi" w:cs="gg sans" w:hint="eastAsia"/>
+          <w:rFonts w:eastAsiaTheme="minorHAnsi" w:cs="gg sans"/>
           <w:sz w:val="16"/>
         </w:rPr>
       </w:pPr>
@@ -523,7 +532,7 @@
     <w:p>
       <w:pPr>
         <w:rPr>
-          <w:rFonts w:eastAsiaTheme="minorHAnsi" w:cs="gg sans" w:hint="eastAsia"/>
+          <w:rFonts w:eastAsiaTheme="minorHAnsi" w:cs="gg sans"/>
           <w:strike/>
           <w:sz w:val="16"/>
         </w:rPr>
@@ -540,7 +549,7 @@
     <w:p>
       <w:pPr>
         <w:rPr>
-          <w:rFonts w:eastAsiaTheme="minorHAnsi" w:cs="gg sans" w:hint="eastAsia"/>
+          <w:rFonts w:eastAsiaTheme="minorHAnsi" w:cs="gg sans"/>
           <w:strike/>
           <w:sz w:val="16"/>
         </w:rPr>
@@ -693,7 +702,6 @@
         </w:pBdr>
         <w:rPr>
           <w:rStyle w:val="ad"/>
-          <w:rFonts w:hint="eastAsia"/>
           <w:sz w:val="40"/>
           <w:szCs w:val="40"/>
         </w:rPr>

--- a/일정/일정(채은).docx
+++ b/일정/일정(채은).docx
@@ -1,6 +1,6 @@
 
 <file path=word/document.xml><?xml version="1.0" encoding="utf-8"?>
-<w:document xmlns:wpc="http://schemas.microsoft.com/office/word/2010/wordprocessingCanvas" xmlns:cx="http://schemas.microsoft.com/office/drawing/2014/chartex" xmlns:cx1="http://schemas.microsoft.com/office/drawing/2015/9/8/chartex" xmlns:cx2="http://schemas.microsoft.com/office/drawing/2015/10/21/chartex" xmlns:cx3="http://schemas.microsoft.com/office/drawing/2016/5/9/chartex" xmlns:cx4="http://schemas.microsoft.com/office/drawing/2016/5/10/chartex" xmlns:cx5="http://schemas.microsoft.com/office/drawing/2016/5/11/chartex" xmlns:cx6="http://schemas.microsoft.com/office/drawing/2016/5/12/chartex" xmlns:cx7="http://schemas.microsoft.com/office/drawing/2016/5/13/chartex" xmlns:cx8="http://schemas.microsoft.com/office/drawing/2016/5/14/chartex" xmlns:mc="http://schemas.openxmlformats.org/markup-compatibility/2006" xmlns:aink="http://schemas.microsoft.com/office/drawing/2016/ink" xmlns:am3d="http://schemas.microsoft.com/office/drawing/2017/model3d" xmlns:o="urn:schemas-microsoft-com:office:office" xmlns:oel="http://schemas.microsoft.com/office/2019/extlst" xmlns:r="http://schemas.openxmlformats.org/officeDocument/2006/relationships" xmlns:m="http://schemas.openxmlformats.org/officeDocument/2006/math" xmlns:v="urn:schemas-microsoft-com:vml" xmlns:wp14="http://schemas.microsoft.com/office/word/2010/wordprocessingDrawing" xmlns:wp="http://schemas.openxmlformats.org/drawingml/2006/wordprocessingDrawing" xmlns:w10="urn:schemas-microsoft-com:office:word" xmlns:w="http://schemas.openxmlformats.org/wordprocessingml/2006/main" xmlns:w14="http://schemas.microsoft.com/office/word/2010/wordml" xmlns:w15="http://schemas.microsoft.com/office/word/2012/wordml" xmlns:w16cex="http://schemas.microsoft.com/office/word/2018/wordml/cex" xmlns:w16cid="http://schemas.microsoft.com/office/word/2016/wordml/cid" xmlns:w16="http://schemas.microsoft.com/office/word/2018/wordml" xmlns:w16du="http://schemas.microsoft.com/office/word/2023/wordml/word16du" xmlns:w16sdtdh="http://schemas.microsoft.com/office/word/2020/wordml/sdtdatahash" xmlns:w16se="http://schemas.microsoft.com/office/word/2015/wordml/symex" xmlns:wpg="http://schemas.microsoft.com/office/word/2010/wordprocessingGroup" xmlns:wpi="http://schemas.microsoft.com/office/word/2010/wordprocessingInk" xmlns:wne="http://schemas.microsoft.com/office/word/2006/wordml" xmlns:wps="http://schemas.microsoft.com/office/word/2010/wordprocessingShape" mc:Ignorable="w14 w15 w16se w16cid w16 w16cex w16sdtdh w16du wp14">
+<w:document xmlns:wpc="http://schemas.microsoft.com/office/word/2010/wordprocessingCanvas" xmlns:mc="http://schemas.openxmlformats.org/markup-compatibility/2006" xmlns:o="urn:schemas-microsoft-com:office:office" xmlns:r="http://schemas.openxmlformats.org/officeDocument/2006/relationships" xmlns:m="http://schemas.openxmlformats.org/officeDocument/2006/math" xmlns:v="urn:schemas-microsoft-com:vml" xmlns:wp14="http://schemas.microsoft.com/office/word/2010/wordprocessingDrawing" xmlns:wp="http://schemas.openxmlformats.org/drawingml/2006/wordprocessingDrawing" xmlns:w10="urn:schemas-microsoft-com:office:word" xmlns:w="http://schemas.openxmlformats.org/wordprocessingml/2006/main" xmlns:w14="http://schemas.microsoft.com/office/word/2010/wordml" xmlns:w15="http://schemas.microsoft.com/office/word/2012/wordml" xmlns:wpg="http://schemas.microsoft.com/office/word/2010/wordprocessingGroup" xmlns:wpi="http://schemas.microsoft.com/office/word/2010/wordprocessingInk" xmlns:wne="http://schemas.microsoft.com/office/word/2006/wordml" xmlns:wps="http://schemas.microsoft.com/office/word/2010/wordprocessingShape">
   <w:body>
     <w:p>
       <w:pPr>
@@ -25,9 +25,10 @@
     <w:p>
       <w:pPr>
         <w:rPr>
-          <w:rFonts w:eastAsiaTheme="minorHAnsi" w:cs="gg sans"/>
-          <w:strike/>
-          <w:sz w:val="16"/>
+          <w:lang w:eastAsia="ko-KR"/>
+          <w:rFonts w:eastAsiaTheme="minorHAnsi" w:cs="gg sans"/>
+          <w:sz w:val="16"/>
+          <w:rtl w:val="off"/>
         </w:rPr>
       </w:pPr>
       <w:r>
@@ -42,39 +43,20 @@
     <w:p>
       <w:pPr>
         <w:rPr>
-          <w:rFonts w:eastAsiaTheme="minorHAnsi" w:cs="gg sans"/>
-          <w:sz w:val="16"/>
+          <w:lang w:eastAsia="ko-KR"/>
+          <w:rFonts w:eastAsiaTheme="minorHAnsi" w:cs="gg sans"/>
+          <w:sz w:val="16"/>
+          <w:rtl w:val="off"/>
         </w:rPr>
       </w:pPr>
       <w:r>
         <w:rPr>
-          <w:rFonts w:eastAsiaTheme="minorHAnsi" w:cs="gg sans" w:hint="eastAsia"/>
-          <w:sz w:val="16"/>
-        </w:rPr>
-        <w:t xml:space="preserve">- </w:t>
-      </w:r>
-      <w:proofErr w:type="spellStart"/>
-      <w:r>
-        <w:rPr>
-          <w:rFonts w:eastAsiaTheme="minorHAnsi" w:cs="gg sans" w:hint="eastAsia"/>
-          <w:sz w:val="16"/>
-        </w:rPr>
-        <w:t>TrashCollector</w:t>
-      </w:r>
-      <w:proofErr w:type="spellEnd"/>
-      <w:r>
-        <w:rPr>
-          <w:rFonts w:eastAsiaTheme="minorHAnsi" w:cs="gg sans" w:hint="eastAsia"/>
-          <w:sz w:val="16"/>
-        </w:rPr>
-        <w:t xml:space="preserve"> 몽타주 재생</w:t>
-      </w:r>
-      <w:r>
-        <w:rPr>
-          <w:rFonts w:eastAsiaTheme="minorHAnsi" w:cs="gg sans" w:hint="eastAsia"/>
-          <w:sz w:val="16"/>
-        </w:rPr>
-        <w:t>: Hit, Attack</w:t>
+          <w:lang w:eastAsia="ko-KR"/>
+          <w:rFonts w:eastAsiaTheme="minorHAnsi" w:cs="gg sans"/>
+          <w:sz w:val="16"/>
+          <w:rtl w:val="off"/>
+        </w:rPr>
+        <w:t>- 퀘스트 보상 받을 때, 기존 내용 visibility false로 설정하기</w:t>
       </w:r>
     </w:p>
     <w:p>
@@ -86,49 +68,33 @@
       </w:pPr>
       <w:r>
         <w:rPr>
-          <w:rFonts w:eastAsiaTheme="minorHAnsi" w:cs="gg sans" w:hint="eastAsia"/>
+          <w:rFonts w:eastAsiaTheme="minorHAnsi" w:cs="gg sans"/>
           <w:sz w:val="16"/>
         </w:rPr>
         <w:t xml:space="preserve">- </w:t>
       </w:r>
-      <w:proofErr w:type="spellStart"/>
-      <w:r>
-        <w:rPr>
-          <w:rFonts w:eastAsiaTheme="minorHAnsi" w:cs="gg sans" w:hint="eastAsia"/>
+      <w:r>
+        <w:rPr>
+          <w:rFonts w:eastAsiaTheme="minorHAnsi" w:cs="gg sans"/>
           <w:sz w:val="16"/>
         </w:rPr>
         <w:t>EndStage</w:t>
       </w:r>
-      <w:proofErr w:type="spellEnd"/>
-      <w:r>
-        <w:rPr>
-          <w:rFonts w:eastAsiaTheme="minorHAnsi" w:cs="gg sans" w:hint="eastAsia"/>
-          <w:sz w:val="16"/>
-        </w:rPr>
-        <w:t xml:space="preserve"> 패킷 받으면 월드, </w:t>
-      </w:r>
-      <w:proofErr w:type="spellStart"/>
-      <w:r>
-        <w:rPr>
-          <w:rFonts w:eastAsiaTheme="minorHAnsi" w:cs="gg sans" w:hint="eastAsia"/>
-          <w:sz w:val="16"/>
-        </w:rPr>
-        <w:t>맵에</w:t>
-      </w:r>
-      <w:proofErr w:type="spellEnd"/>
-      <w:r>
-        <w:rPr>
-          <w:rFonts w:eastAsiaTheme="minorHAnsi" w:cs="gg sans" w:hint="eastAsia"/>
-          <w:sz w:val="16"/>
-        </w:rPr>
-        <w:t xml:space="preserve"> 있는 모든 것들 지우기 및 Hatch 모델 변경</w:t>
+      <w:r>
+        <w:rPr>
+          <w:rFonts w:eastAsiaTheme="minorHAnsi" w:cs="gg sans"/>
+          <w:sz w:val="16"/>
+        </w:rPr>
+        <w:t xml:space="preserve"> 보내고 최종 감정 패킷도 보내기</w:t>
       </w:r>
     </w:p>
     <w:p>
       <w:pPr>
         <w:rPr>
-          <w:rFonts w:eastAsiaTheme="minorHAnsi" w:cs="gg sans"/>
-          <w:sz w:val="16"/>
+          <w:lang w:eastAsia="ko-KR"/>
+          <w:rFonts w:eastAsiaTheme="minorHAnsi" w:cs="gg sans"/>
+          <w:sz w:val="16"/>
+          <w:rtl w:val="off"/>
         </w:rPr>
       </w:pPr>
       <w:r>
@@ -136,14 +102,44 @@
           <w:rFonts w:eastAsiaTheme="minorHAnsi" w:cs="gg sans"/>
           <w:sz w:val="16"/>
         </w:rPr>
-        <w:t>- 현재/목표 크레딧 표시</w:t>
+        <w:t xml:space="preserve">- </w:t>
+      </w:r>
+      <w:r>
+        <w:rPr>
+          <w:rFonts w:eastAsiaTheme="minorHAnsi" w:cs="gg sans"/>
+          <w:sz w:val="16"/>
+        </w:rPr>
+        <w:t>EndStage</w:t>
+      </w:r>
+      <w:r>
+        <w:rPr>
+          <w:rFonts w:eastAsiaTheme="minorHAnsi" w:cs="gg sans"/>
+          <w:sz w:val="16"/>
+        </w:rPr>
+        <w:t xml:space="preserve"> 패킷 받으면 월드, </w:t>
+      </w:r>
+      <w:r>
+        <w:rPr>
+          <w:rFonts w:eastAsiaTheme="minorHAnsi" w:cs="gg sans"/>
+          <w:sz w:val="16"/>
+        </w:rPr>
+        <w:t>맵에</w:t>
+      </w:r>
+      <w:r>
+        <w:rPr>
+          <w:rFonts w:eastAsiaTheme="minorHAnsi" w:cs="gg sans"/>
+          <w:sz w:val="16"/>
+        </w:rPr>
+        <w:t xml:space="preserve"> 있는 모든 것들 지우기 및 Hatch 모델 변경</w:t>
       </w:r>
     </w:p>
     <w:p>
       <w:pPr>
         <w:rPr>
-          <w:rFonts w:eastAsiaTheme="minorHAnsi" w:cs="gg sans"/>
-          <w:sz w:val="16"/>
+          <w:lang w:eastAsia="ko-KR"/>
+          <w:rFonts w:eastAsiaTheme="minorHAnsi" w:cs="gg sans"/>
+          <w:sz w:val="16"/>
+          <w:rtl w:val="off"/>
         </w:rPr>
       </w:pPr>
       <w:r>
@@ -151,7 +147,7 @@
           <w:rFonts w:eastAsiaTheme="minorHAnsi" w:cs="gg sans"/>
           <w:sz w:val="16"/>
         </w:rPr>
-        <w:t>- 사운드 적용</w:t>
+        <w:t>- 스테이지 전환 시 문 지우기</w:t>
       </w:r>
     </w:p>
     <w:p>
@@ -166,7 +162,21 @@
           <w:rFonts w:eastAsiaTheme="minorHAnsi" w:cs="gg sans"/>
           <w:sz w:val="16"/>
         </w:rPr>
-        <w:t>- Player 피격(사운드), 죽음(연출 후 관전 모드 설정, 시체 안보이게 하기) 처리</w:t>
+        <w:t xml:space="preserve">- 스테이지 종료 시 </w:t>
+      </w:r>
+      <w:r>
+        <w:rPr>
+          <w:rFonts w:eastAsiaTheme="minorHAnsi" w:cs="gg sans"/>
+          <w:sz w:val="16"/>
+        </w:rPr>
+        <w:t>결과창</w:t>
+      </w:r>
+      <w:r>
+        <w:rPr>
+          <w:rFonts w:eastAsiaTheme="minorHAnsi" w:cs="gg sans"/>
+          <w:sz w:val="16"/>
+        </w:rPr>
+        <w:t xml:space="preserve"> 띄우기 + 연출</w:t>
       </w:r>
     </w:p>
     <w:p>
@@ -181,7 +191,7 @@
           <w:rFonts w:eastAsiaTheme="minorHAnsi" w:cs="gg sans"/>
           <w:sz w:val="16"/>
         </w:rPr>
-        <w:t>- 스테이지 전환 시 문 지우기</w:t>
+        <w:t>- 현재/목표 크레딧 표시</w:t>
       </w:r>
     </w:p>
     <w:p>
@@ -196,23 +206,7 @@
           <w:rFonts w:eastAsiaTheme="minorHAnsi" w:cs="gg sans"/>
           <w:sz w:val="16"/>
         </w:rPr>
-        <w:t xml:space="preserve">- 스테이지 종료 시 </w:t>
-      </w:r>
-      <w:proofErr w:type="spellStart"/>
-      <w:r>
-        <w:rPr>
-          <w:rFonts w:eastAsiaTheme="minorHAnsi" w:cs="gg sans"/>
-          <w:sz w:val="16"/>
-        </w:rPr>
-        <w:t>결과창</w:t>
-      </w:r>
-      <w:proofErr w:type="spellEnd"/>
-      <w:r>
-        <w:rPr>
-          <w:rFonts w:eastAsiaTheme="minorHAnsi" w:cs="gg sans"/>
-          <w:sz w:val="16"/>
-        </w:rPr>
-        <w:t xml:space="preserve"> 띄우기 + 연출</w:t>
+        <w:t>- 사운드 적용</w:t>
       </w:r>
     </w:p>
     <w:p>
@@ -227,23 +221,7 @@
           <w:rFonts w:eastAsiaTheme="minorHAnsi" w:cs="gg sans"/>
           <w:sz w:val="16"/>
         </w:rPr>
-        <w:t xml:space="preserve">- </w:t>
-      </w:r>
-      <w:proofErr w:type="spellStart"/>
-      <w:r>
-        <w:rPr>
-          <w:rFonts w:eastAsiaTheme="minorHAnsi" w:cs="gg sans"/>
-          <w:sz w:val="16"/>
-        </w:rPr>
-        <w:t>EndStage</w:t>
-      </w:r>
-      <w:proofErr w:type="spellEnd"/>
-      <w:r>
-        <w:rPr>
-          <w:rFonts w:eastAsiaTheme="minorHAnsi" w:cs="gg sans"/>
-          <w:sz w:val="16"/>
-        </w:rPr>
-        <w:t xml:space="preserve"> 보내고 최종 감정 패킷도 보내기</w:t>
+        <w:t>- Player 피격(사운드), 죽음(연출 후 관전 모드 설정, 시체 안보이게 하기) 처리</w:t>
       </w:r>
     </w:p>
     <w:p>
@@ -261,6 +239,14 @@
           <w:sz w:val="16"/>
         </w:rPr>
       </w:pPr>
+    </w:p>
+    <w:p>
+      <w:pPr>
+        <w:rPr>
+          <w:rFonts w:eastAsiaTheme="minorHAnsi" w:cs="gg sans"/>
+          <w:sz w:val="16"/>
+        </w:rPr>
+      </w:pPr>
       <w:r>
         <w:rPr>
           <w:rFonts w:eastAsiaTheme="minorHAnsi" w:cs="gg sans"/>
@@ -317,7 +303,7 @@
       </w:r>
       <w:r>
         <w:rPr>
-          <w:rFonts w:eastAsiaTheme="minorHAnsi" w:cs="gg sans" w:hint="eastAsia"/>
+          <w:rFonts w:eastAsiaTheme="minorHAnsi" w:cs="gg sans"/>
           <w:sz w:val="16"/>
         </w:rPr>
         <w:t xml:space="preserve">, </w:t>
@@ -344,7 +330,6 @@
         </w:rPr>
         <w:t xml:space="preserve">- 감정 </w:t>
       </w:r>
-      <w:proofErr w:type="spellStart"/>
       <w:r>
         <w:rPr>
           <w:rFonts w:eastAsiaTheme="minorHAnsi" w:cs="gg sans"/>
@@ -352,7 +337,6 @@
         </w:rPr>
         <w:t>치트키</w:t>
       </w:r>
-      <w:proofErr w:type="spellEnd"/>
       <w:r>
         <w:rPr>
           <w:rFonts w:eastAsiaTheme="minorHAnsi" w:cs="gg sans"/>
@@ -360,7 +344,6 @@
         </w:rPr>
         <w:t xml:space="preserve"> </w:t>
       </w:r>
-      <w:proofErr w:type="spellStart"/>
       <w:r>
         <w:rPr>
           <w:rFonts w:eastAsiaTheme="minorHAnsi" w:cs="gg sans"/>
@@ -368,7 +351,6 @@
         </w:rPr>
         <w:t>이모지</w:t>
       </w:r>
-      <w:proofErr w:type="spellEnd"/>
       <w:r>
         <w:rPr>
           <w:rFonts w:eastAsiaTheme="minorHAnsi" w:cs="gg sans"/>
@@ -425,7 +407,7 @@
     <w:p>
       <w:pPr>
         <w:rPr>
-          <w:rFonts w:eastAsiaTheme="minorHAnsi" w:cs="gg sans" w:hint="eastAsia"/>
+          <w:rFonts w:eastAsiaTheme="minorHAnsi" w:cs="gg sans"/>
           <w:sz w:val="16"/>
         </w:rPr>
       </w:pPr>
@@ -438,7 +420,7 @@
       </w:r>
       <w:r>
         <w:rPr>
-          <w:rFonts w:eastAsiaTheme="minorHAnsi" w:cs="gg sans" w:hint="eastAsia"/>
+          <w:rFonts w:eastAsiaTheme="minorHAnsi" w:cs="gg sans"/>
           <w:sz w:val="16"/>
         </w:rPr>
         <w:t xml:space="preserve"> &lt;- 패킷 추가 필요, Base 컴퓨터에 그리거나 플레이어 UI에 그리거나</w:t>
@@ -488,7 +470,6 @@
         </w:rPr>
         <w:t xml:space="preserve">- 무적 </w:t>
       </w:r>
-      <w:proofErr w:type="spellStart"/>
       <w:r>
         <w:rPr>
           <w:rFonts w:eastAsiaTheme="minorHAnsi" w:cs="gg sans"/>
@@ -496,7 +477,6 @@
         </w:rPr>
         <w:t>치트키</w:t>
       </w:r>
-      <w:proofErr w:type="spellEnd"/>
       <w:r>
         <w:rPr>
           <w:rFonts w:eastAsiaTheme="minorHAnsi" w:cs="gg sans"/>
@@ -504,7 +484,6 @@
         </w:rPr>
         <w:t xml:space="preserve"> 추가(서버 연동 필요) + 이 외에 또 필요하다고 생각되는 </w:t>
       </w:r>
-      <w:proofErr w:type="spellStart"/>
       <w:r>
         <w:rPr>
           <w:rFonts w:eastAsiaTheme="minorHAnsi" w:cs="gg sans"/>
@@ -512,7 +491,6 @@
         </w:rPr>
         <w:t>치트키</w:t>
       </w:r>
-      <w:proofErr w:type="spellEnd"/>
       <w:r>
         <w:rPr>
           <w:rFonts w:eastAsiaTheme="minorHAnsi" w:cs="gg sans"/>
@@ -524,17 +502,22 @@
     <w:p>
       <w:pPr>
         <w:rPr>
-          <w:rFonts w:eastAsiaTheme="minorHAnsi" w:cs="gg sans"/>
-          <w:sz w:val="16"/>
+          <w:lang w:eastAsia="ko-KR"/>
+          <w:rFonts w:eastAsiaTheme="minorHAnsi" w:cs="gg sans"/>
+          <w:sz w:val="16"/>
+          <w:rtl w:val="off"/>
         </w:rPr>
       </w:pPr>
     </w:p>
     <w:p>
       <w:pPr>
         <w:rPr>
+          <w:lang/>
           <w:rFonts w:eastAsiaTheme="minorHAnsi" w:cs="gg sans"/>
           <w:strike/>
           <w:sz w:val="16"/>
+          <w:u w:val="none" w:color="auto"/>
+          <w:rtl w:val="off"/>
         </w:rPr>
       </w:pPr>
       <w:r>
@@ -542,16 +525,63 @@
           <w:rFonts w:eastAsiaTheme="minorHAnsi" w:cs="gg sans"/>
           <w:strike/>
           <w:sz w:val="16"/>
-        </w:rPr>
-        <w:t>- 스테이지 시작, 종료 판단해서 패킷 보내기</w:t>
+          <w:u w:val="none" w:color="auto"/>
+        </w:rPr>
+        <w:t xml:space="preserve">- </w:t>
+      </w:r>
+      <w:r>
+        <w:rPr>
+          <w:rFonts w:eastAsiaTheme="minorHAnsi" w:cs="gg sans"/>
+          <w:strike/>
+          <w:sz w:val="16"/>
+          <w:u w:val="none" w:color="auto"/>
+        </w:rPr>
+        <w:t>TrashCollector</w:t>
+      </w:r>
+      <w:r>
+        <w:rPr>
+          <w:rFonts w:eastAsiaTheme="minorHAnsi" w:cs="gg sans"/>
+          <w:strike/>
+          <w:sz w:val="16"/>
+          <w:u w:val="none" w:color="auto"/>
+        </w:rPr>
+        <w:t xml:space="preserve"> 몽타주 재생</w:t>
+      </w:r>
+      <w:r>
+        <w:rPr>
+          <w:rFonts w:eastAsiaTheme="minorHAnsi" w:cs="gg sans"/>
+          <w:strike/>
+          <w:sz w:val="16"/>
+          <w:u w:val="none" w:color="auto"/>
+        </w:rPr>
+        <w:t>: Hit, Attack</w:t>
       </w:r>
     </w:p>
     <w:p>
       <w:pPr>
         <w:rPr>
           <w:rFonts w:eastAsiaTheme="minorHAnsi" w:cs="gg sans"/>
+          <w:sz w:val="16"/>
+        </w:rPr>
+      </w:pPr>
+      <w:r>
+        <w:rPr>
+          <w:lang w:eastAsia="ko-KR"/>
+          <w:rFonts w:eastAsiaTheme="minorHAnsi" w:cs="gg sans"/>
           <w:strike/>
           <w:sz w:val="16"/>
+          <w:u w:val="none" w:color="auto"/>
+          <w:rtl w:val="off"/>
+        </w:rPr>
+        <w:t>- Spider, TrashCollector Die 애니메이션 재생</w:t>
+      </w:r>
+    </w:p>
+    <w:p>
+      <w:pPr>
+        <w:rPr>
+          <w:rFonts w:eastAsiaTheme="minorHAnsi" w:cs="gg sans"/>
+          <w:strike/>
+          <w:sz w:val="16"/>
         </w:rPr>
       </w:pPr>
       <w:r>
@@ -560,9 +590,25 @@
           <w:strike/>
           <w:sz w:val="16"/>
         </w:rPr>
+        <w:t>- 스테이지 시작, 종료 판단해서 패킷 보내기</w:t>
+      </w:r>
+    </w:p>
+    <w:p>
+      <w:pPr>
+        <w:rPr>
+          <w:rFonts w:eastAsiaTheme="minorHAnsi" w:cs="gg sans"/>
+          <w:strike/>
+          <w:sz w:val="16"/>
+        </w:rPr>
+      </w:pPr>
+      <w:r>
+        <w:rPr>
+          <w:rFonts w:eastAsiaTheme="minorHAnsi" w:cs="gg sans"/>
+          <w:strike/>
+          <w:sz w:val="16"/>
+        </w:rPr>
         <w:t xml:space="preserve">- </w:t>
       </w:r>
-      <w:proofErr w:type="spellStart"/>
       <w:r>
         <w:rPr>
           <w:rFonts w:eastAsiaTheme="minorHAnsi" w:cs="gg sans"/>
@@ -571,7 +617,6 @@
         </w:rPr>
         <w:t>래버</w:t>
       </w:r>
-      <w:proofErr w:type="spellEnd"/>
       <w:r>
         <w:rPr>
           <w:rFonts w:eastAsiaTheme="minorHAnsi" w:cs="gg sans"/>
@@ -688,7 +733,7 @@
       </w:pPr>
       <w:r>
         <w:rPr>
-          <w:rFonts w:eastAsiaTheme="minorHAnsi" w:cs="gg sans" w:hint="eastAsia"/>
+          <w:rFonts w:eastAsiaTheme="minorHAnsi" w:cs="gg sans"/>
           <w:strike/>
           <w:sz w:val="16"/>
         </w:rPr>
@@ -729,7 +774,7 @@
         <w:tc>
           <w:tcPr>
             <w:tcW w:w="1497" w:type="dxa"/>
-            <w:shd w:val="clear" w:color="auto" w:fill="D9D9D9" w:themeFill="background1" w:themeFillShade="D9"/>
+            <w:shd w:val="clear" w:color="auto" w:fill="D9D9D9" w:themeFill="background1" w:themeFillShade="d9"/>
           </w:tcPr>
           <w:p>
             <w:pPr>
@@ -753,7 +798,7 @@
         <w:tc>
           <w:tcPr>
             <w:tcW w:w="1498" w:type="dxa"/>
-            <w:shd w:val="clear" w:color="auto" w:fill="D9D9D9" w:themeFill="background1" w:themeFillShade="D9"/>
+            <w:shd w:val="clear" w:color="auto" w:fill="D9D9D9" w:themeFill="background1" w:themeFillShade="d9"/>
           </w:tcPr>
           <w:p>
             <w:pPr>
@@ -777,7 +822,7 @@
         <w:tc>
           <w:tcPr>
             <w:tcW w:w="1498" w:type="dxa"/>
-            <w:shd w:val="clear" w:color="auto" w:fill="D9D9D9" w:themeFill="background1" w:themeFillShade="D9"/>
+            <w:shd w:val="clear" w:color="auto" w:fill="D9D9D9" w:themeFill="background1" w:themeFillShade="d9"/>
           </w:tcPr>
           <w:p>
             <w:pPr>
@@ -801,7 +846,7 @@
         <w:tc>
           <w:tcPr>
             <w:tcW w:w="1498" w:type="dxa"/>
-            <w:shd w:val="clear" w:color="auto" w:fill="D9D9D9" w:themeFill="background1" w:themeFillShade="D9"/>
+            <w:shd w:val="clear" w:color="auto" w:fill="D9D9D9" w:themeFill="background1" w:themeFillShade="d9"/>
           </w:tcPr>
           <w:p>
             <w:pPr>
@@ -825,7 +870,7 @@
         <w:tc>
           <w:tcPr>
             <w:tcW w:w="1498" w:type="dxa"/>
-            <w:shd w:val="clear" w:color="auto" w:fill="D9D9D9" w:themeFill="background1" w:themeFillShade="D9"/>
+            <w:shd w:val="clear" w:color="auto" w:fill="D9D9D9" w:themeFill="background1" w:themeFillShade="d9"/>
           </w:tcPr>
           <w:p>
             <w:pPr>
@@ -849,7 +894,7 @@
         <w:tc>
           <w:tcPr>
             <w:tcW w:w="1498" w:type="dxa"/>
-            <w:shd w:val="clear" w:color="auto" w:fill="D9D9D9" w:themeFill="background1" w:themeFillShade="D9"/>
+            <w:shd w:val="clear" w:color="auto" w:fill="D9D9D9" w:themeFill="background1" w:themeFillShade="d9"/>
           </w:tcPr>
           <w:p>
             <w:pPr>
@@ -873,7 +918,7 @@
         <w:tc>
           <w:tcPr>
             <w:tcW w:w="1498" w:type="dxa"/>
-            <w:shd w:val="clear" w:color="auto" w:fill="D9D9D9" w:themeFill="background1" w:themeFillShade="D9"/>
+            <w:shd w:val="clear" w:color="auto" w:fill="D9D9D9" w:themeFill="background1" w:themeFillShade="d9"/>
           </w:tcPr>
           <w:p>
             <w:pPr>
@@ -899,7 +944,7 @@
         <w:tc>
           <w:tcPr>
             <w:tcW w:w="1497" w:type="dxa"/>
-            <w:shd w:val="clear" w:color="auto" w:fill="DAE9F7" w:themeFill="text2" w:themeFillTint="1A"/>
+            <w:shd w:val="clear" w:color="auto" w:fill="E6E9EB" w:themeFill="text2" w:themeFillTint="1a"/>
           </w:tcPr>
           <w:p>
             <w:pPr>
@@ -923,7 +968,7 @@
         <w:tc>
           <w:tcPr>
             <w:tcW w:w="1498" w:type="dxa"/>
-            <w:shd w:val="clear" w:color="auto" w:fill="DAE9F7" w:themeFill="text2" w:themeFillTint="1A"/>
+            <w:shd w:val="clear" w:color="auto" w:fill="E6E9EB" w:themeFill="text2" w:themeFillTint="1a"/>
           </w:tcPr>
           <w:p>
             <w:pPr>
@@ -947,7 +992,7 @@
         <w:tc>
           <w:tcPr>
             <w:tcW w:w="1498" w:type="dxa"/>
-            <w:shd w:val="clear" w:color="auto" w:fill="DAE9F7" w:themeFill="text2" w:themeFillTint="1A"/>
+            <w:shd w:val="clear" w:color="auto" w:fill="E6E9EB" w:themeFill="text2" w:themeFillTint="1a"/>
           </w:tcPr>
           <w:p>
             <w:pPr>
@@ -971,7 +1016,7 @@
         <w:tc>
           <w:tcPr>
             <w:tcW w:w="1498" w:type="dxa"/>
-            <w:shd w:val="clear" w:color="auto" w:fill="DAE9F7" w:themeFill="text2" w:themeFillTint="1A"/>
+            <w:shd w:val="clear" w:color="auto" w:fill="E6E9EB" w:themeFill="text2" w:themeFillTint="1a"/>
           </w:tcPr>
           <w:p>
             <w:pPr>
@@ -995,7 +1040,7 @@
         <w:tc>
           <w:tcPr>
             <w:tcW w:w="1498" w:type="dxa"/>
-            <w:shd w:val="clear" w:color="auto" w:fill="DAE9F7" w:themeFill="text2" w:themeFillTint="1A"/>
+            <w:shd w:val="clear" w:color="auto" w:fill="E6E9EB" w:themeFill="text2" w:themeFillTint="1a"/>
           </w:tcPr>
           <w:p>
             <w:pPr>
@@ -1019,7 +1064,7 @@
         <w:tc>
           <w:tcPr>
             <w:tcW w:w="1498" w:type="dxa"/>
-            <w:shd w:val="clear" w:color="auto" w:fill="DAE9F7" w:themeFill="text2" w:themeFillTint="1A"/>
+            <w:shd w:val="clear" w:color="auto" w:fill="E6E9EB" w:themeFill="text2" w:themeFillTint="1a"/>
           </w:tcPr>
           <w:p>
             <w:pPr>
@@ -1043,7 +1088,7 @@
         <w:tc>
           <w:tcPr>
             <w:tcW w:w="1498" w:type="dxa"/>
-            <w:shd w:val="clear" w:color="auto" w:fill="DAE9F7" w:themeFill="text2" w:themeFillTint="1A"/>
+            <w:shd w:val="clear" w:color="auto" w:fill="E6E9EB" w:themeFill="text2" w:themeFillTint="1a"/>
           </w:tcPr>
           <w:p>
             <w:pPr>
@@ -1067,12 +1112,12 @@
       </w:tr>
       <w:tr>
         <w:trPr>
-          <w:trHeight w:val="431"/>
+          <w:trHeight w:val="431" w:hRule="atLeast"/>
         </w:trPr>
         <w:tc>
           <w:tcPr>
             <w:tcW w:w="1497" w:type="dxa"/>
-            <w:shd w:val="clear" w:color="auto" w:fill="CAEDFB" w:themeFill="accent4" w:themeFillTint="33"/>
+            <w:shd w:val="clear" w:color="auto" w:fill="CEEBF6" w:themeFill="accent4" w:themeFillTint="33"/>
           </w:tcPr>
           <w:p>
             <w:pPr>
@@ -1087,7 +1132,7 @@
         <w:tc>
           <w:tcPr>
             <w:tcW w:w="1498" w:type="dxa"/>
-            <w:shd w:val="clear" w:color="auto" w:fill="CAEDFB" w:themeFill="accent4" w:themeFillTint="33"/>
+            <w:shd w:val="clear" w:color="auto" w:fill="CEEBF6" w:themeFill="accent4" w:themeFillTint="33"/>
           </w:tcPr>
           <w:p>
             <w:pPr>
@@ -1102,7 +1147,7 @@
         <w:tc>
           <w:tcPr>
             <w:tcW w:w="1498" w:type="dxa"/>
-            <w:shd w:val="clear" w:color="auto" w:fill="CAEDFB" w:themeFill="accent4" w:themeFillTint="33"/>
+            <w:shd w:val="clear" w:color="auto" w:fill="CEEBF6" w:themeFill="accent4" w:themeFillTint="33"/>
           </w:tcPr>
           <w:p>
             <w:pPr>
@@ -1117,7 +1162,7 @@
         <w:tc>
           <w:tcPr>
             <w:tcW w:w="1498" w:type="dxa"/>
-            <w:shd w:val="clear" w:color="auto" w:fill="CAEDFB" w:themeFill="accent4" w:themeFillTint="33"/>
+            <w:shd w:val="clear" w:color="auto" w:fill="CEEBF6" w:themeFill="accent4" w:themeFillTint="33"/>
           </w:tcPr>
           <w:p>
             <w:pPr>
@@ -1132,7 +1177,7 @@
         <w:tc>
           <w:tcPr>
             <w:tcW w:w="1498" w:type="dxa"/>
-            <w:shd w:val="clear" w:color="auto" w:fill="CAEDFB" w:themeFill="accent4" w:themeFillTint="33"/>
+            <w:shd w:val="clear" w:color="auto" w:fill="CEEBF6" w:themeFill="accent4" w:themeFillTint="33"/>
           </w:tcPr>
           <w:p>
             <w:pPr>
@@ -1206,7 +1251,7 @@
         <w:tc>
           <w:tcPr>
             <w:tcW w:w="1498" w:type="dxa"/>
-            <w:shd w:val="clear" w:color="auto" w:fill="CAEDFB" w:themeFill="accent4" w:themeFillTint="33"/>
+            <w:shd w:val="clear" w:color="auto" w:fill="CEEBF6" w:themeFill="accent4" w:themeFillTint="33"/>
           </w:tcPr>
           <w:p>
             <w:pPr>
@@ -1246,7 +1291,7 @@
         <w:tc>
           <w:tcPr>
             <w:tcW w:w="1498" w:type="dxa"/>
-            <w:shd w:val="clear" w:color="auto" w:fill="CAEDFB" w:themeFill="accent4" w:themeFillTint="33"/>
+            <w:shd w:val="clear" w:color="auto" w:fill="CEEBF6" w:themeFill="accent4" w:themeFillTint="33"/>
           </w:tcPr>
           <w:p>
             <w:pPr>
@@ -1271,7 +1316,7 @@
         <w:tc>
           <w:tcPr>
             <w:tcW w:w="1497" w:type="dxa"/>
-            <w:shd w:val="clear" w:color="auto" w:fill="DAE9F7" w:themeFill="text2" w:themeFillTint="1A"/>
+            <w:shd w:val="clear" w:color="auto" w:fill="E6E9EB" w:themeFill="text2" w:themeFillTint="1a"/>
           </w:tcPr>
           <w:p>
             <w:pPr>
@@ -1295,7 +1340,7 @@
         <w:tc>
           <w:tcPr>
             <w:tcW w:w="1498" w:type="dxa"/>
-            <w:shd w:val="clear" w:color="auto" w:fill="DAE9F7" w:themeFill="text2" w:themeFillTint="1A"/>
+            <w:shd w:val="clear" w:color="auto" w:fill="E6E9EB" w:themeFill="text2" w:themeFillTint="1a"/>
           </w:tcPr>
           <w:p>
             <w:pPr>
@@ -1319,7 +1364,7 @@
         <w:tc>
           <w:tcPr>
             <w:tcW w:w="1498" w:type="dxa"/>
-            <w:shd w:val="clear" w:color="auto" w:fill="DAE9F7" w:themeFill="text2" w:themeFillTint="1A"/>
+            <w:shd w:val="clear" w:color="auto" w:fill="E6E9EB" w:themeFill="text2" w:themeFillTint="1a"/>
           </w:tcPr>
           <w:p>
             <w:pPr>
@@ -1343,7 +1388,7 @@
         <w:tc>
           <w:tcPr>
             <w:tcW w:w="1498" w:type="dxa"/>
-            <w:shd w:val="clear" w:color="auto" w:fill="DAE9F7" w:themeFill="text2" w:themeFillTint="1A"/>
+            <w:shd w:val="clear" w:color="auto" w:fill="E6E9EB" w:themeFill="text2" w:themeFillTint="1a"/>
           </w:tcPr>
           <w:p>
             <w:pPr>
@@ -1367,7 +1412,7 @@
         <w:tc>
           <w:tcPr>
             <w:tcW w:w="1498" w:type="dxa"/>
-            <w:shd w:val="clear" w:color="auto" w:fill="DAE9F7" w:themeFill="text2" w:themeFillTint="1A"/>
+            <w:shd w:val="clear" w:color="auto" w:fill="E6E9EB" w:themeFill="text2" w:themeFillTint="1a"/>
           </w:tcPr>
           <w:p>
             <w:pPr>
@@ -1391,7 +1436,7 @@
         <w:tc>
           <w:tcPr>
             <w:tcW w:w="1498" w:type="dxa"/>
-            <w:shd w:val="clear" w:color="auto" w:fill="DAE9F7" w:themeFill="text2" w:themeFillTint="1A"/>
+            <w:shd w:val="clear" w:color="auto" w:fill="E6E9EB" w:themeFill="text2" w:themeFillTint="1a"/>
           </w:tcPr>
           <w:p>
             <w:pPr>
@@ -1415,7 +1460,7 @@
         <w:tc>
           <w:tcPr>
             <w:tcW w:w="1498" w:type="dxa"/>
-            <w:shd w:val="clear" w:color="auto" w:fill="DAE9F7" w:themeFill="text2" w:themeFillTint="1A"/>
+            <w:shd w:val="clear" w:color="auto" w:fill="E6E9EB" w:themeFill="text2" w:themeFillTint="1a"/>
           </w:tcPr>
           <w:p>
             <w:pPr>
@@ -1439,12 +1484,12 @@
       </w:tr>
       <w:tr>
         <w:trPr>
-          <w:trHeight w:val="410"/>
+          <w:trHeight w:val="410" w:hRule="atLeast"/>
         </w:trPr>
         <w:tc>
           <w:tcPr>
             <w:tcW w:w="1497" w:type="dxa"/>
-            <w:shd w:val="clear" w:color="auto" w:fill="C1E4F5" w:themeFill="accent1" w:themeFillTint="33"/>
+            <w:shd w:val="clear" w:color="auto" w:fill="D0DFE6" w:themeFill="accent1" w:themeFillTint="33"/>
           </w:tcPr>
           <w:p>
             <w:pPr>
@@ -1484,52 +1529,52 @@
         <w:tc>
           <w:tcPr>
             <w:tcW w:w="1498" w:type="dxa"/>
-            <w:shd w:val="clear" w:color="auto" w:fill="C1E4F5" w:themeFill="accent1" w:themeFillTint="33"/>
-          </w:tcPr>
-          <w:p>
-            <w:pPr>
-              <w:rPr>
-                <w:rFonts w:eastAsiaTheme="minorHAnsi"/>
-                <w:sz w:val="16"/>
-                <w:szCs w:val="16"/>
-              </w:rPr>
-            </w:pPr>
-          </w:p>
-        </w:tc>
-        <w:tc>
-          <w:tcPr>
-            <w:tcW w:w="1498" w:type="dxa"/>
-            <w:shd w:val="clear" w:color="auto" w:fill="C1E4F5" w:themeFill="accent1" w:themeFillTint="33"/>
-          </w:tcPr>
-          <w:p>
-            <w:pPr>
-              <w:rPr>
-                <w:rFonts w:eastAsiaTheme="minorHAnsi"/>
-                <w:sz w:val="16"/>
-                <w:szCs w:val="16"/>
-              </w:rPr>
-            </w:pPr>
-          </w:p>
-        </w:tc>
-        <w:tc>
-          <w:tcPr>
-            <w:tcW w:w="1498" w:type="dxa"/>
-            <w:shd w:val="clear" w:color="auto" w:fill="C1E4F5" w:themeFill="accent1" w:themeFillTint="33"/>
-          </w:tcPr>
-          <w:p>
-            <w:pPr>
-              <w:rPr>
-                <w:rFonts w:eastAsiaTheme="minorHAnsi"/>
-                <w:sz w:val="16"/>
-                <w:szCs w:val="16"/>
-              </w:rPr>
-            </w:pPr>
-          </w:p>
-        </w:tc>
-        <w:tc>
-          <w:tcPr>
-            <w:tcW w:w="1498" w:type="dxa"/>
-            <w:shd w:val="clear" w:color="auto" w:fill="C1E4F5" w:themeFill="accent1" w:themeFillTint="33"/>
+            <w:shd w:val="clear" w:color="auto" w:fill="D0DFE6" w:themeFill="accent1" w:themeFillTint="33"/>
+          </w:tcPr>
+          <w:p>
+            <w:pPr>
+              <w:rPr>
+                <w:rFonts w:eastAsiaTheme="minorHAnsi"/>
+                <w:sz w:val="16"/>
+                <w:szCs w:val="16"/>
+              </w:rPr>
+            </w:pPr>
+          </w:p>
+        </w:tc>
+        <w:tc>
+          <w:tcPr>
+            <w:tcW w:w="1498" w:type="dxa"/>
+            <w:shd w:val="clear" w:color="auto" w:fill="D0DFE6" w:themeFill="accent1" w:themeFillTint="33"/>
+          </w:tcPr>
+          <w:p>
+            <w:pPr>
+              <w:rPr>
+                <w:rFonts w:eastAsiaTheme="minorHAnsi"/>
+                <w:sz w:val="16"/>
+                <w:szCs w:val="16"/>
+              </w:rPr>
+            </w:pPr>
+          </w:p>
+        </w:tc>
+        <w:tc>
+          <w:tcPr>
+            <w:tcW w:w="1498" w:type="dxa"/>
+            <w:shd w:val="clear" w:color="auto" w:fill="D0DFE6" w:themeFill="accent1" w:themeFillTint="33"/>
+          </w:tcPr>
+          <w:p>
+            <w:pPr>
+              <w:rPr>
+                <w:rFonts w:eastAsiaTheme="minorHAnsi"/>
+                <w:sz w:val="16"/>
+                <w:szCs w:val="16"/>
+              </w:rPr>
+            </w:pPr>
+          </w:p>
+        </w:tc>
+        <w:tc>
+          <w:tcPr>
+            <w:tcW w:w="1498" w:type="dxa"/>
+            <w:shd w:val="clear" w:color="auto" w:fill="D0DFE6" w:themeFill="accent1" w:themeFillTint="33"/>
           </w:tcPr>
           <w:p>
             <w:pPr>
@@ -1552,7 +1597,7 @@
         <w:tc>
           <w:tcPr>
             <w:tcW w:w="1498" w:type="dxa"/>
-            <w:shd w:val="clear" w:color="auto" w:fill="C1E4F5" w:themeFill="accent1" w:themeFillTint="33"/>
+            <w:shd w:val="clear" w:color="auto" w:fill="D0DFE6" w:themeFill="accent1" w:themeFillTint="33"/>
           </w:tcPr>
           <w:p>
             <w:pPr>
@@ -1575,7 +1620,7 @@
         <w:tc>
           <w:tcPr>
             <w:tcW w:w="1498" w:type="dxa"/>
-            <w:shd w:val="clear" w:color="auto" w:fill="C1E4F5" w:themeFill="accent1" w:themeFillTint="33"/>
+            <w:shd w:val="clear" w:color="auto" w:fill="D0DFE6" w:themeFill="accent1" w:themeFillTint="33"/>
           </w:tcPr>
           <w:p>
             <w:pPr>
@@ -1632,12 +1677,12 @@
       </w:tr>
       <w:tr>
         <w:trPr>
-          <w:trHeight w:val="253"/>
+          <w:trHeight w:val="253" w:hRule="atLeast"/>
         </w:trPr>
         <w:tc>
           <w:tcPr>
             <w:tcW w:w="1497" w:type="dxa"/>
-            <w:shd w:val="clear" w:color="auto" w:fill="DAE9F7" w:themeFill="text2" w:themeFillTint="1A"/>
+            <w:shd w:val="clear" w:color="auto" w:fill="E6E9EB" w:themeFill="text2" w:themeFillTint="1a"/>
           </w:tcPr>
           <w:p>
             <w:pPr>
@@ -1661,7 +1706,7 @@
         <w:tc>
           <w:tcPr>
             <w:tcW w:w="1498" w:type="dxa"/>
-            <w:shd w:val="clear" w:color="auto" w:fill="DAE9F7" w:themeFill="text2" w:themeFillTint="1A"/>
+            <w:shd w:val="clear" w:color="auto" w:fill="E6E9EB" w:themeFill="text2" w:themeFillTint="1a"/>
           </w:tcPr>
           <w:p>
             <w:pPr>
@@ -1685,7 +1730,7 @@
         <w:tc>
           <w:tcPr>
             <w:tcW w:w="1498" w:type="dxa"/>
-            <w:shd w:val="clear" w:color="auto" w:fill="DAE9F7" w:themeFill="text2" w:themeFillTint="1A"/>
+            <w:shd w:val="clear" w:color="auto" w:fill="E6E9EB" w:themeFill="text2" w:themeFillTint="1a"/>
           </w:tcPr>
           <w:p>
             <w:pPr>
@@ -1709,7 +1754,7 @@
         <w:tc>
           <w:tcPr>
             <w:tcW w:w="1498" w:type="dxa"/>
-            <w:shd w:val="clear" w:color="auto" w:fill="DAE9F7" w:themeFill="text2" w:themeFillTint="1A"/>
+            <w:shd w:val="clear" w:color="auto" w:fill="E6E9EB" w:themeFill="text2" w:themeFillTint="1a"/>
           </w:tcPr>
           <w:p>
             <w:pPr>
@@ -1733,7 +1778,7 @@
         <w:tc>
           <w:tcPr>
             <w:tcW w:w="1498" w:type="dxa"/>
-            <w:shd w:val="clear" w:color="auto" w:fill="DAE9F7" w:themeFill="text2" w:themeFillTint="1A"/>
+            <w:shd w:val="clear" w:color="auto" w:fill="E6E9EB" w:themeFill="text2" w:themeFillTint="1a"/>
           </w:tcPr>
           <w:p>
             <w:pPr>
@@ -1757,7 +1802,7 @@
         <w:tc>
           <w:tcPr>
             <w:tcW w:w="1498" w:type="dxa"/>
-            <w:shd w:val="clear" w:color="auto" w:fill="DAE9F7" w:themeFill="text2" w:themeFillTint="1A"/>
+            <w:shd w:val="clear" w:color="auto" w:fill="E6E9EB" w:themeFill="text2" w:themeFillTint="1a"/>
           </w:tcPr>
           <w:p>
             <w:pPr>
@@ -1781,7 +1826,7 @@
         <w:tc>
           <w:tcPr>
             <w:tcW w:w="1498" w:type="dxa"/>
-            <w:shd w:val="clear" w:color="auto" w:fill="DAE9F7" w:themeFill="text2" w:themeFillTint="1A"/>
+            <w:shd w:val="clear" w:color="auto" w:fill="E6E9EB" w:themeFill="text2" w:themeFillTint="1a"/>
           </w:tcPr>
           <w:p>
             <w:pPr>
@@ -1805,57 +1850,57 @@
       </w:tr>
       <w:tr>
         <w:trPr>
-          <w:trHeight w:val="418"/>
+          <w:trHeight w:val="418" w:hRule="atLeast"/>
         </w:trPr>
         <w:tc>
           <w:tcPr>
             <w:tcW w:w="1497" w:type="dxa"/>
-            <w:shd w:val="clear" w:color="auto" w:fill="C1E4F5" w:themeFill="accent1" w:themeFillTint="33"/>
-          </w:tcPr>
-          <w:p>
-            <w:pPr>
-              <w:rPr>
-                <w:rFonts w:eastAsiaTheme="minorHAnsi"/>
-                <w:sz w:val="16"/>
-                <w:szCs w:val="16"/>
-              </w:rPr>
-            </w:pPr>
-          </w:p>
-        </w:tc>
-        <w:tc>
-          <w:tcPr>
-            <w:tcW w:w="1498" w:type="dxa"/>
-            <w:shd w:val="clear" w:color="auto" w:fill="C1E4F5" w:themeFill="accent1" w:themeFillTint="33"/>
-          </w:tcPr>
-          <w:p>
-            <w:pPr>
-              <w:rPr>
-                <w:rFonts w:eastAsiaTheme="minorHAnsi"/>
-                <w:sz w:val="16"/>
-                <w:szCs w:val="16"/>
-              </w:rPr>
-            </w:pPr>
-          </w:p>
-        </w:tc>
-        <w:tc>
-          <w:tcPr>
-            <w:tcW w:w="1498" w:type="dxa"/>
-            <w:shd w:val="clear" w:color="auto" w:fill="C1E4F5" w:themeFill="accent1" w:themeFillTint="33"/>
-          </w:tcPr>
-          <w:p>
-            <w:pPr>
-              <w:rPr>
-                <w:rFonts w:eastAsiaTheme="minorHAnsi"/>
-                <w:sz w:val="16"/>
-                <w:szCs w:val="16"/>
-              </w:rPr>
-            </w:pPr>
-          </w:p>
-        </w:tc>
-        <w:tc>
-          <w:tcPr>
-            <w:tcW w:w="1498" w:type="dxa"/>
-            <w:shd w:val="clear" w:color="auto" w:fill="C1E4F5" w:themeFill="accent1" w:themeFillTint="33"/>
+            <w:shd w:val="clear" w:color="auto" w:fill="D0DFE6" w:themeFill="accent1" w:themeFillTint="33"/>
+          </w:tcPr>
+          <w:p>
+            <w:pPr>
+              <w:rPr>
+                <w:rFonts w:eastAsiaTheme="minorHAnsi"/>
+                <w:sz w:val="16"/>
+                <w:szCs w:val="16"/>
+              </w:rPr>
+            </w:pPr>
+          </w:p>
+        </w:tc>
+        <w:tc>
+          <w:tcPr>
+            <w:tcW w:w="1498" w:type="dxa"/>
+            <w:shd w:val="clear" w:color="auto" w:fill="D0DFE6" w:themeFill="accent1" w:themeFillTint="33"/>
+          </w:tcPr>
+          <w:p>
+            <w:pPr>
+              <w:rPr>
+                <w:rFonts w:eastAsiaTheme="minorHAnsi"/>
+                <w:sz w:val="16"/>
+                <w:szCs w:val="16"/>
+              </w:rPr>
+            </w:pPr>
+          </w:p>
+        </w:tc>
+        <w:tc>
+          <w:tcPr>
+            <w:tcW w:w="1498" w:type="dxa"/>
+            <w:shd w:val="clear" w:color="auto" w:fill="D0DFE6" w:themeFill="accent1" w:themeFillTint="33"/>
+          </w:tcPr>
+          <w:p>
+            <w:pPr>
+              <w:rPr>
+                <w:rFonts w:eastAsiaTheme="minorHAnsi"/>
+                <w:sz w:val="16"/>
+                <w:szCs w:val="16"/>
+              </w:rPr>
+            </w:pPr>
+          </w:p>
+        </w:tc>
+        <w:tc>
+          <w:tcPr>
+            <w:tcW w:w="1498" w:type="dxa"/>
+            <w:shd w:val="clear" w:color="auto" w:fill="D0DFE6" w:themeFill="accent1" w:themeFillTint="33"/>
           </w:tcPr>
           <w:p>
             <w:pPr>
@@ -1878,7 +1923,7 @@
         <w:tc>
           <w:tcPr>
             <w:tcW w:w="1498" w:type="dxa"/>
-            <w:shd w:val="clear" w:color="auto" w:fill="C1E4F5" w:themeFill="accent1" w:themeFillTint="33"/>
+            <w:shd w:val="clear" w:color="auto" w:fill="D0DFE6" w:themeFill="accent1" w:themeFillTint="33"/>
           </w:tcPr>
           <w:p>
             <w:pPr>
@@ -1901,7 +1946,7 @@
         <w:tc>
           <w:tcPr>
             <w:tcW w:w="1498" w:type="dxa"/>
-            <w:shd w:val="clear" w:color="auto" w:fill="C1E4F5" w:themeFill="accent1" w:themeFillTint="33"/>
+            <w:shd w:val="clear" w:color="auto" w:fill="D0DFE6" w:themeFill="accent1" w:themeFillTint="33"/>
           </w:tcPr>
           <w:p>
             <w:pPr>
@@ -1924,7 +1969,7 @@
         <w:tc>
           <w:tcPr>
             <w:tcW w:w="1498" w:type="dxa"/>
-            <w:shd w:val="clear" w:color="auto" w:fill="C1E4F5" w:themeFill="accent1" w:themeFillTint="33"/>
+            <w:shd w:val="clear" w:color="auto" w:fill="D0DFE6" w:themeFill="accent1" w:themeFillTint="33"/>
           </w:tcPr>
           <w:p>
             <w:pPr>
@@ -1966,7 +2011,7 @@
         <w:tc>
           <w:tcPr>
             <w:tcW w:w="1497" w:type="dxa"/>
-            <w:shd w:val="clear" w:color="auto" w:fill="DAE9F7" w:themeFill="text2" w:themeFillTint="1A"/>
+            <w:shd w:val="clear" w:color="auto" w:fill="E6E9EB" w:themeFill="text2" w:themeFillTint="1a"/>
           </w:tcPr>
           <w:p>
             <w:pPr>
@@ -1990,7 +2035,7 @@
         <w:tc>
           <w:tcPr>
             <w:tcW w:w="1498" w:type="dxa"/>
-            <w:shd w:val="clear" w:color="auto" w:fill="DAE9F7" w:themeFill="text2" w:themeFillTint="1A"/>
+            <w:shd w:val="clear" w:color="auto" w:fill="E6E9EB" w:themeFill="text2" w:themeFillTint="1a"/>
           </w:tcPr>
           <w:p>
             <w:pPr>
@@ -2014,7 +2059,7 @@
         <w:tc>
           <w:tcPr>
             <w:tcW w:w="1498" w:type="dxa"/>
-            <w:shd w:val="clear" w:color="auto" w:fill="DAE9F7" w:themeFill="text2" w:themeFillTint="1A"/>
+            <w:shd w:val="clear" w:color="auto" w:fill="E6E9EB" w:themeFill="text2" w:themeFillTint="1a"/>
           </w:tcPr>
           <w:p>
             <w:pPr>
@@ -2038,7 +2083,7 @@
         <w:tc>
           <w:tcPr>
             <w:tcW w:w="1498" w:type="dxa"/>
-            <w:shd w:val="clear" w:color="auto" w:fill="DAE9F7" w:themeFill="text2" w:themeFillTint="1A"/>
+            <w:shd w:val="clear" w:color="auto" w:fill="E6E9EB" w:themeFill="text2" w:themeFillTint="1a"/>
           </w:tcPr>
           <w:p>
             <w:pPr>
@@ -2062,7 +2107,7 @@
         <w:tc>
           <w:tcPr>
             <w:tcW w:w="1498" w:type="dxa"/>
-            <w:shd w:val="clear" w:color="auto" w:fill="DAE9F7" w:themeFill="text2" w:themeFillTint="1A"/>
+            <w:shd w:val="clear" w:color="auto" w:fill="E6E9EB" w:themeFill="text2" w:themeFillTint="1a"/>
           </w:tcPr>
           <w:p>
             <w:pPr>
@@ -2086,7 +2131,7 @@
         <w:tc>
           <w:tcPr>
             <w:tcW w:w="1498" w:type="dxa"/>
-            <w:shd w:val="clear" w:color="auto" w:fill="DAE9F7" w:themeFill="text2" w:themeFillTint="1A"/>
+            <w:shd w:val="clear" w:color="auto" w:fill="E6E9EB" w:themeFill="text2" w:themeFillTint="1a"/>
           </w:tcPr>
           <w:p>
             <w:pPr>
@@ -2110,7 +2155,7 @@
         <w:tc>
           <w:tcPr>
             <w:tcW w:w="1498" w:type="dxa"/>
-            <w:shd w:val="clear" w:color="auto" w:fill="DAE9F7" w:themeFill="text2" w:themeFillTint="1A"/>
+            <w:shd w:val="clear" w:color="auto" w:fill="E6E9EB" w:themeFill="text2" w:themeFillTint="1a"/>
           </w:tcPr>
           <w:p>
             <w:pPr>
@@ -2134,42 +2179,42 @@
       </w:tr>
       <w:tr>
         <w:trPr>
-          <w:trHeight w:val="412"/>
+          <w:trHeight w:val="412" w:hRule="atLeast"/>
         </w:trPr>
         <w:tc>
           <w:tcPr>
             <w:tcW w:w="1497" w:type="dxa"/>
-            <w:shd w:val="clear" w:color="auto" w:fill="C1E4F5" w:themeFill="accent1" w:themeFillTint="33"/>
-          </w:tcPr>
-          <w:p>
-            <w:pPr>
-              <w:rPr>
-                <w:rFonts w:eastAsiaTheme="minorHAnsi"/>
-                <w:sz w:val="16"/>
-                <w:szCs w:val="16"/>
-              </w:rPr>
-            </w:pPr>
-          </w:p>
-        </w:tc>
-        <w:tc>
-          <w:tcPr>
-            <w:tcW w:w="1498" w:type="dxa"/>
-            <w:shd w:val="clear" w:color="auto" w:fill="C1E4F5" w:themeFill="accent1" w:themeFillTint="33"/>
-          </w:tcPr>
-          <w:p>
-            <w:pPr>
-              <w:rPr>
-                <w:rFonts w:eastAsiaTheme="minorHAnsi"/>
-                <w:sz w:val="16"/>
-                <w:szCs w:val="16"/>
-              </w:rPr>
-            </w:pPr>
-          </w:p>
-        </w:tc>
-        <w:tc>
-          <w:tcPr>
-            <w:tcW w:w="1498" w:type="dxa"/>
-            <w:shd w:val="clear" w:color="auto" w:fill="C1E4F5" w:themeFill="accent1" w:themeFillTint="33"/>
+            <w:shd w:val="clear" w:color="auto" w:fill="D0DFE6" w:themeFill="accent1" w:themeFillTint="33"/>
+          </w:tcPr>
+          <w:p>
+            <w:pPr>
+              <w:rPr>
+                <w:rFonts w:eastAsiaTheme="minorHAnsi"/>
+                <w:sz w:val="16"/>
+                <w:szCs w:val="16"/>
+              </w:rPr>
+            </w:pPr>
+          </w:p>
+        </w:tc>
+        <w:tc>
+          <w:tcPr>
+            <w:tcW w:w="1498" w:type="dxa"/>
+            <w:shd w:val="clear" w:color="auto" w:fill="D0DFE6" w:themeFill="accent1" w:themeFillTint="33"/>
+          </w:tcPr>
+          <w:p>
+            <w:pPr>
+              <w:rPr>
+                <w:rFonts w:eastAsiaTheme="minorHAnsi"/>
+                <w:sz w:val="16"/>
+                <w:szCs w:val="16"/>
+              </w:rPr>
+            </w:pPr>
+          </w:p>
+        </w:tc>
+        <w:tc>
+          <w:tcPr>
+            <w:tcW w:w="1498" w:type="dxa"/>
+            <w:shd w:val="clear" w:color="auto" w:fill="D0DFE6" w:themeFill="accent1" w:themeFillTint="33"/>
           </w:tcPr>
           <w:p>
             <w:pPr>
@@ -2277,7 +2322,7 @@
         <w:tc>
           <w:tcPr>
             <w:tcW w:w="1498" w:type="dxa"/>
-            <w:shd w:val="clear" w:color="auto" w:fill="C1E4F5" w:themeFill="accent1" w:themeFillTint="33"/>
+            <w:shd w:val="clear" w:color="auto" w:fill="D0DFE6" w:themeFill="accent1" w:themeFillTint="33"/>
           </w:tcPr>
           <w:p>
             <w:pPr>
@@ -2351,7 +2396,7 @@
         <w:tc>
           <w:tcPr>
             <w:tcW w:w="1498" w:type="dxa"/>
-            <w:shd w:val="clear" w:color="auto" w:fill="C1E4F5" w:themeFill="accent1" w:themeFillTint="33"/>
+            <w:shd w:val="clear" w:color="auto" w:fill="D0DFE6" w:themeFill="accent1" w:themeFillTint="33"/>
           </w:tcPr>
           <w:p>
             <w:pPr>
@@ -2391,7 +2436,7 @@
         <w:tc>
           <w:tcPr>
             <w:tcW w:w="1498" w:type="dxa"/>
-            <w:shd w:val="clear" w:color="auto" w:fill="C1E4F5" w:themeFill="accent1" w:themeFillTint="33"/>
+            <w:shd w:val="clear" w:color="auto" w:fill="D0DFE6" w:themeFill="accent1" w:themeFillTint="33"/>
           </w:tcPr>
           <w:p>
             <w:pPr>
@@ -2414,7 +2459,7 @@
         <w:tc>
           <w:tcPr>
             <w:tcW w:w="1498" w:type="dxa"/>
-            <w:shd w:val="clear" w:color="auto" w:fill="C1E4F5" w:themeFill="accent1" w:themeFillTint="33"/>
+            <w:shd w:val="clear" w:color="auto" w:fill="D0DFE6" w:themeFill="accent1" w:themeFillTint="33"/>
           </w:tcPr>
           <w:p>
             <w:pPr>
@@ -2431,7 +2476,7 @@
         <w:tc>
           <w:tcPr>
             <w:tcW w:w="1497" w:type="dxa"/>
-            <w:shd w:val="clear" w:color="auto" w:fill="DAE9F7" w:themeFill="text2" w:themeFillTint="1A"/>
+            <w:shd w:val="clear" w:color="auto" w:fill="E6E9EB" w:themeFill="text2" w:themeFillTint="1a"/>
           </w:tcPr>
           <w:p>
             <w:pPr>
@@ -2455,7 +2500,7 @@
         <w:tc>
           <w:tcPr>
             <w:tcW w:w="1498" w:type="dxa"/>
-            <w:shd w:val="clear" w:color="auto" w:fill="DAE9F7" w:themeFill="text2" w:themeFillTint="1A"/>
+            <w:shd w:val="clear" w:color="auto" w:fill="E6E9EB" w:themeFill="text2" w:themeFillTint="1a"/>
           </w:tcPr>
           <w:p>
             <w:pPr>
@@ -2479,7 +2524,7 @@
         <w:tc>
           <w:tcPr>
             <w:tcW w:w="1498" w:type="dxa"/>
-            <w:shd w:val="clear" w:color="auto" w:fill="DAE9F7" w:themeFill="text2" w:themeFillTint="1A"/>
+            <w:shd w:val="clear" w:color="auto" w:fill="E6E9EB" w:themeFill="text2" w:themeFillTint="1a"/>
           </w:tcPr>
           <w:p>
             <w:pPr>
@@ -2503,7 +2548,7 @@
         <w:tc>
           <w:tcPr>
             <w:tcW w:w="1498" w:type="dxa"/>
-            <w:shd w:val="clear" w:color="auto" w:fill="DAE9F7" w:themeFill="text2" w:themeFillTint="1A"/>
+            <w:shd w:val="clear" w:color="auto" w:fill="E6E9EB" w:themeFill="text2" w:themeFillTint="1a"/>
           </w:tcPr>
           <w:p>
             <w:pPr>
@@ -2527,7 +2572,7 @@
         <w:tc>
           <w:tcPr>
             <w:tcW w:w="1498" w:type="dxa"/>
-            <w:shd w:val="clear" w:color="auto" w:fill="DAE9F7" w:themeFill="text2" w:themeFillTint="1A"/>
+            <w:shd w:val="clear" w:color="auto" w:fill="E6E9EB" w:themeFill="text2" w:themeFillTint="1a"/>
           </w:tcPr>
           <w:p>
             <w:pPr>
@@ -2551,7 +2596,7 @@
         <w:tc>
           <w:tcPr>
             <w:tcW w:w="1498" w:type="dxa"/>
-            <w:shd w:val="clear" w:color="auto" w:fill="DAE9F7" w:themeFill="text2" w:themeFillTint="1A"/>
+            <w:shd w:val="clear" w:color="auto" w:fill="E6E9EB" w:themeFill="text2" w:themeFillTint="1a"/>
           </w:tcPr>
           <w:p>
             <w:pPr>
@@ -2575,7 +2620,7 @@
         <w:tc>
           <w:tcPr>
             <w:tcW w:w="1498" w:type="dxa"/>
-            <w:shd w:val="clear" w:color="auto" w:fill="DAE9F7" w:themeFill="text2" w:themeFillTint="1A"/>
+            <w:shd w:val="clear" w:color="auto" w:fill="E6E9EB" w:themeFill="text2" w:themeFillTint="1a"/>
           </w:tcPr>
           <w:p>
             <w:pPr>
@@ -2599,102 +2644,102 @@
       </w:tr>
       <w:tr>
         <w:trPr>
-          <w:trHeight w:val="407"/>
+          <w:trHeight w:val="407" w:hRule="atLeast"/>
         </w:trPr>
         <w:tc>
           <w:tcPr>
             <w:tcW w:w="1497" w:type="dxa"/>
-            <w:shd w:val="clear" w:color="auto" w:fill="C1E4F5" w:themeFill="accent1" w:themeFillTint="33"/>
-          </w:tcPr>
-          <w:p>
-            <w:pPr>
-              <w:rPr>
-                <w:rFonts w:eastAsiaTheme="minorHAnsi"/>
-                <w:sz w:val="16"/>
-                <w:szCs w:val="16"/>
-              </w:rPr>
-            </w:pPr>
-          </w:p>
-        </w:tc>
-        <w:tc>
-          <w:tcPr>
-            <w:tcW w:w="1498" w:type="dxa"/>
-            <w:shd w:val="clear" w:color="auto" w:fill="C1E4F5" w:themeFill="accent1" w:themeFillTint="33"/>
-          </w:tcPr>
-          <w:p>
-            <w:pPr>
-              <w:rPr>
-                <w:rFonts w:eastAsiaTheme="minorHAnsi"/>
-                <w:sz w:val="16"/>
-                <w:szCs w:val="16"/>
-              </w:rPr>
-            </w:pPr>
-          </w:p>
-        </w:tc>
-        <w:tc>
-          <w:tcPr>
-            <w:tcW w:w="1498" w:type="dxa"/>
-            <w:shd w:val="clear" w:color="auto" w:fill="C1E4F5" w:themeFill="accent1" w:themeFillTint="33"/>
-          </w:tcPr>
-          <w:p>
-            <w:pPr>
-              <w:rPr>
-                <w:rFonts w:eastAsiaTheme="minorHAnsi"/>
-                <w:sz w:val="16"/>
-                <w:szCs w:val="16"/>
-              </w:rPr>
-            </w:pPr>
-          </w:p>
-        </w:tc>
-        <w:tc>
-          <w:tcPr>
-            <w:tcW w:w="1498" w:type="dxa"/>
-            <w:shd w:val="clear" w:color="auto" w:fill="C1E4F5" w:themeFill="accent1" w:themeFillTint="33"/>
-          </w:tcPr>
-          <w:p>
-            <w:pPr>
-              <w:rPr>
-                <w:rFonts w:eastAsiaTheme="minorHAnsi"/>
-                <w:sz w:val="16"/>
-                <w:szCs w:val="16"/>
-              </w:rPr>
-            </w:pPr>
-          </w:p>
-        </w:tc>
-        <w:tc>
-          <w:tcPr>
-            <w:tcW w:w="1498" w:type="dxa"/>
-            <w:shd w:val="clear" w:color="auto" w:fill="C1E4F5" w:themeFill="accent1" w:themeFillTint="33"/>
-          </w:tcPr>
-          <w:p>
-            <w:pPr>
-              <w:rPr>
-                <w:rFonts w:eastAsiaTheme="minorHAnsi"/>
-                <w:sz w:val="16"/>
-                <w:szCs w:val="16"/>
-              </w:rPr>
-            </w:pPr>
-          </w:p>
-        </w:tc>
-        <w:tc>
-          <w:tcPr>
-            <w:tcW w:w="1498" w:type="dxa"/>
-            <w:shd w:val="clear" w:color="auto" w:fill="C1E4F5" w:themeFill="accent1" w:themeFillTint="33"/>
-          </w:tcPr>
-          <w:p>
-            <w:pPr>
-              <w:rPr>
-                <w:rFonts w:eastAsiaTheme="minorHAnsi"/>
-                <w:sz w:val="16"/>
-                <w:szCs w:val="16"/>
-              </w:rPr>
-            </w:pPr>
-          </w:p>
-        </w:tc>
-        <w:tc>
-          <w:tcPr>
-            <w:tcW w:w="1498" w:type="dxa"/>
-            <w:shd w:val="clear" w:color="auto" w:fill="C1E4F5" w:themeFill="accent1" w:themeFillTint="33"/>
+            <w:shd w:val="clear" w:color="auto" w:fill="D0DFE6" w:themeFill="accent1" w:themeFillTint="33"/>
+          </w:tcPr>
+          <w:p>
+            <w:pPr>
+              <w:rPr>
+                <w:rFonts w:eastAsiaTheme="minorHAnsi"/>
+                <w:sz w:val="16"/>
+                <w:szCs w:val="16"/>
+              </w:rPr>
+            </w:pPr>
+          </w:p>
+        </w:tc>
+        <w:tc>
+          <w:tcPr>
+            <w:tcW w:w="1498" w:type="dxa"/>
+            <w:shd w:val="clear" w:color="auto" w:fill="D0DFE6" w:themeFill="accent1" w:themeFillTint="33"/>
+          </w:tcPr>
+          <w:p>
+            <w:pPr>
+              <w:rPr>
+                <w:rFonts w:eastAsiaTheme="minorHAnsi"/>
+                <w:sz w:val="16"/>
+                <w:szCs w:val="16"/>
+              </w:rPr>
+            </w:pPr>
+          </w:p>
+        </w:tc>
+        <w:tc>
+          <w:tcPr>
+            <w:tcW w:w="1498" w:type="dxa"/>
+            <w:shd w:val="clear" w:color="auto" w:fill="D0DFE6" w:themeFill="accent1" w:themeFillTint="33"/>
+          </w:tcPr>
+          <w:p>
+            <w:pPr>
+              <w:rPr>
+                <w:rFonts w:eastAsiaTheme="minorHAnsi"/>
+                <w:sz w:val="16"/>
+                <w:szCs w:val="16"/>
+              </w:rPr>
+            </w:pPr>
+          </w:p>
+        </w:tc>
+        <w:tc>
+          <w:tcPr>
+            <w:tcW w:w="1498" w:type="dxa"/>
+            <w:shd w:val="clear" w:color="auto" w:fill="D0DFE6" w:themeFill="accent1" w:themeFillTint="33"/>
+          </w:tcPr>
+          <w:p>
+            <w:pPr>
+              <w:rPr>
+                <w:rFonts w:eastAsiaTheme="minorHAnsi"/>
+                <w:sz w:val="16"/>
+                <w:szCs w:val="16"/>
+              </w:rPr>
+            </w:pPr>
+          </w:p>
+        </w:tc>
+        <w:tc>
+          <w:tcPr>
+            <w:tcW w:w="1498" w:type="dxa"/>
+            <w:shd w:val="clear" w:color="auto" w:fill="D0DFE6" w:themeFill="accent1" w:themeFillTint="33"/>
+          </w:tcPr>
+          <w:p>
+            <w:pPr>
+              <w:rPr>
+                <w:rFonts w:eastAsiaTheme="minorHAnsi"/>
+                <w:sz w:val="16"/>
+                <w:szCs w:val="16"/>
+              </w:rPr>
+            </w:pPr>
+          </w:p>
+        </w:tc>
+        <w:tc>
+          <w:tcPr>
+            <w:tcW w:w="1498" w:type="dxa"/>
+            <w:shd w:val="clear" w:color="auto" w:fill="D0DFE6" w:themeFill="accent1" w:themeFillTint="33"/>
+          </w:tcPr>
+          <w:p>
+            <w:pPr>
+              <w:rPr>
+                <w:rFonts w:eastAsiaTheme="minorHAnsi"/>
+                <w:sz w:val="16"/>
+                <w:szCs w:val="16"/>
+              </w:rPr>
+            </w:pPr>
+          </w:p>
+        </w:tc>
+        <w:tc>
+          <w:tcPr>
+            <w:tcW w:w="1498" w:type="dxa"/>
+            <w:shd w:val="clear" w:color="auto" w:fill="D0DFE6" w:themeFill="accent1" w:themeFillTint="33"/>
           </w:tcPr>
           <w:p>
             <w:pPr>
@@ -2720,15 +2765,15 @@
 </file>
 
 <file path=word/styles.xml><?xml version="1.0" encoding="utf-8"?>
-<w:styles xmlns:mc="http://schemas.openxmlformats.org/markup-compatibility/2006" xmlns:r="http://schemas.openxmlformats.org/officeDocument/2006/relationships" xmlns:w="http://schemas.openxmlformats.org/wordprocessingml/2006/main" xmlns:w14="http://schemas.microsoft.com/office/word/2010/wordml" xmlns:w15="http://schemas.microsoft.com/office/word/2012/wordml" xmlns:w16cex="http://schemas.microsoft.com/office/word/2018/wordml/cex" xmlns:w16cid="http://schemas.microsoft.com/office/word/2016/wordml/cid" xmlns:w16="http://schemas.microsoft.com/office/word/2018/wordml" xmlns:w16du="http://schemas.microsoft.com/office/word/2023/wordml/word16du" xmlns:w16sdtdh="http://schemas.microsoft.com/office/word/2020/wordml/sdtdatahash" xmlns:w16se="http://schemas.microsoft.com/office/word/2015/wordml/symex" mc:Ignorable="w14 w15 w16se w16cid w16 w16cex w16sdtdh w16du">
+<w:styles xmlns:r="http://schemas.openxmlformats.org/officeDocument/2006/relationships" xmlns:w="http://schemas.openxmlformats.org/wordprocessingml/2006/main">
   <w:docDefaults>
     <w:rPrDefault>
       <w:rPr>
+        <w:lang w:val="en-US" w:eastAsia="ko-KR" w:bidi="ar-SA"/>
         <w:rFonts w:asciiTheme="minorHAnsi" w:eastAsiaTheme="minorEastAsia" w:hAnsiTheme="minorHAnsi" w:cstheme="minorBidi"/>
-        <w:kern w:val="2"/>
         <w:sz w:val="22"/>
         <w:szCs w:val="24"/>
-        <w:lang w:val="en-US" w:eastAsia="ko-KR" w:bidi="ar-SA"/>
+        <w:kern w:val="2"/>
       </w:rPr>
     </w:rPrDefault>
     <w:pPrDefault>
@@ -2748,15 +2793,15 @@
     <w:lsdException w:name="heading 7" w:semiHidden="1" w:uiPriority="9" w:unhideWhenUsed="1" w:qFormat="1"/>
     <w:lsdException w:name="heading 8" w:semiHidden="1" w:uiPriority="9" w:unhideWhenUsed="1" w:qFormat="1"/>
     <w:lsdException w:name="heading 9" w:semiHidden="1" w:uiPriority="9" w:unhideWhenUsed="1" w:qFormat="1"/>
-    <w:lsdException w:name="index 1" w:semiHidden="1" w:uiPriority="99" w:unhideWhenUsed="1"/>
-    <w:lsdException w:name="index 2" w:semiHidden="1" w:uiPriority="99" w:unhideWhenUsed="1"/>
-    <w:lsdException w:name="index 3" w:semiHidden="1" w:uiPriority="99" w:unhideWhenUsed="1"/>
-    <w:lsdException w:name="index 4" w:semiHidden="1" w:uiPriority="99" w:unhideWhenUsed="1"/>
-    <w:lsdException w:name="index 5" w:semiHidden="1" w:uiPriority="99" w:unhideWhenUsed="1"/>
-    <w:lsdException w:name="index 6" w:semiHidden="1" w:uiPriority="99" w:unhideWhenUsed="1"/>
-    <w:lsdException w:name="index 7" w:semiHidden="1" w:uiPriority="99" w:unhideWhenUsed="1"/>
-    <w:lsdException w:name="index 8" w:semiHidden="1" w:uiPriority="99" w:unhideWhenUsed="1"/>
-    <w:lsdException w:name="index 9" w:semiHidden="1" w:uiPriority="99" w:unhideWhenUsed="1"/>
+    <w:lsdException w:name="index 1" w:semiHidden="1" w:uiPriority="153" w:unhideWhenUsed="1"/>
+    <w:lsdException w:name="index 2" w:semiHidden="1" w:uiPriority="153" w:unhideWhenUsed="1"/>
+    <w:lsdException w:name="index 3" w:semiHidden="1" w:uiPriority="153" w:unhideWhenUsed="1"/>
+    <w:lsdException w:name="index 4" w:semiHidden="1" w:uiPriority="153" w:unhideWhenUsed="1"/>
+    <w:lsdException w:name="index 5" w:semiHidden="1" w:uiPriority="153" w:unhideWhenUsed="1"/>
+    <w:lsdException w:name="index 6" w:semiHidden="1" w:uiPriority="153" w:unhideWhenUsed="1"/>
+    <w:lsdException w:name="index 7" w:semiHidden="1" w:uiPriority="153" w:unhideWhenUsed="1"/>
+    <w:lsdException w:name="index 8" w:semiHidden="1" w:uiPriority="153" w:unhideWhenUsed="1"/>
+    <w:lsdException w:name="index 9" w:semiHidden="1" w:uiPriority="153" w:unhideWhenUsed="1"/>
     <w:lsdException w:name="toc 1" w:semiHidden="1" w:unhideWhenUsed="1"/>
     <w:lsdException w:name="toc 2" w:semiHidden="1" w:unhideWhenUsed="1"/>
     <w:lsdException w:name="toc 3" w:semiHidden="1" w:unhideWhenUsed="1"/>
@@ -2766,139 +2811,139 @@
     <w:lsdException w:name="toc 7" w:semiHidden="1" w:unhideWhenUsed="1"/>
     <w:lsdException w:name="toc 8" w:semiHidden="1" w:unhideWhenUsed="1"/>
     <w:lsdException w:name="toc 9" w:semiHidden="1" w:unhideWhenUsed="1"/>
-    <w:lsdException w:name="Normal Indent" w:semiHidden="1" w:uiPriority="99" w:unhideWhenUsed="1"/>
-    <w:lsdException w:name="footnote text" w:semiHidden="1" w:uiPriority="99" w:unhideWhenUsed="1"/>
-    <w:lsdException w:name="annotation text" w:semiHidden="1" w:uiPriority="99" w:unhideWhenUsed="1"/>
-    <w:lsdException w:name="header" w:semiHidden="1" w:uiPriority="99" w:unhideWhenUsed="1"/>
-    <w:lsdException w:name="footer" w:semiHidden="1" w:uiPriority="99" w:unhideWhenUsed="1"/>
-    <w:lsdException w:name="index heading" w:semiHidden="1" w:uiPriority="99" w:unhideWhenUsed="1"/>
+    <w:lsdException w:name="Normal Indent" w:semiHidden="1" w:uiPriority="153" w:unhideWhenUsed="1"/>
+    <w:lsdException w:name="footnote text" w:semiHidden="1" w:uiPriority="153" w:unhideWhenUsed="1"/>
+    <w:lsdException w:name="annotation text" w:semiHidden="1" w:uiPriority="153" w:unhideWhenUsed="1"/>
+    <w:lsdException w:name="header" w:semiHidden="1" w:uiPriority="153" w:unhideWhenUsed="1"/>
+    <w:lsdException w:name="footer" w:semiHidden="1" w:uiPriority="153" w:unhideWhenUsed="1"/>
+    <w:lsdException w:name="index heading" w:semiHidden="1" w:uiPriority="153" w:unhideWhenUsed="1"/>
     <w:lsdException w:name="caption" w:semiHidden="1" w:unhideWhenUsed="1" w:qFormat="1"/>
-    <w:lsdException w:name="table of figures" w:semiHidden="1" w:uiPriority="99" w:unhideWhenUsed="1"/>
-    <w:lsdException w:name="envelope address" w:semiHidden="1" w:uiPriority="99" w:unhideWhenUsed="1"/>
-    <w:lsdException w:name="envelope return" w:semiHidden="1" w:uiPriority="99" w:unhideWhenUsed="1"/>
-    <w:lsdException w:name="footnote reference" w:semiHidden="1" w:uiPriority="99" w:unhideWhenUsed="1"/>
-    <w:lsdException w:name="annotation reference" w:semiHidden="1" w:uiPriority="99" w:unhideWhenUsed="1"/>
-    <w:lsdException w:name="line number" w:semiHidden="1" w:uiPriority="99" w:unhideWhenUsed="1"/>
-    <w:lsdException w:name="page number" w:semiHidden="1" w:uiPriority="99" w:unhideWhenUsed="1"/>
-    <w:lsdException w:name="endnote reference" w:semiHidden="1" w:uiPriority="99" w:unhideWhenUsed="1"/>
-    <w:lsdException w:name="endnote text" w:semiHidden="1" w:uiPriority="99" w:unhideWhenUsed="1"/>
-    <w:lsdException w:name="table of authorities" w:semiHidden="1" w:uiPriority="99" w:unhideWhenUsed="1"/>
-    <w:lsdException w:name="macro" w:semiHidden="1" w:uiPriority="99" w:unhideWhenUsed="1"/>
-    <w:lsdException w:name="toa heading" w:semiHidden="1" w:uiPriority="99" w:unhideWhenUsed="1"/>
-    <w:lsdException w:name="List" w:semiHidden="1" w:uiPriority="99" w:unhideWhenUsed="1"/>
-    <w:lsdException w:name="List Bullet" w:semiHidden="1" w:uiPriority="99" w:unhideWhenUsed="1"/>
-    <w:lsdException w:name="List Number" w:semiHidden="1" w:uiPriority="99" w:unhideWhenUsed="1"/>
-    <w:lsdException w:name="List 2" w:semiHidden="1" w:uiPriority="99" w:unhideWhenUsed="1"/>
-    <w:lsdException w:name="List 3" w:semiHidden="1" w:uiPriority="99" w:unhideWhenUsed="1"/>
-    <w:lsdException w:name="List 4" w:semiHidden="1" w:uiPriority="99" w:unhideWhenUsed="1"/>
-    <w:lsdException w:name="List 5" w:semiHidden="1" w:uiPriority="99" w:unhideWhenUsed="1"/>
-    <w:lsdException w:name="List Bullet 2" w:semiHidden="1" w:uiPriority="99" w:unhideWhenUsed="1"/>
-    <w:lsdException w:name="List Bullet 3" w:semiHidden="1" w:uiPriority="99" w:unhideWhenUsed="1"/>
-    <w:lsdException w:name="List Bullet 4" w:semiHidden="1" w:uiPriority="99" w:unhideWhenUsed="1"/>
-    <w:lsdException w:name="List Bullet 5" w:semiHidden="1" w:uiPriority="99" w:unhideWhenUsed="1"/>
-    <w:lsdException w:name="List Number 2" w:semiHidden="1" w:uiPriority="99" w:unhideWhenUsed="1"/>
-    <w:lsdException w:name="List Number 3" w:semiHidden="1" w:uiPriority="99" w:unhideWhenUsed="1"/>
-    <w:lsdException w:name="List Number 4" w:semiHidden="1" w:uiPriority="99" w:unhideWhenUsed="1"/>
-    <w:lsdException w:name="List Number 5" w:semiHidden="1" w:uiPriority="99" w:unhideWhenUsed="1"/>
+    <w:lsdException w:name="table of figures" w:semiHidden="1" w:uiPriority="153" w:unhideWhenUsed="1"/>
+    <w:lsdException w:name="envelope address" w:semiHidden="1" w:uiPriority="153" w:unhideWhenUsed="1"/>
+    <w:lsdException w:name="envelope return" w:semiHidden="1" w:uiPriority="153" w:unhideWhenUsed="1"/>
+    <w:lsdException w:name="footnote reference" w:semiHidden="1" w:uiPriority="153" w:unhideWhenUsed="1"/>
+    <w:lsdException w:name="annotation reference" w:semiHidden="1" w:uiPriority="153" w:unhideWhenUsed="1"/>
+    <w:lsdException w:name="line number" w:semiHidden="1" w:uiPriority="153" w:unhideWhenUsed="1"/>
+    <w:lsdException w:name="page number" w:semiHidden="1" w:uiPriority="153" w:unhideWhenUsed="1"/>
+    <w:lsdException w:name="endnote reference" w:semiHidden="1" w:uiPriority="153" w:unhideWhenUsed="1"/>
+    <w:lsdException w:name="endnote text" w:semiHidden="1" w:uiPriority="153" w:unhideWhenUsed="1"/>
+    <w:lsdException w:name="table of authorities" w:semiHidden="1" w:uiPriority="153" w:unhideWhenUsed="1"/>
+    <w:lsdException w:name="macro" w:semiHidden="1" w:uiPriority="153" w:unhideWhenUsed="1"/>
+    <w:lsdException w:name="toa heading" w:semiHidden="1" w:uiPriority="153" w:unhideWhenUsed="1"/>
+    <w:lsdException w:name="List" w:semiHidden="1" w:uiPriority="153" w:unhideWhenUsed="1"/>
+    <w:lsdException w:name="List Bullet" w:semiHidden="1" w:uiPriority="153" w:unhideWhenUsed="1"/>
+    <w:lsdException w:name="List Number" w:semiHidden="1" w:uiPriority="153" w:unhideWhenUsed="1"/>
+    <w:lsdException w:name="List 2" w:semiHidden="1" w:uiPriority="153" w:unhideWhenUsed="1"/>
+    <w:lsdException w:name="List 3" w:semiHidden="1" w:uiPriority="153" w:unhideWhenUsed="1"/>
+    <w:lsdException w:name="List 4" w:semiHidden="1" w:uiPriority="153" w:unhideWhenUsed="1"/>
+    <w:lsdException w:name="List 5" w:semiHidden="1" w:uiPriority="153" w:unhideWhenUsed="1"/>
+    <w:lsdException w:name="List Bullet 2" w:semiHidden="1" w:uiPriority="153" w:unhideWhenUsed="1"/>
+    <w:lsdException w:name="List Bullet 3" w:semiHidden="1" w:uiPriority="153" w:unhideWhenUsed="1"/>
+    <w:lsdException w:name="List Bullet 4" w:semiHidden="1" w:uiPriority="153" w:unhideWhenUsed="1"/>
+    <w:lsdException w:name="List Bullet 5" w:semiHidden="1" w:uiPriority="153" w:unhideWhenUsed="1"/>
+    <w:lsdException w:name="List Number 2" w:semiHidden="1" w:uiPriority="153" w:unhideWhenUsed="1"/>
+    <w:lsdException w:name="List Number 3" w:semiHidden="1" w:uiPriority="153" w:unhideWhenUsed="1"/>
+    <w:lsdException w:name="List Number 4" w:semiHidden="1" w:uiPriority="153" w:unhideWhenUsed="1"/>
+    <w:lsdException w:name="List Number 5" w:semiHidden="1" w:uiPriority="153" w:unhideWhenUsed="1"/>
     <w:lsdException w:name="Title" w:qFormat="1"/>
-    <w:lsdException w:name="Closing" w:semiHidden="1" w:uiPriority="99" w:unhideWhenUsed="1"/>
-    <w:lsdException w:name="Signature" w:semiHidden="1" w:uiPriority="99" w:unhideWhenUsed="1"/>
+    <w:lsdException w:name="Closing" w:semiHidden="1" w:uiPriority="153" w:unhideWhenUsed="1"/>
+    <w:lsdException w:name="Signature" w:semiHidden="1" w:uiPriority="153" w:unhideWhenUsed="1"/>
     <w:lsdException w:name="Default Paragraph Font" w:semiHidden="1" w:uiPriority="1" w:unhideWhenUsed="1"/>
-    <w:lsdException w:name="Body Text" w:semiHidden="1" w:uiPriority="99" w:unhideWhenUsed="1"/>
-    <w:lsdException w:name="Body Text Indent" w:semiHidden="1" w:uiPriority="99" w:unhideWhenUsed="1"/>
-    <w:lsdException w:name="List Continue" w:semiHidden="1" w:uiPriority="99" w:unhideWhenUsed="1"/>
-    <w:lsdException w:name="List Continue 2" w:semiHidden="1" w:uiPriority="99" w:unhideWhenUsed="1"/>
-    <w:lsdException w:name="List Continue 3" w:semiHidden="1" w:uiPriority="99" w:unhideWhenUsed="1"/>
-    <w:lsdException w:name="List Continue 4" w:semiHidden="1" w:uiPriority="99" w:unhideWhenUsed="1"/>
-    <w:lsdException w:name="List Continue 5" w:semiHidden="1" w:uiPriority="99" w:unhideWhenUsed="1"/>
-    <w:lsdException w:name="Message Header" w:semiHidden="1" w:uiPriority="99" w:unhideWhenUsed="1"/>
+    <w:lsdException w:name="Body Text" w:semiHidden="1" w:uiPriority="153" w:unhideWhenUsed="1"/>
+    <w:lsdException w:name="Body Text Indent" w:semiHidden="1" w:uiPriority="153" w:unhideWhenUsed="1"/>
+    <w:lsdException w:name="List Continue" w:semiHidden="1" w:uiPriority="153" w:unhideWhenUsed="1"/>
+    <w:lsdException w:name="List Continue 2" w:semiHidden="1" w:uiPriority="153" w:unhideWhenUsed="1"/>
+    <w:lsdException w:name="List Continue 3" w:semiHidden="1" w:uiPriority="153" w:unhideWhenUsed="1"/>
+    <w:lsdException w:name="List Continue 4" w:semiHidden="1" w:uiPriority="153" w:unhideWhenUsed="1"/>
+    <w:lsdException w:name="List Continue 5" w:semiHidden="1" w:uiPriority="153" w:unhideWhenUsed="1"/>
+    <w:lsdException w:name="Message Header" w:semiHidden="1" w:uiPriority="153" w:unhideWhenUsed="1"/>
     <w:lsdException w:name="Subtitle" w:qFormat="1"/>
-    <w:lsdException w:name="Salutation" w:semiHidden="1" w:uiPriority="99" w:unhideWhenUsed="1"/>
-    <w:lsdException w:name="Date" w:semiHidden="1" w:uiPriority="99" w:unhideWhenUsed="1"/>
-    <w:lsdException w:name="Body Text First Indent" w:semiHidden="1" w:uiPriority="99" w:unhideWhenUsed="1"/>
-    <w:lsdException w:name="Body Text First Indent 2" w:semiHidden="1" w:uiPriority="99" w:unhideWhenUsed="1"/>
-    <w:lsdException w:name="Note Heading" w:semiHidden="1" w:uiPriority="99" w:unhideWhenUsed="1"/>
-    <w:lsdException w:name="Body Text 2" w:semiHidden="1" w:uiPriority="99" w:unhideWhenUsed="1"/>
-    <w:lsdException w:name="Body Text 3" w:semiHidden="1" w:uiPriority="99" w:unhideWhenUsed="1"/>
-    <w:lsdException w:name="Body Text Indent 2" w:semiHidden="1" w:uiPriority="99" w:unhideWhenUsed="1"/>
-    <w:lsdException w:name="Body Text Indent 3" w:semiHidden="1" w:uiPriority="99" w:unhideWhenUsed="1"/>
-    <w:lsdException w:name="Block Text" w:semiHidden="1" w:uiPriority="99" w:unhideWhenUsed="1"/>
-    <w:lsdException w:name="Hyperlink" w:semiHidden="1" w:uiPriority="99" w:unhideWhenUsed="1"/>
-    <w:lsdException w:name="FollowedHyperlink" w:semiHidden="1" w:uiPriority="99" w:unhideWhenUsed="1"/>
+    <w:lsdException w:name="Salutation" w:semiHidden="1" w:uiPriority="153" w:unhideWhenUsed="1"/>
+    <w:lsdException w:name="Date" w:semiHidden="1" w:uiPriority="153" w:unhideWhenUsed="1"/>
+    <w:lsdException w:name="Body Text First Indent" w:semiHidden="1" w:uiPriority="153" w:unhideWhenUsed="1"/>
+    <w:lsdException w:name="Body Text First Indent 2" w:semiHidden="1" w:uiPriority="153" w:unhideWhenUsed="1"/>
+    <w:lsdException w:name="Note Heading" w:semiHidden="1" w:uiPriority="153" w:unhideWhenUsed="1"/>
+    <w:lsdException w:name="Body Text 2" w:semiHidden="1" w:uiPriority="153" w:unhideWhenUsed="1"/>
+    <w:lsdException w:name="Body Text 3" w:semiHidden="1" w:uiPriority="153" w:unhideWhenUsed="1"/>
+    <w:lsdException w:name="Body Text Indent 2" w:semiHidden="1" w:uiPriority="153" w:unhideWhenUsed="1"/>
+    <w:lsdException w:name="Body Text Indent 3" w:semiHidden="1" w:uiPriority="153" w:unhideWhenUsed="1"/>
+    <w:lsdException w:name="Block Text" w:semiHidden="1" w:uiPriority="153" w:unhideWhenUsed="1"/>
+    <w:lsdException w:name="Hyperlink" w:semiHidden="1" w:uiPriority="153" w:unhideWhenUsed="1"/>
+    <w:lsdException w:name="FollowedHyperlink" w:semiHidden="1" w:uiPriority="153" w:unhideWhenUsed="1"/>
     <w:lsdException w:name="Strong" w:qFormat="1"/>
     <w:lsdException w:name="Emphasis" w:qFormat="1"/>
-    <w:lsdException w:name="Document Map" w:semiHidden="1" w:uiPriority="99" w:unhideWhenUsed="1"/>
-    <w:lsdException w:name="Plain Text" w:semiHidden="1" w:uiPriority="99" w:unhideWhenUsed="1"/>
-    <w:lsdException w:name="E-mail Signature" w:semiHidden="1" w:uiPriority="99" w:unhideWhenUsed="1"/>
-    <w:lsdException w:name="HTML Top of Form" w:semiHidden="1" w:uiPriority="99" w:unhideWhenUsed="1"/>
-    <w:lsdException w:name="HTML Bottom of Form" w:semiHidden="1" w:uiPriority="99" w:unhideWhenUsed="1"/>
-    <w:lsdException w:name="Normal (Web)" w:semiHidden="1" w:uiPriority="99" w:unhideWhenUsed="1"/>
-    <w:lsdException w:name="HTML Acronym" w:semiHidden="1" w:uiPriority="99" w:unhideWhenUsed="1"/>
-    <w:lsdException w:name="HTML Address" w:semiHidden="1" w:uiPriority="99" w:unhideWhenUsed="1"/>
-    <w:lsdException w:name="HTML Cite" w:semiHidden="1" w:uiPriority="99" w:unhideWhenUsed="1"/>
-    <w:lsdException w:name="HTML Code" w:semiHidden="1" w:uiPriority="99" w:unhideWhenUsed="1"/>
-    <w:lsdException w:name="HTML Definition" w:semiHidden="1" w:uiPriority="99" w:unhideWhenUsed="1"/>
-    <w:lsdException w:name="HTML Keyboard" w:semiHidden="1" w:uiPriority="99" w:unhideWhenUsed="1"/>
-    <w:lsdException w:name="HTML Preformatted" w:semiHidden="1" w:uiPriority="99" w:unhideWhenUsed="1"/>
-    <w:lsdException w:name="HTML Sample" w:semiHidden="1" w:uiPriority="99" w:unhideWhenUsed="1"/>
-    <w:lsdException w:name="HTML Typewriter" w:semiHidden="1" w:uiPriority="99" w:unhideWhenUsed="1"/>
-    <w:lsdException w:name="HTML Variable" w:semiHidden="1" w:uiPriority="99" w:unhideWhenUsed="1"/>
-    <w:lsdException w:name="Normal Table" w:semiHidden="1" w:uiPriority="99" w:unhideWhenUsed="1"/>
-    <w:lsdException w:name="annotation subject" w:semiHidden="1" w:uiPriority="99" w:unhideWhenUsed="1"/>
-    <w:lsdException w:name="No List" w:semiHidden="1" w:uiPriority="99" w:unhideWhenUsed="1"/>
-    <w:lsdException w:name="Outline List 1" w:semiHidden="1" w:uiPriority="99" w:unhideWhenUsed="1"/>
-    <w:lsdException w:name="Outline List 2" w:semiHidden="1" w:uiPriority="99" w:unhideWhenUsed="1"/>
-    <w:lsdException w:name="Outline List 3" w:semiHidden="1" w:uiPriority="99" w:unhideWhenUsed="1"/>
-    <w:lsdException w:name="Table Simple 1" w:semiHidden="1" w:uiPriority="99" w:unhideWhenUsed="1"/>
-    <w:lsdException w:name="Table Simple 2" w:semiHidden="1" w:uiPriority="99" w:unhideWhenUsed="1"/>
-    <w:lsdException w:name="Table Simple 3" w:semiHidden="1" w:uiPriority="99" w:unhideWhenUsed="1"/>
-    <w:lsdException w:name="Table Classic 1" w:semiHidden="1" w:uiPriority="99" w:unhideWhenUsed="1"/>
-    <w:lsdException w:name="Table Classic 2" w:semiHidden="1" w:uiPriority="99" w:unhideWhenUsed="1"/>
-    <w:lsdException w:name="Table Classic 3" w:semiHidden="1" w:uiPriority="99" w:unhideWhenUsed="1"/>
-    <w:lsdException w:name="Table Classic 4" w:semiHidden="1" w:uiPriority="99" w:unhideWhenUsed="1"/>
-    <w:lsdException w:name="Table Colorful 1" w:semiHidden="1" w:uiPriority="99" w:unhideWhenUsed="1"/>
-    <w:lsdException w:name="Table Colorful 2" w:semiHidden="1" w:uiPriority="99" w:unhideWhenUsed="1"/>
-    <w:lsdException w:name="Table Colorful 3" w:semiHidden="1" w:uiPriority="99" w:unhideWhenUsed="1"/>
-    <w:lsdException w:name="Table Columns 1" w:semiHidden="1" w:uiPriority="99" w:unhideWhenUsed="1"/>
-    <w:lsdException w:name="Table Columns 2" w:semiHidden="1" w:uiPriority="99" w:unhideWhenUsed="1"/>
-    <w:lsdException w:name="Table Columns 3" w:semiHidden="1" w:uiPriority="99" w:unhideWhenUsed="1"/>
-    <w:lsdException w:name="Table Columns 4" w:semiHidden="1" w:uiPriority="99" w:unhideWhenUsed="1"/>
-    <w:lsdException w:name="Table Columns 5" w:semiHidden="1" w:uiPriority="99" w:unhideWhenUsed="1"/>
-    <w:lsdException w:name="Table Grid 1" w:semiHidden="1" w:uiPriority="99" w:unhideWhenUsed="1"/>
-    <w:lsdException w:name="Table Grid 2" w:semiHidden="1" w:uiPriority="99" w:unhideWhenUsed="1"/>
-    <w:lsdException w:name="Table Grid 3" w:semiHidden="1" w:uiPriority="99" w:unhideWhenUsed="1"/>
-    <w:lsdException w:name="Table Grid 4" w:semiHidden="1" w:uiPriority="99" w:unhideWhenUsed="1"/>
-    <w:lsdException w:name="Table Grid 5" w:semiHidden="1" w:uiPriority="99" w:unhideWhenUsed="1"/>
-    <w:lsdException w:name="Table Grid 6" w:semiHidden="1" w:uiPriority="99" w:unhideWhenUsed="1"/>
-    <w:lsdException w:name="Table Grid 7" w:semiHidden="1" w:uiPriority="99" w:unhideWhenUsed="1"/>
-    <w:lsdException w:name="Table Grid 8" w:semiHidden="1" w:uiPriority="99" w:unhideWhenUsed="1"/>
-    <w:lsdException w:name="Table List 1" w:semiHidden="1" w:uiPriority="99" w:unhideWhenUsed="1"/>
-    <w:lsdException w:name="Table List 2" w:semiHidden="1" w:uiPriority="99" w:unhideWhenUsed="1"/>
-    <w:lsdException w:name="Table List 3" w:semiHidden="1" w:uiPriority="99" w:unhideWhenUsed="1"/>
-    <w:lsdException w:name="Table List 4" w:semiHidden="1" w:uiPriority="99" w:unhideWhenUsed="1"/>
-    <w:lsdException w:name="Table List 5" w:semiHidden="1" w:uiPriority="99" w:unhideWhenUsed="1"/>
-    <w:lsdException w:name="Table List 6" w:semiHidden="1" w:uiPriority="99" w:unhideWhenUsed="1"/>
-    <w:lsdException w:name="Table List 7" w:semiHidden="1" w:uiPriority="99" w:unhideWhenUsed="1"/>
-    <w:lsdException w:name="Table List 8" w:semiHidden="1" w:uiPriority="99" w:unhideWhenUsed="1"/>
-    <w:lsdException w:name="Table 3D effects 1" w:semiHidden="1" w:uiPriority="99" w:unhideWhenUsed="1"/>
-    <w:lsdException w:name="Table 3D effects 2" w:semiHidden="1" w:uiPriority="99" w:unhideWhenUsed="1"/>
-    <w:lsdException w:name="Table 3D effects 3" w:semiHidden="1" w:uiPriority="99" w:unhideWhenUsed="1"/>
-    <w:lsdException w:name="Table Contemporary" w:semiHidden="1" w:uiPriority="99" w:unhideWhenUsed="1"/>
-    <w:lsdException w:name="Table Elegant" w:semiHidden="1" w:uiPriority="99" w:unhideWhenUsed="1"/>
-    <w:lsdException w:name="Table Professional" w:semiHidden="1" w:uiPriority="99" w:unhideWhenUsed="1"/>
-    <w:lsdException w:name="Table Subtle 1" w:semiHidden="1" w:uiPriority="99" w:unhideWhenUsed="1"/>
-    <w:lsdException w:name="Table Subtle 2" w:semiHidden="1" w:uiPriority="99" w:unhideWhenUsed="1"/>
-    <w:lsdException w:name="Table Web 1" w:semiHidden="1" w:uiPriority="99" w:unhideWhenUsed="1"/>
-    <w:lsdException w:name="Table Web 2" w:semiHidden="1" w:uiPriority="99" w:unhideWhenUsed="1"/>
-    <w:lsdException w:name="Table Web 3" w:semiHidden="1" w:uiPriority="99" w:unhideWhenUsed="1"/>
-    <w:lsdException w:name="Balloon Text" w:semiHidden="1" w:uiPriority="99" w:unhideWhenUsed="1"/>
-    <w:lsdException w:name="Table Theme" w:semiHidden="1" w:uiPriority="99" w:unhideWhenUsed="1"/>
-    <w:lsdException w:name="Placeholder Text" w:semiHidden="1" w:uiPriority="99"/>
+    <w:lsdException w:name="Document Map" w:semiHidden="1" w:uiPriority="153" w:unhideWhenUsed="1"/>
+    <w:lsdException w:name="Plain Text" w:semiHidden="1" w:uiPriority="153" w:unhideWhenUsed="1"/>
+    <w:lsdException w:name="E-mail Signature" w:semiHidden="1" w:uiPriority="153" w:unhideWhenUsed="1"/>
+    <w:lsdException w:name="HTML Top of Form" w:semiHidden="1" w:uiPriority="153" w:unhideWhenUsed="1"/>
+    <w:lsdException w:name="HTML Bottom of Form" w:semiHidden="1" w:uiPriority="153" w:unhideWhenUsed="1"/>
+    <w:lsdException w:name="Normal (Web)" w:semiHidden="1" w:uiPriority="153" w:unhideWhenUsed="1"/>
+    <w:lsdException w:name="HTML Acronym" w:semiHidden="1" w:uiPriority="153" w:unhideWhenUsed="1"/>
+    <w:lsdException w:name="HTML Address" w:semiHidden="1" w:uiPriority="153" w:unhideWhenUsed="1"/>
+    <w:lsdException w:name="HTML Cite" w:semiHidden="1" w:uiPriority="153" w:unhideWhenUsed="1"/>
+    <w:lsdException w:name="HTML Code" w:semiHidden="1" w:uiPriority="153" w:unhideWhenUsed="1"/>
+    <w:lsdException w:name="HTML Definition" w:semiHidden="1" w:uiPriority="153" w:unhideWhenUsed="1"/>
+    <w:lsdException w:name="HTML Keyboard" w:semiHidden="1" w:uiPriority="153" w:unhideWhenUsed="1"/>
+    <w:lsdException w:name="HTML Preformatted" w:semiHidden="1" w:uiPriority="153" w:unhideWhenUsed="1"/>
+    <w:lsdException w:name="HTML Sample" w:semiHidden="1" w:uiPriority="153" w:unhideWhenUsed="1"/>
+    <w:lsdException w:name="HTML Typewriter" w:semiHidden="1" w:uiPriority="153" w:unhideWhenUsed="1"/>
+    <w:lsdException w:name="HTML Variable" w:semiHidden="1" w:uiPriority="153" w:unhideWhenUsed="1"/>
+    <w:lsdException w:name="Normal Table" w:semiHidden="1" w:uiPriority="153" w:unhideWhenUsed="1"/>
+    <w:lsdException w:name="annotation subject" w:semiHidden="1" w:uiPriority="153" w:unhideWhenUsed="1"/>
+    <w:lsdException w:name="No List" w:semiHidden="1" w:uiPriority="153" w:unhideWhenUsed="1"/>
+    <w:lsdException w:name="Outline List 1" w:semiHidden="1" w:uiPriority="153" w:unhideWhenUsed="1"/>
+    <w:lsdException w:name="Outline List 2" w:semiHidden="1" w:uiPriority="153" w:unhideWhenUsed="1"/>
+    <w:lsdException w:name="Outline List 3" w:semiHidden="1" w:uiPriority="153" w:unhideWhenUsed="1"/>
+    <w:lsdException w:name="Table Simple 1" w:semiHidden="1" w:uiPriority="153" w:unhideWhenUsed="1"/>
+    <w:lsdException w:name="Table Simple 2" w:semiHidden="1" w:uiPriority="153" w:unhideWhenUsed="1"/>
+    <w:lsdException w:name="Table Simple 3" w:semiHidden="1" w:uiPriority="153" w:unhideWhenUsed="1"/>
+    <w:lsdException w:name="Table Classic 1" w:semiHidden="1" w:uiPriority="153" w:unhideWhenUsed="1"/>
+    <w:lsdException w:name="Table Classic 2" w:semiHidden="1" w:uiPriority="153" w:unhideWhenUsed="1"/>
+    <w:lsdException w:name="Table Classic 3" w:semiHidden="1" w:uiPriority="153" w:unhideWhenUsed="1"/>
+    <w:lsdException w:name="Table Classic 4" w:semiHidden="1" w:uiPriority="153" w:unhideWhenUsed="1"/>
+    <w:lsdException w:name="Table Colorful 1" w:semiHidden="1" w:uiPriority="153" w:unhideWhenUsed="1"/>
+    <w:lsdException w:name="Table Colorful 2" w:semiHidden="1" w:uiPriority="153" w:unhideWhenUsed="1"/>
+    <w:lsdException w:name="Table Colorful 3" w:semiHidden="1" w:uiPriority="153" w:unhideWhenUsed="1"/>
+    <w:lsdException w:name="Table Columns 1" w:semiHidden="1" w:uiPriority="153" w:unhideWhenUsed="1"/>
+    <w:lsdException w:name="Table Columns 2" w:semiHidden="1" w:uiPriority="153" w:unhideWhenUsed="1"/>
+    <w:lsdException w:name="Table Columns 3" w:semiHidden="1" w:uiPriority="153" w:unhideWhenUsed="1"/>
+    <w:lsdException w:name="Table Columns 4" w:semiHidden="1" w:uiPriority="153" w:unhideWhenUsed="1"/>
+    <w:lsdException w:name="Table Columns 5" w:semiHidden="1" w:uiPriority="153" w:unhideWhenUsed="1"/>
+    <w:lsdException w:name="Table Grid 1" w:semiHidden="1" w:uiPriority="153" w:unhideWhenUsed="1"/>
+    <w:lsdException w:name="Table Grid 2" w:semiHidden="1" w:uiPriority="153" w:unhideWhenUsed="1"/>
+    <w:lsdException w:name="Table Grid 3" w:semiHidden="1" w:uiPriority="153" w:unhideWhenUsed="1"/>
+    <w:lsdException w:name="Table Grid 4" w:semiHidden="1" w:uiPriority="153" w:unhideWhenUsed="1"/>
+    <w:lsdException w:name="Table Grid 5" w:semiHidden="1" w:uiPriority="153" w:unhideWhenUsed="1"/>
+    <w:lsdException w:name="Table Grid 6" w:semiHidden="1" w:uiPriority="153" w:unhideWhenUsed="1"/>
+    <w:lsdException w:name="Table Grid 7" w:semiHidden="1" w:uiPriority="153" w:unhideWhenUsed="1"/>
+    <w:lsdException w:name="Table Grid 8" w:semiHidden="1" w:uiPriority="153" w:unhideWhenUsed="1"/>
+    <w:lsdException w:name="Table List 1" w:semiHidden="1" w:uiPriority="153" w:unhideWhenUsed="1"/>
+    <w:lsdException w:name="Table List 2" w:semiHidden="1" w:uiPriority="153" w:unhideWhenUsed="1"/>
+    <w:lsdException w:name="Table List 3" w:semiHidden="1" w:uiPriority="153" w:unhideWhenUsed="1"/>
+    <w:lsdException w:name="Table List 4" w:semiHidden="1" w:uiPriority="153" w:unhideWhenUsed="1"/>
+    <w:lsdException w:name="Table List 5" w:semiHidden="1" w:uiPriority="153" w:unhideWhenUsed="1"/>
+    <w:lsdException w:name="Table List 6" w:semiHidden="1" w:uiPriority="153" w:unhideWhenUsed="1"/>
+    <w:lsdException w:name="Table List 7" w:semiHidden="1" w:uiPriority="153" w:unhideWhenUsed="1"/>
+    <w:lsdException w:name="Table List 8" w:semiHidden="1" w:uiPriority="153" w:unhideWhenUsed="1"/>
+    <w:lsdException w:name="Table 3D effects 1" w:semiHidden="1" w:uiPriority="153" w:unhideWhenUsed="1"/>
+    <w:lsdException w:name="Table 3D effects 2" w:semiHidden="1" w:uiPriority="153" w:unhideWhenUsed="1"/>
+    <w:lsdException w:name="Table 3D effects 3" w:semiHidden="1" w:uiPriority="153" w:unhideWhenUsed="1"/>
+    <w:lsdException w:name="Table Contemporary" w:semiHidden="1" w:uiPriority="153" w:unhideWhenUsed="1"/>
+    <w:lsdException w:name="Table Elegant" w:semiHidden="1" w:uiPriority="153" w:unhideWhenUsed="1"/>
+    <w:lsdException w:name="Table Professional" w:semiHidden="1" w:uiPriority="153" w:unhideWhenUsed="1"/>
+    <w:lsdException w:name="Table Subtle 1" w:semiHidden="1" w:uiPriority="153" w:unhideWhenUsed="1"/>
+    <w:lsdException w:name="Table Subtle 2" w:semiHidden="1" w:uiPriority="153" w:unhideWhenUsed="1"/>
+    <w:lsdException w:name="Table Web 1" w:semiHidden="1" w:uiPriority="153" w:unhideWhenUsed="1"/>
+    <w:lsdException w:name="Table Web 2" w:semiHidden="1" w:uiPriority="153" w:unhideWhenUsed="1"/>
+    <w:lsdException w:name="Table Web 3" w:semiHidden="1" w:uiPriority="153" w:unhideWhenUsed="1"/>
+    <w:lsdException w:name="Balloon Text" w:semiHidden="1" w:uiPriority="153" w:unhideWhenUsed="1"/>
+    <w:lsdException w:name="Table Theme" w:semiHidden="1" w:uiPriority="153" w:unhideWhenUsed="1"/>
+    <w:lsdException w:name="Placeholder Text" w:semiHidden="1" w:uiPriority="153"/>
     <w:lsdException w:name="No Spacing" w:uiPriority="1" w:qFormat="1"/>
     <w:lsdException w:name="Light Shading"/>
     <w:lsdException w:name="Light List"/>
     <w:lsdException w:name="Light Grid"/>
-    <w:lsdException w:name="Medium Shading 1" w:uiPriority="99"/>
+    <w:lsdException w:name="Medium Shading 1" w:uiPriority="153"/>
     <w:lsdException w:name="Medium Shading 2"/>
     <w:lsdException w:name="Medium List 1"/>
     <w:lsdException w:name="Medium List 2"/>
@@ -2912,10 +2957,10 @@
     <w:lsdException w:name="Light Shading Accent 1"/>
     <w:lsdException w:name="Light List Accent 1"/>
     <w:lsdException w:name="Light Grid Accent 1"/>
-    <w:lsdException w:name="Medium Shading 1 Accent 1" w:uiPriority="99"/>
+    <w:lsdException w:name="Medium Shading 1 Accent 1" w:uiPriority="153"/>
     <w:lsdException w:name="Medium Shading 2 Accent 1"/>
     <w:lsdException w:name="Medium List 1 Accent 1"/>
-    <w:lsdException w:name="Revision" w:semiHidden="1" w:uiPriority="99"/>
+    <w:lsdException w:name="Revision" w:semiHidden="1" w:uiPriority="153"/>
     <w:lsdException w:name="List Paragraph" w:qFormat="1"/>
     <w:lsdException w:name="Quote" w:qFormat="1"/>
     <w:lsdException w:name="Intense Quote" w:qFormat="1"/>
@@ -2930,7 +2975,7 @@
     <w:lsdException w:name="Light Shading Accent 2"/>
     <w:lsdException w:name="Light List Accent 2"/>
     <w:lsdException w:name="Light Grid Accent 2"/>
-    <w:lsdException w:name="Medium Shading 1 Accent 2" w:uiPriority="99"/>
+    <w:lsdException w:name="Medium Shading 1 Accent 2" w:uiPriority="153"/>
     <w:lsdException w:name="Medium Shading 2 Accent 2"/>
     <w:lsdException w:name="Medium List 1 Accent 2"/>
     <w:lsdException w:name="Medium List 2 Accent 2"/>
@@ -2944,7 +2989,7 @@
     <w:lsdException w:name="Light Shading Accent 3"/>
     <w:lsdException w:name="Light List Accent 3"/>
     <w:lsdException w:name="Light Grid Accent 3"/>
-    <w:lsdException w:name="Medium Shading 1 Accent 3" w:uiPriority="99"/>
+    <w:lsdException w:name="Medium Shading 1 Accent 3" w:uiPriority="153"/>
     <w:lsdException w:name="Medium Shading 2 Accent 3"/>
     <w:lsdException w:name="Medium List 1 Accent 3"/>
     <w:lsdException w:name="Medium List 2 Accent 3"/>
@@ -2958,7 +3003,7 @@
     <w:lsdException w:name="Light Shading Accent 4"/>
     <w:lsdException w:name="Light List Accent 4"/>
     <w:lsdException w:name="Light Grid Accent 4"/>
-    <w:lsdException w:name="Medium Shading 1 Accent 4" w:uiPriority="99"/>
+    <w:lsdException w:name="Medium Shading 1 Accent 4" w:uiPriority="153"/>
     <w:lsdException w:name="Medium Shading 2 Accent 4"/>
     <w:lsdException w:name="Medium List 1 Accent 4"/>
     <w:lsdException w:name="Medium List 2 Accent 4"/>
@@ -2972,7 +3017,7 @@
     <w:lsdException w:name="Light Shading Accent 5"/>
     <w:lsdException w:name="Light List Accent 5"/>
     <w:lsdException w:name="Light Grid Accent 5"/>
-    <w:lsdException w:name="Medium Shading 1 Accent 5" w:uiPriority="99"/>
+    <w:lsdException w:name="Medium Shading 1 Accent 5" w:uiPriority="153"/>
     <w:lsdException w:name="Medium Shading 2 Accent 5"/>
     <w:lsdException w:name="Medium List 1 Accent 5"/>
     <w:lsdException w:name="Medium List 2 Accent 5"/>
@@ -2986,7 +3031,7 @@
     <w:lsdException w:name="Light Shading Accent 6"/>
     <w:lsdException w:name="Light List Accent 6"/>
     <w:lsdException w:name="Light Grid Accent 6"/>
-    <w:lsdException w:name="Medium Shading 1 Accent 6" w:uiPriority="99"/>
+    <w:lsdException w:name="Medium Shading 1 Accent 6" w:uiPriority="153"/>
     <w:lsdException w:name="Medium Shading 2 Accent 6"/>
     <w:lsdException w:name="Medium List 1 Accent 6"/>
     <w:lsdException w:name="Medium List 2 Accent 6"/>
@@ -3004,34 +3049,34 @@
     <w:lsdException w:name="Book Title" w:qFormat="1"/>
     <w:lsdException w:name="Bibliography" w:semiHidden="1" w:unhideWhenUsed="1"/>
     <w:lsdException w:name="TOC Heading" w:semiHidden="1" w:unhideWhenUsed="1" w:qFormat="1"/>
-    <w:lsdException w:name="Mention" w:semiHidden="1" w:uiPriority="99" w:unhideWhenUsed="1"/>
-    <w:lsdException w:name="Smart Hyperlink" w:semiHidden="1" w:uiPriority="99" w:unhideWhenUsed="1"/>
-    <w:lsdException w:name="Hashtag" w:semiHidden="1" w:uiPriority="99" w:unhideWhenUsed="1"/>
-    <w:lsdException w:name="Unresolved Mention" w:semiHidden="1" w:uiPriority="99" w:unhideWhenUsed="1"/>
-    <w:lsdException w:name="Smart Link" w:semiHidden="1" w:uiPriority="99" w:unhideWhenUsed="1"/>
+    <w:lsdException w:name="Mention" w:semiHidden="1" w:uiPriority="153" w:unhideWhenUsed="1"/>
+    <w:lsdException w:name="Smart Hyperlink" w:semiHidden="1" w:uiPriority="153" w:unhideWhenUsed="1"/>
+    <w:lsdException w:name="Hashtag" w:semiHidden="1" w:uiPriority="153" w:unhideWhenUsed="1"/>
+    <w:lsdException w:name="Unresolved Mention" w:semiHidden="1" w:uiPriority="153" w:unhideWhenUsed="1"/>
+    <w:lsdException w:name="Smart Link" w:semiHidden="1" w:uiPriority="153" w:unhideWhenUsed="1"/>
   </w:latentStyles>
   <w:style w:type="paragraph" w:default="1" w:styleId="a">
     <w:name w:val="Normal"/>
     <w:qFormat/>
     <w:pPr>
-      <w:widowControl w:val="0"/>
-      <w:wordWrap w:val="0"/>
-      <w:autoSpaceDE w:val="0"/>
-      <w:autoSpaceDN w:val="0"/>
+      <w:autoSpaceDE w:val="off"/>
+      <w:autoSpaceDN w:val="off"/>
+      <w:widowControl w:val="off"/>
+      <w:wordWrap w:val="off"/>
     </w:pPr>
   </w:style>
   <w:style w:type="paragraph" w:styleId="1">
     <w:name w:val="heading 1"/>
+    <w:uiPriority w:val="9"/>
     <w:basedOn w:val="a"/>
     <w:next w:val="a"/>
     <w:link w:val="1Char"/>
-    <w:uiPriority w:val="9"/>
     <w:qFormat/>
     <w:pPr>
       <w:keepNext/>
       <w:keepLines/>
-      <w:spacing w:before="280" w:after="80"/>
       <w:outlineLvl w:val="0"/>
+      <w:spacing w:after="80" w:before="280"/>
     </w:pPr>
     <w:rPr>
       <w:rFonts w:asciiTheme="majorHAnsi" w:eastAsiaTheme="majorEastAsia" w:hAnsiTheme="majorHAnsi" w:cstheme="majorBidi"/>
@@ -3042,18 +3087,18 @@
   </w:style>
   <w:style w:type="paragraph" w:styleId="2">
     <w:name w:val="heading 2"/>
+    <w:uiPriority w:val="9"/>
     <w:basedOn w:val="a"/>
     <w:next w:val="a"/>
     <w:link w:val="2Char"/>
-    <w:uiPriority w:val="9"/>
+    <w:qFormat/>
     <w:semiHidden/>
     <w:unhideWhenUsed/>
-    <w:qFormat/>
     <w:pPr>
       <w:keepNext/>
       <w:keepLines/>
-      <w:spacing w:before="160" w:after="80"/>
       <w:outlineLvl w:val="1"/>
+      <w:spacing w:after="80" w:before="160"/>
     </w:pPr>
     <w:rPr>
       <w:rFonts w:asciiTheme="majorHAnsi" w:eastAsiaTheme="majorEastAsia" w:hAnsiTheme="majorHAnsi" w:cstheme="majorBidi"/>
@@ -3064,18 +3109,18 @@
   </w:style>
   <w:style w:type="paragraph" w:styleId="3">
     <w:name w:val="heading 3"/>
+    <w:uiPriority w:val="9"/>
     <w:basedOn w:val="a"/>
     <w:next w:val="a"/>
     <w:link w:val="3Char"/>
-    <w:uiPriority w:val="9"/>
+    <w:qFormat/>
     <w:semiHidden/>
     <w:unhideWhenUsed/>
-    <w:qFormat/>
     <w:pPr>
       <w:keepNext/>
       <w:keepLines/>
-      <w:spacing w:before="160" w:after="80"/>
       <w:outlineLvl w:val="2"/>
+      <w:spacing w:after="80" w:before="160"/>
     </w:pPr>
     <w:rPr>
       <w:rFonts w:asciiTheme="majorHAnsi" w:eastAsiaTheme="majorEastAsia" w:hAnsiTheme="majorHAnsi" w:cstheme="majorBidi"/>
@@ -3085,18 +3130,18 @@
   </w:style>
   <w:style w:type="paragraph" w:styleId="4">
     <w:name w:val="heading 4"/>
+    <w:uiPriority w:val="9"/>
     <w:basedOn w:val="a"/>
     <w:next w:val="a"/>
     <w:link w:val="4Char"/>
-    <w:uiPriority w:val="9"/>
+    <w:qFormat/>
     <w:semiHidden/>
     <w:unhideWhenUsed/>
-    <w:qFormat/>
     <w:pPr>
       <w:keepNext/>
       <w:keepLines/>
-      <w:spacing w:before="80" w:after="40"/>
       <w:outlineLvl w:val="3"/>
+      <w:spacing w:after="40" w:before="80"/>
     </w:pPr>
     <w:rPr>
       <w:rFonts w:asciiTheme="majorHAnsi" w:eastAsiaTheme="majorEastAsia" w:hAnsiTheme="majorHAnsi" w:cstheme="majorBidi"/>
@@ -3105,19 +3150,19 @@
   </w:style>
   <w:style w:type="paragraph" w:styleId="5">
     <w:name w:val="heading 5"/>
+    <w:uiPriority w:val="9"/>
     <w:basedOn w:val="a"/>
     <w:next w:val="a"/>
     <w:link w:val="5Char"/>
-    <w:uiPriority w:val="9"/>
+    <w:qFormat/>
     <w:semiHidden/>
     <w:unhideWhenUsed/>
-    <w:qFormat/>
     <w:pPr>
+      <w:ind w:leftChars="100" w:left="100"/>
       <w:keepNext/>
       <w:keepLines/>
-      <w:spacing w:before="80" w:after="40"/>
-      <w:ind w:leftChars="100" w:left="100"/>
       <w:outlineLvl w:val="4"/>
+      <w:spacing w:after="40" w:before="80"/>
     </w:pPr>
     <w:rPr>
       <w:rFonts w:asciiTheme="majorHAnsi" w:eastAsiaTheme="majorEastAsia" w:hAnsiTheme="majorHAnsi" w:cstheme="majorBidi"/>
@@ -3126,19 +3171,19 @@
   </w:style>
   <w:style w:type="paragraph" w:styleId="6">
     <w:name w:val="heading 6"/>
+    <w:uiPriority w:val="9"/>
     <w:basedOn w:val="a"/>
     <w:next w:val="a"/>
     <w:link w:val="6Char"/>
-    <w:uiPriority w:val="9"/>
+    <w:qFormat/>
     <w:semiHidden/>
     <w:unhideWhenUsed/>
-    <w:qFormat/>
     <w:pPr>
+      <w:ind w:leftChars="200" w:left="200"/>
       <w:keepNext/>
       <w:keepLines/>
-      <w:spacing w:before="80" w:after="40"/>
-      <w:ind w:leftChars="200" w:left="200"/>
       <w:outlineLvl w:val="5"/>
+      <w:spacing w:after="40" w:before="80"/>
     </w:pPr>
     <w:rPr>
       <w:rFonts w:asciiTheme="majorHAnsi" w:eastAsiaTheme="majorEastAsia" w:hAnsiTheme="majorHAnsi" w:cstheme="majorBidi"/>
@@ -3147,19 +3192,19 @@
   </w:style>
   <w:style w:type="paragraph" w:styleId="7">
     <w:name w:val="heading 7"/>
+    <w:uiPriority w:val="9"/>
     <w:basedOn w:val="a"/>
     <w:next w:val="a"/>
     <w:link w:val="7Char"/>
-    <w:uiPriority w:val="9"/>
+    <w:qFormat/>
     <w:semiHidden/>
     <w:unhideWhenUsed/>
-    <w:qFormat/>
     <w:pPr>
+      <w:ind w:leftChars="300" w:left="300"/>
       <w:keepNext/>
       <w:keepLines/>
-      <w:spacing w:before="80" w:after="40"/>
-      <w:ind w:leftChars="300" w:left="300"/>
       <w:outlineLvl w:val="6"/>
+      <w:spacing w:after="40" w:before="80"/>
     </w:pPr>
     <w:rPr>
       <w:rFonts w:asciiTheme="majorHAnsi" w:eastAsiaTheme="majorEastAsia" w:hAnsiTheme="majorHAnsi" w:cstheme="majorBidi"/>
@@ -3168,19 +3213,19 @@
   </w:style>
   <w:style w:type="paragraph" w:styleId="8">
     <w:name w:val="heading 8"/>
+    <w:uiPriority w:val="9"/>
     <w:basedOn w:val="a"/>
     <w:next w:val="a"/>
     <w:link w:val="8Char"/>
-    <w:uiPriority w:val="9"/>
+    <w:qFormat/>
     <w:semiHidden/>
     <w:unhideWhenUsed/>
-    <w:qFormat/>
     <w:pPr>
+      <w:ind w:leftChars="400" w:left="400"/>
       <w:keepNext/>
       <w:keepLines/>
-      <w:spacing w:before="80" w:after="40"/>
-      <w:ind w:leftChars="400" w:left="400"/>
       <w:outlineLvl w:val="7"/>
+      <w:spacing w:after="40" w:before="80"/>
     </w:pPr>
     <w:rPr>
       <w:rFonts w:asciiTheme="majorHAnsi" w:eastAsiaTheme="majorEastAsia" w:hAnsiTheme="majorHAnsi" w:cstheme="majorBidi"/>
@@ -3189,19 +3234,19 @@
   </w:style>
   <w:style w:type="paragraph" w:styleId="9">
     <w:name w:val="heading 9"/>
+    <w:uiPriority w:val="9"/>
     <w:basedOn w:val="a"/>
     <w:next w:val="a"/>
     <w:link w:val="9Char"/>
-    <w:uiPriority w:val="9"/>
+    <w:qFormat/>
     <w:semiHidden/>
     <w:unhideWhenUsed/>
-    <w:qFormat/>
     <w:pPr>
+      <w:ind w:leftChars="500" w:left="500"/>
       <w:keepNext/>
       <w:keepLines/>
-      <w:spacing w:before="80" w:after="40"/>
-      <w:ind w:leftChars="500" w:left="500"/>
       <w:outlineLvl w:val="8"/>
+      <w:spacing w:after="40" w:before="80"/>
     </w:pPr>
     <w:rPr>
       <w:rFonts w:asciiTheme="majorHAnsi" w:eastAsiaTheme="majorEastAsia" w:hAnsiTheme="majorHAnsi" w:cstheme="majorBidi"/>
@@ -3237,9 +3282,9 @@
   </w:style>
   <w:style w:type="character" w:customStyle="1" w:styleId="1Char">
     <w:name w:val="제목 1 Char"/>
+    <w:uiPriority w:val="9"/>
     <w:basedOn w:val="a0"/>
     <w:link w:val="1"/>
-    <w:uiPriority w:val="9"/>
     <w:rPr>
       <w:rFonts w:asciiTheme="majorHAnsi" w:eastAsiaTheme="majorEastAsia" w:hAnsiTheme="majorHAnsi" w:cstheme="majorBidi"/>
       <w:color w:val="000000"/>
@@ -3249,9 +3294,9 @@
   </w:style>
   <w:style w:type="character" w:customStyle="1" w:styleId="2Char">
     <w:name w:val="제목 2 Char"/>
+    <w:uiPriority w:val="9"/>
     <w:basedOn w:val="a0"/>
     <w:link w:val="2"/>
-    <w:uiPriority w:val="9"/>
     <w:semiHidden/>
     <w:rPr>
       <w:rFonts w:asciiTheme="majorHAnsi" w:eastAsiaTheme="majorEastAsia" w:hAnsiTheme="majorHAnsi" w:cstheme="majorBidi"/>
@@ -3262,9 +3307,9 @@
   </w:style>
   <w:style w:type="character" w:customStyle="1" w:styleId="3Char">
     <w:name w:val="제목 3 Char"/>
+    <w:uiPriority w:val="9"/>
     <w:basedOn w:val="a0"/>
     <w:link w:val="3"/>
-    <w:uiPriority w:val="9"/>
     <w:semiHidden/>
     <w:rPr>
       <w:rFonts w:asciiTheme="majorHAnsi" w:eastAsiaTheme="majorEastAsia" w:hAnsiTheme="majorHAnsi" w:cstheme="majorBidi"/>
@@ -3274,9 +3319,9 @@
   </w:style>
   <w:style w:type="character" w:customStyle="1" w:styleId="4Char">
     <w:name w:val="제목 4 Char"/>
+    <w:uiPriority w:val="9"/>
     <w:basedOn w:val="a0"/>
     <w:link w:val="4"/>
-    <w:uiPriority w:val="9"/>
     <w:semiHidden/>
     <w:rPr>
       <w:rFonts w:asciiTheme="majorHAnsi" w:eastAsiaTheme="majorEastAsia" w:hAnsiTheme="majorHAnsi" w:cstheme="majorBidi"/>
@@ -3285,9 +3330,9 @@
   </w:style>
   <w:style w:type="character" w:customStyle="1" w:styleId="5Char">
     <w:name w:val="제목 5 Char"/>
+    <w:uiPriority w:val="9"/>
     <w:basedOn w:val="a0"/>
     <w:link w:val="5"/>
-    <w:uiPriority w:val="9"/>
     <w:semiHidden/>
     <w:rPr>
       <w:rFonts w:asciiTheme="majorHAnsi" w:eastAsiaTheme="majorEastAsia" w:hAnsiTheme="majorHAnsi" w:cstheme="majorBidi"/>
@@ -3296,9 +3341,9 @@
   </w:style>
   <w:style w:type="character" w:customStyle="1" w:styleId="6Char">
     <w:name w:val="제목 6 Char"/>
+    <w:uiPriority w:val="9"/>
     <w:basedOn w:val="a0"/>
     <w:link w:val="6"/>
-    <w:uiPriority w:val="9"/>
     <w:semiHidden/>
     <w:rPr>
       <w:rFonts w:asciiTheme="majorHAnsi" w:eastAsiaTheme="majorEastAsia" w:hAnsiTheme="majorHAnsi" w:cstheme="majorBidi"/>
@@ -3307,9 +3352,9 @@
   </w:style>
   <w:style w:type="character" w:customStyle="1" w:styleId="7Char">
     <w:name w:val="제목 7 Char"/>
+    <w:uiPriority w:val="9"/>
     <w:basedOn w:val="a0"/>
     <w:link w:val="7"/>
-    <w:uiPriority w:val="9"/>
     <w:semiHidden/>
     <w:rPr>
       <w:rFonts w:asciiTheme="majorHAnsi" w:eastAsiaTheme="majorEastAsia" w:hAnsiTheme="majorHAnsi" w:cstheme="majorBidi"/>
@@ -3318,9 +3363,9 @@
   </w:style>
   <w:style w:type="character" w:customStyle="1" w:styleId="8Char">
     <w:name w:val="제목 8 Char"/>
+    <w:uiPriority w:val="9"/>
     <w:basedOn w:val="a0"/>
     <w:link w:val="8"/>
-    <w:uiPriority w:val="9"/>
     <w:semiHidden/>
     <w:rPr>
       <w:rFonts w:asciiTheme="majorHAnsi" w:eastAsiaTheme="majorEastAsia" w:hAnsiTheme="majorHAnsi" w:cstheme="majorBidi"/>
@@ -3329,9 +3374,9 @@
   </w:style>
   <w:style w:type="character" w:customStyle="1" w:styleId="9Char">
     <w:name w:val="제목 9 Char"/>
+    <w:uiPriority w:val="9"/>
     <w:basedOn w:val="a0"/>
     <w:link w:val="9"/>
-    <w:uiPriority w:val="9"/>
     <w:semiHidden/>
     <w:rPr>
       <w:rFonts w:asciiTheme="majorHAnsi" w:eastAsiaTheme="majorEastAsia" w:hAnsiTheme="majorHAnsi" w:cstheme="majorBidi"/>
@@ -3340,81 +3385,81 @@
   </w:style>
   <w:style w:type="paragraph" w:styleId="a3">
     <w:name w:val="Title"/>
+    <w:uiPriority w:val="10"/>
     <w:basedOn w:val="a"/>
     <w:next w:val="a"/>
     <w:link w:val="Char"/>
-    <w:uiPriority w:val="10"/>
     <w:qFormat/>
     <w:pPr>
-      <w:spacing w:after="80"/>
       <w:contextualSpacing/>
       <w:jc w:val="center"/>
+      <w:spacing w:after="80"/>
     </w:pPr>
     <w:rPr>
       <w:rFonts w:asciiTheme="majorHAnsi" w:eastAsiaTheme="majorEastAsia" w:hAnsiTheme="majorHAnsi" w:cstheme="majorBidi"/>
-      <w:spacing w:val="-10"/>
-      <w:kern w:val="28"/>
       <w:sz w:val="56"/>
       <w:szCs w:val="56"/>
+      <w:kern w:val="28"/>
+      <w:spacing w:val="-10"/>
     </w:rPr>
   </w:style>
   <w:style w:type="character" w:customStyle="1" w:styleId="Char">
     <w:name w:val="제목 Char"/>
+    <w:uiPriority w:val="10"/>
     <w:basedOn w:val="a0"/>
     <w:link w:val="a3"/>
-    <w:uiPriority w:val="10"/>
     <w:rPr>
       <w:rFonts w:asciiTheme="majorHAnsi" w:eastAsiaTheme="majorEastAsia" w:hAnsiTheme="majorHAnsi" w:cstheme="majorBidi"/>
-      <w:spacing w:val="-10"/>
-      <w:kern w:val="28"/>
       <w:sz w:val="56"/>
       <w:szCs w:val="56"/>
+      <w:kern w:val="28"/>
+      <w:spacing w:val="-10"/>
     </w:rPr>
   </w:style>
   <w:style w:type="paragraph" w:styleId="a4">
     <w:name w:val="Subtitle"/>
+    <w:uiPriority w:val="11"/>
     <w:basedOn w:val="a"/>
     <w:next w:val="a"/>
     <w:link w:val="Char0"/>
-    <w:uiPriority w:val="11"/>
     <w:qFormat/>
     <w:pPr>
+      <w:jc w:val="center"/>
       <w:numPr>
         <w:ilvl w:val="1"/>
       </w:numPr>
-      <w:jc w:val="center"/>
     </w:pPr>
     <w:rPr>
       <w:rFonts w:asciiTheme="majorHAnsi" w:eastAsiaTheme="majorEastAsia" w:hAnsiTheme="majorHAnsi" w:cstheme="majorBidi"/>
       <w:color w:val="595959"/>
-      <w:spacing w:val="15"/>
       <w:sz w:val="28"/>
       <w:szCs w:val="28"/>
+      <w:spacing w:val="15"/>
     </w:rPr>
   </w:style>
   <w:style w:type="character" w:customStyle="1" w:styleId="Char0">
     <w:name w:val="부제 Char"/>
+    <w:uiPriority w:val="11"/>
     <w:basedOn w:val="a0"/>
     <w:link w:val="a4"/>
-    <w:uiPriority w:val="11"/>
     <w:rPr>
       <w:rFonts w:asciiTheme="majorHAnsi" w:eastAsiaTheme="majorEastAsia" w:hAnsiTheme="majorHAnsi" w:cstheme="majorBidi"/>
       <w:color w:val="595959"/>
-      <w:spacing w:val="15"/>
       <w:sz w:val="28"/>
       <w:szCs w:val="28"/>
+      <w:spacing w:val="15"/>
     </w:rPr>
   </w:style>
   <w:style w:type="paragraph" w:styleId="a5">
     <w:name w:val="Quote"/>
+    <w:uiPriority w:val="29"/>
     <w:basedOn w:val="a"/>
     <w:next w:val="a"/>
     <w:link w:val="Char1"/>
-    <w:uiPriority w:val="29"/>
     <w:qFormat/>
     <w:pPr>
+      <w:jc w:val="center"/>
       <w:spacing w:before="160"/>
-      <w:jc w:val="center"/>
     </w:pPr>
     <w:rPr>
       <w:i/>
@@ -3424,9 +3469,9 @@
   </w:style>
   <w:style w:type="character" w:customStyle="1" w:styleId="Char1">
     <w:name w:val="인용 Char"/>
+    <w:uiPriority w:val="29"/>
     <w:basedOn w:val="a0"/>
     <w:link w:val="a5"/>
-    <w:uiPriority w:val="29"/>
     <w:rPr>
       <w:i/>
       <w:iCs/>
@@ -3435,8 +3480,8 @@
   </w:style>
   <w:style w:type="paragraph" w:styleId="a6">
     <w:name w:val="List Paragraph"/>
+    <w:uiPriority w:val="34"/>
     <w:basedOn w:val="a"/>
-    <w:uiPriority w:val="34"/>
     <w:qFormat/>
     <w:pPr>
       <w:ind w:left="720"/>
@@ -3445,8 +3490,8 @@
   </w:style>
   <w:style w:type="character" w:styleId="a7">
     <w:name w:val="Intense Emphasis"/>
+    <w:uiPriority w:val="21"/>
     <w:basedOn w:val="a0"/>
-    <w:uiPriority w:val="21"/>
     <w:qFormat/>
     <w:rPr>
       <w:i/>
@@ -3456,19 +3501,19 @@
   </w:style>
   <w:style w:type="paragraph" w:styleId="a8">
     <w:name w:val="Intense Quote"/>
+    <w:uiPriority w:val="30"/>
     <w:basedOn w:val="a"/>
     <w:next w:val="a"/>
     <w:link w:val="Char2"/>
-    <w:uiPriority w:val="30"/>
     <w:qFormat/>
     <w:pPr>
-      <w:pBdr>
-        <w:top w:val="single" w:sz="4" w:space="10" w:color="0F4761" w:themeColor="accent1" w:themeShade="BF"/>
-        <w:bottom w:val="single" w:sz="4" w:space="10" w:color="0F4761" w:themeColor="accent1" w:themeShade="BF"/>
-      </w:pBdr>
-      <w:spacing w:before="360" w:after="360"/>
       <w:ind w:left="864" w:right="864"/>
       <w:jc w:val="center"/>
+      <w:pBdr>
+        <w:top w:val="single" w:sz="4" w:space="10" w:color="104861" w:themeColor="accent1" w:themeShade="bf"/>
+        <w:bottom w:val="single" w:sz="4" w:space="10" w:color="104861" w:themeColor="accent1" w:themeShade="bf"/>
+      </w:pBdr>
+      <w:spacing w:after="360" w:before="360"/>
     </w:pPr>
     <w:rPr>
       <w:i/>
@@ -3478,9 +3523,9 @@
   </w:style>
   <w:style w:type="character" w:customStyle="1" w:styleId="Char2">
     <w:name w:val="강한 인용 Char"/>
+    <w:uiPriority w:val="30"/>
     <w:basedOn w:val="a0"/>
     <w:link w:val="a8"/>
-    <w:uiPriority w:val="30"/>
     <w:rPr>
       <w:i/>
       <w:iCs/>
@@ -3489,8 +3534,8 @@
   </w:style>
   <w:style w:type="character" w:styleId="a9">
     <w:name w:val="Intense Reference"/>
+    <w:uiPriority w:val="32"/>
     <w:basedOn w:val="a0"/>
-    <w:uiPriority w:val="32"/>
     <w:qFormat/>
     <w:rPr>
       <w:b/>
@@ -3502,48 +3547,48 @@
   </w:style>
   <w:style w:type="paragraph" w:styleId="aa">
     <w:name w:val="header"/>
+    <w:uiPriority w:val="99"/>
     <w:basedOn w:val="a"/>
     <w:link w:val="Char3"/>
-    <w:uiPriority w:val="99"/>
     <w:unhideWhenUsed/>
     <w:pPr>
+      <w:snapToGrid w:val="0"/>
       <w:tabs>
         <w:tab w:val="center" w:pos="4513"/>
         <w:tab w:val="right" w:pos="9026"/>
       </w:tabs>
-      <w:snapToGrid w:val="0"/>
     </w:pPr>
   </w:style>
   <w:style w:type="character" w:customStyle="1" w:styleId="Char3">
     <w:name w:val="머리글 Char"/>
+    <w:uiPriority w:val="99"/>
     <w:basedOn w:val="a0"/>
     <w:link w:val="aa"/>
-    <w:uiPriority w:val="99"/>
   </w:style>
   <w:style w:type="paragraph" w:styleId="ab">
     <w:name w:val="footer"/>
+    <w:uiPriority w:val="99"/>
     <w:basedOn w:val="a"/>
     <w:link w:val="Char4"/>
-    <w:uiPriority w:val="99"/>
     <w:unhideWhenUsed/>
     <w:pPr>
+      <w:snapToGrid w:val="0"/>
       <w:tabs>
         <w:tab w:val="center" w:pos="4513"/>
         <w:tab w:val="right" w:pos="9026"/>
       </w:tabs>
-      <w:snapToGrid w:val="0"/>
     </w:pPr>
   </w:style>
   <w:style w:type="character" w:customStyle="1" w:styleId="Char4">
     <w:name w:val="바닥글 Char"/>
+    <w:uiPriority w:val="99"/>
     <w:basedOn w:val="a0"/>
     <w:link w:val="ab"/>
-    <w:uiPriority w:val="99"/>
-  </w:style>
-  <w:style w:type="table" w:styleId="ac">
+  </w:style>
+  <w:style w:type="table" w:customStyle="1" w:styleId="ac">
     <w:name w:val="Table Grid"/>
+    <w:uiPriority w:val="39"/>
     <w:basedOn w:val="a1"/>
-    <w:uiPriority w:val="39"/>
     <w:pPr>
       <w:spacing w:after="0"/>
     </w:pPr>
@@ -3560,19 +3605,19 @@
   </w:style>
   <w:style w:type="table" w:customStyle="1" w:styleId="10">
     <w:name w:val="달력 1"/>
+    <w:uiPriority w:val="99"/>
     <w:basedOn w:val="a1"/>
-    <w:uiPriority w:val="99"/>
     <w:qFormat/>
     <w:pPr>
       <w:spacing w:after="0"/>
     </w:pPr>
     <w:rPr>
+      <w:szCs w:val="22"/>
       <w:kern w:val="0"/>
-      <w:szCs w:val="22"/>
     </w:rPr>
     <w:tblPr>
+      <w:tblStyleColBandSize w:val="1"/>
       <w:tblStyleRowBandSize w:val="1"/>
-      <w:tblStyleColBandSize w:val="1"/>
     </w:tblPr>
     <w:tcPr>
       <w:shd w:val="clear" w:color="auto" w:fill="auto"/>
@@ -3580,7 +3625,7 @@
     <w:tblStylePr w:type="firstRow">
       <w:pPr>
         <w:wordWrap/>
-        <w:spacing w:beforeLines="0" w:beforeAutospacing="0" w:afterLines="0" w:afterAutospacing="0" w:line="240" w:lineRule="auto"/>
+        <w:spacing w:afterLines="0" w:afterAutospacing="0" w:beforeLines="0" w:beforeAutospacing="0" w:line="240" w:lineRule="auto"/>
       </w:pPr>
       <w:rPr>
         <w:rFonts w:asciiTheme="minorHAnsi" w:eastAsiaTheme="minorEastAsia" w:hAnsiTheme="minorHAnsi"/>
@@ -3645,18 +3690,18 @@
   </w:style>
   <w:style w:type="table" w:customStyle="1" w:styleId="30">
     <w:name w:val="달력 3"/>
+    <w:uiPriority w:val="99"/>
     <w:basedOn w:val="a1"/>
-    <w:uiPriority w:val="99"/>
     <w:qFormat/>
     <w:pPr>
+      <w:jc w:val="right"/>
       <w:spacing w:after="0"/>
-      <w:jc w:val="right"/>
     </w:pPr>
     <w:rPr>
       <w:rFonts w:asciiTheme="majorHAnsi" w:eastAsiaTheme="majorEastAsia" w:hAnsiTheme="majorHAnsi" w:cstheme="majorBidi"/>
       <w:color w:val="000000"/>
+      <w:szCs w:val="22"/>
       <w:kern w:val="0"/>
-      <w:szCs w:val="22"/>
     </w:rPr>
     <w:tblPr/>
     <w:tblStylePr w:type="firstRow">
@@ -3682,8 +3727,8 @@
   </w:style>
   <w:style w:type="character" w:styleId="ad">
     <w:name w:val="Strong"/>
+    <w:uiPriority w:val="22"/>
     <w:basedOn w:val="a0"/>
-    <w:uiPriority w:val="22"/>
     <w:qFormat/>
     <w:rPr>
       <w:b/>
@@ -3692,8 +3737,8 @@
   </w:style>
   <w:style w:type="character" w:styleId="ae">
     <w:name w:val="Emphasis"/>
+    <w:uiPriority w:val="20"/>
     <w:basedOn w:val="a0"/>
-    <w:uiPriority w:val="20"/>
     <w:qFormat/>
     <w:rPr>
       <w:i/>

--- a/일정/일정(채은).docx
+++ b/일정/일정(채은).docx
@@ -1,6 +1,6 @@
 
 <file path=word/document.xml><?xml version="1.0" encoding="utf-8"?>
-<w:document xmlns:wpc="http://schemas.microsoft.com/office/word/2010/wordprocessingCanvas" xmlns:mc="http://schemas.openxmlformats.org/markup-compatibility/2006" xmlns:o="urn:schemas-microsoft-com:office:office" xmlns:r="http://schemas.openxmlformats.org/officeDocument/2006/relationships" xmlns:m="http://schemas.openxmlformats.org/officeDocument/2006/math" xmlns:v="urn:schemas-microsoft-com:vml" xmlns:wp14="http://schemas.microsoft.com/office/word/2010/wordprocessingDrawing" xmlns:wp="http://schemas.openxmlformats.org/drawingml/2006/wordprocessingDrawing" xmlns:w10="urn:schemas-microsoft-com:office:word" xmlns:w="http://schemas.openxmlformats.org/wordprocessingml/2006/main" xmlns:w14="http://schemas.microsoft.com/office/word/2010/wordml" xmlns:w15="http://schemas.microsoft.com/office/word/2012/wordml" xmlns:wpg="http://schemas.microsoft.com/office/word/2010/wordprocessingGroup" xmlns:wpi="http://schemas.microsoft.com/office/word/2010/wordprocessingInk" xmlns:wne="http://schemas.microsoft.com/office/word/2006/wordml" xmlns:wps="http://schemas.microsoft.com/office/word/2010/wordprocessingShape">
+<w:document xmlns:wpc="http://schemas.microsoft.com/office/word/2010/wordprocessingCanvas" xmlns:cx="http://schemas.microsoft.com/office/drawing/2014/chartex" xmlns:cx1="http://schemas.microsoft.com/office/drawing/2015/9/8/chartex" xmlns:cx2="http://schemas.microsoft.com/office/drawing/2015/10/21/chartex" xmlns:cx3="http://schemas.microsoft.com/office/drawing/2016/5/9/chartex" xmlns:cx4="http://schemas.microsoft.com/office/drawing/2016/5/10/chartex" xmlns:cx5="http://schemas.microsoft.com/office/drawing/2016/5/11/chartex" xmlns:cx6="http://schemas.microsoft.com/office/drawing/2016/5/12/chartex" xmlns:cx7="http://schemas.microsoft.com/office/drawing/2016/5/13/chartex" xmlns:cx8="http://schemas.microsoft.com/office/drawing/2016/5/14/chartex" xmlns:mc="http://schemas.openxmlformats.org/markup-compatibility/2006" xmlns:aink="http://schemas.microsoft.com/office/drawing/2016/ink" xmlns:am3d="http://schemas.microsoft.com/office/drawing/2017/model3d" xmlns:o="urn:schemas-microsoft-com:office:office" xmlns:oel="http://schemas.microsoft.com/office/2019/extlst" xmlns:r="http://schemas.openxmlformats.org/officeDocument/2006/relationships" xmlns:m="http://schemas.openxmlformats.org/officeDocument/2006/math" xmlns:v="urn:schemas-microsoft-com:vml" xmlns:wp14="http://schemas.microsoft.com/office/word/2010/wordprocessingDrawing" xmlns:wp="http://schemas.openxmlformats.org/drawingml/2006/wordprocessingDrawing" xmlns:w10="urn:schemas-microsoft-com:office:word" xmlns:w="http://schemas.openxmlformats.org/wordprocessingml/2006/main" xmlns:w14="http://schemas.microsoft.com/office/word/2010/wordml" xmlns:w15="http://schemas.microsoft.com/office/word/2012/wordml" xmlns:w16cex="http://schemas.microsoft.com/office/word/2018/wordml/cex" xmlns:w16cid="http://schemas.microsoft.com/office/word/2016/wordml/cid" xmlns:w16="http://schemas.microsoft.com/office/word/2018/wordml" xmlns:w16du="http://schemas.microsoft.com/office/word/2023/wordml/word16du" xmlns:w16sdtdh="http://schemas.microsoft.com/office/word/2020/wordml/sdtdatahash" xmlns:w16se="http://schemas.microsoft.com/office/word/2015/wordml/symex" xmlns:wpg="http://schemas.microsoft.com/office/word/2010/wordprocessingGroup" xmlns:wpi="http://schemas.microsoft.com/office/word/2010/wordprocessingInk" xmlns:wne="http://schemas.microsoft.com/office/word/2006/wordml" xmlns:wps="http://schemas.microsoft.com/office/word/2010/wordprocessingShape" mc:Ignorable="w14 w15 w16se w16cid w16 w16cex w16sdtdh w16du wp14">
   <w:body>
     <w:p>
       <w:pPr>
@@ -8,13 +8,13 @@
           <w:bottom w:val="single" w:sz="6" w:space="1" w:color="auto"/>
         </w:pBdr>
         <w:rPr>
-          <w:rFonts w:ascii="gg sans" w:eastAsia="gg sans" w:hAnsi="gg sans" w:cs="gg sans"/>
+          <w:rFonts w:ascii="gg sans" w:hAnsi="gg sans" w:cs="gg sans" w:hint="eastAsia"/>
           <w:sz w:val="16"/>
         </w:rPr>
       </w:pPr>
       <w:r>
         <w:rPr>
-          <w:rStyle w:val="ad"/>
+          <w:rStyle w:val="ac"/>
           <w:rFonts w:hint="eastAsia"/>
           <w:sz w:val="40"/>
           <w:szCs w:val="40"/>
@@ -25,64 +25,65 @@
     <w:p>
       <w:pPr>
         <w:rPr>
-          <w:lang w:eastAsia="ko-KR"/>
-          <w:rFonts w:eastAsiaTheme="minorHAnsi" w:cs="gg sans"/>
-          <w:sz w:val="16"/>
-          <w:rtl w:val="off"/>
+          <w:rFonts w:eastAsiaTheme="minorHAnsi" w:cs="gg sans"/>
+          <w:sz w:val="16"/>
         </w:rPr>
       </w:pPr>
       <w:r>
         <w:rPr>
-          <w:rFonts w:eastAsiaTheme="minorHAnsi" w:cs="gg sans"/>
-          <w:strike/>
-          <w:sz w:val="16"/>
-        </w:rPr>
-        <w:t>- 랜턴 떨굴 때 배터리 설정하기</w:t>
+          <w:rFonts w:eastAsiaTheme="minorHAnsi" w:cs="gg sans" w:hint="eastAsia"/>
+          <w:sz w:val="16"/>
+        </w:rPr>
+        <w:t>[테스트 필요]</w:t>
       </w:r>
     </w:p>
     <w:p>
       <w:pPr>
         <w:rPr>
-          <w:lang w:eastAsia="ko-KR"/>
-          <w:rFonts w:eastAsiaTheme="minorHAnsi" w:cs="gg sans"/>
-          <w:sz w:val="16"/>
-          <w:rtl w:val="off"/>
+          <w:rFonts w:eastAsiaTheme="minorHAnsi" w:cs="gg sans"/>
+          <w:strike/>
+          <w:sz w:val="16"/>
         </w:rPr>
       </w:pPr>
       <w:r>
         <w:rPr>
-          <w:lang w:eastAsia="ko-KR"/>
-          <w:rFonts w:eastAsiaTheme="minorHAnsi" w:cs="gg sans"/>
-          <w:sz w:val="16"/>
-          <w:rtl w:val="off"/>
-        </w:rPr>
-        <w:t>- 퀘스트 보상 받을 때, 기존 내용 visibility false로 설정하기</w:t>
+          <w:rFonts w:eastAsiaTheme="minorHAnsi" w:cs="gg sans"/>
+          <w:strike/>
+          <w:sz w:val="16"/>
+        </w:rPr>
+        <w:t>- 랜턴 떨굴 때 배터리 설정하기</w:t>
+      </w:r>
+      <w:r>
+        <w:rPr>
+          <w:rFonts w:eastAsiaTheme="minorHAnsi" w:cs="gg sans"/>
+          <w:strike/>
+          <w:sz w:val="16"/>
+        </w:rPr>
+        <w:t xml:space="preserve">- </w:t>
       </w:r>
     </w:p>
     <w:p>
       <w:pPr>
         <w:rPr>
-          <w:rFonts w:eastAsiaTheme="minorHAnsi" w:cs="gg sans"/>
-          <w:sz w:val="16"/>
-        </w:rPr>
-      </w:pPr>
+          <w:rFonts w:eastAsiaTheme="minorHAnsi" w:cs="gg sans" w:hint="eastAsia"/>
+          <w:strike/>
+          <w:sz w:val="16"/>
+        </w:rPr>
+      </w:pPr>
+      <w:proofErr w:type="spellStart"/>
       <w:r>
         <w:rPr>
           <w:rFonts w:eastAsiaTheme="minorHAnsi" w:cs="gg sans"/>
-          <w:sz w:val="16"/>
-        </w:rPr>
-        <w:t xml:space="preserve">- </w:t>
-      </w:r>
-      <w:r>
-        <w:rPr>
-          <w:rFonts w:eastAsiaTheme="minorHAnsi" w:cs="gg sans"/>
+          <w:strike/>
           <w:sz w:val="16"/>
         </w:rPr>
         <w:t>EndStage</w:t>
       </w:r>
+      <w:proofErr w:type="spellEnd"/>
       <w:r>
         <w:rPr>
           <w:rFonts w:eastAsiaTheme="minorHAnsi" w:cs="gg sans"/>
+          <w:strike/>
           <w:sz w:val="16"/>
         </w:rPr>
         <w:t xml:space="preserve"> 보내고 최종 감정 패킷도 보내기</w:t>
@@ -91,55 +92,79 @@
     <w:p>
       <w:pPr>
         <w:rPr>
-          <w:lang w:eastAsia="ko-KR"/>
-          <w:rFonts w:eastAsiaTheme="minorHAnsi" w:cs="gg sans"/>
-          <w:sz w:val="16"/>
-          <w:rtl w:val="off"/>
+          <w:rFonts w:eastAsiaTheme="minorHAnsi" w:cs="gg sans" w:hint="eastAsia"/>
+          <w:strike/>
+          <w:sz w:val="16"/>
         </w:rPr>
       </w:pPr>
       <w:r>
         <w:rPr>
           <w:rFonts w:eastAsiaTheme="minorHAnsi" w:cs="gg sans"/>
-          <w:sz w:val="16"/>
-        </w:rPr>
-        <w:t xml:space="preserve">- </w:t>
+          <w:strike/>
+          <w:sz w:val="16"/>
+        </w:rPr>
+        <w:t>- 퀘스트 보상 받을 때, 기존 내용 visibility false로 설정하기</w:t>
       </w:r>
       <w:r>
         <w:rPr>
-          <w:rFonts w:eastAsiaTheme="minorHAnsi" w:cs="gg sans"/>
-          <w:sz w:val="16"/>
-        </w:rPr>
-        <w:t>EndStage</w:t>
+          <w:rFonts w:eastAsiaTheme="minorHAnsi" w:cs="gg sans" w:hint="eastAsia"/>
+          <w:strike/>
+          <w:sz w:val="16"/>
+        </w:rPr>
+        <w:t xml:space="preserve"> </w:t>
       </w:r>
       <w:r>
         <w:rPr>
-          <w:rFonts w:eastAsiaTheme="minorHAnsi" w:cs="gg sans"/>
-          <w:sz w:val="16"/>
-        </w:rPr>
-        <w:t xml:space="preserve"> 패킷 받으면 월드, </w:t>
-      </w:r>
-      <w:r>
-        <w:rPr>
-          <w:rFonts w:eastAsiaTheme="minorHAnsi" w:cs="gg sans"/>
-          <w:sz w:val="16"/>
-        </w:rPr>
-        <w:t>맵에</w:t>
-      </w:r>
-      <w:r>
-        <w:rPr>
-          <w:rFonts w:eastAsiaTheme="minorHAnsi" w:cs="gg sans"/>
-          <w:sz w:val="16"/>
-        </w:rPr>
-        <w:t xml:space="preserve"> 있는 모든 것들 지우기 및 Hatch 모델 변경</w:t>
+          <w:rFonts w:eastAsiaTheme="minorHAnsi" w:cs="gg sans" w:hint="eastAsia"/>
+          <w:sz w:val="16"/>
+        </w:rPr>
+        <w:t>&lt;- 쓰레기 수집가 때문에 테스트는 못함</w:t>
       </w:r>
     </w:p>
     <w:p>
       <w:pPr>
         <w:rPr>
-          <w:lang w:eastAsia="ko-KR"/>
-          <w:rFonts w:eastAsiaTheme="minorHAnsi" w:cs="gg sans"/>
-          <w:sz w:val="16"/>
-          <w:rtl w:val="off"/>
+          <w:rFonts w:eastAsiaTheme="minorHAnsi" w:cs="gg sans"/>
+          <w:sz w:val="16"/>
+        </w:rPr>
+      </w:pPr>
+    </w:p>
+    <w:p>
+      <w:pPr>
+        <w:rPr>
+          <w:rFonts w:eastAsiaTheme="minorHAnsi" w:cs="gg sans"/>
+          <w:sz w:val="16"/>
+        </w:rPr>
+      </w:pPr>
+      <w:r>
+        <w:rPr>
+          <w:rFonts w:eastAsiaTheme="minorHAnsi" w:cs="gg sans"/>
+          <w:sz w:val="16"/>
+        </w:rPr>
+        <w:t xml:space="preserve">- </w:t>
+      </w:r>
+      <w:proofErr w:type="spellStart"/>
+      <w:r>
+        <w:rPr>
+          <w:rFonts w:eastAsiaTheme="minorHAnsi" w:cs="gg sans"/>
+          <w:sz w:val="16"/>
+        </w:rPr>
+        <w:t>EndStage</w:t>
+      </w:r>
+      <w:proofErr w:type="spellEnd"/>
+      <w:r>
+        <w:rPr>
+          <w:rFonts w:eastAsiaTheme="minorHAnsi" w:cs="gg sans"/>
+          <w:sz w:val="16"/>
+        </w:rPr>
+        <w:t xml:space="preserve"> 패킷 받으면 월드, 맵에 있는 모든 것들 지우기 및 Hatch 모델 변경</w:t>
+      </w:r>
+    </w:p>
+    <w:p>
+      <w:pPr>
+        <w:rPr>
+          <w:rFonts w:eastAsiaTheme="minorHAnsi" w:cs="gg sans"/>
+          <w:sz w:val="16"/>
         </w:rPr>
       </w:pPr>
       <w:r>
@@ -162,21 +187,7 @@
           <w:rFonts w:eastAsiaTheme="minorHAnsi" w:cs="gg sans"/>
           <w:sz w:val="16"/>
         </w:rPr>
-        <w:t xml:space="preserve">- 스테이지 종료 시 </w:t>
-      </w:r>
-      <w:r>
-        <w:rPr>
-          <w:rFonts w:eastAsiaTheme="minorHAnsi" w:cs="gg sans"/>
-          <w:sz w:val="16"/>
-        </w:rPr>
-        <w:t>결과창</w:t>
-      </w:r>
-      <w:r>
-        <w:rPr>
-          <w:rFonts w:eastAsiaTheme="minorHAnsi" w:cs="gg sans"/>
-          <w:sz w:val="16"/>
-        </w:rPr>
-        <w:t xml:space="preserve"> 띄우기 + 연출</w:t>
+        <w:t>- 스테이지 종료 시 결과창 띄우기 + 연출</w:t>
       </w:r>
     </w:p>
     <w:p>
@@ -299,21 +310,7 @@
           <w:rFonts w:eastAsiaTheme="minorHAnsi" w:cs="gg sans"/>
           <w:sz w:val="16"/>
         </w:rPr>
-        <w:t>- 판매기 남은 크레딧 표시</w:t>
-      </w:r>
-      <w:r>
-        <w:rPr>
-          <w:rFonts w:eastAsiaTheme="minorHAnsi" w:cs="gg sans"/>
-          <w:sz w:val="16"/>
-        </w:rPr>
-        <w:t xml:space="preserve">, </w:t>
-      </w:r>
-      <w:r>
-        <w:rPr>
-          <w:rFonts w:eastAsiaTheme="minorHAnsi" w:cs="gg sans"/>
-          <w:sz w:val="16"/>
-        </w:rPr>
-        <w:t>오류 수정: 위젯 겹치는 문제, 물건 올리고 다시 주웠을 때, 판매기 위 물건 주울 때 애니메이션 X</w:t>
+        <w:t>- 판매기 남은 크레딧 표시, 오류 수정: 위젯 겹치는 문제, 물건 올리고 다시 주웠을 때, 판매기 위 물건 주울 때 애니메이션 X</w:t>
       </w:r>
     </w:p>
     <w:p>
@@ -328,35 +325,7 @@
           <w:rFonts w:eastAsiaTheme="minorHAnsi" w:cs="gg sans"/>
           <w:sz w:val="16"/>
         </w:rPr>
-        <w:t xml:space="preserve">- 감정 </w:t>
-      </w:r>
-      <w:r>
-        <w:rPr>
-          <w:rFonts w:eastAsiaTheme="minorHAnsi" w:cs="gg sans"/>
-          <w:sz w:val="16"/>
-        </w:rPr>
-        <w:t>치트키</w:t>
-      </w:r>
-      <w:r>
-        <w:rPr>
-          <w:rFonts w:eastAsiaTheme="minorHAnsi" w:cs="gg sans"/>
-          <w:sz w:val="16"/>
-        </w:rPr>
-        <w:t xml:space="preserve"> </w:t>
-      </w:r>
-      <w:r>
-        <w:rPr>
-          <w:rFonts w:eastAsiaTheme="minorHAnsi" w:cs="gg sans"/>
-          <w:sz w:val="16"/>
-        </w:rPr>
-        <w:t>이모지</w:t>
-      </w:r>
-      <w:r>
-        <w:rPr>
-          <w:rFonts w:eastAsiaTheme="minorHAnsi" w:cs="gg sans"/>
-          <w:sz w:val="16"/>
-        </w:rPr>
-        <w:t xml:space="preserve"> 연동</w:t>
+        <w:t>- 감정 치트키 이모지 연동</w:t>
       </w:r>
     </w:p>
     <w:p>
@@ -416,14 +385,7 @@
           <w:rFonts w:eastAsiaTheme="minorHAnsi" w:cs="gg sans"/>
           <w:sz w:val="16"/>
         </w:rPr>
-        <w:t>- 스테이지 진행중 남은 시간 표시</w:t>
-      </w:r>
-      <w:r>
-        <w:rPr>
-          <w:rFonts w:eastAsiaTheme="minorHAnsi" w:cs="gg sans"/>
-          <w:sz w:val="16"/>
-        </w:rPr>
-        <w:t xml:space="preserve"> &lt;- 패킷 추가 필요, Base 컴퓨터에 그리거나 플레이어 UI에 그리거나</w:t>
+        <w:t>- 스테이지 진행중 남은 시간 표시 &lt;- 패킷 추가 필요, Base 컴퓨터에 그리거나 플레이어 UI에 그리거나</w:t>
       </w:r>
     </w:p>
     <w:p>
@@ -468,56 +430,23 @@
           <w:rFonts w:eastAsiaTheme="minorHAnsi" w:cs="gg sans"/>
           <w:sz w:val="16"/>
         </w:rPr>
-        <w:t xml:space="preserve">- 무적 </w:t>
-      </w:r>
-      <w:r>
-        <w:rPr>
-          <w:rFonts w:eastAsiaTheme="minorHAnsi" w:cs="gg sans"/>
-          <w:sz w:val="16"/>
-        </w:rPr>
-        <w:t>치트키</w:t>
-      </w:r>
-      <w:r>
-        <w:rPr>
-          <w:rFonts w:eastAsiaTheme="minorHAnsi" w:cs="gg sans"/>
-          <w:sz w:val="16"/>
-        </w:rPr>
-        <w:t xml:space="preserve"> 추가(서버 연동 필요) + 이 외에 또 필요하다고 생각되는 </w:t>
-      </w:r>
-      <w:r>
-        <w:rPr>
-          <w:rFonts w:eastAsiaTheme="minorHAnsi" w:cs="gg sans"/>
-          <w:sz w:val="16"/>
-        </w:rPr>
-        <w:t>치트키</w:t>
-      </w:r>
-      <w:r>
-        <w:rPr>
-          <w:rFonts w:eastAsiaTheme="minorHAnsi" w:cs="gg sans"/>
-          <w:sz w:val="16"/>
-        </w:rPr>
-        <w:t xml:space="preserve"> 추가</w:t>
+        <w:t>- 무적 치트키 추가(서버 연동 필요) + 이 외에 또 필요하다고 생각되는 치트키 추가</w:t>
       </w:r>
     </w:p>
     <w:p>
       <w:pPr>
         <w:rPr>
-          <w:lang w:eastAsia="ko-KR"/>
-          <w:rFonts w:eastAsiaTheme="minorHAnsi" w:cs="gg sans"/>
-          <w:sz w:val="16"/>
-          <w:rtl w:val="off"/>
+          <w:rFonts w:eastAsiaTheme="minorHAnsi" w:cs="gg sans"/>
+          <w:sz w:val="16"/>
         </w:rPr>
       </w:pPr>
     </w:p>
     <w:p>
       <w:pPr>
         <w:rPr>
-          <w:lang/>
           <w:rFonts w:eastAsiaTheme="minorHAnsi" w:cs="gg sans"/>
           <w:strike/>
           <w:sz w:val="16"/>
-          <w:u w:val="none" w:color="auto"/>
-          <w:rtl w:val="off"/>
         </w:rPr>
       </w:pPr>
       <w:r>
@@ -525,36 +454,8 @@
           <w:rFonts w:eastAsiaTheme="minorHAnsi" w:cs="gg sans"/>
           <w:strike/>
           <w:sz w:val="16"/>
-          <w:u w:val="none" w:color="auto"/>
-        </w:rPr>
-        <w:t xml:space="preserve">- </w:t>
-      </w:r>
-      <w:r>
-        <w:rPr>
-          <w:rFonts w:eastAsiaTheme="minorHAnsi" w:cs="gg sans"/>
-          <w:strike/>
-          <w:sz w:val="16"/>
-          <w:u w:val="none" w:color="auto"/>
-        </w:rPr>
-        <w:t>TrashCollector</w:t>
-      </w:r>
-      <w:r>
-        <w:rPr>
-          <w:rFonts w:eastAsiaTheme="minorHAnsi" w:cs="gg sans"/>
-          <w:strike/>
-          <w:sz w:val="16"/>
-          <w:u w:val="none" w:color="auto"/>
-        </w:rPr>
-        <w:t xml:space="preserve"> 몽타주 재생</w:t>
-      </w:r>
-      <w:r>
-        <w:rPr>
-          <w:rFonts w:eastAsiaTheme="minorHAnsi" w:cs="gg sans"/>
-          <w:strike/>
-          <w:sz w:val="16"/>
-          <w:u w:val="none" w:color="auto"/>
-        </w:rPr>
-        <w:t>: Hit, Attack</w:t>
+        </w:rPr>
+        <w:t>- TrashCollector 몽타주 재생: Hit, Attack</w:t>
       </w:r>
     </w:p>
     <w:p>
@@ -566,12 +467,9 @@
       </w:pPr>
       <w:r>
         <w:rPr>
-          <w:lang w:eastAsia="ko-KR"/>
           <w:rFonts w:eastAsiaTheme="minorHAnsi" w:cs="gg sans"/>
           <w:strike/>
           <w:sz w:val="16"/>
-          <w:u w:val="none" w:color="auto"/>
-          <w:rtl w:val="off"/>
         </w:rPr>
         <w:t>- Spider, TrashCollector Die 애니메이션 재생</w:t>
       </w:r>
@@ -607,23 +505,7 @@
           <w:strike/>
           <w:sz w:val="16"/>
         </w:rPr>
-        <w:t xml:space="preserve">- </w:t>
-      </w:r>
-      <w:r>
-        <w:rPr>
-          <w:rFonts w:eastAsiaTheme="minorHAnsi" w:cs="gg sans"/>
-          <w:strike/>
-          <w:sz w:val="16"/>
-        </w:rPr>
-        <w:t>래버</w:t>
-      </w:r>
-      <w:r>
-        <w:rPr>
-          <w:rFonts w:eastAsiaTheme="minorHAnsi" w:cs="gg sans"/>
-          <w:strike/>
-          <w:sz w:val="16"/>
-        </w:rPr>
-        <w:t xml:space="preserve"> 당기기</w:t>
+        <w:t>- 래버 당기기</w:t>
       </w:r>
     </w:p>
     <w:p>
@@ -697,6 +579,7 @@
           <w:strike/>
           <w:sz w:val="16"/>
         </w:rPr>
+        <w:lastRenderedPageBreak/>
         <w:t>- 방 입퇴장</w:t>
       </w:r>
     </w:p>
@@ -746,7 +629,7 @@
           <w:bottom w:val="single" w:sz="6" w:space="1" w:color="auto"/>
         </w:pBdr>
         <w:rPr>
-          <w:rStyle w:val="ad"/>
+          <w:rStyle w:val="ac"/>
           <w:sz w:val="40"/>
           <w:szCs w:val="40"/>
         </w:rPr>
@@ -757,7 +640,7 @@
     <w:p/>
     <w:tbl>
       <w:tblPr>
-        <w:tblStyle w:val="ac"/>
+        <w:tblStyle w:val="10"/>
         <w:tblW w:w="10485" w:type="dxa"/>
         <w:tblLook w:val="04A0" w:firstRow="1" w:lastRow="0" w:firstColumn="1" w:lastColumn="0" w:noHBand="0" w:noVBand="1"/>
       </w:tblPr>
@@ -774,7 +657,7 @@
         <w:tc>
           <w:tcPr>
             <w:tcW w:w="1497" w:type="dxa"/>
-            <w:shd w:val="clear" w:color="auto" w:fill="D9D9D9" w:themeFill="background1" w:themeFillShade="d9"/>
+            <w:shd w:val="clear" w:color="auto" w:fill="D9D9D9" w:themeFill="background1" w:themeFillShade="D9"/>
           </w:tcPr>
           <w:p>
             <w:pPr>
@@ -798,7 +681,7 @@
         <w:tc>
           <w:tcPr>
             <w:tcW w:w="1498" w:type="dxa"/>
-            <w:shd w:val="clear" w:color="auto" w:fill="D9D9D9" w:themeFill="background1" w:themeFillShade="d9"/>
+            <w:shd w:val="clear" w:color="auto" w:fill="D9D9D9" w:themeFill="background1" w:themeFillShade="D9"/>
           </w:tcPr>
           <w:p>
             <w:pPr>
@@ -822,7 +705,7 @@
         <w:tc>
           <w:tcPr>
             <w:tcW w:w="1498" w:type="dxa"/>
-            <w:shd w:val="clear" w:color="auto" w:fill="D9D9D9" w:themeFill="background1" w:themeFillShade="d9"/>
+            <w:shd w:val="clear" w:color="auto" w:fill="D9D9D9" w:themeFill="background1" w:themeFillShade="D9"/>
           </w:tcPr>
           <w:p>
             <w:pPr>
@@ -846,7 +729,7 @@
         <w:tc>
           <w:tcPr>
             <w:tcW w:w="1498" w:type="dxa"/>
-            <w:shd w:val="clear" w:color="auto" w:fill="D9D9D9" w:themeFill="background1" w:themeFillShade="d9"/>
+            <w:shd w:val="clear" w:color="auto" w:fill="D9D9D9" w:themeFill="background1" w:themeFillShade="D9"/>
           </w:tcPr>
           <w:p>
             <w:pPr>
@@ -870,7 +753,7 @@
         <w:tc>
           <w:tcPr>
             <w:tcW w:w="1498" w:type="dxa"/>
-            <w:shd w:val="clear" w:color="auto" w:fill="D9D9D9" w:themeFill="background1" w:themeFillShade="d9"/>
+            <w:shd w:val="clear" w:color="auto" w:fill="D9D9D9" w:themeFill="background1" w:themeFillShade="D9"/>
           </w:tcPr>
           <w:p>
             <w:pPr>
@@ -894,7 +777,7 @@
         <w:tc>
           <w:tcPr>
             <w:tcW w:w="1498" w:type="dxa"/>
-            <w:shd w:val="clear" w:color="auto" w:fill="D9D9D9" w:themeFill="background1" w:themeFillShade="d9"/>
+            <w:shd w:val="clear" w:color="auto" w:fill="D9D9D9" w:themeFill="background1" w:themeFillShade="D9"/>
           </w:tcPr>
           <w:p>
             <w:pPr>
@@ -918,7 +801,7 @@
         <w:tc>
           <w:tcPr>
             <w:tcW w:w="1498" w:type="dxa"/>
-            <w:shd w:val="clear" w:color="auto" w:fill="D9D9D9" w:themeFill="background1" w:themeFillShade="d9"/>
+            <w:shd w:val="clear" w:color="auto" w:fill="D9D9D9" w:themeFill="background1" w:themeFillShade="D9"/>
           </w:tcPr>
           <w:p>
             <w:pPr>
@@ -944,7 +827,7 @@
         <w:tc>
           <w:tcPr>
             <w:tcW w:w="1497" w:type="dxa"/>
-            <w:shd w:val="clear" w:color="auto" w:fill="E6E9EB" w:themeFill="text2" w:themeFillTint="1a"/>
+            <w:shd w:val="clear" w:color="auto" w:fill="DAE9F7" w:themeFill="text2" w:themeFillTint="1A"/>
           </w:tcPr>
           <w:p>
             <w:pPr>
@@ -968,7 +851,7 @@
         <w:tc>
           <w:tcPr>
             <w:tcW w:w="1498" w:type="dxa"/>
-            <w:shd w:val="clear" w:color="auto" w:fill="E6E9EB" w:themeFill="text2" w:themeFillTint="1a"/>
+            <w:shd w:val="clear" w:color="auto" w:fill="DAE9F7" w:themeFill="text2" w:themeFillTint="1A"/>
           </w:tcPr>
           <w:p>
             <w:pPr>
@@ -992,7 +875,7 @@
         <w:tc>
           <w:tcPr>
             <w:tcW w:w="1498" w:type="dxa"/>
-            <w:shd w:val="clear" w:color="auto" w:fill="E6E9EB" w:themeFill="text2" w:themeFillTint="1a"/>
+            <w:shd w:val="clear" w:color="auto" w:fill="DAE9F7" w:themeFill="text2" w:themeFillTint="1A"/>
           </w:tcPr>
           <w:p>
             <w:pPr>
@@ -1016,7 +899,7 @@
         <w:tc>
           <w:tcPr>
             <w:tcW w:w="1498" w:type="dxa"/>
-            <w:shd w:val="clear" w:color="auto" w:fill="E6E9EB" w:themeFill="text2" w:themeFillTint="1a"/>
+            <w:shd w:val="clear" w:color="auto" w:fill="DAE9F7" w:themeFill="text2" w:themeFillTint="1A"/>
           </w:tcPr>
           <w:p>
             <w:pPr>
@@ -1040,7 +923,7 @@
         <w:tc>
           <w:tcPr>
             <w:tcW w:w="1498" w:type="dxa"/>
-            <w:shd w:val="clear" w:color="auto" w:fill="E6E9EB" w:themeFill="text2" w:themeFillTint="1a"/>
+            <w:shd w:val="clear" w:color="auto" w:fill="DAE9F7" w:themeFill="text2" w:themeFillTint="1A"/>
           </w:tcPr>
           <w:p>
             <w:pPr>
@@ -1064,7 +947,7 @@
         <w:tc>
           <w:tcPr>
             <w:tcW w:w="1498" w:type="dxa"/>
-            <w:shd w:val="clear" w:color="auto" w:fill="E6E9EB" w:themeFill="text2" w:themeFillTint="1a"/>
+            <w:shd w:val="clear" w:color="auto" w:fill="DAE9F7" w:themeFill="text2" w:themeFillTint="1A"/>
           </w:tcPr>
           <w:p>
             <w:pPr>
@@ -1088,7 +971,7 @@
         <w:tc>
           <w:tcPr>
             <w:tcW w:w="1498" w:type="dxa"/>
-            <w:shd w:val="clear" w:color="auto" w:fill="E6E9EB" w:themeFill="text2" w:themeFillTint="1a"/>
+            <w:shd w:val="clear" w:color="auto" w:fill="DAE9F7" w:themeFill="text2" w:themeFillTint="1A"/>
           </w:tcPr>
           <w:p>
             <w:pPr>
@@ -1112,12 +995,12 @@
       </w:tr>
       <w:tr>
         <w:trPr>
-          <w:trHeight w:val="431" w:hRule="atLeast"/>
+          <w:trHeight w:val="431"/>
         </w:trPr>
         <w:tc>
           <w:tcPr>
             <w:tcW w:w="1497" w:type="dxa"/>
-            <w:shd w:val="clear" w:color="auto" w:fill="CEEBF6" w:themeFill="accent4" w:themeFillTint="33"/>
+            <w:shd w:val="clear" w:color="auto" w:fill="CAEDFB" w:themeFill="accent4" w:themeFillTint="33"/>
           </w:tcPr>
           <w:p>
             <w:pPr>
@@ -1132,7 +1015,7 @@
         <w:tc>
           <w:tcPr>
             <w:tcW w:w="1498" w:type="dxa"/>
-            <w:shd w:val="clear" w:color="auto" w:fill="CEEBF6" w:themeFill="accent4" w:themeFillTint="33"/>
+            <w:shd w:val="clear" w:color="auto" w:fill="CAEDFB" w:themeFill="accent4" w:themeFillTint="33"/>
           </w:tcPr>
           <w:p>
             <w:pPr>
@@ -1147,7 +1030,7 @@
         <w:tc>
           <w:tcPr>
             <w:tcW w:w="1498" w:type="dxa"/>
-            <w:shd w:val="clear" w:color="auto" w:fill="CEEBF6" w:themeFill="accent4" w:themeFillTint="33"/>
+            <w:shd w:val="clear" w:color="auto" w:fill="CAEDFB" w:themeFill="accent4" w:themeFillTint="33"/>
           </w:tcPr>
           <w:p>
             <w:pPr>
@@ -1162,7 +1045,7 @@
         <w:tc>
           <w:tcPr>
             <w:tcW w:w="1498" w:type="dxa"/>
-            <w:shd w:val="clear" w:color="auto" w:fill="CEEBF6" w:themeFill="accent4" w:themeFillTint="33"/>
+            <w:shd w:val="clear" w:color="auto" w:fill="CAEDFB" w:themeFill="accent4" w:themeFillTint="33"/>
           </w:tcPr>
           <w:p>
             <w:pPr>
@@ -1177,7 +1060,7 @@
         <w:tc>
           <w:tcPr>
             <w:tcW w:w="1498" w:type="dxa"/>
-            <w:shd w:val="clear" w:color="auto" w:fill="CEEBF6" w:themeFill="accent4" w:themeFillTint="33"/>
+            <w:shd w:val="clear" w:color="auto" w:fill="CAEDFB" w:themeFill="accent4" w:themeFillTint="33"/>
           </w:tcPr>
           <w:p>
             <w:pPr>
@@ -1251,7 +1134,7 @@
         <w:tc>
           <w:tcPr>
             <w:tcW w:w="1498" w:type="dxa"/>
-            <w:shd w:val="clear" w:color="auto" w:fill="CEEBF6" w:themeFill="accent4" w:themeFillTint="33"/>
+            <w:shd w:val="clear" w:color="auto" w:fill="CAEDFB" w:themeFill="accent4" w:themeFillTint="33"/>
           </w:tcPr>
           <w:p>
             <w:pPr>
@@ -1291,7 +1174,7 @@
         <w:tc>
           <w:tcPr>
             <w:tcW w:w="1498" w:type="dxa"/>
-            <w:shd w:val="clear" w:color="auto" w:fill="CEEBF6" w:themeFill="accent4" w:themeFillTint="33"/>
+            <w:shd w:val="clear" w:color="auto" w:fill="CAEDFB" w:themeFill="accent4" w:themeFillTint="33"/>
           </w:tcPr>
           <w:p>
             <w:pPr>
@@ -1316,7 +1199,7 @@
         <w:tc>
           <w:tcPr>
             <w:tcW w:w="1497" w:type="dxa"/>
-            <w:shd w:val="clear" w:color="auto" w:fill="E6E9EB" w:themeFill="text2" w:themeFillTint="1a"/>
+            <w:shd w:val="clear" w:color="auto" w:fill="DAE9F7" w:themeFill="text2" w:themeFillTint="1A"/>
           </w:tcPr>
           <w:p>
             <w:pPr>
@@ -1340,7 +1223,7 @@
         <w:tc>
           <w:tcPr>
             <w:tcW w:w="1498" w:type="dxa"/>
-            <w:shd w:val="clear" w:color="auto" w:fill="E6E9EB" w:themeFill="text2" w:themeFillTint="1a"/>
+            <w:shd w:val="clear" w:color="auto" w:fill="DAE9F7" w:themeFill="text2" w:themeFillTint="1A"/>
           </w:tcPr>
           <w:p>
             <w:pPr>
@@ -1364,7 +1247,7 @@
         <w:tc>
           <w:tcPr>
             <w:tcW w:w="1498" w:type="dxa"/>
-            <w:shd w:val="clear" w:color="auto" w:fill="E6E9EB" w:themeFill="text2" w:themeFillTint="1a"/>
+            <w:shd w:val="clear" w:color="auto" w:fill="DAE9F7" w:themeFill="text2" w:themeFillTint="1A"/>
           </w:tcPr>
           <w:p>
             <w:pPr>
@@ -1388,7 +1271,7 @@
         <w:tc>
           <w:tcPr>
             <w:tcW w:w="1498" w:type="dxa"/>
-            <w:shd w:val="clear" w:color="auto" w:fill="E6E9EB" w:themeFill="text2" w:themeFillTint="1a"/>
+            <w:shd w:val="clear" w:color="auto" w:fill="DAE9F7" w:themeFill="text2" w:themeFillTint="1A"/>
           </w:tcPr>
           <w:p>
             <w:pPr>
@@ -1412,7 +1295,7 @@
         <w:tc>
           <w:tcPr>
             <w:tcW w:w="1498" w:type="dxa"/>
-            <w:shd w:val="clear" w:color="auto" w:fill="E6E9EB" w:themeFill="text2" w:themeFillTint="1a"/>
+            <w:shd w:val="clear" w:color="auto" w:fill="DAE9F7" w:themeFill="text2" w:themeFillTint="1A"/>
           </w:tcPr>
           <w:p>
             <w:pPr>
@@ -1436,7 +1319,7 @@
         <w:tc>
           <w:tcPr>
             <w:tcW w:w="1498" w:type="dxa"/>
-            <w:shd w:val="clear" w:color="auto" w:fill="E6E9EB" w:themeFill="text2" w:themeFillTint="1a"/>
+            <w:shd w:val="clear" w:color="auto" w:fill="DAE9F7" w:themeFill="text2" w:themeFillTint="1A"/>
           </w:tcPr>
           <w:p>
             <w:pPr>
@@ -1460,7 +1343,7 @@
         <w:tc>
           <w:tcPr>
             <w:tcW w:w="1498" w:type="dxa"/>
-            <w:shd w:val="clear" w:color="auto" w:fill="E6E9EB" w:themeFill="text2" w:themeFillTint="1a"/>
+            <w:shd w:val="clear" w:color="auto" w:fill="DAE9F7" w:themeFill="text2" w:themeFillTint="1A"/>
           </w:tcPr>
           <w:p>
             <w:pPr>
@@ -1484,12 +1367,12 @@
       </w:tr>
       <w:tr>
         <w:trPr>
-          <w:trHeight w:val="410" w:hRule="atLeast"/>
+          <w:trHeight w:val="410"/>
         </w:trPr>
         <w:tc>
           <w:tcPr>
             <w:tcW w:w="1497" w:type="dxa"/>
-            <w:shd w:val="clear" w:color="auto" w:fill="D0DFE6" w:themeFill="accent1" w:themeFillTint="33"/>
+            <w:shd w:val="clear" w:color="auto" w:fill="C1E4F5" w:themeFill="accent1" w:themeFillTint="33"/>
           </w:tcPr>
           <w:p>
             <w:pPr>
@@ -1529,52 +1412,52 @@
         <w:tc>
           <w:tcPr>
             <w:tcW w:w="1498" w:type="dxa"/>
-            <w:shd w:val="clear" w:color="auto" w:fill="D0DFE6" w:themeFill="accent1" w:themeFillTint="33"/>
-          </w:tcPr>
-          <w:p>
-            <w:pPr>
-              <w:rPr>
-                <w:rFonts w:eastAsiaTheme="minorHAnsi"/>
-                <w:sz w:val="16"/>
-                <w:szCs w:val="16"/>
-              </w:rPr>
-            </w:pPr>
-          </w:p>
-        </w:tc>
-        <w:tc>
-          <w:tcPr>
-            <w:tcW w:w="1498" w:type="dxa"/>
-            <w:shd w:val="clear" w:color="auto" w:fill="D0DFE6" w:themeFill="accent1" w:themeFillTint="33"/>
-          </w:tcPr>
-          <w:p>
-            <w:pPr>
-              <w:rPr>
-                <w:rFonts w:eastAsiaTheme="minorHAnsi"/>
-                <w:sz w:val="16"/>
-                <w:szCs w:val="16"/>
-              </w:rPr>
-            </w:pPr>
-          </w:p>
-        </w:tc>
-        <w:tc>
-          <w:tcPr>
-            <w:tcW w:w="1498" w:type="dxa"/>
-            <w:shd w:val="clear" w:color="auto" w:fill="D0DFE6" w:themeFill="accent1" w:themeFillTint="33"/>
-          </w:tcPr>
-          <w:p>
-            <w:pPr>
-              <w:rPr>
-                <w:rFonts w:eastAsiaTheme="minorHAnsi"/>
-                <w:sz w:val="16"/>
-                <w:szCs w:val="16"/>
-              </w:rPr>
-            </w:pPr>
-          </w:p>
-        </w:tc>
-        <w:tc>
-          <w:tcPr>
-            <w:tcW w:w="1498" w:type="dxa"/>
-            <w:shd w:val="clear" w:color="auto" w:fill="D0DFE6" w:themeFill="accent1" w:themeFillTint="33"/>
+            <w:shd w:val="clear" w:color="auto" w:fill="C1E4F5" w:themeFill="accent1" w:themeFillTint="33"/>
+          </w:tcPr>
+          <w:p>
+            <w:pPr>
+              <w:rPr>
+                <w:rFonts w:eastAsiaTheme="minorHAnsi"/>
+                <w:sz w:val="16"/>
+                <w:szCs w:val="16"/>
+              </w:rPr>
+            </w:pPr>
+          </w:p>
+        </w:tc>
+        <w:tc>
+          <w:tcPr>
+            <w:tcW w:w="1498" w:type="dxa"/>
+            <w:shd w:val="clear" w:color="auto" w:fill="C1E4F5" w:themeFill="accent1" w:themeFillTint="33"/>
+          </w:tcPr>
+          <w:p>
+            <w:pPr>
+              <w:rPr>
+                <w:rFonts w:eastAsiaTheme="minorHAnsi"/>
+                <w:sz w:val="16"/>
+                <w:szCs w:val="16"/>
+              </w:rPr>
+            </w:pPr>
+          </w:p>
+        </w:tc>
+        <w:tc>
+          <w:tcPr>
+            <w:tcW w:w="1498" w:type="dxa"/>
+            <w:shd w:val="clear" w:color="auto" w:fill="C1E4F5" w:themeFill="accent1" w:themeFillTint="33"/>
+          </w:tcPr>
+          <w:p>
+            <w:pPr>
+              <w:rPr>
+                <w:rFonts w:eastAsiaTheme="minorHAnsi"/>
+                <w:sz w:val="16"/>
+                <w:szCs w:val="16"/>
+              </w:rPr>
+            </w:pPr>
+          </w:p>
+        </w:tc>
+        <w:tc>
+          <w:tcPr>
+            <w:tcW w:w="1498" w:type="dxa"/>
+            <w:shd w:val="clear" w:color="auto" w:fill="C1E4F5" w:themeFill="accent1" w:themeFillTint="33"/>
           </w:tcPr>
           <w:p>
             <w:pPr>
@@ -1597,7 +1480,7 @@
         <w:tc>
           <w:tcPr>
             <w:tcW w:w="1498" w:type="dxa"/>
-            <w:shd w:val="clear" w:color="auto" w:fill="D0DFE6" w:themeFill="accent1" w:themeFillTint="33"/>
+            <w:shd w:val="clear" w:color="auto" w:fill="C1E4F5" w:themeFill="accent1" w:themeFillTint="33"/>
           </w:tcPr>
           <w:p>
             <w:pPr>
@@ -1620,7 +1503,7 @@
         <w:tc>
           <w:tcPr>
             <w:tcW w:w="1498" w:type="dxa"/>
-            <w:shd w:val="clear" w:color="auto" w:fill="D0DFE6" w:themeFill="accent1" w:themeFillTint="33"/>
+            <w:shd w:val="clear" w:color="auto" w:fill="C1E4F5" w:themeFill="accent1" w:themeFillTint="33"/>
           </w:tcPr>
           <w:p>
             <w:pPr>
@@ -1677,12 +1560,12 @@
       </w:tr>
       <w:tr>
         <w:trPr>
-          <w:trHeight w:val="253" w:hRule="atLeast"/>
+          <w:trHeight w:val="253"/>
         </w:trPr>
         <w:tc>
           <w:tcPr>
             <w:tcW w:w="1497" w:type="dxa"/>
-            <w:shd w:val="clear" w:color="auto" w:fill="E6E9EB" w:themeFill="text2" w:themeFillTint="1a"/>
+            <w:shd w:val="clear" w:color="auto" w:fill="DAE9F7" w:themeFill="text2" w:themeFillTint="1A"/>
           </w:tcPr>
           <w:p>
             <w:pPr>
@@ -1706,7 +1589,7 @@
         <w:tc>
           <w:tcPr>
             <w:tcW w:w="1498" w:type="dxa"/>
-            <w:shd w:val="clear" w:color="auto" w:fill="E6E9EB" w:themeFill="text2" w:themeFillTint="1a"/>
+            <w:shd w:val="clear" w:color="auto" w:fill="DAE9F7" w:themeFill="text2" w:themeFillTint="1A"/>
           </w:tcPr>
           <w:p>
             <w:pPr>
@@ -1730,7 +1613,7 @@
         <w:tc>
           <w:tcPr>
             <w:tcW w:w="1498" w:type="dxa"/>
-            <w:shd w:val="clear" w:color="auto" w:fill="E6E9EB" w:themeFill="text2" w:themeFillTint="1a"/>
+            <w:shd w:val="clear" w:color="auto" w:fill="DAE9F7" w:themeFill="text2" w:themeFillTint="1A"/>
           </w:tcPr>
           <w:p>
             <w:pPr>
@@ -1754,7 +1637,7 @@
         <w:tc>
           <w:tcPr>
             <w:tcW w:w="1498" w:type="dxa"/>
-            <w:shd w:val="clear" w:color="auto" w:fill="E6E9EB" w:themeFill="text2" w:themeFillTint="1a"/>
+            <w:shd w:val="clear" w:color="auto" w:fill="DAE9F7" w:themeFill="text2" w:themeFillTint="1A"/>
           </w:tcPr>
           <w:p>
             <w:pPr>
@@ -1778,7 +1661,7 @@
         <w:tc>
           <w:tcPr>
             <w:tcW w:w="1498" w:type="dxa"/>
-            <w:shd w:val="clear" w:color="auto" w:fill="E6E9EB" w:themeFill="text2" w:themeFillTint="1a"/>
+            <w:shd w:val="clear" w:color="auto" w:fill="DAE9F7" w:themeFill="text2" w:themeFillTint="1A"/>
           </w:tcPr>
           <w:p>
             <w:pPr>
@@ -1802,7 +1685,7 @@
         <w:tc>
           <w:tcPr>
             <w:tcW w:w="1498" w:type="dxa"/>
-            <w:shd w:val="clear" w:color="auto" w:fill="E6E9EB" w:themeFill="text2" w:themeFillTint="1a"/>
+            <w:shd w:val="clear" w:color="auto" w:fill="DAE9F7" w:themeFill="text2" w:themeFillTint="1A"/>
           </w:tcPr>
           <w:p>
             <w:pPr>
@@ -1826,7 +1709,7 @@
         <w:tc>
           <w:tcPr>
             <w:tcW w:w="1498" w:type="dxa"/>
-            <w:shd w:val="clear" w:color="auto" w:fill="E6E9EB" w:themeFill="text2" w:themeFillTint="1a"/>
+            <w:shd w:val="clear" w:color="auto" w:fill="DAE9F7" w:themeFill="text2" w:themeFillTint="1A"/>
           </w:tcPr>
           <w:p>
             <w:pPr>
@@ -1850,57 +1733,57 @@
       </w:tr>
       <w:tr>
         <w:trPr>
-          <w:trHeight w:val="418" w:hRule="atLeast"/>
+          <w:trHeight w:val="418"/>
         </w:trPr>
         <w:tc>
           <w:tcPr>
             <w:tcW w:w="1497" w:type="dxa"/>
-            <w:shd w:val="clear" w:color="auto" w:fill="D0DFE6" w:themeFill="accent1" w:themeFillTint="33"/>
-          </w:tcPr>
-          <w:p>
-            <w:pPr>
-              <w:rPr>
-                <w:rFonts w:eastAsiaTheme="minorHAnsi"/>
-                <w:sz w:val="16"/>
-                <w:szCs w:val="16"/>
-              </w:rPr>
-            </w:pPr>
-          </w:p>
-        </w:tc>
-        <w:tc>
-          <w:tcPr>
-            <w:tcW w:w="1498" w:type="dxa"/>
-            <w:shd w:val="clear" w:color="auto" w:fill="D0DFE6" w:themeFill="accent1" w:themeFillTint="33"/>
-          </w:tcPr>
-          <w:p>
-            <w:pPr>
-              <w:rPr>
-                <w:rFonts w:eastAsiaTheme="minorHAnsi"/>
-                <w:sz w:val="16"/>
-                <w:szCs w:val="16"/>
-              </w:rPr>
-            </w:pPr>
-          </w:p>
-        </w:tc>
-        <w:tc>
-          <w:tcPr>
-            <w:tcW w:w="1498" w:type="dxa"/>
-            <w:shd w:val="clear" w:color="auto" w:fill="D0DFE6" w:themeFill="accent1" w:themeFillTint="33"/>
-          </w:tcPr>
-          <w:p>
-            <w:pPr>
-              <w:rPr>
-                <w:rFonts w:eastAsiaTheme="minorHAnsi"/>
-                <w:sz w:val="16"/>
-                <w:szCs w:val="16"/>
-              </w:rPr>
-            </w:pPr>
-          </w:p>
-        </w:tc>
-        <w:tc>
-          <w:tcPr>
-            <w:tcW w:w="1498" w:type="dxa"/>
-            <w:shd w:val="clear" w:color="auto" w:fill="D0DFE6" w:themeFill="accent1" w:themeFillTint="33"/>
+            <w:shd w:val="clear" w:color="auto" w:fill="C1E4F5" w:themeFill="accent1" w:themeFillTint="33"/>
+          </w:tcPr>
+          <w:p>
+            <w:pPr>
+              <w:rPr>
+                <w:rFonts w:eastAsiaTheme="minorHAnsi"/>
+                <w:sz w:val="16"/>
+                <w:szCs w:val="16"/>
+              </w:rPr>
+            </w:pPr>
+          </w:p>
+        </w:tc>
+        <w:tc>
+          <w:tcPr>
+            <w:tcW w:w="1498" w:type="dxa"/>
+            <w:shd w:val="clear" w:color="auto" w:fill="C1E4F5" w:themeFill="accent1" w:themeFillTint="33"/>
+          </w:tcPr>
+          <w:p>
+            <w:pPr>
+              <w:rPr>
+                <w:rFonts w:eastAsiaTheme="minorHAnsi"/>
+                <w:sz w:val="16"/>
+                <w:szCs w:val="16"/>
+              </w:rPr>
+            </w:pPr>
+          </w:p>
+        </w:tc>
+        <w:tc>
+          <w:tcPr>
+            <w:tcW w:w="1498" w:type="dxa"/>
+            <w:shd w:val="clear" w:color="auto" w:fill="C1E4F5" w:themeFill="accent1" w:themeFillTint="33"/>
+          </w:tcPr>
+          <w:p>
+            <w:pPr>
+              <w:rPr>
+                <w:rFonts w:eastAsiaTheme="minorHAnsi"/>
+                <w:sz w:val="16"/>
+                <w:szCs w:val="16"/>
+              </w:rPr>
+            </w:pPr>
+          </w:p>
+        </w:tc>
+        <w:tc>
+          <w:tcPr>
+            <w:tcW w:w="1498" w:type="dxa"/>
+            <w:shd w:val="clear" w:color="auto" w:fill="C1E4F5" w:themeFill="accent1" w:themeFillTint="33"/>
           </w:tcPr>
           <w:p>
             <w:pPr>
@@ -1923,7 +1806,7 @@
         <w:tc>
           <w:tcPr>
             <w:tcW w:w="1498" w:type="dxa"/>
-            <w:shd w:val="clear" w:color="auto" w:fill="D0DFE6" w:themeFill="accent1" w:themeFillTint="33"/>
+            <w:shd w:val="clear" w:color="auto" w:fill="C1E4F5" w:themeFill="accent1" w:themeFillTint="33"/>
           </w:tcPr>
           <w:p>
             <w:pPr>
@@ -1946,7 +1829,7 @@
         <w:tc>
           <w:tcPr>
             <w:tcW w:w="1498" w:type="dxa"/>
-            <w:shd w:val="clear" w:color="auto" w:fill="D0DFE6" w:themeFill="accent1" w:themeFillTint="33"/>
+            <w:shd w:val="clear" w:color="auto" w:fill="C1E4F5" w:themeFill="accent1" w:themeFillTint="33"/>
           </w:tcPr>
           <w:p>
             <w:pPr>
@@ -1969,7 +1852,7 @@
         <w:tc>
           <w:tcPr>
             <w:tcW w:w="1498" w:type="dxa"/>
-            <w:shd w:val="clear" w:color="auto" w:fill="D0DFE6" w:themeFill="accent1" w:themeFillTint="33"/>
+            <w:shd w:val="clear" w:color="auto" w:fill="C1E4F5" w:themeFill="accent1" w:themeFillTint="33"/>
           </w:tcPr>
           <w:p>
             <w:pPr>
@@ -2011,7 +1894,7 @@
         <w:tc>
           <w:tcPr>
             <w:tcW w:w="1497" w:type="dxa"/>
-            <w:shd w:val="clear" w:color="auto" w:fill="E6E9EB" w:themeFill="text2" w:themeFillTint="1a"/>
+            <w:shd w:val="clear" w:color="auto" w:fill="DAE9F7" w:themeFill="text2" w:themeFillTint="1A"/>
           </w:tcPr>
           <w:p>
             <w:pPr>
@@ -2035,7 +1918,7 @@
         <w:tc>
           <w:tcPr>
             <w:tcW w:w="1498" w:type="dxa"/>
-            <w:shd w:val="clear" w:color="auto" w:fill="E6E9EB" w:themeFill="text2" w:themeFillTint="1a"/>
+            <w:shd w:val="clear" w:color="auto" w:fill="DAE9F7" w:themeFill="text2" w:themeFillTint="1A"/>
           </w:tcPr>
           <w:p>
             <w:pPr>
@@ -2059,7 +1942,7 @@
         <w:tc>
           <w:tcPr>
             <w:tcW w:w="1498" w:type="dxa"/>
-            <w:shd w:val="clear" w:color="auto" w:fill="E6E9EB" w:themeFill="text2" w:themeFillTint="1a"/>
+            <w:shd w:val="clear" w:color="auto" w:fill="DAE9F7" w:themeFill="text2" w:themeFillTint="1A"/>
           </w:tcPr>
           <w:p>
             <w:pPr>
@@ -2083,7 +1966,7 @@
         <w:tc>
           <w:tcPr>
             <w:tcW w:w="1498" w:type="dxa"/>
-            <w:shd w:val="clear" w:color="auto" w:fill="E6E9EB" w:themeFill="text2" w:themeFillTint="1a"/>
+            <w:shd w:val="clear" w:color="auto" w:fill="DAE9F7" w:themeFill="text2" w:themeFillTint="1A"/>
           </w:tcPr>
           <w:p>
             <w:pPr>
@@ -2107,7 +1990,7 @@
         <w:tc>
           <w:tcPr>
             <w:tcW w:w="1498" w:type="dxa"/>
-            <w:shd w:val="clear" w:color="auto" w:fill="E6E9EB" w:themeFill="text2" w:themeFillTint="1a"/>
+            <w:shd w:val="clear" w:color="auto" w:fill="DAE9F7" w:themeFill="text2" w:themeFillTint="1A"/>
           </w:tcPr>
           <w:p>
             <w:pPr>
@@ -2131,7 +2014,7 @@
         <w:tc>
           <w:tcPr>
             <w:tcW w:w="1498" w:type="dxa"/>
-            <w:shd w:val="clear" w:color="auto" w:fill="E6E9EB" w:themeFill="text2" w:themeFillTint="1a"/>
+            <w:shd w:val="clear" w:color="auto" w:fill="DAE9F7" w:themeFill="text2" w:themeFillTint="1A"/>
           </w:tcPr>
           <w:p>
             <w:pPr>
@@ -2155,7 +2038,7 @@
         <w:tc>
           <w:tcPr>
             <w:tcW w:w="1498" w:type="dxa"/>
-            <w:shd w:val="clear" w:color="auto" w:fill="E6E9EB" w:themeFill="text2" w:themeFillTint="1a"/>
+            <w:shd w:val="clear" w:color="auto" w:fill="DAE9F7" w:themeFill="text2" w:themeFillTint="1A"/>
           </w:tcPr>
           <w:p>
             <w:pPr>
@@ -2179,42 +2062,42 @@
       </w:tr>
       <w:tr>
         <w:trPr>
-          <w:trHeight w:val="412" w:hRule="atLeast"/>
+          <w:trHeight w:val="412"/>
         </w:trPr>
         <w:tc>
           <w:tcPr>
             <w:tcW w:w="1497" w:type="dxa"/>
-            <w:shd w:val="clear" w:color="auto" w:fill="D0DFE6" w:themeFill="accent1" w:themeFillTint="33"/>
-          </w:tcPr>
-          <w:p>
-            <w:pPr>
-              <w:rPr>
-                <w:rFonts w:eastAsiaTheme="minorHAnsi"/>
-                <w:sz w:val="16"/>
-                <w:szCs w:val="16"/>
-              </w:rPr>
-            </w:pPr>
-          </w:p>
-        </w:tc>
-        <w:tc>
-          <w:tcPr>
-            <w:tcW w:w="1498" w:type="dxa"/>
-            <w:shd w:val="clear" w:color="auto" w:fill="D0DFE6" w:themeFill="accent1" w:themeFillTint="33"/>
-          </w:tcPr>
-          <w:p>
-            <w:pPr>
-              <w:rPr>
-                <w:rFonts w:eastAsiaTheme="minorHAnsi"/>
-                <w:sz w:val="16"/>
-                <w:szCs w:val="16"/>
-              </w:rPr>
-            </w:pPr>
-          </w:p>
-        </w:tc>
-        <w:tc>
-          <w:tcPr>
-            <w:tcW w:w="1498" w:type="dxa"/>
-            <w:shd w:val="clear" w:color="auto" w:fill="D0DFE6" w:themeFill="accent1" w:themeFillTint="33"/>
+            <w:shd w:val="clear" w:color="auto" w:fill="C1E4F5" w:themeFill="accent1" w:themeFillTint="33"/>
+          </w:tcPr>
+          <w:p>
+            <w:pPr>
+              <w:rPr>
+                <w:rFonts w:eastAsiaTheme="minorHAnsi"/>
+                <w:sz w:val="16"/>
+                <w:szCs w:val="16"/>
+              </w:rPr>
+            </w:pPr>
+          </w:p>
+        </w:tc>
+        <w:tc>
+          <w:tcPr>
+            <w:tcW w:w="1498" w:type="dxa"/>
+            <w:shd w:val="clear" w:color="auto" w:fill="C1E4F5" w:themeFill="accent1" w:themeFillTint="33"/>
+          </w:tcPr>
+          <w:p>
+            <w:pPr>
+              <w:rPr>
+                <w:rFonts w:eastAsiaTheme="minorHAnsi"/>
+                <w:sz w:val="16"/>
+                <w:szCs w:val="16"/>
+              </w:rPr>
+            </w:pPr>
+          </w:p>
+        </w:tc>
+        <w:tc>
+          <w:tcPr>
+            <w:tcW w:w="1498" w:type="dxa"/>
+            <w:shd w:val="clear" w:color="auto" w:fill="C1E4F5" w:themeFill="accent1" w:themeFillTint="33"/>
           </w:tcPr>
           <w:p>
             <w:pPr>
@@ -2322,7 +2205,7 @@
         <w:tc>
           <w:tcPr>
             <w:tcW w:w="1498" w:type="dxa"/>
-            <w:shd w:val="clear" w:color="auto" w:fill="D0DFE6" w:themeFill="accent1" w:themeFillTint="33"/>
+            <w:shd w:val="clear" w:color="auto" w:fill="C1E4F5" w:themeFill="accent1" w:themeFillTint="33"/>
           </w:tcPr>
           <w:p>
             <w:pPr>
@@ -2396,7 +2279,7 @@
         <w:tc>
           <w:tcPr>
             <w:tcW w:w="1498" w:type="dxa"/>
-            <w:shd w:val="clear" w:color="auto" w:fill="D0DFE6" w:themeFill="accent1" w:themeFillTint="33"/>
+            <w:shd w:val="clear" w:color="auto" w:fill="C1E4F5" w:themeFill="accent1" w:themeFillTint="33"/>
           </w:tcPr>
           <w:p>
             <w:pPr>
@@ -2436,7 +2319,7 @@
         <w:tc>
           <w:tcPr>
             <w:tcW w:w="1498" w:type="dxa"/>
-            <w:shd w:val="clear" w:color="auto" w:fill="D0DFE6" w:themeFill="accent1" w:themeFillTint="33"/>
+            <w:shd w:val="clear" w:color="auto" w:fill="C1E4F5" w:themeFill="accent1" w:themeFillTint="33"/>
           </w:tcPr>
           <w:p>
             <w:pPr>
@@ -2459,7 +2342,7 @@
         <w:tc>
           <w:tcPr>
             <w:tcW w:w="1498" w:type="dxa"/>
-            <w:shd w:val="clear" w:color="auto" w:fill="D0DFE6" w:themeFill="accent1" w:themeFillTint="33"/>
+            <w:shd w:val="clear" w:color="auto" w:fill="C1E4F5" w:themeFill="accent1" w:themeFillTint="33"/>
           </w:tcPr>
           <w:p>
             <w:pPr>
@@ -2476,7 +2359,7 @@
         <w:tc>
           <w:tcPr>
             <w:tcW w:w="1497" w:type="dxa"/>
-            <w:shd w:val="clear" w:color="auto" w:fill="E6E9EB" w:themeFill="text2" w:themeFillTint="1a"/>
+            <w:shd w:val="clear" w:color="auto" w:fill="DAE9F7" w:themeFill="text2" w:themeFillTint="1A"/>
           </w:tcPr>
           <w:p>
             <w:pPr>
@@ -2500,7 +2383,7 @@
         <w:tc>
           <w:tcPr>
             <w:tcW w:w="1498" w:type="dxa"/>
-            <w:shd w:val="clear" w:color="auto" w:fill="E6E9EB" w:themeFill="text2" w:themeFillTint="1a"/>
+            <w:shd w:val="clear" w:color="auto" w:fill="DAE9F7" w:themeFill="text2" w:themeFillTint="1A"/>
           </w:tcPr>
           <w:p>
             <w:pPr>
@@ -2524,7 +2407,7 @@
         <w:tc>
           <w:tcPr>
             <w:tcW w:w="1498" w:type="dxa"/>
-            <w:shd w:val="clear" w:color="auto" w:fill="E6E9EB" w:themeFill="text2" w:themeFillTint="1a"/>
+            <w:shd w:val="clear" w:color="auto" w:fill="DAE9F7" w:themeFill="text2" w:themeFillTint="1A"/>
           </w:tcPr>
           <w:p>
             <w:pPr>
@@ -2548,7 +2431,7 @@
         <w:tc>
           <w:tcPr>
             <w:tcW w:w="1498" w:type="dxa"/>
-            <w:shd w:val="clear" w:color="auto" w:fill="E6E9EB" w:themeFill="text2" w:themeFillTint="1a"/>
+            <w:shd w:val="clear" w:color="auto" w:fill="DAE9F7" w:themeFill="text2" w:themeFillTint="1A"/>
           </w:tcPr>
           <w:p>
             <w:pPr>
@@ -2572,7 +2455,7 @@
         <w:tc>
           <w:tcPr>
             <w:tcW w:w="1498" w:type="dxa"/>
-            <w:shd w:val="clear" w:color="auto" w:fill="E6E9EB" w:themeFill="text2" w:themeFillTint="1a"/>
+            <w:shd w:val="clear" w:color="auto" w:fill="DAE9F7" w:themeFill="text2" w:themeFillTint="1A"/>
           </w:tcPr>
           <w:p>
             <w:pPr>
@@ -2596,7 +2479,7 @@
         <w:tc>
           <w:tcPr>
             <w:tcW w:w="1498" w:type="dxa"/>
-            <w:shd w:val="clear" w:color="auto" w:fill="E6E9EB" w:themeFill="text2" w:themeFillTint="1a"/>
+            <w:shd w:val="clear" w:color="auto" w:fill="DAE9F7" w:themeFill="text2" w:themeFillTint="1A"/>
           </w:tcPr>
           <w:p>
             <w:pPr>
@@ -2620,7 +2503,7 @@
         <w:tc>
           <w:tcPr>
             <w:tcW w:w="1498" w:type="dxa"/>
-            <w:shd w:val="clear" w:color="auto" w:fill="E6E9EB" w:themeFill="text2" w:themeFillTint="1a"/>
+            <w:shd w:val="clear" w:color="auto" w:fill="DAE9F7" w:themeFill="text2" w:themeFillTint="1A"/>
           </w:tcPr>
           <w:p>
             <w:pPr>
@@ -2644,102 +2527,102 @@
       </w:tr>
       <w:tr>
         <w:trPr>
-          <w:trHeight w:val="407" w:hRule="atLeast"/>
+          <w:trHeight w:val="407"/>
         </w:trPr>
         <w:tc>
           <w:tcPr>
             <w:tcW w:w="1497" w:type="dxa"/>
-            <w:shd w:val="clear" w:color="auto" w:fill="D0DFE6" w:themeFill="accent1" w:themeFillTint="33"/>
-          </w:tcPr>
-          <w:p>
-            <w:pPr>
-              <w:rPr>
-                <w:rFonts w:eastAsiaTheme="minorHAnsi"/>
-                <w:sz w:val="16"/>
-                <w:szCs w:val="16"/>
-              </w:rPr>
-            </w:pPr>
-          </w:p>
-        </w:tc>
-        <w:tc>
-          <w:tcPr>
-            <w:tcW w:w="1498" w:type="dxa"/>
-            <w:shd w:val="clear" w:color="auto" w:fill="D0DFE6" w:themeFill="accent1" w:themeFillTint="33"/>
-          </w:tcPr>
-          <w:p>
-            <w:pPr>
-              <w:rPr>
-                <w:rFonts w:eastAsiaTheme="minorHAnsi"/>
-                <w:sz w:val="16"/>
-                <w:szCs w:val="16"/>
-              </w:rPr>
-            </w:pPr>
-          </w:p>
-        </w:tc>
-        <w:tc>
-          <w:tcPr>
-            <w:tcW w:w="1498" w:type="dxa"/>
-            <w:shd w:val="clear" w:color="auto" w:fill="D0DFE6" w:themeFill="accent1" w:themeFillTint="33"/>
-          </w:tcPr>
-          <w:p>
-            <w:pPr>
-              <w:rPr>
-                <w:rFonts w:eastAsiaTheme="minorHAnsi"/>
-                <w:sz w:val="16"/>
-                <w:szCs w:val="16"/>
-              </w:rPr>
-            </w:pPr>
-          </w:p>
-        </w:tc>
-        <w:tc>
-          <w:tcPr>
-            <w:tcW w:w="1498" w:type="dxa"/>
-            <w:shd w:val="clear" w:color="auto" w:fill="D0DFE6" w:themeFill="accent1" w:themeFillTint="33"/>
-          </w:tcPr>
-          <w:p>
-            <w:pPr>
-              <w:rPr>
-                <w:rFonts w:eastAsiaTheme="minorHAnsi"/>
-                <w:sz w:val="16"/>
-                <w:szCs w:val="16"/>
-              </w:rPr>
-            </w:pPr>
-          </w:p>
-        </w:tc>
-        <w:tc>
-          <w:tcPr>
-            <w:tcW w:w="1498" w:type="dxa"/>
-            <w:shd w:val="clear" w:color="auto" w:fill="D0DFE6" w:themeFill="accent1" w:themeFillTint="33"/>
-          </w:tcPr>
-          <w:p>
-            <w:pPr>
-              <w:rPr>
-                <w:rFonts w:eastAsiaTheme="minorHAnsi"/>
-                <w:sz w:val="16"/>
-                <w:szCs w:val="16"/>
-              </w:rPr>
-            </w:pPr>
-          </w:p>
-        </w:tc>
-        <w:tc>
-          <w:tcPr>
-            <w:tcW w:w="1498" w:type="dxa"/>
-            <w:shd w:val="clear" w:color="auto" w:fill="D0DFE6" w:themeFill="accent1" w:themeFillTint="33"/>
-          </w:tcPr>
-          <w:p>
-            <w:pPr>
-              <w:rPr>
-                <w:rFonts w:eastAsiaTheme="minorHAnsi"/>
-                <w:sz w:val="16"/>
-                <w:szCs w:val="16"/>
-              </w:rPr>
-            </w:pPr>
-          </w:p>
-        </w:tc>
-        <w:tc>
-          <w:tcPr>
-            <w:tcW w:w="1498" w:type="dxa"/>
-            <w:shd w:val="clear" w:color="auto" w:fill="D0DFE6" w:themeFill="accent1" w:themeFillTint="33"/>
+            <w:shd w:val="clear" w:color="auto" w:fill="C1E4F5" w:themeFill="accent1" w:themeFillTint="33"/>
+          </w:tcPr>
+          <w:p>
+            <w:pPr>
+              <w:rPr>
+                <w:rFonts w:eastAsiaTheme="minorHAnsi"/>
+                <w:sz w:val="16"/>
+                <w:szCs w:val="16"/>
+              </w:rPr>
+            </w:pPr>
+          </w:p>
+        </w:tc>
+        <w:tc>
+          <w:tcPr>
+            <w:tcW w:w="1498" w:type="dxa"/>
+            <w:shd w:val="clear" w:color="auto" w:fill="C1E4F5" w:themeFill="accent1" w:themeFillTint="33"/>
+          </w:tcPr>
+          <w:p>
+            <w:pPr>
+              <w:rPr>
+                <w:rFonts w:eastAsiaTheme="minorHAnsi"/>
+                <w:sz w:val="16"/>
+                <w:szCs w:val="16"/>
+              </w:rPr>
+            </w:pPr>
+          </w:p>
+        </w:tc>
+        <w:tc>
+          <w:tcPr>
+            <w:tcW w:w="1498" w:type="dxa"/>
+            <w:shd w:val="clear" w:color="auto" w:fill="C1E4F5" w:themeFill="accent1" w:themeFillTint="33"/>
+          </w:tcPr>
+          <w:p>
+            <w:pPr>
+              <w:rPr>
+                <w:rFonts w:eastAsiaTheme="minorHAnsi"/>
+                <w:sz w:val="16"/>
+                <w:szCs w:val="16"/>
+              </w:rPr>
+            </w:pPr>
+          </w:p>
+        </w:tc>
+        <w:tc>
+          <w:tcPr>
+            <w:tcW w:w="1498" w:type="dxa"/>
+            <w:shd w:val="clear" w:color="auto" w:fill="C1E4F5" w:themeFill="accent1" w:themeFillTint="33"/>
+          </w:tcPr>
+          <w:p>
+            <w:pPr>
+              <w:rPr>
+                <w:rFonts w:eastAsiaTheme="minorHAnsi"/>
+                <w:sz w:val="16"/>
+                <w:szCs w:val="16"/>
+              </w:rPr>
+            </w:pPr>
+          </w:p>
+        </w:tc>
+        <w:tc>
+          <w:tcPr>
+            <w:tcW w:w="1498" w:type="dxa"/>
+            <w:shd w:val="clear" w:color="auto" w:fill="C1E4F5" w:themeFill="accent1" w:themeFillTint="33"/>
+          </w:tcPr>
+          <w:p>
+            <w:pPr>
+              <w:rPr>
+                <w:rFonts w:eastAsiaTheme="minorHAnsi"/>
+                <w:sz w:val="16"/>
+                <w:szCs w:val="16"/>
+              </w:rPr>
+            </w:pPr>
+          </w:p>
+        </w:tc>
+        <w:tc>
+          <w:tcPr>
+            <w:tcW w:w="1498" w:type="dxa"/>
+            <w:shd w:val="clear" w:color="auto" w:fill="C1E4F5" w:themeFill="accent1" w:themeFillTint="33"/>
+          </w:tcPr>
+          <w:p>
+            <w:pPr>
+              <w:rPr>
+                <w:rFonts w:eastAsiaTheme="minorHAnsi"/>
+                <w:sz w:val="16"/>
+                <w:szCs w:val="16"/>
+              </w:rPr>
+            </w:pPr>
+          </w:p>
+        </w:tc>
+        <w:tc>
+          <w:tcPr>
+            <w:tcW w:w="1498" w:type="dxa"/>
+            <w:shd w:val="clear" w:color="auto" w:fill="C1E4F5" w:themeFill="accent1" w:themeFillTint="33"/>
           </w:tcPr>
           <w:p>
             <w:pPr>
@@ -2765,15 +2648,15 @@
 </file>
 
 <file path=word/styles.xml><?xml version="1.0" encoding="utf-8"?>
-<w:styles xmlns:r="http://schemas.openxmlformats.org/officeDocument/2006/relationships" xmlns:w="http://schemas.openxmlformats.org/wordprocessingml/2006/main">
+<w:styles xmlns:mc="http://schemas.openxmlformats.org/markup-compatibility/2006" xmlns:r="http://schemas.openxmlformats.org/officeDocument/2006/relationships" xmlns:w="http://schemas.openxmlformats.org/wordprocessingml/2006/main" xmlns:w14="http://schemas.microsoft.com/office/word/2010/wordml" xmlns:w15="http://schemas.microsoft.com/office/word/2012/wordml" xmlns:w16cex="http://schemas.microsoft.com/office/word/2018/wordml/cex" xmlns:w16cid="http://schemas.microsoft.com/office/word/2016/wordml/cid" xmlns:w16="http://schemas.microsoft.com/office/word/2018/wordml" xmlns:w16du="http://schemas.microsoft.com/office/word/2023/wordml/word16du" xmlns:w16sdtdh="http://schemas.microsoft.com/office/word/2020/wordml/sdtdatahash" xmlns:w16se="http://schemas.microsoft.com/office/word/2015/wordml/symex" mc:Ignorable="w14 w15 w16se w16cid w16 w16cex w16sdtdh w16du">
   <w:docDefaults>
     <w:rPrDefault>
       <w:rPr>
-        <w:lang w:val="en-US" w:eastAsia="ko-KR" w:bidi="ar-SA"/>
         <w:rFonts w:asciiTheme="minorHAnsi" w:eastAsiaTheme="minorEastAsia" w:hAnsiTheme="minorHAnsi" w:cstheme="minorBidi"/>
+        <w:kern w:val="2"/>
         <w:sz w:val="22"/>
         <w:szCs w:val="24"/>
-        <w:kern w:val="2"/>
+        <w:lang w:val="en-US" w:eastAsia="ko-KR" w:bidi="ar-SA"/>
       </w:rPr>
     </w:rPrDefault>
     <w:pPrDefault>
@@ -2793,15 +2676,15 @@
     <w:lsdException w:name="heading 7" w:semiHidden="1" w:uiPriority="9" w:unhideWhenUsed="1" w:qFormat="1"/>
     <w:lsdException w:name="heading 8" w:semiHidden="1" w:uiPriority="9" w:unhideWhenUsed="1" w:qFormat="1"/>
     <w:lsdException w:name="heading 9" w:semiHidden="1" w:uiPriority="9" w:unhideWhenUsed="1" w:qFormat="1"/>
-    <w:lsdException w:name="index 1" w:semiHidden="1" w:uiPriority="153" w:unhideWhenUsed="1"/>
-    <w:lsdException w:name="index 2" w:semiHidden="1" w:uiPriority="153" w:unhideWhenUsed="1"/>
-    <w:lsdException w:name="index 3" w:semiHidden="1" w:uiPriority="153" w:unhideWhenUsed="1"/>
-    <w:lsdException w:name="index 4" w:semiHidden="1" w:uiPriority="153" w:unhideWhenUsed="1"/>
-    <w:lsdException w:name="index 5" w:semiHidden="1" w:uiPriority="153" w:unhideWhenUsed="1"/>
-    <w:lsdException w:name="index 6" w:semiHidden="1" w:uiPriority="153" w:unhideWhenUsed="1"/>
-    <w:lsdException w:name="index 7" w:semiHidden="1" w:uiPriority="153" w:unhideWhenUsed="1"/>
-    <w:lsdException w:name="index 8" w:semiHidden="1" w:uiPriority="153" w:unhideWhenUsed="1"/>
-    <w:lsdException w:name="index 9" w:semiHidden="1" w:uiPriority="153" w:unhideWhenUsed="1"/>
+    <w:lsdException w:name="index 1" w:semiHidden="1" w:unhideWhenUsed="1"/>
+    <w:lsdException w:name="index 2" w:semiHidden="1" w:unhideWhenUsed="1"/>
+    <w:lsdException w:name="index 3" w:semiHidden="1" w:unhideWhenUsed="1"/>
+    <w:lsdException w:name="index 4" w:semiHidden="1" w:unhideWhenUsed="1"/>
+    <w:lsdException w:name="index 5" w:semiHidden="1" w:unhideWhenUsed="1"/>
+    <w:lsdException w:name="index 6" w:semiHidden="1" w:unhideWhenUsed="1"/>
+    <w:lsdException w:name="index 7" w:semiHidden="1" w:unhideWhenUsed="1"/>
+    <w:lsdException w:name="index 8" w:semiHidden="1" w:unhideWhenUsed="1"/>
+    <w:lsdException w:name="index 9" w:semiHidden="1" w:unhideWhenUsed="1"/>
     <w:lsdException w:name="toc 1" w:semiHidden="1" w:unhideWhenUsed="1"/>
     <w:lsdException w:name="toc 2" w:semiHidden="1" w:unhideWhenUsed="1"/>
     <w:lsdException w:name="toc 3" w:semiHidden="1" w:unhideWhenUsed="1"/>
@@ -2811,139 +2694,139 @@
     <w:lsdException w:name="toc 7" w:semiHidden="1" w:unhideWhenUsed="1"/>
     <w:lsdException w:name="toc 8" w:semiHidden="1" w:unhideWhenUsed="1"/>
     <w:lsdException w:name="toc 9" w:semiHidden="1" w:unhideWhenUsed="1"/>
-    <w:lsdException w:name="Normal Indent" w:semiHidden="1" w:uiPriority="153" w:unhideWhenUsed="1"/>
-    <w:lsdException w:name="footnote text" w:semiHidden="1" w:uiPriority="153" w:unhideWhenUsed="1"/>
-    <w:lsdException w:name="annotation text" w:semiHidden="1" w:uiPriority="153" w:unhideWhenUsed="1"/>
-    <w:lsdException w:name="header" w:semiHidden="1" w:uiPriority="153" w:unhideWhenUsed="1"/>
-    <w:lsdException w:name="footer" w:semiHidden="1" w:uiPriority="153" w:unhideWhenUsed="1"/>
-    <w:lsdException w:name="index heading" w:semiHidden="1" w:uiPriority="153" w:unhideWhenUsed="1"/>
+    <w:lsdException w:name="Normal Indent" w:semiHidden="1" w:unhideWhenUsed="1"/>
+    <w:lsdException w:name="footnote text" w:semiHidden="1" w:unhideWhenUsed="1"/>
+    <w:lsdException w:name="annotation text" w:semiHidden="1" w:unhideWhenUsed="1"/>
+    <w:lsdException w:name="header" w:semiHidden="1" w:unhideWhenUsed="1"/>
+    <w:lsdException w:name="footer" w:semiHidden="1" w:unhideWhenUsed="1"/>
+    <w:lsdException w:name="index heading" w:semiHidden="1" w:unhideWhenUsed="1"/>
     <w:lsdException w:name="caption" w:semiHidden="1" w:unhideWhenUsed="1" w:qFormat="1"/>
-    <w:lsdException w:name="table of figures" w:semiHidden="1" w:uiPriority="153" w:unhideWhenUsed="1"/>
-    <w:lsdException w:name="envelope address" w:semiHidden="1" w:uiPriority="153" w:unhideWhenUsed="1"/>
-    <w:lsdException w:name="envelope return" w:semiHidden="1" w:uiPriority="153" w:unhideWhenUsed="1"/>
-    <w:lsdException w:name="footnote reference" w:semiHidden="1" w:uiPriority="153" w:unhideWhenUsed="1"/>
-    <w:lsdException w:name="annotation reference" w:semiHidden="1" w:uiPriority="153" w:unhideWhenUsed="1"/>
-    <w:lsdException w:name="line number" w:semiHidden="1" w:uiPriority="153" w:unhideWhenUsed="1"/>
-    <w:lsdException w:name="page number" w:semiHidden="1" w:uiPriority="153" w:unhideWhenUsed="1"/>
-    <w:lsdException w:name="endnote reference" w:semiHidden="1" w:uiPriority="153" w:unhideWhenUsed="1"/>
-    <w:lsdException w:name="endnote text" w:semiHidden="1" w:uiPriority="153" w:unhideWhenUsed="1"/>
-    <w:lsdException w:name="table of authorities" w:semiHidden="1" w:uiPriority="153" w:unhideWhenUsed="1"/>
-    <w:lsdException w:name="macro" w:semiHidden="1" w:uiPriority="153" w:unhideWhenUsed="1"/>
-    <w:lsdException w:name="toa heading" w:semiHidden="1" w:uiPriority="153" w:unhideWhenUsed="1"/>
-    <w:lsdException w:name="List" w:semiHidden="1" w:uiPriority="153" w:unhideWhenUsed="1"/>
-    <w:lsdException w:name="List Bullet" w:semiHidden="1" w:uiPriority="153" w:unhideWhenUsed="1"/>
-    <w:lsdException w:name="List Number" w:semiHidden="1" w:uiPriority="153" w:unhideWhenUsed="1"/>
-    <w:lsdException w:name="List 2" w:semiHidden="1" w:uiPriority="153" w:unhideWhenUsed="1"/>
-    <w:lsdException w:name="List 3" w:semiHidden="1" w:uiPriority="153" w:unhideWhenUsed="1"/>
-    <w:lsdException w:name="List 4" w:semiHidden="1" w:uiPriority="153" w:unhideWhenUsed="1"/>
-    <w:lsdException w:name="List 5" w:semiHidden="1" w:uiPriority="153" w:unhideWhenUsed="1"/>
-    <w:lsdException w:name="List Bullet 2" w:semiHidden="1" w:uiPriority="153" w:unhideWhenUsed="1"/>
-    <w:lsdException w:name="List Bullet 3" w:semiHidden="1" w:uiPriority="153" w:unhideWhenUsed="1"/>
-    <w:lsdException w:name="List Bullet 4" w:semiHidden="1" w:uiPriority="153" w:unhideWhenUsed="1"/>
-    <w:lsdException w:name="List Bullet 5" w:semiHidden="1" w:uiPriority="153" w:unhideWhenUsed="1"/>
-    <w:lsdException w:name="List Number 2" w:semiHidden="1" w:uiPriority="153" w:unhideWhenUsed="1"/>
-    <w:lsdException w:name="List Number 3" w:semiHidden="1" w:uiPriority="153" w:unhideWhenUsed="1"/>
-    <w:lsdException w:name="List Number 4" w:semiHidden="1" w:uiPriority="153" w:unhideWhenUsed="1"/>
-    <w:lsdException w:name="List Number 5" w:semiHidden="1" w:uiPriority="153" w:unhideWhenUsed="1"/>
+    <w:lsdException w:name="table of figures" w:semiHidden="1" w:unhideWhenUsed="1"/>
+    <w:lsdException w:name="envelope address" w:semiHidden="1" w:unhideWhenUsed="1"/>
+    <w:lsdException w:name="envelope return" w:semiHidden="1" w:unhideWhenUsed="1"/>
+    <w:lsdException w:name="footnote reference" w:semiHidden="1" w:unhideWhenUsed="1"/>
+    <w:lsdException w:name="annotation reference" w:semiHidden="1" w:unhideWhenUsed="1"/>
+    <w:lsdException w:name="line number" w:semiHidden="1" w:unhideWhenUsed="1"/>
+    <w:lsdException w:name="page number" w:semiHidden="1" w:unhideWhenUsed="1"/>
+    <w:lsdException w:name="endnote reference" w:semiHidden="1" w:unhideWhenUsed="1"/>
+    <w:lsdException w:name="endnote text" w:semiHidden="1" w:unhideWhenUsed="1"/>
+    <w:lsdException w:name="table of authorities" w:semiHidden="1" w:unhideWhenUsed="1"/>
+    <w:lsdException w:name="macro" w:semiHidden="1" w:unhideWhenUsed="1"/>
+    <w:lsdException w:name="toa heading" w:semiHidden="1" w:unhideWhenUsed="1"/>
+    <w:lsdException w:name="List" w:semiHidden="1" w:unhideWhenUsed="1"/>
+    <w:lsdException w:name="List Bullet" w:semiHidden="1" w:unhideWhenUsed="1"/>
+    <w:lsdException w:name="List Number" w:semiHidden="1" w:unhideWhenUsed="1"/>
+    <w:lsdException w:name="List 2" w:semiHidden="1" w:unhideWhenUsed="1"/>
+    <w:lsdException w:name="List 3" w:semiHidden="1" w:unhideWhenUsed="1"/>
+    <w:lsdException w:name="List 4" w:semiHidden="1" w:unhideWhenUsed="1"/>
+    <w:lsdException w:name="List 5" w:semiHidden="1" w:unhideWhenUsed="1"/>
+    <w:lsdException w:name="List Bullet 2" w:semiHidden="1" w:unhideWhenUsed="1"/>
+    <w:lsdException w:name="List Bullet 3" w:semiHidden="1" w:unhideWhenUsed="1"/>
+    <w:lsdException w:name="List Bullet 4" w:semiHidden="1" w:unhideWhenUsed="1"/>
+    <w:lsdException w:name="List Bullet 5" w:semiHidden="1" w:unhideWhenUsed="1"/>
+    <w:lsdException w:name="List Number 2" w:semiHidden="1" w:unhideWhenUsed="1"/>
+    <w:lsdException w:name="List Number 3" w:semiHidden="1" w:unhideWhenUsed="1"/>
+    <w:lsdException w:name="List Number 4" w:semiHidden="1" w:unhideWhenUsed="1"/>
+    <w:lsdException w:name="List Number 5" w:semiHidden="1" w:unhideWhenUsed="1"/>
     <w:lsdException w:name="Title" w:qFormat="1"/>
-    <w:lsdException w:name="Closing" w:semiHidden="1" w:uiPriority="153" w:unhideWhenUsed="1"/>
-    <w:lsdException w:name="Signature" w:semiHidden="1" w:uiPriority="153" w:unhideWhenUsed="1"/>
+    <w:lsdException w:name="Closing" w:semiHidden="1" w:unhideWhenUsed="1"/>
+    <w:lsdException w:name="Signature" w:semiHidden="1" w:unhideWhenUsed="1"/>
     <w:lsdException w:name="Default Paragraph Font" w:semiHidden="1" w:uiPriority="1" w:unhideWhenUsed="1"/>
-    <w:lsdException w:name="Body Text" w:semiHidden="1" w:uiPriority="153" w:unhideWhenUsed="1"/>
-    <w:lsdException w:name="Body Text Indent" w:semiHidden="1" w:uiPriority="153" w:unhideWhenUsed="1"/>
-    <w:lsdException w:name="List Continue" w:semiHidden="1" w:uiPriority="153" w:unhideWhenUsed="1"/>
-    <w:lsdException w:name="List Continue 2" w:semiHidden="1" w:uiPriority="153" w:unhideWhenUsed="1"/>
-    <w:lsdException w:name="List Continue 3" w:semiHidden="1" w:uiPriority="153" w:unhideWhenUsed="1"/>
-    <w:lsdException w:name="List Continue 4" w:semiHidden="1" w:uiPriority="153" w:unhideWhenUsed="1"/>
-    <w:lsdException w:name="List Continue 5" w:semiHidden="1" w:uiPriority="153" w:unhideWhenUsed="1"/>
-    <w:lsdException w:name="Message Header" w:semiHidden="1" w:uiPriority="153" w:unhideWhenUsed="1"/>
+    <w:lsdException w:name="Body Text" w:semiHidden="1" w:unhideWhenUsed="1"/>
+    <w:lsdException w:name="Body Text Indent" w:semiHidden="1" w:unhideWhenUsed="1"/>
+    <w:lsdException w:name="List Continue" w:semiHidden="1" w:unhideWhenUsed="1"/>
+    <w:lsdException w:name="List Continue 2" w:semiHidden="1" w:unhideWhenUsed="1"/>
+    <w:lsdException w:name="List Continue 3" w:semiHidden="1" w:unhideWhenUsed="1"/>
+    <w:lsdException w:name="List Continue 4" w:semiHidden="1" w:unhideWhenUsed="1"/>
+    <w:lsdException w:name="List Continue 5" w:semiHidden="1" w:unhideWhenUsed="1"/>
+    <w:lsdException w:name="Message Header" w:semiHidden="1" w:unhideWhenUsed="1"/>
     <w:lsdException w:name="Subtitle" w:qFormat="1"/>
-    <w:lsdException w:name="Salutation" w:semiHidden="1" w:uiPriority="153" w:unhideWhenUsed="1"/>
-    <w:lsdException w:name="Date" w:semiHidden="1" w:uiPriority="153" w:unhideWhenUsed="1"/>
-    <w:lsdException w:name="Body Text First Indent" w:semiHidden="1" w:uiPriority="153" w:unhideWhenUsed="1"/>
-    <w:lsdException w:name="Body Text First Indent 2" w:semiHidden="1" w:uiPriority="153" w:unhideWhenUsed="1"/>
-    <w:lsdException w:name="Note Heading" w:semiHidden="1" w:uiPriority="153" w:unhideWhenUsed="1"/>
-    <w:lsdException w:name="Body Text 2" w:semiHidden="1" w:uiPriority="153" w:unhideWhenUsed="1"/>
-    <w:lsdException w:name="Body Text 3" w:semiHidden="1" w:uiPriority="153" w:unhideWhenUsed="1"/>
-    <w:lsdException w:name="Body Text Indent 2" w:semiHidden="1" w:uiPriority="153" w:unhideWhenUsed="1"/>
-    <w:lsdException w:name="Body Text Indent 3" w:semiHidden="1" w:uiPriority="153" w:unhideWhenUsed="1"/>
-    <w:lsdException w:name="Block Text" w:semiHidden="1" w:uiPriority="153" w:unhideWhenUsed="1"/>
-    <w:lsdException w:name="Hyperlink" w:semiHidden="1" w:uiPriority="153" w:unhideWhenUsed="1"/>
-    <w:lsdException w:name="FollowedHyperlink" w:semiHidden="1" w:uiPriority="153" w:unhideWhenUsed="1"/>
+    <w:lsdException w:name="Salutation" w:semiHidden="1" w:unhideWhenUsed="1"/>
+    <w:lsdException w:name="Date" w:semiHidden="1" w:unhideWhenUsed="1"/>
+    <w:lsdException w:name="Body Text First Indent" w:semiHidden="1" w:unhideWhenUsed="1"/>
+    <w:lsdException w:name="Body Text First Indent 2" w:semiHidden="1" w:unhideWhenUsed="1"/>
+    <w:lsdException w:name="Note Heading" w:semiHidden="1" w:unhideWhenUsed="1"/>
+    <w:lsdException w:name="Body Text 2" w:semiHidden="1" w:unhideWhenUsed="1"/>
+    <w:lsdException w:name="Body Text 3" w:semiHidden="1" w:unhideWhenUsed="1"/>
+    <w:lsdException w:name="Body Text Indent 2" w:semiHidden="1" w:unhideWhenUsed="1"/>
+    <w:lsdException w:name="Body Text Indent 3" w:semiHidden="1" w:unhideWhenUsed="1"/>
+    <w:lsdException w:name="Block Text" w:semiHidden="1" w:unhideWhenUsed="1"/>
+    <w:lsdException w:name="Hyperlink" w:semiHidden="1" w:unhideWhenUsed="1"/>
+    <w:lsdException w:name="FollowedHyperlink" w:semiHidden="1" w:unhideWhenUsed="1"/>
     <w:lsdException w:name="Strong" w:qFormat="1"/>
     <w:lsdException w:name="Emphasis" w:qFormat="1"/>
-    <w:lsdException w:name="Document Map" w:semiHidden="1" w:uiPriority="153" w:unhideWhenUsed="1"/>
-    <w:lsdException w:name="Plain Text" w:semiHidden="1" w:uiPriority="153" w:unhideWhenUsed="1"/>
-    <w:lsdException w:name="E-mail Signature" w:semiHidden="1" w:uiPriority="153" w:unhideWhenUsed="1"/>
-    <w:lsdException w:name="HTML Top of Form" w:semiHidden="1" w:uiPriority="153" w:unhideWhenUsed="1"/>
-    <w:lsdException w:name="HTML Bottom of Form" w:semiHidden="1" w:uiPriority="153" w:unhideWhenUsed="1"/>
-    <w:lsdException w:name="Normal (Web)" w:semiHidden="1" w:uiPriority="153" w:unhideWhenUsed="1"/>
-    <w:lsdException w:name="HTML Acronym" w:semiHidden="1" w:uiPriority="153" w:unhideWhenUsed="1"/>
-    <w:lsdException w:name="HTML Address" w:semiHidden="1" w:uiPriority="153" w:unhideWhenUsed="1"/>
-    <w:lsdException w:name="HTML Cite" w:semiHidden="1" w:uiPriority="153" w:unhideWhenUsed="1"/>
-    <w:lsdException w:name="HTML Code" w:semiHidden="1" w:uiPriority="153" w:unhideWhenUsed="1"/>
-    <w:lsdException w:name="HTML Definition" w:semiHidden="1" w:uiPriority="153" w:unhideWhenUsed="1"/>
-    <w:lsdException w:name="HTML Keyboard" w:semiHidden="1" w:uiPriority="153" w:unhideWhenUsed="1"/>
-    <w:lsdException w:name="HTML Preformatted" w:semiHidden="1" w:uiPriority="153" w:unhideWhenUsed="1"/>
-    <w:lsdException w:name="HTML Sample" w:semiHidden="1" w:uiPriority="153" w:unhideWhenUsed="1"/>
-    <w:lsdException w:name="HTML Typewriter" w:semiHidden="1" w:uiPriority="153" w:unhideWhenUsed="1"/>
-    <w:lsdException w:name="HTML Variable" w:semiHidden="1" w:uiPriority="153" w:unhideWhenUsed="1"/>
-    <w:lsdException w:name="Normal Table" w:semiHidden="1" w:uiPriority="153" w:unhideWhenUsed="1"/>
-    <w:lsdException w:name="annotation subject" w:semiHidden="1" w:uiPriority="153" w:unhideWhenUsed="1"/>
-    <w:lsdException w:name="No List" w:semiHidden="1" w:uiPriority="153" w:unhideWhenUsed="1"/>
-    <w:lsdException w:name="Outline List 1" w:semiHidden="1" w:uiPriority="153" w:unhideWhenUsed="1"/>
-    <w:lsdException w:name="Outline List 2" w:semiHidden="1" w:uiPriority="153" w:unhideWhenUsed="1"/>
-    <w:lsdException w:name="Outline List 3" w:semiHidden="1" w:uiPriority="153" w:unhideWhenUsed="1"/>
-    <w:lsdException w:name="Table Simple 1" w:semiHidden="1" w:uiPriority="153" w:unhideWhenUsed="1"/>
-    <w:lsdException w:name="Table Simple 2" w:semiHidden="1" w:uiPriority="153" w:unhideWhenUsed="1"/>
-    <w:lsdException w:name="Table Simple 3" w:semiHidden="1" w:uiPriority="153" w:unhideWhenUsed="1"/>
-    <w:lsdException w:name="Table Classic 1" w:semiHidden="1" w:uiPriority="153" w:unhideWhenUsed="1"/>
-    <w:lsdException w:name="Table Classic 2" w:semiHidden="1" w:uiPriority="153" w:unhideWhenUsed="1"/>
-    <w:lsdException w:name="Table Classic 3" w:semiHidden="1" w:uiPriority="153" w:unhideWhenUsed="1"/>
-    <w:lsdException w:name="Table Classic 4" w:semiHidden="1" w:uiPriority="153" w:unhideWhenUsed="1"/>
-    <w:lsdException w:name="Table Colorful 1" w:semiHidden="1" w:uiPriority="153" w:unhideWhenUsed="1"/>
-    <w:lsdException w:name="Table Colorful 2" w:semiHidden="1" w:uiPriority="153" w:unhideWhenUsed="1"/>
-    <w:lsdException w:name="Table Colorful 3" w:semiHidden="1" w:uiPriority="153" w:unhideWhenUsed="1"/>
-    <w:lsdException w:name="Table Columns 1" w:semiHidden="1" w:uiPriority="153" w:unhideWhenUsed="1"/>
-    <w:lsdException w:name="Table Columns 2" w:semiHidden="1" w:uiPriority="153" w:unhideWhenUsed="1"/>
-    <w:lsdException w:name="Table Columns 3" w:semiHidden="1" w:uiPriority="153" w:unhideWhenUsed="1"/>
-    <w:lsdException w:name="Table Columns 4" w:semiHidden="1" w:uiPriority="153" w:unhideWhenUsed="1"/>
-    <w:lsdException w:name="Table Columns 5" w:semiHidden="1" w:uiPriority="153" w:unhideWhenUsed="1"/>
-    <w:lsdException w:name="Table Grid 1" w:semiHidden="1" w:uiPriority="153" w:unhideWhenUsed="1"/>
-    <w:lsdException w:name="Table Grid 2" w:semiHidden="1" w:uiPriority="153" w:unhideWhenUsed="1"/>
-    <w:lsdException w:name="Table Grid 3" w:semiHidden="1" w:uiPriority="153" w:unhideWhenUsed="1"/>
-    <w:lsdException w:name="Table Grid 4" w:semiHidden="1" w:uiPriority="153" w:unhideWhenUsed="1"/>
-    <w:lsdException w:name="Table Grid 5" w:semiHidden="1" w:uiPriority="153" w:unhideWhenUsed="1"/>
-    <w:lsdException w:name="Table Grid 6" w:semiHidden="1" w:uiPriority="153" w:unhideWhenUsed="1"/>
-    <w:lsdException w:name="Table Grid 7" w:semiHidden="1" w:uiPriority="153" w:unhideWhenUsed="1"/>
-    <w:lsdException w:name="Table Grid 8" w:semiHidden="1" w:uiPriority="153" w:unhideWhenUsed="1"/>
-    <w:lsdException w:name="Table List 1" w:semiHidden="1" w:uiPriority="153" w:unhideWhenUsed="1"/>
-    <w:lsdException w:name="Table List 2" w:semiHidden="1" w:uiPriority="153" w:unhideWhenUsed="1"/>
-    <w:lsdException w:name="Table List 3" w:semiHidden="1" w:uiPriority="153" w:unhideWhenUsed="1"/>
-    <w:lsdException w:name="Table List 4" w:semiHidden="1" w:uiPriority="153" w:unhideWhenUsed="1"/>
-    <w:lsdException w:name="Table List 5" w:semiHidden="1" w:uiPriority="153" w:unhideWhenUsed="1"/>
-    <w:lsdException w:name="Table List 6" w:semiHidden="1" w:uiPriority="153" w:unhideWhenUsed="1"/>
-    <w:lsdException w:name="Table List 7" w:semiHidden="1" w:uiPriority="153" w:unhideWhenUsed="1"/>
-    <w:lsdException w:name="Table List 8" w:semiHidden="1" w:uiPriority="153" w:unhideWhenUsed="1"/>
-    <w:lsdException w:name="Table 3D effects 1" w:semiHidden="1" w:uiPriority="153" w:unhideWhenUsed="1"/>
-    <w:lsdException w:name="Table 3D effects 2" w:semiHidden="1" w:uiPriority="153" w:unhideWhenUsed="1"/>
-    <w:lsdException w:name="Table 3D effects 3" w:semiHidden="1" w:uiPriority="153" w:unhideWhenUsed="1"/>
-    <w:lsdException w:name="Table Contemporary" w:semiHidden="1" w:uiPriority="153" w:unhideWhenUsed="1"/>
-    <w:lsdException w:name="Table Elegant" w:semiHidden="1" w:uiPriority="153" w:unhideWhenUsed="1"/>
-    <w:lsdException w:name="Table Professional" w:semiHidden="1" w:uiPriority="153" w:unhideWhenUsed="1"/>
-    <w:lsdException w:name="Table Subtle 1" w:semiHidden="1" w:uiPriority="153" w:unhideWhenUsed="1"/>
-    <w:lsdException w:name="Table Subtle 2" w:semiHidden="1" w:uiPriority="153" w:unhideWhenUsed="1"/>
-    <w:lsdException w:name="Table Web 1" w:semiHidden="1" w:uiPriority="153" w:unhideWhenUsed="1"/>
-    <w:lsdException w:name="Table Web 2" w:semiHidden="1" w:uiPriority="153" w:unhideWhenUsed="1"/>
-    <w:lsdException w:name="Table Web 3" w:semiHidden="1" w:uiPriority="153" w:unhideWhenUsed="1"/>
-    <w:lsdException w:name="Balloon Text" w:semiHidden="1" w:uiPriority="153" w:unhideWhenUsed="1"/>
-    <w:lsdException w:name="Table Theme" w:semiHidden="1" w:uiPriority="153" w:unhideWhenUsed="1"/>
-    <w:lsdException w:name="Placeholder Text" w:semiHidden="1" w:uiPriority="153"/>
+    <w:lsdException w:name="Document Map" w:semiHidden="1" w:unhideWhenUsed="1"/>
+    <w:lsdException w:name="Plain Text" w:semiHidden="1" w:unhideWhenUsed="1"/>
+    <w:lsdException w:name="E-mail Signature" w:semiHidden="1" w:unhideWhenUsed="1"/>
+    <w:lsdException w:name="HTML Top of Form" w:semiHidden="1" w:unhideWhenUsed="1"/>
+    <w:lsdException w:name="HTML Bottom of Form" w:semiHidden="1" w:unhideWhenUsed="1"/>
+    <w:lsdException w:name="Normal (Web)" w:semiHidden="1" w:unhideWhenUsed="1"/>
+    <w:lsdException w:name="HTML Acronym" w:semiHidden="1" w:unhideWhenUsed="1"/>
+    <w:lsdException w:name="HTML Address" w:semiHidden="1" w:unhideWhenUsed="1"/>
+    <w:lsdException w:name="HTML Cite" w:semiHidden="1" w:unhideWhenUsed="1"/>
+    <w:lsdException w:name="HTML Code" w:semiHidden="1" w:unhideWhenUsed="1"/>
+    <w:lsdException w:name="HTML Definition" w:semiHidden="1" w:unhideWhenUsed="1"/>
+    <w:lsdException w:name="HTML Keyboard" w:semiHidden="1" w:unhideWhenUsed="1"/>
+    <w:lsdException w:name="HTML Preformatted" w:semiHidden="1" w:unhideWhenUsed="1"/>
+    <w:lsdException w:name="HTML Sample" w:semiHidden="1" w:unhideWhenUsed="1"/>
+    <w:lsdException w:name="HTML Typewriter" w:semiHidden="1" w:unhideWhenUsed="1"/>
+    <w:lsdException w:name="HTML Variable" w:semiHidden="1" w:unhideWhenUsed="1"/>
+    <w:lsdException w:name="Normal Table" w:semiHidden="1" w:unhideWhenUsed="1"/>
+    <w:lsdException w:name="annotation subject" w:semiHidden="1" w:unhideWhenUsed="1"/>
+    <w:lsdException w:name="No List" w:semiHidden="1" w:unhideWhenUsed="1"/>
+    <w:lsdException w:name="Outline List 1" w:semiHidden="1" w:unhideWhenUsed="1"/>
+    <w:lsdException w:name="Outline List 2" w:semiHidden="1" w:unhideWhenUsed="1"/>
+    <w:lsdException w:name="Outline List 3" w:semiHidden="1" w:unhideWhenUsed="1"/>
+    <w:lsdException w:name="Table Simple 1" w:semiHidden="1" w:unhideWhenUsed="1"/>
+    <w:lsdException w:name="Table Simple 2" w:semiHidden="1" w:unhideWhenUsed="1"/>
+    <w:lsdException w:name="Table Simple 3" w:semiHidden="1" w:unhideWhenUsed="1"/>
+    <w:lsdException w:name="Table Classic 1" w:semiHidden="1" w:unhideWhenUsed="1"/>
+    <w:lsdException w:name="Table Classic 2" w:semiHidden="1" w:unhideWhenUsed="1"/>
+    <w:lsdException w:name="Table Classic 3" w:semiHidden="1" w:unhideWhenUsed="1"/>
+    <w:lsdException w:name="Table Classic 4" w:semiHidden="1" w:unhideWhenUsed="1"/>
+    <w:lsdException w:name="Table Colorful 1" w:semiHidden="1" w:unhideWhenUsed="1"/>
+    <w:lsdException w:name="Table Colorful 2" w:semiHidden="1" w:unhideWhenUsed="1"/>
+    <w:lsdException w:name="Table Colorful 3" w:semiHidden="1" w:unhideWhenUsed="1"/>
+    <w:lsdException w:name="Table Columns 1" w:semiHidden="1" w:unhideWhenUsed="1"/>
+    <w:lsdException w:name="Table Columns 2" w:semiHidden="1" w:unhideWhenUsed="1"/>
+    <w:lsdException w:name="Table Columns 3" w:semiHidden="1" w:unhideWhenUsed="1"/>
+    <w:lsdException w:name="Table Columns 4" w:semiHidden="1" w:unhideWhenUsed="1"/>
+    <w:lsdException w:name="Table Columns 5" w:semiHidden="1" w:unhideWhenUsed="1"/>
+    <w:lsdException w:name="Table Grid 1" w:semiHidden="1" w:unhideWhenUsed="1"/>
+    <w:lsdException w:name="Table Grid 2" w:semiHidden="1" w:unhideWhenUsed="1"/>
+    <w:lsdException w:name="Table Grid 3" w:semiHidden="1" w:unhideWhenUsed="1"/>
+    <w:lsdException w:name="Table Grid 4" w:semiHidden="1" w:unhideWhenUsed="1"/>
+    <w:lsdException w:name="Table Grid 5" w:semiHidden="1" w:unhideWhenUsed="1"/>
+    <w:lsdException w:name="Table Grid 6" w:semiHidden="1" w:unhideWhenUsed="1"/>
+    <w:lsdException w:name="Table Grid 7" w:semiHidden="1" w:unhideWhenUsed="1"/>
+    <w:lsdException w:name="Table Grid 8" w:semiHidden="1" w:unhideWhenUsed="1"/>
+    <w:lsdException w:name="Table List 1" w:semiHidden="1" w:unhideWhenUsed="1"/>
+    <w:lsdException w:name="Table List 2" w:semiHidden="1" w:unhideWhenUsed="1"/>
+    <w:lsdException w:name="Table List 3" w:semiHidden="1" w:unhideWhenUsed="1"/>
+    <w:lsdException w:name="Table List 4" w:semiHidden="1" w:unhideWhenUsed="1"/>
+    <w:lsdException w:name="Table List 5" w:semiHidden="1" w:unhideWhenUsed="1"/>
+    <w:lsdException w:name="Table List 6" w:semiHidden="1" w:unhideWhenUsed="1"/>
+    <w:lsdException w:name="Table List 7" w:semiHidden="1" w:unhideWhenUsed="1"/>
+    <w:lsdException w:name="Table List 8" w:semiHidden="1" w:unhideWhenUsed="1"/>
+    <w:lsdException w:name="Table 3D effects 1" w:semiHidden="1" w:unhideWhenUsed="1"/>
+    <w:lsdException w:name="Table 3D effects 2" w:semiHidden="1" w:unhideWhenUsed="1"/>
+    <w:lsdException w:name="Table 3D effects 3" w:semiHidden="1" w:unhideWhenUsed="1"/>
+    <w:lsdException w:name="Table Contemporary" w:semiHidden="1" w:unhideWhenUsed="1"/>
+    <w:lsdException w:name="Table Elegant" w:semiHidden="1" w:unhideWhenUsed="1"/>
+    <w:lsdException w:name="Table Professional" w:semiHidden="1" w:unhideWhenUsed="1"/>
+    <w:lsdException w:name="Table Subtle 1" w:semiHidden="1" w:unhideWhenUsed="1"/>
+    <w:lsdException w:name="Table Subtle 2" w:semiHidden="1" w:unhideWhenUsed="1"/>
+    <w:lsdException w:name="Table Web 1" w:semiHidden="1" w:unhideWhenUsed="1"/>
+    <w:lsdException w:name="Table Web 2" w:semiHidden="1" w:unhideWhenUsed="1"/>
+    <w:lsdException w:name="Table Web 3" w:semiHidden="1" w:unhideWhenUsed="1"/>
+    <w:lsdException w:name="Balloon Text" w:semiHidden="1" w:unhideWhenUsed="1"/>
+    <w:lsdException w:name="Table Theme" w:semiHidden="1" w:unhideWhenUsed="1"/>
+    <w:lsdException w:name="Placeholder Text" w:semiHidden="1"/>
     <w:lsdException w:name="No Spacing" w:uiPriority="1" w:qFormat="1"/>
     <w:lsdException w:name="Light Shading"/>
     <w:lsdException w:name="Light List"/>
     <w:lsdException w:name="Light Grid"/>
-    <w:lsdException w:name="Medium Shading 1" w:uiPriority="153"/>
+    <w:lsdException w:name="Medium Shading 1"/>
     <w:lsdException w:name="Medium Shading 2"/>
     <w:lsdException w:name="Medium List 1"/>
     <w:lsdException w:name="Medium List 2"/>
@@ -2957,10 +2840,10 @@
     <w:lsdException w:name="Light Shading Accent 1"/>
     <w:lsdException w:name="Light List Accent 1"/>
     <w:lsdException w:name="Light Grid Accent 1"/>
-    <w:lsdException w:name="Medium Shading 1 Accent 1" w:uiPriority="153"/>
+    <w:lsdException w:name="Medium Shading 1 Accent 1"/>
     <w:lsdException w:name="Medium Shading 2 Accent 1"/>
     <w:lsdException w:name="Medium List 1 Accent 1"/>
-    <w:lsdException w:name="Revision" w:semiHidden="1" w:uiPriority="153"/>
+    <w:lsdException w:name="Revision" w:semiHidden="1"/>
     <w:lsdException w:name="List Paragraph" w:qFormat="1"/>
     <w:lsdException w:name="Quote" w:qFormat="1"/>
     <w:lsdException w:name="Intense Quote" w:qFormat="1"/>
@@ -2975,7 +2858,7 @@
     <w:lsdException w:name="Light Shading Accent 2"/>
     <w:lsdException w:name="Light List Accent 2"/>
     <w:lsdException w:name="Light Grid Accent 2"/>
-    <w:lsdException w:name="Medium Shading 1 Accent 2" w:uiPriority="153"/>
+    <w:lsdException w:name="Medium Shading 1 Accent 2"/>
     <w:lsdException w:name="Medium Shading 2 Accent 2"/>
     <w:lsdException w:name="Medium List 1 Accent 2"/>
     <w:lsdException w:name="Medium List 2 Accent 2"/>
@@ -2989,7 +2872,7 @@
     <w:lsdException w:name="Light Shading Accent 3"/>
     <w:lsdException w:name="Light List Accent 3"/>
     <w:lsdException w:name="Light Grid Accent 3"/>
-    <w:lsdException w:name="Medium Shading 1 Accent 3" w:uiPriority="153"/>
+    <w:lsdException w:name="Medium Shading 1 Accent 3"/>
     <w:lsdException w:name="Medium Shading 2 Accent 3"/>
     <w:lsdException w:name="Medium List 1 Accent 3"/>
     <w:lsdException w:name="Medium List 2 Accent 3"/>
@@ -3003,7 +2886,7 @@
     <w:lsdException w:name="Light Shading Accent 4"/>
     <w:lsdException w:name="Light List Accent 4"/>
     <w:lsdException w:name="Light Grid Accent 4"/>
-    <w:lsdException w:name="Medium Shading 1 Accent 4" w:uiPriority="153"/>
+    <w:lsdException w:name="Medium Shading 1 Accent 4"/>
     <w:lsdException w:name="Medium Shading 2 Accent 4"/>
     <w:lsdException w:name="Medium List 1 Accent 4"/>
     <w:lsdException w:name="Medium List 2 Accent 4"/>
@@ -3017,7 +2900,7 @@
     <w:lsdException w:name="Light Shading Accent 5"/>
     <w:lsdException w:name="Light List Accent 5"/>
     <w:lsdException w:name="Light Grid Accent 5"/>
-    <w:lsdException w:name="Medium Shading 1 Accent 5" w:uiPriority="153"/>
+    <w:lsdException w:name="Medium Shading 1 Accent 5"/>
     <w:lsdException w:name="Medium Shading 2 Accent 5"/>
     <w:lsdException w:name="Medium List 1 Accent 5"/>
     <w:lsdException w:name="Medium List 2 Accent 5"/>
@@ -3031,7 +2914,7 @@
     <w:lsdException w:name="Light Shading Accent 6"/>
     <w:lsdException w:name="Light List Accent 6"/>
     <w:lsdException w:name="Light Grid Accent 6"/>
-    <w:lsdException w:name="Medium Shading 1 Accent 6" w:uiPriority="153"/>
+    <w:lsdException w:name="Medium Shading 1 Accent 6"/>
     <w:lsdException w:name="Medium Shading 2 Accent 6"/>
     <w:lsdException w:name="Medium List 1 Accent 6"/>
     <w:lsdException w:name="Medium List 2 Accent 6"/>
@@ -3049,34 +2932,34 @@
     <w:lsdException w:name="Book Title" w:qFormat="1"/>
     <w:lsdException w:name="Bibliography" w:semiHidden="1" w:unhideWhenUsed="1"/>
     <w:lsdException w:name="TOC Heading" w:semiHidden="1" w:unhideWhenUsed="1" w:qFormat="1"/>
-    <w:lsdException w:name="Mention" w:semiHidden="1" w:uiPriority="153" w:unhideWhenUsed="1"/>
-    <w:lsdException w:name="Smart Hyperlink" w:semiHidden="1" w:uiPriority="153" w:unhideWhenUsed="1"/>
-    <w:lsdException w:name="Hashtag" w:semiHidden="1" w:uiPriority="153" w:unhideWhenUsed="1"/>
-    <w:lsdException w:name="Unresolved Mention" w:semiHidden="1" w:uiPriority="153" w:unhideWhenUsed="1"/>
-    <w:lsdException w:name="Smart Link" w:semiHidden="1" w:uiPriority="153" w:unhideWhenUsed="1"/>
+    <w:lsdException w:name="Mention" w:semiHidden="1" w:unhideWhenUsed="1"/>
+    <w:lsdException w:name="Smart Hyperlink" w:semiHidden="1" w:unhideWhenUsed="1"/>
+    <w:lsdException w:name="Hashtag" w:semiHidden="1" w:unhideWhenUsed="1"/>
+    <w:lsdException w:name="Unresolved Mention" w:semiHidden="1" w:unhideWhenUsed="1"/>
+    <w:lsdException w:name="Smart Link" w:semiHidden="1" w:unhideWhenUsed="1"/>
   </w:latentStyles>
   <w:style w:type="paragraph" w:default="1" w:styleId="a">
     <w:name w:val="Normal"/>
     <w:qFormat/>
     <w:pPr>
-      <w:autoSpaceDE w:val="off"/>
-      <w:autoSpaceDN w:val="off"/>
-      <w:widowControl w:val="off"/>
-      <w:wordWrap w:val="off"/>
+      <w:widowControl w:val="0"/>
+      <w:wordWrap w:val="0"/>
+      <w:autoSpaceDE w:val="0"/>
+      <w:autoSpaceDN w:val="0"/>
     </w:pPr>
   </w:style>
   <w:style w:type="paragraph" w:styleId="1">
     <w:name w:val="heading 1"/>
-    <w:uiPriority w:val="9"/>
     <w:basedOn w:val="a"/>
     <w:next w:val="a"/>
     <w:link w:val="1Char"/>
+    <w:uiPriority w:val="9"/>
     <w:qFormat/>
     <w:pPr>
       <w:keepNext/>
       <w:keepLines/>
+      <w:spacing w:before="280" w:after="80"/>
       <w:outlineLvl w:val="0"/>
-      <w:spacing w:after="80" w:before="280"/>
     </w:pPr>
     <w:rPr>
       <w:rFonts w:asciiTheme="majorHAnsi" w:eastAsiaTheme="majorEastAsia" w:hAnsiTheme="majorHAnsi" w:cstheme="majorBidi"/>
@@ -3087,18 +2970,18 @@
   </w:style>
   <w:style w:type="paragraph" w:styleId="2">
     <w:name w:val="heading 2"/>
-    <w:uiPriority w:val="9"/>
     <w:basedOn w:val="a"/>
     <w:next w:val="a"/>
     <w:link w:val="2Char"/>
-    <w:qFormat/>
+    <w:uiPriority w:val="9"/>
     <w:semiHidden/>
     <w:unhideWhenUsed/>
+    <w:qFormat/>
     <w:pPr>
       <w:keepNext/>
       <w:keepLines/>
+      <w:spacing w:before="160" w:after="80"/>
       <w:outlineLvl w:val="1"/>
-      <w:spacing w:after="80" w:before="160"/>
     </w:pPr>
     <w:rPr>
       <w:rFonts w:asciiTheme="majorHAnsi" w:eastAsiaTheme="majorEastAsia" w:hAnsiTheme="majorHAnsi" w:cstheme="majorBidi"/>
@@ -3109,18 +2992,18 @@
   </w:style>
   <w:style w:type="paragraph" w:styleId="3">
     <w:name w:val="heading 3"/>
-    <w:uiPriority w:val="9"/>
     <w:basedOn w:val="a"/>
     <w:next w:val="a"/>
     <w:link w:val="3Char"/>
-    <w:qFormat/>
+    <w:uiPriority w:val="9"/>
     <w:semiHidden/>
     <w:unhideWhenUsed/>
+    <w:qFormat/>
     <w:pPr>
       <w:keepNext/>
       <w:keepLines/>
+      <w:spacing w:before="160" w:after="80"/>
       <w:outlineLvl w:val="2"/>
-      <w:spacing w:after="80" w:before="160"/>
     </w:pPr>
     <w:rPr>
       <w:rFonts w:asciiTheme="majorHAnsi" w:eastAsiaTheme="majorEastAsia" w:hAnsiTheme="majorHAnsi" w:cstheme="majorBidi"/>
@@ -3130,18 +3013,18 @@
   </w:style>
   <w:style w:type="paragraph" w:styleId="4">
     <w:name w:val="heading 4"/>
-    <w:uiPriority w:val="9"/>
     <w:basedOn w:val="a"/>
     <w:next w:val="a"/>
     <w:link w:val="4Char"/>
-    <w:qFormat/>
+    <w:uiPriority w:val="9"/>
     <w:semiHidden/>
     <w:unhideWhenUsed/>
+    <w:qFormat/>
     <w:pPr>
       <w:keepNext/>
       <w:keepLines/>
+      <w:spacing w:before="80" w:after="40"/>
       <w:outlineLvl w:val="3"/>
-      <w:spacing w:after="40" w:before="80"/>
     </w:pPr>
     <w:rPr>
       <w:rFonts w:asciiTheme="majorHAnsi" w:eastAsiaTheme="majorEastAsia" w:hAnsiTheme="majorHAnsi" w:cstheme="majorBidi"/>
@@ -3150,19 +3033,19 @@
   </w:style>
   <w:style w:type="paragraph" w:styleId="5">
     <w:name w:val="heading 5"/>
-    <w:uiPriority w:val="9"/>
     <w:basedOn w:val="a"/>
     <w:next w:val="a"/>
     <w:link w:val="5Char"/>
-    <w:qFormat/>
+    <w:uiPriority w:val="9"/>
     <w:semiHidden/>
     <w:unhideWhenUsed/>
+    <w:qFormat/>
     <w:pPr>
-      <w:ind w:leftChars="100" w:left="100"/>
       <w:keepNext/>
       <w:keepLines/>
+      <w:spacing w:before="80" w:after="40"/>
+      <w:ind w:leftChars="100" w:left="100"/>
       <w:outlineLvl w:val="4"/>
-      <w:spacing w:after="40" w:before="80"/>
     </w:pPr>
     <w:rPr>
       <w:rFonts w:asciiTheme="majorHAnsi" w:eastAsiaTheme="majorEastAsia" w:hAnsiTheme="majorHAnsi" w:cstheme="majorBidi"/>
@@ -3171,19 +3054,19 @@
   </w:style>
   <w:style w:type="paragraph" w:styleId="6">
     <w:name w:val="heading 6"/>
-    <w:uiPriority w:val="9"/>
     <w:basedOn w:val="a"/>
     <w:next w:val="a"/>
     <w:link w:val="6Char"/>
-    <w:qFormat/>
+    <w:uiPriority w:val="9"/>
     <w:semiHidden/>
     <w:unhideWhenUsed/>
+    <w:qFormat/>
     <w:pPr>
-      <w:ind w:leftChars="200" w:left="200"/>
       <w:keepNext/>
       <w:keepLines/>
+      <w:spacing w:before="80" w:after="40"/>
+      <w:ind w:leftChars="200" w:left="200"/>
       <w:outlineLvl w:val="5"/>
-      <w:spacing w:after="40" w:before="80"/>
     </w:pPr>
     <w:rPr>
       <w:rFonts w:asciiTheme="majorHAnsi" w:eastAsiaTheme="majorEastAsia" w:hAnsiTheme="majorHAnsi" w:cstheme="majorBidi"/>
@@ -3192,19 +3075,19 @@
   </w:style>
   <w:style w:type="paragraph" w:styleId="7">
     <w:name w:val="heading 7"/>
-    <w:uiPriority w:val="9"/>
     <w:basedOn w:val="a"/>
     <w:next w:val="a"/>
     <w:link w:val="7Char"/>
-    <w:qFormat/>
+    <w:uiPriority w:val="9"/>
     <w:semiHidden/>
     <w:unhideWhenUsed/>
+    <w:qFormat/>
     <w:pPr>
-      <w:ind w:leftChars="300" w:left="300"/>
       <w:keepNext/>
       <w:keepLines/>
+      <w:spacing w:before="80" w:after="40"/>
+      <w:ind w:leftChars="300" w:left="300"/>
       <w:outlineLvl w:val="6"/>
-      <w:spacing w:after="40" w:before="80"/>
     </w:pPr>
     <w:rPr>
       <w:rFonts w:asciiTheme="majorHAnsi" w:eastAsiaTheme="majorEastAsia" w:hAnsiTheme="majorHAnsi" w:cstheme="majorBidi"/>
@@ -3213,19 +3096,19 @@
   </w:style>
   <w:style w:type="paragraph" w:styleId="8">
     <w:name w:val="heading 8"/>
-    <w:uiPriority w:val="9"/>
     <w:basedOn w:val="a"/>
     <w:next w:val="a"/>
     <w:link w:val="8Char"/>
-    <w:qFormat/>
+    <w:uiPriority w:val="9"/>
     <w:semiHidden/>
     <w:unhideWhenUsed/>
+    <w:qFormat/>
     <w:pPr>
-      <w:ind w:leftChars="400" w:left="400"/>
       <w:keepNext/>
       <w:keepLines/>
+      <w:spacing w:before="80" w:after="40"/>
+      <w:ind w:leftChars="400" w:left="400"/>
       <w:outlineLvl w:val="7"/>
-      <w:spacing w:after="40" w:before="80"/>
     </w:pPr>
     <w:rPr>
       <w:rFonts w:asciiTheme="majorHAnsi" w:eastAsiaTheme="majorEastAsia" w:hAnsiTheme="majorHAnsi" w:cstheme="majorBidi"/>
@@ -3234,19 +3117,19 @@
   </w:style>
   <w:style w:type="paragraph" w:styleId="9">
     <w:name w:val="heading 9"/>
-    <w:uiPriority w:val="9"/>
     <w:basedOn w:val="a"/>
     <w:next w:val="a"/>
     <w:link w:val="9Char"/>
-    <w:qFormat/>
+    <w:uiPriority w:val="9"/>
     <w:semiHidden/>
     <w:unhideWhenUsed/>
+    <w:qFormat/>
     <w:pPr>
-      <w:ind w:leftChars="500" w:left="500"/>
       <w:keepNext/>
       <w:keepLines/>
+      <w:spacing w:before="80" w:after="40"/>
+      <w:ind w:leftChars="500" w:left="500"/>
       <w:outlineLvl w:val="8"/>
-      <w:spacing w:after="40" w:before="80"/>
     </w:pPr>
     <w:rPr>
       <w:rFonts w:asciiTheme="majorHAnsi" w:eastAsiaTheme="majorEastAsia" w:hAnsiTheme="majorHAnsi" w:cstheme="majorBidi"/>
@@ -3282,9 +3165,9 @@
   </w:style>
   <w:style w:type="character" w:customStyle="1" w:styleId="1Char">
     <w:name w:val="제목 1 Char"/>
-    <w:uiPriority w:val="9"/>
     <w:basedOn w:val="a0"/>
     <w:link w:val="1"/>
+    <w:uiPriority w:val="9"/>
     <w:rPr>
       <w:rFonts w:asciiTheme="majorHAnsi" w:eastAsiaTheme="majorEastAsia" w:hAnsiTheme="majorHAnsi" w:cstheme="majorBidi"/>
       <w:color w:val="000000"/>
@@ -3294,9 +3177,9 @@
   </w:style>
   <w:style w:type="character" w:customStyle="1" w:styleId="2Char">
     <w:name w:val="제목 2 Char"/>
-    <w:uiPriority w:val="9"/>
     <w:basedOn w:val="a0"/>
     <w:link w:val="2"/>
+    <w:uiPriority w:val="9"/>
     <w:semiHidden/>
     <w:rPr>
       <w:rFonts w:asciiTheme="majorHAnsi" w:eastAsiaTheme="majorEastAsia" w:hAnsiTheme="majorHAnsi" w:cstheme="majorBidi"/>
@@ -3307,9 +3190,9 @@
   </w:style>
   <w:style w:type="character" w:customStyle="1" w:styleId="3Char">
     <w:name w:val="제목 3 Char"/>
-    <w:uiPriority w:val="9"/>
     <w:basedOn w:val="a0"/>
     <w:link w:val="3"/>
+    <w:uiPriority w:val="9"/>
     <w:semiHidden/>
     <w:rPr>
       <w:rFonts w:asciiTheme="majorHAnsi" w:eastAsiaTheme="majorEastAsia" w:hAnsiTheme="majorHAnsi" w:cstheme="majorBidi"/>
@@ -3319,9 +3202,9 @@
   </w:style>
   <w:style w:type="character" w:customStyle="1" w:styleId="4Char">
     <w:name w:val="제목 4 Char"/>
-    <w:uiPriority w:val="9"/>
     <w:basedOn w:val="a0"/>
     <w:link w:val="4"/>
+    <w:uiPriority w:val="9"/>
     <w:semiHidden/>
     <w:rPr>
       <w:rFonts w:asciiTheme="majorHAnsi" w:eastAsiaTheme="majorEastAsia" w:hAnsiTheme="majorHAnsi" w:cstheme="majorBidi"/>
@@ -3330,9 +3213,9 @@
   </w:style>
   <w:style w:type="character" w:customStyle="1" w:styleId="5Char">
     <w:name w:val="제목 5 Char"/>
-    <w:uiPriority w:val="9"/>
     <w:basedOn w:val="a0"/>
     <w:link w:val="5"/>
+    <w:uiPriority w:val="9"/>
     <w:semiHidden/>
     <w:rPr>
       <w:rFonts w:asciiTheme="majorHAnsi" w:eastAsiaTheme="majorEastAsia" w:hAnsiTheme="majorHAnsi" w:cstheme="majorBidi"/>
@@ -3341,9 +3224,9 @@
   </w:style>
   <w:style w:type="character" w:customStyle="1" w:styleId="6Char">
     <w:name w:val="제목 6 Char"/>
-    <w:uiPriority w:val="9"/>
     <w:basedOn w:val="a0"/>
     <w:link w:val="6"/>
+    <w:uiPriority w:val="9"/>
     <w:semiHidden/>
     <w:rPr>
       <w:rFonts w:asciiTheme="majorHAnsi" w:eastAsiaTheme="majorEastAsia" w:hAnsiTheme="majorHAnsi" w:cstheme="majorBidi"/>
@@ -3352,9 +3235,9 @@
   </w:style>
   <w:style w:type="character" w:customStyle="1" w:styleId="7Char">
     <w:name w:val="제목 7 Char"/>
-    <w:uiPriority w:val="9"/>
     <w:basedOn w:val="a0"/>
     <w:link w:val="7"/>
+    <w:uiPriority w:val="9"/>
     <w:semiHidden/>
     <w:rPr>
       <w:rFonts w:asciiTheme="majorHAnsi" w:eastAsiaTheme="majorEastAsia" w:hAnsiTheme="majorHAnsi" w:cstheme="majorBidi"/>
@@ -3363,9 +3246,9 @@
   </w:style>
   <w:style w:type="character" w:customStyle="1" w:styleId="8Char">
     <w:name w:val="제목 8 Char"/>
-    <w:uiPriority w:val="9"/>
     <w:basedOn w:val="a0"/>
     <w:link w:val="8"/>
+    <w:uiPriority w:val="9"/>
     <w:semiHidden/>
     <w:rPr>
       <w:rFonts w:asciiTheme="majorHAnsi" w:eastAsiaTheme="majorEastAsia" w:hAnsiTheme="majorHAnsi" w:cstheme="majorBidi"/>
@@ -3374,9 +3257,9 @@
   </w:style>
   <w:style w:type="character" w:customStyle="1" w:styleId="9Char">
     <w:name w:val="제목 9 Char"/>
-    <w:uiPriority w:val="9"/>
     <w:basedOn w:val="a0"/>
     <w:link w:val="9"/>
+    <w:uiPriority w:val="9"/>
     <w:semiHidden/>
     <w:rPr>
       <w:rFonts w:asciiTheme="majorHAnsi" w:eastAsiaTheme="majorEastAsia" w:hAnsiTheme="majorHAnsi" w:cstheme="majorBidi"/>
@@ -3385,81 +3268,81 @@
   </w:style>
   <w:style w:type="paragraph" w:styleId="a3">
     <w:name w:val="Title"/>
-    <w:uiPriority w:val="10"/>
     <w:basedOn w:val="a"/>
     <w:next w:val="a"/>
     <w:link w:val="Char"/>
+    <w:uiPriority w:val="10"/>
     <w:qFormat/>
     <w:pPr>
+      <w:spacing w:after="80"/>
       <w:contextualSpacing/>
       <w:jc w:val="center"/>
-      <w:spacing w:after="80"/>
     </w:pPr>
     <w:rPr>
       <w:rFonts w:asciiTheme="majorHAnsi" w:eastAsiaTheme="majorEastAsia" w:hAnsiTheme="majorHAnsi" w:cstheme="majorBidi"/>
+      <w:spacing w:val="-10"/>
+      <w:kern w:val="28"/>
       <w:sz w:val="56"/>
       <w:szCs w:val="56"/>
-      <w:kern w:val="28"/>
-      <w:spacing w:val="-10"/>
     </w:rPr>
   </w:style>
   <w:style w:type="character" w:customStyle="1" w:styleId="Char">
     <w:name w:val="제목 Char"/>
-    <w:uiPriority w:val="10"/>
     <w:basedOn w:val="a0"/>
     <w:link w:val="a3"/>
+    <w:uiPriority w:val="10"/>
     <w:rPr>
       <w:rFonts w:asciiTheme="majorHAnsi" w:eastAsiaTheme="majorEastAsia" w:hAnsiTheme="majorHAnsi" w:cstheme="majorBidi"/>
+      <w:spacing w:val="-10"/>
+      <w:kern w:val="28"/>
       <w:sz w:val="56"/>
       <w:szCs w:val="56"/>
-      <w:kern w:val="28"/>
-      <w:spacing w:val="-10"/>
     </w:rPr>
   </w:style>
   <w:style w:type="paragraph" w:styleId="a4">
     <w:name w:val="Subtitle"/>
-    <w:uiPriority w:val="11"/>
     <w:basedOn w:val="a"/>
     <w:next w:val="a"/>
     <w:link w:val="Char0"/>
+    <w:uiPriority w:val="11"/>
     <w:qFormat/>
     <w:pPr>
-      <w:jc w:val="center"/>
       <w:numPr>
         <w:ilvl w:val="1"/>
       </w:numPr>
+      <w:jc w:val="center"/>
     </w:pPr>
     <w:rPr>
       <w:rFonts w:asciiTheme="majorHAnsi" w:eastAsiaTheme="majorEastAsia" w:hAnsiTheme="majorHAnsi" w:cstheme="majorBidi"/>
       <w:color w:val="595959"/>
+      <w:spacing w:val="15"/>
       <w:sz w:val="28"/>
       <w:szCs w:val="28"/>
-      <w:spacing w:val="15"/>
     </w:rPr>
   </w:style>
   <w:style w:type="character" w:customStyle="1" w:styleId="Char0">
     <w:name w:val="부제 Char"/>
-    <w:uiPriority w:val="11"/>
     <w:basedOn w:val="a0"/>
     <w:link w:val="a4"/>
+    <w:uiPriority w:val="11"/>
     <w:rPr>
       <w:rFonts w:asciiTheme="majorHAnsi" w:eastAsiaTheme="majorEastAsia" w:hAnsiTheme="majorHAnsi" w:cstheme="majorBidi"/>
       <w:color w:val="595959"/>
+      <w:spacing w:val="15"/>
       <w:sz w:val="28"/>
       <w:szCs w:val="28"/>
-      <w:spacing w:val="15"/>
     </w:rPr>
   </w:style>
   <w:style w:type="paragraph" w:styleId="a5">
     <w:name w:val="Quote"/>
-    <w:uiPriority w:val="29"/>
     <w:basedOn w:val="a"/>
     <w:next w:val="a"/>
     <w:link w:val="Char1"/>
+    <w:uiPriority w:val="29"/>
     <w:qFormat/>
     <w:pPr>
+      <w:spacing w:before="160"/>
       <w:jc w:val="center"/>
-      <w:spacing w:before="160"/>
     </w:pPr>
     <w:rPr>
       <w:i/>
@@ -3469,9 +3352,9 @@
   </w:style>
   <w:style w:type="character" w:customStyle="1" w:styleId="Char1">
     <w:name w:val="인용 Char"/>
-    <w:uiPriority w:val="29"/>
     <w:basedOn w:val="a0"/>
     <w:link w:val="a5"/>
+    <w:uiPriority w:val="29"/>
     <w:rPr>
       <w:i/>
       <w:iCs/>
@@ -3480,8 +3363,8 @@
   </w:style>
   <w:style w:type="paragraph" w:styleId="a6">
     <w:name w:val="List Paragraph"/>
+    <w:basedOn w:val="a"/>
     <w:uiPriority w:val="34"/>
-    <w:basedOn w:val="a"/>
     <w:qFormat/>
     <w:pPr>
       <w:ind w:left="720"/>
@@ -3490,8 +3373,8 @@
   </w:style>
   <w:style w:type="character" w:styleId="a7">
     <w:name w:val="Intense Emphasis"/>
+    <w:basedOn w:val="a0"/>
     <w:uiPriority w:val="21"/>
-    <w:basedOn w:val="a0"/>
     <w:qFormat/>
     <w:rPr>
       <w:i/>
@@ -3501,19 +3384,19 @@
   </w:style>
   <w:style w:type="paragraph" w:styleId="a8">
     <w:name w:val="Intense Quote"/>
-    <w:uiPriority w:val="30"/>
     <w:basedOn w:val="a"/>
     <w:next w:val="a"/>
     <w:link w:val="Char2"/>
+    <w:uiPriority w:val="30"/>
     <w:qFormat/>
     <w:pPr>
+      <w:pBdr>
+        <w:top w:val="single" w:sz="4" w:space="10" w:color="0F4761" w:themeColor="accent1" w:themeShade="BF"/>
+        <w:bottom w:val="single" w:sz="4" w:space="10" w:color="0F4761" w:themeColor="accent1" w:themeShade="BF"/>
+      </w:pBdr>
+      <w:spacing w:before="360" w:after="360"/>
       <w:ind w:left="864" w:right="864"/>
       <w:jc w:val="center"/>
-      <w:pBdr>
-        <w:top w:val="single" w:sz="4" w:space="10" w:color="104861" w:themeColor="accent1" w:themeShade="bf"/>
-        <w:bottom w:val="single" w:sz="4" w:space="10" w:color="104861" w:themeColor="accent1" w:themeShade="bf"/>
-      </w:pBdr>
-      <w:spacing w:after="360" w:before="360"/>
     </w:pPr>
     <w:rPr>
       <w:i/>
@@ -3523,9 +3406,9 @@
   </w:style>
   <w:style w:type="character" w:customStyle="1" w:styleId="Char2">
     <w:name w:val="강한 인용 Char"/>
-    <w:uiPriority w:val="30"/>
     <w:basedOn w:val="a0"/>
     <w:link w:val="a8"/>
+    <w:uiPriority w:val="30"/>
     <w:rPr>
       <w:i/>
       <w:iCs/>
@@ -3534,8 +3417,8 @@
   </w:style>
   <w:style w:type="character" w:styleId="a9">
     <w:name w:val="Intense Reference"/>
+    <w:basedOn w:val="a0"/>
     <w:uiPriority w:val="32"/>
-    <w:basedOn w:val="a0"/>
     <w:qFormat/>
     <w:rPr>
       <w:b/>
@@ -3547,48 +3430,48 @@
   </w:style>
   <w:style w:type="paragraph" w:styleId="aa">
     <w:name w:val="header"/>
-    <w:uiPriority w:val="99"/>
     <w:basedOn w:val="a"/>
     <w:link w:val="Char3"/>
+    <w:uiPriority w:val="99"/>
     <w:unhideWhenUsed/>
     <w:pPr>
-      <w:snapToGrid w:val="0"/>
       <w:tabs>
         <w:tab w:val="center" w:pos="4513"/>
         <w:tab w:val="right" w:pos="9026"/>
       </w:tabs>
+      <w:snapToGrid w:val="0"/>
     </w:pPr>
   </w:style>
   <w:style w:type="character" w:customStyle="1" w:styleId="Char3">
     <w:name w:val="머리글 Char"/>
-    <w:uiPriority w:val="99"/>
     <w:basedOn w:val="a0"/>
     <w:link w:val="aa"/>
+    <w:uiPriority w:val="99"/>
   </w:style>
   <w:style w:type="paragraph" w:styleId="ab">
     <w:name w:val="footer"/>
-    <w:uiPriority w:val="99"/>
     <w:basedOn w:val="a"/>
     <w:link w:val="Char4"/>
+    <w:uiPriority w:val="99"/>
     <w:unhideWhenUsed/>
     <w:pPr>
-      <w:snapToGrid w:val="0"/>
       <w:tabs>
         <w:tab w:val="center" w:pos="4513"/>
         <w:tab w:val="right" w:pos="9026"/>
       </w:tabs>
+      <w:snapToGrid w:val="0"/>
     </w:pPr>
   </w:style>
   <w:style w:type="character" w:customStyle="1" w:styleId="Char4">
     <w:name w:val="바닥글 Char"/>
-    <w:uiPriority w:val="99"/>
     <w:basedOn w:val="a0"/>
     <w:link w:val="ab"/>
-  </w:style>
-  <w:style w:type="table" w:customStyle="1" w:styleId="ac">
-    <w:name w:val="Table Grid"/>
+    <w:uiPriority w:val="99"/>
+  </w:style>
+  <w:style w:type="table" w:customStyle="1" w:styleId="10">
+    <w:name w:val="표 구분선1"/>
+    <w:basedOn w:val="a1"/>
     <w:uiPriority w:val="39"/>
-    <w:basedOn w:val="a1"/>
     <w:pPr>
       <w:spacing w:after="0"/>
     </w:pPr>
@@ -3603,21 +3486,21 @@
       </w:tblBorders>
     </w:tblPr>
   </w:style>
-  <w:style w:type="table" w:customStyle="1" w:styleId="10">
+  <w:style w:type="table" w:customStyle="1" w:styleId="11">
     <w:name w:val="달력 1"/>
+    <w:basedOn w:val="a1"/>
     <w:uiPriority w:val="99"/>
-    <w:basedOn w:val="a1"/>
     <w:qFormat/>
     <w:pPr>
       <w:spacing w:after="0"/>
     </w:pPr>
     <w:rPr>
+      <w:kern w:val="0"/>
       <w:szCs w:val="22"/>
-      <w:kern w:val="0"/>
     </w:rPr>
     <w:tblPr>
+      <w:tblStyleRowBandSize w:val="1"/>
       <w:tblStyleColBandSize w:val="1"/>
-      <w:tblStyleRowBandSize w:val="1"/>
     </w:tblPr>
     <w:tcPr>
       <w:shd w:val="clear" w:color="auto" w:fill="auto"/>
@@ -3625,7 +3508,7 @@
     <w:tblStylePr w:type="firstRow">
       <w:pPr>
         <w:wordWrap/>
-        <w:spacing w:afterLines="0" w:afterAutospacing="0" w:beforeLines="0" w:beforeAutospacing="0" w:line="240" w:lineRule="auto"/>
+        <w:spacing w:beforeLines="0" w:beforeAutospacing="0" w:afterLines="0" w:afterAutospacing="0" w:line="240" w:lineRule="auto"/>
       </w:pPr>
       <w:rPr>
         <w:rFonts w:asciiTheme="minorHAnsi" w:eastAsiaTheme="minorEastAsia" w:hAnsiTheme="minorHAnsi"/>
@@ -3690,18 +3573,18 @@
   </w:style>
   <w:style w:type="table" w:customStyle="1" w:styleId="30">
     <w:name w:val="달력 3"/>
+    <w:basedOn w:val="a1"/>
     <w:uiPriority w:val="99"/>
-    <w:basedOn w:val="a1"/>
     <w:qFormat/>
     <w:pPr>
+      <w:spacing w:after="0"/>
       <w:jc w:val="right"/>
-      <w:spacing w:after="0"/>
     </w:pPr>
     <w:rPr>
       <w:rFonts w:asciiTheme="majorHAnsi" w:eastAsiaTheme="majorEastAsia" w:hAnsiTheme="majorHAnsi" w:cstheme="majorBidi"/>
       <w:color w:val="000000"/>
+      <w:kern w:val="0"/>
       <w:szCs w:val="22"/>
-      <w:kern w:val="0"/>
     </w:rPr>
     <w:tblPr/>
     <w:tblStylePr w:type="firstRow">
@@ -3725,20 +3608,20 @@
       </w:rPr>
     </w:tblStylePr>
   </w:style>
-  <w:style w:type="character" w:styleId="ad">
+  <w:style w:type="character" w:styleId="ac">
     <w:name w:val="Strong"/>
+    <w:basedOn w:val="a0"/>
     <w:uiPriority w:val="22"/>
-    <w:basedOn w:val="a0"/>
     <w:qFormat/>
     <w:rPr>
       <w:b/>
       <w:bCs/>
     </w:rPr>
   </w:style>
-  <w:style w:type="character" w:styleId="ae">
+  <w:style w:type="character" w:styleId="ad">
     <w:name w:val="Emphasis"/>
+    <w:basedOn w:val="a0"/>
     <w:uiPriority w:val="20"/>
-    <w:basedOn w:val="a0"/>
     <w:qFormat/>
     <w:rPr>
       <w:i/>

--- a/일정/일정(채은).docx
+++ b/일정/일정(채은).docx
@@ -65,7 +65,7 @@
     <w:p>
       <w:pPr>
         <w:rPr>
-          <w:rFonts w:eastAsiaTheme="minorHAnsi" w:cs="gg sans" w:hint="eastAsia"/>
+          <w:rFonts w:eastAsiaTheme="minorHAnsi" w:cs="gg sans"/>
           <w:strike/>
           <w:sz w:val="16"/>
         </w:rPr>
@@ -92,7 +92,7 @@
     <w:p>
       <w:pPr>
         <w:rPr>
-          <w:rFonts w:eastAsiaTheme="minorHAnsi" w:cs="gg sans" w:hint="eastAsia"/>
+          <w:rFonts w:eastAsiaTheme="minorHAnsi" w:cs="gg sans"/>
           <w:strike/>
           <w:sz w:val="16"/>
         </w:rPr>
@@ -157,7 +157,23 @@
           <w:rFonts w:eastAsiaTheme="minorHAnsi" w:cs="gg sans"/>
           <w:sz w:val="16"/>
         </w:rPr>
-        <w:t xml:space="preserve"> 패킷 받으면 월드, 맵에 있는 모든 것들 지우기 및 Hatch 모델 변경</w:t>
+        <w:t xml:space="preserve"> 패킷 받으면 월드, </w:t>
+      </w:r>
+      <w:proofErr w:type="spellStart"/>
+      <w:r>
+        <w:rPr>
+          <w:rFonts w:eastAsiaTheme="minorHAnsi" w:cs="gg sans"/>
+          <w:sz w:val="16"/>
+        </w:rPr>
+        <w:t>맵에</w:t>
+      </w:r>
+      <w:proofErr w:type="spellEnd"/>
+      <w:r>
+        <w:rPr>
+          <w:rFonts w:eastAsiaTheme="minorHAnsi" w:cs="gg sans"/>
+          <w:sz w:val="16"/>
+        </w:rPr>
+        <w:t xml:space="preserve"> 있는 모든 것들 지우기 및 Hatch 모델 변경</w:t>
       </w:r>
     </w:p>
     <w:p>
@@ -187,7 +203,7 @@
           <w:rFonts w:eastAsiaTheme="minorHAnsi" w:cs="gg sans"/>
           <w:sz w:val="16"/>
         </w:rPr>
-        <w:t>- 스테이지 종료 시 결과창 띄우기 + 연출</w:t>
+        <w:t>- 현재/목표 크레딧 표시</w:t>
       </w:r>
     </w:p>
     <w:p>
@@ -202,7 +218,7 @@
           <w:rFonts w:eastAsiaTheme="minorHAnsi" w:cs="gg sans"/>
           <w:sz w:val="16"/>
         </w:rPr>
-        <w:t>- 현재/목표 크레딧 표시</w:t>
+        <w:t>- 사운드 적용</w:t>
       </w:r>
     </w:p>
     <w:p>
@@ -217,28 +233,13 @@
           <w:rFonts w:eastAsiaTheme="minorHAnsi" w:cs="gg sans"/>
           <w:sz w:val="16"/>
         </w:rPr>
-        <w:t>- 사운드 적용</w:t>
+        <w:t>- Player 피격(사운드), 죽음(연출 후 관전 모드 설정, 시체 안보이게 하기) 처리</w:t>
       </w:r>
     </w:p>
     <w:p>
       <w:pPr>
         <w:rPr>
-          <w:rFonts w:eastAsiaTheme="minorHAnsi" w:cs="gg sans"/>
-          <w:sz w:val="16"/>
-        </w:rPr>
-      </w:pPr>
-      <w:r>
-        <w:rPr>
-          <w:rFonts w:eastAsiaTheme="minorHAnsi" w:cs="gg sans"/>
-          <w:sz w:val="16"/>
-        </w:rPr>
-        <w:t>- Player 피격(사운드), 죽음(연출 후 관전 모드 설정, 시체 안보이게 하기) 처리</w:t>
-      </w:r>
-    </w:p>
-    <w:p>
-      <w:pPr>
-        <w:rPr>
-          <w:rFonts w:eastAsiaTheme="minorHAnsi" w:cs="gg sans"/>
+          <w:rFonts w:eastAsiaTheme="minorHAnsi" w:cs="gg sans" w:hint="eastAsia"/>
           <w:sz w:val="16"/>
         </w:rPr>
       </w:pPr>
@@ -250,14 +251,6 @@
           <w:sz w:val="16"/>
         </w:rPr>
       </w:pPr>
-    </w:p>
-    <w:p>
-      <w:pPr>
-        <w:rPr>
-          <w:rFonts w:eastAsiaTheme="minorHAnsi" w:cs="gg sans"/>
-          <w:sz w:val="16"/>
-        </w:rPr>
-      </w:pPr>
       <w:r>
         <w:rPr>
           <w:rFonts w:eastAsiaTheme="minorHAnsi" w:cs="gg sans"/>
@@ -437,6 +430,7 @@
       <w:pPr>
         <w:rPr>
           <w:rFonts w:eastAsiaTheme="minorHAnsi" w:cs="gg sans"/>
+          <w:strike/>
           <w:sz w:val="16"/>
         </w:rPr>
       </w:pPr>
@@ -444,7 +438,7 @@
     <w:p>
       <w:pPr>
         <w:rPr>
-          <w:rFonts w:eastAsiaTheme="minorHAnsi" w:cs="gg sans"/>
+          <w:rFonts w:eastAsiaTheme="minorHAnsi" w:cs="gg sans" w:hint="eastAsia"/>
           <w:strike/>
           <w:sz w:val="16"/>
         </w:rPr>
@@ -455,7 +449,60 @@
           <w:strike/>
           <w:sz w:val="16"/>
         </w:rPr>
-        <w:t>- TrashCollector 몽타주 재생: Hit, Attack</w:t>
+        <w:t xml:space="preserve">- 스테이지 종료 시 </w:t>
+      </w:r>
+      <w:proofErr w:type="spellStart"/>
+      <w:r>
+        <w:rPr>
+          <w:rFonts w:eastAsiaTheme="minorHAnsi" w:cs="gg sans"/>
+          <w:strike/>
+          <w:sz w:val="16"/>
+        </w:rPr>
+        <w:t>결과창</w:t>
+      </w:r>
+      <w:proofErr w:type="spellEnd"/>
+      <w:r>
+        <w:rPr>
+          <w:rFonts w:eastAsiaTheme="minorHAnsi" w:cs="gg sans"/>
+          <w:strike/>
+          <w:sz w:val="16"/>
+        </w:rPr>
+        <w:t xml:space="preserve"> 띄우기 + 연출</w:t>
+      </w:r>
+    </w:p>
+    <w:p>
+      <w:pPr>
+        <w:rPr>
+          <w:rFonts w:eastAsiaTheme="minorHAnsi" w:cs="gg sans"/>
+          <w:strike/>
+          <w:sz w:val="16"/>
+        </w:rPr>
+      </w:pPr>
+      <w:r>
+        <w:rPr>
+          <w:rFonts w:eastAsiaTheme="minorHAnsi" w:cs="gg sans"/>
+          <w:strike/>
+          <w:sz w:val="16"/>
+        </w:rPr>
+        <w:t xml:space="preserve">- </w:t>
+      </w:r>
+      <w:proofErr w:type="spellStart"/>
+      <w:r>
+        <w:rPr>
+          <w:rFonts w:eastAsiaTheme="minorHAnsi" w:cs="gg sans"/>
+          <w:strike/>
+          <w:sz w:val="16"/>
+        </w:rPr>
+        <w:t>TrashCollector</w:t>
+      </w:r>
+      <w:proofErr w:type="spellEnd"/>
+      <w:r>
+        <w:rPr>
+          <w:rFonts w:eastAsiaTheme="minorHAnsi" w:cs="gg sans"/>
+          <w:strike/>
+          <w:sz w:val="16"/>
+        </w:rPr>
+        <w:t xml:space="preserve"> 몽타주 재생: Hit, Attack</w:t>
       </w:r>
     </w:p>
     <w:p>
@@ -579,7 +626,6 @@
           <w:strike/>
           <w:sz w:val="16"/>
         </w:rPr>
-        <w:lastRenderedPageBreak/>
         <w:t>- 방 입퇴장</w:t>
       </w:r>
     </w:p>
@@ -600,6 +646,7 @@
           <w:strike/>
           <w:sz w:val="16"/>
         </w:rPr>
+        <w:lastRenderedPageBreak/>
         <w:t>- Move 패킷 보내는 주기 수정</w:t>
       </w:r>
     </w:p>
